--- a/DESARROLLO DE TITULACIÓN II/TESIS/ARCHIVO/Kushiro_Borrador_Anteproyecto.docx
+++ b/DESARROLLO DE TITULACIÓN II/TESIS/ARCHIVO/Kushiro_Borrador_Anteproyecto.docx
@@ -309,11 +309,22 @@
         <w:jc w:val="center"/>
       </w:pPr>
       <w:r>
-        <w:t>MODELO CUALITATIVO BASADO EN INTELIGENCIA ARTIFICIAL GENERATIVA PARA EL DISEÑO DE INTERFACES EDUCATIVAS: APLICACIÓN EN LA ENSEÑANZA DE TRIGONOMETRÍA</w:t>
-      </w:r>
-      <w:r>
-        <w:t>.</w:t>
-      </w:r>
+        <w:t>DISEÑO DE INTERFA</w:t>
+      </w:r>
+      <w:r>
+        <w:t>Z</w:t>
+      </w:r>
+      <w:r>
+        <w:t xml:space="preserve"> EDUCATIVA CON APLICACIÓN EN LA ENSEÑANZA DE MATEMÁTICAS</w:t>
+      </w:r>
+      <w:r>
+        <w:t xml:space="preserve"> </w:t>
+      </w:r>
+    </w:p>
+    <w:p>
+      <w:pPr>
+        <w:jc w:val="center"/>
+      </w:pPr>
     </w:p>
     <w:p>
       <w:pPr>
@@ -423,7 +434,8 @@
     <w:sdt>
       <w:sdtPr>
         <w:rPr>
-          <w:rFonts w:eastAsiaTheme="minorHAnsi"/>
+          <w:rFonts w:ascii="Times New Roman" w:eastAsiaTheme="minorHAnsi" w:hAnsi="Times New Roman" w:cstheme="minorBidi"/>
+          <w:color w:val="000000" w:themeColor="text1"/>
           <w:kern w:val="2"/>
           <w:sz w:val="24"/>
           <w:szCs w:val="24"/>
@@ -438,7 +450,7 @@
       </w:sdtPr>
       <w:sdtEndPr>
         <w:rPr>
-          <w:rFonts w:ascii="Times New Roman" w:hAnsi="Times New Roman" w:cs="Times New Roman"/>
+          <w:rFonts w:cs="Times New Roman"/>
           <w:b/>
           <w:bCs/>
           <w:color w:val="auto"/>
@@ -505,7 +517,21 @@
                 <w:rStyle w:val="Hipervnculo"/>
                 <w:noProof/>
               </w:rPr>
-              <w:t>INTRODUCCIÓN</w:t>
+              <w:t>INTRODUC</w:t>
+            </w:r>
+            <w:r>
+              <w:rPr>
+                <w:rStyle w:val="Hipervnculo"/>
+                <w:noProof/>
+              </w:rPr>
+              <w:t>C</w:t>
+            </w:r>
+            <w:r>
+              <w:rPr>
+                <w:rStyle w:val="Hipervnculo"/>
+                <w:noProof/>
+              </w:rPr>
+              <w:t>IÓN</w:t>
             </w:r>
             <w:r>
               <w:rPr>
@@ -1016,7 +1042,28 @@
                 <w:rStyle w:val="Hipervnculo"/>
                 <w:noProof/>
               </w:rPr>
-              <w:t>OBJETIVOS</w:t>
+              <w:t>OBJET</w:t>
+            </w:r>
+            <w:r>
+              <w:rPr>
+                <w:rStyle w:val="Hipervnculo"/>
+                <w:noProof/>
+              </w:rPr>
+              <w:t>I</w:t>
+            </w:r>
+            <w:r>
+              <w:rPr>
+                <w:rStyle w:val="Hipervnculo"/>
+                <w:noProof/>
+              </w:rPr>
+              <w:t>V</w:t>
+            </w:r>
+            <w:r>
+              <w:rPr>
+                <w:rStyle w:val="Hipervnculo"/>
+                <w:noProof/>
+              </w:rPr>
+              <w:t>OS</w:t>
             </w:r>
             <w:r>
               <w:rPr>
@@ -1321,7 +1368,7 @@
                 <w:noProof/>
                 <w:webHidden/>
               </w:rPr>
-              <w:t>8</w:t>
+              <w:t>9</w:t>
             </w:r>
             <w:r>
               <w:rPr>
@@ -1392,7 +1439,7 @@
                 <w:noProof/>
                 <w:webHidden/>
               </w:rPr>
-              <w:t>10</w:t>
+              <w:t>11</w:t>
             </w:r>
             <w:r>
               <w:rPr>
@@ -1605,7 +1652,7 @@
                 <w:noProof/>
                 <w:webHidden/>
               </w:rPr>
-              <w:t>12</w:t>
+              <w:t>13</w:t>
             </w:r>
             <w:r>
               <w:rPr>
@@ -1676,7 +1723,7 @@
                 <w:noProof/>
                 <w:webHidden/>
               </w:rPr>
-              <w:t>13</w:t>
+              <w:t>14</w:t>
             </w:r>
             <w:r>
               <w:rPr>
@@ -1889,7 +1936,7 @@
                 <w:noProof/>
                 <w:webHidden/>
               </w:rPr>
-              <w:t>14</w:t>
+              <w:t>15</w:t>
             </w:r>
             <w:r>
               <w:rPr>
@@ -2048,7 +2095,7 @@
                 <w:noProof/>
                 <w:webHidden/>
               </w:rPr>
-              <w:t>15</w:t>
+              <w:t>16</w:t>
             </w:r>
             <w:r>
               <w:rPr>
@@ -2136,7 +2183,7 @@
                 <w:noProof/>
                 <w:webHidden/>
               </w:rPr>
-              <w:t>15</w:t>
+              <w:t>16</w:t>
             </w:r>
             <w:r>
               <w:rPr>
@@ -2224,7 +2271,7 @@
                 <w:noProof/>
                 <w:webHidden/>
               </w:rPr>
-              <w:t>16</w:t>
+              <w:t>17</w:t>
             </w:r>
             <w:r>
               <w:rPr>
@@ -2295,7 +2342,7 @@
                 <w:noProof/>
                 <w:webHidden/>
               </w:rPr>
-              <w:t>17</w:t>
+              <w:t>18</w:t>
             </w:r>
             <w:r>
               <w:rPr>
@@ -2366,7 +2413,7 @@
                 <w:noProof/>
                 <w:webHidden/>
               </w:rPr>
-              <w:t>18</w:t>
+              <w:t>19</w:t>
             </w:r>
             <w:r>
               <w:rPr>
@@ -2437,7 +2484,7 @@
                 <w:noProof/>
                 <w:webHidden/>
               </w:rPr>
-              <w:t>19</w:t>
+              <w:t>21</w:t>
             </w:r>
             <w:r>
               <w:rPr>
@@ -2508,7 +2555,7 @@
                 <w:noProof/>
                 <w:webHidden/>
               </w:rPr>
-              <w:t>20</w:t>
+              <w:t>21</w:t>
             </w:r>
             <w:r>
               <w:rPr>
@@ -2579,7 +2626,7 @@
                 <w:noProof/>
                 <w:webHidden/>
               </w:rPr>
-              <w:t>20</w:t>
+              <w:t>21</w:t>
             </w:r>
             <w:r>
               <w:rPr>
@@ -2650,7 +2697,7 @@
                 <w:noProof/>
                 <w:webHidden/>
               </w:rPr>
-              <w:t>21</w:t>
+              <w:t>23</w:t>
             </w:r>
             <w:r>
               <w:rPr>
@@ -2721,7 +2768,7 @@
                 <w:noProof/>
                 <w:webHidden/>
               </w:rPr>
-              <w:t>24</w:t>
+              <w:t>25</w:t>
             </w:r>
             <w:r>
               <w:rPr>
@@ -2787,20 +2834,60 @@
       </w:r>
       <w:bookmarkEnd w:id="1"/>
     </w:p>
-    <w:p>
-      <w:r>
-        <w:t>Con el auge y el rápido desarrollo de la inteligencia artificial, ha surgido un temor social de que esta tecnología pueda reemplazar puestos de trabajo tradicionales</w:t>
+    <w:p/>
+    <w:p>
+      <w:r>
+        <w:t>Con el auge y el rápido desarrollo de la inteligencia artificial,</w:t>
+      </w:r>
+      <w:r>
+        <w:t xml:space="preserve"> como una nueva tecnología emergente, ha conmocionado al mundo entero generando un temor social, por una hipotética posibilidad</w:t>
       </w:r>
       <w:r>
         <w:t xml:space="preserve"> </w:t>
+      </w:r>
+      <w:r>
+        <w:t xml:space="preserve">de que esta tecnología </w:t>
+      </w:r>
+      <w:r>
+        <w:t>pueda reemplazar</w:t>
+      </w:r>
+      <w:r>
+        <w:t xml:space="preserve"> en mucho al ser humano</w:t>
+      </w:r>
+      <w:r>
+        <w:t xml:space="preserve">. Este riesgo se acentúa cuando se percibe a la Inteligencia Artificial como superior al potencial humano, lo que </w:t>
+      </w:r>
+      <w:r>
+        <w:t xml:space="preserve">se deriva </w:t>
+      </w:r>
+      <w:r>
+        <w:t xml:space="preserve">en un uso deshumanizante de la misma. </w:t>
+      </w:r>
+      <w:r>
+        <w:t xml:space="preserve">Ante este escenario, </w:t>
+      </w:r>
+      <w:r>
+        <w:t xml:space="preserve">nació la necesidad </w:t>
+      </w:r>
+      <w:r>
+        <w:t xml:space="preserve">fundamental </w:t>
+      </w:r>
+      <w:r>
+        <w:t xml:space="preserve">de </w:t>
+      </w:r>
+      <w:r>
+        <w:t xml:space="preserve">modificar dicha percepción y promover un enfoque que conceptualizara a la Inteligencia Artificial como herramienta complementaria para potenciar las habilidades humanas, </w:t>
+      </w:r>
+      <w:r>
+        <w:t xml:space="preserve">no para sustituirlas </w:t>
       </w:r>
       <w:sdt>
         <w:sdtPr>
           <w:rPr>
             <w:color w:val="000000"/>
           </w:rPr>
-          <w:tag w:val="MENDELEY_CITATION_v3_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"/>
-          <w:id w:val="-962261147"/>
+          <w:tag w:val="MENDELEY_CITATION_v3_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"/>
+          <w:id w:val="-1296207651"/>
           <w:placeholder>
             <w:docPart w:val="DefaultPlaceholder_-1854013440"/>
           </w:placeholder>
@@ -2815,19 +2902,36 @@
         </w:sdtContent>
       </w:sdt>
       <w:r>
-        <w:t xml:space="preserve">. Este riesgo se acentúa cuando se percibe a la </w:t>
+        <w:t xml:space="preserve">. </w:t>
+      </w:r>
+    </w:p>
+    <w:p>
+      <w:r>
+        <w:t xml:space="preserve">El desafío actual radica en que la </w:t>
       </w:r>
       <w:r>
         <w:t>Inteligencia Artificial</w:t>
       </w:r>
       <w:r>
-        <w:t xml:space="preserve"> como superior al potencial humano, lo que podría derivar en un uso deshumanizante de la misma. Es crucial replantear esta percepción y adoptar una visión en la que la </w:t>
+        <w:t xml:space="preserve">, por su complejidad, puede resultar abrumadora para los usuarios, quienes enfrentan dificultades para aprovechar su potencial de manera efectiva. Una solución viable </w:t>
+      </w:r>
+      <w:r>
+        <w:t>consistió</w:t>
+      </w:r>
+      <w:r>
+        <w:t xml:space="preserve"> en el uso de </w:t>
+      </w:r>
+      <w:r>
+        <w:t>Interfaz de Programación de Aplicaciones</w:t>
+      </w:r>
+      <w:r>
+        <w:t xml:space="preserve"> de </w:t>
       </w:r>
       <w:r>
         <w:t>Inteligencia Artificial</w:t>
       </w:r>
       <w:r>
-        <w:t xml:space="preserve"> sea entendida como una herramienta destinada a potenciar las habilidades humanas, no a sustituirlas</w:t>
+        <w:t xml:space="preserve"> (API)</w:t>
       </w:r>
       <w:r>
         <w:t xml:space="preserve"> </w:t>
@@ -2837,53 +2941,7 @@
           <w:rPr>
             <w:color w:val="000000"/>
           </w:rPr>
-          <w:tag w:val="MENDELEY_CITATION_v3_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"/>
-          <w:id w:val="-2048589017"/>
-          <w:placeholder>
-            <w:docPart w:val="DefaultPlaceholder_-1854013440"/>
-          </w:placeholder>
-        </w:sdtPr>
-        <w:sdtContent>
-          <w:r>
-            <w:rPr>
-              <w:color w:val="000000"/>
-            </w:rPr>
-            <w:t>[2]</w:t>
-          </w:r>
-        </w:sdtContent>
-      </w:sdt>
-      <w:r>
-        <w:t>.</w:t>
-      </w:r>
-    </w:p>
-    <w:p>
-      <w:r>
-        <w:t xml:space="preserve">El desafío actual radica en que la </w:t>
-      </w:r>
-      <w:r>
-        <w:t>Inteligencia Artificial</w:t>
-      </w:r>
-      <w:r>
-        <w:t xml:space="preserve">, por su complejidad, puede resultar abrumadora para los usuarios, quienes enfrentan dificultades para aprovechar su potencial de manera efectiva. Una solución viable consiste en el uso de </w:t>
-      </w:r>
-      <w:r>
-        <w:t>Interfaz de Programación de Aplicaciones</w:t>
-      </w:r>
-      <w:r>
-        <w:t xml:space="preserve"> de </w:t>
-      </w:r>
-      <w:r>
-        <w:t>Inteligencia Artificial</w:t>
-      </w:r>
-      <w:r>
-        <w:t xml:space="preserve"> </w:t>
-      </w:r>
-      <w:sdt>
-        <w:sdtPr>
-          <w:rPr>
-            <w:color w:val="000000"/>
-          </w:rPr>
-          <w:tag w:val="MENDELEY_CITATION_v3_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"/>
+          <w:tag w:val="MENDELEY_CITATION_v3_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"/>
           <w:id w:val="-120844879"/>
           <w:placeholder>
             <w:docPart w:val="DefaultPlaceholder_-1854013440"/>
@@ -2894,7 +2952,7 @@
             <w:rPr>
               <w:color w:val="000000"/>
             </w:rPr>
-            <w:t>[3]</w:t>
+            <w:t>[2]</w:t>
           </w:r>
         </w:sdtContent>
       </w:sdt>
@@ -2905,14 +2963,26 @@
         <w:t xml:space="preserve"> </w:t>
       </w:r>
       <w:r>
-        <w:t xml:space="preserve">para ofrecer esta tecnología de forma dosificada y accesible, permitiendo que los usuarios se familiaricen gradualmente con ella. Este enfoque facilita la comprensión de la Inteligencia Artificial como un recurso de apoyo, evitando la dependencia excesiva y fomentando el desarrollo de competencias propias mediante su uso adecuado </w:t>
+        <w:t xml:space="preserve">para ofrecer esta tecnología de forma dosificada y accesible, </w:t>
+      </w:r>
+      <w:r>
+        <w:t>lo que permitió</w:t>
+      </w:r>
+      <w:r>
+        <w:t xml:space="preserve"> que los usuarios se familiaricen gradualmente con ella. Este enfoque </w:t>
+      </w:r>
+      <w:r>
+        <w:t>facilitó</w:t>
+      </w:r>
+      <w:r>
+        <w:t xml:space="preserve"> la comprensión de la Inteligencia Artificial como un recurso de apoyo, evitando la dependencia excesiva y fomentando el desarrollo de competencias propias mediante su uso adecuado </w:t>
       </w:r>
       <w:sdt>
         <w:sdtPr>
           <w:rPr>
             <w:color w:val="000000"/>
           </w:rPr>
-          <w:tag w:val="MENDELEY_CITATION_v3_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"/>
+          <w:tag w:val="MENDELEY_CITATION_v3_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"/>
           <w:id w:val="-2062165803"/>
           <w:placeholder>
             <w:docPart w:val="DefaultPlaceholder_-1854013440"/>
@@ -2923,7 +2993,7 @@
             <w:rPr>
               <w:color w:val="000000"/>
             </w:rPr>
-            <w:t>[4]</w:t>
+            <w:t>[3]</w:t>
           </w:r>
         </w:sdtContent>
       </w:sdt>
@@ -2936,10 +3006,16 @@
     </w:p>
     <w:p>
       <w:r>
-        <w:t xml:space="preserve">En este contexto, se propone el desarrollo de una aplicación web que consuma una </w:t>
-      </w:r>
-      <w:r>
-        <w:t>Interfaz de Programación de Aplicaciones</w:t>
+        <w:t xml:space="preserve">En este contexto, se </w:t>
+      </w:r>
+      <w:r>
+        <w:t>propuso</w:t>
+      </w:r>
+      <w:r>
+        <w:t xml:space="preserve"> el desarrollo de una aplicación web que consuma una </w:t>
+      </w:r>
+      <w:r>
+        <w:t>API</w:t>
       </w:r>
       <w:r>
         <w:t xml:space="preserve"> </w:t>
@@ -2964,7 +3040,7 @@
           <w:rPr>
             <w:color w:val="000000"/>
           </w:rPr>
-          <w:tag w:val="MENDELEY_CITATION_v3_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"/>
+          <w:tag w:val="MENDELEY_CITATION_v3_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"/>
           <w:id w:val="1532695438"/>
           <w:placeholder>
             <w:docPart w:val="DefaultPlaceholder_-1854013440"/>
@@ -2975,12 +3051,18 @@
             <w:rPr>
               <w:color w:val="000000"/>
             </w:rPr>
-            <w:t>[5]</w:t>
+            <w:t>[4]</w:t>
           </w:r>
         </w:sdtContent>
       </w:sdt>
       <w:r>
-        <w:t xml:space="preserve">. El objetivo de esta herramienta es enseñar conceptos básicos de </w:t>
+        <w:t>. El objetivo de esta herramienta</w:t>
+      </w:r>
+      <w:r>
+        <w:t xml:space="preserve"> fue</w:t>
+      </w:r>
+      <w:r>
+        <w:t xml:space="preserve"> enseñar conceptos básicos de </w:t>
       </w:r>
       <w:r>
         <w:t>trigonometría</w:t>
@@ -2996,7 +3078,7 @@
           <w:rPr>
             <w:color w:val="000000"/>
           </w:rPr>
-          <w:tag w:val="MENDELEY_CITATION_v3_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"/>
+          <w:tag w:val="MENDELEY_CITATION_v3_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"/>
           <w:id w:val="727417825"/>
           <w:placeholder>
             <w:docPart w:val="DefaultPlaceholder_-1854013440"/>
@@ -3007,7 +3089,7 @@
             <w:rPr>
               <w:color w:val="000000"/>
             </w:rPr>
-            <w:t>[6]</w:t>
+            <w:t>[5]</w:t>
           </w:r>
         </w:sdtContent>
       </w:sdt>
@@ -3017,14 +3099,35 @@
     </w:p>
     <w:p>
       <w:r>
-        <w:t xml:space="preserve">Esta iniciativa también busca mejorar el rendimiento en matemáticas en Ecuador, donde se han identificado deficiencias significativas en el aprendizaje de esta disciplina. Diversos estudios han señalado que el desempeño de los estudiantes en esta área es inferior al esperado </w:t>
+        <w:t xml:space="preserve">Esta iniciativa </w:t>
+      </w:r>
+      <w:r>
+        <w:t xml:space="preserve">está enfocada en </w:t>
+      </w:r>
+      <w:r>
+        <w:t xml:space="preserve">mejorar el rendimiento </w:t>
+      </w:r>
+      <w:r>
+        <w:t>de</w:t>
+      </w:r>
+      <w:r>
+        <w:t xml:space="preserve"> matemáticas </w:t>
+      </w:r>
+      <w:r>
+        <w:t xml:space="preserve">de los </w:t>
+      </w:r>
+      <w:r>
+        <w:t>estudiantes</w:t>
+      </w:r>
+      <w:r>
+        <w:t xml:space="preserve">, donde se han identificado deficiencias significativas en el aprendizaje de esta disciplina. Diversos estudios han señalado que el desempeño de los estudiantes en esta área es inferior al esperado </w:t>
       </w:r>
       <w:sdt>
         <w:sdtPr>
           <w:rPr>
             <w:color w:val="000000"/>
           </w:rPr>
-          <w:tag w:val="MENDELEY_CITATION_v3_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"/>
+          <w:tag w:val="MENDELEY_CITATION_v3_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"/>
           <w:id w:val="1448745196"/>
           <w:placeholder>
             <w:docPart w:val="DefaultPlaceholder_-1854013440"/>
@@ -3035,12 +3138,39 @@
             <w:rPr>
               <w:color w:val="000000"/>
             </w:rPr>
-            <w:t>[7]</w:t>
+            <w:t>[6]</w:t>
           </w:r>
         </w:sdtContent>
       </w:sdt>
       <w:r>
-        <w:t>, lo que refleja la necesidad de implementar estrategias innovadoras para fortalecer sus habilidades matemáticas. A través de esta propuesta, se pretende contribuir a la mejora del proceso de enseñanza y aprendizaje, brindando herramientas tecnológicas que faciliten la comprensión de conceptos clave y permitan un desarrollo académico más sólido.</w:t>
+        <w:t xml:space="preserve">, lo que </w:t>
+      </w:r>
+      <w:r>
+        <w:t>reflejó</w:t>
+      </w:r>
+      <w:r>
+        <w:t xml:space="preserve"> la necesidad de implementar estrategias innovadoras para fortalecer sus habilidades matemáticas. </w:t>
+      </w:r>
+      <w:r>
+        <w:t xml:space="preserve">Esta propuesta </w:t>
+      </w:r>
+      <w:r>
+        <w:t>está</w:t>
+      </w:r>
+      <w:r>
+        <w:t xml:space="preserve"> orientada </w:t>
+      </w:r>
+      <w:r>
+        <w:t xml:space="preserve">a mejorar </w:t>
+      </w:r>
+      <w:r>
+        <w:t xml:space="preserve">el proceso de enseñanza y aprendizaje, brindando herramientas tecnológicas que faciliten la comprensión de conceptos clave </w:t>
+      </w:r>
+      <w:r>
+        <w:t>lo que permite un</w:t>
+      </w:r>
+      <w:r>
+        <w:t xml:space="preserve"> desarrollo académico más sólido.</w:t>
       </w:r>
     </w:p>
     <w:p/>
@@ -3131,18 +3261,6 @@
       <w:r>
         <w:t>CONTEXTUALIZACIÓN DE LA INVESTIGACIÓN</w:t>
       </w:r>
-    </w:p>
-    <w:p>
-      <w:pPr>
-        <w:spacing w:line="278" w:lineRule="auto"/>
-        <w:jc w:val="left"/>
-      </w:pPr>
-    </w:p>
-    <w:p>
-      <w:pPr>
-        <w:spacing w:line="278" w:lineRule="auto"/>
-        <w:jc w:val="left"/>
-      </w:pPr>
     </w:p>
     <w:p>
       <w:pPr>
@@ -3265,6 +3383,12 @@
           <w:lang w:val="es-ES"/>
         </w:rPr>
         <w:t>Programa para la Evaluación Internacional de los Estudiantes</w:t>
+      </w:r>
+      <w:r>
+        <w:rPr>
+          <w:lang w:val="es-ES"/>
+        </w:rPr>
+        <w:t xml:space="preserve"> (PISA)</w:t>
       </w:r>
       <w:r>
         <w:rPr>
@@ -3302,7 +3426,7 @@
             <w:color w:val="000000"/>
             <w:lang w:val="es-ES"/>
           </w:rPr>
-          <w:tag w:val="MENDELEY_CITATION_v3_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"/>
+          <w:tag w:val="MENDELEY_CITATION_v3_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"/>
           <w:id w:val="-1067565690"/>
           <w:placeholder>
             <w:docPart w:val="BE04783E6D524C4C8586CBFA857DA7B0"/>
@@ -3314,7 +3438,7 @@
               <w:rFonts w:eastAsia="Times New Roman"/>
               <w:color w:val="000000"/>
             </w:rPr>
-            <w:t>[7]</w:t>
+            <w:t>[6]</w:t>
           </w:r>
         </w:sdtContent>
       </w:sdt>
@@ -3333,7 +3457,21 @@
         <w:t>llevar</w:t>
       </w:r>
       <w:r>
-        <w:t xml:space="preserve"> a un uso deshumanizante de la misma. Este riesgo aumenta cuando los usuarios, al no comprender plenamente su funcionamiento, tienden a delegar excesivamente en la </w:t>
+        <w:t xml:space="preserve"> a un uso deshumanizante de la misma. Este riesgo aumenta cuando los usuarios, al no comprender plenamente su funcionamiento, tienden a delegar </w:t>
+      </w:r>
+      <w:proofErr w:type="gramStart"/>
+      <w:r>
+        <w:t xml:space="preserve">excesivamente </w:t>
+      </w:r>
+      <w:r>
+        <w:t xml:space="preserve"> sus</w:t>
+      </w:r>
+      <w:proofErr w:type="gramEnd"/>
+      <w:r>
+        <w:t xml:space="preserve"> responsabilidades a</w:t>
+      </w:r>
+      <w:r>
+        <w:t xml:space="preserve"> la </w:t>
       </w:r>
       <w:r>
         <w:t>Inteligencia Artificial</w:t>
@@ -3355,7 +3493,7 @@
           <w:rPr>
             <w:color w:val="000000"/>
           </w:rPr>
-          <w:tag w:val="MENDELEY_CITATION_v3_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"/>
+          <w:tag w:val="MENDELEY_CITATION_v3_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"/>
           <w:id w:val="527680454"/>
           <w:placeholder>
             <w:docPart w:val="BE04783E6D524C4C8586CBFA857DA7B0"/>
@@ -3366,7 +3504,7 @@
             <w:rPr>
               <w:color w:val="000000"/>
             </w:rPr>
-            <w:t>[8]</w:t>
+            <w:t>[7]</w:t>
           </w:r>
         </w:sdtContent>
       </w:sdt>
@@ -3388,22 +3526,19 @@
     </w:p>
     <w:p>
       <w:r>
-        <w:t xml:space="preserve">El desempeño en matemáticas de los estudiantes ecuatorianos ha sido una preocupación constante en el ámbito educativo, reflejando dificultades en la adquisición de conocimientos esenciales. Evaluaciones internacionales como </w:t>
-      </w:r>
-      <w:r>
-        <w:t xml:space="preserve">el </w:t>
-      </w:r>
-      <w:r>
-        <w:rPr>
-          <w:lang w:val="es-ES"/>
-        </w:rPr>
-        <w:t>Programa para la Evaluación Internacional de los Estudiantes</w:t>
-      </w:r>
-      <w:r>
-        <w:t xml:space="preserve"> </w:t>
-      </w:r>
-      <w:r>
-        <w:t>han evidenciado que los estudiantes enfrentan desafíos significativos en la comprensión y aplicación de conceptos matemáticos, lo que limita su capacidad para desenvolverse eficazmente en esta disciplina. Estas dificultades no solo afectan su rendimiento académico actual, sino que también inciden en su preparación para niveles educativos superiores y en su competitividad dentro de un entorno globalizado</w:t>
+        <w:t xml:space="preserve">El desempeño en matemáticas de los estudiantes ecuatorianos ha sido una preocupación constante </w:t>
+      </w:r>
+      <w:r>
+        <w:t>que no debe ser desestimada</w:t>
+      </w:r>
+      <w:r>
+        <w:t xml:space="preserve">, </w:t>
+      </w:r>
+      <w:r>
+        <w:t>ya</w:t>
+      </w:r>
+      <w:r>
+        <w:t xml:space="preserve"> que limita su capacidad para desenvolverse eficazmente en esta disciplina. Estas dificultades no solo afectan su rendimiento académico actual, sino que también inciden en su preparación para niveles educativos superiores y en su competitividad dentro de un entorno globalizado</w:t>
       </w:r>
       <w:r>
         <w:t xml:space="preserve"> </w:t>
@@ -3413,7 +3548,7 @@
           <w:rPr>
             <w:color w:val="000000"/>
           </w:rPr>
-          <w:tag w:val="MENDELEY_CITATION_v3_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"/>
+          <w:tag w:val="MENDELEY_CITATION_v3_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"/>
           <w:id w:val="1790468597"/>
           <w:placeholder>
             <w:docPart w:val="DefaultPlaceholder_-1854013440"/>
@@ -3424,7 +3559,7 @@
             <w:rPr>
               <w:color w:val="000000"/>
             </w:rPr>
-            <w:t>[7]</w:t>
+            <w:t>[6]</w:t>
           </w:r>
         </w:sdtContent>
       </w:sdt>
@@ -3434,7 +3569,7 @@
     </w:p>
     <w:p>
       <w:r>
-        <w:t>Esta brecha evidencia deficiencias en la enseñanza de conceptos fundamentales, como trigonometría, así como la falta de herramientas pedagógicas modernas y accesibles para complementar la labor docente</w:t>
+        <w:t>Esta brecha evidencia deficiencias en la enseñanza de conceptos fundamentales, así como la falta de herramientas pedagógicas modernas y accesibles para complementar la labor docente</w:t>
       </w:r>
       <w:r>
         <w:t>. Además, las limitaciones en recursos tecnológicos y metodologías personalizadas agravan la situación, dejando a muchos estudiantes sin la oportunidad de desarrollar habilidades matemáticas clave para su desarrollo académico y personal.</w:t>
@@ -3446,25 +3581,800 @@
           <w:b/>
           <w:bCs/>
         </w:rPr>
+        <w:t>Pronóstico</w:t>
+      </w:r>
+      <w:r>
+        <w:t xml:space="preserve"> </w:t>
+      </w:r>
+    </w:p>
+    <w:p>
+      <w:r>
+        <w:t xml:space="preserve">Si el sector educativo </w:t>
+      </w:r>
+      <w:r>
+        <w:t>no se pone al día, o no se actualiza con las tecnologías y herramientas modernas</w:t>
+      </w:r>
+      <w:r>
+        <w:t xml:space="preserve">, se corre el riesgo de dar origen a generaciones menos competentes </w:t>
+      </w:r>
+      <w:r>
+        <w:t xml:space="preserve">con el resto del </w:t>
+      </w:r>
+      <w:r>
         <w:lastRenderedPageBreak/>
-        <w:t>Pronóstico</w:t>
+        <w:t>mundo</w:t>
+      </w:r>
+      <w:r>
+        <w:t xml:space="preserve">. </w:t>
+      </w:r>
+      <w:r>
+        <w:t xml:space="preserve">Lo que también repercute en el incremento de </w:t>
+      </w:r>
+      <w:r>
+        <w:t xml:space="preserve">la tasa de abandono escolar afectando </w:t>
+      </w:r>
+      <w:r>
+        <w:t>en el desarrollo equilibrado las futuras generaciones</w:t>
+      </w:r>
+      <w:r>
+        <w:t>.</w:t>
       </w:r>
       <w:r>
         <w:t xml:space="preserve"> </w:t>
       </w:r>
-    </w:p>
-    <w:p>
-      <w:r>
-        <w:t xml:space="preserve">Si el sector educativo continúa descuidando la enseñanza de las matemáticas y no se implementan métodos innovadores que contribuyan a mejorar el desempeño académico e intelectual de los estudiantes, se corre el riesgo de dar origen a generaciones menos competentes en sus áreas de trabajo. Esto podría derivar en serias dificultades al abordar temas más avanzados en la educación superior universitaria, </w:t>
-      </w:r>
-      <w:r>
-        <w:t>incrementando la tasa de abandono escolar y afectando la calidad de los futuros profesionales. En Ecuador, aproximadamente el 40% de los estudiantes universitarios abandonan sus estudios antes de completarlos, con las tasas más altas en los niveles iniciales de formación, lo que refleja un alto índice de deserción estudiantil</w:t>
-      </w:r>
-      <w:r>
-        <w:t xml:space="preserve">. </w:t>
-      </w:r>
-      <w:r>
-        <w:t>Este abandono está relacionado, en parte, con falencias cognitivas derivadas de una preparación insuficiente, lo que incluye una falta de dominio en matemáticas básicas como la trigonometría</w:t>
+      <w:r>
+        <w:t xml:space="preserve">Esto podría derivar en serias dificultades </w:t>
+      </w:r>
+      <w:r>
+        <w:t xml:space="preserve">para los nuevos profesionales, </w:t>
+      </w:r>
+      <w:r>
+        <w:t xml:space="preserve">al </w:t>
+      </w:r>
+      <w:r>
+        <w:t xml:space="preserve">momento de ingresar al sistema laboral. </w:t>
+      </w:r>
+    </w:p>
+    <w:p>
+      <w:r>
+        <w:t>Además, esta falta de preparación generará una brecha aún mayor a nivel internacional, limitando las oportunidades de los estudiantes para acceder a programas de educación en el extranjero y afectando su competitividad tanto académica como laboral. En un mundo cada vez más globalizado y competitivo, la incapacidad de dominar conceptos fundamentales como trigonometría podría excluir a los estudiantes ecuatorianos de oportunidades estratégicas, perpetuando desigualdades educativas y sociales. Este fenómeno no solo impacta a nivel individual, sino que contribuye al desempleo y al subempleo, acentuando ciclos de pobreza y marginación que afectan negativamente al progreso del país.</w:t>
+      </w:r>
+    </w:p>
+    <w:p/>
+    <w:p>
+      <w:pPr>
+        <w:pStyle w:val="Ttulo2"/>
+        <w:numPr>
+          <w:ilvl w:val="2"/>
+          <w:numId w:val="19"/>
+        </w:numPr>
+      </w:pPr>
+      <w:bookmarkStart w:id="5" w:name="_Toc200312497"/>
+      <w:r>
+        <w:t>Formulación del problema</w:t>
+      </w:r>
+      <w:bookmarkEnd w:id="5"/>
+    </w:p>
+    <w:p>
+      <w:r>
+        <w:t>Crear una interfaz de software educativo enfocado en la enseñanza de matemáticas para estudiantes de educación básica superior, mediante la incorporación de inteligencia artificial generativa.</w:t>
+      </w:r>
+    </w:p>
+    <w:p>
+      <w:pPr>
+        <w:pStyle w:val="Prrafodelista"/>
+        <w:numPr>
+          <w:ilvl w:val="0"/>
+          <w:numId w:val="6"/>
+        </w:numPr>
+        <w:rPr>
+          <w:highlight w:val="yellow"/>
+          <w:lang w:val="es-ES"/>
+        </w:rPr>
+      </w:pPr>
+      <w:r>
+        <w:rPr>
+          <w:highlight w:val="yellow"/>
+          <w:lang w:val="es-ES"/>
+        </w:rPr>
+        <w:t>¿</w:t>
+      </w:r>
+      <w:r>
+        <w:rPr>
+          <w:highlight w:val="yellow"/>
+          <w:lang w:val="es-ES"/>
+        </w:rPr>
+        <w:t>Qué aceptación tiene el modelo en el diseño de software en la enseñanza de matemática pese a la ausencia de</w:t>
+      </w:r>
+      <w:r>
+        <w:rPr>
+          <w:highlight w:val="yellow"/>
+          <w:lang w:val="es-ES"/>
+        </w:rPr>
+        <w:t xml:space="preserve"> un enfoque estructurado en la integración de inteligencia artificial generativa en estos entornos</w:t>
+      </w:r>
+      <w:r>
+        <w:rPr>
+          <w:highlight w:val="yellow"/>
+          <w:lang w:val="es-ES"/>
+        </w:rPr>
+        <w:t>?</w:t>
+      </w:r>
+    </w:p>
+    <w:p>
+      <w:pPr>
+        <w:pStyle w:val="Prrafodelista"/>
+        <w:numPr>
+          <w:ilvl w:val="0"/>
+          <w:numId w:val="6"/>
+        </w:numPr>
+        <w:rPr>
+          <w:lang w:val="es-ES"/>
+        </w:rPr>
+      </w:pPr>
+      <w:r>
+        <w:rPr>
+          <w:lang w:val="es-ES"/>
+        </w:rPr>
+        <w:t>¿La falta de una interfaz de software educativo integrada con inteligencia artificial generativa retrasa o dificulta el aprendizaje de matemáticas en estudiantes de educación básica superior?</w:t>
+      </w:r>
+    </w:p>
+    <w:p>
+      <w:pPr>
+        <w:pStyle w:val="Ttulo3"/>
+        <w:numPr>
+          <w:ilvl w:val="2"/>
+          <w:numId w:val="19"/>
+        </w:numPr>
+      </w:pPr>
+      <w:r>
+        <w:t xml:space="preserve"> </w:t>
+      </w:r>
+      <w:bookmarkStart w:id="6" w:name="_Toc200312498"/>
+      <w:r>
+        <w:t>Sistematización del problema</w:t>
+      </w:r>
+      <w:bookmarkEnd w:id="6"/>
+    </w:p>
+    <w:p/>
+    <w:p>
+      <w:r>
+        <w:t>Esbozar un modelo de interfaz educativa que implemente el uso de la inteligencia artificial generativa.</w:t>
+      </w:r>
+    </w:p>
+    <w:p>
+      <w:pPr>
+        <w:pStyle w:val="Prrafodelista"/>
+        <w:numPr>
+          <w:ilvl w:val="0"/>
+          <w:numId w:val="7"/>
+        </w:numPr>
+        <w:rPr>
+          <w:highlight w:val="yellow"/>
+          <w:lang w:val="es-ES"/>
+        </w:rPr>
+      </w:pPr>
+      <w:r>
+        <w:rPr>
+          <w:highlight w:val="yellow"/>
+          <w:lang w:val="es-ES"/>
+        </w:rPr>
+        <w:t>¿</w:t>
+      </w:r>
+      <w:r>
+        <w:rPr>
+          <w:highlight w:val="yellow"/>
+          <w:lang w:val="es-ES"/>
+        </w:rPr>
+        <w:t>Qué dificultades enfrentan los desarrolladores y educadores al intentar integrar inteligencia artificial generativa en software educativo sin un modelo de referencia estructurado</w:t>
+      </w:r>
+      <w:r>
+        <w:rPr>
+          <w:highlight w:val="yellow"/>
+          <w:lang w:val="es-ES"/>
+        </w:rPr>
+        <w:t>?</w:t>
+      </w:r>
+    </w:p>
+    <w:p>
+      <w:pPr>
+        <w:pStyle w:val="Prrafodelista"/>
+        <w:numPr>
+          <w:ilvl w:val="0"/>
+          <w:numId w:val="7"/>
+        </w:numPr>
+        <w:rPr>
+          <w:lang w:val="es-ES"/>
+        </w:rPr>
+      </w:pPr>
+      <w:r>
+        <w:rPr>
+          <w:lang w:val="es-ES"/>
+        </w:rPr>
+        <w:lastRenderedPageBreak/>
+        <w:t>¿Como suplir la deficiencia de una herramienta moderna que ayude a mejorar las capacidades en el área de matemáticas de los estudiantes de educación básica superior?</w:t>
+      </w:r>
+    </w:p>
+    <w:p>
+      <w:pPr>
+        <w:rPr>
+          <w:lang w:val="es-ES"/>
+        </w:rPr>
+      </w:pPr>
+      <w:r>
+        <w:rPr>
+          <w:lang w:val="es-ES"/>
+        </w:rPr>
+        <w:t xml:space="preserve">Desarrollar una aplicación web basada en el modelo propuesto para la </w:t>
+      </w:r>
+      <w:r>
+        <w:rPr>
+          <w:lang w:val="es-ES"/>
+        </w:rPr>
+        <w:t>práctica</w:t>
+      </w:r>
+      <w:r>
+        <w:rPr>
+          <w:lang w:val="es-ES"/>
+        </w:rPr>
+        <w:t xml:space="preserve"> de conceptos básicos de matemáticas.</w:t>
+      </w:r>
+    </w:p>
+    <w:p>
+      <w:pPr>
+        <w:pStyle w:val="Prrafodelista"/>
+        <w:numPr>
+          <w:ilvl w:val="0"/>
+          <w:numId w:val="7"/>
+        </w:numPr>
+        <w:rPr>
+          <w:highlight w:val="yellow"/>
+          <w:lang w:val="es-ES"/>
+        </w:rPr>
+      </w:pPr>
+      <w:r>
+        <w:rPr>
+          <w:highlight w:val="yellow"/>
+        </w:rPr>
+        <w:t>¿</w:t>
+      </w:r>
+      <w:r>
+        <w:rPr>
+          <w:highlight w:val="yellow"/>
+        </w:rPr>
+        <w:t xml:space="preserve">Cuáles son los principales desafíos en el diseño de una aplicación web que facilite el aprendizaje de trigonometría, considerando la accesibilidad, la interacción con los estudiantes y la integración de </w:t>
+      </w:r>
+      <w:r>
+        <w:rPr>
+          <w:highlight w:val="yellow"/>
+        </w:rPr>
+        <w:t>Inteligencia Artificial</w:t>
+      </w:r>
+      <w:r>
+        <w:rPr>
+          <w:highlight w:val="yellow"/>
+        </w:rPr>
+        <w:t xml:space="preserve"> generativa</w:t>
+      </w:r>
+      <w:r>
+        <w:rPr>
+          <w:highlight w:val="yellow"/>
+        </w:rPr>
+        <w:t>?</w:t>
+      </w:r>
+    </w:p>
+    <w:p>
+      <w:pPr>
+        <w:pStyle w:val="Prrafodelista"/>
+        <w:numPr>
+          <w:ilvl w:val="0"/>
+          <w:numId w:val="7"/>
+        </w:numPr>
+        <w:rPr>
+          <w:lang w:val="es-ES"/>
+        </w:rPr>
+      </w:pPr>
+      <w:r>
+        <w:rPr>
+          <w:lang w:val="es-ES"/>
+        </w:rPr>
+        <w:t>¿La ausencia de herramientas</w:t>
+      </w:r>
+      <w:r>
+        <w:rPr>
+          <w:lang w:val="es-ES"/>
+        </w:rPr>
+        <w:t xml:space="preserve"> tecnológicas modernas</w:t>
+      </w:r>
+      <w:r>
+        <w:rPr>
+          <w:lang w:val="es-ES"/>
+        </w:rPr>
+        <w:t xml:space="preserve"> </w:t>
+      </w:r>
+      <w:r>
+        <w:rPr>
+          <w:lang w:val="es-ES"/>
+        </w:rPr>
+        <w:t>para la enseñanza de matemáticas dificulta su aprendizaje</w:t>
+      </w:r>
+      <w:r>
+        <w:rPr>
+          <w:lang w:val="es-ES"/>
+        </w:rPr>
+        <w:t>?</w:t>
+      </w:r>
+    </w:p>
+    <w:p>
+      <w:r>
+        <w:t>Determinar la usabilidad de la aplicación desarrollada para la práctica de matemáticas mediante un estudio de usuarios.</w:t>
+      </w:r>
+    </w:p>
+    <w:p>
+      <w:pPr>
+        <w:pStyle w:val="Prrafodelista"/>
+        <w:numPr>
+          <w:ilvl w:val="0"/>
+          <w:numId w:val="7"/>
+        </w:numPr>
+        <w:rPr>
+          <w:highlight w:val="yellow"/>
+          <w:lang w:val="es-ES"/>
+        </w:rPr>
+      </w:pPr>
+      <w:r>
+        <w:rPr>
+          <w:highlight w:val="yellow"/>
+        </w:rPr>
+        <w:t>¿</w:t>
+      </w:r>
+      <w:r>
+        <w:rPr>
+          <w:highlight w:val="yellow"/>
+        </w:rPr>
+        <w:t xml:space="preserve">Cómo perciben los estudiantes y docentes la usabilidad de una herramienta basada en </w:t>
+      </w:r>
+      <w:r>
+        <w:rPr>
+          <w:highlight w:val="yellow"/>
+        </w:rPr>
+        <w:t>Inteligencia Artificial</w:t>
+      </w:r>
+      <w:r>
+        <w:rPr>
+          <w:highlight w:val="yellow"/>
+        </w:rPr>
+        <w:t xml:space="preserve"> generativa para la enseñanza de trigonometría</w:t>
+      </w:r>
+      <w:r>
+        <w:rPr>
+          <w:highlight w:val="yellow"/>
+        </w:rPr>
+        <w:t>?</w:t>
+      </w:r>
+    </w:p>
+    <w:p>
+      <w:pPr>
+        <w:pStyle w:val="Prrafodelista"/>
+        <w:numPr>
+          <w:ilvl w:val="0"/>
+          <w:numId w:val="7"/>
+        </w:numPr>
+        <w:rPr>
+          <w:lang w:val="es-ES"/>
+        </w:rPr>
+      </w:pPr>
+      <w:r>
+        <w:rPr>
+          <w:lang w:val="es-ES"/>
+        </w:rPr>
+        <w:t>¿El sistema educativo y los maestros, no perciben la deficiencia dentro del proceso de aprendizaje en el área de matemáticas?</w:t>
+      </w:r>
+    </w:p>
+    <w:p>
+      <w:pPr>
+        <w:pStyle w:val="Ttulo2"/>
+        <w:numPr>
+          <w:ilvl w:val="1"/>
+          <w:numId w:val="19"/>
+        </w:numPr>
+      </w:pPr>
+      <w:bookmarkStart w:id="7" w:name="_Toc200312499"/>
+      <w:r>
+        <w:t>OBJETIVOS</w:t>
+      </w:r>
+      <w:bookmarkEnd w:id="7"/>
+    </w:p>
+    <w:p>
+      <w:pPr>
+        <w:pStyle w:val="Ttulo3"/>
+        <w:numPr>
+          <w:ilvl w:val="2"/>
+          <w:numId w:val="19"/>
+        </w:numPr>
+      </w:pPr>
+      <w:bookmarkStart w:id="8" w:name="_Toc200312500"/>
+      <w:r>
+        <w:t>Objetivo General:</w:t>
+      </w:r>
+      <w:bookmarkEnd w:id="8"/>
+    </w:p>
+    <w:p>
+      <w:pPr>
+        <w:pStyle w:val="Prrafodelista"/>
+        <w:numPr>
+          <w:ilvl w:val="0"/>
+          <w:numId w:val="2"/>
+        </w:numPr>
+        <w:rPr>
+          <w:highlight w:val="yellow"/>
+        </w:rPr>
+      </w:pPr>
+      <w:r>
+        <w:rPr>
+          <w:highlight w:val="yellow"/>
+        </w:rPr>
+        <w:t>Formular un modelo cualitativo que sirva de referencia en la construcción de software educativo enfocado a la práctica de trigonometría en estudiantes de educación básica superior mediante la incorporación de Inteligencia Artificial generativa</w:t>
+      </w:r>
+      <w:r>
+        <w:rPr>
+          <w:highlight w:val="yellow"/>
+        </w:rPr>
+        <w:t>.</w:t>
+      </w:r>
+    </w:p>
+    <w:p>
+      <w:pPr>
+        <w:pStyle w:val="Prrafodelista"/>
+        <w:numPr>
+          <w:ilvl w:val="0"/>
+          <w:numId w:val="2"/>
+        </w:numPr>
+      </w:pPr>
+      <w:r>
+        <w:t>Crear</w:t>
+      </w:r>
+      <w:r>
+        <w:t xml:space="preserve"> </w:t>
+      </w:r>
+      <w:r>
+        <w:t xml:space="preserve">una </w:t>
+      </w:r>
+      <w:r>
+        <w:t>interfaz de software educativo enfocado en la enseñanza de matemática</w:t>
+      </w:r>
+      <w:r>
+        <w:t>s</w:t>
+      </w:r>
+      <w:r>
+        <w:t xml:space="preserve"> para estudiantes de educación básica superior, mediante la incorporación de inteligencia artificial generativa.</w:t>
+      </w:r>
+    </w:p>
+    <w:p>
+      <w:pPr>
+        <w:pStyle w:val="Ttulo3"/>
+        <w:numPr>
+          <w:ilvl w:val="2"/>
+          <w:numId w:val="19"/>
+        </w:numPr>
+      </w:pPr>
+      <w:bookmarkStart w:id="9" w:name="_Toc200312501"/>
+      <w:r>
+        <w:t>Objetivos Específicos:</w:t>
+      </w:r>
+      <w:bookmarkEnd w:id="9"/>
+    </w:p>
+    <w:p>
+      <w:pPr>
+        <w:pStyle w:val="Prrafodelista"/>
+        <w:numPr>
+          <w:ilvl w:val="0"/>
+          <w:numId w:val="2"/>
+        </w:numPr>
+        <w:rPr>
+          <w:highlight w:val="yellow"/>
+        </w:rPr>
+      </w:pPr>
+      <w:r>
+        <w:rPr>
+          <w:highlight w:val="yellow"/>
+        </w:rPr>
+        <w:t>Esbozar un modelo que ilustre la manera de consumir la Interfaz de Programación de Aplicación de una Inteligencia Artificial generativa para la construcción de software educativo a la medida</w:t>
+      </w:r>
+      <w:r>
+        <w:rPr>
+          <w:highlight w:val="yellow"/>
+        </w:rPr>
+        <w:t>.</w:t>
+      </w:r>
+    </w:p>
+    <w:p>
+      <w:pPr>
+        <w:pStyle w:val="Prrafodelista"/>
+        <w:numPr>
+          <w:ilvl w:val="0"/>
+          <w:numId w:val="2"/>
+        </w:numPr>
+      </w:pPr>
+      <w:r>
+        <w:t xml:space="preserve">Esbozar un modelo de interfaz educativa </w:t>
+      </w:r>
+      <w:r>
+        <w:t>que implemente el uso de la inteligencia artificial generativa.</w:t>
+      </w:r>
+    </w:p>
+    <w:p>
+      <w:pPr>
+        <w:pStyle w:val="Prrafodelista"/>
+        <w:numPr>
+          <w:ilvl w:val="0"/>
+          <w:numId w:val="2"/>
+        </w:numPr>
+        <w:rPr>
+          <w:highlight w:val="yellow"/>
+        </w:rPr>
+      </w:pPr>
+      <w:r>
+        <w:rPr>
+          <w:highlight w:val="yellow"/>
+        </w:rPr>
+        <w:lastRenderedPageBreak/>
+        <w:t>Construir una aplicación web basada en el modelo formulado, para la práctica de conceptos básicos de trigonometría</w:t>
+      </w:r>
+      <w:r>
+        <w:rPr>
+          <w:highlight w:val="yellow"/>
+        </w:rPr>
+        <w:t>.</w:t>
+      </w:r>
+    </w:p>
+    <w:p>
+      <w:pPr>
+        <w:pStyle w:val="Prrafodelista"/>
+        <w:numPr>
+          <w:ilvl w:val="0"/>
+          <w:numId w:val="2"/>
+        </w:numPr>
+      </w:pPr>
+      <w:r>
+        <w:t>Desarrollar una aplicación web basada en el modelo propuesto para la practica de conceptos básicos de matemáticas.</w:t>
+      </w:r>
+    </w:p>
+    <w:p>
+      <w:pPr>
+        <w:pStyle w:val="Prrafodelista"/>
+        <w:numPr>
+          <w:ilvl w:val="0"/>
+          <w:numId w:val="2"/>
+        </w:numPr>
+        <w:rPr>
+          <w:highlight w:val="yellow"/>
+        </w:rPr>
+      </w:pPr>
+      <w:r>
+        <w:rPr>
+          <w:highlight w:val="yellow"/>
+        </w:rPr>
+        <w:t>Determinar la usabilidad de la aplicación desarrollada a la práctica de trigonometría, mediante un estudio de usuarios enfocado a la descripción de la utilidad del modelo propuesto</w:t>
+      </w:r>
+      <w:r>
+        <w:rPr>
+          <w:highlight w:val="yellow"/>
+        </w:rPr>
+        <w:t>.</w:t>
+      </w:r>
+    </w:p>
+    <w:p>
+      <w:pPr>
+        <w:pStyle w:val="Prrafodelista"/>
+        <w:numPr>
+          <w:ilvl w:val="0"/>
+          <w:numId w:val="2"/>
+        </w:numPr>
+      </w:pPr>
+      <w:r>
+        <w:t>Determinar la usabilidad de la aplicación desarrollada para la práctica de matemáticas mediante un estudio de usuarios.</w:t>
+      </w:r>
+    </w:p>
+    <w:p>
+      <w:pPr>
+        <w:pStyle w:val="Ttulo2"/>
+        <w:numPr>
+          <w:ilvl w:val="1"/>
+          <w:numId w:val="19"/>
+        </w:numPr>
+      </w:pPr>
+      <w:bookmarkStart w:id="10" w:name="_Toc200312502"/>
+      <w:r>
+        <w:t>JUSTIFICACIÓN</w:t>
+      </w:r>
+      <w:bookmarkEnd w:id="10"/>
+    </w:p>
+    <w:p>
+      <w:r>
+        <w:t xml:space="preserve">La propuesta de este trabajo se fundamenta en la necesidad de mejorar el rendimiento matemático de los estudiantes ecuatorianos, evidenciado por los bajos puntajes obtenidos en las pruebas del </w:t>
+      </w:r>
+      <w:r>
+        <w:rPr>
+          <w:lang w:val="es-ES"/>
+        </w:rPr>
+        <w:t>Programa para la Evaluación Internacional de los Estudiantes</w:t>
+      </w:r>
+      <w:r>
+        <w:rPr>
+          <w:lang w:val="es-ES"/>
+        </w:rPr>
+        <w:t xml:space="preserve"> en</w:t>
+      </w:r>
+      <w:r>
+        <w:t xml:space="preserve"> 2017. Esta problemática refleja no solo carencias en el aprendizaje de conceptos fundamentales, como trigonometría, sino también limitaciones en los recursos pedagógicos disponibles para docentes y estudiantes.</w:t>
+      </w:r>
+    </w:p>
+    <w:p>
+      <w:r>
+        <w:t>La inteligencia artificial generativa ofrece una oportunidad innovadora para abordar estos desafíos, permitiendo el diseño de herramientas educativas que brinden retroalimentación personalizada y adapten los contenidos a las necesidades individuales de los alumnos. Sin embargo, para que estas tecnologías sean efectivas y éticas, es crucial desarrollar modelos que prioricen su uso como complemento del aprendizaje humano y no como un sustituto de la labor docente.</w:t>
+      </w:r>
+    </w:p>
+    <w:p>
+      <w:r>
+        <w:t>Desde una perspectiva práctica, este proyecto busca desarrollar una aplicación web con una interfaz amigable e interactiva para facilitar la enseñanza de trigonometría y potenciar las capacidades de los estudiantes</w:t>
+      </w:r>
+      <w:r>
+        <w:t xml:space="preserve"> y facilitar la labor docente. Esto es especialmente relevante en contextos donde los recursos educativos tradicionales resultan insuficientes para atender la diversidad de ritmos y estilos de aprendizaje en el aula y fuera de ella.</w:t>
+      </w:r>
+    </w:p>
+    <w:p>
+      <w:r>
+        <w:t xml:space="preserve">En el ámbito académico, esta investigación contribuye al desarrollo de un modelo cualitativo que puede servir como referencia para integrar la Inteligencia Artificial generativa en la educación. </w:t>
+      </w:r>
+      <w:r>
+        <w:t xml:space="preserve">Dicho modelo busca orientar futuros desarrollos tecnológicos basados en </w:t>
+      </w:r>
+      <w:r>
+        <w:t>Inteligencia Artificial</w:t>
+      </w:r>
+      <w:r>
+        <w:t xml:space="preserve"> generativa, promoviendo un aprendizaje significativo y accesible para estudiantes de diferentes contextos</w:t>
+      </w:r>
+      <w:r>
+        <w:t>.</w:t>
+      </w:r>
+    </w:p>
+    <w:p/>
+    <w:p/>
+    <w:p/>
+    <w:p/>
+    <w:p/>
+    <w:p/>
+    <w:p/>
+    <w:p/>
+    <w:p/>
+    <w:p/>
+    <w:p/>
+    <w:p/>
+    <w:p/>
+    <w:p/>
+    <w:p/>
+    <w:p/>
+    <w:p/>
+    <w:p/>
+    <w:p/>
+    <w:p/>
+    <w:p/>
+    <w:p/>
+    <w:p/>
+    <w:p/>
+    <w:p/>
+    <w:p/>
+    <w:p/>
+    <w:p/>
+    <w:p/>
+    <w:p>
+      <w:pPr>
+        <w:pStyle w:val="Ttulo1"/>
+      </w:pPr>
+      <w:bookmarkStart w:id="11" w:name="_Toc200312503"/>
+      <w:r>
+        <w:t>CAPÍTULO II</w:t>
+      </w:r>
+      <w:bookmarkEnd w:id="11"/>
+    </w:p>
+    <w:p>
+      <w:pPr>
+        <w:jc w:val="center"/>
+        <w:rPr>
+          <w:b/>
+          <w:bCs/>
+        </w:rPr>
+      </w:pPr>
+      <w:r>
+        <w:rPr>
+          <w:b/>
+          <w:bCs/>
+        </w:rPr>
+        <w:t>FUNDAMENTACIÓN TEÓRICA DE LA INVESTIGACIÓN</w:t>
+      </w:r>
+    </w:p>
+    <w:p/>
+    <w:p/>
+    <w:p/>
+    <w:p/>
+    <w:p/>
+    <w:p/>
+    <w:p/>
+    <w:p/>
+    <w:p/>
+    <w:p/>
+    <w:p>
+      <w:pPr>
+        <w:pStyle w:val="Ttulo2"/>
+      </w:pPr>
+      <w:bookmarkStart w:id="12" w:name="_Toc200312504"/>
+      <w:r>
+        <w:t>2.1. Marco Conceptual</w:t>
+      </w:r>
+      <w:bookmarkEnd w:id="12"/>
+    </w:p>
+    <w:p>
+      <w:pPr>
+        <w:pStyle w:val="Ttulo2"/>
+        <w:rPr>
+          <w:bCs/>
+        </w:rPr>
+      </w:pPr>
+      <w:bookmarkStart w:id="13" w:name="_Toc200312505"/>
+      <w:r>
+        <w:t xml:space="preserve">2.2. </w:t>
+      </w:r>
+      <w:r>
+        <w:t>MARCO REFERENCIAL</w:t>
+      </w:r>
+      <w:bookmarkEnd w:id="13"/>
+    </w:p>
+    <w:p>
+      <w:r>
+        <w:rPr>
+          <w:rFonts w:eastAsia="Times New Roman"/>
+          <w:b/>
+          <w:bCs/>
+        </w:rPr>
+        <w:t>Inteligencia Artificial en la Educación: Estado del Arte:</w:t>
+      </w:r>
+      <w:r>
+        <w:t xml:space="preserve"> </w:t>
+      </w:r>
+      <w:r>
+        <w:t xml:space="preserve">En el ámbito educativo, la inteligencia artificial ha transformado significativamente los métodos de enseñanza y aprendizaje, introduciendo tecnologías que facilitan la personalización adaptativa y herramientas como </w:t>
+      </w:r>
+      <w:proofErr w:type="spellStart"/>
+      <w:r>
+        <w:t>chatbots</w:t>
+      </w:r>
+      <w:proofErr w:type="spellEnd"/>
+      <w:r>
+        <w:t xml:space="preserve"> y tutores inteligentes que proporcionan apoyo académico personalizado. Además, ha permitido la creación de ambientes de aprendizaje inteligentes, flexibles y adaptativos, y ha facilitado la analítica educativa, ayudando a los docentes a analizar el rendimiento estudiantil para optimizar los procesos de enseñanza. La </w:t>
+      </w:r>
+      <w:r>
+        <w:t>Inteligencia Artificial</w:t>
+      </w:r>
+      <w:r>
+        <w:t xml:space="preserve"> también ha automatizado tareas administrativas, liberando tiempo para la interacción directa </w:t>
+      </w:r>
+      <w:r>
+        <w:lastRenderedPageBreak/>
+        <w:t xml:space="preserve">con los estudiantes, y ha mejorado la inclusión educativa mediante recursos adaptados a las necesidades de estudiantes con requerimientos especiales. Asimismo, se ha impulsado la alfabetización en </w:t>
+      </w:r>
+      <w:r>
+        <w:t>Inteligencia Artificial</w:t>
+      </w:r>
+      <w:r>
+        <w:t xml:space="preserve"> como parte del currículo, fomentando la comprensión de estas tecnologías y sus aplicaciones. Aunque sus beneficios son notables, la integración de la </w:t>
+      </w:r>
+      <w:r>
+        <w:t>Inteligencia Artificial</w:t>
+      </w:r>
+      <w:r>
+        <w:t xml:space="preserve"> en la educación plantea retos éticos y técnicos que deben abordarse para asegurar su implementación efectiva</w:t>
       </w:r>
       <w:r>
         <w:t xml:space="preserve"> </w:t>
@@ -3474,489 +4384,7 @@
           <w:rPr>
             <w:color w:val="000000"/>
           </w:rPr>
-          <w:tag w:val="MENDELEY_CITATION_v3_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"/>
-          <w:id w:val="-1038970254"/>
-          <w:placeholder>
-            <w:docPart w:val="A44FAF5F50814AD995E75A5A699D8675"/>
-          </w:placeholder>
-        </w:sdtPr>
-        <w:sdtContent>
-          <w:r>
-            <w:rPr>
-              <w:color w:val="000000"/>
-            </w:rPr>
-            <w:t>[9]</w:t>
-          </w:r>
-        </w:sdtContent>
-      </w:sdt>
-      <w:r>
-        <w:t>.</w:t>
-      </w:r>
-    </w:p>
-    <w:p>
-      <w:r>
-        <w:t>Además, esta falta de preparación generará una brecha aún mayor a nivel internacional, limitando las oportunidades de los estudiantes para acceder a programas de educación en el extranjero y afectando su competitividad tanto académica como laboral. En un mundo cada vez más globalizado y competitivo, la incapacidad de dominar conceptos fundamentales como trigonometría podría excluir a los estudiantes ecuatorianos de oportunidades estratégicas, perpetuando desigualdades educativas y sociales. Este fenómeno no solo impacta a nivel individual, sino que contribuye al desempleo y al subempleo, acentuando ciclos de pobreza y marginación que afectan negativamente al progreso del país.</w:t>
-      </w:r>
-    </w:p>
-    <w:p/>
-    <w:p>
-      <w:pPr>
-        <w:pStyle w:val="Ttulo2"/>
-        <w:numPr>
-          <w:ilvl w:val="2"/>
-          <w:numId w:val="19"/>
-        </w:numPr>
-      </w:pPr>
-      <w:bookmarkStart w:id="5" w:name="_Toc200312497"/>
-      <w:r>
-        <w:t>Formulación del problema</w:t>
-      </w:r>
-      <w:bookmarkEnd w:id="5"/>
-    </w:p>
-    <w:p>
-      <w:pPr>
-        <w:pStyle w:val="Prrafodelista"/>
-        <w:numPr>
-          <w:ilvl w:val="0"/>
-          <w:numId w:val="6"/>
-        </w:numPr>
-        <w:rPr>
-          <w:lang w:val="es-ES"/>
-        </w:rPr>
-      </w:pPr>
-      <w:r>
-        <w:rPr>
-          <w:lang w:val="es-ES"/>
-        </w:rPr>
-        <w:t>¿</w:t>
-      </w:r>
-      <w:r>
-        <w:rPr>
-          <w:lang w:val="es-ES"/>
-        </w:rPr>
-        <w:t>Qué aceptación tiene el modelo en el diseño de software en la enseñanza de matemática pese a la ausencia de</w:t>
-      </w:r>
-      <w:r>
-        <w:rPr>
-          <w:lang w:val="es-ES"/>
-        </w:rPr>
-        <w:t xml:space="preserve"> un enfoque estructurado en la integración de inteligencia artificial generativa en estos entornos</w:t>
-      </w:r>
-      <w:r>
-        <w:rPr>
-          <w:lang w:val="es-ES"/>
-        </w:rPr>
-        <w:t>?</w:t>
-      </w:r>
-    </w:p>
-    <w:p>
-      <w:pPr>
-        <w:pStyle w:val="Ttulo3"/>
-        <w:numPr>
-          <w:ilvl w:val="2"/>
-          <w:numId w:val="19"/>
-        </w:numPr>
-      </w:pPr>
-      <w:r>
-        <w:t xml:space="preserve"> </w:t>
-      </w:r>
-      <w:bookmarkStart w:id="6" w:name="_Toc200312498"/>
-      <w:r>
-        <w:t>Sistematización del problema</w:t>
-      </w:r>
-      <w:bookmarkEnd w:id="6"/>
-    </w:p>
-    <w:p>
-      <w:pPr>
-        <w:pStyle w:val="Prrafodelista"/>
-        <w:numPr>
-          <w:ilvl w:val="0"/>
-          <w:numId w:val="7"/>
-        </w:numPr>
-        <w:rPr>
-          <w:lang w:val="es-ES"/>
-        </w:rPr>
-      </w:pPr>
-      <w:r>
-        <w:rPr>
-          <w:lang w:val="es-ES"/>
-        </w:rPr>
-        <w:t>¿</w:t>
-      </w:r>
-      <w:r>
-        <w:rPr>
-          <w:lang w:val="es-ES"/>
-        </w:rPr>
-        <w:t>Qué dificultades enfrentan los desarrolladores y educadores al intentar integrar inteligencia artificial generativa en software educativo sin un modelo de referencia estructurado</w:t>
-      </w:r>
-      <w:r>
-        <w:rPr>
-          <w:lang w:val="es-ES"/>
-        </w:rPr>
-        <w:t>?</w:t>
-      </w:r>
-    </w:p>
-    <w:p>
-      <w:pPr>
-        <w:pStyle w:val="Prrafodelista"/>
-        <w:numPr>
-          <w:ilvl w:val="0"/>
-          <w:numId w:val="7"/>
-        </w:numPr>
-        <w:rPr>
-          <w:lang w:val="es-ES"/>
-        </w:rPr>
-      </w:pPr>
-      <w:r>
-        <w:t>¿</w:t>
-      </w:r>
-      <w:r>
-        <w:t xml:space="preserve">Cuáles son los principales desafíos en el diseño de una aplicación web que facilite el aprendizaje de trigonometría, considerando la accesibilidad, la interacción con los estudiantes y la integración de </w:t>
-      </w:r>
-      <w:r>
-        <w:t>Inteligencia Artificial</w:t>
-      </w:r>
-      <w:r>
-        <w:t xml:space="preserve"> generativa</w:t>
-      </w:r>
-      <w:r>
-        <w:t>?</w:t>
-      </w:r>
-    </w:p>
-    <w:p>
-      <w:pPr>
-        <w:pStyle w:val="Prrafodelista"/>
-        <w:numPr>
-          <w:ilvl w:val="0"/>
-          <w:numId w:val="7"/>
-        </w:numPr>
-        <w:rPr>
-          <w:lang w:val="es-ES"/>
-        </w:rPr>
-      </w:pPr>
-      <w:r>
-        <w:lastRenderedPageBreak/>
-        <w:t>¿</w:t>
-      </w:r>
-      <w:r>
-        <w:t xml:space="preserve">Cómo perciben los estudiantes y docentes la usabilidad de una herramienta basada en </w:t>
-      </w:r>
-      <w:r>
-        <w:t>Inteligencia Artificial</w:t>
-      </w:r>
-      <w:r>
-        <w:t xml:space="preserve"> generativa para la enseñanza de trigonometría</w:t>
-      </w:r>
-      <w:r>
-        <w:t>?</w:t>
-      </w:r>
-    </w:p>
-    <w:p>
-      <w:pPr>
-        <w:pStyle w:val="Ttulo2"/>
-        <w:numPr>
-          <w:ilvl w:val="1"/>
-          <w:numId w:val="19"/>
-        </w:numPr>
-      </w:pPr>
-      <w:bookmarkStart w:id="7" w:name="_Toc200312499"/>
-      <w:r>
-        <w:t>OBJETIVOS</w:t>
-      </w:r>
-      <w:bookmarkEnd w:id="7"/>
-    </w:p>
-    <w:p>
-      <w:pPr>
-        <w:pStyle w:val="Ttulo3"/>
-        <w:numPr>
-          <w:ilvl w:val="2"/>
-          <w:numId w:val="19"/>
-        </w:numPr>
-      </w:pPr>
-      <w:bookmarkStart w:id="8" w:name="_Toc200312500"/>
-      <w:r>
-        <w:t>Objetivo General:</w:t>
-      </w:r>
-      <w:bookmarkEnd w:id="8"/>
-    </w:p>
-    <w:p>
-      <w:pPr>
-        <w:pStyle w:val="Prrafodelista"/>
-        <w:numPr>
-          <w:ilvl w:val="0"/>
-          <w:numId w:val="2"/>
-        </w:numPr>
-      </w:pPr>
-      <w:r>
-        <w:t>Formular un modelo cualitativo que sirva de referencia en la construcción de software educativo enfocado a la práctica de trigonometría en estudiantes de educación básica superior mediante la incorporación de Inteligencia Artificial generativa</w:t>
-      </w:r>
-      <w:r>
-        <w:t>.</w:t>
-      </w:r>
-    </w:p>
-    <w:p>
-      <w:pPr>
-        <w:pStyle w:val="Ttulo3"/>
-        <w:numPr>
-          <w:ilvl w:val="2"/>
-          <w:numId w:val="19"/>
-        </w:numPr>
-      </w:pPr>
-      <w:bookmarkStart w:id="9" w:name="_Toc200312501"/>
-      <w:r>
-        <w:t>Objetivos Específicos:</w:t>
-      </w:r>
-      <w:bookmarkEnd w:id="9"/>
-    </w:p>
-    <w:p>
-      <w:pPr>
-        <w:pStyle w:val="Prrafodelista"/>
-        <w:numPr>
-          <w:ilvl w:val="0"/>
-          <w:numId w:val="2"/>
-        </w:numPr>
-      </w:pPr>
-      <w:r>
-        <w:t>Esbozar un modelo que ilustre la manera de consumir la Interfaz de Programación de Aplicación de una Inteligencia Artificial generativa para la construcción de software educativo a la medida</w:t>
-      </w:r>
-      <w:r>
-        <w:t>.</w:t>
-      </w:r>
-    </w:p>
-    <w:p>
-      <w:pPr>
-        <w:pStyle w:val="Prrafodelista"/>
-        <w:numPr>
-          <w:ilvl w:val="0"/>
-          <w:numId w:val="2"/>
-        </w:numPr>
-      </w:pPr>
-      <w:r>
-        <w:t>Construir una aplicación web basada en el modelo formulado, para la práctica de conceptos básicos de trigonometría</w:t>
-      </w:r>
-      <w:r>
-        <w:t>.</w:t>
-      </w:r>
-    </w:p>
-    <w:p>
-      <w:pPr>
-        <w:pStyle w:val="Prrafodelista"/>
-        <w:numPr>
-          <w:ilvl w:val="0"/>
-          <w:numId w:val="2"/>
-        </w:numPr>
-      </w:pPr>
-      <w:r>
-        <w:t>Determinar la usabilidad de la aplicación desarrollada a la práctica de trigonometría, mediante un estudio de usuarios enfocado a la descripción de la utilidad del modelo propuesto</w:t>
-      </w:r>
-      <w:r>
-        <w:t>.</w:t>
-      </w:r>
-    </w:p>
-    <w:p>
-      <w:pPr>
-        <w:pStyle w:val="Ttulo2"/>
-        <w:numPr>
-          <w:ilvl w:val="1"/>
-          <w:numId w:val="19"/>
-        </w:numPr>
-      </w:pPr>
-      <w:bookmarkStart w:id="10" w:name="_Toc200312502"/>
-      <w:r>
-        <w:t>JUSTIFICACIÓN</w:t>
-      </w:r>
-      <w:bookmarkEnd w:id="10"/>
-    </w:p>
-    <w:p>
-      <w:r>
-        <w:t xml:space="preserve">La propuesta de este trabajo se fundamenta en la necesidad de mejorar el rendimiento matemático de los estudiantes ecuatorianos, evidenciado por los bajos puntajes obtenidos en las pruebas del </w:t>
-      </w:r>
-      <w:r>
-        <w:rPr>
-          <w:lang w:val="es-ES"/>
-        </w:rPr>
-        <w:t>Programa para la Evaluación Internacional de los Estudiantes</w:t>
-      </w:r>
-      <w:r>
-        <w:rPr>
-          <w:lang w:val="es-ES"/>
-        </w:rPr>
-        <w:t xml:space="preserve"> en</w:t>
-      </w:r>
-      <w:r>
-        <w:t xml:space="preserve"> 2017. Esta problemática refleja no solo carencias en el aprendizaje de conceptos fundamentales, como trigonometría, sino también limitaciones en los recursos pedagógicos disponibles para docentes y estudiantes.</w:t>
-      </w:r>
-    </w:p>
-    <w:p>
-      <w:r>
-        <w:t>La inteligencia artificial generativa ofrece una oportunidad innovadora para abordar estos desafíos, permitiendo el diseño de herramientas educativas que brinden retroalimentación personalizada y adapten los contenidos a las necesidades individuales de los alumnos. Sin embargo, para que estas tecnologías sean efectivas y éticas, es crucial desarrollar modelos que prioricen su uso como complemento del aprendizaje humano y no como un sustituto de la labor docente.</w:t>
-      </w:r>
-    </w:p>
-    <w:p>
-      <w:r>
-        <w:t>Desde una perspectiva práctica, este proyecto busca desarrollar una aplicación web con una interfaz amigable e interactiva para facilitar la enseñanza de trigonometría y potenciar las capacidades de los estudiantes</w:t>
-      </w:r>
-      <w:r>
-        <w:t xml:space="preserve"> y facilitar la labor docente. Esto es especialmente relevante en </w:t>
-      </w:r>
-      <w:r>
-        <w:lastRenderedPageBreak/>
-        <w:t>contextos donde los recursos educativos tradicionales resultan insuficientes para atender la diversidad de ritmos y estilos de aprendizaje en el aula y fuera de ella.</w:t>
-      </w:r>
-    </w:p>
-    <w:p>
-      <w:r>
-        <w:t xml:space="preserve">En el ámbito académico, esta investigación contribuye al desarrollo de un modelo cualitativo que puede servir como referencia para integrar la Inteligencia Artificial generativa en la educación. </w:t>
-      </w:r>
-      <w:r>
-        <w:t xml:space="preserve">Dicho modelo busca orientar futuros desarrollos tecnológicos basados en </w:t>
-      </w:r>
-      <w:r>
-        <w:t>Inteligencia Artificial</w:t>
-      </w:r>
-      <w:r>
-        <w:t xml:space="preserve"> generativa, promoviendo un aprendizaje significativo y accesible para estudiantes de diferentes contextos</w:t>
-      </w:r>
-      <w:r>
-        <w:t>.</w:t>
-      </w:r>
-    </w:p>
-    <w:p/>
-    <w:p/>
-    <w:p/>
-    <w:p/>
-    <w:p/>
-    <w:p/>
-    <w:p/>
-    <w:p/>
-    <w:p/>
-    <w:p/>
-    <w:p/>
-    <w:p/>
-    <w:p/>
-    <w:p/>
-    <w:p/>
-    <w:p/>
-    <w:p/>
-    <w:p/>
-    <w:p/>
-    <w:p/>
-    <w:p/>
-    <w:p/>
-    <w:p/>
-    <w:p/>
-    <w:p/>
-    <w:p/>
-    <w:p/>
-    <w:p/>
-    <w:p/>
-    <w:p>
-      <w:pPr>
-        <w:pStyle w:val="Ttulo1"/>
-      </w:pPr>
-      <w:bookmarkStart w:id="11" w:name="_Toc200312503"/>
-      <w:r>
-        <w:t>CAPÍTULO II</w:t>
-      </w:r>
-      <w:bookmarkEnd w:id="11"/>
-    </w:p>
-    <w:p>
-      <w:pPr>
-        <w:jc w:val="center"/>
-        <w:rPr>
-          <w:b/>
-          <w:bCs/>
-        </w:rPr>
-      </w:pPr>
-      <w:r>
-        <w:rPr>
-          <w:b/>
-          <w:bCs/>
-        </w:rPr>
-        <w:t>FUNDAMENTACIÓN TEÓRICA DE LA INVESTIGACIÓN</w:t>
-      </w:r>
-    </w:p>
-    <w:p/>
-    <w:p/>
-    <w:p/>
-    <w:p/>
-    <w:p/>
-    <w:p/>
-    <w:p/>
-    <w:p/>
-    <w:p/>
-    <w:p/>
-    <w:p/>
-    <w:p/>
-    <w:p>
-      <w:pPr>
-        <w:pStyle w:val="Ttulo2"/>
-      </w:pPr>
-      <w:bookmarkStart w:id="12" w:name="_Toc200312504"/>
-      <w:r>
-        <w:lastRenderedPageBreak/>
-        <w:t>2.1. Marco Conceptual</w:t>
-      </w:r>
-      <w:bookmarkEnd w:id="12"/>
-    </w:p>
-    <w:p>
-      <w:pPr>
-        <w:pStyle w:val="Ttulo2"/>
-        <w:rPr>
-          <w:bCs/>
-        </w:rPr>
-      </w:pPr>
-      <w:bookmarkStart w:id="13" w:name="_Toc200312505"/>
-      <w:r>
-        <w:t xml:space="preserve">2.2. </w:t>
-      </w:r>
-      <w:r>
-        <w:t>MARCO REFERENCIAL</w:t>
-      </w:r>
-      <w:bookmarkEnd w:id="13"/>
-    </w:p>
-    <w:p>
-      <w:r>
-        <w:rPr>
-          <w:rFonts w:eastAsia="Times New Roman"/>
-          <w:b/>
-          <w:bCs/>
-        </w:rPr>
-        <w:t>Inteligencia Artificial en la Educación: Estado del Arte:</w:t>
-      </w:r>
-      <w:r>
-        <w:t xml:space="preserve"> </w:t>
-      </w:r>
-      <w:r>
-        <w:t xml:space="preserve">En el ámbito educativo, la inteligencia artificial ha transformado significativamente los métodos de enseñanza y aprendizaje, introduciendo tecnologías que facilitan la personalización adaptativa y herramientas como chatbots y tutores inteligentes que proporcionan apoyo académico personalizado. Además, ha permitido la creación de ambientes de aprendizaje inteligentes, flexibles y adaptativos, y ha facilitado la analítica educativa, ayudando a los docentes a analizar el rendimiento estudiantil para optimizar los procesos de enseñanza. La </w:t>
-      </w:r>
-      <w:r>
-        <w:t>Inteligencia Artificial</w:t>
-      </w:r>
-      <w:r>
-        <w:t xml:space="preserve"> también ha automatizado tareas administrativas, liberando tiempo para la interacción directa con los estudiantes, y ha mejorado la inclusión educativa mediante recursos adaptados a las necesidades de estudiantes con requerimientos especiales. Asimismo, se ha impulsado la alfabetización en </w:t>
-      </w:r>
-      <w:r>
-        <w:t>Inteligencia Artificial</w:t>
-      </w:r>
-      <w:r>
-        <w:t xml:space="preserve"> como parte del currículo, fomentando la comprensión de estas tecnologías y sus aplicaciones. Aunque sus beneficios son notables, la integración de la </w:t>
-      </w:r>
-      <w:r>
-        <w:t>Inteligencia Artificial</w:t>
-      </w:r>
-      <w:r>
-        <w:t xml:space="preserve"> en la educación plantea retos éticos y técnicos que deben abordarse para asegurar su implementación efectiva</w:t>
-      </w:r>
-      <w:r>
-        <w:t xml:space="preserve"> </w:t>
-      </w:r>
-      <w:sdt>
-        <w:sdtPr>
-          <w:rPr>
-            <w:color w:val="000000"/>
-          </w:rPr>
-          <w:tag w:val="MENDELEY_CITATION_v3_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"/>
+          <w:tag w:val="MENDELEY_CITATION_v3_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"/>
           <w:id w:val="-1126462974"/>
           <w:placeholder>
             <w:docPart w:val="DefaultPlaceholder_-1854013440"/>
@@ -3967,7 +4395,7 @@
             <w:rPr>
               <w:color w:val="000000"/>
             </w:rPr>
-            <w:t>[4]</w:t>
+            <w:t>[3]</w:t>
           </w:r>
         </w:sdtContent>
       </w:sdt>
@@ -4007,7 +4435,7 @@
           <w:rPr>
             <w:color w:val="000000"/>
           </w:rPr>
-          <w:tag w:val="MENDELEY_CITATION_v3_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"/>
+          <w:tag w:val="MENDELEY_CITATION_v3_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"/>
           <w:id w:val="141173231"/>
           <w:placeholder>
             <w:docPart w:val="BDE5976843684BE1BB285DED179C77C6"/>
@@ -4018,7 +4446,7 @@
             <w:rPr>
               <w:color w:val="000000"/>
             </w:rPr>
-            <w:t>[10]</w:t>
+            <w:t>[8]</w:t>
           </w:r>
         </w:sdtContent>
       </w:sdt>
@@ -4038,7 +4466,6 @@
           <w:b/>
           <w:bCs/>
         </w:rPr>
-        <w:lastRenderedPageBreak/>
         <w:t>El impacto de la inteligencia artificial en la educación</w:t>
       </w:r>
       <w:r>
@@ -4088,7 +4515,7 @@
           <w:rPr>
             <w:color w:val="000000"/>
           </w:rPr>
-          <w:tag w:val="MENDELEY_CITATION_v3_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"/>
+          <w:tag w:val="MENDELEY_CITATION_v3_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"/>
           <w:id w:val="114492950"/>
           <w:placeholder>
             <w:docPart w:val="C0AB5365BBA847E894C341F98CBD8BD1"/>
@@ -4099,7 +4526,7 @@
             <w:rPr>
               <w:color w:val="000000"/>
             </w:rPr>
-            <w:t>[11]</w:t>
+            <w:t>[9]</w:t>
           </w:r>
         </w:sdtContent>
       </w:sdt>
@@ -4109,6 +4536,7 @@
     </w:p>
     <w:p>
       <w:r>
+        <w:lastRenderedPageBreak/>
         <w:t xml:space="preserve">Mientras que los artículos revisados se enfocan principalmente en analizar la utilización de la inteligencia artificial en la educación, destacando sus aplicaciones generales, beneficios y retos éticos, este proyecto se diferencia al proponer el desarrollo concreto de una herramienta basada en </w:t>
       </w:r>
       <w:r>
@@ -4195,11 +4623,11 @@
       </w:pPr>
       <w:bookmarkStart w:id="16" w:name="_Toc200312508"/>
       <w:r>
-        <w:lastRenderedPageBreak/>
         <w:t>3.1. Localización</w:t>
       </w:r>
       <w:bookmarkEnd w:id="16"/>
     </w:p>
+    <w:p/>
     <w:p>
       <w:pPr>
         <w:pStyle w:val="Ttulo3"/>
@@ -4221,7 +4649,13 @@
     </w:p>
     <w:p>
       <w:r>
-        <w:t>Investigación aplicada: Se orienta a generar un modelo cualitativo basado en inteligencia artificial generativa para el diseño de interfaces educativas, con la finalidad de aplicarlo en el desarrollo de un software educativo que facilite la enseñanza de trigonometría.</w:t>
+        <w:t xml:space="preserve">Investigación aplicada: Se orienta a generar un modelo cualitativo basado en inteligencia artificial generativa para el diseño de interfaces educativas, con la finalidad de aplicarlo en el desarrollo de un software educativo que facilite la enseñanza de </w:t>
+      </w:r>
+      <w:r>
+        <w:t>matemáticas</w:t>
+      </w:r>
+      <w:r>
+        <w:t>.</w:t>
       </w:r>
     </w:p>
     <w:p>
@@ -4236,6 +4670,7 @@
       </w:pPr>
       <w:bookmarkStart w:id="18" w:name="_Toc200312510"/>
       <w:r>
+        <w:lastRenderedPageBreak/>
         <w:t xml:space="preserve">3.3. </w:t>
       </w:r>
       <w:r>
@@ -4310,7 +4745,13 @@
         <w:t>ará</w:t>
       </w:r>
       <w:r>
-        <w:t xml:space="preserve"> un modelo específico para la enseñanza de trigonometría, integrando los principios de </w:t>
+        <w:t xml:space="preserve"> un modelo específico para la enseñanza de </w:t>
+      </w:r>
+      <w:r>
+        <w:t>matemáticas</w:t>
+      </w:r>
+      <w:r>
+        <w:t xml:space="preserve">, integrando los principios de </w:t>
       </w:r>
       <w:r>
         <w:t>Inteligencia Artificial</w:t>
@@ -4361,13 +4802,11 @@
         <w:t xml:space="preserve"> datos de usabilidad y eficacia, permitiendo validar la aplicabilidad del modelo y realizar mejoras basadas en la retroalimentación de los usuarios.</w:t>
       </w:r>
     </w:p>
-    <w:p/>
     <w:p>
       <w:pPr>
         <w:pStyle w:val="Ttulo3"/>
       </w:pPr>
       <w:r>
-        <w:lastRenderedPageBreak/>
         <w:t xml:space="preserve"> </w:t>
       </w:r>
       <w:bookmarkStart w:id="19" w:name="_Toc200312511"/>
@@ -4413,10 +4852,13 @@
         </w:numPr>
       </w:pPr>
       <w:r>
-        <w:t xml:space="preserve">API de IA generativa: </w:t>
-      </w:r>
-      <w:r>
-        <w:t>DeepSeek</w:t>
+        <w:t xml:space="preserve">API de </w:t>
+      </w:r>
+      <w:r>
+        <w:t>inteligencia artificial</w:t>
+      </w:r>
+      <w:r>
+        <w:t xml:space="preserve"> generativa</w:t>
       </w:r>
     </w:p>
     <w:p>
@@ -4449,8 +4891,29 @@
           <w:numId w:val="11"/>
         </w:numPr>
       </w:pPr>
-      <w:r>
-        <w:t>System Usability Scale (SUS)</w:t>
+      <w:proofErr w:type="spellStart"/>
+      <w:r>
+        <w:t>System</w:t>
+      </w:r>
+      <w:proofErr w:type="spellEnd"/>
+      <w:r>
+        <w:t xml:space="preserve"> </w:t>
+      </w:r>
+      <w:proofErr w:type="spellStart"/>
+      <w:r>
+        <w:t>Usability</w:t>
+      </w:r>
+      <w:proofErr w:type="spellEnd"/>
+      <w:r>
+        <w:t xml:space="preserve"> </w:t>
+      </w:r>
+      <w:proofErr w:type="spellStart"/>
+      <w:r>
+        <w:t>Scale</w:t>
+      </w:r>
+      <w:proofErr w:type="spellEnd"/>
+      <w:r>
+        <w:t xml:space="preserve"> (SUS)</w:t>
       </w:r>
     </w:p>
     <w:p>
@@ -4493,6 +4956,7 @@
       </w:pPr>
       <w:bookmarkStart w:id="20" w:name="_Toc200312512"/>
       <w:r>
+        <w:lastRenderedPageBreak/>
         <w:t>Fuentes de recopilación de información</w:t>
       </w:r>
       <w:bookmarkEnd w:id="20"/>
@@ -4550,28 +5014,28 @@
     </w:p>
     <w:p>
       <w:r>
-        <w:t xml:space="preserve">Durante la segunda fase, se lleva a cabo la implementación de la aplicación web, integrando la Inteligencia Artificial generativa con el objetivo de facilitar la enseñanza de trigonometría. Se diseña una interfaz de usuario accesible y adaptativa, que permite a los estudiantes interactuar con el contenido de manera intuitiva y eficiente. Una vez desarrollado el software, se realizan pruebas internas para evaluar su funcionalidad, accesibilidad y cumplimiento con las </w:t>
+        <w:t>Durante la segunda fase, se lleva a cabo la implementación de la aplicación web, integrando la Inteligencia Artificial generativa con el objetivo de facilitar la enseñanza de trigonometría. Se diseña una interfaz de usuario accesible y adaptativa, que permite a los estudiantes interactuar con el contenido de manera intuitiva y eficiente. Una vez desarrollado el software, se realizan pruebas internas para evaluar su funcionalidad, accesibilidad y cumplimiento con las heurísticas de Nielsen, las cuales son fundamentales para garantizar una experiencia de usuario óptima. Estas heurísticas, que incluyen principios como la visibilidad del estado del sistema, la correspondencia entre el sistema y el mundo real, y la consistencia en el diseño, se verifican para asegurar que la herramienta no solo sea funcional, sino también fácil de usar y comprender. De esta manera, se asegura que la aplicación cumpla con los criterios de usabilidad y ofrezca una experiencia de aprendizaje efectiva y satisfactoria para los usuarios.</w:t>
+      </w:r>
+    </w:p>
+    <w:p>
+      <w:r>
+        <w:t xml:space="preserve">En </w:t>
+      </w:r>
+      <w:r>
+        <w:t>la</w:t>
+      </w:r>
+      <w:r>
+        <w:t xml:space="preserve"> última fase, se aplican cuestionarios de usabilidad a estudiantes con el fin de recopilar datos sobre la experiencia del usuario y evaluar la efectividad del</w:t>
+      </w:r>
+      <w:r>
+        <w:t xml:space="preserve"> modelo cualitativo</w:t>
+      </w:r>
+      <w:r>
+        <w:t xml:space="preserve">. Se analizan los resultados obtenidos para identificar posibles áreas de mejora y optimizar la </w:t>
       </w:r>
       <w:r>
         <w:lastRenderedPageBreak/>
-        <w:t>heurísticas de Nielsen, las cuales son fundamentales para garantizar una experiencia de usuario óptima. Estas heurísticas, que incluyen principios como la visibilidad del estado del sistema, la correspondencia entre el sistema y el mundo real, y la consistencia en el diseño, se verifican para asegurar que la herramienta no solo sea funcional, sino también fácil de usar y comprender. De esta manera, se asegura que la aplicación cumpla con los criterios de usabilidad y ofrezca una experiencia de aprendizaje efectiva y satisfactoria para los usuarios.</w:t>
-      </w:r>
-    </w:p>
-    <w:p>
-      <w:r>
-        <w:t xml:space="preserve">En </w:t>
-      </w:r>
-      <w:r>
-        <w:t>la</w:t>
-      </w:r>
-      <w:r>
-        <w:t xml:space="preserve"> última fase, se aplican cuestionarios de usabilidad a estudiantes con el fin de recopilar datos sobre la experiencia del usuario y evaluar la efectividad del</w:t>
-      </w:r>
-      <w:r>
-        <w:t xml:space="preserve"> modelo cualitativo</w:t>
-      </w:r>
-      <w:r>
-        <w:t>. Se analizan los resultados obtenidos para identificar posibles áreas de mejora y optimizar la aplicación en función de las necesidades detectadas. Finalmente, se realizan ajustes y mejoras en la herramienta con base en la retroalimentación de los usuarios, asegurando que el modelo desarrollado sea fun</w:t>
+        <w:t>aplicación en función de las necesidades detectadas. Finalmente, se realizan ajustes y mejoras en la herramienta con base en la retroalimentación de los usuarios, asegurando que el modelo desarrollado sea fun</w:t>
       </w:r>
       <w:r>
         <w:t>cional.</w:t>
@@ -4657,8 +5121,38 @@
         <w:pStyle w:val="Ttulo2"/>
       </w:pPr>
       <w:bookmarkStart w:id="24" w:name="_Toc200312516"/>
-      <w:r>
-        <w:lastRenderedPageBreak/>
+    </w:p>
+    <w:p/>
+    <w:p/>
+    <w:p/>
+    <w:p/>
+    <w:p/>
+    <w:p/>
+    <w:p/>
+    <w:p/>
+    <w:p/>
+    <w:p/>
+    <w:p/>
+    <w:p/>
+    <w:p/>
+    <w:p/>
+    <w:p/>
+    <w:p/>
+    <w:p/>
+    <w:p/>
+    <w:p/>
+    <w:p/>
+    <w:p/>
+    <w:p/>
+    <w:p/>
+    <w:p/>
+    <w:p/>
+    <w:p/>
+    <w:p>
+      <w:pPr>
+        <w:pStyle w:val="Ttulo2"/>
+      </w:pPr>
+      <w:r>
         <w:t>RESULTADOS ESPERADOS</w:t>
       </w:r>
       <w:bookmarkEnd w:id="24"/>
@@ -4683,6 +5177,7 @@
           <w:b/>
           <w:bCs/>
         </w:rPr>
+        <w:lastRenderedPageBreak/>
         <w:t>Desarrollar una herramienta educativa funcional</w:t>
       </w:r>
       <w:r>
@@ -4831,7 +5326,6 @@
       </w:pPr>
       <w:bookmarkStart w:id="26" w:name="_Toc200312518"/>
       <w:r>
-        <w:lastRenderedPageBreak/>
         <w:t>5.1. Conclusiones</w:t>
       </w:r>
       <w:bookmarkEnd w:id="26"/>
@@ -4921,7 +5415,6 @@
           <w:b/>
           <w:bCs/>
         </w:rPr>
-        <w:lastRenderedPageBreak/>
         <w:t>REFERENCIAS</w:t>
       </w:r>
     </w:p>
@@ -4948,39 +5441,44 @@
             <w:autoSpaceDE w:val="0"/>
             <w:autoSpaceDN w:val="0"/>
             <w:ind w:hanging="640"/>
-            <w:divId w:val="108741584"/>
+            <w:divId w:val="1245457333"/>
             <w:rPr>
               <w:rFonts w:eastAsia="Times New Roman"/>
               <w:kern w:val="0"/>
+              <w:lang w:val="en-US"/>
               <w14:ligatures w14:val="none"/>
             </w:rPr>
           </w:pPr>
           <w:r>
             <w:rPr>
               <w:rFonts w:eastAsia="Times New Roman"/>
+              <w:lang w:val="en-US"/>
             </w:rPr>
             <w:t>[1]</w:t>
           </w:r>
           <w:r>
             <w:rPr>
               <w:rFonts w:eastAsia="Times New Roman"/>
+              <w:lang w:val="en-US"/>
             </w:rPr>
             <w:tab/>
-            <w:t xml:space="preserve">C. Armas Morales, “Inteligencia Artificial en empresas peruanas e impactos laborales en los trabajadores,” </w:t>
+            <w:t xml:space="preserve">A. S. George, “Artificial Intelligence and the Future of Work: Job Shifting Not Job Loss,” 2024, </w:t>
           </w:r>
+          <w:proofErr w:type="spellStart"/>
           <w:r>
             <w:rPr>
               <w:rFonts w:eastAsia="Times New Roman"/>
-              <w:i/>
-              <w:iCs/>
-            </w:rPr>
-            <w:t>Iberoamerican Business Journal</w:t>
+              <w:lang w:val="en-US"/>
+            </w:rPr>
+            <w:t>doi</w:t>
           </w:r>
+          <w:proofErr w:type="spellEnd"/>
           <w:r>
             <w:rPr>
               <w:rFonts w:eastAsia="Times New Roman"/>
-            </w:rPr>
-            <w:t>, vol. 5, no. 1, pp. 83–105, Jul. 2021, doi: 10.22451/5817.ibj2021.vol5.1.11053.</w:t>
+              <w:lang w:val="en-US"/>
+            </w:rPr>
+            <w:t>: 10.5281/zenodo.10936490.</w:t>
           </w:r>
         </w:p>
         <w:p>
@@ -4988,7 +5486,7 @@
             <w:autoSpaceDE w:val="0"/>
             <w:autoSpaceDN w:val="0"/>
             <w:ind w:hanging="640"/>
-            <w:divId w:val="2129274213"/>
+            <w:divId w:val="1701782113"/>
             <w:rPr>
               <w:rFonts w:eastAsia="Times New Roman"/>
               <w:lang w:val="en-US"/>
@@ -4999,6 +5497,7 @@
               <w:rFonts w:eastAsia="Times New Roman"/>
               <w:lang w:val="en-US"/>
             </w:rPr>
+            <w:lastRenderedPageBreak/>
             <w:t>[2]</w:t>
           </w:r>
           <w:r>
@@ -5007,7 +5506,39 @@
               <w:lang w:val="en-US"/>
             </w:rPr>
             <w:tab/>
-            <w:t>A. S. George, “Artificial Intelligence and the Future of Work: Job Shifting Not Job Loss,” 2024, doi: 10.5281/zenodo.10936490.</w:t>
+            <w:t xml:space="preserve">K. I. Roumeliotis, N. D. Tselikas, and D. K. Nasiopoulos, “DeepSeek and GPT Fall Behind: Claude Leads in Zero-Shot Consumer Complaints Classification,” Feb. 10, 2025. </w:t>
+          </w:r>
+          <w:proofErr w:type="spellStart"/>
+          <w:r>
+            <w:rPr>
+              <w:rFonts w:eastAsia="Times New Roman"/>
+              <w:lang w:val="en-US"/>
+            </w:rPr>
+            <w:t>doi</w:t>
+          </w:r>
+          <w:proofErr w:type="spellEnd"/>
+          <w:r>
+            <w:rPr>
+              <w:rFonts w:eastAsia="Times New Roman"/>
+              <w:lang w:val="en-US"/>
+            </w:rPr>
+            <w:t>: 10.20944/preprints</w:t>
+          </w:r>
+          <w:proofErr w:type="gramStart"/>
+          <w:r>
+            <w:rPr>
+              <w:rFonts w:eastAsia="Times New Roman"/>
+              <w:lang w:val="en-US"/>
+            </w:rPr>
+            <w:t>202502.0720.v</w:t>
+          </w:r>
+          <w:proofErr w:type="gramEnd"/>
+          <w:r>
+            <w:rPr>
+              <w:rFonts w:eastAsia="Times New Roman"/>
+              <w:lang w:val="en-US"/>
+            </w:rPr>
+            <w:t>1.</w:t>
           </w:r>
         </w:p>
         <w:p>
@@ -5015,26 +5546,95 @@
             <w:autoSpaceDE w:val="0"/>
             <w:autoSpaceDN w:val="0"/>
             <w:ind w:hanging="640"/>
-            <w:divId w:val="866404137"/>
+            <w:divId w:val="2068842844"/>
             <w:rPr>
               <w:rFonts w:eastAsia="Times New Roman"/>
-              <w:lang w:val="en-US"/>
             </w:rPr>
           </w:pPr>
           <w:r>
             <w:rPr>
               <w:rFonts w:eastAsia="Times New Roman"/>
-              <w:lang w:val="en-US"/>
             </w:rPr>
             <w:t>[3]</w:t>
           </w:r>
           <w:r>
             <w:rPr>
               <w:rFonts w:eastAsia="Times New Roman"/>
-              <w:lang w:val="en-US"/>
             </w:rPr>
             <w:tab/>
-            <w:t>K. I. Roumeliotis, N. D. Tselikas, and D. K. Nasiopoulos, “DeepSeek and GPT Fall Behind: Claude Leads in Zero-Shot Consumer Complaints Classification,” Feb. 10, 2025. doi: 10.20944/preprints202502.0720.v1.</w:t>
+            <w:t xml:space="preserve">D.-M. </w:t>
+          </w:r>
+          <w:proofErr w:type="spellStart"/>
+          <w:r>
+            <w:rPr>
+              <w:rFonts w:eastAsia="Times New Roman"/>
+            </w:rPr>
+            <w:t>Sambola</w:t>
+          </w:r>
+          <w:proofErr w:type="spellEnd"/>
+          <w:r>
+            <w:rPr>
+              <w:rFonts w:eastAsia="Times New Roman"/>
+            </w:rPr>
+            <w:t xml:space="preserve">, “Inteligencia Artificial en la Educación: Estado del Arte,” </w:t>
+          </w:r>
+          <w:proofErr w:type="spellStart"/>
+          <w:r>
+            <w:rPr>
+              <w:rFonts w:eastAsia="Times New Roman"/>
+              <w:i/>
+              <w:iCs/>
+            </w:rPr>
+            <w:t>Wani</w:t>
+          </w:r>
+          <w:proofErr w:type="spellEnd"/>
+          <w:r>
+            <w:rPr>
+              <w:rFonts w:eastAsia="Times New Roman"/>
+            </w:rPr>
+            <w:t xml:space="preserve">, no. 79, </w:t>
+          </w:r>
+          <w:proofErr w:type="gramStart"/>
+          <w:r>
+            <w:rPr>
+              <w:rFonts w:eastAsia="Times New Roman"/>
+            </w:rPr>
+            <w:t>Oct.</w:t>
+          </w:r>
+          <w:proofErr w:type="gramEnd"/>
+          <w:r>
+            <w:rPr>
+              <w:rFonts w:eastAsia="Times New Roman"/>
+            </w:rPr>
+            <w:t xml:space="preserve"> 2023, </w:t>
+          </w:r>
+          <w:proofErr w:type="spellStart"/>
+          <w:r>
+            <w:rPr>
+              <w:rFonts w:eastAsia="Times New Roman"/>
+            </w:rPr>
+            <w:t>doi</w:t>
+          </w:r>
+          <w:proofErr w:type="spellEnd"/>
+          <w:r>
+            <w:rPr>
+              <w:rFonts w:eastAsia="Times New Roman"/>
+            </w:rPr>
+            <w:t>: 10.5377/</w:t>
+          </w:r>
+          <w:proofErr w:type="gramStart"/>
+          <w:r>
+            <w:rPr>
+              <w:rFonts w:eastAsia="Times New Roman"/>
+            </w:rPr>
+            <w:t>wani.v</w:t>
+          </w:r>
+          <w:proofErr w:type="gramEnd"/>
+          <w:r>
+            <w:rPr>
+              <w:rFonts w:eastAsia="Times New Roman"/>
+            </w:rPr>
+            <w:t>39i79.16806.</w:t>
           </w:r>
         </w:p>
         <w:p>
@@ -5042,9 +5642,10 @@
             <w:autoSpaceDE w:val="0"/>
             <w:autoSpaceDN w:val="0"/>
             <w:ind w:hanging="640"/>
-            <w:divId w:val="341663623"/>
+            <w:divId w:val="105084532"/>
             <w:rPr>
               <w:rFonts w:eastAsia="Times New Roman"/>
+              <w:lang w:val="en-US"/>
             </w:rPr>
           </w:pPr>
           <w:r>
@@ -5058,46 +5659,119 @@
               <w:rFonts w:eastAsia="Times New Roman"/>
             </w:rPr>
             <w:tab/>
-            <w:t xml:space="preserve">D.-M. Sambola, “Inteligencia Artificial en la Educación: Estado del Arte,” </w:t>
+            <w:t xml:space="preserve">R. Almeida de </w:t>
           </w:r>
+          <w:proofErr w:type="spellStart"/>
           <w:r>
             <w:rPr>
               <w:rFonts w:eastAsia="Times New Roman"/>
-              <w:i/>
-              <w:iCs/>
-            </w:rPr>
-            <w:t>Wani</w:t>
+            </w:rPr>
+            <w:t>Bem</w:t>
           </w:r>
+          <w:proofErr w:type="spellEnd"/>
           <w:r>
             <w:rPr>
               <w:rFonts w:eastAsia="Times New Roman"/>
             </w:rPr>
-            <w:t>, no. 79, Oct. 2023, doi: 10.5377/wani.v39i79.16806.</w:t>
+            <w:t xml:space="preserve"> and A. Aparecida </w:t>
           </w:r>
-        </w:p>
-        <w:p>
-          <w:pPr>
-            <w:autoSpaceDE w:val="0"/>
-            <w:autoSpaceDN w:val="0"/>
-            <w:ind w:hanging="640"/>
-            <w:divId w:val="368605825"/>
+          <w:proofErr w:type="spellStart"/>
+          <w:r>
             <w:rPr>
               <w:rFonts w:eastAsia="Times New Roman"/>
-              <w:lang w:val="en-US"/>
-            </w:rPr>
-          </w:pPr>
+            </w:rPr>
+            <w:t>Konzen</w:t>
+          </w:r>
+          <w:proofErr w:type="spellEnd"/>
           <w:r>
             <w:rPr>
               <w:rFonts w:eastAsia="Times New Roman"/>
             </w:rPr>
-            <w:t>[5]</w:t>
+            <w:t>, “</w:t>
           </w:r>
+          <w:proofErr w:type="spellStart"/>
           <w:r>
             <w:rPr>
               <w:rFonts w:eastAsia="Times New Roman"/>
             </w:rPr>
-            <w:tab/>
-            <w:t xml:space="preserve">R. Almeida de Bem and A. Aparecida Konzen, “Um Estudo Acerca do Uso de IA Generativa no Apoio à Aprendizagem de Programação,” Jun. 2024. </w:t>
+            <w:t>Um</w:t>
+          </w:r>
+          <w:proofErr w:type="spellEnd"/>
+          <w:r>
+            <w:rPr>
+              <w:rFonts w:eastAsia="Times New Roman"/>
+            </w:rPr>
+            <w:t xml:space="preserve"> </w:t>
+          </w:r>
+          <w:proofErr w:type="spellStart"/>
+          <w:r>
+            <w:rPr>
+              <w:rFonts w:eastAsia="Times New Roman"/>
+            </w:rPr>
+            <w:t>Estudo</w:t>
+          </w:r>
+          <w:proofErr w:type="spellEnd"/>
+          <w:r>
+            <w:rPr>
+              <w:rFonts w:eastAsia="Times New Roman"/>
+            </w:rPr>
+            <w:t xml:space="preserve"> Acerca do Uso de IA Generativa no </w:t>
+          </w:r>
+          <w:proofErr w:type="spellStart"/>
+          <w:r>
+            <w:rPr>
+              <w:rFonts w:eastAsia="Times New Roman"/>
+            </w:rPr>
+            <w:t>Apoio</w:t>
+          </w:r>
+          <w:proofErr w:type="spellEnd"/>
+          <w:r>
+            <w:rPr>
+              <w:rFonts w:eastAsia="Times New Roman"/>
+            </w:rPr>
+            <w:t xml:space="preserve"> à </w:t>
+          </w:r>
+          <w:proofErr w:type="spellStart"/>
+          <w:r>
+            <w:rPr>
+              <w:rFonts w:eastAsia="Times New Roman"/>
+            </w:rPr>
+            <w:t>Aprendizagem</w:t>
+          </w:r>
+          <w:proofErr w:type="spellEnd"/>
+          <w:r>
+            <w:rPr>
+              <w:rFonts w:eastAsia="Times New Roman"/>
+            </w:rPr>
+            <w:t xml:space="preserve"> de </w:t>
+          </w:r>
+          <w:proofErr w:type="spellStart"/>
+          <w:r>
+            <w:rPr>
+              <w:rFonts w:eastAsia="Times New Roman"/>
+            </w:rPr>
+            <w:t>Programação</w:t>
+          </w:r>
+          <w:proofErr w:type="spellEnd"/>
+          <w:r>
+            <w:rPr>
+              <w:rFonts w:eastAsia="Times New Roman"/>
+            </w:rPr>
+            <w:t xml:space="preserve">,” </w:t>
+          </w:r>
+          <w:proofErr w:type="gramStart"/>
+          <w:r>
+            <w:rPr>
+              <w:rFonts w:eastAsia="Times New Roman"/>
+            </w:rPr>
+            <w:t>Jun.</w:t>
+          </w:r>
+          <w:proofErr w:type="gramEnd"/>
+          <w:r>
+            <w:rPr>
+              <w:rFonts w:eastAsia="Times New Roman"/>
+            </w:rPr>
+            <w:t xml:space="preserve"> 2024. </w:t>
           </w:r>
           <w:r>
             <w:rPr>
@@ -5112,7 +5786,7 @@
             <w:autoSpaceDE w:val="0"/>
             <w:autoSpaceDN w:val="0"/>
             <w:ind w:hanging="640"/>
-            <w:divId w:val="1192301793"/>
+            <w:divId w:val="1605921562"/>
             <w:rPr>
               <w:rFonts w:eastAsia="Times New Roman"/>
               <w:lang w:val="en-US"/>
@@ -5123,7 +5797,7 @@
               <w:rFonts w:eastAsia="Times New Roman"/>
               <w:lang w:val="en-US"/>
             </w:rPr>
-            <w:t>[6]</w:t>
+            <w:t>[5]</w:t>
           </w:r>
           <w:r>
             <w:rPr>
@@ -5131,7 +5805,23 @@
               <w:lang w:val="en-US"/>
             </w:rPr>
             <w:tab/>
-            <w:t xml:space="preserve">Ş. Gökçearslan, C. Tosun, and Z. G. Erdemir, “Benefits, Challenges, and Methods of Artificial Intelligence (AI) Chatbots in Education: A Systematic Literature Review,” </w:t>
+            <w:t xml:space="preserve">Ş. </w:t>
+          </w:r>
+          <w:proofErr w:type="spellStart"/>
+          <w:r>
+            <w:rPr>
+              <w:rFonts w:eastAsia="Times New Roman"/>
+              <w:lang w:val="en-US"/>
+            </w:rPr>
+            <w:t>Gökçearslan</w:t>
+          </w:r>
+          <w:proofErr w:type="spellEnd"/>
+          <w:r>
+            <w:rPr>
+              <w:rFonts w:eastAsia="Times New Roman"/>
+              <w:lang w:val="en-US"/>
+            </w:rPr>
+            <w:t xml:space="preserve">, C. Tosun, and Z. G. Erdemir, “Benefits, Challenges, and Methods of Artificial Intelligence (AI) Chatbots in Education: A Systematic Literature Review,” </w:t>
           </w:r>
           <w:r>
             <w:rPr>
@@ -5147,7 +5837,23 @@
               <w:rFonts w:eastAsia="Times New Roman"/>
               <w:lang w:val="en-US"/>
             </w:rPr>
-            <w:t>, vol. 7, no. 1, pp. 19–39, Feb. 2024, doi: 10.46328/ijte.600.</w:t>
+            <w:t xml:space="preserve">, vol. 7, no. 1, pp. 19–39, Feb. 2024, </w:t>
+          </w:r>
+          <w:proofErr w:type="spellStart"/>
+          <w:r>
+            <w:rPr>
+              <w:rFonts w:eastAsia="Times New Roman"/>
+              <w:lang w:val="en-US"/>
+            </w:rPr>
+            <w:t>doi</w:t>
+          </w:r>
+          <w:proofErr w:type="spellEnd"/>
+          <w:r>
+            <w:rPr>
+              <w:rFonts w:eastAsia="Times New Roman"/>
+              <w:lang w:val="en-US"/>
+            </w:rPr>
+            <w:t>: 10.46328/ijte.600.</w:t>
           </w:r>
         </w:p>
         <w:p>
@@ -5155,7 +5861,7 @@
             <w:autoSpaceDE w:val="0"/>
             <w:autoSpaceDN w:val="0"/>
             <w:ind w:hanging="640"/>
-            <w:divId w:val="1914461941"/>
+            <w:divId w:val="856694859"/>
             <w:rPr>
               <w:rFonts w:eastAsia="Times New Roman"/>
               <w:lang w:val="en-US"/>
@@ -5165,14 +5871,27 @@
             <w:rPr>
               <w:rFonts w:eastAsia="Times New Roman"/>
             </w:rPr>
-            <w:t>[7]</w:t>
+            <w:t>[6]</w:t>
           </w:r>
           <w:r>
             <w:rPr>
               <w:rFonts w:eastAsia="Times New Roman"/>
             </w:rPr>
             <w:tab/>
-            <w:t xml:space="preserve">Josette Arévalo Gross, “INFORME GENERAL DE PISA-D 2018.” </w:t>
+          </w:r>
+          <w:proofErr w:type="spellStart"/>
+          <w:r>
+            <w:rPr>
+              <w:rFonts w:eastAsia="Times New Roman"/>
+            </w:rPr>
+            <w:t>Josette</w:t>
+          </w:r>
+          <w:proofErr w:type="spellEnd"/>
+          <w:r>
+            <w:rPr>
+              <w:rFonts w:eastAsia="Times New Roman"/>
+            </w:rPr>
+            <w:t xml:space="preserve"> Arévalo Gross, “INFORME GENERAL DE PISA-D 2018.” </w:t>
           </w:r>
           <w:r>
             <w:rPr>
@@ -5187,7 +5906,7 @@
             <w:autoSpaceDE w:val="0"/>
             <w:autoSpaceDN w:val="0"/>
             <w:ind w:hanging="640"/>
-            <w:divId w:val="1794402705"/>
+            <w:divId w:val="1561672482"/>
             <w:rPr>
               <w:rFonts w:eastAsia="Times New Roman"/>
             </w:rPr>
@@ -5196,14 +5915,28 @@
             <w:rPr>
               <w:rFonts w:eastAsia="Times New Roman"/>
             </w:rPr>
-            <w:t>[8]</w:t>
+            <w:t>[7]</w:t>
           </w:r>
           <w:r>
             <w:rPr>
               <w:rFonts w:eastAsia="Times New Roman"/>
             </w:rPr>
             <w:tab/>
-            <w:t xml:space="preserve">R. I. Torres Cadillo, “Los Los riesgos y los desafíos que enfrentan los trabajadores frente al uso de la inteligencia artificial en el trabajo,” </w:t>
+            <w:t xml:space="preserve">R. I. Torres Cadillo, “Los </w:t>
+          </w:r>
+          <w:proofErr w:type="spellStart"/>
+          <w:r>
+            <w:rPr>
+              <w:rFonts w:eastAsia="Times New Roman"/>
+            </w:rPr>
+            <w:t>Los</w:t>
+          </w:r>
+          <w:proofErr w:type="spellEnd"/>
+          <w:r>
+            <w:rPr>
+              <w:rFonts w:eastAsia="Times New Roman"/>
+            </w:rPr>
+            <w:t xml:space="preserve"> riesgos y los desafíos que enfrentan los trabajadores frente al uso de la inteligencia artificial en el trabajo,” </w:t>
           </w:r>
           <w:r>
             <w:rPr>
@@ -5217,7 +5950,49 @@
             <w:rPr>
               <w:rFonts w:eastAsia="Times New Roman"/>
             </w:rPr>
-            <w:t>, vol. 6, no. 7, pp. 289–313, Jun. 2023, doi: 10.47308/rdpt.v6i7.778.</w:t>
+            <w:t xml:space="preserve">, vol. 6, no. 7, pp. 289–313, </w:t>
+          </w:r>
+          <w:proofErr w:type="gramStart"/>
+          <w:r>
+            <w:rPr>
+              <w:rFonts w:eastAsia="Times New Roman"/>
+            </w:rPr>
+            <w:t>Jun.</w:t>
+          </w:r>
+          <w:proofErr w:type="gramEnd"/>
+          <w:r>
+            <w:rPr>
+              <w:rFonts w:eastAsia="Times New Roman"/>
+            </w:rPr>
+            <w:t xml:space="preserve"> 2023, </w:t>
+          </w:r>
+          <w:proofErr w:type="spellStart"/>
+          <w:r>
+            <w:rPr>
+              <w:rFonts w:eastAsia="Times New Roman"/>
+            </w:rPr>
+            <w:t>doi</w:t>
+          </w:r>
+          <w:proofErr w:type="spellEnd"/>
+          <w:r>
+            <w:rPr>
+              <w:rFonts w:eastAsia="Times New Roman"/>
+            </w:rPr>
+            <w:t>: 10.47308/</w:t>
+          </w:r>
+          <w:proofErr w:type="gramStart"/>
+          <w:r>
+            <w:rPr>
+              <w:rFonts w:eastAsia="Times New Roman"/>
+            </w:rPr>
+            <w:t>rdpt.v</w:t>
+          </w:r>
+          <w:proofErr w:type="gramEnd"/>
+          <w:r>
+            <w:rPr>
+              <w:rFonts w:eastAsia="Times New Roman"/>
+            </w:rPr>
+            <w:t>6i7.778.</w:t>
           </w:r>
         </w:p>
         <w:p>
@@ -5225,7 +6000,7 @@
             <w:autoSpaceDE w:val="0"/>
             <w:autoSpaceDN w:val="0"/>
             <w:ind w:hanging="640"/>
-            <w:divId w:val="2123828"/>
+            <w:divId w:val="460003845"/>
             <w:rPr>
               <w:rFonts w:eastAsia="Times New Roman"/>
             </w:rPr>
@@ -5234,14 +6009,42 @@
             <w:rPr>
               <w:rFonts w:eastAsia="Times New Roman"/>
             </w:rPr>
-            <w:t>[9]</w:t>
+            <w:t>[8]</w:t>
           </w:r>
           <w:r>
             <w:rPr>
               <w:rFonts w:eastAsia="Times New Roman"/>
             </w:rPr>
             <w:tab/>
-            <w:t xml:space="preserve">L. E. Ávila Granda, F. Cepeda Yautibug, and R. Aucancela Copa, “Deserción en la Educación Superior en Ecuador, Causas y Consecuencias,” </w:t>
+            <w:t xml:space="preserve">M. E. Chávez Solís, E. Labrada Martínez, E. Carbajal </w:t>
+          </w:r>
+          <w:proofErr w:type="spellStart"/>
+          <w:r>
+            <w:rPr>
+              <w:rFonts w:eastAsia="Times New Roman"/>
+            </w:rPr>
+            <w:t>Degante</w:t>
+          </w:r>
+          <w:proofErr w:type="spellEnd"/>
+          <w:r>
+            <w:rPr>
+              <w:rFonts w:eastAsia="Times New Roman"/>
+            </w:rPr>
+            <w:t xml:space="preserve">, E. Pineda Godoy, and Y. </w:t>
+          </w:r>
+          <w:proofErr w:type="spellStart"/>
+          <w:r>
+            <w:rPr>
+              <w:rFonts w:eastAsia="Times New Roman"/>
+            </w:rPr>
+            <w:t>Alatristre</w:t>
+          </w:r>
+          <w:proofErr w:type="spellEnd"/>
+          <w:r>
+            <w:rPr>
+              <w:rFonts w:eastAsia="Times New Roman"/>
+            </w:rPr>
+            <w:t xml:space="preserve"> Martínez, “Inteligencia artificial generativa para fortalecer la educación superior,” </w:t>
           </w:r>
           <w:r>
             <w:rPr>
@@ -5249,13 +6052,41 @@
               <w:i/>
               <w:iCs/>
             </w:rPr>
-            <w:t>Ciencia Latina Revista Científica Multidisciplinar</w:t>
+            <w:t>LATAM Revista Latinoamericana de Ciencias Sociales y Humanidades</w:t>
           </w:r>
           <w:r>
             <w:rPr>
               <w:rFonts w:eastAsia="Times New Roman"/>
             </w:rPr>
-            <w:t>, vol. 8, no. 3, pp. 11475–11490, Aug. 2024, doi: 10.37811/cl_rcm.v8i3.12472.</w:t>
+            <w:t xml:space="preserve">, vol. 4, no. 3, Sep. 2023, </w:t>
+          </w:r>
+          <w:proofErr w:type="spellStart"/>
+          <w:r>
+            <w:rPr>
+              <w:rFonts w:eastAsia="Times New Roman"/>
+            </w:rPr>
+            <w:t>doi</w:t>
+          </w:r>
+          <w:proofErr w:type="spellEnd"/>
+          <w:r>
+            <w:rPr>
+              <w:rFonts w:eastAsia="Times New Roman"/>
+            </w:rPr>
+            <w:t>: 10.56712/</w:t>
+          </w:r>
+          <w:proofErr w:type="gramStart"/>
+          <w:r>
+            <w:rPr>
+              <w:rFonts w:eastAsia="Times New Roman"/>
+            </w:rPr>
+            <w:t>latam.v</w:t>
+          </w:r>
+          <w:proofErr w:type="gramEnd"/>
+          <w:r>
+            <w:rPr>
+              <w:rFonts w:eastAsia="Times New Roman"/>
+            </w:rPr>
+            <w:t>4i3.1113.</w:t>
           </w:r>
         </w:p>
         <w:p>
@@ -5263,7 +6094,7 @@
             <w:autoSpaceDE w:val="0"/>
             <w:autoSpaceDN w:val="0"/>
             <w:ind w:hanging="640"/>
-            <w:divId w:val="415442949"/>
+            <w:divId w:val="1426150483"/>
             <w:rPr>
               <w:rFonts w:eastAsia="Times New Roman"/>
             </w:rPr>
@@ -5272,73 +6103,72 @@
             <w:rPr>
               <w:rFonts w:eastAsia="Times New Roman"/>
             </w:rPr>
-            <w:t>[10]</w:t>
+            <w:t>[9]</w:t>
           </w:r>
           <w:r>
             <w:rPr>
               <w:rFonts w:eastAsia="Times New Roman"/>
             </w:rPr>
             <w:tab/>
-            <w:t xml:space="preserve">M. E. Chávez Solís, E. Labrada Martínez, E. Carbajal Degante, E. Pineda Godoy, and Y. Alatristre Martínez, “Inteligencia artificial generativa para fortalecer la educación </w:t>
+            <w:t xml:space="preserve">C. S. González-González, “El impacto de la inteligencia artificial en la educación: transformación de la forma de enseñar y de aprender,” </w:t>
           </w:r>
-          <w:r>
-            <w:rPr>
-              <w:rFonts w:eastAsia="Times New Roman"/>
-            </w:rPr>
-            <w:lastRenderedPageBreak/>
-            <w:t xml:space="preserve">superior,” </w:t>
-          </w:r>
+          <w:proofErr w:type="spellStart"/>
           <w:r>
             <w:rPr>
               <w:rFonts w:eastAsia="Times New Roman"/>
               <w:i/>
               <w:iCs/>
             </w:rPr>
-            <w:t>LATAM Revista Latinoamericana de Ciencias Sociales y Humanidades</w:t>
+            <w:t>Qurriculum</w:t>
           </w:r>
-          <w:r>
-            <w:rPr>
-              <w:rFonts w:eastAsia="Times New Roman"/>
-            </w:rPr>
-            <w:t>, vol. 4, no. 3, Sep. 2023, doi: 10.56712/latam.v4i3.1113.</w:t>
-          </w:r>
-        </w:p>
-        <w:p>
-          <w:pPr>
-            <w:autoSpaceDE w:val="0"/>
-            <w:autoSpaceDN w:val="0"/>
-            <w:ind w:hanging="640"/>
-            <w:divId w:val="1636595033"/>
-            <w:rPr>
-              <w:rFonts w:eastAsia="Times New Roman"/>
-            </w:rPr>
-          </w:pPr>
-          <w:r>
-            <w:rPr>
-              <w:rFonts w:eastAsia="Times New Roman"/>
-            </w:rPr>
-            <w:t>[11]</w:t>
-          </w:r>
-          <w:r>
-            <w:rPr>
-              <w:rFonts w:eastAsia="Times New Roman"/>
-            </w:rPr>
-            <w:tab/>
-            <w:t xml:space="preserve">C. S. González-González, “El impacto de la inteligencia artificial en la educación: transformación de la forma de enseñar y de aprender,” </w:t>
-          </w:r>
+          <w:proofErr w:type="spellEnd"/>
           <w:r>
             <w:rPr>
               <w:rFonts w:eastAsia="Times New Roman"/>
               <w:i/>
               <w:iCs/>
             </w:rPr>
-            <w:t>Qurriculum. Revista de Teoría,Investigación y Práctica educativa</w:t>
+            <w:t xml:space="preserve">. Revista de </w:t>
+          </w:r>
+          <w:proofErr w:type="spellStart"/>
+          <w:proofErr w:type="gramStart"/>
+          <w:r>
+            <w:rPr>
+              <w:rFonts w:eastAsia="Times New Roman"/>
+              <w:i/>
+              <w:iCs/>
+            </w:rPr>
+            <w:t>Teoría,Investigación</w:t>
+          </w:r>
+          <w:proofErr w:type="spellEnd"/>
+          <w:proofErr w:type="gramEnd"/>
+          <w:r>
+            <w:rPr>
+              <w:rFonts w:eastAsia="Times New Roman"/>
+              <w:i/>
+              <w:iCs/>
+            </w:rPr>
+            <w:t xml:space="preserve"> y Práctica educativa</w:t>
           </w:r>
           <w:r>
             <w:rPr>
               <w:rFonts w:eastAsia="Times New Roman"/>
             </w:rPr>
-            <w:t>, no. 36, pp. 51–60, 2023, doi: 10.25145/j.qurricul.2023.36.03.</w:t>
+            <w:t xml:space="preserve">, no. 36, pp. 51–60, 2023, </w:t>
+          </w:r>
+          <w:proofErr w:type="spellStart"/>
+          <w:r>
+            <w:rPr>
+              <w:rFonts w:eastAsia="Times New Roman"/>
+            </w:rPr>
+            <w:t>doi</w:t>
+          </w:r>
+          <w:proofErr w:type="spellEnd"/>
+          <w:r>
+            <w:rPr>
+              <w:rFonts w:eastAsia="Times New Roman"/>
+            </w:rPr>
+            <w:t>: 10.25145/j.qurricul.2023.36.03.</w:t>
           </w:r>
         </w:p>
         <w:p>
@@ -8721,7 +9551,6 @@
   <w:style w:type="character" w:default="1" w:styleId="Fuentedeprrafopredeter">
     <w:name w:val="Default Paragraph Font"/>
     <w:uiPriority w:val="1"/>
-    <w:semiHidden/>
     <w:unhideWhenUsed/>
   </w:style>
   <w:style w:type="table" w:default="1" w:styleId="Tablanormal">
@@ -9361,35 +10190,6 @@
     </w:docPart>
     <w:docPart>
       <w:docPartPr>
-        <w:name w:val="A44FAF5F50814AD995E75A5A699D8675"/>
-        <w:category>
-          <w:name w:val="General"/>
-          <w:gallery w:val="placeholder"/>
-        </w:category>
-        <w:types>
-          <w:type w:val="bbPlcHdr"/>
-        </w:types>
-        <w:behaviors>
-          <w:behavior w:val="content"/>
-        </w:behaviors>
-        <w:guid w:val="{8902BC5B-A8BC-4BA9-929F-616A955AA1CE}"/>
-      </w:docPartPr>
-      <w:docPartBody>
-        <w:p>
-          <w:pPr>
-            <w:pStyle w:val="A44FAF5F50814AD995E75A5A699D8675"/>
-          </w:pPr>
-          <w:r>
-            <w:rPr>
-              <w:rStyle w:val="Textodelmarcadordeposicin"/>
-            </w:rPr>
-            <w:t>Haga clic o pulse aquí para escribir texto.</w:t>
-          </w:r>
-        </w:p>
-      </w:docPartBody>
-    </w:docPart>
-    <w:docPart>
-      <w:docPartPr>
         <w:name w:val="C0AB5365BBA847E894C341F98CBD8BD1"/>
         <w:category>
           <w:name w:val="General"/>
@@ -9528,10 +10328,13 @@
     <w:rsidRoot w:val="005268E3"/>
     <w:rsid w:val="000A7E75"/>
     <w:rsid w:val="000F1326"/>
+    <w:rsid w:val="00126ED8"/>
+    <w:rsid w:val="00142366"/>
     <w:rsid w:val="001660D8"/>
     <w:rsid w:val="001739EF"/>
     <w:rsid w:val="00204C36"/>
     <w:rsid w:val="0021673A"/>
+    <w:rsid w:val="00247926"/>
     <w:rsid w:val="0025625D"/>
     <w:rsid w:val="00273928"/>
     <w:rsid w:val="00274A90"/>
@@ -9557,6 +10360,8 @@
     <w:rsid w:val="00826CD1"/>
     <w:rsid w:val="00854FC0"/>
     <w:rsid w:val="0086315F"/>
+    <w:rsid w:val="008977FF"/>
+    <w:rsid w:val="008B63AE"/>
     <w:rsid w:val="008C58CB"/>
     <w:rsid w:val="008D1E99"/>
     <w:rsid w:val="00991F6C"/>
@@ -9571,9 +10376,11 @@
     <w:rsid w:val="00BC735D"/>
     <w:rsid w:val="00C16DD4"/>
     <w:rsid w:val="00C730A1"/>
+    <w:rsid w:val="00C8222C"/>
     <w:rsid w:val="00CA16CC"/>
     <w:rsid w:val="00D3193C"/>
     <w:rsid w:val="00D8324C"/>
+    <w:rsid w:val="00DA144E"/>
     <w:rsid w:val="00DB5027"/>
     <w:rsid w:val="00E05B0D"/>
     <w:rsid w:val="00E25F49"/>
@@ -9581,6 +10388,7 @@
     <w:rsid w:val="00EA15A0"/>
     <w:rsid w:val="00EB125F"/>
     <w:rsid w:val="00EB4FE9"/>
+    <w:rsid w:val="00EE1A7C"/>
     <w:rsid w:val="00EF0399"/>
     <w:rsid w:val="00F278C1"/>
     <w:rsid w:val="00F315D1"/>
@@ -10402,7 +11210,7 @@
     <we:reference id="WA104382081" version="1.55.1.0" store="es-ES" storeType="OMEX"/>
   </we:alternateReferences>
   <we:properties>
-    <we:property name="MENDELEY_CITATIONS" value="[{&quot;citationID&quot;:&quot;MENDELEY_CITATION_a59116e9-dae4-4f0e-aa4e-05dc67f1186e&quot;,&quot;properties&quot;:{&quot;noteIndex&quot;:0},&quot;isEdited&quot;:false,&quot;manualOverride&quot;:{&quot;isManuallyOverridden&quot;:false,&quot;citeprocText&quot;:&quot;[1]&quot;,&quot;manualOverrideText&quot;:&quot;&quot;},&quot;citationTag&quot;:&quot;MENDELEY_CITATION_v3_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&quot;,&quot;citationItems&quot;:[{&quot;id&quot;:&quot;3e25a901-be5b-346b-80b0-00ce8d9aebfd&quot;,&quot;itemData&quot;:{&quot;type&quot;:&quot;article-journal&quot;,&quot;id&quot;:&quot;3e25a901-be5b-346b-80b0-00ce8d9aebfd&quot;,&quot;title&quot;:&quot;Inteligencia Artificial en empresas peruanas e impactos laborales en los trabajadores&quot;,&quot;author&quot;:[{&quot;family&quot;:&quot;Armas Morales&quot;,&quot;given&quot;:&quot;Carlos&quot;,&quot;parse-names&quot;:false,&quot;dropping-particle&quot;:&quot;&quot;,&quot;non-dropping-particle&quot;:&quot;&quot;}],&quot;container-title&quot;:&quot;Iberoamerican Business Journal&quot;,&quot;DOI&quot;:&quot;10.22451/5817.ibj2021.vol5.1.11053&quot;,&quot;ISSN&quot;:&quot;2521-5817&quot;,&quot;URL&quot;:&quot;https://journals.epnewman.edu.pe/index.php/IBJ/article/view/237&quot;,&quot;issued&quot;:{&quot;date-parts&quot;:[[2021,7,30]]},&quot;page&quot;:&quot;83-105&quot;,&quot;abstract&quot;:&quot;&lt;p&gt;En algunas empresas peruanas, se observan gestas de transformación tecnológica, digitalización y automatización inherente al uso de la Inteligencia Artificial. En tal sentido, el artículo explora y describe, desde un enfoque cualitativo la utilización de la inteligencia artificial en Perú y el posible impacto en los trabajadores por la gestación de nuevos puestos y desaparición de otros debido al uso de estas tecnologías. La investigación tuvo el enfoque cualitativo, utilizo la técnica documentaria, entrevistas, encuesta y la técnica de comparación normativa. Los resultados indican que el uso de la inteligencia artificial en el Perú por las empresas es incipiente, pero se intensificara en los próximos años. De otro lado la normativa laboral del Estado relacionado con estas innovaciones, se encuentra desfasada, de tal manera que las empresas que opten por el despido de los trabajadores excedentes o que no se adecúen a los nuevos puestos, tendrán dificultades, pues la normativa laboral no está actualizada a la nueva realidad que medie el derecho de los empresarios a innovar (IA) y el derecho de las personas de trabajar.       &lt;/p&gt;&quot;,&quot;issue&quot;:&quot;1&quot;,&quot;volume&quot;:&quot;5&quot;,&quot;container-title-short&quot;:&quot;&quot;},&quot;isTemporary&quot;:false,&quot;suppress-author&quot;:false,&quot;composite&quot;:false,&quot;author-only&quot;:false}]},{&quot;citationID&quot;:&quot;MENDELEY_CITATION_f6613939-585b-4544-950a-f4dea046a294&quot;,&quot;properties&quot;:{&quot;noteIndex&quot;:0},&quot;isEdited&quot;:false,&quot;manualOverride&quot;:{&quot;isManuallyOverridden&quot;:false,&quot;citeprocText&quot;:&quot;[2]&quot;,&quot;manualOverrideText&quot;:&quot;&quot;},&quot;citationTag&quot;:&quot;MENDELEY_CITATION_v3_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&quot;,&quot;citationItems&quot;:[{&quot;id&quot;:&quot;c25252e4-a07b-3e36-a85f-416432921fd5&quot;,&quot;itemData&quot;:{&quot;type&quot;:&quot;article-journal&quot;,&quot;id&quot;:&quot;c25252e4-a07b-3e36-a85f-416432921fd5&quot;,&quot;title&quot;:&quot;Artificial Intelligence and the Future of Work: Job Shifting Not Job Loss&quot;,&quot;author&quot;:[{&quot;family&quot;:&quot;George&quot;,&quot;given&quot;:&quot;A Shaji&quot;,&quot;parse-names&quot;:false,&quot;dropping-particle&quot;:&quot;&quot;,&quot;non-dropping-particle&quot;:&quot;&quot;}],&quot;DOI&quot;:&quot;10.5281/zenodo.10936490&quot;,&quot;URL&quot;:&quot;www.puirp.com&quot;,&quot;issued&quot;:{&quot;date-parts&quot;:[[2024]]},&quot;abstract&quot;:&quot;As artificial intelligence (AI) and automation technologies advance fast, substantial discussion remains about their influence on jobs and employment. Some expect enormous job losses and structural unemployment as computers and algorithms replace human workers in a variety of industries. However, the prevailing scholarly viewpoint is that, while AI will revolutionize work, it will not result in long-term job losses. AI is projected to have a net impact of job shifting rather than job loss by increasing productivity, accelerating economic growth, changing the structure of jobs, and allowing sectoral employment transitions. Detailed productivity evaluations show a strong correlation between productivity gains and net job creation. A 2022 meta-analysis of 127 papers indicated that productivity increases consistently improve employment and wages. Additional crosscountry data from the OECD shows this association across a wide range of industrialized and emerging countries. Meanwhile, long-term data reveal that working hours have steadily decreased in recent decades without causing significant job losses, while productivity and earnings have increased in parallel. Integrating AI to automate monotonous jobs and improve human capabilities could fuel this trend. Displaced workers can transfer into new occupational jobs with adequate skilling and transition support rather than facing long periods of unemployment. Sectoral shifts have also characterized historical labor market evolutions following technology disruptions. As innovative industries outcompete legacy ones, economies undergo structural transformations. Current trends show that services are expanding while manufacturing is contracting in most sophisticated countries. AI and automation will most certainly speed the shift of occupations from manual production to skilled service roles, hence facilitating this transition. With appropriate government provisions such as retraining programs and educational expansions, the necessary employment transitions between sectors can occur smoothly rather than disruptively. In summary, while the AI revolution will fundamentally alter labor markets, effective governmental measures can ensure that job shifting outpaces loss. Workers must be supported in regularly adapting their skill sets and transitioning into new roles. Firms should invest in personnel skill development as well as smart technology integration. And governments should develop multiple ways to assist different groups in navigating the transitions, including the extension of social safety nets where appropriate. With coordinated efforts to optimize human-AI collaboration, this technology tsunami does not have to result in negative job impacts, but can instead place people in more rewarding, higher-value jobs. The view remains cautiously encouraging, providing stakeholders focus on boosting human talents to share in the AI-driven productivity windfall rather than simply displacing them.&quot;,&quot;container-title-short&quot;:&quot;&quot;},&quot;isTemporary&quot;:false}]},{&quot;citationID&quot;:&quot;MENDELEY_CITATION_8dfcf854-6ba4-433d-8326-861463938067&quot;,&quot;properties&quot;:{&quot;noteIndex&quot;:0},&quot;isEdited&quot;:false,&quot;manualOverride&quot;:{&quot;isManuallyOverridden&quot;:false,&quot;citeprocText&quot;:&quot;[3]&quot;,&quot;manualOverrideText&quot;:&quot;&quot;},&quot;citationItems&quot;:[{&quot;id&quot;:&quot;fc44d4d6-d406-3b0d-9047-f22566bd0362&quot;,&quot;itemData&quot;:{&quot;type&quot;:&quot;article&quot;,&quot;id&quot;:&quot;fc44d4d6-d406-3b0d-9047-f22566bd0362&quot;,&quot;title&quot;:&quot;DeepSeek and GPT Fall Behind: Claude Leads in Zero-Shot Consumer Complaints Classification&quot;,&quot;author&quot;:[{&quot;family&quot;:&quot;Roumeliotis&quot;,&quot;given&quot;:&quot;Konstantinos I.&quot;,&quot;parse-names&quot;:false,&quot;dropping-particle&quot;:&quot;&quot;,&quot;non-dropping-particle&quot;:&quot;&quot;},{&quot;family&quot;:&quot;Tselikas&quot;,&quot;given&quot;:&quot;Nikolaos D.&quot;,&quot;parse-names&quot;:false,&quot;dropping-particle&quot;:&quot;&quot;,&quot;non-dropping-particle&quot;:&quot;&quot;},{&quot;family&quot;:&quot;Nasiopoulos&quot;,&quot;given&quot;:&quot;Dimitrios K.&quot;,&quot;parse-names&quot;:false,&quot;dropping-particle&quot;:&quot;&quot;,&quot;non-dropping-particle&quot;:&quot;&quot;}],&quot;DOI&quot;:&quot;10.20944/preprints202502.0720.v1&quot;,&quot;URL&quot;:&quot;https://www.preprints.org/manuscript/202502.0720/v1&quot;,&quot;issued&quot;:{&quot;date-parts&quot;:[[2025,2,10]]},&quot;abstract&quot;:&quot;&lt;p&gt;Large language models (LLMs) have demonstrated remarkable capabilities in various natural language processing (NLP) tasks, but their effectiveness in real-world consumer complaint classification without fine-tuning remains uncertain. Zero-shot classification is particularly challenging in finance, where complaint categories often overlap, requiring a deep understanding of nuanced language. In this study, we evaluate the zero-shot classification performance of leading LLMs— DeepSeek-V3, OpenAI’s GPT-4o and GPT-4o mini, and Anthropic’s Claude 3.5 Sonnet and Claude 3.5 Haiku—on consumer complaints submitted to the Consumer Financial Protection Bureau (CFPB). These models were tasked with categorizing complaints into five predefined financial classes based solely on complaint text. Performance was measured using accuracy, precision, recall, F1-score, and heatmaps to identify classification patterns. While DeepSeek Chat and GPT-4o produced competitive results, Claude 3.5 Sonnet consistently outperformed all models, demonstrating superior classification accuracy and efficiency. These findings highlight the relative strengths and limitations of DeepSeek-V3 and other top-tier models in financial text processing, providing valuable insights into their practical applications.&lt;/p&gt;&quot;,&quot;container-title-short&quot;:&quot;&quot;},&quot;isTemporary&quot;:false,&quot;suppress-author&quot;:false,&quot;composite&quot;:false,&quot;author-only&quot;:false}],&quot;citationTag&quot;:&quot;MENDELEY_CITATION_v3_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&quot;},{&quot;citationID&quot;:&quot;MENDELEY_CITATION_87b9dfdf-fd2a-44be-8bd3-a3e8e237b739&quot;,&quot;properties&quot;:{&quot;noteIndex&quot;:0},&quot;isEdited&quot;:false,&quot;manualOverride&quot;:{&quot;isManuallyOverridden&quot;:false,&quot;citeprocText&quot;:&quot;[4]&quot;,&quot;manualOverrideText&quot;:&quot;&quot;},&quot;citationItems&quot;:[{&quot;id&quot;:&quot;e0330f39-09fd-3be8-8a3f-0989b0c4966c&quot;,&quot;itemData&quot;:{&quot;type&quot;:&quot;article-journal&quot;,&quot;id&quot;:&quot;e0330f39-09fd-3be8-8a3f-0989b0c4966c&quot;,&quot;title&quot;:&quot;Inteligencia Artificial en la Educación: Estado del Arte&quot;,&quot;author&quot;:[{&quot;family&quot;:&quot;Sambola&quot;,&quot;given&quot;:&quot;Dexon-Mckensy&quot;,&quot;parse-names&quot;:false,&quot;dropping-particle&quot;:&quot;&quot;,&quot;non-dropping-particle&quot;:&quot;&quot;}],&quot;container-title&quot;:&quot;Wani&quot;,&quot;DOI&quot;:&quot;10.5377/wani.v39i79.16806&quot;,&quot;ISSN&quot;:&quot;1813-369X&quot;,&quot;issued&quot;:{&quot;date-parts&quot;:[[2023,10,11]]},&quot;abstract&quot;:&quot;La Inteligencia Artificial en la Educación es un campo de investigación científica que ha surgido a lo largo de 3 décadas, está particularmente interesada en el desarrollo de herramientas basadas en IA para apoyar y comprender los procesos educativos. Esta investigación tiene como objetivo presentar el estado de la Inteligencia Artificial en la Educación, utilizando un método de revisión exhaustiva de la literatura. Comprendió 3 etapas principales: selección, clasificación y análisis de la literatura. Esto permitió identificar las aplicaciones, tecnologías, desafíos e implicaciones éticas de la Inteligencia Artificial en la Educación&quot;,&quot;publisher&quot;:&quot;Consejo Nacional de Universidades&quot;,&quot;issue&quot;:&quot;79&quot;,&quot;container-title-short&quot;:&quot;&quot;},&quot;isTemporary&quot;:false}],&quot;citationTag&quot;:&quot;MENDELEY_CITATION_v3_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&quot;},{&quot;citationID&quot;:&quot;MENDELEY_CITATION_18ca400e-4fcb-42c5-82bc-033d3d56f058&quot;,&quot;properties&quot;:{&quot;noteIndex&quot;:0},&quot;isEdited&quot;:false,&quot;manualOverride&quot;:{&quot;isManuallyOverridden&quot;:false,&quot;citeprocText&quot;:&quot;[5]&quot;,&quot;manualOverrideText&quot;:&quot;&quot;},&quot;citationTag&quot;:&quot;MENDELEY_CITATION_v3_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&quot;,&quot;citationItems&quot;:[{&quot;id&quot;:&quot;d60509d4-c1c4-3bc5-b29e-e615e26af0d4&quot;,&quot;itemData&quot;:{&quot;type&quot;:&quot;report&quot;,&quot;id&quot;:&quot;d60509d4-c1c4-3bc5-b29e-e615e26af0d4&quot;,&quot;title&quot;:&quot;Um Estudo Acerca do Uso de IA Generativa no Apoio à Aprendizagem de Programação&quot;,&quot;author&quot;:[{&quot;family&quot;:&quot;Almeida de Bem&quot;,&quot;given&quot;:&quot;Rafael&quot;,&quot;parse-names&quot;:false,&quot;dropping-particle&quot;:&quot;&quot;,&quot;non-dropping-particle&quot;:&quot;&quot;},{&quot;family&quot;:&quot;Aparecida Konzen&quot;,&quot;given&quot;:&quot;Andréa&quot;,&quot;parse-names&quot;:false,&quot;dropping-particle&quot;:&quot;&quot;,&quot;non-dropping-particle&quot;:&quot;&quot;}],&quot;URL&quot;:&quot;https://github.com/huggingface/transformers&quot;,&quot;issued&quot;:{&quot;date-parts&quot;:[[2024,6]]},&quot;language&quot;:&quot;portugués&quot;,&quot;abstract&quot;:&quot;Resumo-Avanços recentes em Inteligência Artificial (IA) têm transformado sua aplicação de uma explora-ção teórica para implementação prática, criando novas oportunidades e desafios em ambientes de aprendiza-gem. Este trabalho de conclusão de curso, realizado na Pontifícia Universidade Católica do Rio Grande do Sul, explora como a IA Generativa pode aprimorar experi-ências de aprendizagem na disciplina de Fundamentos da Programação. O sistema desenvolvido utiliza gran-des modelos de linguagem e emprega conceitos-chave como transformers, zero-shot prompting e Retrieval-Augmented Generation para fornecer assistência perso-nalizada aos estudantes, gerando respostas relevantes e sensíveis ao contexto. Os resultados destacam tanto os benefícios quanto as limitações da IA Generativa em âmbitos de aprendizagem. Palavras-chave-Inteligência Artificial Generativa, aprendizado em ciência da computação, grandes mo-delos de linguagem, transformers, Retrieval-Augmented Generation, respostas sensíveis ao contexto. Abstract-Recent advances in artificial intelligence (AI) have transformed its application from theoretical exploration to practical implementation, creating new opportunities and challenges in learning environments. This undergraduate thesis, conducted at the Pontifícia Universidade Católica do Rio Grande do Sul, explores how generative AI can enhance learning experiences in the Fundamentals of Programming course. The developed system utilizes large language models and employs key concepts such as transformers, zero-shot prompting, and Retrieval-Augmented Generation to provide personalized assistance to students, generating relevant and context-aware responses. The results highlight both the benefits and limitations of generative AI in improving learning outcomes.&quot;,&quot;container-title-short&quot;:&quot;&quot;},&quot;isTemporary&quot;:false,&quot;suppress-author&quot;:false,&quot;composite&quot;:false,&quot;author-only&quot;:false}]},{&quot;citationID&quot;:&quot;MENDELEY_CITATION_f29cf598-0c7e-4283-885d-081b23b87f6f&quot;,&quot;properties&quot;:{&quot;noteIndex&quot;:0},&quot;isEdited&quot;:false,&quot;manualOverride&quot;:{&quot;isManuallyOverridden&quot;:false,&quot;citeprocText&quot;:&quot;[6]&quot;,&quot;manualOverrideText&quot;:&quot;&quot;},&quot;citationTag&quot;:&quot;MENDELEY_CITATION_v3_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&quot;,&quot;citationItems&quot;:[{&quot;id&quot;:&quot;3b30d636-f4f6-39fc-9195-d6ac1038d075&quot;,&quot;itemData&quot;:{&quot;type&quot;:&quot;article-journal&quot;,&quot;id&quot;:&quot;3b30d636-f4f6-39fc-9195-d6ac1038d075&quot;,&quot;title&quot;:&quot;Benefits, Challenges, and Methods of Artificial Intelligence (AI) Chatbots in Education: A Systematic Literature Review&quot;,&quot;author&quot;:[{&quot;family&quot;:&quot;Gökçearslan&quot;,&quot;given&quot;:&quot;Şahin&quot;,&quot;parse-names&quot;:false,&quot;dropping-particle&quot;:&quot;&quot;,&quot;non-dropping-particle&quot;:&quot;&quot;},{&quot;family&quot;:&quot;Tosun&quot;,&quot;given&quot;:&quot;Cansel&quot;,&quot;parse-names&quot;:false,&quot;dropping-particle&quot;:&quot;&quot;,&quot;non-dropping-particle&quot;:&quot;&quot;},{&quot;family&quot;:&quot;Erdemir&quot;,&quot;given&quot;:&quot;Zeynep Gizem&quot;,&quot;parse-names&quot;:false,&quot;dropping-particle&quot;:&quot;&quot;,&quot;non-dropping-particle&quot;:&quot;&quot;}],&quot;container-title&quot;:&quot;International Journal of Technology in Education&quot;,&quot;DOI&quot;:&quot;10.46328/ijte.600&quot;,&quot;issued&quot;:{&quot;date-parts&quot;:[[2024,2,4]]},&quot;page&quot;:&quot;19-39&quot;,&quot;abstract&quot;:&quot;In many fields, AI chatbots continue to be popular with new tools and attract the attention of universities, K12 schools, educational organizations, and researchers. The aim of this research is to review the research on AI chatbots by restricting it to the category of education and to examine this research from a methodological point of view. Therefore, we performed a systematic literature review with a sample of 37 SSCI articles published in the educational context. Within the scope of the selected studies, the advantages and disadvantages of AI chatbots in education for students and educators, as well as the types of chatbots used, year, keywords, and method were analyzed. According to the research results, increased motivation to learn and language skill development are advantages for students, while cost-effectiveness and reduced workload are advantages for educators. Limited interaction, misleading answers for learners, originality, and plagiarism are the most common disadvantages for educators. The study also includes research results and recommendations related to the methodological review.&quot;,&quot;publisher&quot;:&quot;ISTES Organization&quot;,&quot;issue&quot;:&quot;1&quot;,&quot;volume&quot;:&quot;7&quot;,&quot;container-title-short&quot;:&quot;&quot;},&quot;isTemporary&quot;:false,&quot;suppress-author&quot;:false,&quot;composite&quot;:false,&quot;author-only&quot;:false}]},{&quot;citationID&quot;:&quot;MENDELEY_CITATION_dbc60ebf-740b-4b00-a6d4-d6aa8fe54c63&quot;,&quot;properties&quot;:{&quot;noteIndex&quot;:0},&quot;isEdited&quot;:false,&quot;manualOverride&quot;:{&quot;isManuallyOverridden&quot;:false,&quot;citeprocText&quot;:&quot;[7]&quot;,&quot;manualOverrideText&quot;:&quot;&quot;},&quot;citationTag&quot;:&quot;MENDELEY_CITATION_v3_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&quot;,&quot;citationItems&quot;:[{&quot;id&quot;:&quot;fdaca172-7bec-3f78-83a1-fe7bc6dc07b5&quot;,&quot;itemData&quot;:{&quot;type&quot;:&quot;webpage&quot;,&quot;id&quot;:&quot;fdaca172-7bec-3f78-83a1-fe7bc6dc07b5&quot;,&quot;title&quot;:&quot;INFORME GENERAL DE PISA-D 2018&quot;,&quot;author&quot;:[{&quot;family&quot;:&quot;Josette Arévalo Gross&quot;,&quot;given&quot;:&quot;&quot;,&quot;parse-names&quot;:false,&quot;dropping-particle&quot;:&quot;&quot;,&quot;non-dropping-particle&quot;:&quot;&quot;}],&quot;accessed&quot;:{&quot;date-parts&quot;:[[2024,12,9]]},&quot;URL&quot;:&quot;https://issuu.com/ineval/docs/cie_informegeneralpisa18_20181123&quot;,&quot;issued&quot;:{&quot;date-parts&quot;:[[2018,12,11]]},&quot;page&quot;:&quot;1-152&quot;,&quot;container-title-short&quot;:&quot;&quot;},&quot;isTemporary&quot;:false,&quot;suppress-author&quot;:false,&quot;composite&quot;:false,&quot;author-only&quot;:false}]},{&quot;citationID&quot;:&quot;MENDELEY_CITATION_b2d1de96-9da4-46c0-9b96-30c9f30ab7bf&quot;,&quot;properties&quot;:{&quot;noteIndex&quot;:0},&quot;isEdited&quot;:false,&quot;manualOverride&quot;:{&quot;isManuallyOverridden&quot;:false,&quot;citeprocText&quot;:&quot;[7]&quot;,&quot;manualOverrideText&quot;:&quot;&quot;},&quot;citationTag&quot;:&quot;MENDELEY_CITATION_v3_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&quot;,&quot;citationItems&quot;:[{&quot;id&quot;:&quot;fdaca172-7bec-3f78-83a1-fe7bc6dc07b5&quot;,&quot;itemData&quot;:{&quot;type&quot;:&quot;webpage&quot;,&quot;id&quot;:&quot;fdaca172-7bec-3f78-83a1-fe7bc6dc07b5&quot;,&quot;title&quot;:&quot;INFORME GENERAL DE PISA-D 2018&quot;,&quot;author&quot;:[{&quot;family&quot;:&quot;Josette Arévalo Gross&quot;,&quot;given&quot;:&quot;&quot;,&quot;parse-names&quot;:false,&quot;dropping-particle&quot;:&quot;&quot;,&quot;non-dropping-particle&quot;:&quot;&quot;}],&quot;accessed&quot;:{&quot;date-parts&quot;:[[2024,12,9]]},&quot;URL&quot;:&quot;https://issuu.com/ineval/docs/cie_informegeneralpisa18_20181123&quot;,&quot;issued&quot;:{&quot;date-parts&quot;:[[2018,12,11]]},&quot;page&quot;:&quot;1-152&quot;,&quot;container-title-short&quot;:&quot;&quot;},&quot;isTemporary&quot;:false,&quot;suppress-author&quot;:false,&quot;composite&quot;:false,&quot;author-only&quot;:false}]},{&quot;citationID&quot;:&quot;MENDELEY_CITATION_42b281d4-cd06-4a70-bf59-fb64f17a7987&quot;,&quot;properties&quot;:{&quot;noteIndex&quot;:0},&quot;isEdited&quot;:false,&quot;manualOverride&quot;:{&quot;isManuallyOverridden&quot;:false,&quot;citeprocText&quot;:&quot;[8]&quot;,&quot;manualOverrideText&quot;:&quot;&quot;},&quot;citationTag&quot;:&quot;MENDELEY_CITATION_v3_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&quot;,&quot;citationItems&quot;:[{&quot;id&quot;:&quot;073ce609-d50b-3922-bc95-5f5e11916421&quot;,&quot;itemData&quot;:{&quot;type&quot;:&quot;article-journal&quot;,&quot;id&quot;:&quot;073ce609-d50b-3922-bc95-5f5e11916421&quot;,&quot;title&quot;:&quot;Los Los riesgos y los desafíos que enfrentan los trabajadores frente al uso de la inteligencia artificial en el trabajo&quot;,&quot;author&quot;:[{&quot;family&quot;:&quot;Torres Cadillo&quot;,&quot;given&quot;:&quot;Rosa Isabel&quot;,&quot;parse-names&quot;:false,&quot;dropping-particle&quot;:&quot;&quot;,&quot;non-dropping-particle&quot;:&quot;&quot;}],&quot;container-title&quot;:&quot;Revista de Derecho Procesal del Trabajo&quot;,&quot;DOI&quot;:&quot;10.47308/rdpt.v6i7.778&quot;,&quot;issued&quot;:{&quot;date-parts&quot;:[[2023,6,30]]},&quot;page&quot;:&quot;289-313&quot;,&quot;abstract&quot;:&quot;El uso de la inteligencia artificial en el trabajo presenta tanto riesgos como desafíos para los trabajadores. Los riesgos pueden incluir la pérdida de empleos debido a la automatización, la falta de protección de datos personales y la posible discriminación en la selección de candidatos. Por otro lado, los desafíos pueden incluir la necesidad de adaptación y capacitación constante para trabajar con tecnología avanzada, así como garantizar que las decisiones tomadas por la inteligencia artificial sean justas y éticas. Por ello, es importante que se tomen medidas para proteger los derechos laborales y garantizar una transición justa hacia un entorno laboral cada vez más automatizado.&quot;,&quot;publisher&quot;:&quot;Poder Judicial del Peru&quot;,&quot;issue&quot;:&quot;7&quot;,&quot;volume&quot;:&quot;6&quot;,&quot;container-title-short&quot;:&quot;&quot;},&quot;isTemporary&quot;:false,&quot;suppress-author&quot;:false,&quot;composite&quot;:false,&quot;author-only&quot;:false}]},{&quot;citationID&quot;:&quot;MENDELEY_CITATION_b35ebfb7-9ded-4b65-bfe5-c924834cda90&quot;,&quot;properties&quot;:{&quot;noteIndex&quot;:0},&quot;isEdited&quot;:false,&quot;manualOverride&quot;:{&quot;isManuallyOverridden&quot;:false,&quot;citeprocText&quot;:&quot;[7]&quot;,&quot;manualOverrideText&quot;:&quot;&quot;},&quot;citationTag&quot;:&quot;MENDELEY_CITATION_v3_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&quot;,&quot;citationItems&quot;:[{&quot;id&quot;:&quot;fdaca172-7bec-3f78-83a1-fe7bc6dc07b5&quot;,&quot;itemData&quot;:{&quot;type&quot;:&quot;webpage&quot;,&quot;id&quot;:&quot;fdaca172-7bec-3f78-83a1-fe7bc6dc07b5&quot;,&quot;title&quot;:&quot;INFORME GENERAL DE PISA-D 2018&quot;,&quot;author&quot;:[{&quot;family&quot;:&quot;Josette Arévalo Gross&quot;,&quot;given&quot;:&quot;&quot;,&quot;parse-names&quot;:false,&quot;dropping-particle&quot;:&quot;&quot;,&quot;non-dropping-particle&quot;:&quot;&quot;}],&quot;accessed&quot;:{&quot;date-parts&quot;:[[2024,12,9]]},&quot;URL&quot;:&quot;https://issuu.com/ineval/docs/cie_informegeneralpisa18_20181123&quot;,&quot;issued&quot;:{&quot;date-parts&quot;:[[2018,12,11]]},&quot;page&quot;:&quot;1-152&quot;,&quot;container-title-short&quot;:&quot;&quot;},&quot;isTemporary&quot;:false,&quot;suppress-author&quot;:false,&quot;composite&quot;:false,&quot;author-only&quot;:false}]},{&quot;citationID&quot;:&quot;MENDELEY_CITATION_64bc7337-6d2a-4bae-b914-62a32fc6991c&quot;,&quot;properties&quot;:{&quot;noteIndex&quot;:0},&quot;isEdited&quot;:false,&quot;manualOverride&quot;:{&quot;isManuallyOverridden&quot;:false,&quot;citeprocText&quot;:&quot;[9]&quot;,&quot;manualOverrideText&quot;:&quot;&quot;},&quot;citationTag&quot;:&quot;MENDELEY_CITATION_v3_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&quot;,&quot;citationItems&quot;:[{&quot;id&quot;:&quot;2180944e-1467-374b-952c-1dfd8e4522fc&quot;,&quot;itemData&quot;:{&quot;type&quot;:&quot;article-journal&quot;,&quot;id&quot;:&quot;2180944e-1467-374b-952c-1dfd8e4522fc&quot;,&quot;title&quot;:&quot;Deserción en la Educación Superior en Ecuador, Causas y Consecuencias&quot;,&quot;author&quot;:[{&quot;family&quot;:&quot;Ávila Granda&quot;,&quot;given&quot;:&quot;Luis Enrique&quot;,&quot;parse-names&quot;:false,&quot;dropping-particle&quot;:&quot;&quot;,&quot;non-dropping-particle&quot;:&quot;&quot;},{&quot;family&quot;:&quot;Cepeda Yautibug&quot;,&quot;given&quot;:&quot;Francisco&quot;,&quot;parse-names&quot;:false,&quot;dropping-particle&quot;:&quot;&quot;,&quot;non-dropping-particle&quot;:&quot;&quot;},{&quot;family&quot;:&quot;Aucancela Copa&quot;,&quot;given&quot;:&quot;Raúl&quot;,&quot;parse-names&quot;:false,&quot;dropping-particle&quot;:&quot;&quot;,&quot;non-dropping-particle&quot;:&quot;&quot;}],&quot;container-title&quot;:&quot;Ciencia Latina Revista Científica Multidisciplinar&quot;,&quot;DOI&quot;:&quot;10.37811/cl_rcm.v8i3.12472&quot;,&quot;ISSN&quot;:&quot;2707-2207&quot;,&quot;issued&quot;:{&quot;date-parts&quot;:[[2024,8,13]]},&quot;page&quot;:&quot;11475-11490&quot;,&quot;abstract&quot;:&quot;La deserción estudiantil en la educación superior es un problema social de grave impacto, anualmente millones de jóvenes alrededor del mundo abandonan sus estudios de forma temporal o permanente, agudizando los problemas relacionados con la desigualdad y la exclusión social, además, debido a la falta de formación académica, la deserción estudiantil contribuye al desempleo y subempleo, generando ciclos de pobreza y marginación difíciles de romper. En tal virtud, el objetivo de este documento fue: analizar el contexto teórico de la deserción en la Educación Superior en Ecuador, sus causas y consecuencias mediante una revisión bibliográfica actualizada. Los datos obtenidos demuestran que la deserción universitaria en Ecuador está influenciada por factores socioeconómicos, situaciones familiares, políticas de las IES y sus carreras, las aspiraciones e ideales estudiantiles, afectaciones psicológicas y el choque con la realidad de miles de estudiantes frente a los desafíos académicos de la educación superior, ocasionando un abandono de cerca del 40% de los estudiantes a lo largo de su formación académica, alcanzando las cifras más altas de deserción en los primeros niveles de formación, a su vez, muchos estudiantes no obtienen la titulación pese haber cubierto todos los ciclos de formación académica superior, lo cual es otro problema para las IES, pues deben cumplir ciertos parámetros de seguimiento de egresados, garantizando el cierre total de su formación académica y la obtención del título superior.&quot;,&quot;publisher&quot;:&quot;Asociacion Latinoamericana para el Avance de la Ciencia&quot;,&quot;issue&quot;:&quot;3&quot;,&quot;volume&quot;:&quot;8&quot;,&quot;container-title-short&quot;:&quot;&quot;},&quot;isTemporary&quot;:false,&quot;suppress-author&quot;:false,&quot;composite&quot;:false,&quot;author-only&quot;:false}]},{&quot;citationID&quot;:&quot;MENDELEY_CITATION_cc799237-dfbd-4587-86de-c62dfebdb15e&quot;,&quot;properties&quot;:{&quot;noteIndex&quot;:0},&quot;isEdited&quot;:false,&quot;manualOverride&quot;:{&quot;isManuallyOverridden&quot;:false,&quot;citeprocText&quot;:&quot;[4]&quot;,&quot;manualOverrideText&quot;:&quot;&quot;},&quot;citationTag&quot;:&quot;MENDELEY_CITATION_v3_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&quot;,&quot;citationItems&quot;:[{&quot;id&quot;:&quot;e0330f39-09fd-3be8-8a3f-0989b0c4966c&quot;,&quot;itemData&quot;:{&quot;type&quot;:&quot;article-journal&quot;,&quot;id&quot;:&quot;e0330f39-09fd-3be8-8a3f-0989b0c4966c&quot;,&quot;title&quot;:&quot;Inteligencia Artificial en la Educación: Estado del Arte&quot;,&quot;author&quot;:[{&quot;family&quot;:&quot;Sambola&quot;,&quot;given&quot;:&quot;Dexon-Mckensy&quot;,&quot;parse-names&quot;:false,&quot;dropping-particle&quot;:&quot;&quot;,&quot;non-dropping-particle&quot;:&quot;&quot;}],&quot;container-title&quot;:&quot;Wani&quot;,&quot;DOI&quot;:&quot;10.5377/wani.v39i79.16806&quot;,&quot;ISSN&quot;:&quot;1813-369X&quot;,&quot;issued&quot;:{&quot;date-parts&quot;:[[2023,10,11]]},&quot;abstract&quot;:&quot;La Inteligencia Artificial en la Educación es un campo de investigación científica que ha surgido a lo largo de 3 décadas, está particularmente interesada en el desarrollo de herramientas basadas en IA para apoyar y comprender los procesos educativos. Esta investigación tiene como objetivo presentar el estado de la Inteligencia Artificial en la Educación, utilizando un método de revisión exhaustiva de la literatura. Comprendió 3 etapas principales: selección, clasificación y análisis de la literatura. Esto permitió identificar las aplicaciones, tecnologías, desafíos e implicaciones éticas de la Inteligencia Artificial en la Educación&quot;,&quot;publisher&quot;:&quot;Consejo Nacional de Universidades&quot;,&quot;issue&quot;:&quot;79&quot;,&quot;container-title-short&quot;:&quot;&quot;},&quot;isTemporary&quot;:false,&quot;suppress-author&quot;:false,&quot;composite&quot;:false,&quot;author-only&quot;:false}]},{&quot;citationID&quot;:&quot;MENDELEY_CITATION_7c1cd077-588d-4e59-b4a6-e8a0d61e0977&quot;,&quot;properties&quot;:{&quot;noteIndex&quot;:0},&quot;isEdited&quot;:false,&quot;manualOverride&quot;:{&quot;isManuallyOverridden&quot;:false,&quot;citeprocText&quot;:&quot;[10]&quot;,&quot;manualOverrideText&quot;:&quot;&quot;},&quot;citationItems&quot;:[{&quot;id&quot;:&quot;b978737d-e0cc-3175-872b-dbadf6b36567&quot;,&quot;itemData&quot;:{&quot;type&quot;:&quot;article-journal&quot;,&quot;id&quot;:&quot;b978737d-e0cc-3175-872b-dbadf6b36567&quot;,&quot;title&quot;:&quot;Inteligencia artificial generativa para fortalecer la educación superior&quot;,&quot;author&quot;:[{&quot;family&quot;:&quot;Chávez Solís&quot;,&quot;given&quot;:&quot;María Elena&quot;,&quot;parse-names&quot;:false,&quot;dropping-particle&quot;:&quot;&quot;,&quot;non-dropping-particle&quot;:&quot;&quot;},{&quot;family&quot;:&quot;Labrada Martínez&quot;,&quot;given&quot;:&quot;Esther&quot;,&quot;parse-names&quot;:false,&quot;dropping-particle&quot;:&quot;&quot;,&quot;non-dropping-particle&quot;:&quot;&quot;},{&quot;family&quot;:&quot;Carbajal Degante&quot;,&quot;given&quot;:&quot;Eric&quot;,&quot;parse-names&quot;:false,&quot;dropping-particle&quot;:&quot;&quot;,&quot;non-dropping-particle&quot;:&quot;&quot;},{&quot;family&quot;:&quot;Pineda Godoy&quot;,&quot;given&quot;:&quot;Erika&quot;,&quot;parse-names&quot;:false,&quot;dropping-particle&quot;:&quot;&quot;,&quot;non-dropping-particle&quot;:&quot;&quot;},{&quot;family&quot;:&quot;Alatristre Martínez&quot;,&quot;given&quot;:&quot;Yadira&quot;,&quot;parse-names&quot;:false,&quot;dropping-particle&quot;:&quot;&quot;,&quot;non-dropping-particle&quot;:&quot;&quot;}],&quot;container-title&quot;:&quot;LATAM Revista Latinoamericana de Ciencias Sociales y Humanidades&quot;,&quot;DOI&quot;:&quot;10.56712/latam.v4i3.1113&quot;,&quot;issued&quot;:{&quot;date-parts&quot;:[[2023,9,14]]},&quot;abstract&quot;:&quot;La transformación digital acelerada conlleva una serie de adaptaciones y reestructuración en los procesos de enseñanza aprendizaje que implica evaluar los riesgos y aportaciones para su adopción. Como ejemplo, se tiene a la Inteligencia Artificial Generativa, que representa un gran dilema para docentes y estudiantes. Su característica es la generación autónoma de texto, imágenes, voz y contenido en general, lo que se aprecia como una gran aportación a la eficiencia y productividad. Sin embargo, conlleva la reflexión y el cuestionamiento del rumbo que tomará la educación bajo la adopción de un proceso automatizado para la generación de este tipo de recursos. Ante esta perspectiva, el objetivo de esta investigación es evaluar las aportaciones de la Inteligencia Artificial Generativa en la educación de nivel superior para proponer una estrategia que fortalezca el aprendizaje. La metodología implementada se fundamenta en el método cualitativo para su consecución bajo el muestreo intencional, con una estrategia de caso de conveniencia en estudiantes de nivel superior en universidades públicas de México, analizando el uso de la tecnología.  Los principales resultados advierten la necesidad de la mejora continua en el uso y aprovechamiento de la tecnología y de la innovación tecnológica, bajo la toma de decisiones informadas.&quot;,&quot;publisher&quot;:&quot;Red de Investigadores Latinoamericanos&quot;,&quot;issue&quot;:&quot;3&quot;,&quot;volume&quot;:&quot;4&quot;,&quot;container-title-short&quot;:&quot;&quot;},&quot;isTemporary&quot;:false,&quot;suppress-author&quot;:false,&quot;composite&quot;:false,&quot;author-only&quot;:false}],&quot;citationTag&quot;:&quot;MENDELEY_CITATION_v3_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&quot;},{&quot;citationID&quot;:&quot;MENDELEY_CITATION_befffba0-4f26-41c0-b29e-75b5dca0c800&quot;,&quot;properties&quot;:{&quot;noteIndex&quot;:0},&quot;isEdited&quot;:false,&quot;manualOverride&quot;:{&quot;isManuallyOverridden&quot;:false,&quot;citeprocText&quot;:&quot;[11]&quot;,&quot;manualOverrideText&quot;:&quot;&quot;},&quot;citationItems&quot;:[{&quot;id&quot;:&quot;e3345c0d-2f69-3d90-832a-66ca79360893&quot;,&quot;itemData&quot;:{&quot;type&quot;:&quot;article-journal&quot;,&quot;id&quot;:&quot;e3345c0d-2f69-3d90-832a-66ca79360893&quot;,&quot;title&quot;:&quot;El impacto de la inteligencia artificial en la educación: transformación de la forma de enseñar y de aprender&quot;,&quot;author&quot;:[{&quot;family&quot;:&quot;González-González&quot;,&quot;given&quot;:&quot;Carina S.&quot;,&quot;parse-names&quot;:false,&quot;dropping-particle&quot;:&quot;&quot;,&quot;non-dropping-particle&quot;:&quot;&quot;}],&quot;container-title&quot;:&quot;Qurriculum. Revista de Teoría,Investigación y Práctica educativa&quot;,&quot;DOI&quot;:&quot;10.25145/j.qurricul.2023.36.03&quot;,&quot;ISSN&quot;:&quot;11305371&quot;,&quot;URL&quot;:&quot;https://riull.ull.es/xmlui/bitstream/handle/915/32719/Q_36_%20%282023%29_03.pdf?sequence=1&amp;isAllowed=y&quot;,&quot;issued&quot;:{&quot;date-parts&quot;:[[2023]]},&quot;page&quot;:&quot;51-60&quot;,&quot;abstract&quot;:&quot;&lt;p&gt;Artificial intelligence (AI) has demonstrated its potential to transform numerous fields and education is no exception. In today’s digital age, AI has emerged as a powerful tool that is revolutionizing teaching and learning. In this article, we will explore the impact of artificial intelligence in education and how it is transforming the educational landscape at all levels. From personalizing learning to improving feedback and developing interactive resources, we will examine how AI is changing how we acquire knowledge and skills.&lt;/p&gt;&quot;,&quot;issue&quot;:&quot;36&quot;,&quot;container-title-short&quot;:&quot;&quot;},&quot;isTemporary&quot;:false,&quot;suppress-author&quot;:false,&quot;composite&quot;:false,&quot;author-only&quot;:false}],&quot;citationTag&quot;:&quot;MENDELEY_CITATION_v3_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&quot;}]"/>
+    <we:property name="MENDELEY_CITATIONS" value="[{&quot;citationID&quot;:&quot;MENDELEY_CITATION_f28c964d-17bc-458d-a527-1c1e9395ce36&quot;,&quot;properties&quot;:{&quot;noteIndex&quot;:0},&quot;isEdited&quot;:false,&quot;manualOverride&quot;:{&quot;isManuallyOverridden&quot;:false,&quot;citeprocText&quot;:&quot;[1]&quot;,&quot;manualOverrideText&quot;:&quot;&quot;},&quot;citationTag&quot;:&quot;MENDELEY_CITATION_v3_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&quot;,&quot;citationItems&quot;:[{&quot;id&quot;:&quot;c25252e4-a07b-3e36-a85f-416432921fd5&quot;,&quot;itemData&quot;:{&quot;type&quot;:&quot;article-journal&quot;,&quot;id&quot;:&quot;c25252e4-a07b-3e36-a85f-416432921fd5&quot;,&quot;title&quot;:&quot;Artificial Intelligence and the Future of Work: Job Shifting Not Job Loss&quot;,&quot;author&quot;:[{&quot;family&quot;:&quot;George&quot;,&quot;given&quot;:&quot;A Shaji&quot;,&quot;parse-names&quot;:false,&quot;dropping-particle&quot;:&quot;&quot;,&quot;non-dropping-particle&quot;:&quot;&quot;}],&quot;DOI&quot;:&quot;10.5281/zenodo.10936490&quot;,&quot;URL&quot;:&quot;www.puirp.com&quot;,&quot;issued&quot;:{&quot;date-parts&quot;:[[2024]]},&quot;abstract&quot;:&quot;As artificial intelligence (AI) and automation technologies advance fast, substantial discussion remains about their influence on jobs and employment. Some expect enormous job losses and structural unemployment as computers and algorithms replace human workers in a variety of industries. However, the prevailing scholarly viewpoint is that, while AI will revolutionize work, it will not result in long-term job losses. AI is projected to have a net impact of job shifting rather than job loss by increasing productivity, accelerating economic growth, changing the structure of jobs, and allowing sectoral employment transitions. Detailed productivity evaluations show a strong correlation between productivity gains and net job creation. A 2022 meta-analysis of 127 papers indicated that productivity increases consistently improve employment and wages. Additional crosscountry data from the OECD shows this association across a wide range of industrialized and emerging countries. Meanwhile, long-term data reveal that working hours have steadily decreased in recent decades without causing significant job losses, while productivity and earnings have increased in parallel. Integrating AI to automate monotonous jobs and improve human capabilities could fuel this trend. Displaced workers can transfer into new occupational jobs with adequate skilling and transition support rather than facing long periods of unemployment. Sectoral shifts have also characterized historical labor market evolutions following technology disruptions. As innovative industries outcompete legacy ones, economies undergo structural transformations. Current trends show that services are expanding while manufacturing is contracting in most sophisticated countries. AI and automation will most certainly speed the shift of occupations from manual production to skilled service roles, hence facilitating this transition. With appropriate government provisions such as retraining programs and educational expansions, the necessary employment transitions between sectors can occur smoothly rather than disruptively. In summary, while the AI revolution will fundamentally alter labor markets, effective governmental measures can ensure that job shifting outpaces loss. Workers must be supported in regularly adapting their skill sets and transitioning into new roles. Firms should invest in personnel skill development as well as smart technology integration. And governments should develop multiple ways to assist different groups in navigating the transitions, including the extension of social safety nets where appropriate. With coordinated efforts to optimize human-AI collaboration, this technology tsunami does not have to result in negative job impacts, but can instead place people in more rewarding, higher-value jobs. The view remains cautiously encouraging, providing stakeholders focus on boosting human talents to share in the AI-driven productivity windfall rather than simply displacing them.&quot;,&quot;container-title-short&quot;:&quot;&quot;},&quot;isTemporary&quot;:false,&quot;suppress-author&quot;:false,&quot;composite&quot;:false,&quot;author-only&quot;:false}]},{&quot;citationID&quot;:&quot;MENDELEY_CITATION_8dfcf854-6ba4-433d-8326-861463938067&quot;,&quot;properties&quot;:{&quot;noteIndex&quot;:0},&quot;isEdited&quot;:false,&quot;manualOverride&quot;:{&quot;isManuallyOverridden&quot;:false,&quot;citeprocText&quot;:&quot;[2]&quot;,&quot;manualOverrideText&quot;:&quot;&quot;},&quot;citationTag&quot;:&quot;MENDELEY_CITATION_v3_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&quot;,&quot;citationItems&quot;:[{&quot;id&quot;:&quot;fc44d4d6-d406-3b0d-9047-f22566bd0362&quot;,&quot;itemData&quot;:{&quot;type&quot;:&quot;article&quot;,&quot;id&quot;:&quot;fc44d4d6-d406-3b0d-9047-f22566bd0362&quot;,&quot;title&quot;:&quot;DeepSeek and GPT Fall Behind: Claude Leads in Zero-Shot Consumer Complaints Classification&quot;,&quot;author&quot;:[{&quot;family&quot;:&quot;Roumeliotis&quot;,&quot;given&quot;:&quot;Konstantinos I.&quot;,&quot;parse-names&quot;:false,&quot;dropping-particle&quot;:&quot;&quot;,&quot;non-dropping-particle&quot;:&quot;&quot;},{&quot;family&quot;:&quot;Tselikas&quot;,&quot;given&quot;:&quot;Nikolaos D.&quot;,&quot;parse-names&quot;:false,&quot;dropping-particle&quot;:&quot;&quot;,&quot;non-dropping-particle&quot;:&quot;&quot;},{&quot;family&quot;:&quot;Nasiopoulos&quot;,&quot;given&quot;:&quot;Dimitrios K.&quot;,&quot;parse-names&quot;:false,&quot;dropping-particle&quot;:&quot;&quot;,&quot;non-dropping-particle&quot;:&quot;&quot;}],&quot;DOI&quot;:&quot;10.20944/preprints202502.0720.v1&quot;,&quot;URL&quot;:&quot;https://www.preprints.org/manuscript/202502.0720/v1&quot;,&quot;issued&quot;:{&quot;date-parts&quot;:[[2025,2,10]]},&quot;abstract&quot;:&quot;&lt;p&gt;Large language models (LLMs) have demonstrated remarkable capabilities in various natural language processing (NLP) tasks, but their effectiveness in real-world consumer complaint classification without fine-tuning remains uncertain. Zero-shot classification is particularly challenging in finance, where complaint categories often overlap, requiring a deep understanding of nuanced language. In this study, we evaluate the zero-shot classification performance of leading LLMs— DeepSeek-V3, OpenAI’s GPT-4o and GPT-4o mini, and Anthropic’s Claude 3.5 Sonnet and Claude 3.5 Haiku—on consumer complaints submitted to the Consumer Financial Protection Bureau (CFPB). These models were tasked with categorizing complaints into five predefined financial classes based solely on complaint text. Performance was measured using accuracy, precision, recall, F1-score, and heatmaps to identify classification patterns. While DeepSeek Chat and GPT-4o produced competitive results, Claude 3.5 Sonnet consistently outperformed all models, demonstrating superior classification accuracy and efficiency. These findings highlight the relative strengths and limitations of DeepSeek-V3 and other top-tier models in financial text processing, providing valuable insights into their practical applications.&lt;/p&gt;&quot;,&quot;container-title-short&quot;:&quot;&quot;},&quot;isTemporary&quot;:false,&quot;suppress-author&quot;:false,&quot;composite&quot;:false,&quot;author-only&quot;:false}]},{&quot;citationID&quot;:&quot;MENDELEY_CITATION_87b9dfdf-fd2a-44be-8bd3-a3e8e237b739&quot;,&quot;properties&quot;:{&quot;noteIndex&quot;:0},&quot;isEdited&quot;:false,&quot;manualOverride&quot;:{&quot;isManuallyOverridden&quot;:false,&quot;citeprocText&quot;:&quot;[3]&quot;,&quot;manualOverrideText&quot;:&quot;&quot;},&quot;citationTag&quot;:&quot;MENDELEY_CITATION_v3_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&quot;,&quot;citationItems&quot;:[{&quot;id&quot;:&quot;e0330f39-09fd-3be8-8a3f-0989b0c4966c&quot;,&quot;itemData&quot;:{&quot;type&quot;:&quot;article-journal&quot;,&quot;id&quot;:&quot;e0330f39-09fd-3be8-8a3f-0989b0c4966c&quot;,&quot;title&quot;:&quot;Inteligencia Artificial en la Educación: Estado del Arte&quot;,&quot;author&quot;:[{&quot;family&quot;:&quot;Sambola&quot;,&quot;given&quot;:&quot;Dexon-Mckensy&quot;,&quot;parse-names&quot;:false,&quot;dropping-particle&quot;:&quot;&quot;,&quot;non-dropping-particle&quot;:&quot;&quot;}],&quot;container-title&quot;:&quot;Wani&quot;,&quot;DOI&quot;:&quot;10.5377/wani.v39i79.16806&quot;,&quot;ISSN&quot;:&quot;1813-369X&quot;,&quot;issued&quot;:{&quot;date-parts&quot;:[[2023,10,11]]},&quot;abstract&quot;:&quot;La Inteligencia Artificial en la Educación es un campo de investigación científica que ha surgido a lo largo de 3 décadas, está particularmente interesada en el desarrollo de herramientas basadas en IA para apoyar y comprender los procesos educativos. Esta investigación tiene como objetivo presentar el estado de la Inteligencia Artificial en la Educación, utilizando un método de revisión exhaustiva de la literatura. Comprendió 3 etapas principales: selección, clasificación y análisis de la literatura. Esto permitió identificar las aplicaciones, tecnologías, desafíos e implicaciones éticas de la Inteligencia Artificial en la Educación&quot;,&quot;publisher&quot;:&quot;Consejo Nacional de Universidades&quot;,&quot;issue&quot;:&quot;79&quot;,&quot;container-title-short&quot;:&quot;&quot;},&quot;isTemporary&quot;:false}]},{&quot;citationID&quot;:&quot;MENDELEY_CITATION_18ca400e-4fcb-42c5-82bc-033d3d56f058&quot;,&quot;properties&quot;:{&quot;noteIndex&quot;:0},&quot;isEdited&quot;:false,&quot;manualOverride&quot;:{&quot;isManuallyOverridden&quot;:false,&quot;citeprocText&quot;:&quot;[4]&quot;,&quot;manualOverrideText&quot;:&quot;&quot;},&quot;citationTag&quot;:&quot;MENDELEY_CITATION_v3_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&quot;,&quot;citationItems&quot;:[{&quot;id&quot;:&quot;d60509d4-c1c4-3bc5-b29e-e615e26af0d4&quot;,&quot;itemData&quot;:{&quot;type&quot;:&quot;report&quot;,&quot;id&quot;:&quot;d60509d4-c1c4-3bc5-b29e-e615e26af0d4&quot;,&quot;title&quot;:&quot;Um Estudo Acerca do Uso de IA Generativa no Apoio à Aprendizagem de Programação&quot;,&quot;author&quot;:[{&quot;family&quot;:&quot;Almeida de Bem&quot;,&quot;given&quot;:&quot;Rafael&quot;,&quot;parse-names&quot;:false,&quot;dropping-particle&quot;:&quot;&quot;,&quot;non-dropping-particle&quot;:&quot;&quot;},{&quot;family&quot;:&quot;Aparecida Konzen&quot;,&quot;given&quot;:&quot;Andréa&quot;,&quot;parse-names&quot;:false,&quot;dropping-particle&quot;:&quot;&quot;,&quot;non-dropping-particle&quot;:&quot;&quot;}],&quot;URL&quot;:&quot;https://github.com/huggingface/transformers&quot;,&quot;issued&quot;:{&quot;date-parts&quot;:[[2024,6]]},&quot;language&quot;:&quot;portugués&quot;,&quot;abstract&quot;:&quot;Resumo-Avanços recentes em Inteligência Artificial (IA) têm transformado sua aplicação de uma explora-ção teórica para implementação prática, criando novas oportunidades e desafios em ambientes de aprendiza-gem. Este trabalho de conclusão de curso, realizado na Pontifícia Universidade Católica do Rio Grande do Sul, explora como a IA Generativa pode aprimorar experi-ências de aprendizagem na disciplina de Fundamentos da Programação. O sistema desenvolvido utiliza gran-des modelos de linguagem e emprega conceitos-chave como transformers, zero-shot prompting e Retrieval-Augmented Generation para fornecer assistência perso-nalizada aos estudantes, gerando respostas relevantes e sensíveis ao contexto. Os resultados destacam tanto os benefícios quanto as limitações da IA Generativa em âmbitos de aprendizagem. Palavras-chave-Inteligência Artificial Generativa, aprendizado em ciência da computação, grandes mo-delos de linguagem, transformers, Retrieval-Augmented Generation, respostas sensíveis ao contexto. Abstract-Recent advances in artificial intelligence (AI) have transformed its application from theoretical exploration to practical implementation, creating new opportunities and challenges in learning environments. This undergraduate thesis, conducted at the Pontifícia Universidade Católica do Rio Grande do Sul, explores how generative AI can enhance learning experiences in the Fundamentals of Programming course. The developed system utilizes large language models and employs key concepts such as transformers, zero-shot prompting, and Retrieval-Augmented Generation to provide personalized assistance to students, generating relevant and context-aware responses. The results highlight both the benefits and limitations of generative AI in improving learning outcomes.&quot;,&quot;container-title-short&quot;:&quot;&quot;},&quot;isTemporary&quot;:false,&quot;suppress-author&quot;:false,&quot;composite&quot;:false,&quot;author-only&quot;:false}]},{&quot;citationID&quot;:&quot;MENDELEY_CITATION_f29cf598-0c7e-4283-885d-081b23b87f6f&quot;,&quot;properties&quot;:{&quot;noteIndex&quot;:0},&quot;isEdited&quot;:false,&quot;manualOverride&quot;:{&quot;isManuallyOverridden&quot;:false,&quot;citeprocText&quot;:&quot;[5]&quot;,&quot;manualOverrideText&quot;:&quot;&quot;},&quot;citationTag&quot;:&quot;MENDELEY_CITATION_v3_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&quot;,&quot;citationItems&quot;:[{&quot;id&quot;:&quot;3b30d636-f4f6-39fc-9195-d6ac1038d075&quot;,&quot;itemData&quot;:{&quot;type&quot;:&quot;article-journal&quot;,&quot;id&quot;:&quot;3b30d636-f4f6-39fc-9195-d6ac1038d075&quot;,&quot;title&quot;:&quot;Benefits, Challenges, and Methods of Artificial Intelligence (AI) Chatbots in Education: A Systematic Literature Review&quot;,&quot;author&quot;:[{&quot;family&quot;:&quot;Gökçearslan&quot;,&quot;given&quot;:&quot;Şahin&quot;,&quot;parse-names&quot;:false,&quot;dropping-particle&quot;:&quot;&quot;,&quot;non-dropping-particle&quot;:&quot;&quot;},{&quot;family&quot;:&quot;Tosun&quot;,&quot;given&quot;:&quot;Cansel&quot;,&quot;parse-names&quot;:false,&quot;dropping-particle&quot;:&quot;&quot;,&quot;non-dropping-particle&quot;:&quot;&quot;},{&quot;family&quot;:&quot;Erdemir&quot;,&quot;given&quot;:&quot;Zeynep Gizem&quot;,&quot;parse-names&quot;:false,&quot;dropping-particle&quot;:&quot;&quot;,&quot;non-dropping-particle&quot;:&quot;&quot;}],&quot;container-title&quot;:&quot;International Journal of Technology in Education&quot;,&quot;DOI&quot;:&quot;10.46328/ijte.600&quot;,&quot;issued&quot;:{&quot;date-parts&quot;:[[2024,2,4]]},&quot;page&quot;:&quot;19-39&quot;,&quot;abstract&quot;:&quot;In many fields, AI chatbots continue to be popular with new tools and attract the attention of universities, K12 schools, educational organizations, and researchers. The aim of this research is to review the research on AI chatbots by restricting it to the category of education and to examine this research from a methodological point of view. Therefore, we performed a systematic literature review with a sample of 37 SSCI articles published in the educational context. Within the scope of the selected studies, the advantages and disadvantages of AI chatbots in education for students and educators, as well as the types of chatbots used, year, keywords, and method were analyzed. According to the research results, increased motivation to learn and language skill development are advantages for students, while cost-effectiveness and reduced workload are advantages for educators. Limited interaction, misleading answers for learners, originality, and plagiarism are the most common disadvantages for educators. The study also includes research results and recommendations related to the methodological review.&quot;,&quot;publisher&quot;:&quot;ISTES Organization&quot;,&quot;issue&quot;:&quot;1&quot;,&quot;volume&quot;:&quot;7&quot;,&quot;container-title-short&quot;:&quot;&quot;},&quot;isTemporary&quot;:false,&quot;suppress-author&quot;:false,&quot;composite&quot;:false,&quot;author-only&quot;:false}]},{&quot;citationID&quot;:&quot;MENDELEY_CITATION_dbc60ebf-740b-4b00-a6d4-d6aa8fe54c63&quot;,&quot;properties&quot;:{&quot;noteIndex&quot;:0},&quot;isEdited&quot;:false,&quot;manualOverride&quot;:{&quot;isManuallyOverridden&quot;:false,&quot;citeprocText&quot;:&quot;[6]&quot;,&quot;manualOverrideText&quot;:&quot;&quot;},&quot;citationTag&quot;:&quot;MENDELEY_CITATION_v3_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&quot;,&quot;citationItems&quot;:[{&quot;id&quot;:&quot;fdaca172-7bec-3f78-83a1-fe7bc6dc07b5&quot;,&quot;itemData&quot;:{&quot;type&quot;:&quot;webpage&quot;,&quot;id&quot;:&quot;fdaca172-7bec-3f78-83a1-fe7bc6dc07b5&quot;,&quot;title&quot;:&quot;INFORME GENERAL DE PISA-D 2018&quot;,&quot;author&quot;:[{&quot;family&quot;:&quot;Josette Arévalo Gross&quot;,&quot;given&quot;:&quot;&quot;,&quot;parse-names&quot;:false,&quot;dropping-particle&quot;:&quot;&quot;,&quot;non-dropping-particle&quot;:&quot;&quot;}],&quot;accessed&quot;:{&quot;date-parts&quot;:[[2024,12,9]]},&quot;URL&quot;:&quot;https://issuu.com/ineval/docs/cie_informegeneralpisa18_20181123&quot;,&quot;issued&quot;:{&quot;date-parts&quot;:[[2018,12,11]]},&quot;page&quot;:&quot;1-152&quot;,&quot;container-title-short&quot;:&quot;&quot;},&quot;isTemporary&quot;:false,&quot;suppress-author&quot;:false,&quot;composite&quot;:false,&quot;author-only&quot;:false}]},{&quot;citationID&quot;:&quot;MENDELEY_CITATION_b2d1de96-9da4-46c0-9b96-30c9f30ab7bf&quot;,&quot;properties&quot;:{&quot;noteIndex&quot;:0},&quot;isEdited&quot;:false,&quot;manualOverride&quot;:{&quot;isManuallyOverridden&quot;:false,&quot;citeprocText&quot;:&quot;[6]&quot;,&quot;manualOverrideText&quot;:&quot;&quot;},&quot;citationTag&quot;:&quot;MENDELEY_CITATION_v3_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&quot;,&quot;citationItems&quot;:[{&quot;id&quot;:&quot;fdaca172-7bec-3f78-83a1-fe7bc6dc07b5&quot;,&quot;itemData&quot;:{&quot;type&quot;:&quot;webpage&quot;,&quot;id&quot;:&quot;fdaca172-7bec-3f78-83a1-fe7bc6dc07b5&quot;,&quot;title&quot;:&quot;INFORME GENERAL DE PISA-D 2018&quot;,&quot;author&quot;:[{&quot;family&quot;:&quot;Josette Arévalo Gross&quot;,&quot;given&quot;:&quot;&quot;,&quot;parse-names&quot;:false,&quot;dropping-particle&quot;:&quot;&quot;,&quot;non-dropping-particle&quot;:&quot;&quot;}],&quot;accessed&quot;:{&quot;date-parts&quot;:[[2024,12,9]]},&quot;URL&quot;:&quot;https://issuu.com/ineval/docs/cie_informegeneralpisa18_20181123&quot;,&quot;issued&quot;:{&quot;date-parts&quot;:[[2018,12,11]]},&quot;page&quot;:&quot;1-152&quot;,&quot;container-title-short&quot;:&quot;&quot;},&quot;isTemporary&quot;:false,&quot;suppress-author&quot;:false,&quot;composite&quot;:false,&quot;author-only&quot;:false}]},{&quot;citationID&quot;:&quot;MENDELEY_CITATION_42b281d4-cd06-4a70-bf59-fb64f17a7987&quot;,&quot;properties&quot;:{&quot;noteIndex&quot;:0},&quot;isEdited&quot;:false,&quot;manualOverride&quot;:{&quot;isManuallyOverridden&quot;:false,&quot;citeprocText&quot;:&quot;[7]&quot;,&quot;manualOverrideText&quot;:&quot;&quot;},&quot;citationTag&quot;:&quot;MENDELEY_CITATION_v3_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&quot;,&quot;citationItems&quot;:[{&quot;id&quot;:&quot;073ce609-d50b-3922-bc95-5f5e11916421&quot;,&quot;itemData&quot;:{&quot;type&quot;:&quot;article-journal&quot;,&quot;id&quot;:&quot;073ce609-d50b-3922-bc95-5f5e11916421&quot;,&quot;title&quot;:&quot;Los Los riesgos y los desafíos que enfrentan los trabajadores frente al uso de la inteligencia artificial en el trabajo&quot;,&quot;author&quot;:[{&quot;family&quot;:&quot;Torres Cadillo&quot;,&quot;given&quot;:&quot;Rosa Isabel&quot;,&quot;parse-names&quot;:false,&quot;dropping-particle&quot;:&quot;&quot;,&quot;non-dropping-particle&quot;:&quot;&quot;}],&quot;container-title&quot;:&quot;Revista de Derecho Procesal del Trabajo&quot;,&quot;DOI&quot;:&quot;10.47308/rdpt.v6i7.778&quot;,&quot;issued&quot;:{&quot;date-parts&quot;:[[2023,6,30]]},&quot;page&quot;:&quot;289-313&quot;,&quot;abstract&quot;:&quot;El uso de la inteligencia artificial en el trabajo presenta tanto riesgos como desafíos para los trabajadores. Los riesgos pueden incluir la pérdida de empleos debido a la automatización, la falta de protección de datos personales y la posible discriminación en la selección de candidatos. Por otro lado, los desafíos pueden incluir la necesidad de adaptación y capacitación constante para trabajar con tecnología avanzada, así como garantizar que las decisiones tomadas por la inteligencia artificial sean justas y éticas. Por ello, es importante que se tomen medidas para proteger los derechos laborales y garantizar una transición justa hacia un entorno laboral cada vez más automatizado.&quot;,&quot;publisher&quot;:&quot;Poder Judicial del Peru&quot;,&quot;issue&quot;:&quot;7&quot;,&quot;volume&quot;:&quot;6&quot;,&quot;container-title-short&quot;:&quot;&quot;},&quot;isTemporary&quot;:false,&quot;suppress-author&quot;:false,&quot;composite&quot;:false,&quot;author-only&quot;:false}]},{&quot;citationID&quot;:&quot;MENDELEY_CITATION_b35ebfb7-9ded-4b65-bfe5-c924834cda90&quot;,&quot;properties&quot;:{&quot;noteIndex&quot;:0},&quot;isEdited&quot;:false,&quot;manualOverride&quot;:{&quot;isManuallyOverridden&quot;:false,&quot;citeprocText&quot;:&quot;[6]&quot;,&quot;manualOverrideText&quot;:&quot;&quot;},&quot;citationTag&quot;:&quot;MENDELEY_CITATION_v3_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&quot;,&quot;citationItems&quot;:[{&quot;id&quot;:&quot;fdaca172-7bec-3f78-83a1-fe7bc6dc07b5&quot;,&quot;itemData&quot;:{&quot;type&quot;:&quot;webpage&quot;,&quot;id&quot;:&quot;fdaca172-7bec-3f78-83a1-fe7bc6dc07b5&quot;,&quot;title&quot;:&quot;INFORME GENERAL DE PISA-D 2018&quot;,&quot;author&quot;:[{&quot;family&quot;:&quot;Josette Arévalo Gross&quot;,&quot;given&quot;:&quot;&quot;,&quot;parse-names&quot;:false,&quot;dropping-particle&quot;:&quot;&quot;,&quot;non-dropping-particle&quot;:&quot;&quot;}],&quot;accessed&quot;:{&quot;date-parts&quot;:[[2024,12,9]]},&quot;URL&quot;:&quot;https://issuu.com/ineval/docs/cie_informegeneralpisa18_20181123&quot;,&quot;issued&quot;:{&quot;date-parts&quot;:[[2018,12,11]]},&quot;page&quot;:&quot;1-152&quot;,&quot;container-title-short&quot;:&quot;&quot;},&quot;isTemporary&quot;:false,&quot;suppress-author&quot;:false,&quot;composite&quot;:false,&quot;author-only&quot;:false}]},{&quot;citationID&quot;:&quot;MENDELEY_CITATION_cc799237-dfbd-4587-86de-c62dfebdb15e&quot;,&quot;properties&quot;:{&quot;noteIndex&quot;:0},&quot;isEdited&quot;:false,&quot;manualOverride&quot;:{&quot;isManuallyOverridden&quot;:false,&quot;citeprocText&quot;:&quot;[3]&quot;,&quot;manualOverrideText&quot;:&quot;&quot;},&quot;citationTag&quot;:&quot;MENDELEY_CITATION_v3_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&quot;,&quot;citationItems&quot;:[{&quot;id&quot;:&quot;e0330f39-09fd-3be8-8a3f-0989b0c4966c&quot;,&quot;itemData&quot;:{&quot;type&quot;:&quot;article-journal&quot;,&quot;id&quot;:&quot;e0330f39-09fd-3be8-8a3f-0989b0c4966c&quot;,&quot;title&quot;:&quot;Inteligencia Artificial en la Educación: Estado del Arte&quot;,&quot;author&quot;:[{&quot;family&quot;:&quot;Sambola&quot;,&quot;given&quot;:&quot;Dexon-Mckensy&quot;,&quot;parse-names&quot;:false,&quot;dropping-particle&quot;:&quot;&quot;,&quot;non-dropping-particle&quot;:&quot;&quot;}],&quot;container-title&quot;:&quot;Wani&quot;,&quot;DOI&quot;:&quot;10.5377/wani.v39i79.16806&quot;,&quot;ISSN&quot;:&quot;1813-369X&quot;,&quot;issued&quot;:{&quot;date-parts&quot;:[[2023,10,11]]},&quot;abstract&quot;:&quot;La Inteligencia Artificial en la Educación es un campo de investigación científica que ha surgido a lo largo de 3 décadas, está particularmente interesada en el desarrollo de herramientas basadas en IA para apoyar y comprender los procesos educativos. Esta investigación tiene como objetivo presentar el estado de la Inteligencia Artificial en la Educación, utilizando un método de revisión exhaustiva de la literatura. Comprendió 3 etapas principales: selección, clasificación y análisis de la literatura. Esto permitió identificar las aplicaciones, tecnologías, desafíos e implicaciones éticas de la Inteligencia Artificial en la Educación&quot;,&quot;publisher&quot;:&quot;Consejo Nacional de Universidades&quot;,&quot;issue&quot;:&quot;79&quot;,&quot;container-title-short&quot;:&quot;&quot;},&quot;isTemporary&quot;:false,&quot;suppress-author&quot;:false,&quot;composite&quot;:false,&quot;author-only&quot;:false}]},{&quot;citationID&quot;:&quot;MENDELEY_CITATION_7c1cd077-588d-4e59-b4a6-e8a0d61e0977&quot;,&quot;properties&quot;:{&quot;noteIndex&quot;:0},&quot;isEdited&quot;:false,&quot;manualOverride&quot;:{&quot;isManuallyOverridden&quot;:false,&quot;citeprocText&quot;:&quot;[8]&quot;,&quot;manualOverrideText&quot;:&quot;&quot;},&quot;citationTag&quot;:&quot;MENDELEY_CITATION_v3_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&quot;,&quot;citationItems&quot;:[{&quot;id&quot;:&quot;b978737d-e0cc-3175-872b-dbadf6b36567&quot;,&quot;itemData&quot;:{&quot;type&quot;:&quot;article-journal&quot;,&quot;id&quot;:&quot;b978737d-e0cc-3175-872b-dbadf6b36567&quot;,&quot;title&quot;:&quot;Inteligencia artificial generativa para fortalecer la educación superior&quot;,&quot;author&quot;:[{&quot;family&quot;:&quot;Chávez Solís&quot;,&quot;given&quot;:&quot;María Elena&quot;,&quot;parse-names&quot;:false,&quot;dropping-particle&quot;:&quot;&quot;,&quot;non-dropping-particle&quot;:&quot;&quot;},{&quot;family&quot;:&quot;Labrada Martínez&quot;,&quot;given&quot;:&quot;Esther&quot;,&quot;parse-names&quot;:false,&quot;dropping-particle&quot;:&quot;&quot;,&quot;non-dropping-particle&quot;:&quot;&quot;},{&quot;family&quot;:&quot;Carbajal Degante&quot;,&quot;given&quot;:&quot;Eric&quot;,&quot;parse-names&quot;:false,&quot;dropping-particle&quot;:&quot;&quot;,&quot;non-dropping-particle&quot;:&quot;&quot;},{&quot;family&quot;:&quot;Pineda Godoy&quot;,&quot;given&quot;:&quot;Erika&quot;,&quot;parse-names&quot;:false,&quot;dropping-particle&quot;:&quot;&quot;,&quot;non-dropping-particle&quot;:&quot;&quot;},{&quot;family&quot;:&quot;Alatristre Martínez&quot;,&quot;given&quot;:&quot;Yadira&quot;,&quot;parse-names&quot;:false,&quot;dropping-particle&quot;:&quot;&quot;,&quot;non-dropping-particle&quot;:&quot;&quot;}],&quot;container-title&quot;:&quot;LATAM Revista Latinoamericana de Ciencias Sociales y Humanidades&quot;,&quot;DOI&quot;:&quot;10.56712/latam.v4i3.1113&quot;,&quot;issued&quot;:{&quot;date-parts&quot;:[[2023,9,14]]},&quot;abstract&quot;:&quot;La transformación digital acelerada conlleva una serie de adaptaciones y reestructuración en los procesos de enseñanza aprendizaje que implica evaluar los riesgos y aportaciones para su adopción. Como ejemplo, se tiene a la Inteligencia Artificial Generativa, que representa un gran dilema para docentes y estudiantes. Su característica es la generación autónoma de texto, imágenes, voz y contenido en general, lo que se aprecia como una gran aportación a la eficiencia y productividad. Sin embargo, conlleva la reflexión y el cuestionamiento del rumbo que tomará la educación bajo la adopción de un proceso automatizado para la generación de este tipo de recursos. Ante esta perspectiva, el objetivo de esta investigación es evaluar las aportaciones de la Inteligencia Artificial Generativa en la educación de nivel superior para proponer una estrategia que fortalezca el aprendizaje. La metodología implementada se fundamenta en el método cualitativo para su consecución bajo el muestreo intencional, con una estrategia de caso de conveniencia en estudiantes de nivel superior en universidades públicas de México, analizando el uso de la tecnología.  Los principales resultados advierten la necesidad de la mejora continua en el uso y aprovechamiento de la tecnología y de la innovación tecnológica, bajo la toma de decisiones informadas.&quot;,&quot;publisher&quot;:&quot;Red de Investigadores Latinoamericanos&quot;,&quot;issue&quot;:&quot;3&quot;,&quot;volume&quot;:&quot;4&quot;,&quot;container-title-short&quot;:&quot;&quot;},&quot;isTemporary&quot;:false,&quot;suppress-author&quot;:false,&quot;composite&quot;:false,&quot;author-only&quot;:false}]},{&quot;citationID&quot;:&quot;MENDELEY_CITATION_befffba0-4f26-41c0-b29e-75b5dca0c800&quot;,&quot;properties&quot;:{&quot;noteIndex&quot;:0},&quot;isEdited&quot;:false,&quot;manualOverride&quot;:{&quot;isManuallyOverridden&quot;:false,&quot;citeprocText&quot;:&quot;[9]&quot;,&quot;manualOverrideText&quot;:&quot;&quot;},&quot;citationTag&quot;:&quot;MENDELEY_CITATION_v3_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&quot;,&quot;citationItems&quot;:[{&quot;id&quot;:&quot;e3345c0d-2f69-3d90-832a-66ca79360893&quot;,&quot;itemData&quot;:{&quot;type&quot;:&quot;article-journal&quot;,&quot;id&quot;:&quot;e3345c0d-2f69-3d90-832a-66ca79360893&quot;,&quot;title&quot;:&quot;El impacto de la inteligencia artificial en la educación: transformación de la forma de enseñar y de aprender&quot;,&quot;author&quot;:[{&quot;family&quot;:&quot;González-González&quot;,&quot;given&quot;:&quot;Carina S.&quot;,&quot;parse-names&quot;:false,&quot;dropping-particle&quot;:&quot;&quot;,&quot;non-dropping-particle&quot;:&quot;&quot;}],&quot;container-title&quot;:&quot;Qurriculum. Revista de Teoría,Investigación y Práctica educativa&quot;,&quot;DOI&quot;:&quot;10.25145/j.qurricul.2023.36.03&quot;,&quot;ISSN&quot;:&quot;11305371&quot;,&quot;URL&quot;:&quot;https://riull.ull.es/xmlui/bitstream/handle/915/32719/Q_36_%20%282023%29_03.pdf?sequence=1&amp;isAllowed=y&quot;,&quot;issued&quot;:{&quot;date-parts&quot;:[[2023]]},&quot;page&quot;:&quot;51-60&quot;,&quot;abstract&quot;:&quot;&lt;p&gt;Artificial intelligence (AI) has demonstrated its potential to transform numerous fields and education is no exception. In today’s digital age, AI has emerged as a powerful tool that is revolutionizing teaching and learning. In this article, we will explore the impact of artificial intelligence in education and how it is transforming the educational landscape at all levels. From personalizing learning to improving feedback and developing interactive resources, we will examine how AI is changing how we acquire knowledge and skills.&lt;/p&gt;&quot;,&quot;issue&quot;:&quot;36&quot;,&quot;container-title-short&quot;:&quot;&quot;},&quot;isTemporary&quot;:false,&quot;suppress-author&quot;:false,&quot;composite&quot;:false,&quot;author-only&quot;:false}]}]"/>
     <we:property name="MENDELEY_CITATIONS_STYLE" value="{&quot;id&quot;:&quot;https://www.zotero.org/styles/ieee&quot;,&quot;title&quot;:&quot;IEEE&quot;,&quot;format&quot;:&quot;numeric&quot;,&quot;defaultLocale&quot;:null,&quot;isLocaleCodeValid&quot;:true}"/>
   </we:properties>
   <we:bindings/>

--- a/DESARROLLO DE TITULACIÓN II/TESIS/ARCHIVO/Kushiro_Borrador_Anteproyecto.docx
+++ b/DESARROLLO DE TITULACIÓN II/TESIS/ARCHIVO/Kushiro_Borrador_Anteproyecto.docx
@@ -517,21 +517,7 @@
                 <w:rStyle w:val="Hipervnculo"/>
                 <w:noProof/>
               </w:rPr>
-              <w:t>INTRODUC</w:t>
-            </w:r>
-            <w:r>
-              <w:rPr>
-                <w:rStyle w:val="Hipervnculo"/>
-                <w:noProof/>
-              </w:rPr>
-              <w:t>C</w:t>
-            </w:r>
-            <w:r>
-              <w:rPr>
-                <w:rStyle w:val="Hipervnculo"/>
-                <w:noProof/>
-              </w:rPr>
-              <w:t>IÓN</w:t>
+              <w:t>INTRODUCCIÓN</w:t>
             </w:r>
             <w:r>
               <w:rPr>
@@ -1042,28 +1028,7 @@
                 <w:rStyle w:val="Hipervnculo"/>
                 <w:noProof/>
               </w:rPr>
-              <w:t>OBJET</w:t>
-            </w:r>
-            <w:r>
-              <w:rPr>
-                <w:rStyle w:val="Hipervnculo"/>
-                <w:noProof/>
-              </w:rPr>
-              <w:t>I</w:t>
-            </w:r>
-            <w:r>
-              <w:rPr>
-                <w:rStyle w:val="Hipervnculo"/>
-                <w:noProof/>
-              </w:rPr>
-              <w:t>V</w:t>
-            </w:r>
-            <w:r>
-              <w:rPr>
-                <w:rStyle w:val="Hipervnculo"/>
-                <w:noProof/>
-              </w:rPr>
-              <w:t>OS</w:t>
+              <w:t>OBJETIVOS</w:t>
             </w:r>
             <w:r>
               <w:rPr>
@@ -3656,11 +3621,6 @@
       <w:bookmarkEnd w:id="5"/>
     </w:p>
     <w:p>
-      <w:r>
-        <w:t>Crear una interfaz de software educativo enfocado en la enseñanza de matemáticas para estudiantes de educación básica superior, mediante la incorporación de inteligencia artificial generativa.</w:t>
-      </w:r>
-    </w:p>
-    <w:p>
       <w:pPr>
         <w:pStyle w:val="Prrafodelista"/>
         <w:numPr>
@@ -3668,55 +3628,32 @@
           <w:numId w:val="6"/>
         </w:numPr>
         <w:rPr>
-          <w:highlight w:val="yellow"/>
           <w:lang w:val="es-ES"/>
         </w:rPr>
       </w:pPr>
       <w:r>
         <w:rPr>
-          <w:highlight w:val="yellow"/>
           <w:lang w:val="es-ES"/>
         </w:rPr>
         <w:t>¿</w:t>
       </w:r>
       <w:r>
         <w:rPr>
-          <w:highlight w:val="yellow"/>
           <w:lang w:val="es-ES"/>
         </w:rPr>
         <w:t>Qué aceptación tiene el modelo en el diseño de software en la enseñanza de matemática pese a la ausencia de</w:t>
       </w:r>
       <w:r>
         <w:rPr>
-          <w:highlight w:val="yellow"/>
           <w:lang w:val="es-ES"/>
         </w:rPr>
         <w:t xml:space="preserve"> un enfoque estructurado en la integración de inteligencia artificial generativa en estos entornos</w:t>
       </w:r>
       <w:r>
         <w:rPr>
-          <w:highlight w:val="yellow"/>
           <w:lang w:val="es-ES"/>
         </w:rPr>
         <w:t>?</w:t>
-      </w:r>
-    </w:p>
-    <w:p>
-      <w:pPr>
-        <w:pStyle w:val="Prrafodelista"/>
-        <w:numPr>
-          <w:ilvl w:val="0"/>
-          <w:numId w:val="6"/>
-        </w:numPr>
-        <w:rPr>
-          <w:lang w:val="es-ES"/>
-        </w:rPr>
-      </w:pPr>
-      <w:r>
-        <w:rPr>
-          <w:lang w:val="es-ES"/>
-        </w:rPr>
-        <w:t>¿La falta de una interfaz de software educativo integrada con inteligencia artificial generativa retrasa o dificulta el aprendizaje de matemáticas en estudiantes de educación básica superior?</w:t>
       </w:r>
     </w:p>
     <w:p>
@@ -3727,20 +3664,11 @@
           <w:numId w:val="19"/>
         </w:numPr>
       </w:pPr>
-      <w:r>
-        <w:t xml:space="preserve"> </w:t>
-      </w:r>
       <w:bookmarkStart w:id="6" w:name="_Toc200312498"/>
       <w:r>
         <w:t>Sistematización del problema</w:t>
       </w:r>
       <w:bookmarkEnd w:id="6"/>
-    </w:p>
-    <w:p/>
-    <w:p>
-      <w:r>
-        <w:t>Esbozar un modelo de interfaz educativa que implemente el uso de la inteligencia artificial generativa.</w:t>
-      </w:r>
     </w:p>
     <w:p>
       <w:pPr>
@@ -3750,27 +3678,23 @@
           <w:numId w:val="7"/>
         </w:numPr>
         <w:rPr>
-          <w:highlight w:val="yellow"/>
           <w:lang w:val="es-ES"/>
         </w:rPr>
       </w:pPr>
       <w:r>
         <w:rPr>
-          <w:highlight w:val="yellow"/>
           <w:lang w:val="es-ES"/>
         </w:rPr>
         <w:t>¿</w:t>
       </w:r>
       <w:r>
         <w:rPr>
-          <w:highlight w:val="yellow"/>
           <w:lang w:val="es-ES"/>
         </w:rPr>
         <w:t>Qué dificultades enfrentan los desarrolladores y educadores al intentar integrar inteligencia artificial generativa en software educativo sin un modelo de referencia estructurado</w:t>
       </w:r>
       <w:r>
         <w:rPr>
-          <w:highlight w:val="yellow"/>
           <w:lang w:val="es-ES"/>
         </w:rPr>
         <w:t>?</w:t>
@@ -3788,36 +3712,19 @@
         </w:rPr>
       </w:pPr>
       <w:r>
-        <w:rPr>
-          <w:lang w:val="es-ES"/>
-        </w:rPr>
-        <w:lastRenderedPageBreak/>
-        <w:t>¿Como suplir la deficiencia de una herramienta moderna que ayude a mejorar las capacidades en el área de matemáticas de los estudiantes de educación básica superior?</w:t>
-      </w:r>
-    </w:p>
-    <w:p>
-      <w:pPr>
-        <w:rPr>
-          <w:lang w:val="es-ES"/>
-        </w:rPr>
-      </w:pPr>
-      <w:r>
-        <w:rPr>
-          <w:lang w:val="es-ES"/>
-        </w:rPr>
-        <w:t xml:space="preserve">Desarrollar una aplicación web basada en el modelo propuesto para la </w:t>
-      </w:r>
-      <w:r>
-        <w:rPr>
-          <w:lang w:val="es-ES"/>
-        </w:rPr>
-        <w:t>práctica</w:t>
-      </w:r>
-      <w:r>
-        <w:rPr>
-          <w:lang w:val="es-ES"/>
-        </w:rPr>
-        <w:t xml:space="preserve"> de conceptos básicos de matemáticas.</w:t>
+        <w:t>¿</w:t>
+      </w:r>
+      <w:r>
+        <w:t xml:space="preserve">Cuáles son los principales desafíos en el diseño de una aplicación web que facilite el aprendizaje de trigonometría, considerando la accesibilidad, la interacción con los estudiantes y la integración de </w:t>
+      </w:r>
+      <w:r>
+        <w:t>Inteligencia Artificial</w:t>
+      </w:r>
+      <w:r>
+        <w:t xml:space="preserve"> generativa</w:t>
+      </w:r>
+      <w:r>
+        <w:t>?</w:t>
       </w:r>
     </w:p>
     <w:p>
@@ -3828,147 +3735,23 @@
           <w:numId w:val="7"/>
         </w:numPr>
         <w:rPr>
-          <w:highlight w:val="yellow"/>
           <w:lang w:val="es-ES"/>
         </w:rPr>
       </w:pPr>
       <w:r>
-        <w:rPr>
-          <w:highlight w:val="yellow"/>
-        </w:rPr>
         <w:t>¿</w:t>
       </w:r>
       <w:r>
-        <w:rPr>
-          <w:highlight w:val="yellow"/>
-        </w:rPr>
-        <w:t xml:space="preserve">Cuáles son los principales desafíos en el diseño de una aplicación web que facilite el aprendizaje de trigonometría, considerando la accesibilidad, la interacción con los estudiantes y la integración de </w:t>
-      </w:r>
-      <w:r>
-        <w:rPr>
-          <w:highlight w:val="yellow"/>
-        </w:rPr>
+        <w:t xml:space="preserve">Cómo perciben los estudiantes y docentes la usabilidad de una herramienta basada en </w:t>
+      </w:r>
+      <w:r>
         <w:t>Inteligencia Artificial</w:t>
       </w:r>
       <w:r>
-        <w:rPr>
-          <w:highlight w:val="yellow"/>
-        </w:rPr>
-        <w:t xml:space="preserve"> generativa</w:t>
-      </w:r>
-      <w:r>
-        <w:rPr>
-          <w:highlight w:val="yellow"/>
-        </w:rPr>
+        <w:t xml:space="preserve"> generativa para la enseñanza de trigonometría</w:t>
+      </w:r>
+      <w:r>
         <w:t>?</w:t>
-      </w:r>
-    </w:p>
-    <w:p>
-      <w:pPr>
-        <w:pStyle w:val="Prrafodelista"/>
-        <w:numPr>
-          <w:ilvl w:val="0"/>
-          <w:numId w:val="7"/>
-        </w:numPr>
-        <w:rPr>
-          <w:lang w:val="es-ES"/>
-        </w:rPr>
-      </w:pPr>
-      <w:r>
-        <w:rPr>
-          <w:lang w:val="es-ES"/>
-        </w:rPr>
-        <w:t>¿La ausencia de herramientas</w:t>
-      </w:r>
-      <w:r>
-        <w:rPr>
-          <w:lang w:val="es-ES"/>
-        </w:rPr>
-        <w:t xml:space="preserve"> tecnológicas modernas</w:t>
-      </w:r>
-      <w:r>
-        <w:rPr>
-          <w:lang w:val="es-ES"/>
-        </w:rPr>
-        <w:t xml:space="preserve"> </w:t>
-      </w:r>
-      <w:r>
-        <w:rPr>
-          <w:lang w:val="es-ES"/>
-        </w:rPr>
-        <w:t>para la enseñanza de matemáticas dificulta su aprendizaje</w:t>
-      </w:r>
-      <w:r>
-        <w:rPr>
-          <w:lang w:val="es-ES"/>
-        </w:rPr>
-        <w:t>?</w:t>
-      </w:r>
-    </w:p>
-    <w:p>
-      <w:r>
-        <w:t>Determinar la usabilidad de la aplicación desarrollada para la práctica de matemáticas mediante un estudio de usuarios.</w:t>
-      </w:r>
-    </w:p>
-    <w:p>
-      <w:pPr>
-        <w:pStyle w:val="Prrafodelista"/>
-        <w:numPr>
-          <w:ilvl w:val="0"/>
-          <w:numId w:val="7"/>
-        </w:numPr>
-        <w:rPr>
-          <w:highlight w:val="yellow"/>
-          <w:lang w:val="es-ES"/>
-        </w:rPr>
-      </w:pPr>
-      <w:r>
-        <w:rPr>
-          <w:highlight w:val="yellow"/>
-        </w:rPr>
-        <w:t>¿</w:t>
-      </w:r>
-      <w:r>
-        <w:rPr>
-          <w:highlight w:val="yellow"/>
-        </w:rPr>
-        <w:t xml:space="preserve">Cómo perciben los estudiantes y docentes la usabilidad de una herramienta basada en </w:t>
-      </w:r>
-      <w:r>
-        <w:rPr>
-          <w:highlight w:val="yellow"/>
-        </w:rPr>
-        <w:t>Inteligencia Artificial</w:t>
-      </w:r>
-      <w:r>
-        <w:rPr>
-          <w:highlight w:val="yellow"/>
-        </w:rPr>
-        <w:t xml:space="preserve"> generativa para la enseñanza de trigonometría</w:t>
-      </w:r>
-      <w:r>
-        <w:rPr>
-          <w:highlight w:val="yellow"/>
-        </w:rPr>
-        <w:t>?</w:t>
-      </w:r>
-    </w:p>
-    <w:p>
-      <w:pPr>
-        <w:pStyle w:val="Prrafodelista"/>
-        <w:numPr>
-          <w:ilvl w:val="0"/>
-          <w:numId w:val="7"/>
-        </w:numPr>
-        <w:rPr>
-          <w:lang w:val="es-ES"/>
-        </w:rPr>
-      </w:pPr>
-      <w:r>
-        <w:rPr>
-          <w:lang w:val="es-ES"/>
-        </w:rPr>
-        <w:t>¿El sistema educativo y los maestros, no perciben la deficiencia dentro del proceso de aprendizaje en el área de matemáticas?</w:t>
       </w:r>
     </w:p>
     <w:p>
@@ -4006,22 +3789,28 @@
           <w:ilvl w:val="0"/>
           <w:numId w:val="2"/>
         </w:numPr>
-        <w:rPr>
-          <w:highlight w:val="yellow"/>
-        </w:rPr>
-      </w:pPr>
-      <w:r>
-        <w:rPr>
-          <w:highlight w:val="yellow"/>
-        </w:rPr>
+      </w:pPr>
+      <w:r>
         <w:t>Formular un modelo cualitativo que sirva de referencia en la construcción de software educativo enfocado a la práctica de trigonometría en estudiantes de educación básica superior mediante la incorporación de Inteligencia Artificial generativa</w:t>
       </w:r>
       <w:r>
-        <w:rPr>
-          <w:highlight w:val="yellow"/>
-        </w:rPr>
         <w:t>.</w:t>
       </w:r>
+    </w:p>
+    <w:p>
+      <w:pPr>
+        <w:pStyle w:val="Ttulo3"/>
+        <w:numPr>
+          <w:ilvl w:val="2"/>
+          <w:numId w:val="19"/>
+        </w:numPr>
+      </w:pPr>
+      <w:bookmarkStart w:id="9" w:name="_Toc200312501"/>
+      <w:r>
+        <w:lastRenderedPageBreak/>
+        <w:t>Objetivos Específicos:</w:t>
+      </w:r>
+      <w:bookmarkEnd w:id="9"/>
     </w:p>
     <w:p>
       <w:pPr>
@@ -4032,37 +3821,11 @@
         </w:numPr>
       </w:pPr>
       <w:r>
-        <w:t>Crear</w:t>
-      </w:r>
-      <w:r>
-        <w:t xml:space="preserve"> </w:t>
-      </w:r>
-      <w:r>
-        <w:t xml:space="preserve">una </w:t>
-      </w:r>
-      <w:r>
-        <w:t>interfaz de software educativo enfocado en la enseñanza de matemática</w:t>
-      </w:r>
-      <w:r>
-        <w:t>s</w:t>
-      </w:r>
-      <w:r>
-        <w:t xml:space="preserve"> para estudiantes de educación básica superior, mediante la incorporación de inteligencia artificial generativa.</w:t>
-      </w:r>
-    </w:p>
-    <w:p>
-      <w:pPr>
-        <w:pStyle w:val="Ttulo3"/>
-        <w:numPr>
-          <w:ilvl w:val="2"/>
-          <w:numId w:val="19"/>
-        </w:numPr>
-      </w:pPr>
-      <w:bookmarkStart w:id="9" w:name="_Toc200312501"/>
-      <w:r>
-        <w:t>Objetivos Específicos:</w:t>
-      </w:r>
-      <w:bookmarkEnd w:id="9"/>
+        <w:t>Esbozar un modelo que ilustre la manera de consumir la Interfaz de Programación de Aplicación de una Inteligencia Artificial generativa para la construcción de software educativo a la medida</w:t>
+      </w:r>
+      <w:r>
+        <w:t>.</w:t>
+      </w:r>
     </w:p>
     <w:p>
       <w:pPr>
@@ -4071,20 +3834,11 @@
           <w:ilvl w:val="0"/>
           <w:numId w:val="2"/>
         </w:numPr>
-        <w:rPr>
-          <w:highlight w:val="yellow"/>
-        </w:rPr>
-      </w:pPr>
-      <w:r>
-        <w:rPr>
-          <w:highlight w:val="yellow"/>
-        </w:rPr>
-        <w:t>Esbozar un modelo que ilustre la manera de consumir la Interfaz de Programación de Aplicación de una Inteligencia Artificial generativa para la construcción de software educativo a la medida</w:t>
-      </w:r>
-      <w:r>
-        <w:rPr>
-          <w:highlight w:val="yellow"/>
-        </w:rPr>
+      </w:pPr>
+      <w:r>
+        <w:t>Construir una aplicación web basada en el modelo formulado, para la práctica de conceptos básicos de trigonometría</w:t>
+      </w:r>
+      <w:r>
         <w:t>.</w:t>
       </w:r>
     </w:p>
@@ -4097,83 +3851,10 @@
         </w:numPr>
       </w:pPr>
       <w:r>
-        <w:t xml:space="preserve">Esbozar un modelo de interfaz educativa </w:t>
-      </w:r>
-      <w:r>
-        <w:t>que implemente el uso de la inteligencia artificial generativa.</w:t>
-      </w:r>
-    </w:p>
-    <w:p>
-      <w:pPr>
-        <w:pStyle w:val="Prrafodelista"/>
-        <w:numPr>
-          <w:ilvl w:val="0"/>
-          <w:numId w:val="2"/>
-        </w:numPr>
-        <w:rPr>
-          <w:highlight w:val="yellow"/>
-        </w:rPr>
-      </w:pPr>
-      <w:r>
-        <w:rPr>
-          <w:highlight w:val="yellow"/>
-        </w:rPr>
-        <w:lastRenderedPageBreak/>
-        <w:t>Construir una aplicación web basada en el modelo formulado, para la práctica de conceptos básicos de trigonometría</w:t>
-      </w:r>
-      <w:r>
-        <w:rPr>
-          <w:highlight w:val="yellow"/>
-        </w:rPr>
+        <w:t>Determinar la usabilidad de la aplicación desarrollada a la práctica de trigonometría, mediante un estudio de usuarios enfocado a la descripción de la utilidad del modelo propuesto</w:t>
+      </w:r>
+      <w:r>
         <w:t>.</w:t>
-      </w:r>
-    </w:p>
-    <w:p>
-      <w:pPr>
-        <w:pStyle w:val="Prrafodelista"/>
-        <w:numPr>
-          <w:ilvl w:val="0"/>
-          <w:numId w:val="2"/>
-        </w:numPr>
-      </w:pPr>
-      <w:r>
-        <w:t>Desarrollar una aplicación web basada en el modelo propuesto para la practica de conceptos básicos de matemáticas.</w:t>
-      </w:r>
-    </w:p>
-    <w:p>
-      <w:pPr>
-        <w:pStyle w:val="Prrafodelista"/>
-        <w:numPr>
-          <w:ilvl w:val="0"/>
-          <w:numId w:val="2"/>
-        </w:numPr>
-        <w:rPr>
-          <w:highlight w:val="yellow"/>
-        </w:rPr>
-      </w:pPr>
-      <w:r>
-        <w:rPr>
-          <w:highlight w:val="yellow"/>
-        </w:rPr>
-        <w:t>Determinar la usabilidad de la aplicación desarrollada a la práctica de trigonometría, mediante un estudio de usuarios enfocado a la descripción de la utilidad del modelo propuesto</w:t>
-      </w:r>
-      <w:r>
-        <w:rPr>
-          <w:highlight w:val="yellow"/>
-        </w:rPr>
-        <w:t>.</w:t>
-      </w:r>
-    </w:p>
-    <w:p>
-      <w:pPr>
-        <w:pStyle w:val="Prrafodelista"/>
-        <w:numPr>
-          <w:ilvl w:val="0"/>
-          <w:numId w:val="2"/>
-        </w:numPr>
-      </w:pPr>
-      <w:r>
-        <w:t>Determinar la usabilidad de la aplicación desarrollada para la práctica de matemáticas mediante un estudio de usuarios.</w:t>
       </w:r>
     </w:p>
     <w:p>
@@ -4269,6 +3950,12 @@
     <w:p/>
     <w:p/>
     <w:p/>
+    <w:p/>
+    <w:p/>
+    <w:p/>
+    <w:p/>
+    <w:p/>
+    <w:p/>
     <w:p>
       <w:pPr>
         <w:pStyle w:val="Ttulo1"/>
@@ -4311,6 +3998,7 @@
       </w:pPr>
       <w:bookmarkStart w:id="12" w:name="_Toc200312504"/>
       <w:r>
+        <w:lastRenderedPageBreak/>
         <w:t>2.1. Marco Conceptual</w:t>
       </w:r>
       <w:bookmarkEnd w:id="12"/>
@@ -4358,11 +4046,7 @@
         <w:t>Inteligencia Artificial</w:t>
       </w:r>
       <w:r>
-        <w:t xml:space="preserve"> también ha automatizado tareas administrativas, liberando tiempo para la interacción directa </w:t>
-      </w:r>
-      <w:r>
-        <w:lastRenderedPageBreak/>
-        <w:t xml:space="preserve">con los estudiantes, y ha mejorado la inclusión educativa mediante recursos adaptados a las necesidades de estudiantes con requerimientos especiales. Asimismo, se ha impulsado la alfabetización en </w:t>
+        <w:t xml:space="preserve"> también ha automatizado tareas administrativas, liberando tiempo para la interacción directa con los estudiantes, y ha mejorado la inclusión educativa mediante recursos adaptados a las necesidades de estudiantes con requerimientos especiales. Asimismo, se ha impulsado la alfabetización en </w:t>
       </w:r>
       <w:r>
         <w:t>Inteligencia Artificial</w:t>
@@ -4466,6 +4150,7 @@
           <w:b/>
           <w:bCs/>
         </w:rPr>
+        <w:lastRenderedPageBreak/>
         <w:t>El impacto de la inteligencia artificial en la educación</w:t>
       </w:r>
       <w:r>
@@ -4536,93 +4221,93 @@
     </w:p>
     <w:p>
       <w:r>
+        <w:t xml:space="preserve">Mientras que los artículos revisados se enfocan principalmente en analizar la utilización de la inteligencia artificial en la educación, destacando sus aplicaciones generales, beneficios y retos éticos, este proyecto se diferencia al proponer el desarrollo concreto de una herramienta basada en </w:t>
+      </w:r>
+      <w:r>
+        <w:t>Inteligencia Artificial</w:t>
+      </w:r>
+      <w:r>
+        <w:t xml:space="preserve"> </w:t>
+      </w:r>
+      <w:r>
+        <w:t>G</w:t>
+      </w:r>
+      <w:r>
+        <w:t xml:space="preserve">enerativa diseñada específicamente para beneficiar el desarrollo de habilidades matemáticas en estudiantes de educación básica superior. Con un enfoque práctico, el proyecto plantea un modelo cualitativo para construir software educativo, implementando una aplicación web que facilite la enseñanza y práctica de conceptos de </w:t>
+      </w:r>
+      <w:r>
+        <w:t>trigonometría</w:t>
+      </w:r>
+      <w:r>
+        <w:t>, promoviendo así el aprendizaje personalizado y la mejora de competencias en el contexto educativo.</w:t>
+      </w:r>
+    </w:p>
+    <w:p>
+      <w:pPr>
+        <w:pStyle w:val="Ttulo2"/>
+      </w:pPr>
+      <w:bookmarkStart w:id="14" w:name="_Toc200312506"/>
+      <w:r>
+        <w:t>2.3. Marco legal</w:t>
+      </w:r>
+      <w:bookmarkEnd w:id="14"/>
+    </w:p>
+    <w:p/>
+    <w:p/>
+    <w:p/>
+    <w:p/>
+    <w:p/>
+    <w:p/>
+    <w:p/>
+    <w:p/>
+    <w:p/>
+    <w:p/>
+    <w:p/>
+    <w:p/>
+    <w:p/>
+    <w:p/>
+    <w:p/>
+    <w:p/>
+    <w:p/>
+    <w:p/>
+    <w:p/>
+    <w:p>
+      <w:pPr>
+        <w:pStyle w:val="Ttulo1"/>
+      </w:pPr>
+      <w:bookmarkStart w:id="15" w:name="_Toc200312507"/>
+      <w:r>
+        <w:t>CAPÍTULO III</w:t>
+      </w:r>
+      <w:bookmarkEnd w:id="15"/>
+    </w:p>
+    <w:p>
+      <w:pPr>
+        <w:jc w:val="center"/>
+      </w:pPr>
+      <w:r>
+        <w:t>METODOLOGÍA DE LA INVESTIGACIÓN</w:t>
+      </w:r>
+    </w:p>
+    <w:p/>
+    <w:p/>
+    <w:p/>
+    <w:p/>
+    <w:p/>
+    <w:p/>
+    <w:p/>
+    <w:p/>
+    <w:p/>
+    <w:p/>
+    <w:p/>
+    <w:p/>
+    <w:p>
+      <w:pPr>
+        <w:pStyle w:val="Ttulo2"/>
+      </w:pPr>
+      <w:bookmarkStart w:id="16" w:name="_Toc200312508"/>
+      <w:r>
         <w:lastRenderedPageBreak/>
-        <w:t xml:space="preserve">Mientras que los artículos revisados se enfocan principalmente en analizar la utilización de la inteligencia artificial en la educación, destacando sus aplicaciones generales, beneficios y retos éticos, este proyecto se diferencia al proponer el desarrollo concreto de una herramienta basada en </w:t>
-      </w:r>
-      <w:r>
-        <w:t>Inteligencia Artificial</w:t>
-      </w:r>
-      <w:r>
-        <w:t xml:space="preserve"> </w:t>
-      </w:r>
-      <w:r>
-        <w:t>G</w:t>
-      </w:r>
-      <w:r>
-        <w:t xml:space="preserve">enerativa diseñada específicamente para beneficiar el desarrollo de habilidades matemáticas en estudiantes de educación básica superior. Con un enfoque práctico, el proyecto plantea un modelo cualitativo para construir software educativo, implementando una aplicación web que facilite la enseñanza y práctica de conceptos de </w:t>
-      </w:r>
-      <w:r>
-        <w:t>trigonometría</w:t>
-      </w:r>
-      <w:r>
-        <w:t>, promoviendo así el aprendizaje personalizado y la mejora de competencias en el contexto educativo.</w:t>
-      </w:r>
-    </w:p>
-    <w:p>
-      <w:pPr>
-        <w:pStyle w:val="Ttulo2"/>
-      </w:pPr>
-      <w:bookmarkStart w:id="14" w:name="_Toc200312506"/>
-      <w:r>
-        <w:t>2.3. Marco legal</w:t>
-      </w:r>
-      <w:bookmarkEnd w:id="14"/>
-    </w:p>
-    <w:p/>
-    <w:p/>
-    <w:p/>
-    <w:p/>
-    <w:p/>
-    <w:p/>
-    <w:p/>
-    <w:p/>
-    <w:p/>
-    <w:p/>
-    <w:p/>
-    <w:p/>
-    <w:p/>
-    <w:p/>
-    <w:p/>
-    <w:p/>
-    <w:p/>
-    <w:p/>
-    <w:p/>
-    <w:p>
-      <w:pPr>
-        <w:pStyle w:val="Ttulo1"/>
-      </w:pPr>
-      <w:bookmarkStart w:id="15" w:name="_Toc200312507"/>
-      <w:r>
-        <w:t>CAPÍTULO III</w:t>
-      </w:r>
-      <w:bookmarkEnd w:id="15"/>
-    </w:p>
-    <w:p>
-      <w:pPr>
-        <w:jc w:val="center"/>
-      </w:pPr>
-      <w:r>
-        <w:t>METODOLOGÍA DE LA INVESTIGACIÓN</w:t>
-      </w:r>
-    </w:p>
-    <w:p/>
-    <w:p/>
-    <w:p/>
-    <w:p/>
-    <w:p/>
-    <w:p/>
-    <w:p/>
-    <w:p/>
-    <w:p/>
-    <w:p/>
-    <w:p/>
-    <w:p/>
-    <w:p>
-      <w:pPr>
-        <w:pStyle w:val="Ttulo2"/>
-      </w:pPr>
-      <w:bookmarkStart w:id="16" w:name="_Toc200312508"/>
-      <w:r>
         <w:t>3.1. Localización</w:t>
       </w:r>
       <w:bookmarkEnd w:id="16"/>
@@ -4670,7 +4355,6 @@
       </w:pPr>
       <w:bookmarkStart w:id="18" w:name="_Toc200312510"/>
       <w:r>
-        <w:lastRenderedPageBreak/>
         <w:t xml:space="preserve">3.3. </w:t>
       </w:r>
       <w:r>
@@ -4807,6 +4491,7 @@
         <w:pStyle w:val="Ttulo3"/>
       </w:pPr>
       <w:r>
+        <w:lastRenderedPageBreak/>
         <w:t xml:space="preserve"> </w:t>
       </w:r>
       <w:bookmarkStart w:id="19" w:name="_Toc200312511"/>
@@ -4956,7 +4641,6 @@
       </w:pPr>
       <w:bookmarkStart w:id="20" w:name="_Toc200312512"/>
       <w:r>
-        <w:lastRenderedPageBreak/>
         <w:t>Fuentes de recopilación de información</w:t>
       </w:r>
       <w:bookmarkEnd w:id="20"/>
@@ -5014,7 +4698,44 @@
     </w:p>
     <w:p>
       <w:r>
-        <w:t>Durante la segunda fase, se lleva a cabo la implementación de la aplicación web, integrando la Inteligencia Artificial generativa con el objetivo de facilitar la enseñanza de trigonometría. Se diseña una interfaz de usuario accesible y adaptativa, que permite a los estudiantes interactuar con el contenido de manera intuitiva y eficiente. Una vez desarrollado el software, se realizan pruebas internas para evaluar su funcionalidad, accesibilidad y cumplimiento con las heurísticas de Nielsen, las cuales son fundamentales para garantizar una experiencia de usuario óptima. Estas heurísticas, que incluyen principios como la visibilidad del estado del sistema, la correspondencia entre el sistema y el mundo real, y la consistencia en el diseño, se verifican para asegurar que la herramienta no solo sea funcional, sino también fácil de usar y comprender. De esta manera, se asegura que la aplicación cumpla con los criterios de usabilidad y ofrezca una experiencia de aprendizaje efectiva y satisfactoria para los usuarios.</w:t>
+        <w:t xml:space="preserve">Durante la segunda fase, se lleva a cabo la implementación de la aplicación web, integrando la Inteligencia Artificial generativa con el objetivo de facilitar la enseñanza de trigonometría. Se diseña una interfaz de usuario accesible y adaptativa, que permite a los estudiantes interactuar con el contenido de manera intuitiva y eficiente. Una vez desarrollado el software, se realizan pruebas internas para evaluar su funcionalidad, accesibilidad y cumplimiento con las </w:t>
+      </w:r>
+      <w:r>
+        <w:lastRenderedPageBreak/>
+        <w:t xml:space="preserve">heurísticas de Nielsen, las cuales son fundamentales para garantizar una experiencia de usuario óptima. Estas heurísticas, que incluyen principios como la visibilidad del estado del sistema, la correspondencia entre el sistema y el mundo real, y la </w:t>
+      </w:r>
+      <w:proofErr w:type="spellStart"/>
+      <w:r>
+        <w:t>consi</w:t>
+      </w:r>
+      <w:proofErr w:type="spellEnd"/>
+      <w:sdt>
+        <w:sdtPr>
+          <w:rPr>
+            <w:color w:val="000000"/>
+          </w:rPr>
+          <w:tag w:val="MENDELEY_CITATION_v3_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"/>
+          <w:id w:val="240685609"/>
+          <w:placeholder>
+            <w:docPart w:val="DefaultPlaceholder_-1854013440"/>
+          </w:placeholder>
+        </w:sdtPr>
+        <w:sdtContent>
+          <w:r>
+            <w:rPr>
+              <w:color w:val="000000"/>
+            </w:rPr>
+            <w:t>[10]</w:t>
+          </w:r>
+          <w:proofErr w:type="spellStart"/>
+        </w:sdtContent>
+      </w:sdt>
+      <w:r>
+        <w:t>stencia</w:t>
+      </w:r>
+      <w:proofErr w:type="spellEnd"/>
+      <w:r>
+        <w:t xml:space="preserve"> en el diseño, se verifican para asegurar que la herramienta no solo sea funcional, sino también fácil de usar y comprender. De esta manera, se asegura que la aplicación cumpla con los criterios de usabilidad y ofrezca una experiencia de aprendizaje efectiva y satisfactoria para los usuarios.</w:t>
       </w:r>
     </w:p>
     <w:p>
@@ -5031,11 +4752,7 @@
         <w:t xml:space="preserve"> modelo cualitativo</w:t>
       </w:r>
       <w:r>
-        <w:t xml:space="preserve">. Se analizan los resultados obtenidos para identificar posibles áreas de mejora y optimizar la </w:t>
-      </w:r>
-      <w:r>
-        <w:lastRenderedPageBreak/>
-        <w:t>aplicación en función de las necesidades detectadas. Finalmente, se realizan ajustes y mejoras en la herramienta con base en la retroalimentación de los usuarios, asegurando que el modelo desarrollado sea fun</w:t>
+        <w:t>. Se analizan los resultados obtenidos para identificar posibles áreas de mejora y optimizar la aplicación en función de las necesidades detectadas. Finalmente, se realizan ajustes y mejoras en la herramienta con base en la retroalimentación de los usuarios, asegurando que el modelo desarrollado sea fun</w:t>
       </w:r>
       <w:r>
         <w:t>cional.</w:t>
@@ -5117,303 +4834,465 @@
     <w:p/>
     <w:p/>
     <w:p>
+      <w:bookmarkStart w:id="24" w:name="_Toc200312516"/>
+    </w:p>
+    <w:p/>
+    <w:p/>
+    <w:p/>
+    <w:p/>
+    <w:p/>
+    <w:p/>
+    <w:p/>
+    <w:p/>
+    <w:p/>
+    <w:p/>
+    <w:p/>
+    <w:p/>
+    <w:p/>
+    <w:p/>
+    <w:p/>
+    <w:p/>
+    <w:p/>
+    <w:p/>
+    <w:p/>
+    <w:p/>
+    <w:p/>
+    <w:p/>
+    <w:p/>
+    <w:p/>
+    <w:p/>
+    <w:bookmarkEnd w:id="24"/>
+    <w:p/>
+    <w:p/>
+    <w:p/>
+    <w:p/>
+    <w:p/>
+    <w:p/>
+    <w:p/>
+    <w:p/>
+    <w:p/>
+    <w:p/>
+    <w:p>
+      <w:pPr>
+        <w:pStyle w:val="Ttulo1"/>
+      </w:pPr>
+      <w:bookmarkStart w:id="25" w:name="_Toc200312517"/>
+      <w:r>
+        <w:t>CAPÍTULO V</w:t>
+      </w:r>
+      <w:bookmarkEnd w:id="25"/>
+    </w:p>
+    <w:p>
+      <w:pPr>
+        <w:jc w:val="center"/>
+      </w:pPr>
+      <w:r>
+        <w:t>CONCLUSIONES Y RECOMENDACIONES</w:t>
+      </w:r>
+    </w:p>
+    <w:p/>
+    <w:p/>
+    <w:p/>
+    <w:p/>
+    <w:p/>
+    <w:p/>
+    <w:p/>
+    <w:p/>
+    <w:p/>
+    <w:p/>
+    <w:p/>
+    <w:p>
       <w:pPr>
         <w:pStyle w:val="Ttulo2"/>
       </w:pPr>
-      <w:bookmarkStart w:id="24" w:name="_Toc200312516"/>
-    </w:p>
-    <w:p/>
-    <w:p/>
-    <w:p/>
-    <w:p/>
-    <w:p/>
-    <w:p/>
-    <w:p/>
-    <w:p/>
-    <w:p/>
-    <w:p/>
-    <w:p/>
-    <w:p/>
-    <w:p/>
-    <w:p/>
-    <w:p/>
-    <w:p/>
-    <w:p/>
-    <w:p/>
-    <w:p/>
-    <w:p/>
-    <w:p/>
-    <w:p/>
-    <w:p/>
-    <w:p/>
-    <w:p/>
-    <w:p/>
+      <w:bookmarkStart w:id="26" w:name="_Toc200312518"/>
+      <w:r>
+        <w:t>5.1. Conclusiones</w:t>
+      </w:r>
+      <w:bookmarkEnd w:id="26"/>
+    </w:p>
     <w:p>
       <w:pPr>
         <w:pStyle w:val="Ttulo2"/>
-      </w:pPr>
-      <w:r>
-        <w:t>RESULTADOS ESPERADOS</w:t>
-      </w:r>
-      <w:bookmarkEnd w:id="24"/>
-      <w:r>
-        <w:t xml:space="preserve"> </w:t>
-      </w:r>
-    </w:p>
-    <w:p>
-      <w:r>
-        <w:t>El presente proyecto busca contribuir al ámbito educativo mediante la implementación de un modelo cualitativo para la construcción de software educativo orientado al aprendizaje de trigonometría. Para ello se espera:</w:t>
-      </w:r>
-    </w:p>
-    <w:p>
-      <w:pPr>
-        <w:numPr>
-          <w:ilvl w:val="0"/>
-          <w:numId w:val="13"/>
-        </w:numPr>
-      </w:pPr>
-      <w:r>
+        <w:rPr>
+          <w:lang w:val="en-US"/>
+        </w:rPr>
+      </w:pPr>
+      <w:bookmarkStart w:id="27" w:name="_Toc200312519"/>
+      <w:r>
+        <w:rPr>
+          <w:lang w:val="en-US"/>
+        </w:rPr>
+        <w:t xml:space="preserve">5.2. </w:t>
+      </w:r>
+      <w:proofErr w:type="spellStart"/>
+      <w:r>
+        <w:rPr>
+          <w:lang w:val="en-US"/>
+        </w:rPr>
+        <w:t>Recomendaciones</w:t>
+      </w:r>
+      <w:bookmarkEnd w:id="27"/>
+      <w:proofErr w:type="spellEnd"/>
+    </w:p>
+    <w:p>
+      <w:pPr>
+        <w:rPr>
+          <w:lang w:val="en-US"/>
+        </w:rPr>
+      </w:pPr>
+    </w:p>
+    <w:p>
+      <w:pPr>
+        <w:rPr>
+          <w:lang w:val="en-US"/>
+        </w:rPr>
+      </w:pPr>
+    </w:p>
+    <w:p>
+      <w:pPr>
+        <w:rPr>
+          <w:lang w:val="en-US"/>
+        </w:rPr>
+      </w:pPr>
+    </w:p>
+    <w:p>
+      <w:pPr>
+        <w:rPr>
+          <w:lang w:val="en-US"/>
+        </w:rPr>
+      </w:pPr>
+    </w:p>
+    <w:p>
+      <w:pPr>
+        <w:rPr>
+          <w:lang w:val="en-US"/>
+        </w:rPr>
+      </w:pPr>
+    </w:p>
+    <w:p>
+      <w:pPr>
+        <w:rPr>
+          <w:lang w:val="en-US"/>
+        </w:rPr>
+      </w:pPr>
+    </w:p>
+    <w:p>
+      <w:pPr>
+        <w:rPr>
+          <w:lang w:val="en-US"/>
+        </w:rPr>
+      </w:pPr>
+    </w:p>
+    <w:p>
+      <w:pPr>
+        <w:rPr>
+          <w:lang w:val="en-US"/>
+        </w:rPr>
+      </w:pPr>
+    </w:p>
+    <w:p>
+      <w:pPr>
+        <w:rPr>
+          <w:lang w:val="en-US"/>
+        </w:rPr>
+      </w:pPr>
+    </w:p>
+    <w:p>
+      <w:pPr>
+        <w:rPr>
+          <w:lang w:val="en-US"/>
+        </w:rPr>
+      </w:pPr>
+    </w:p>
+    <w:p>
+      <w:pPr>
+        <w:rPr>
+          <w:lang w:val="en-US"/>
+        </w:rPr>
+      </w:pPr>
+    </w:p>
+    <w:p>
+      <w:pPr>
+        <w:rPr>
+          <w:lang w:val="en-US"/>
+        </w:rPr>
+      </w:pPr>
+    </w:p>
+    <w:p>
+      <w:pPr>
+        <w:rPr>
+          <w:lang w:val="en-US"/>
+        </w:rPr>
+      </w:pPr>
+    </w:p>
+    <w:p>
+      <w:pPr>
+        <w:rPr>
+          <w:lang w:val="en-US"/>
+        </w:rPr>
+      </w:pPr>
+    </w:p>
+    <w:p>
+      <w:pPr>
+        <w:rPr>
+          <w:lang w:val="en-US"/>
+        </w:rPr>
+      </w:pPr>
+    </w:p>
+    <w:p>
+      <w:pPr>
+        <w:rPr>
+          <w:lang w:val="en-US"/>
+        </w:rPr>
+      </w:pPr>
+    </w:p>
+    <w:p>
+      <w:pPr>
+        <w:rPr>
+          <w:lang w:val="en-US"/>
+        </w:rPr>
+      </w:pPr>
+    </w:p>
+    <w:p>
+      <w:pPr>
+        <w:rPr>
+          <w:lang w:val="en-US"/>
+        </w:rPr>
+      </w:pPr>
+    </w:p>
+    <w:p>
+      <w:pPr>
+        <w:rPr>
+          <w:lang w:val="en-US"/>
+        </w:rPr>
+      </w:pPr>
+    </w:p>
+    <w:p>
+      <w:pPr>
+        <w:rPr>
+          <w:lang w:val="en-US"/>
+        </w:rPr>
+      </w:pPr>
+    </w:p>
+    <w:p>
+      <w:pPr>
+        <w:rPr>
+          <w:lang w:val="en-US"/>
+        </w:rPr>
+      </w:pPr>
+    </w:p>
+    <w:p>
+      <w:pPr>
+        <w:rPr>
+          <w:lang w:val="en-US"/>
+        </w:rPr>
+      </w:pPr>
+    </w:p>
+    <w:p>
+      <w:pPr>
+        <w:rPr>
+          <w:lang w:val="en-US"/>
+        </w:rPr>
+      </w:pPr>
+    </w:p>
+    <w:p>
+      <w:pPr>
+        <w:rPr>
+          <w:lang w:val="en-US"/>
+        </w:rPr>
+      </w:pPr>
+    </w:p>
+    <w:p>
+      <w:pPr>
+        <w:rPr>
+          <w:lang w:val="en-US"/>
+        </w:rPr>
+      </w:pPr>
+    </w:p>
+    <w:p>
+      <w:pPr>
+        <w:rPr>
+          <w:lang w:val="en-US"/>
+        </w:rPr>
+      </w:pPr>
+    </w:p>
+    <w:p>
+      <w:pPr>
+        <w:rPr>
+          <w:lang w:val="en-US"/>
+        </w:rPr>
+      </w:pPr>
+    </w:p>
+    <w:p>
+      <w:pPr>
+        <w:rPr>
+          <w:lang w:val="en-US"/>
+        </w:rPr>
+      </w:pPr>
+    </w:p>
+    <w:p>
+      <w:pPr>
+        <w:rPr>
+          <w:lang w:val="en-US"/>
+        </w:rPr>
+      </w:pPr>
+    </w:p>
+    <w:p>
+      <w:pPr>
+        <w:rPr>
+          <w:lang w:val="en-US"/>
+        </w:rPr>
+      </w:pPr>
+    </w:p>
+    <w:p>
+      <w:pPr>
+        <w:rPr>
+          <w:lang w:val="en-US"/>
+        </w:rPr>
+      </w:pPr>
+    </w:p>
+    <w:p>
+      <w:pPr>
+        <w:rPr>
+          <w:lang w:val="en-US"/>
+        </w:rPr>
+      </w:pPr>
+    </w:p>
+    <w:p>
+      <w:pPr>
+        <w:pStyle w:val="Ttulo1"/>
+        <w:rPr>
+          <w:lang w:val="en-US"/>
+        </w:rPr>
+      </w:pPr>
+      <w:bookmarkStart w:id="28" w:name="_Toc200312520"/>
+      <w:r>
+        <w:rPr>
+          <w:lang w:val="en-US"/>
+        </w:rPr>
+        <w:t>CAPÍTULO VI</w:t>
+      </w:r>
+      <w:bookmarkEnd w:id="28"/>
+    </w:p>
+    <w:p>
+      <w:pPr>
+        <w:jc w:val="center"/>
+        <w:rPr>
+          <w:lang w:val="en-US"/>
+        </w:rPr>
+      </w:pPr>
+      <w:r>
+        <w:rPr>
+          <w:lang w:val="en-US"/>
+        </w:rPr>
+        <w:t>BIBLIOGRAFÍA</w:t>
+      </w:r>
+    </w:p>
+    <w:p>
+      <w:pPr>
+        <w:rPr>
+          <w:lang w:val="en-US"/>
+        </w:rPr>
+      </w:pPr>
+    </w:p>
+    <w:p>
+      <w:pPr>
+        <w:rPr>
+          <w:lang w:val="en-US"/>
+        </w:rPr>
+      </w:pPr>
+    </w:p>
+    <w:p>
+      <w:pPr>
+        <w:rPr>
+          <w:lang w:val="en-US"/>
+        </w:rPr>
+      </w:pPr>
+    </w:p>
+    <w:p>
+      <w:pPr>
+        <w:rPr>
+          <w:lang w:val="en-US"/>
+        </w:rPr>
+      </w:pPr>
+    </w:p>
+    <w:p>
+      <w:pPr>
+        <w:rPr>
+          <w:lang w:val="en-US"/>
+        </w:rPr>
+      </w:pPr>
+    </w:p>
+    <w:p>
+      <w:pPr>
+        <w:rPr>
+          <w:lang w:val="en-US"/>
+        </w:rPr>
+      </w:pPr>
+    </w:p>
+    <w:p>
+      <w:pPr>
+        <w:rPr>
+          <w:lang w:val="en-US"/>
+        </w:rPr>
+      </w:pPr>
+    </w:p>
+    <w:p>
+      <w:pPr>
+        <w:rPr>
+          <w:lang w:val="en-US"/>
+        </w:rPr>
+      </w:pPr>
+    </w:p>
+    <w:p>
+      <w:pPr>
+        <w:rPr>
+          <w:lang w:val="en-US"/>
+        </w:rPr>
+      </w:pPr>
+    </w:p>
+    <w:p>
+      <w:pPr>
+        <w:rPr>
+          <w:lang w:val="en-US"/>
+        </w:rPr>
+      </w:pPr>
+    </w:p>
+    <w:p>
+      <w:pPr>
+        <w:rPr>
+          <w:lang w:val="en-US"/>
+        </w:rPr>
+      </w:pPr>
+    </w:p>
+    <w:p>
+      <w:pPr>
+        <w:rPr>
+          <w:lang w:val="en-US"/>
+        </w:rPr>
+      </w:pPr>
+    </w:p>
+    <w:p>
+      <w:pPr>
+        <w:rPr>
+          <w:lang w:val="en-US"/>
+        </w:rPr>
+      </w:pPr>
+    </w:p>
+    <w:p>
+      <w:pPr>
         <w:rPr>
           <w:b/>
           <w:bCs/>
-        </w:rPr>
-        <w:lastRenderedPageBreak/>
-        <w:t>Desarrollar una herramienta educativa funcional</w:t>
-      </w:r>
-      <w:r>
-        <w:t>, mediante la creación de una aplicación web que integre inteligencia artificial generativa para facilitar la enseñanza y práctica de trigonometría.</w:t>
-      </w:r>
-    </w:p>
-    <w:p>
-      <w:pPr>
-        <w:numPr>
-          <w:ilvl w:val="0"/>
-          <w:numId w:val="13"/>
-        </w:numPr>
+          <w:lang w:val="en-US"/>
+        </w:rPr>
       </w:pPr>
       <w:r>
         <w:rPr>
           <w:b/>
           <w:bCs/>
-        </w:rPr>
-        <w:t>Diseñar un modelo cualitativo</w:t>
-      </w:r>
-      <w:r>
-        <w:t>, basado en principios pedagógicos y tecnológicos, que sirva como referencia para la integración de IA generativa en entornos de aprendizaje matemático.</w:t>
-      </w:r>
-    </w:p>
-    <w:p>
-      <w:pPr>
-        <w:numPr>
-          <w:ilvl w:val="0"/>
-          <w:numId w:val="13"/>
-        </w:numPr>
-      </w:pPr>
-      <w:r>
-        <w:rPr>
-          <w:b/>
-          <w:bCs/>
-        </w:rPr>
-        <w:t>Mejorar el aprendizaje de trigonometría</w:t>
-      </w:r>
-      <w:r>
-        <w:t>, proporcionando a los estudiantes una experiencia educativa más efectiva y personalizada, con retroalimentación inmediata y adaptativa mediante IA.</w:t>
-      </w:r>
-    </w:p>
-    <w:p>
-      <w:pPr>
-        <w:numPr>
-          <w:ilvl w:val="0"/>
-          <w:numId w:val="13"/>
-        </w:numPr>
-      </w:pPr>
-      <w:r>
-        <w:rPr>
-          <w:b/>
-          <w:bCs/>
-        </w:rPr>
-        <w:t>Evaluar la usabilidad de la aplicación</w:t>
-      </w:r>
-      <w:r>
-        <w:t>, a través de un estudio de usuarios que permita medir su utilidad y efectividad en la comprensión de los conceptos y el desarrollo de habilidades matemáticas.</w:t>
-      </w:r>
-    </w:p>
-    <w:p>
-      <w:pPr>
-        <w:numPr>
-          <w:ilvl w:val="0"/>
-          <w:numId w:val="13"/>
-        </w:numPr>
-      </w:pPr>
-      <w:r>
-        <w:rPr>
-          <w:b/>
-          <w:bCs/>
-        </w:rPr>
-        <w:t>Proponer un marco de referencia aplicable</w:t>
-      </w:r>
-      <w:r>
-        <w:t>, que pueda ser utilizado en la construcción de futuras herramientas educativas basadas en IA generativa, promoviendo un aprendizaje accesible y adaptativo.</w:t>
-      </w:r>
-    </w:p>
-    <w:p>
-      <w:pPr>
-        <w:numPr>
-          <w:ilvl w:val="0"/>
-          <w:numId w:val="13"/>
-        </w:numPr>
-      </w:pPr>
-      <w:r>
-        <w:rPr>
-          <w:b/>
-          <w:bCs/>
-        </w:rPr>
-        <w:t>Fomentar el uso ético de la IA</w:t>
-      </w:r>
-      <w:r>
-        <w:t>, asegurando que los estudiantes la empleen como un recurso complementario para potenciar sus habilidades cognitivas, evitando enfoques deshumanizantes en el proceso de aprendizaje.</w:t>
-      </w:r>
-    </w:p>
-    <w:p/>
-    <w:p/>
-    <w:p/>
-    <w:p/>
-    <w:p/>
-    <w:p/>
-    <w:p/>
-    <w:p/>
-    <w:p/>
-    <w:p/>
-    <w:p/>
-    <w:p/>
-    <w:p/>
-    <w:p/>
-    <w:p/>
-    <w:p/>
-    <w:p/>
-    <w:p>
-      <w:pPr>
-        <w:pStyle w:val="Ttulo1"/>
-      </w:pPr>
-      <w:bookmarkStart w:id="25" w:name="_Toc200312517"/>
-      <w:r>
-        <w:t>CAPÍTULO V</w:t>
-      </w:r>
-      <w:bookmarkEnd w:id="25"/>
-    </w:p>
-    <w:p>
-      <w:pPr>
-        <w:jc w:val="center"/>
-      </w:pPr>
-      <w:r>
-        <w:t>CONCLUSIONES Y RECOMENDACIONES</w:t>
-      </w:r>
-    </w:p>
-    <w:p/>
-    <w:p/>
-    <w:p/>
-    <w:p/>
-    <w:p/>
-    <w:p/>
-    <w:p/>
-    <w:p/>
-    <w:p/>
-    <w:p/>
-    <w:p/>
-    <w:p>
-      <w:pPr>
-        <w:pStyle w:val="Ttulo2"/>
-      </w:pPr>
-      <w:bookmarkStart w:id="26" w:name="_Toc200312518"/>
-      <w:r>
-        <w:t>5.1. Conclusiones</w:t>
-      </w:r>
-      <w:bookmarkEnd w:id="26"/>
-    </w:p>
-    <w:p>
-      <w:pPr>
-        <w:pStyle w:val="Ttulo2"/>
-      </w:pPr>
-      <w:bookmarkStart w:id="27" w:name="_Toc200312519"/>
-      <w:r>
-        <w:t>5.2. Recomendaciones</w:t>
-      </w:r>
-      <w:bookmarkEnd w:id="27"/>
-    </w:p>
-    <w:p/>
-    <w:p/>
-    <w:p/>
-    <w:p/>
-    <w:p/>
-    <w:p/>
-    <w:p/>
-    <w:p/>
-    <w:p/>
-    <w:p/>
-    <w:p/>
-    <w:p/>
-    <w:p/>
-    <w:p/>
-    <w:p/>
-    <w:p/>
-    <w:p/>
-    <w:p/>
-    <w:p/>
-    <w:p/>
-    <w:p/>
-    <w:p/>
-    <w:p/>
-    <w:p/>
-    <w:p/>
-    <w:p/>
-    <w:p/>
-    <w:p/>
-    <w:p/>
-    <w:p/>
-    <w:p/>
-    <w:p/>
-    <w:p>
-      <w:pPr>
-        <w:pStyle w:val="Ttulo1"/>
-      </w:pPr>
-      <w:bookmarkStart w:id="28" w:name="_Toc200312520"/>
-      <w:r>
-        <w:t>CAPÍTULO VI</w:t>
-      </w:r>
-      <w:bookmarkEnd w:id="28"/>
-    </w:p>
-    <w:p>
-      <w:pPr>
-        <w:jc w:val="center"/>
-      </w:pPr>
-      <w:r>
-        <w:t>BIBLIOGRAFÍA</w:t>
-      </w:r>
-    </w:p>
-    <w:p/>
-    <w:p/>
-    <w:p/>
-    <w:p/>
-    <w:p/>
-    <w:p/>
-    <w:p/>
-    <w:p/>
-    <w:p/>
-    <w:p/>
-    <w:p/>
-    <w:p/>
-    <w:p/>
-    <w:p>
-      <w:pPr>
-        <w:rPr>
-          <w:b/>
-          <w:bCs/>
-        </w:rPr>
-      </w:pPr>
-      <w:r>
-        <w:rPr>
-          <w:b/>
-          <w:bCs/>
+          <w:lang w:val="en-US"/>
         </w:rPr>
         <w:t>REFERENCIAS</w:t>
       </w:r>
@@ -5441,7 +5320,7 @@
             <w:autoSpaceDE w:val="0"/>
             <w:autoSpaceDN w:val="0"/>
             <w:ind w:hanging="640"/>
-            <w:divId w:val="1245457333"/>
+            <w:divId w:val="914048373"/>
             <w:rPr>
               <w:rFonts w:eastAsia="Times New Roman"/>
               <w:kern w:val="0"/>
@@ -5462,23 +5341,7 @@
               <w:lang w:val="en-US"/>
             </w:rPr>
             <w:tab/>
-            <w:t xml:space="preserve">A. S. George, “Artificial Intelligence and the Future of Work: Job Shifting Not Job Loss,” 2024, </w:t>
-          </w:r>
-          <w:proofErr w:type="spellStart"/>
-          <w:r>
-            <w:rPr>
-              <w:rFonts w:eastAsia="Times New Roman"/>
-              <w:lang w:val="en-US"/>
-            </w:rPr>
-            <w:t>doi</w:t>
-          </w:r>
-          <w:proofErr w:type="spellEnd"/>
-          <w:r>
-            <w:rPr>
-              <w:rFonts w:eastAsia="Times New Roman"/>
-              <w:lang w:val="en-US"/>
-            </w:rPr>
-            <w:t>: 10.5281/zenodo.10936490.</w:t>
+            <w:t>A. S. George, “Artificial Intelligence and the Future of Work: Job Shifting Not Job Loss,” 2024, doi: 10.5281/zenodo.10936490.</w:t>
           </w:r>
         </w:p>
         <w:p>
@@ -5486,7 +5349,7 @@
             <w:autoSpaceDE w:val="0"/>
             <w:autoSpaceDN w:val="0"/>
             <w:ind w:hanging="640"/>
-            <w:divId w:val="1701782113"/>
+            <w:divId w:val="899560834"/>
             <w:rPr>
               <w:rFonts w:eastAsia="Times New Roman"/>
               <w:lang w:val="en-US"/>
@@ -5497,7 +5360,6 @@
               <w:rFonts w:eastAsia="Times New Roman"/>
               <w:lang w:val="en-US"/>
             </w:rPr>
-            <w:lastRenderedPageBreak/>
             <w:t>[2]</w:t>
           </w:r>
           <w:r>
@@ -5506,23 +5368,7 @@
               <w:lang w:val="en-US"/>
             </w:rPr>
             <w:tab/>
-            <w:t xml:space="preserve">K. I. Roumeliotis, N. D. Tselikas, and D. K. Nasiopoulos, “DeepSeek and GPT Fall Behind: Claude Leads in Zero-Shot Consumer Complaints Classification,” Feb. 10, 2025. </w:t>
-          </w:r>
-          <w:proofErr w:type="spellStart"/>
-          <w:r>
-            <w:rPr>
-              <w:rFonts w:eastAsia="Times New Roman"/>
-              <w:lang w:val="en-US"/>
-            </w:rPr>
-            <w:t>doi</w:t>
-          </w:r>
-          <w:proofErr w:type="spellEnd"/>
-          <w:r>
-            <w:rPr>
-              <w:rFonts w:eastAsia="Times New Roman"/>
-              <w:lang w:val="en-US"/>
-            </w:rPr>
-            <w:t>: 10.20944/preprints</w:t>
+            <w:t>K. I. Roumeliotis, N. D. Tselikas, and D. K. Nasiopoulos, “DeepSeek and GPT Fall Behind: Claude Leads in Zero-Shot Consumer Complaints Classification,” Feb. 10, 2025. doi: 10.20944/preprints</w:t>
           </w:r>
           <w:proofErr w:type="gramStart"/>
           <w:r>
@@ -5546,7 +5392,7 @@
             <w:autoSpaceDE w:val="0"/>
             <w:autoSpaceDN w:val="0"/>
             <w:ind w:hanging="640"/>
-            <w:divId w:val="2068842844"/>
+            <w:divId w:val="888881041"/>
             <w:rPr>
               <w:rFonts w:eastAsia="Times New Roman"/>
             </w:rPr>
@@ -5642,7 +5488,7 @@
             <w:autoSpaceDE w:val="0"/>
             <w:autoSpaceDN w:val="0"/>
             <w:ind w:hanging="640"/>
-            <w:divId w:val="105084532"/>
+            <w:divId w:val="1483891344"/>
             <w:rPr>
               <w:rFonts w:eastAsia="Times New Roman"/>
               <w:lang w:val="en-US"/>
@@ -5786,7 +5632,7 @@
             <w:autoSpaceDE w:val="0"/>
             <w:autoSpaceDN w:val="0"/>
             <w:ind w:hanging="640"/>
-            <w:divId w:val="1605921562"/>
+            <w:divId w:val="1358046632"/>
             <w:rPr>
               <w:rFonts w:eastAsia="Times New Roman"/>
               <w:lang w:val="en-US"/>
@@ -5805,23 +5651,7 @@
               <w:lang w:val="en-US"/>
             </w:rPr>
             <w:tab/>
-            <w:t xml:space="preserve">Ş. </w:t>
-          </w:r>
-          <w:proofErr w:type="spellStart"/>
-          <w:r>
-            <w:rPr>
-              <w:rFonts w:eastAsia="Times New Roman"/>
-              <w:lang w:val="en-US"/>
-            </w:rPr>
-            <w:t>Gökçearslan</w:t>
-          </w:r>
-          <w:proofErr w:type="spellEnd"/>
-          <w:r>
-            <w:rPr>
-              <w:rFonts w:eastAsia="Times New Roman"/>
-              <w:lang w:val="en-US"/>
-            </w:rPr>
-            <w:t xml:space="preserve">, C. Tosun, and Z. G. Erdemir, “Benefits, Challenges, and Methods of Artificial Intelligence (AI) Chatbots in Education: A Systematic Literature Review,” </w:t>
+            <w:t xml:space="preserve">Ş. Gökçearslan, C. Tosun, and Z. G. Erdemir, “Benefits, Challenges, and Methods of Artificial Intelligence (AI) Chatbots in Education: A Systematic Literature Review,” </w:t>
           </w:r>
           <w:r>
             <w:rPr>
@@ -5837,23 +5667,7 @@
               <w:rFonts w:eastAsia="Times New Roman"/>
               <w:lang w:val="en-US"/>
             </w:rPr>
-            <w:t xml:space="preserve">, vol. 7, no. 1, pp. 19–39, Feb. 2024, </w:t>
-          </w:r>
-          <w:proofErr w:type="spellStart"/>
-          <w:r>
-            <w:rPr>
-              <w:rFonts w:eastAsia="Times New Roman"/>
-              <w:lang w:val="en-US"/>
-            </w:rPr>
-            <w:t>doi</w:t>
-          </w:r>
-          <w:proofErr w:type="spellEnd"/>
-          <w:r>
-            <w:rPr>
-              <w:rFonts w:eastAsia="Times New Roman"/>
-              <w:lang w:val="en-US"/>
-            </w:rPr>
-            <w:t>: 10.46328/ijte.600.</w:t>
+            <w:t>, vol. 7, no. 1, pp. 19–39, Feb. 2024, doi: 10.46328/ijte.600.</w:t>
           </w:r>
         </w:p>
         <w:p>
@@ -5861,7 +5675,7 @@
             <w:autoSpaceDE w:val="0"/>
             <w:autoSpaceDN w:val="0"/>
             <w:ind w:hanging="640"/>
-            <w:divId w:val="856694859"/>
+            <w:divId w:val="310476787"/>
             <w:rPr>
               <w:rFonts w:eastAsia="Times New Roman"/>
               <w:lang w:val="en-US"/>
@@ -5906,7 +5720,7 @@
             <w:autoSpaceDE w:val="0"/>
             <w:autoSpaceDN w:val="0"/>
             <w:ind w:hanging="640"/>
-            <w:divId w:val="1561672482"/>
+            <w:divId w:val="2145848835"/>
             <w:rPr>
               <w:rFonts w:eastAsia="Times New Roman"/>
             </w:rPr>
@@ -6000,7 +5814,7 @@
             <w:autoSpaceDE w:val="0"/>
             <w:autoSpaceDN w:val="0"/>
             <w:ind w:hanging="640"/>
-            <w:divId w:val="460003845"/>
+            <w:divId w:val="248851257"/>
             <w:rPr>
               <w:rFonts w:eastAsia="Times New Roman"/>
             </w:rPr>
@@ -6094,7 +5908,7 @@
             <w:autoSpaceDE w:val="0"/>
             <w:autoSpaceDN w:val="0"/>
             <w:ind w:hanging="640"/>
-            <w:divId w:val="1426150483"/>
+            <w:divId w:val="1836064757"/>
             <w:rPr>
               <w:rFonts w:eastAsia="Times New Roman"/>
             </w:rPr>
@@ -6173,13 +5987,74 @@
         </w:p>
         <w:p>
           <w:pPr>
-            <w:rPr>
-              <w:color w:val="000000"/>
+            <w:autoSpaceDE w:val="0"/>
+            <w:autoSpaceDN w:val="0"/>
+            <w:ind w:hanging="640"/>
+            <w:divId w:val="1569922379"/>
+            <w:rPr>
+              <w:rFonts w:eastAsia="Times New Roman"/>
+              <w:lang w:val="en-US"/>
             </w:rPr>
           </w:pPr>
           <w:r>
             <w:rPr>
               <w:rFonts w:eastAsia="Times New Roman"/>
+              <w:lang w:val="en-US"/>
+            </w:rPr>
+            <w:lastRenderedPageBreak/>
+            <w:t>[10]</w:t>
+          </w:r>
+          <w:r>
+            <w:rPr>
+              <w:rFonts w:eastAsia="Times New Roman"/>
+              <w:lang w:val="en-US"/>
+            </w:rPr>
+            <w:tab/>
+            <w:t xml:space="preserve">B. Faghih, M. Reza Azadehfar, and S. D. Katebi, “User Interface Design for E-Learning Software,” </w:t>
+          </w:r>
+          <w:r>
+            <w:rPr>
+              <w:rFonts w:eastAsia="Times New Roman"/>
+              <w:i/>
+              <w:iCs/>
+              <w:lang w:val="en-US"/>
+            </w:rPr>
+            <w:t>JSCSE]</w:t>
+          </w:r>
+          <w:r>
+            <w:rPr>
+              <w:rFonts w:eastAsia="Times New Roman"/>
+              <w:lang w:val="en-US"/>
+            </w:rPr>
+            <w:t>, vol. 3, no. 3, 2013, doi: 10.7321/</w:t>
+          </w:r>
+          <w:proofErr w:type="gramStart"/>
+          <w:r>
+            <w:rPr>
+              <w:rFonts w:eastAsia="Times New Roman"/>
+              <w:lang w:val="en-US"/>
+            </w:rPr>
+            <w:t>jscse.v3.n</w:t>
+          </w:r>
+          <w:proofErr w:type="gramEnd"/>
+          <w:r>
+            <w:rPr>
+              <w:rFonts w:eastAsia="Times New Roman"/>
+              <w:lang w:val="en-US"/>
+            </w:rPr>
+            <w:t>3.119.</w:t>
+          </w:r>
+        </w:p>
+        <w:p>
+          <w:pPr>
+            <w:rPr>
+              <w:color w:val="000000"/>
+            </w:rPr>
+          </w:pPr>
+          <w:r>
+            <w:rPr>
+              <w:rFonts w:eastAsia="Times New Roman"/>
+              <w:lang w:val="en-US"/>
             </w:rPr>
             <w:t> </w:t>
           </w:r>
@@ -9551,6 +9426,7 @@
   <w:style w:type="character" w:default="1" w:styleId="Fuentedeprrafopredeter">
     <w:name w:val="Default Paragraph Font"/>
     <w:uiPriority w:val="1"/>
+    <w:semiHidden/>
     <w:unhideWhenUsed/>
   </w:style>
   <w:style w:type="table" w:default="1" w:styleId="Tablanormal">
@@ -10343,6 +10219,7 @@
     <w:rsid w:val="002F603C"/>
     <w:rsid w:val="00383206"/>
     <w:rsid w:val="00392BD3"/>
+    <w:rsid w:val="00522576"/>
     <w:rsid w:val="005268E3"/>
     <w:rsid w:val="005829C3"/>
     <w:rsid w:val="005C05DE"/>
@@ -10365,6 +10242,7 @@
     <w:rsid w:val="008C58CB"/>
     <w:rsid w:val="008D1E99"/>
     <w:rsid w:val="00991F6C"/>
+    <w:rsid w:val="00995BEF"/>
     <w:rsid w:val="009C0070"/>
     <w:rsid w:val="00A60F92"/>
     <w:rsid w:val="00AA19AF"/>
@@ -10857,17 +10735,6 @@
     <w:name w:val="BE04783E6D524C4C8586CBFA857DA7B0"/>
     <w:rsid w:val="005268E3"/>
   </w:style>
-  <w:style w:type="paragraph" w:customStyle="1" w:styleId="A44FAF5F50814AD995E75A5A699D8675">
-    <w:name w:val="A44FAF5F50814AD995E75A5A699D8675"/>
-    <w:rsid w:val="001739EF"/>
-    <w:pPr>
-      <w:spacing w:line="278" w:lineRule="auto"/>
-    </w:pPr>
-    <w:rPr>
-      <w:sz w:val="24"/>
-      <w:szCs w:val="24"/>
-    </w:rPr>
-  </w:style>
   <w:style w:type="paragraph" w:customStyle="1" w:styleId="C0AB5365BBA847E894C341F98CBD8BD1">
     <w:name w:val="C0AB5365BBA847E894C341F98CBD8BD1"/>
     <w:rsid w:val="00EF0399"/>
@@ -11210,7 +11077,7 @@
     <we:reference id="WA104382081" version="1.55.1.0" store="es-ES" storeType="OMEX"/>
   </we:alternateReferences>
   <we:properties>
-    <we:property name="MENDELEY_CITATIONS" value="[{&quot;citationID&quot;:&quot;MENDELEY_CITATION_f28c964d-17bc-458d-a527-1c1e9395ce36&quot;,&quot;properties&quot;:{&quot;noteIndex&quot;:0},&quot;isEdited&quot;:false,&quot;manualOverride&quot;:{&quot;isManuallyOverridden&quot;:false,&quot;citeprocText&quot;:&quot;[1]&quot;,&quot;manualOverrideText&quot;:&quot;&quot;},&quot;citationTag&quot;:&quot;MENDELEY_CITATION_v3_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&quot;,&quot;citationItems&quot;:[{&quot;id&quot;:&quot;c25252e4-a07b-3e36-a85f-416432921fd5&quot;,&quot;itemData&quot;:{&quot;type&quot;:&quot;article-journal&quot;,&quot;id&quot;:&quot;c25252e4-a07b-3e36-a85f-416432921fd5&quot;,&quot;title&quot;:&quot;Artificial Intelligence and the Future of Work: Job Shifting Not Job Loss&quot;,&quot;author&quot;:[{&quot;family&quot;:&quot;George&quot;,&quot;given&quot;:&quot;A Shaji&quot;,&quot;parse-names&quot;:false,&quot;dropping-particle&quot;:&quot;&quot;,&quot;non-dropping-particle&quot;:&quot;&quot;}],&quot;DOI&quot;:&quot;10.5281/zenodo.10936490&quot;,&quot;URL&quot;:&quot;www.puirp.com&quot;,&quot;issued&quot;:{&quot;date-parts&quot;:[[2024]]},&quot;abstract&quot;:&quot;As artificial intelligence (AI) and automation technologies advance fast, substantial discussion remains about their influence on jobs and employment. Some expect enormous job losses and structural unemployment as computers and algorithms replace human workers in a variety of industries. However, the prevailing scholarly viewpoint is that, while AI will revolutionize work, it will not result in long-term job losses. AI is projected to have a net impact of job shifting rather than job loss by increasing productivity, accelerating economic growth, changing the structure of jobs, and allowing sectoral employment transitions. Detailed productivity evaluations show a strong correlation between productivity gains and net job creation. A 2022 meta-analysis of 127 papers indicated that productivity increases consistently improve employment and wages. Additional crosscountry data from the OECD shows this association across a wide range of industrialized and emerging countries. Meanwhile, long-term data reveal that working hours have steadily decreased in recent decades without causing significant job losses, while productivity and earnings have increased in parallel. Integrating AI to automate monotonous jobs and improve human capabilities could fuel this trend. Displaced workers can transfer into new occupational jobs with adequate skilling and transition support rather than facing long periods of unemployment. Sectoral shifts have also characterized historical labor market evolutions following technology disruptions. As innovative industries outcompete legacy ones, economies undergo structural transformations. Current trends show that services are expanding while manufacturing is contracting in most sophisticated countries. AI and automation will most certainly speed the shift of occupations from manual production to skilled service roles, hence facilitating this transition. With appropriate government provisions such as retraining programs and educational expansions, the necessary employment transitions between sectors can occur smoothly rather than disruptively. In summary, while the AI revolution will fundamentally alter labor markets, effective governmental measures can ensure that job shifting outpaces loss. Workers must be supported in regularly adapting their skill sets and transitioning into new roles. Firms should invest in personnel skill development as well as smart technology integration. And governments should develop multiple ways to assist different groups in navigating the transitions, including the extension of social safety nets where appropriate. With coordinated efforts to optimize human-AI collaboration, this technology tsunami does not have to result in negative job impacts, but can instead place people in more rewarding, higher-value jobs. The view remains cautiously encouraging, providing stakeholders focus on boosting human talents to share in the AI-driven productivity windfall rather than simply displacing them.&quot;,&quot;container-title-short&quot;:&quot;&quot;},&quot;isTemporary&quot;:false,&quot;suppress-author&quot;:false,&quot;composite&quot;:false,&quot;author-only&quot;:false}]},{&quot;citationID&quot;:&quot;MENDELEY_CITATION_8dfcf854-6ba4-433d-8326-861463938067&quot;,&quot;properties&quot;:{&quot;noteIndex&quot;:0},&quot;isEdited&quot;:false,&quot;manualOverride&quot;:{&quot;isManuallyOverridden&quot;:false,&quot;citeprocText&quot;:&quot;[2]&quot;,&quot;manualOverrideText&quot;:&quot;&quot;},&quot;citationTag&quot;:&quot;MENDELEY_CITATION_v3_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&quot;,&quot;citationItems&quot;:[{&quot;id&quot;:&quot;fc44d4d6-d406-3b0d-9047-f22566bd0362&quot;,&quot;itemData&quot;:{&quot;type&quot;:&quot;article&quot;,&quot;id&quot;:&quot;fc44d4d6-d406-3b0d-9047-f22566bd0362&quot;,&quot;title&quot;:&quot;DeepSeek and GPT Fall Behind: Claude Leads in Zero-Shot Consumer Complaints Classification&quot;,&quot;author&quot;:[{&quot;family&quot;:&quot;Roumeliotis&quot;,&quot;given&quot;:&quot;Konstantinos I.&quot;,&quot;parse-names&quot;:false,&quot;dropping-particle&quot;:&quot;&quot;,&quot;non-dropping-particle&quot;:&quot;&quot;},{&quot;family&quot;:&quot;Tselikas&quot;,&quot;given&quot;:&quot;Nikolaos D.&quot;,&quot;parse-names&quot;:false,&quot;dropping-particle&quot;:&quot;&quot;,&quot;non-dropping-particle&quot;:&quot;&quot;},{&quot;family&quot;:&quot;Nasiopoulos&quot;,&quot;given&quot;:&quot;Dimitrios K.&quot;,&quot;parse-names&quot;:false,&quot;dropping-particle&quot;:&quot;&quot;,&quot;non-dropping-particle&quot;:&quot;&quot;}],&quot;DOI&quot;:&quot;10.20944/preprints202502.0720.v1&quot;,&quot;URL&quot;:&quot;https://www.preprints.org/manuscript/202502.0720/v1&quot;,&quot;issued&quot;:{&quot;date-parts&quot;:[[2025,2,10]]},&quot;abstract&quot;:&quot;&lt;p&gt;Large language models (LLMs) have demonstrated remarkable capabilities in various natural language processing (NLP) tasks, but their effectiveness in real-world consumer complaint classification without fine-tuning remains uncertain. Zero-shot classification is particularly challenging in finance, where complaint categories often overlap, requiring a deep understanding of nuanced language. In this study, we evaluate the zero-shot classification performance of leading LLMs— DeepSeek-V3, OpenAI’s GPT-4o and GPT-4o mini, and Anthropic’s Claude 3.5 Sonnet and Claude 3.5 Haiku—on consumer complaints submitted to the Consumer Financial Protection Bureau (CFPB). These models were tasked with categorizing complaints into five predefined financial classes based solely on complaint text. Performance was measured using accuracy, precision, recall, F1-score, and heatmaps to identify classification patterns. While DeepSeek Chat and GPT-4o produced competitive results, Claude 3.5 Sonnet consistently outperformed all models, demonstrating superior classification accuracy and efficiency. These findings highlight the relative strengths and limitations of DeepSeek-V3 and other top-tier models in financial text processing, providing valuable insights into their practical applications.&lt;/p&gt;&quot;,&quot;container-title-short&quot;:&quot;&quot;},&quot;isTemporary&quot;:false,&quot;suppress-author&quot;:false,&quot;composite&quot;:false,&quot;author-only&quot;:false}]},{&quot;citationID&quot;:&quot;MENDELEY_CITATION_87b9dfdf-fd2a-44be-8bd3-a3e8e237b739&quot;,&quot;properties&quot;:{&quot;noteIndex&quot;:0},&quot;isEdited&quot;:false,&quot;manualOverride&quot;:{&quot;isManuallyOverridden&quot;:false,&quot;citeprocText&quot;:&quot;[3]&quot;,&quot;manualOverrideText&quot;:&quot;&quot;},&quot;citationTag&quot;:&quot;MENDELEY_CITATION_v3_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&quot;,&quot;citationItems&quot;:[{&quot;id&quot;:&quot;e0330f39-09fd-3be8-8a3f-0989b0c4966c&quot;,&quot;itemData&quot;:{&quot;type&quot;:&quot;article-journal&quot;,&quot;id&quot;:&quot;e0330f39-09fd-3be8-8a3f-0989b0c4966c&quot;,&quot;title&quot;:&quot;Inteligencia Artificial en la Educación: Estado del Arte&quot;,&quot;author&quot;:[{&quot;family&quot;:&quot;Sambola&quot;,&quot;given&quot;:&quot;Dexon-Mckensy&quot;,&quot;parse-names&quot;:false,&quot;dropping-particle&quot;:&quot;&quot;,&quot;non-dropping-particle&quot;:&quot;&quot;}],&quot;container-title&quot;:&quot;Wani&quot;,&quot;DOI&quot;:&quot;10.5377/wani.v39i79.16806&quot;,&quot;ISSN&quot;:&quot;1813-369X&quot;,&quot;issued&quot;:{&quot;date-parts&quot;:[[2023,10,11]]},&quot;abstract&quot;:&quot;La Inteligencia Artificial en la Educación es un campo de investigación científica que ha surgido a lo largo de 3 décadas, está particularmente interesada en el desarrollo de herramientas basadas en IA para apoyar y comprender los procesos educativos. Esta investigación tiene como objetivo presentar el estado de la Inteligencia Artificial en la Educación, utilizando un método de revisión exhaustiva de la literatura. Comprendió 3 etapas principales: selección, clasificación y análisis de la literatura. Esto permitió identificar las aplicaciones, tecnologías, desafíos e implicaciones éticas de la Inteligencia Artificial en la Educación&quot;,&quot;publisher&quot;:&quot;Consejo Nacional de Universidades&quot;,&quot;issue&quot;:&quot;79&quot;,&quot;container-title-short&quot;:&quot;&quot;},&quot;isTemporary&quot;:false}]},{&quot;citationID&quot;:&quot;MENDELEY_CITATION_18ca400e-4fcb-42c5-82bc-033d3d56f058&quot;,&quot;properties&quot;:{&quot;noteIndex&quot;:0},&quot;isEdited&quot;:false,&quot;manualOverride&quot;:{&quot;isManuallyOverridden&quot;:false,&quot;citeprocText&quot;:&quot;[4]&quot;,&quot;manualOverrideText&quot;:&quot;&quot;},&quot;citationTag&quot;:&quot;MENDELEY_CITATION_v3_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&quot;,&quot;citationItems&quot;:[{&quot;id&quot;:&quot;d60509d4-c1c4-3bc5-b29e-e615e26af0d4&quot;,&quot;itemData&quot;:{&quot;type&quot;:&quot;report&quot;,&quot;id&quot;:&quot;d60509d4-c1c4-3bc5-b29e-e615e26af0d4&quot;,&quot;title&quot;:&quot;Um Estudo Acerca do Uso de IA Generativa no Apoio à Aprendizagem de Programação&quot;,&quot;author&quot;:[{&quot;family&quot;:&quot;Almeida de Bem&quot;,&quot;given&quot;:&quot;Rafael&quot;,&quot;parse-names&quot;:false,&quot;dropping-particle&quot;:&quot;&quot;,&quot;non-dropping-particle&quot;:&quot;&quot;},{&quot;family&quot;:&quot;Aparecida Konzen&quot;,&quot;given&quot;:&quot;Andréa&quot;,&quot;parse-names&quot;:false,&quot;dropping-particle&quot;:&quot;&quot;,&quot;non-dropping-particle&quot;:&quot;&quot;}],&quot;URL&quot;:&quot;https://github.com/huggingface/transformers&quot;,&quot;issued&quot;:{&quot;date-parts&quot;:[[2024,6]]},&quot;language&quot;:&quot;portugués&quot;,&quot;abstract&quot;:&quot;Resumo-Avanços recentes em Inteligência Artificial (IA) têm transformado sua aplicação de uma explora-ção teórica para implementação prática, criando novas oportunidades e desafios em ambientes de aprendiza-gem. Este trabalho de conclusão de curso, realizado na Pontifícia Universidade Católica do Rio Grande do Sul, explora como a IA Generativa pode aprimorar experi-ências de aprendizagem na disciplina de Fundamentos da Programação. O sistema desenvolvido utiliza gran-des modelos de linguagem e emprega conceitos-chave como transformers, zero-shot prompting e Retrieval-Augmented Generation para fornecer assistência perso-nalizada aos estudantes, gerando respostas relevantes e sensíveis ao contexto. Os resultados destacam tanto os benefícios quanto as limitações da IA Generativa em âmbitos de aprendizagem. Palavras-chave-Inteligência Artificial Generativa, aprendizado em ciência da computação, grandes mo-delos de linguagem, transformers, Retrieval-Augmented Generation, respostas sensíveis ao contexto. Abstract-Recent advances in artificial intelligence (AI) have transformed its application from theoretical exploration to practical implementation, creating new opportunities and challenges in learning environments. This undergraduate thesis, conducted at the Pontifícia Universidade Católica do Rio Grande do Sul, explores how generative AI can enhance learning experiences in the Fundamentals of Programming course. The developed system utilizes large language models and employs key concepts such as transformers, zero-shot prompting, and Retrieval-Augmented Generation to provide personalized assistance to students, generating relevant and context-aware responses. The results highlight both the benefits and limitations of generative AI in improving learning outcomes.&quot;,&quot;container-title-short&quot;:&quot;&quot;},&quot;isTemporary&quot;:false,&quot;suppress-author&quot;:false,&quot;composite&quot;:false,&quot;author-only&quot;:false}]},{&quot;citationID&quot;:&quot;MENDELEY_CITATION_f29cf598-0c7e-4283-885d-081b23b87f6f&quot;,&quot;properties&quot;:{&quot;noteIndex&quot;:0},&quot;isEdited&quot;:false,&quot;manualOverride&quot;:{&quot;isManuallyOverridden&quot;:false,&quot;citeprocText&quot;:&quot;[5]&quot;,&quot;manualOverrideText&quot;:&quot;&quot;},&quot;citationTag&quot;:&quot;MENDELEY_CITATION_v3_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&quot;,&quot;citationItems&quot;:[{&quot;id&quot;:&quot;3b30d636-f4f6-39fc-9195-d6ac1038d075&quot;,&quot;itemData&quot;:{&quot;type&quot;:&quot;article-journal&quot;,&quot;id&quot;:&quot;3b30d636-f4f6-39fc-9195-d6ac1038d075&quot;,&quot;title&quot;:&quot;Benefits, Challenges, and Methods of Artificial Intelligence (AI) Chatbots in Education: A Systematic Literature Review&quot;,&quot;author&quot;:[{&quot;family&quot;:&quot;Gökçearslan&quot;,&quot;given&quot;:&quot;Şahin&quot;,&quot;parse-names&quot;:false,&quot;dropping-particle&quot;:&quot;&quot;,&quot;non-dropping-particle&quot;:&quot;&quot;},{&quot;family&quot;:&quot;Tosun&quot;,&quot;given&quot;:&quot;Cansel&quot;,&quot;parse-names&quot;:false,&quot;dropping-particle&quot;:&quot;&quot;,&quot;non-dropping-particle&quot;:&quot;&quot;},{&quot;family&quot;:&quot;Erdemir&quot;,&quot;given&quot;:&quot;Zeynep Gizem&quot;,&quot;parse-names&quot;:false,&quot;dropping-particle&quot;:&quot;&quot;,&quot;non-dropping-particle&quot;:&quot;&quot;}],&quot;container-title&quot;:&quot;International Journal of Technology in Education&quot;,&quot;DOI&quot;:&quot;10.46328/ijte.600&quot;,&quot;issued&quot;:{&quot;date-parts&quot;:[[2024,2,4]]},&quot;page&quot;:&quot;19-39&quot;,&quot;abstract&quot;:&quot;In many fields, AI chatbots continue to be popular with new tools and attract the attention of universities, K12 schools, educational organizations, and researchers. The aim of this research is to review the research on AI chatbots by restricting it to the category of education and to examine this research from a methodological point of view. Therefore, we performed a systematic literature review with a sample of 37 SSCI articles published in the educational context. Within the scope of the selected studies, the advantages and disadvantages of AI chatbots in education for students and educators, as well as the types of chatbots used, year, keywords, and method were analyzed. According to the research results, increased motivation to learn and language skill development are advantages for students, while cost-effectiveness and reduced workload are advantages for educators. Limited interaction, misleading answers for learners, originality, and plagiarism are the most common disadvantages for educators. The study also includes research results and recommendations related to the methodological review.&quot;,&quot;publisher&quot;:&quot;ISTES Organization&quot;,&quot;issue&quot;:&quot;1&quot;,&quot;volume&quot;:&quot;7&quot;,&quot;container-title-short&quot;:&quot;&quot;},&quot;isTemporary&quot;:false,&quot;suppress-author&quot;:false,&quot;composite&quot;:false,&quot;author-only&quot;:false}]},{&quot;citationID&quot;:&quot;MENDELEY_CITATION_dbc60ebf-740b-4b00-a6d4-d6aa8fe54c63&quot;,&quot;properties&quot;:{&quot;noteIndex&quot;:0},&quot;isEdited&quot;:false,&quot;manualOverride&quot;:{&quot;isManuallyOverridden&quot;:false,&quot;citeprocText&quot;:&quot;[6]&quot;,&quot;manualOverrideText&quot;:&quot;&quot;},&quot;citationTag&quot;:&quot;MENDELEY_CITATION_v3_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&quot;,&quot;citationItems&quot;:[{&quot;id&quot;:&quot;fdaca172-7bec-3f78-83a1-fe7bc6dc07b5&quot;,&quot;itemData&quot;:{&quot;type&quot;:&quot;webpage&quot;,&quot;id&quot;:&quot;fdaca172-7bec-3f78-83a1-fe7bc6dc07b5&quot;,&quot;title&quot;:&quot;INFORME GENERAL DE PISA-D 2018&quot;,&quot;author&quot;:[{&quot;family&quot;:&quot;Josette Arévalo Gross&quot;,&quot;given&quot;:&quot;&quot;,&quot;parse-names&quot;:false,&quot;dropping-particle&quot;:&quot;&quot;,&quot;non-dropping-particle&quot;:&quot;&quot;}],&quot;accessed&quot;:{&quot;date-parts&quot;:[[2024,12,9]]},&quot;URL&quot;:&quot;https://issuu.com/ineval/docs/cie_informegeneralpisa18_20181123&quot;,&quot;issued&quot;:{&quot;date-parts&quot;:[[2018,12,11]]},&quot;page&quot;:&quot;1-152&quot;,&quot;container-title-short&quot;:&quot;&quot;},&quot;isTemporary&quot;:false,&quot;suppress-author&quot;:false,&quot;composite&quot;:false,&quot;author-only&quot;:false}]},{&quot;citationID&quot;:&quot;MENDELEY_CITATION_b2d1de96-9da4-46c0-9b96-30c9f30ab7bf&quot;,&quot;properties&quot;:{&quot;noteIndex&quot;:0},&quot;isEdited&quot;:false,&quot;manualOverride&quot;:{&quot;isManuallyOverridden&quot;:false,&quot;citeprocText&quot;:&quot;[6]&quot;,&quot;manualOverrideText&quot;:&quot;&quot;},&quot;citationTag&quot;:&quot;MENDELEY_CITATION_v3_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&quot;,&quot;citationItems&quot;:[{&quot;id&quot;:&quot;fdaca172-7bec-3f78-83a1-fe7bc6dc07b5&quot;,&quot;itemData&quot;:{&quot;type&quot;:&quot;webpage&quot;,&quot;id&quot;:&quot;fdaca172-7bec-3f78-83a1-fe7bc6dc07b5&quot;,&quot;title&quot;:&quot;INFORME GENERAL DE PISA-D 2018&quot;,&quot;author&quot;:[{&quot;family&quot;:&quot;Josette Arévalo Gross&quot;,&quot;given&quot;:&quot;&quot;,&quot;parse-names&quot;:false,&quot;dropping-particle&quot;:&quot;&quot;,&quot;non-dropping-particle&quot;:&quot;&quot;}],&quot;accessed&quot;:{&quot;date-parts&quot;:[[2024,12,9]]},&quot;URL&quot;:&quot;https://issuu.com/ineval/docs/cie_informegeneralpisa18_20181123&quot;,&quot;issued&quot;:{&quot;date-parts&quot;:[[2018,12,11]]},&quot;page&quot;:&quot;1-152&quot;,&quot;container-title-short&quot;:&quot;&quot;},&quot;isTemporary&quot;:false,&quot;suppress-author&quot;:false,&quot;composite&quot;:false,&quot;author-only&quot;:false}]},{&quot;citationID&quot;:&quot;MENDELEY_CITATION_42b281d4-cd06-4a70-bf59-fb64f17a7987&quot;,&quot;properties&quot;:{&quot;noteIndex&quot;:0},&quot;isEdited&quot;:false,&quot;manualOverride&quot;:{&quot;isManuallyOverridden&quot;:false,&quot;citeprocText&quot;:&quot;[7]&quot;,&quot;manualOverrideText&quot;:&quot;&quot;},&quot;citationTag&quot;:&quot;MENDELEY_CITATION_v3_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&quot;,&quot;citationItems&quot;:[{&quot;id&quot;:&quot;073ce609-d50b-3922-bc95-5f5e11916421&quot;,&quot;itemData&quot;:{&quot;type&quot;:&quot;article-journal&quot;,&quot;id&quot;:&quot;073ce609-d50b-3922-bc95-5f5e11916421&quot;,&quot;title&quot;:&quot;Los Los riesgos y los desafíos que enfrentan los trabajadores frente al uso de la inteligencia artificial en el trabajo&quot;,&quot;author&quot;:[{&quot;family&quot;:&quot;Torres Cadillo&quot;,&quot;given&quot;:&quot;Rosa Isabel&quot;,&quot;parse-names&quot;:false,&quot;dropping-particle&quot;:&quot;&quot;,&quot;non-dropping-particle&quot;:&quot;&quot;}],&quot;container-title&quot;:&quot;Revista de Derecho Procesal del Trabajo&quot;,&quot;DOI&quot;:&quot;10.47308/rdpt.v6i7.778&quot;,&quot;issued&quot;:{&quot;date-parts&quot;:[[2023,6,30]]},&quot;page&quot;:&quot;289-313&quot;,&quot;abstract&quot;:&quot;El uso de la inteligencia artificial en el trabajo presenta tanto riesgos como desafíos para los trabajadores. Los riesgos pueden incluir la pérdida de empleos debido a la automatización, la falta de protección de datos personales y la posible discriminación en la selección de candidatos. Por otro lado, los desafíos pueden incluir la necesidad de adaptación y capacitación constante para trabajar con tecnología avanzada, así como garantizar que las decisiones tomadas por la inteligencia artificial sean justas y éticas. Por ello, es importante que se tomen medidas para proteger los derechos laborales y garantizar una transición justa hacia un entorno laboral cada vez más automatizado.&quot;,&quot;publisher&quot;:&quot;Poder Judicial del Peru&quot;,&quot;issue&quot;:&quot;7&quot;,&quot;volume&quot;:&quot;6&quot;,&quot;container-title-short&quot;:&quot;&quot;},&quot;isTemporary&quot;:false,&quot;suppress-author&quot;:false,&quot;composite&quot;:false,&quot;author-only&quot;:false}]},{&quot;citationID&quot;:&quot;MENDELEY_CITATION_b35ebfb7-9ded-4b65-bfe5-c924834cda90&quot;,&quot;properties&quot;:{&quot;noteIndex&quot;:0},&quot;isEdited&quot;:false,&quot;manualOverride&quot;:{&quot;isManuallyOverridden&quot;:false,&quot;citeprocText&quot;:&quot;[6]&quot;,&quot;manualOverrideText&quot;:&quot;&quot;},&quot;citationTag&quot;:&quot;MENDELEY_CITATION_v3_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&quot;,&quot;citationItems&quot;:[{&quot;id&quot;:&quot;fdaca172-7bec-3f78-83a1-fe7bc6dc07b5&quot;,&quot;itemData&quot;:{&quot;type&quot;:&quot;webpage&quot;,&quot;id&quot;:&quot;fdaca172-7bec-3f78-83a1-fe7bc6dc07b5&quot;,&quot;title&quot;:&quot;INFORME GENERAL DE PISA-D 2018&quot;,&quot;author&quot;:[{&quot;family&quot;:&quot;Josette Arévalo Gross&quot;,&quot;given&quot;:&quot;&quot;,&quot;parse-names&quot;:false,&quot;dropping-particle&quot;:&quot;&quot;,&quot;non-dropping-particle&quot;:&quot;&quot;}],&quot;accessed&quot;:{&quot;date-parts&quot;:[[2024,12,9]]},&quot;URL&quot;:&quot;https://issuu.com/ineval/docs/cie_informegeneralpisa18_20181123&quot;,&quot;issued&quot;:{&quot;date-parts&quot;:[[2018,12,11]]},&quot;page&quot;:&quot;1-152&quot;,&quot;container-title-short&quot;:&quot;&quot;},&quot;isTemporary&quot;:false,&quot;suppress-author&quot;:false,&quot;composite&quot;:false,&quot;author-only&quot;:false}]},{&quot;citationID&quot;:&quot;MENDELEY_CITATION_cc799237-dfbd-4587-86de-c62dfebdb15e&quot;,&quot;properties&quot;:{&quot;noteIndex&quot;:0},&quot;isEdited&quot;:false,&quot;manualOverride&quot;:{&quot;isManuallyOverridden&quot;:false,&quot;citeprocText&quot;:&quot;[3]&quot;,&quot;manualOverrideText&quot;:&quot;&quot;},&quot;citationTag&quot;:&quot;MENDELEY_CITATION_v3_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&quot;,&quot;citationItems&quot;:[{&quot;id&quot;:&quot;e0330f39-09fd-3be8-8a3f-0989b0c4966c&quot;,&quot;itemData&quot;:{&quot;type&quot;:&quot;article-journal&quot;,&quot;id&quot;:&quot;e0330f39-09fd-3be8-8a3f-0989b0c4966c&quot;,&quot;title&quot;:&quot;Inteligencia Artificial en la Educación: Estado del Arte&quot;,&quot;author&quot;:[{&quot;family&quot;:&quot;Sambola&quot;,&quot;given&quot;:&quot;Dexon-Mckensy&quot;,&quot;parse-names&quot;:false,&quot;dropping-particle&quot;:&quot;&quot;,&quot;non-dropping-particle&quot;:&quot;&quot;}],&quot;container-title&quot;:&quot;Wani&quot;,&quot;DOI&quot;:&quot;10.5377/wani.v39i79.16806&quot;,&quot;ISSN&quot;:&quot;1813-369X&quot;,&quot;issued&quot;:{&quot;date-parts&quot;:[[2023,10,11]]},&quot;abstract&quot;:&quot;La Inteligencia Artificial en la Educación es un campo de investigación científica que ha surgido a lo largo de 3 décadas, está particularmente interesada en el desarrollo de herramientas basadas en IA para apoyar y comprender los procesos educativos. Esta investigación tiene como objetivo presentar el estado de la Inteligencia Artificial en la Educación, utilizando un método de revisión exhaustiva de la literatura. Comprendió 3 etapas principales: selección, clasificación y análisis de la literatura. Esto permitió identificar las aplicaciones, tecnologías, desafíos e implicaciones éticas de la Inteligencia Artificial en la Educación&quot;,&quot;publisher&quot;:&quot;Consejo Nacional de Universidades&quot;,&quot;issue&quot;:&quot;79&quot;,&quot;container-title-short&quot;:&quot;&quot;},&quot;isTemporary&quot;:false,&quot;suppress-author&quot;:false,&quot;composite&quot;:false,&quot;author-only&quot;:false}]},{&quot;citationID&quot;:&quot;MENDELEY_CITATION_7c1cd077-588d-4e59-b4a6-e8a0d61e0977&quot;,&quot;properties&quot;:{&quot;noteIndex&quot;:0},&quot;isEdited&quot;:false,&quot;manualOverride&quot;:{&quot;isManuallyOverridden&quot;:false,&quot;citeprocText&quot;:&quot;[8]&quot;,&quot;manualOverrideText&quot;:&quot;&quot;},&quot;citationTag&quot;:&quot;MENDELEY_CITATION_v3_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&quot;,&quot;citationItems&quot;:[{&quot;id&quot;:&quot;b978737d-e0cc-3175-872b-dbadf6b36567&quot;,&quot;itemData&quot;:{&quot;type&quot;:&quot;article-journal&quot;,&quot;id&quot;:&quot;b978737d-e0cc-3175-872b-dbadf6b36567&quot;,&quot;title&quot;:&quot;Inteligencia artificial generativa para fortalecer la educación superior&quot;,&quot;author&quot;:[{&quot;family&quot;:&quot;Chávez Solís&quot;,&quot;given&quot;:&quot;María Elena&quot;,&quot;parse-names&quot;:false,&quot;dropping-particle&quot;:&quot;&quot;,&quot;non-dropping-particle&quot;:&quot;&quot;},{&quot;family&quot;:&quot;Labrada Martínez&quot;,&quot;given&quot;:&quot;Esther&quot;,&quot;parse-names&quot;:false,&quot;dropping-particle&quot;:&quot;&quot;,&quot;non-dropping-particle&quot;:&quot;&quot;},{&quot;family&quot;:&quot;Carbajal Degante&quot;,&quot;given&quot;:&quot;Eric&quot;,&quot;parse-names&quot;:false,&quot;dropping-particle&quot;:&quot;&quot;,&quot;non-dropping-particle&quot;:&quot;&quot;},{&quot;family&quot;:&quot;Pineda Godoy&quot;,&quot;given&quot;:&quot;Erika&quot;,&quot;parse-names&quot;:false,&quot;dropping-particle&quot;:&quot;&quot;,&quot;non-dropping-particle&quot;:&quot;&quot;},{&quot;family&quot;:&quot;Alatristre Martínez&quot;,&quot;given&quot;:&quot;Yadira&quot;,&quot;parse-names&quot;:false,&quot;dropping-particle&quot;:&quot;&quot;,&quot;non-dropping-particle&quot;:&quot;&quot;}],&quot;container-title&quot;:&quot;LATAM Revista Latinoamericana de Ciencias Sociales y Humanidades&quot;,&quot;DOI&quot;:&quot;10.56712/latam.v4i3.1113&quot;,&quot;issued&quot;:{&quot;date-parts&quot;:[[2023,9,14]]},&quot;abstract&quot;:&quot;La transformación digital acelerada conlleva una serie de adaptaciones y reestructuración en los procesos de enseñanza aprendizaje que implica evaluar los riesgos y aportaciones para su adopción. Como ejemplo, se tiene a la Inteligencia Artificial Generativa, que representa un gran dilema para docentes y estudiantes. Su característica es la generación autónoma de texto, imágenes, voz y contenido en general, lo que se aprecia como una gran aportación a la eficiencia y productividad. Sin embargo, conlleva la reflexión y el cuestionamiento del rumbo que tomará la educación bajo la adopción de un proceso automatizado para la generación de este tipo de recursos. Ante esta perspectiva, el objetivo de esta investigación es evaluar las aportaciones de la Inteligencia Artificial Generativa en la educación de nivel superior para proponer una estrategia que fortalezca el aprendizaje. La metodología implementada se fundamenta en el método cualitativo para su consecución bajo el muestreo intencional, con una estrategia de caso de conveniencia en estudiantes de nivel superior en universidades públicas de México, analizando el uso de la tecnología.  Los principales resultados advierten la necesidad de la mejora continua en el uso y aprovechamiento de la tecnología y de la innovación tecnológica, bajo la toma de decisiones informadas.&quot;,&quot;publisher&quot;:&quot;Red de Investigadores Latinoamericanos&quot;,&quot;issue&quot;:&quot;3&quot;,&quot;volume&quot;:&quot;4&quot;,&quot;container-title-short&quot;:&quot;&quot;},&quot;isTemporary&quot;:false,&quot;suppress-author&quot;:false,&quot;composite&quot;:false,&quot;author-only&quot;:false}]},{&quot;citationID&quot;:&quot;MENDELEY_CITATION_befffba0-4f26-41c0-b29e-75b5dca0c800&quot;,&quot;properties&quot;:{&quot;noteIndex&quot;:0},&quot;isEdited&quot;:false,&quot;manualOverride&quot;:{&quot;isManuallyOverridden&quot;:false,&quot;citeprocText&quot;:&quot;[9]&quot;,&quot;manualOverrideText&quot;:&quot;&quot;},&quot;citationTag&quot;:&quot;MENDELEY_CITATION_v3_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&quot;,&quot;citationItems&quot;:[{&quot;id&quot;:&quot;e3345c0d-2f69-3d90-832a-66ca79360893&quot;,&quot;itemData&quot;:{&quot;type&quot;:&quot;article-journal&quot;,&quot;id&quot;:&quot;e3345c0d-2f69-3d90-832a-66ca79360893&quot;,&quot;title&quot;:&quot;El impacto de la inteligencia artificial en la educación: transformación de la forma de enseñar y de aprender&quot;,&quot;author&quot;:[{&quot;family&quot;:&quot;González-González&quot;,&quot;given&quot;:&quot;Carina S.&quot;,&quot;parse-names&quot;:false,&quot;dropping-particle&quot;:&quot;&quot;,&quot;non-dropping-particle&quot;:&quot;&quot;}],&quot;container-title&quot;:&quot;Qurriculum. Revista de Teoría,Investigación y Práctica educativa&quot;,&quot;DOI&quot;:&quot;10.25145/j.qurricul.2023.36.03&quot;,&quot;ISSN&quot;:&quot;11305371&quot;,&quot;URL&quot;:&quot;https://riull.ull.es/xmlui/bitstream/handle/915/32719/Q_36_%20%282023%29_03.pdf?sequence=1&amp;isAllowed=y&quot;,&quot;issued&quot;:{&quot;date-parts&quot;:[[2023]]},&quot;page&quot;:&quot;51-60&quot;,&quot;abstract&quot;:&quot;&lt;p&gt;Artificial intelligence (AI) has demonstrated its potential to transform numerous fields and education is no exception. In today’s digital age, AI has emerged as a powerful tool that is revolutionizing teaching and learning. In this article, we will explore the impact of artificial intelligence in education and how it is transforming the educational landscape at all levels. From personalizing learning to improving feedback and developing interactive resources, we will examine how AI is changing how we acquire knowledge and skills.&lt;/p&gt;&quot;,&quot;issue&quot;:&quot;36&quot;,&quot;container-title-short&quot;:&quot;&quot;},&quot;isTemporary&quot;:false,&quot;suppress-author&quot;:false,&quot;composite&quot;:false,&quot;author-only&quot;:false}]}]"/>
+    <we:property name="MENDELEY_CITATIONS" value="[{&quot;citationID&quot;:&quot;MENDELEY_CITATION_f28c964d-17bc-458d-a527-1c1e9395ce36&quot;,&quot;properties&quot;:{&quot;noteIndex&quot;:0},&quot;isEdited&quot;:false,&quot;manualOverride&quot;:{&quot;isManuallyOverridden&quot;:false,&quot;citeprocText&quot;:&quot;[1]&quot;,&quot;manualOverrideText&quot;:&quot;&quot;},&quot;citationTag&quot;:&quot;MENDELEY_CITATION_v3_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&quot;,&quot;citationItems&quot;:[{&quot;id&quot;:&quot;c25252e4-a07b-3e36-a85f-416432921fd5&quot;,&quot;itemData&quot;:{&quot;type&quot;:&quot;article-journal&quot;,&quot;id&quot;:&quot;c25252e4-a07b-3e36-a85f-416432921fd5&quot;,&quot;title&quot;:&quot;Artificial Intelligence and the Future of Work: Job Shifting Not Job Loss&quot;,&quot;author&quot;:[{&quot;family&quot;:&quot;George&quot;,&quot;given&quot;:&quot;A Shaji&quot;,&quot;parse-names&quot;:false,&quot;dropping-particle&quot;:&quot;&quot;,&quot;non-dropping-particle&quot;:&quot;&quot;}],&quot;DOI&quot;:&quot;10.5281/zenodo.10936490&quot;,&quot;URL&quot;:&quot;www.puirp.com&quot;,&quot;issued&quot;:{&quot;date-parts&quot;:[[2024]]},&quot;abstract&quot;:&quot;As artificial intelligence (AI) and automation technologies advance fast, substantial discussion remains about their influence on jobs and employment. Some expect enormous job losses and structural unemployment as computers and algorithms replace human workers in a variety of industries. However, the prevailing scholarly viewpoint is that, while AI will revolutionize work, it will not result in long-term job losses. AI is projected to have a net impact of job shifting rather than job loss by increasing productivity, accelerating economic growth, changing the structure of jobs, and allowing sectoral employment transitions. Detailed productivity evaluations show a strong correlation between productivity gains and net job creation. A 2022 meta-analysis of 127 papers indicated that productivity increases consistently improve employment and wages. Additional crosscountry data from the OECD shows this association across a wide range of industrialized and emerging countries. Meanwhile, long-term data reveal that working hours have steadily decreased in recent decades without causing significant job losses, while productivity and earnings have increased in parallel. Integrating AI to automate monotonous jobs and improve human capabilities could fuel this trend. Displaced workers can transfer into new occupational jobs with adequate skilling and transition support rather than facing long periods of unemployment. Sectoral shifts have also characterized historical labor market evolutions following technology disruptions. As innovative industries outcompete legacy ones, economies undergo structural transformations. Current trends show that services are expanding while manufacturing is contracting in most sophisticated countries. AI and automation will most certainly speed the shift of occupations from manual production to skilled service roles, hence facilitating this transition. With appropriate government provisions such as retraining programs and educational expansions, the necessary employment transitions between sectors can occur smoothly rather than disruptively. In summary, while the AI revolution will fundamentally alter labor markets, effective governmental measures can ensure that job shifting outpaces loss. Workers must be supported in regularly adapting their skill sets and transitioning into new roles. Firms should invest in personnel skill development as well as smart technology integration. And governments should develop multiple ways to assist different groups in navigating the transitions, including the extension of social safety nets where appropriate. With coordinated efforts to optimize human-AI collaboration, this technology tsunami does not have to result in negative job impacts, but can instead place people in more rewarding, higher-value jobs. The view remains cautiously encouraging, providing stakeholders focus on boosting human talents to share in the AI-driven productivity windfall rather than simply displacing them.&quot;,&quot;container-title-short&quot;:&quot;&quot;},&quot;isTemporary&quot;:false,&quot;suppress-author&quot;:false,&quot;composite&quot;:false,&quot;author-only&quot;:false}]},{&quot;citationID&quot;:&quot;MENDELEY_CITATION_8dfcf854-6ba4-433d-8326-861463938067&quot;,&quot;properties&quot;:{&quot;noteIndex&quot;:0},&quot;isEdited&quot;:false,&quot;manualOverride&quot;:{&quot;isManuallyOverridden&quot;:false,&quot;citeprocText&quot;:&quot;[2]&quot;,&quot;manualOverrideText&quot;:&quot;&quot;},&quot;citationTag&quot;:&quot;MENDELEY_CITATION_v3_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&quot;,&quot;citationItems&quot;:[{&quot;id&quot;:&quot;fc44d4d6-d406-3b0d-9047-f22566bd0362&quot;,&quot;itemData&quot;:{&quot;type&quot;:&quot;article&quot;,&quot;id&quot;:&quot;fc44d4d6-d406-3b0d-9047-f22566bd0362&quot;,&quot;title&quot;:&quot;DeepSeek and GPT Fall Behind: Claude Leads in Zero-Shot Consumer Complaints Classification&quot;,&quot;author&quot;:[{&quot;family&quot;:&quot;Roumeliotis&quot;,&quot;given&quot;:&quot;Konstantinos I.&quot;,&quot;parse-names&quot;:false,&quot;dropping-particle&quot;:&quot;&quot;,&quot;non-dropping-particle&quot;:&quot;&quot;},{&quot;family&quot;:&quot;Tselikas&quot;,&quot;given&quot;:&quot;Nikolaos D.&quot;,&quot;parse-names&quot;:false,&quot;dropping-particle&quot;:&quot;&quot;,&quot;non-dropping-particle&quot;:&quot;&quot;},{&quot;family&quot;:&quot;Nasiopoulos&quot;,&quot;given&quot;:&quot;Dimitrios K.&quot;,&quot;parse-names&quot;:false,&quot;dropping-particle&quot;:&quot;&quot;,&quot;non-dropping-particle&quot;:&quot;&quot;}],&quot;DOI&quot;:&quot;10.20944/preprints202502.0720.v1&quot;,&quot;URL&quot;:&quot;https://www.preprints.org/manuscript/202502.0720/v1&quot;,&quot;issued&quot;:{&quot;date-parts&quot;:[[2025,2,10]]},&quot;abstract&quot;:&quot;&lt;p&gt;Large language models (LLMs) have demonstrated remarkable capabilities in various natural language processing (NLP) tasks, but their effectiveness in real-world consumer complaint classification without fine-tuning remains uncertain. Zero-shot classification is particularly challenging in finance, where complaint categories often overlap, requiring a deep understanding of nuanced language. In this study, we evaluate the zero-shot classification performance of leading LLMs— DeepSeek-V3, OpenAI’s GPT-4o and GPT-4o mini, and Anthropic’s Claude 3.5 Sonnet and Claude 3.5 Haiku—on consumer complaints submitted to the Consumer Financial Protection Bureau (CFPB). These models were tasked with categorizing complaints into five predefined financial classes based solely on complaint text. Performance was measured using accuracy, precision, recall, F1-score, and heatmaps to identify classification patterns. While DeepSeek Chat and GPT-4o produced competitive results, Claude 3.5 Sonnet consistently outperformed all models, demonstrating superior classification accuracy and efficiency. These findings highlight the relative strengths and limitations of DeepSeek-V3 and other top-tier models in financial text processing, providing valuable insights into their practical applications.&lt;/p&gt;&quot;,&quot;container-title-short&quot;:&quot;&quot;},&quot;isTemporary&quot;:false,&quot;suppress-author&quot;:false,&quot;composite&quot;:false,&quot;author-only&quot;:false}]},{&quot;citationID&quot;:&quot;MENDELEY_CITATION_87b9dfdf-fd2a-44be-8bd3-a3e8e237b739&quot;,&quot;properties&quot;:{&quot;noteIndex&quot;:0},&quot;isEdited&quot;:false,&quot;manualOverride&quot;:{&quot;isManuallyOverridden&quot;:false,&quot;citeprocText&quot;:&quot;[3]&quot;,&quot;manualOverrideText&quot;:&quot;&quot;},&quot;citationTag&quot;:&quot;MENDELEY_CITATION_v3_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&quot;,&quot;citationItems&quot;:[{&quot;id&quot;:&quot;e0330f39-09fd-3be8-8a3f-0989b0c4966c&quot;,&quot;itemData&quot;:{&quot;type&quot;:&quot;article-journal&quot;,&quot;id&quot;:&quot;e0330f39-09fd-3be8-8a3f-0989b0c4966c&quot;,&quot;title&quot;:&quot;Inteligencia Artificial en la Educación: Estado del Arte&quot;,&quot;author&quot;:[{&quot;family&quot;:&quot;Sambola&quot;,&quot;given&quot;:&quot;Dexon-Mckensy&quot;,&quot;parse-names&quot;:false,&quot;dropping-particle&quot;:&quot;&quot;,&quot;non-dropping-particle&quot;:&quot;&quot;}],&quot;container-title&quot;:&quot;Wani&quot;,&quot;DOI&quot;:&quot;10.5377/wani.v39i79.16806&quot;,&quot;ISSN&quot;:&quot;1813-369X&quot;,&quot;issued&quot;:{&quot;date-parts&quot;:[[2023,10,11]]},&quot;abstract&quot;:&quot;La Inteligencia Artificial en la Educación es un campo de investigación científica que ha surgido a lo largo de 3 décadas, está particularmente interesada en el desarrollo de herramientas basadas en IA para apoyar y comprender los procesos educativos. Esta investigación tiene como objetivo presentar el estado de la Inteligencia Artificial en la Educación, utilizando un método de revisión exhaustiva de la literatura. Comprendió 3 etapas principales: selección, clasificación y análisis de la literatura. Esto permitió identificar las aplicaciones, tecnologías, desafíos e implicaciones éticas de la Inteligencia Artificial en la Educación&quot;,&quot;publisher&quot;:&quot;Consejo Nacional de Universidades&quot;,&quot;issue&quot;:&quot;79&quot;,&quot;container-title-short&quot;:&quot;&quot;},&quot;isTemporary&quot;:false}]},{&quot;citationID&quot;:&quot;MENDELEY_CITATION_18ca400e-4fcb-42c5-82bc-033d3d56f058&quot;,&quot;properties&quot;:{&quot;noteIndex&quot;:0},&quot;isEdited&quot;:false,&quot;manualOverride&quot;:{&quot;isManuallyOverridden&quot;:false,&quot;citeprocText&quot;:&quot;[4]&quot;,&quot;manualOverrideText&quot;:&quot;&quot;},&quot;citationTag&quot;:&quot;MENDELEY_CITATION_v3_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&quot;,&quot;citationItems&quot;:[{&quot;id&quot;:&quot;d60509d4-c1c4-3bc5-b29e-e615e26af0d4&quot;,&quot;itemData&quot;:{&quot;type&quot;:&quot;report&quot;,&quot;id&quot;:&quot;d60509d4-c1c4-3bc5-b29e-e615e26af0d4&quot;,&quot;title&quot;:&quot;Um Estudo Acerca do Uso de IA Generativa no Apoio à Aprendizagem de Programação&quot;,&quot;author&quot;:[{&quot;family&quot;:&quot;Almeida de Bem&quot;,&quot;given&quot;:&quot;Rafael&quot;,&quot;parse-names&quot;:false,&quot;dropping-particle&quot;:&quot;&quot;,&quot;non-dropping-particle&quot;:&quot;&quot;},{&quot;family&quot;:&quot;Aparecida Konzen&quot;,&quot;given&quot;:&quot;Andréa&quot;,&quot;parse-names&quot;:false,&quot;dropping-particle&quot;:&quot;&quot;,&quot;non-dropping-particle&quot;:&quot;&quot;}],&quot;URL&quot;:&quot;https://github.com/huggingface/transformers&quot;,&quot;issued&quot;:{&quot;date-parts&quot;:[[2024,6]]},&quot;language&quot;:&quot;portugués&quot;,&quot;abstract&quot;:&quot;Resumo-Avanços recentes em Inteligência Artificial (IA) têm transformado sua aplicação de uma explora-ção teórica para implementação prática, criando novas oportunidades e desafios em ambientes de aprendiza-gem. Este trabalho de conclusão de curso, realizado na Pontifícia Universidade Católica do Rio Grande do Sul, explora como a IA Generativa pode aprimorar experi-ências de aprendizagem na disciplina de Fundamentos da Programação. O sistema desenvolvido utiliza gran-des modelos de linguagem e emprega conceitos-chave como transformers, zero-shot prompting e Retrieval-Augmented Generation para fornecer assistência perso-nalizada aos estudantes, gerando respostas relevantes e sensíveis ao contexto. Os resultados destacam tanto os benefícios quanto as limitações da IA Generativa em âmbitos de aprendizagem. Palavras-chave-Inteligência Artificial Generativa, aprendizado em ciência da computação, grandes mo-delos de linguagem, transformers, Retrieval-Augmented Generation, respostas sensíveis ao contexto. Abstract-Recent advances in artificial intelligence (AI) have transformed its application from theoretical exploration to practical implementation, creating new opportunities and challenges in learning environments. This undergraduate thesis, conducted at the Pontifícia Universidade Católica do Rio Grande do Sul, explores how generative AI can enhance learning experiences in the Fundamentals of Programming course. The developed system utilizes large language models and employs key concepts such as transformers, zero-shot prompting, and Retrieval-Augmented Generation to provide personalized assistance to students, generating relevant and context-aware responses. The results highlight both the benefits and limitations of generative AI in improving learning outcomes.&quot;,&quot;container-title-short&quot;:&quot;&quot;},&quot;isTemporary&quot;:false,&quot;suppress-author&quot;:false,&quot;composite&quot;:false,&quot;author-only&quot;:false}]},{&quot;citationID&quot;:&quot;MENDELEY_CITATION_f29cf598-0c7e-4283-885d-081b23b87f6f&quot;,&quot;properties&quot;:{&quot;noteIndex&quot;:0},&quot;isEdited&quot;:false,&quot;manualOverride&quot;:{&quot;isManuallyOverridden&quot;:false,&quot;citeprocText&quot;:&quot;[5]&quot;,&quot;manualOverrideText&quot;:&quot;&quot;},&quot;citationTag&quot;:&quot;MENDELEY_CITATION_v3_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&quot;,&quot;citationItems&quot;:[{&quot;id&quot;:&quot;3b30d636-f4f6-39fc-9195-d6ac1038d075&quot;,&quot;itemData&quot;:{&quot;type&quot;:&quot;article-journal&quot;,&quot;id&quot;:&quot;3b30d636-f4f6-39fc-9195-d6ac1038d075&quot;,&quot;title&quot;:&quot;Benefits, Challenges, and Methods of Artificial Intelligence (AI) Chatbots in Education: A Systematic Literature Review&quot;,&quot;author&quot;:[{&quot;family&quot;:&quot;Gökçearslan&quot;,&quot;given&quot;:&quot;Şahin&quot;,&quot;parse-names&quot;:false,&quot;dropping-particle&quot;:&quot;&quot;,&quot;non-dropping-particle&quot;:&quot;&quot;},{&quot;family&quot;:&quot;Tosun&quot;,&quot;given&quot;:&quot;Cansel&quot;,&quot;parse-names&quot;:false,&quot;dropping-particle&quot;:&quot;&quot;,&quot;non-dropping-particle&quot;:&quot;&quot;},{&quot;family&quot;:&quot;Erdemir&quot;,&quot;given&quot;:&quot;Zeynep Gizem&quot;,&quot;parse-names&quot;:false,&quot;dropping-particle&quot;:&quot;&quot;,&quot;non-dropping-particle&quot;:&quot;&quot;}],&quot;container-title&quot;:&quot;International Journal of Technology in Education&quot;,&quot;DOI&quot;:&quot;10.46328/ijte.600&quot;,&quot;issued&quot;:{&quot;date-parts&quot;:[[2024,2,4]]},&quot;page&quot;:&quot;19-39&quot;,&quot;abstract&quot;:&quot;In many fields, AI chatbots continue to be popular with new tools and attract the attention of universities, K12 schools, educational organizations, and researchers. The aim of this research is to review the research on AI chatbots by restricting it to the category of education and to examine this research from a methodological point of view. Therefore, we performed a systematic literature review with a sample of 37 SSCI articles published in the educational context. Within the scope of the selected studies, the advantages and disadvantages of AI chatbots in education for students and educators, as well as the types of chatbots used, year, keywords, and method were analyzed. According to the research results, increased motivation to learn and language skill development are advantages for students, while cost-effectiveness and reduced workload are advantages for educators. Limited interaction, misleading answers for learners, originality, and plagiarism are the most common disadvantages for educators. The study also includes research results and recommendations related to the methodological review.&quot;,&quot;publisher&quot;:&quot;ISTES Organization&quot;,&quot;issue&quot;:&quot;1&quot;,&quot;volume&quot;:&quot;7&quot;,&quot;container-title-short&quot;:&quot;&quot;},&quot;isTemporary&quot;:false,&quot;suppress-author&quot;:false,&quot;composite&quot;:false,&quot;author-only&quot;:false}]},{&quot;citationID&quot;:&quot;MENDELEY_CITATION_dbc60ebf-740b-4b00-a6d4-d6aa8fe54c63&quot;,&quot;properties&quot;:{&quot;noteIndex&quot;:0},&quot;isEdited&quot;:false,&quot;manualOverride&quot;:{&quot;isManuallyOverridden&quot;:false,&quot;citeprocText&quot;:&quot;[6]&quot;,&quot;manualOverrideText&quot;:&quot;&quot;},&quot;citationTag&quot;:&quot;MENDELEY_CITATION_v3_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&quot;,&quot;citationItems&quot;:[{&quot;id&quot;:&quot;fdaca172-7bec-3f78-83a1-fe7bc6dc07b5&quot;,&quot;itemData&quot;:{&quot;type&quot;:&quot;webpage&quot;,&quot;id&quot;:&quot;fdaca172-7bec-3f78-83a1-fe7bc6dc07b5&quot;,&quot;title&quot;:&quot;INFORME GENERAL DE PISA-D 2018&quot;,&quot;author&quot;:[{&quot;family&quot;:&quot;Josette Arévalo Gross&quot;,&quot;given&quot;:&quot;&quot;,&quot;parse-names&quot;:false,&quot;dropping-particle&quot;:&quot;&quot;,&quot;non-dropping-particle&quot;:&quot;&quot;}],&quot;accessed&quot;:{&quot;date-parts&quot;:[[2024,12,9]]},&quot;URL&quot;:&quot;https://issuu.com/ineval/docs/cie_informegeneralpisa18_20181123&quot;,&quot;issued&quot;:{&quot;date-parts&quot;:[[2018,12,11]]},&quot;page&quot;:&quot;1-152&quot;,&quot;container-title-short&quot;:&quot;&quot;},&quot;isTemporary&quot;:false,&quot;suppress-author&quot;:false,&quot;composite&quot;:false,&quot;author-only&quot;:false}]},{&quot;citationID&quot;:&quot;MENDELEY_CITATION_b2d1de96-9da4-46c0-9b96-30c9f30ab7bf&quot;,&quot;properties&quot;:{&quot;noteIndex&quot;:0},&quot;isEdited&quot;:false,&quot;manualOverride&quot;:{&quot;isManuallyOverridden&quot;:false,&quot;citeprocText&quot;:&quot;[6]&quot;,&quot;manualOverrideText&quot;:&quot;&quot;},&quot;citationTag&quot;:&quot;MENDELEY_CITATION_v3_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&quot;,&quot;citationItems&quot;:[{&quot;id&quot;:&quot;fdaca172-7bec-3f78-83a1-fe7bc6dc07b5&quot;,&quot;itemData&quot;:{&quot;type&quot;:&quot;webpage&quot;,&quot;id&quot;:&quot;fdaca172-7bec-3f78-83a1-fe7bc6dc07b5&quot;,&quot;title&quot;:&quot;INFORME GENERAL DE PISA-D 2018&quot;,&quot;author&quot;:[{&quot;family&quot;:&quot;Josette Arévalo Gross&quot;,&quot;given&quot;:&quot;&quot;,&quot;parse-names&quot;:false,&quot;dropping-particle&quot;:&quot;&quot;,&quot;non-dropping-particle&quot;:&quot;&quot;}],&quot;accessed&quot;:{&quot;date-parts&quot;:[[2024,12,9]]},&quot;URL&quot;:&quot;https://issuu.com/ineval/docs/cie_informegeneralpisa18_20181123&quot;,&quot;issued&quot;:{&quot;date-parts&quot;:[[2018,12,11]]},&quot;page&quot;:&quot;1-152&quot;,&quot;container-title-short&quot;:&quot;&quot;},&quot;isTemporary&quot;:false,&quot;suppress-author&quot;:false,&quot;composite&quot;:false,&quot;author-only&quot;:false}]},{&quot;citationID&quot;:&quot;MENDELEY_CITATION_42b281d4-cd06-4a70-bf59-fb64f17a7987&quot;,&quot;properties&quot;:{&quot;noteIndex&quot;:0},&quot;isEdited&quot;:false,&quot;manualOverride&quot;:{&quot;isManuallyOverridden&quot;:false,&quot;citeprocText&quot;:&quot;[7]&quot;,&quot;manualOverrideText&quot;:&quot;&quot;},&quot;citationTag&quot;:&quot;MENDELEY_CITATION_v3_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&quot;,&quot;citationItems&quot;:[{&quot;id&quot;:&quot;073ce609-d50b-3922-bc95-5f5e11916421&quot;,&quot;itemData&quot;:{&quot;type&quot;:&quot;article-journal&quot;,&quot;id&quot;:&quot;073ce609-d50b-3922-bc95-5f5e11916421&quot;,&quot;title&quot;:&quot;Los Los riesgos y los desafíos que enfrentan los trabajadores frente al uso de la inteligencia artificial en el trabajo&quot;,&quot;author&quot;:[{&quot;family&quot;:&quot;Torres Cadillo&quot;,&quot;given&quot;:&quot;Rosa Isabel&quot;,&quot;parse-names&quot;:false,&quot;dropping-particle&quot;:&quot;&quot;,&quot;non-dropping-particle&quot;:&quot;&quot;}],&quot;container-title&quot;:&quot;Revista de Derecho Procesal del Trabajo&quot;,&quot;DOI&quot;:&quot;10.47308/rdpt.v6i7.778&quot;,&quot;issued&quot;:{&quot;date-parts&quot;:[[2023,6,30]]},&quot;page&quot;:&quot;289-313&quot;,&quot;abstract&quot;:&quot;El uso de la inteligencia artificial en el trabajo presenta tanto riesgos como desafíos para los trabajadores. Los riesgos pueden incluir la pérdida de empleos debido a la automatización, la falta de protección de datos personales y la posible discriminación en la selección de candidatos. Por otro lado, los desafíos pueden incluir la necesidad de adaptación y capacitación constante para trabajar con tecnología avanzada, así como garantizar que las decisiones tomadas por la inteligencia artificial sean justas y éticas. Por ello, es importante que se tomen medidas para proteger los derechos laborales y garantizar una transición justa hacia un entorno laboral cada vez más automatizado.&quot;,&quot;publisher&quot;:&quot;Poder Judicial del Peru&quot;,&quot;issue&quot;:&quot;7&quot;,&quot;volume&quot;:&quot;6&quot;,&quot;container-title-short&quot;:&quot;&quot;},&quot;isTemporary&quot;:false,&quot;suppress-author&quot;:false,&quot;composite&quot;:false,&quot;author-only&quot;:false}]},{&quot;citationID&quot;:&quot;MENDELEY_CITATION_b35ebfb7-9ded-4b65-bfe5-c924834cda90&quot;,&quot;properties&quot;:{&quot;noteIndex&quot;:0},&quot;isEdited&quot;:false,&quot;manualOverride&quot;:{&quot;isManuallyOverridden&quot;:false,&quot;citeprocText&quot;:&quot;[6]&quot;,&quot;manualOverrideText&quot;:&quot;&quot;},&quot;citationTag&quot;:&quot;MENDELEY_CITATION_v3_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&quot;,&quot;citationItems&quot;:[{&quot;id&quot;:&quot;fdaca172-7bec-3f78-83a1-fe7bc6dc07b5&quot;,&quot;itemData&quot;:{&quot;type&quot;:&quot;webpage&quot;,&quot;id&quot;:&quot;fdaca172-7bec-3f78-83a1-fe7bc6dc07b5&quot;,&quot;title&quot;:&quot;INFORME GENERAL DE PISA-D 2018&quot;,&quot;author&quot;:[{&quot;family&quot;:&quot;Josette Arévalo Gross&quot;,&quot;given&quot;:&quot;&quot;,&quot;parse-names&quot;:false,&quot;dropping-particle&quot;:&quot;&quot;,&quot;non-dropping-particle&quot;:&quot;&quot;}],&quot;accessed&quot;:{&quot;date-parts&quot;:[[2024,12,9]]},&quot;URL&quot;:&quot;https://issuu.com/ineval/docs/cie_informegeneralpisa18_20181123&quot;,&quot;issued&quot;:{&quot;date-parts&quot;:[[2018,12,11]]},&quot;page&quot;:&quot;1-152&quot;,&quot;container-title-short&quot;:&quot;&quot;},&quot;isTemporary&quot;:false,&quot;suppress-author&quot;:false,&quot;composite&quot;:false,&quot;author-only&quot;:false}]},{&quot;citationID&quot;:&quot;MENDELEY_CITATION_cc799237-dfbd-4587-86de-c62dfebdb15e&quot;,&quot;properties&quot;:{&quot;noteIndex&quot;:0},&quot;isEdited&quot;:false,&quot;manualOverride&quot;:{&quot;isManuallyOverridden&quot;:false,&quot;citeprocText&quot;:&quot;[3]&quot;,&quot;manualOverrideText&quot;:&quot;&quot;},&quot;citationTag&quot;:&quot;MENDELEY_CITATION_v3_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&quot;,&quot;citationItems&quot;:[{&quot;id&quot;:&quot;e0330f39-09fd-3be8-8a3f-0989b0c4966c&quot;,&quot;itemData&quot;:{&quot;type&quot;:&quot;article-journal&quot;,&quot;id&quot;:&quot;e0330f39-09fd-3be8-8a3f-0989b0c4966c&quot;,&quot;title&quot;:&quot;Inteligencia Artificial en la Educación: Estado del Arte&quot;,&quot;author&quot;:[{&quot;family&quot;:&quot;Sambola&quot;,&quot;given&quot;:&quot;Dexon-Mckensy&quot;,&quot;parse-names&quot;:false,&quot;dropping-particle&quot;:&quot;&quot;,&quot;non-dropping-particle&quot;:&quot;&quot;}],&quot;container-title&quot;:&quot;Wani&quot;,&quot;DOI&quot;:&quot;10.5377/wani.v39i79.16806&quot;,&quot;ISSN&quot;:&quot;1813-369X&quot;,&quot;issued&quot;:{&quot;date-parts&quot;:[[2023,10,11]]},&quot;abstract&quot;:&quot;La Inteligencia Artificial en la Educación es un campo de investigación científica que ha surgido a lo largo de 3 décadas, está particularmente interesada en el desarrollo de herramientas basadas en IA para apoyar y comprender los procesos educativos. Esta investigación tiene como objetivo presentar el estado de la Inteligencia Artificial en la Educación, utilizando un método de revisión exhaustiva de la literatura. Comprendió 3 etapas principales: selección, clasificación y análisis de la literatura. Esto permitió identificar las aplicaciones, tecnologías, desafíos e implicaciones éticas de la Inteligencia Artificial en la Educación&quot;,&quot;publisher&quot;:&quot;Consejo Nacional de Universidades&quot;,&quot;issue&quot;:&quot;79&quot;,&quot;container-title-short&quot;:&quot;&quot;},&quot;isTemporary&quot;:false,&quot;suppress-author&quot;:false,&quot;composite&quot;:false,&quot;author-only&quot;:false}]},{&quot;citationID&quot;:&quot;MENDELEY_CITATION_7c1cd077-588d-4e59-b4a6-e8a0d61e0977&quot;,&quot;properties&quot;:{&quot;noteIndex&quot;:0},&quot;isEdited&quot;:false,&quot;manualOverride&quot;:{&quot;isManuallyOverridden&quot;:false,&quot;citeprocText&quot;:&quot;[8]&quot;,&quot;manualOverrideText&quot;:&quot;&quot;},&quot;citationTag&quot;:&quot;MENDELEY_CITATION_v3_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&quot;,&quot;citationItems&quot;:[{&quot;id&quot;:&quot;b978737d-e0cc-3175-872b-dbadf6b36567&quot;,&quot;itemData&quot;:{&quot;type&quot;:&quot;article-journal&quot;,&quot;id&quot;:&quot;b978737d-e0cc-3175-872b-dbadf6b36567&quot;,&quot;title&quot;:&quot;Inteligencia artificial generativa para fortalecer la educación superior&quot;,&quot;author&quot;:[{&quot;family&quot;:&quot;Chávez Solís&quot;,&quot;given&quot;:&quot;María Elena&quot;,&quot;parse-names&quot;:false,&quot;dropping-particle&quot;:&quot;&quot;,&quot;non-dropping-particle&quot;:&quot;&quot;},{&quot;family&quot;:&quot;Labrada Martínez&quot;,&quot;given&quot;:&quot;Esther&quot;,&quot;parse-names&quot;:false,&quot;dropping-particle&quot;:&quot;&quot;,&quot;non-dropping-particle&quot;:&quot;&quot;},{&quot;family&quot;:&quot;Carbajal Degante&quot;,&quot;given&quot;:&quot;Eric&quot;,&quot;parse-names&quot;:false,&quot;dropping-particle&quot;:&quot;&quot;,&quot;non-dropping-particle&quot;:&quot;&quot;},{&quot;family&quot;:&quot;Pineda Godoy&quot;,&quot;given&quot;:&quot;Erika&quot;,&quot;parse-names&quot;:false,&quot;dropping-particle&quot;:&quot;&quot;,&quot;non-dropping-particle&quot;:&quot;&quot;},{&quot;family&quot;:&quot;Alatristre Martínez&quot;,&quot;given&quot;:&quot;Yadira&quot;,&quot;parse-names&quot;:false,&quot;dropping-particle&quot;:&quot;&quot;,&quot;non-dropping-particle&quot;:&quot;&quot;}],&quot;container-title&quot;:&quot;LATAM Revista Latinoamericana de Ciencias Sociales y Humanidades&quot;,&quot;DOI&quot;:&quot;10.56712/latam.v4i3.1113&quot;,&quot;issued&quot;:{&quot;date-parts&quot;:[[2023,9,14]]},&quot;abstract&quot;:&quot;La transformación digital acelerada conlleva una serie de adaptaciones y reestructuración en los procesos de enseñanza aprendizaje que implica evaluar los riesgos y aportaciones para su adopción. Como ejemplo, se tiene a la Inteligencia Artificial Generativa, que representa un gran dilema para docentes y estudiantes. Su característica es la generación autónoma de texto, imágenes, voz y contenido en general, lo que se aprecia como una gran aportación a la eficiencia y productividad. Sin embargo, conlleva la reflexión y el cuestionamiento del rumbo que tomará la educación bajo la adopción de un proceso automatizado para la generación de este tipo de recursos. Ante esta perspectiva, el objetivo de esta investigación es evaluar las aportaciones de la Inteligencia Artificial Generativa en la educación de nivel superior para proponer una estrategia que fortalezca el aprendizaje. La metodología implementada se fundamenta en el método cualitativo para su consecución bajo el muestreo intencional, con una estrategia de caso de conveniencia en estudiantes de nivel superior en universidades públicas de México, analizando el uso de la tecnología.  Los principales resultados advierten la necesidad de la mejora continua en el uso y aprovechamiento de la tecnología y de la innovación tecnológica, bajo la toma de decisiones informadas.&quot;,&quot;publisher&quot;:&quot;Red de Investigadores Latinoamericanos&quot;,&quot;issue&quot;:&quot;3&quot;,&quot;volume&quot;:&quot;4&quot;,&quot;container-title-short&quot;:&quot;&quot;},&quot;isTemporary&quot;:false,&quot;suppress-author&quot;:false,&quot;composite&quot;:false,&quot;author-only&quot;:false}]},{&quot;citationID&quot;:&quot;MENDELEY_CITATION_befffba0-4f26-41c0-b29e-75b5dca0c800&quot;,&quot;properties&quot;:{&quot;noteIndex&quot;:0},&quot;isEdited&quot;:false,&quot;manualOverride&quot;:{&quot;isManuallyOverridden&quot;:false,&quot;citeprocText&quot;:&quot;[9]&quot;,&quot;manualOverrideText&quot;:&quot;&quot;},&quot;citationTag&quot;:&quot;MENDELEY_CITATION_v3_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&quot;,&quot;citationItems&quot;:[{&quot;id&quot;:&quot;e3345c0d-2f69-3d90-832a-66ca79360893&quot;,&quot;itemData&quot;:{&quot;type&quot;:&quot;article-journal&quot;,&quot;id&quot;:&quot;e3345c0d-2f69-3d90-832a-66ca79360893&quot;,&quot;title&quot;:&quot;El impacto de la inteligencia artificial en la educación: transformación de la forma de enseñar y de aprender&quot;,&quot;author&quot;:[{&quot;family&quot;:&quot;González-González&quot;,&quot;given&quot;:&quot;Carina S.&quot;,&quot;parse-names&quot;:false,&quot;dropping-particle&quot;:&quot;&quot;,&quot;non-dropping-particle&quot;:&quot;&quot;}],&quot;container-title&quot;:&quot;Qurriculum. Revista de Teoría,Investigación y Práctica educativa&quot;,&quot;DOI&quot;:&quot;10.25145/j.qurricul.2023.36.03&quot;,&quot;ISSN&quot;:&quot;11305371&quot;,&quot;URL&quot;:&quot;https://riull.ull.es/xmlui/bitstream/handle/915/32719/Q_36_%20%282023%29_03.pdf?sequence=1&amp;isAllowed=y&quot;,&quot;issued&quot;:{&quot;date-parts&quot;:[[2023]]},&quot;page&quot;:&quot;51-60&quot;,&quot;abstract&quot;:&quot;&lt;p&gt;Artificial intelligence (AI) has demonstrated its potential to transform numerous fields and education is no exception. In today’s digital age, AI has emerged as a powerful tool that is revolutionizing teaching and learning. In this article, we will explore the impact of artificial intelligence in education and how it is transforming the educational landscape at all levels. From personalizing learning to improving feedback and developing interactive resources, we will examine how AI is changing how we acquire knowledge and skills.&lt;/p&gt;&quot;,&quot;issue&quot;:&quot;36&quot;,&quot;container-title-short&quot;:&quot;&quot;},&quot;isTemporary&quot;:false,&quot;suppress-author&quot;:false,&quot;composite&quot;:false,&quot;author-only&quot;:false}]},{&quot;citationID&quot;:&quot;MENDELEY_CITATION_41d5292d-9f95-4333-a5ee-a1fc36e33997&quot;,&quot;properties&quot;:{&quot;noteIndex&quot;:0},&quot;isEdited&quot;:false,&quot;manualOverride&quot;:{&quot;isManuallyOverridden&quot;:false,&quot;citeprocText&quot;:&quot;[10]&quot;,&quot;manualOverrideText&quot;:&quot;&quot;},&quot;citationTag&quot;:&quot;MENDELEY_CITATION_v3_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&quot;,&quot;citationItems&quot;:[{&quot;id&quot;:&quot;8e1a3be4-5709-34c7-8d73-29fe5db67663&quot;,&quot;itemData&quot;:{&quot;type&quot;:&quot;article-journal&quot;,&quot;id&quot;:&quot;8e1a3be4-5709-34c7-8d73-29fe5db67663&quot;,&quot;title&quot;:&quot;User Interface Design for E-Learning Software&quot;,&quot;author&quot;:[{&quot;family&quot;:&quot;Faghih&quot;,&quot;given&quot;:&quot;Behnam&quot;,&quot;parse-names&quot;:false,&quot;dropping-particle&quot;:&quot;&quot;,&quot;non-dropping-particle&quot;:&quot;&quot;},{&quot;family&quot;:&quot;Reza Azadehfar&quot;,&quot;given&quot;:&quot;Mohammad&quot;,&quot;parse-names&quot;:false,&quot;dropping-particle&quot;:&quot;&quot;,&quot;non-dropping-particle&quot;:&quot;&quot;},{&quot;family&quot;:&quot;Katebi&quot;,&quot;given&quot;:&quot;S D&quot;,&quot;parse-names&quot;:false,&quot;dropping-particle&quot;:&quot;&quot;,&quot;non-dropping-particle&quot;:&quot;&quot;}],&quot;container-title&quot;:&quot;JSCSE]&quot;,&quot;accessed&quot;:{&quot;date-parts&quot;:[[2025,6,23]]},&quot;DOI&quot;:&quot;10.7321/jscse.v3.n3.119&quot;,&quot;issued&quot;:{&quot;date-parts&quot;:[[2013]]},&quot;abstract&quot;:&quot;User interface (UI) is point of interaction between user and computer software. The success and failure of a software application depends on User Interface Design (UID). Possibility of using a software, easily using and learning are issues influenced by UID. The UI is significant in designing of educational software (e-Learning). Principles and concepts of learning should be considered in addition to UID principles in UID for e-learning. In this regard, to specify the logical relationship between education, learning, UID and multimedia at first we readdress the issues raised in previous studies. It is followed by examining the principle concepts of e-learning and UID. Then, we will see how UID contributes to e-learning through the educational software built by authors. Also we show the way of using UI to improve learning and motivating the learners and to improve the time efficiency of using e-learning software.&quot;,&quot;issue&quot;:&quot;3&quot;,&quot;volume&quot;:&quot;3&quot;,&quot;container-title-short&quot;:&quot;&quot;},&quot;isTemporary&quot;:false,&quot;suppress-author&quot;:false,&quot;composite&quot;:false,&quot;author-only&quot;:false}]}]"/>
     <we:property name="MENDELEY_CITATIONS_STYLE" value="{&quot;id&quot;:&quot;https://www.zotero.org/styles/ieee&quot;,&quot;title&quot;:&quot;IEEE&quot;,&quot;format&quot;:&quot;numeric&quot;,&quot;defaultLocale&quot;:null,&quot;isLocaleCodeValid&quot;:true}"/>
   </we:properties>
   <we:bindings/>

--- a/DESARROLLO DE TITULACIÓN II/TESIS/ARCHIVO/Kushiro_Borrador_Anteproyecto.docx
+++ b/DESARROLLO DE TITULACIÓN II/TESIS/ARCHIVO/Kushiro_Borrador_Anteproyecto.docx
@@ -308,19 +308,12 @@
       <w:pPr>
         <w:jc w:val="center"/>
       </w:pPr>
-      <w:r>
-        <w:t>DISEÑO DE INTERFA</w:t>
-      </w:r>
-      <w:r>
-        <w:t>Z</w:t>
-      </w:r>
-      <w:r>
-        <w:t xml:space="preserve"> EDUCATIVA CON APLICACIÓN EN LA ENSEÑANZA DE MATEMÁTICAS</w:t>
-      </w:r>
-      <w:r>
-        <w:t xml:space="preserve"> </w:t>
-      </w:r>
-    </w:p>
+      <w:bookmarkStart w:id="1" w:name="_Hlk202286954"/>
+      <w:r>
+        <w:t>MODELO CUALITATIVO BASADO EN INTELIGENCIA ARTIFICIAL GENERATIVA PARA EL DISEÑO DE INTERFACES EDUCATIVAS: APLICACIÓN EN LA ENSEÑANZA DE TRIGONOMETRÍA.</w:t>
+      </w:r>
+    </w:p>
+    <w:bookmarkEnd w:id="1"/>
     <w:p>
       <w:pPr>
         <w:jc w:val="center"/>
@@ -422,6 +415,7 @@
         <w:rPr>
           <w:rFonts w:eastAsia="Times New Roman" w:cs="Times New Roman"/>
         </w:rPr>
+        <w:lastRenderedPageBreak/>
         <w:t>P</w:t>
       </w:r>
       <w:r>
@@ -1028,7 +1022,35 @@
                 <w:rStyle w:val="Hipervnculo"/>
                 <w:noProof/>
               </w:rPr>
-              <w:t>OBJETIVOS</w:t>
+              <w:t>OBJET</w:t>
+            </w:r>
+            <w:r>
+              <w:rPr>
+                <w:rStyle w:val="Hipervnculo"/>
+                <w:noProof/>
+              </w:rPr>
+              <w:t>I</w:t>
+            </w:r>
+            <w:r>
+              <w:rPr>
+                <w:rStyle w:val="Hipervnculo"/>
+                <w:noProof/>
+              </w:rPr>
+              <w:t>V</w:t>
+            </w:r>
+            <w:r>
+              <w:rPr>
+                <w:rStyle w:val="Hipervnculo"/>
+                <w:noProof/>
+              </w:rPr>
+              <w:t>O</w:t>
+            </w:r>
+            <w:r>
+              <w:rPr>
+                <w:rStyle w:val="Hipervnculo"/>
+                <w:noProof/>
+              </w:rPr>
+              <w:t>S</w:t>
             </w:r>
             <w:r>
               <w:rPr>
@@ -1069,7 +1091,7 @@
                 <w:noProof/>
                 <w:webHidden/>
               </w:rPr>
-              <w:t>8</w:t>
+              <w:t>7</w:t>
             </w:r>
             <w:r>
               <w:rPr>
@@ -1157,7 +1179,7 @@
                 <w:noProof/>
                 <w:webHidden/>
               </w:rPr>
-              <w:t>8</w:t>
+              <w:t>7</w:t>
             </w:r>
             <w:r>
               <w:rPr>
@@ -1333,7 +1355,7 @@
                 <w:noProof/>
                 <w:webHidden/>
               </w:rPr>
-              <w:t>9</w:t>
+              <w:t>8</w:t>
             </w:r>
             <w:r>
               <w:rPr>
@@ -1404,7 +1426,7 @@
                 <w:noProof/>
                 <w:webHidden/>
               </w:rPr>
-              <w:t>11</w:t>
+              <w:t>10</w:t>
             </w:r>
             <w:r>
               <w:rPr>
@@ -1617,7 +1639,7 @@
                 <w:noProof/>
                 <w:webHidden/>
               </w:rPr>
-              <w:t>13</w:t>
+              <w:t>12</w:t>
             </w:r>
             <w:r>
               <w:rPr>
@@ -1688,7 +1710,7 @@
                 <w:noProof/>
                 <w:webHidden/>
               </w:rPr>
-              <w:t>14</w:t>
+              <w:t>13</w:t>
             </w:r>
             <w:r>
               <w:rPr>
@@ -1901,7 +1923,7 @@
                 <w:noProof/>
                 <w:webHidden/>
               </w:rPr>
-              <w:t>15</w:t>
+              <w:t>14</w:t>
             </w:r>
             <w:r>
               <w:rPr>
@@ -2060,7 +2082,7 @@
                 <w:noProof/>
                 <w:webHidden/>
               </w:rPr>
-              <w:t>16</w:t>
+              <w:t>15</w:t>
             </w:r>
             <w:r>
               <w:rPr>
@@ -2148,7 +2170,7 @@
                 <w:noProof/>
                 <w:webHidden/>
               </w:rPr>
-              <w:t>16</w:t>
+              <w:t>15</w:t>
             </w:r>
             <w:r>
               <w:rPr>
@@ -2236,7 +2258,7 @@
                 <w:noProof/>
                 <w:webHidden/>
               </w:rPr>
-              <w:t>17</w:t>
+              <w:t>16</w:t>
             </w:r>
             <w:r>
               <w:rPr>
@@ -2307,7 +2329,7 @@
                 <w:noProof/>
                 <w:webHidden/>
               </w:rPr>
-              <w:t>18</w:t>
+              <w:t>17</w:t>
             </w:r>
             <w:r>
               <w:rPr>
@@ -2378,7 +2400,7 @@
                 <w:noProof/>
                 <w:webHidden/>
               </w:rPr>
-              <w:t>19</w:t>
+              <w:t>18</w:t>
             </w:r>
             <w:r>
               <w:rPr>
@@ -2449,7 +2471,7 @@
                 <w:noProof/>
                 <w:webHidden/>
               </w:rPr>
-              <w:t>21</w:t>
+              <w:t>19</w:t>
             </w:r>
             <w:r>
               <w:rPr>
@@ -2520,7 +2542,7 @@
                 <w:noProof/>
                 <w:webHidden/>
               </w:rPr>
-              <w:t>21</w:t>
+              <w:t>20</w:t>
             </w:r>
             <w:r>
               <w:rPr>
@@ -2591,7 +2613,7 @@
                 <w:noProof/>
                 <w:webHidden/>
               </w:rPr>
-              <w:t>21</w:t>
+              <w:t>20</w:t>
             </w:r>
             <w:r>
               <w:rPr>
@@ -2662,7 +2684,7 @@
                 <w:noProof/>
                 <w:webHidden/>
               </w:rPr>
-              <w:t>23</w:t>
+              <w:t>21</w:t>
             </w:r>
             <w:r>
               <w:rPr>
@@ -2733,7 +2755,7 @@
                 <w:noProof/>
                 <w:webHidden/>
               </w:rPr>
-              <w:t>25</w:t>
+              <w:t>24</w:t>
             </w:r>
             <w:r>
               <w:rPr>
@@ -2792,12 +2814,12 @@
       <w:pPr>
         <w:pStyle w:val="Ttulo1"/>
       </w:pPr>
-      <w:bookmarkStart w:id="1" w:name="_Toc200312493"/>
+      <w:bookmarkStart w:id="2" w:name="_Toc200312493"/>
       <w:r>
         <w:lastRenderedPageBreak/>
         <w:t>INTRODUCCIÓN</w:t>
       </w:r>
-      <w:bookmarkEnd w:id="1"/>
+      <w:bookmarkEnd w:id="2"/>
     </w:p>
     <w:p/>
     <w:p>
@@ -3213,11 +3235,11 @@
       <w:pPr>
         <w:pStyle w:val="Ttulo1"/>
       </w:pPr>
-      <w:bookmarkStart w:id="2" w:name="_Toc200312494"/>
+      <w:bookmarkStart w:id="3" w:name="_Toc200312494"/>
       <w:r>
         <w:t>CAPÍTULO I</w:t>
       </w:r>
-      <w:bookmarkEnd w:id="2"/>
+      <w:bookmarkEnd w:id="3"/>
     </w:p>
     <w:p>
       <w:pPr>
@@ -3301,7 +3323,7 @@
           <w:numId w:val="19"/>
         </w:numPr>
       </w:pPr>
-      <w:bookmarkStart w:id="3" w:name="_Toc200312495"/>
+      <w:bookmarkStart w:id="4" w:name="_Toc200312495"/>
       <w:r>
         <w:lastRenderedPageBreak/>
         <w:t xml:space="preserve">Problema de </w:t>
@@ -3309,7 +3331,7 @@
       <w:r>
         <w:t>investigación</w:t>
       </w:r>
-      <w:bookmarkEnd w:id="3"/>
+      <w:bookmarkEnd w:id="4"/>
     </w:p>
     <w:p>
       <w:pPr>
@@ -3319,11 +3341,11 @@
           <w:numId w:val="19"/>
         </w:numPr>
       </w:pPr>
-      <w:bookmarkStart w:id="4" w:name="_Toc200312496"/>
+      <w:bookmarkStart w:id="5" w:name="_Toc200312496"/>
       <w:r>
         <w:t>Planteamiento del problema</w:t>
       </w:r>
-      <w:bookmarkEnd w:id="4"/>
+      <w:bookmarkEnd w:id="5"/>
     </w:p>
     <w:p>
       <w:pPr>
@@ -3614,11 +3636,11 @@
           <w:numId w:val="19"/>
         </w:numPr>
       </w:pPr>
-      <w:bookmarkStart w:id="5" w:name="_Toc200312497"/>
+      <w:bookmarkStart w:id="6" w:name="_Toc200312497"/>
       <w:r>
         <w:t>Formulación del problema</w:t>
       </w:r>
-      <w:bookmarkEnd w:id="5"/>
+      <w:bookmarkEnd w:id="6"/>
     </w:p>
     <w:p>
       <w:pPr>
@@ -3664,11 +3686,11 @@
           <w:numId w:val="19"/>
         </w:numPr>
       </w:pPr>
-      <w:bookmarkStart w:id="6" w:name="_Toc200312498"/>
+      <w:bookmarkStart w:id="7" w:name="_Toc200312498"/>
       <w:r>
         <w:t>Sistematización del problema</w:t>
       </w:r>
-      <w:bookmarkEnd w:id="6"/>
+      <w:bookmarkEnd w:id="7"/>
     </w:p>
     <w:p>
       <w:pPr>
@@ -3762,11 +3784,11 @@
           <w:numId w:val="19"/>
         </w:numPr>
       </w:pPr>
-      <w:bookmarkStart w:id="7" w:name="_Toc200312499"/>
+      <w:bookmarkStart w:id="8" w:name="_Toc200312499"/>
       <w:r>
         <w:t>OBJETIVOS</w:t>
       </w:r>
-      <w:bookmarkEnd w:id="7"/>
+      <w:bookmarkEnd w:id="8"/>
     </w:p>
     <w:p>
       <w:pPr>
@@ -3776,11 +3798,11 @@
           <w:numId w:val="19"/>
         </w:numPr>
       </w:pPr>
-      <w:bookmarkStart w:id="8" w:name="_Toc200312500"/>
+      <w:bookmarkStart w:id="9" w:name="_Toc200312500"/>
       <w:r>
         <w:t>Objetivo General:</w:t>
       </w:r>
-      <w:bookmarkEnd w:id="8"/>
+      <w:bookmarkEnd w:id="9"/>
     </w:p>
     <w:p>
       <w:pPr>
@@ -3790,6 +3812,7 @@
           <w:numId w:val="2"/>
         </w:numPr>
       </w:pPr>
+      <w:bookmarkStart w:id="10" w:name="_Hlk202289018"/>
       <w:r>
         <w:t>Formular un modelo cualitativo que sirva de referencia en la construcción de software educativo enfocado a la práctica de trigonometría en estudiantes de educación básica superior mediante la incorporación de Inteligencia Artificial generativa</w:t>
       </w:r>
@@ -3805,12 +3828,13 @@
           <w:numId w:val="19"/>
         </w:numPr>
       </w:pPr>
-      <w:bookmarkStart w:id="9" w:name="_Toc200312501"/>
+      <w:bookmarkStart w:id="11" w:name="_Toc200312501"/>
+      <w:bookmarkEnd w:id="10"/>
       <w:r>
         <w:lastRenderedPageBreak/>
         <w:t>Objetivos Específicos:</w:t>
       </w:r>
-      <w:bookmarkEnd w:id="9"/>
+      <w:bookmarkEnd w:id="11"/>
     </w:p>
     <w:p>
       <w:pPr>
@@ -3820,6 +3844,7 @@
           <w:numId w:val="2"/>
         </w:numPr>
       </w:pPr>
+      <w:bookmarkStart w:id="12" w:name="_Hlk202289223"/>
       <w:r>
         <w:t>Esbozar un modelo que ilustre la manera de consumir la Interfaz de Programación de Aplicación de una Inteligencia Artificial generativa para la construcción de software educativo a la medida</w:t>
       </w:r>
@@ -3835,6 +3860,8 @@
           <w:numId w:val="2"/>
         </w:numPr>
       </w:pPr>
+      <w:bookmarkStart w:id="13" w:name="_Hlk202289227"/>
+      <w:bookmarkEnd w:id="12"/>
       <w:r>
         <w:t>Construir una aplicación web basada en el modelo formulado, para la práctica de conceptos básicos de trigonometría</w:t>
       </w:r>
@@ -3850,6 +3877,8 @@
           <w:numId w:val="2"/>
         </w:numPr>
       </w:pPr>
+      <w:bookmarkStart w:id="14" w:name="_Hlk202289230"/>
+      <w:bookmarkEnd w:id="13"/>
       <w:r>
         <w:t>Determinar la usabilidad de la aplicación desarrollada a la práctica de trigonometría, mediante un estudio de usuarios enfocado a la descripción de la utilidad del modelo propuesto</w:t>
       </w:r>
@@ -3865,11 +3894,12 @@
           <w:numId w:val="19"/>
         </w:numPr>
       </w:pPr>
-      <w:bookmarkStart w:id="10" w:name="_Toc200312502"/>
+      <w:bookmarkStart w:id="15" w:name="_Toc200312502"/>
+      <w:bookmarkEnd w:id="14"/>
       <w:r>
         <w:t>JUSTIFICACIÓN</w:t>
       </w:r>
-      <w:bookmarkEnd w:id="10"/>
+      <w:bookmarkEnd w:id="15"/>
     </w:p>
     <w:p>
       <w:r>
@@ -3960,11 +3990,11 @@
       <w:pPr>
         <w:pStyle w:val="Ttulo1"/>
       </w:pPr>
-      <w:bookmarkStart w:id="11" w:name="_Toc200312503"/>
+      <w:bookmarkStart w:id="16" w:name="_Toc200312503"/>
       <w:r>
         <w:t>CAPÍTULO II</w:t>
       </w:r>
-      <w:bookmarkEnd w:id="11"/>
+      <w:bookmarkEnd w:id="16"/>
     </w:p>
     <w:p>
       <w:pPr>
@@ -3996,12 +4026,12 @@
       <w:pPr>
         <w:pStyle w:val="Ttulo2"/>
       </w:pPr>
-      <w:bookmarkStart w:id="12" w:name="_Toc200312504"/>
+      <w:bookmarkStart w:id="17" w:name="_Toc200312504"/>
       <w:r>
         <w:lastRenderedPageBreak/>
         <w:t>2.1. Marco Conceptual</w:t>
       </w:r>
-      <w:bookmarkEnd w:id="12"/>
+      <w:bookmarkEnd w:id="17"/>
     </w:p>
     <w:p>
       <w:pPr>
@@ -4010,14 +4040,14 @@
           <w:bCs/>
         </w:rPr>
       </w:pPr>
-      <w:bookmarkStart w:id="13" w:name="_Toc200312505"/>
+      <w:bookmarkStart w:id="18" w:name="_Toc200312505"/>
       <w:r>
         <w:t xml:space="preserve">2.2. </w:t>
       </w:r>
       <w:r>
         <w:t>MARCO REFERENCIAL</w:t>
       </w:r>
-      <w:bookmarkEnd w:id="13"/>
+      <w:bookmarkEnd w:id="18"/>
     </w:p>
     <w:p>
       <w:r>
@@ -4246,11 +4276,11 @@
       <w:pPr>
         <w:pStyle w:val="Ttulo2"/>
       </w:pPr>
-      <w:bookmarkStart w:id="14" w:name="_Toc200312506"/>
+      <w:bookmarkStart w:id="19" w:name="_Toc200312506"/>
       <w:r>
         <w:t>2.3. Marco legal</w:t>
       </w:r>
-      <w:bookmarkEnd w:id="14"/>
+      <w:bookmarkEnd w:id="19"/>
     </w:p>
     <w:p/>
     <w:p/>
@@ -4275,11 +4305,11 @@
       <w:pPr>
         <w:pStyle w:val="Ttulo1"/>
       </w:pPr>
-      <w:bookmarkStart w:id="15" w:name="_Toc200312507"/>
+      <w:bookmarkStart w:id="20" w:name="_Toc200312507"/>
       <w:r>
         <w:t>CAPÍTULO III</w:t>
       </w:r>
-      <w:bookmarkEnd w:id="15"/>
+      <w:bookmarkEnd w:id="20"/>
     </w:p>
     <w:p>
       <w:pPr>
@@ -4305,12 +4335,12 @@
       <w:pPr>
         <w:pStyle w:val="Ttulo2"/>
       </w:pPr>
-      <w:bookmarkStart w:id="16" w:name="_Toc200312508"/>
+      <w:bookmarkStart w:id="21" w:name="_Toc200312508"/>
       <w:r>
         <w:lastRenderedPageBreak/>
         <w:t>3.1. Localización</w:t>
       </w:r>
-      <w:bookmarkEnd w:id="16"/>
+      <w:bookmarkEnd w:id="21"/>
     </w:p>
     <w:p/>
     <w:p>
@@ -4318,14 +4348,14 @@
         <w:pStyle w:val="Ttulo3"/>
         <w:ind w:left="0"/>
       </w:pPr>
-      <w:bookmarkStart w:id="17" w:name="_Toc200312509"/>
+      <w:bookmarkStart w:id="22" w:name="_Toc200312509"/>
       <w:r>
         <w:t xml:space="preserve">3.2. </w:t>
       </w:r>
       <w:r>
         <w:t>Tipos de investigación</w:t>
       </w:r>
-      <w:bookmarkEnd w:id="17"/>
+      <w:bookmarkEnd w:id="22"/>
     </w:p>
     <w:p>
       <w:r>
@@ -4353,14 +4383,14 @@
         <w:pStyle w:val="Ttulo3"/>
         <w:ind w:left="0"/>
       </w:pPr>
-      <w:bookmarkStart w:id="18" w:name="_Toc200312510"/>
+      <w:bookmarkStart w:id="23" w:name="_Toc200312510"/>
       <w:r>
         <w:t xml:space="preserve">3.3. </w:t>
       </w:r>
       <w:r>
         <w:t>Métodos de investigación</w:t>
       </w:r>
-      <w:bookmarkEnd w:id="18"/>
+      <w:bookmarkEnd w:id="23"/>
     </w:p>
     <w:p>
       <w:pPr>
@@ -4494,11 +4524,11 @@
         <w:lastRenderedPageBreak/>
         <w:t xml:space="preserve"> </w:t>
       </w:r>
-      <w:bookmarkStart w:id="19" w:name="_Toc200312511"/>
+      <w:bookmarkStart w:id="24" w:name="_Toc200312511"/>
       <w:r>
         <w:t>Instrumentos de Investigación</w:t>
       </w:r>
-      <w:bookmarkEnd w:id="19"/>
+      <w:bookmarkEnd w:id="24"/>
     </w:p>
     <w:p>
       <w:pPr>
@@ -4639,11 +4669,11 @@
           <w:numId w:val="21"/>
         </w:numPr>
       </w:pPr>
-      <w:bookmarkStart w:id="20" w:name="_Toc200312512"/>
+      <w:bookmarkStart w:id="25" w:name="_Toc200312512"/>
       <w:r>
         <w:t>Fuentes de recopilación de información</w:t>
       </w:r>
-      <w:bookmarkEnd w:id="20"/>
+      <w:bookmarkEnd w:id="25"/>
     </w:p>
     <w:p>
       <w:pPr>
@@ -4653,11 +4683,11 @@
           <w:numId w:val="21"/>
         </w:numPr>
       </w:pPr>
-      <w:bookmarkStart w:id="21" w:name="_Toc200312513"/>
+      <w:bookmarkStart w:id="26" w:name="_Toc200312513"/>
       <w:r>
         <w:t>Diseño de Investigación</w:t>
       </w:r>
-      <w:bookmarkEnd w:id="21"/>
+      <w:bookmarkEnd w:id="26"/>
     </w:p>
     <w:p>
       <w:r>
@@ -4772,11 +4802,11 @@
           <w:numId w:val="21"/>
         </w:numPr>
       </w:pPr>
-      <w:bookmarkStart w:id="22" w:name="_Toc200312514"/>
+      <w:bookmarkStart w:id="27" w:name="_Toc200312514"/>
       <w:r>
         <w:t>Instrumentos de investigación</w:t>
       </w:r>
-      <w:bookmarkEnd w:id="22"/>
+      <w:bookmarkEnd w:id="27"/>
     </w:p>
     <w:p/>
     <w:p/>
@@ -4807,11 +4837,11 @@
       <w:pPr>
         <w:pStyle w:val="Ttulo1"/>
       </w:pPr>
-      <w:bookmarkStart w:id="23" w:name="_Toc200312515"/>
+      <w:bookmarkStart w:id="28" w:name="_Toc200312515"/>
       <w:r>
         <w:t>CAPÍTULO IV</w:t>
       </w:r>
-      <w:bookmarkEnd w:id="23"/>
+      <w:bookmarkEnd w:id="28"/>
     </w:p>
     <w:p>
       <w:pPr>
@@ -4834,34 +4864,34 @@
     <w:p/>
     <w:p/>
     <w:p>
-      <w:bookmarkStart w:id="24" w:name="_Toc200312516"/>
-    </w:p>
-    <w:p/>
-    <w:p/>
-    <w:p/>
-    <w:p/>
-    <w:p/>
-    <w:p/>
-    <w:p/>
-    <w:p/>
-    <w:p/>
-    <w:p/>
-    <w:p/>
-    <w:p/>
-    <w:p/>
-    <w:p/>
-    <w:p/>
-    <w:p/>
-    <w:p/>
-    <w:p/>
-    <w:p/>
-    <w:p/>
-    <w:p/>
-    <w:p/>
-    <w:p/>
-    <w:p/>
-    <w:p/>
-    <w:bookmarkEnd w:id="24"/>
+      <w:bookmarkStart w:id="29" w:name="_Toc200312516"/>
+    </w:p>
+    <w:p/>
+    <w:p/>
+    <w:p/>
+    <w:p/>
+    <w:p/>
+    <w:p/>
+    <w:p/>
+    <w:p/>
+    <w:p/>
+    <w:p/>
+    <w:p/>
+    <w:p/>
+    <w:p/>
+    <w:p/>
+    <w:p/>
+    <w:p/>
+    <w:p/>
+    <w:p/>
+    <w:p/>
+    <w:p/>
+    <w:p/>
+    <w:p/>
+    <w:p/>
+    <w:p/>
+    <w:p/>
+    <w:bookmarkEnd w:id="29"/>
     <w:p/>
     <w:p/>
     <w:p/>
@@ -4876,11 +4906,11 @@
       <w:pPr>
         <w:pStyle w:val="Ttulo1"/>
       </w:pPr>
-      <w:bookmarkStart w:id="25" w:name="_Toc200312517"/>
+      <w:bookmarkStart w:id="30" w:name="_Toc200312517"/>
       <w:r>
         <w:t>CAPÍTULO V</w:t>
       </w:r>
-      <w:bookmarkEnd w:id="25"/>
+      <w:bookmarkEnd w:id="30"/>
     </w:p>
     <w:p>
       <w:pPr>
@@ -4905,11 +4935,11 @@
       <w:pPr>
         <w:pStyle w:val="Ttulo2"/>
       </w:pPr>
-      <w:bookmarkStart w:id="26" w:name="_Toc200312518"/>
+      <w:bookmarkStart w:id="31" w:name="_Toc200312518"/>
       <w:r>
         <w:t>5.1. Conclusiones</w:t>
       </w:r>
-      <w:bookmarkEnd w:id="26"/>
+      <w:bookmarkEnd w:id="31"/>
     </w:p>
     <w:p>
       <w:pPr>
@@ -4918,7 +4948,7 @@
           <w:lang w:val="en-US"/>
         </w:rPr>
       </w:pPr>
-      <w:bookmarkStart w:id="27" w:name="_Toc200312519"/>
+      <w:bookmarkStart w:id="32" w:name="_Toc200312519"/>
       <w:r>
         <w:rPr>
           <w:lang w:val="en-US"/>
@@ -4932,7 +4962,7 @@
         </w:rPr>
         <w:t>Recomendaciones</w:t>
       </w:r>
-      <w:bookmarkEnd w:id="27"/>
+      <w:bookmarkEnd w:id="32"/>
       <w:proofErr w:type="spellEnd"/>
     </w:p>
     <w:p>
@@ -5166,14 +5196,14 @@
           <w:lang w:val="en-US"/>
         </w:rPr>
       </w:pPr>
-      <w:bookmarkStart w:id="28" w:name="_Toc200312520"/>
+      <w:bookmarkStart w:id="33" w:name="_Toc200312520"/>
       <w:r>
         <w:rPr>
           <w:lang w:val="en-US"/>
         </w:rPr>
         <w:t>CAPÍTULO VI</w:t>
       </w:r>
-      <w:bookmarkEnd w:id="28"/>
+      <w:bookmarkEnd w:id="33"/>
     </w:p>
     <w:p>
       <w:pPr>
@@ -6234,11 +6264,11 @@
       <w:pPr>
         <w:pStyle w:val="Ttulo1"/>
       </w:pPr>
-      <w:bookmarkStart w:id="29" w:name="_Toc200312521"/>
+      <w:bookmarkStart w:id="34" w:name="_Toc200312521"/>
       <w:r>
         <w:t>CAPÍTULO VII</w:t>
       </w:r>
-      <w:bookmarkEnd w:id="29"/>
+      <w:bookmarkEnd w:id="34"/>
     </w:p>
     <w:p>
       <w:pPr>
@@ -10215,6 +10245,7 @@
     <w:rsid w:val="00273928"/>
     <w:rsid w:val="00274A90"/>
     <w:rsid w:val="002769DC"/>
+    <w:rsid w:val="002A6178"/>
     <w:rsid w:val="002B5D7A"/>
     <w:rsid w:val="002F603C"/>
     <w:rsid w:val="00383206"/>
@@ -10241,6 +10272,7 @@
     <w:rsid w:val="008B63AE"/>
     <w:rsid w:val="008C58CB"/>
     <w:rsid w:val="008D1E99"/>
+    <w:rsid w:val="009701CC"/>
     <w:rsid w:val="00991F6C"/>
     <w:rsid w:val="00995BEF"/>
     <w:rsid w:val="009C0070"/>

--- a/DESARROLLO DE TITULACIÓN II/TESIS/ARCHIVO/Kushiro_Borrador_Anteproyecto.docx
+++ b/DESARROLLO DE TITULACIÓN II/TESIS/ARCHIVO/Kushiro_Borrador_Anteproyecto.docx
@@ -321,6 +321,7 @@
     </w:p>
     <w:p>
       <w:pPr>
+        <w:spacing w:line="240" w:lineRule="auto"/>
         <w:jc w:val="center"/>
         <w:rPr>
           <w:b/>
@@ -341,6 +342,7 @@
     </w:p>
     <w:p>
       <w:pPr>
+        <w:spacing w:line="240" w:lineRule="auto"/>
         <w:jc w:val="center"/>
       </w:pPr>
       <w:r>
@@ -415,7 +417,6 @@
         <w:rPr>
           <w:rFonts w:eastAsia="Times New Roman" w:cs="Times New Roman"/>
         </w:rPr>
-        <w:lastRenderedPageBreak/>
         <w:t>P</w:t>
       </w:r>
       <w:r>
@@ -582,7 +583,21 @@
                 <w:rStyle w:val="Hipervnculo"/>
                 <w:noProof/>
               </w:rPr>
-              <w:t>CAPÍTULO I</w:t>
+              <w:t>CAPÍTU</w:t>
+            </w:r>
+            <w:r>
+              <w:rPr>
+                <w:rStyle w:val="Hipervnculo"/>
+                <w:noProof/>
+              </w:rPr>
+              <w:t>L</w:t>
+            </w:r>
+            <w:r>
+              <w:rPr>
+                <w:rStyle w:val="Hipervnculo"/>
+                <w:noProof/>
+              </w:rPr>
+              <w:t>O I</w:t>
             </w:r>
             <w:r>
               <w:rPr>
@@ -670,7 +685,49 @@
                 <w:rStyle w:val="Hipervnculo"/>
                 <w:noProof/>
               </w:rPr>
-              <w:t>Problema de investigación</w:t>
+              <w:t>Problema</w:t>
+            </w:r>
+            <w:r>
+              <w:rPr>
+                <w:rStyle w:val="Hipervnculo"/>
+                <w:noProof/>
+              </w:rPr>
+              <w:t xml:space="preserve"> </w:t>
+            </w:r>
+            <w:r>
+              <w:rPr>
+                <w:rStyle w:val="Hipervnculo"/>
+                <w:noProof/>
+              </w:rPr>
+              <w:t>de i</w:t>
+            </w:r>
+            <w:r>
+              <w:rPr>
+                <w:rStyle w:val="Hipervnculo"/>
+                <w:noProof/>
+              </w:rPr>
+              <w:t>n</w:t>
+            </w:r>
+            <w:r>
+              <w:rPr>
+                <w:rStyle w:val="Hipervnculo"/>
+                <w:noProof/>
+              </w:rPr>
+              <w:t>v</w:t>
+            </w:r>
+            <w:r>
+              <w:rPr>
+                <w:rStyle w:val="Hipervnculo"/>
+                <w:noProof/>
+              </w:rPr>
+              <w:t>e</w:t>
+            </w:r>
+            <w:r>
+              <w:rPr>
+                <w:rStyle w:val="Hipervnculo"/>
+                <w:noProof/>
+              </w:rPr>
+              <w:t>stigación</w:t>
             </w:r>
             <w:r>
               <w:rPr>
@@ -1022,35 +1079,21 @@
                 <w:rStyle w:val="Hipervnculo"/>
                 <w:noProof/>
               </w:rPr>
-              <w:t>OBJET</w:t>
+              <w:t>OBJETI</w:t>
             </w:r>
             <w:r>
               <w:rPr>
                 <w:rStyle w:val="Hipervnculo"/>
                 <w:noProof/>
               </w:rPr>
-              <w:t>I</w:t>
+              <w:t>V</w:t>
             </w:r>
             <w:r>
               <w:rPr>
                 <w:rStyle w:val="Hipervnculo"/>
                 <w:noProof/>
               </w:rPr>
-              <w:t>V</w:t>
-            </w:r>
-            <w:r>
-              <w:rPr>
-                <w:rStyle w:val="Hipervnculo"/>
-                <w:noProof/>
-              </w:rPr>
-              <w:t>O</w:t>
-            </w:r>
-            <w:r>
-              <w:rPr>
-                <w:rStyle w:val="Hipervnculo"/>
-                <w:noProof/>
-              </w:rPr>
-              <w:t>S</w:t>
+              <w:t>OS</w:t>
             </w:r>
             <w:r>
               <w:rPr>
@@ -3216,25 +3259,14 @@
         <w:jc w:val="left"/>
       </w:pPr>
     </w:p>
+    <w:p/>
+    <w:p/>
+    <w:p/>
+    <w:p/>
     <w:p>
       <w:pPr>
         <w:pStyle w:val="Ttulo1"/>
       </w:pPr>
-    </w:p>
-    <w:p>
-      <w:pPr>
-        <w:pStyle w:val="Ttulo1"/>
-      </w:pPr>
-    </w:p>
-    <w:p>
-      <w:pPr>
-        <w:pStyle w:val="Ttulo1"/>
-      </w:pPr>
-    </w:p>
-    <w:p>
-      <w:pPr>
-        <w:pStyle w:val="Ttulo1"/>
-      </w:pPr>
       <w:bookmarkStart w:id="3" w:name="_Toc200312494"/>
       <w:r>
         <w:t>CAPÍTULO I</w:t>
@@ -3248,12 +3280,6 @@
       <w:r>
         <w:t>CONTEXTUALIZACIÓN DE LA INVESTIGACIÓN</w:t>
       </w:r>
-    </w:p>
-    <w:p>
-      <w:pPr>
-        <w:spacing w:line="278" w:lineRule="auto"/>
-        <w:jc w:val="left"/>
-      </w:pPr>
     </w:p>
     <w:p>
       <w:pPr>
@@ -3348,129 +3374,8 @@
       <w:bookmarkEnd w:id="5"/>
     </w:p>
     <w:p>
-      <w:pPr>
-        <w:rPr>
-          <w:lang w:val="es-ES"/>
-        </w:rPr>
-      </w:pPr>
-      <w:r>
-        <w:rPr>
-          <w:lang w:val="es-ES"/>
-        </w:rPr>
-        <w:t xml:space="preserve">El conocimiento de conceptos básicos de matemáticas en los estudiantes ecuatorianos es bajo, ubicándolos en los últimos puestos del ranking de las pruebas </w:t>
-      </w:r>
-      <w:r>
-        <w:rPr>
-          <w:lang w:val="es-ES"/>
-        </w:rPr>
-        <w:t xml:space="preserve">del </w:t>
-      </w:r>
-      <w:r>
-        <w:rPr>
-          <w:lang w:val="es-ES"/>
-        </w:rPr>
-        <w:t>Programa para la Evaluación Internacional de los Estudiantes</w:t>
-      </w:r>
-      <w:r>
-        <w:rPr>
-          <w:lang w:val="es-ES"/>
-        </w:rPr>
-        <w:t xml:space="preserve"> (PISA)</w:t>
-      </w:r>
-      <w:r>
-        <w:rPr>
-          <w:lang w:val="es-ES"/>
-        </w:rPr>
-        <w:t xml:space="preserve">. </w:t>
-      </w:r>
-      <w:r>
-        <w:rPr>
-          <w:lang w:val="es-ES"/>
-        </w:rPr>
-        <w:t xml:space="preserve">En la última prueba </w:t>
-      </w:r>
-      <w:r>
-        <w:rPr>
-          <w:lang w:val="es-ES"/>
-        </w:rPr>
-        <w:t>Programa para la Evaluación Internacional de los Estudiantes</w:t>
-      </w:r>
-      <w:r>
-        <w:rPr>
-          <w:lang w:val="es-ES"/>
-        </w:rPr>
-        <w:t xml:space="preserve"> </w:t>
-      </w:r>
-      <w:r>
-        <w:rPr>
-          <w:lang w:val="es-ES"/>
-        </w:rPr>
-        <w:t xml:space="preserve">aplicada en Ecuador en 2017, el país obtuvo una puntuación de 377 en matemáticas, muy por debajo del promedio de 490 puntos establecido por la Organización para la Cooperación y el Desarrollo Económico </w:t>
-      </w:r>
-      <w:sdt>
-        <w:sdtPr>
-          <w:rPr>
-            <w:color w:val="000000"/>
-            <w:lang w:val="es-ES"/>
-          </w:rPr>
-          <w:tag w:val="MENDELEY_CITATION_v3_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"/>
-          <w:id w:val="-1067565690"/>
-          <w:placeholder>
-            <w:docPart w:val="BE04783E6D524C4C8586CBFA857DA7B0"/>
-          </w:placeholder>
-        </w:sdtPr>
-        <w:sdtContent>
-          <w:r>
-            <w:rPr>
-              <w:rFonts w:eastAsia="Times New Roman"/>
-              <w:color w:val="000000"/>
-            </w:rPr>
-            <w:t>[6]</w:t>
-          </w:r>
-        </w:sdtContent>
-      </w:sdt>
-      <w:r>
-        <w:rPr>
-          <w:lang w:val="es-ES"/>
-        </w:rPr>
-        <w:t>.</w:t>
-      </w:r>
-    </w:p>
-    <w:p>
-      <w:r>
-        <w:t xml:space="preserve">La inteligencia artificial, debido a su rápido desarrollo y complejidad, ha generado la percepción de ser una tecnología capaz de reemplazar al potencial humano en diversas áreas, lo que puede </w:t>
-      </w:r>
-      <w:r>
-        <w:t>llevar</w:t>
-      </w:r>
-      <w:r>
-        <w:t xml:space="preserve"> a un uso deshumanizante de la misma. Este riesgo aumenta cuando los usuarios, al no comprender plenamente su funcionamiento, tienden a delegar </w:t>
-      </w:r>
-      <w:proofErr w:type="gramStart"/>
-      <w:r>
-        <w:t xml:space="preserve">excesivamente </w:t>
-      </w:r>
-      <w:r>
-        <w:t xml:space="preserve"> sus</w:t>
-      </w:r>
-      <w:proofErr w:type="gramEnd"/>
-      <w:r>
-        <w:t xml:space="preserve"> responsabilidades a</w:t>
-      </w:r>
-      <w:r>
-        <w:t xml:space="preserve"> la </w:t>
-      </w:r>
-      <w:r>
-        <w:t>Inteligencia Artificial</w:t>
-      </w:r>
-      <w:r>
-        <w:t xml:space="preserve">, en lugar de utilizarla como una herramienta para potenciar sus habilidades. Esta problemática es especialmente crítica en la educación, donde la falta de recursos y estrategias innovadoras para integrar la </w:t>
-      </w:r>
-      <w:r>
-        <w:t>Inteligencia Artificial</w:t>
-      </w:r>
-      <w:r>
-        <w:t xml:space="preserve"> como apoyo, y no como sustituto, limita su aprovechamiento para mejorar el aprendizaje y fortalecer las competencias humanas</w:t>
+      <w:r>
+        <w:t>La educación matemática ha demostrado ser una de las áreas más desafiantes para los estudiantes ecuatorianos, situación reflejada en los bajos resultados obtenidos en pruebas internacionales como el Programa para la Evaluación Internacional de los Estudiantes (PISA)</w:t>
       </w:r>
       <w:r>
         <w:t xml:space="preserve"> </w:t>
@@ -3480,63 +3385,8 @@
           <w:rPr>
             <w:color w:val="000000"/>
           </w:rPr>
-          <w:tag w:val="MENDELEY_CITATION_v3_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"/>
-          <w:id w:val="527680454"/>
-          <w:placeholder>
-            <w:docPart w:val="BE04783E6D524C4C8586CBFA857DA7B0"/>
-          </w:placeholder>
-        </w:sdtPr>
-        <w:sdtContent>
-          <w:r>
-            <w:rPr>
-              <w:color w:val="000000"/>
-            </w:rPr>
-            <w:t>[7]</w:t>
-          </w:r>
-        </w:sdtContent>
-      </w:sdt>
-      <w:r>
-        <w:t>.</w:t>
-      </w:r>
-      <w:r>
-        <w:t xml:space="preserve"> </w:t>
-      </w:r>
-    </w:p>
-    <w:p>
-      <w:r>
-        <w:rPr>
-          <w:b/>
-          <w:bCs/>
-        </w:rPr>
-        <w:t>Diagnóstico</w:t>
-      </w:r>
-    </w:p>
-    <w:p>
-      <w:r>
-        <w:t xml:space="preserve">El desempeño en matemáticas de los estudiantes ecuatorianos ha sido una preocupación constante </w:t>
-      </w:r>
-      <w:r>
-        <w:t>que no debe ser desestimada</w:t>
-      </w:r>
-      <w:r>
-        <w:t xml:space="preserve">, </w:t>
-      </w:r>
-      <w:r>
-        <w:t>ya</w:t>
-      </w:r>
-      <w:r>
-        <w:t xml:space="preserve"> que limita su capacidad para desenvolverse eficazmente en esta disciplina. Estas dificultades no solo afectan su rendimiento académico actual, sino que también inciden en su preparación para niveles educativos superiores y en su competitividad dentro de un entorno globalizado</w:t>
-      </w:r>
-      <w:r>
-        <w:t xml:space="preserve"> </w:t>
-      </w:r>
-      <w:sdt>
-        <w:sdtPr>
-          <w:rPr>
-            <w:color w:val="000000"/>
-          </w:rPr>
-          <w:tag w:val="MENDELEY_CITATION_v3_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"/>
-          <w:id w:val="1790468597"/>
+          <w:tag w:val="MENDELEY_CITATION_v3_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"/>
+          <w:id w:val="563988320"/>
           <w:placeholder>
             <w:docPart w:val="DefaultPlaceholder_-1854013440"/>
           </w:placeholder>
@@ -3551,23 +3401,112 @@
         </w:sdtContent>
       </w:sdt>
       <w:r>
-        <w:t>.</w:t>
-      </w:r>
-    </w:p>
-    <w:p>
-      <w:r>
-        <w:t>Esta brecha evidencia deficiencias en la enseñanza de conceptos fundamentales, así como la falta de herramientas pedagógicas modernas y accesibles para complementar la labor docente</w:t>
-      </w:r>
-      <w:r>
-        <w:t>. Además, las limitaciones en recursos tecnológicos y metodologías personalizadas agravan la situación, dejando a muchos estudiantes sin la oportunidad de desarrollar habilidades matemáticas clave para su desarrollo académico y personal.</w:t>
-      </w:r>
-    </w:p>
-    <w:p>
-      <w:r>
+        <w:t>. Este rendimiento insuficiente, especialmente en educación básica superior, genera dificultades para comprender conceptos esenciales, afectando negativamente el desarrollo académico.</w:t>
+      </w:r>
+    </w:p>
+    <w:p>
+      <w:r>
+        <w:t>Este bajo rendimiento se debe, en parte, a la falta de recursos pedagógicos adecuados</w:t>
+      </w:r>
+      <w:r>
+        <w:t xml:space="preserve"> para que </w:t>
+      </w:r>
+      <w:r>
+        <w:t xml:space="preserve">los docentes </w:t>
+      </w:r>
+      <w:r>
+        <w:t>puedan</w:t>
+      </w:r>
+      <w:r>
+        <w:t xml:space="preserve"> incorporar tecnologías educativas avanzadas en el aula. A pesar de la creciente disponibilidad de herramientas digitales, muchos docentes aún no tienen acceso a soluciones efectivas que se adapten a las necesidades individuales de los estudiantes.</w:t>
+      </w:r>
+    </w:p>
+    <w:p>
+      <w:r>
+        <w:t>Ante este panorama, la inteligencia artificial generativa se presenta como una posible solución para mejorar la enseñanza de la trigonometría. Esta tecnología permite personalizar el aprendizaje, adaptando contenidos y brindando retroalimentación inmediata, lo cual puede incrementar considerablemente la comprensión y la adquisición de competencias matemáticas en los estudiantes.</w:t>
+      </w:r>
+    </w:p>
+    <w:p>
+      <w:r>
+        <w:t>Sin embargo, la principal dificultad para aprovechar esta tecnología radica en la ausencia de un modelo cualitativo estructurado y accesible para la integración efectiva de inteligencia artificial generativa en herramientas educativas. Esto limita la creación de interfaces amigables que ofrezcan un aprendizaje verdaderamente adaptativo, personalizado y que complementen eficientemente la labor docente.</w:t>
+      </w:r>
+    </w:p>
+    <w:p>
+      <w:r>
+        <w:t>Por consiguiente, el problema central que esta investigación aborda es la falta de un modelo cualitativo claramente definido que sirva como referencia para integrar inteligencia artificial generativa en el desarrollo de software educativo orientado a la enseñanza y práctica de la trigonometría en estudiantes de educación básica superior.</w:t>
+      </w:r>
+    </w:p>
+    <w:p>
+      <w:pPr>
         <w:rPr>
           <w:b/>
           <w:bCs/>
         </w:rPr>
+      </w:pPr>
+      <w:r>
+        <w:rPr>
+          <w:b/>
+          <w:bCs/>
+        </w:rPr>
+        <w:t>Diagnóstico</w:t>
+      </w:r>
+    </w:p>
+    <w:p>
+      <w:r>
+        <w:t xml:space="preserve">El bajo rendimiento en matemáticas de los estudiantes ecuatorianos sigue siendo una problemática relevante, particularmente en áreas como la trigonometría. A pesar de los esfuerzos por mejorar la calidad educativa, los resultados en pruebas internacionales como PISA evidencian deficiencias significativas en la comprensión de conceptos matemáticos </w:t>
+      </w:r>
+      <w:r>
+        <w:lastRenderedPageBreak/>
+        <w:t>fundamentales. Esta brecha afecta no solo el desarrollo académico de los estudiantes, sino también su preparación para afrontar estudios superiores y competir en un entorno globalizado.</w:t>
+      </w:r>
+    </w:p>
+    <w:p>
+      <w:r>
+        <w:t xml:space="preserve">La falta de recursos pedagógicos adecuados y </w:t>
+      </w:r>
+      <w:r>
+        <w:t>el</w:t>
+      </w:r>
+      <w:r>
+        <w:t xml:space="preserve"> limitad</w:t>
+      </w:r>
+      <w:r>
+        <w:t xml:space="preserve">o acceso a las tecnologías emergentes por parte de los docentes, </w:t>
+      </w:r>
+      <w:r>
+        <w:t>contribuyen a este rezago.</w:t>
+      </w:r>
+      <w:r>
+        <w:t xml:space="preserve"> Hace falta </w:t>
+      </w:r>
+      <w:r>
+        <w:t xml:space="preserve">herramientas digitales </w:t>
+      </w:r>
+      <w:r>
+        <w:t>que integren la inteligencia artificial generativa</w:t>
+      </w:r>
+      <w:r>
+        <w:t xml:space="preserve"> en</w:t>
+      </w:r>
+      <w:r>
+        <w:t xml:space="preserve"> las</w:t>
+      </w:r>
+      <w:r>
+        <w:t xml:space="preserve"> prácticas de enseñanza, </w:t>
+      </w:r>
+      <w:r>
+        <w:t xml:space="preserve">su carencia </w:t>
+      </w:r>
+      <w:r>
+        <w:t>limita las oportunidades de aprendizaje personalizado y adaptativo para los estudiantes. La necesidad de innovar en el uso de estas tecnologías se hace cada vez más urgente.</w:t>
+      </w:r>
+    </w:p>
+    <w:p>
+      <w:r>
+        <w:rPr>
+          <w:b/>
+          <w:bCs/>
+        </w:rPr>
         <w:t>Pronóstico</w:t>
       </w:r>
       <w:r>
@@ -3576,58 +3515,20 @@
     </w:p>
     <w:p>
       <w:r>
-        <w:t xml:space="preserve">Si el sector educativo </w:t>
-      </w:r>
-      <w:r>
-        <w:t>no se pone al día, o no se actualiza con las tecnologías y herramientas modernas</w:t>
-      </w:r>
-      <w:r>
-        <w:t xml:space="preserve">, se corre el riesgo de dar origen a generaciones menos competentes </w:t>
-      </w:r>
-      <w:r>
-        <w:t xml:space="preserve">con el resto del </w:t>
-      </w:r>
-      <w:r>
-        <w:lastRenderedPageBreak/>
-        <w:t>mundo</w:t>
-      </w:r>
-      <w:r>
-        <w:t xml:space="preserve">. </w:t>
-      </w:r>
-      <w:r>
-        <w:t xml:space="preserve">Lo que también repercute en el incremento de </w:t>
-      </w:r>
-      <w:r>
-        <w:t xml:space="preserve">la tasa de abandono escolar afectando </w:t>
-      </w:r>
-      <w:r>
-        <w:t>en el desarrollo equilibrado las futuras generaciones</w:t>
-      </w:r>
-      <w:r>
-        <w:t>.</w:t>
-      </w:r>
-      <w:r>
-        <w:t xml:space="preserve"> </w:t>
-      </w:r>
-      <w:r>
-        <w:t xml:space="preserve">Esto podría derivar en serias dificultades </w:t>
-      </w:r>
-      <w:r>
-        <w:t xml:space="preserve">para los nuevos profesionales, </w:t>
-      </w:r>
-      <w:r>
-        <w:t xml:space="preserve">al </w:t>
-      </w:r>
-      <w:r>
-        <w:t xml:space="preserve">momento de ingresar al sistema laboral. </w:t>
-      </w:r>
-    </w:p>
-    <w:p>
-      <w:r>
-        <w:t>Además, esta falta de preparación generará una brecha aún mayor a nivel internacional, limitando las oportunidades de los estudiantes para acceder a programas de educación en el extranjero y afectando su competitividad tanto académica como laboral. En un mundo cada vez más globalizado y competitivo, la incapacidad de dominar conceptos fundamentales como trigonometría podría excluir a los estudiantes ecuatorianos de oportunidades estratégicas, perpetuando desigualdades educativas y sociales. Este fenómeno no solo impacta a nivel individual, sino que contribuye al desempleo y al subempleo, acentuando ciclos de pobreza y marginación que afectan negativamente al progreso del país.</w:t>
-      </w:r>
-    </w:p>
-    <w:p/>
+        <w:t xml:space="preserve">Si la educación en Ecuador no adopta tecnologías </w:t>
+      </w:r>
+      <w:r>
+        <w:t>emergentes,</w:t>
+      </w:r>
+      <w:r>
+        <w:t xml:space="preserve"> como la inteligencia artificial generativa, se prevé que el rendimiento en matemáticas seguirá siendo bajo, especialmente en trigonometría. Este rezago afectaría la preparación de los estudiantes para niveles educativos superiores, reduciendo sus oportunidades tanto académicas como laborales en un mundo globalizado.</w:t>
+      </w:r>
+    </w:p>
+    <w:p>
+      <w:r>
+        <w:t>En cambio, si se implementan soluciones tecnológicas que personalicen el aprendizaje, se espera una mejora considerable en la comprensión de conceptos clave como la trigonometría. Esta integración no solo optimizaría el aprendizaje, sino que también podría reducir las brechas educativas, proporcionando a los estudiantes las herramientas necesarias para competir en un entorno académico y profesional cada vez más exigente.</w:t>
+      </w:r>
+    </w:p>
     <w:p>
       <w:pPr>
         <w:pStyle w:val="Ttulo2"/>
@@ -3660,16 +3561,7 @@
         <w:t>¿</w:t>
       </w:r>
       <w:r>
-        <w:rPr>
-          <w:lang w:val="es-ES"/>
-        </w:rPr>
-        <w:t>Qué aceptación tiene el modelo en el diseño de software en la enseñanza de matemática pese a la ausencia de</w:t>
-      </w:r>
-      <w:r>
-        <w:rPr>
-          <w:lang w:val="es-ES"/>
-        </w:rPr>
-        <w:t xml:space="preserve"> un enfoque estructurado en la integración de inteligencia artificial generativa en estos entornos</w:t>
+        <w:t>Cómo se puede formular un modelo cualitativo que sirva de referencia para la construcción de software educativo enfocado en la práctica de trigonometría, utilizando inteligencia artificial generativa, en estudiantes de educación básica superior</w:t>
       </w:r>
       <w:r>
         <w:rPr>
@@ -3710,10 +3602,10 @@
         <w:t>¿</w:t>
       </w:r>
       <w:r>
-        <w:rPr>
-          <w:lang w:val="es-ES"/>
-        </w:rPr>
-        <w:t>Qué dificultades enfrentan los desarrolladores y educadores al intentar integrar inteligencia artificial generativa en software educativo sin un modelo de referencia estructurado</w:t>
+        <w:t>Cómo</w:t>
+      </w:r>
+      <w:r>
+        <w:t xml:space="preserve"> se puede estructurar un modelo que guíe la incorporación de la Interfaz de Programación de Aplicaciones (API) de inteligencia artificial generativa en el diseño de software educativo personalizado</w:t>
       </w:r>
       <w:r>
         <w:rPr>
@@ -3737,13 +3629,10 @@
         <w:t>¿</w:t>
       </w:r>
       <w:r>
-        <w:t xml:space="preserve">Cuáles son los principales desafíos en el diseño de una aplicación web que facilite el aprendizaje de trigonometría, considerando la accesibilidad, la interacción con los estudiantes y la integración de </w:t>
-      </w:r>
-      <w:r>
-        <w:t>Inteligencia Artificial</w:t>
-      </w:r>
-      <w:r>
-        <w:t xml:space="preserve"> generativa</w:t>
+        <w:t>Cómo</w:t>
+      </w:r>
+      <w:r>
+        <w:t xml:space="preserve"> se puede desarrollar una aplicación web que facilite la práctica de conceptos básicos de trigonometría para los estudiantes mediante inteligencia artificial generativa</w:t>
       </w:r>
       <w:r>
         <w:t>?</w:t>
@@ -3764,13 +3653,7 @@
         <w:t>¿</w:t>
       </w:r>
       <w:r>
-        <w:t xml:space="preserve">Cómo perciben los estudiantes y docentes la usabilidad de una herramienta basada en </w:t>
-      </w:r>
-      <w:r>
-        <w:t>Inteligencia Artificial</w:t>
-      </w:r>
-      <w:r>
-        <w:t xml:space="preserve"> generativa para la enseñanza de trigonometría</w:t>
+        <w:t>Cómo se puede evaluar la efectividad y usabilidad de la aplicación web desarrollada para la enseñanza de trigonometría</w:t>
       </w:r>
       <w:r>
         <w:t>?</w:t>
@@ -3786,6 +3669,7 @@
       </w:pPr>
       <w:bookmarkStart w:id="8" w:name="_Toc200312499"/>
       <w:r>
+        <w:lastRenderedPageBreak/>
         <w:t>OBJETIVOS</w:t>
       </w:r>
       <w:bookmarkEnd w:id="8"/>
@@ -3831,7 +3715,6 @@
       <w:bookmarkStart w:id="11" w:name="_Toc200312501"/>
       <w:bookmarkEnd w:id="10"/>
       <w:r>
-        <w:lastRenderedPageBreak/>
         <w:t>Objetivos Específicos:</w:t>
       </w:r>
       <w:bookmarkEnd w:id="11"/>
@@ -3936,6 +3819,7 @@
     </w:p>
     <w:p>
       <w:r>
+        <w:lastRenderedPageBreak/>
         <w:t xml:space="preserve">En el ámbito académico, esta investigación contribuye al desarrollo de un modelo cualitativo que puede servir como referencia para integrar la Inteligencia Artificial generativa en la educación. </w:t>
       </w:r>
       <w:r>
@@ -4012,9 +3896,6 @@
         <w:t>FUNDAMENTACIÓN TEÓRICA DE LA INVESTIGACIÓN</w:t>
       </w:r>
     </w:p>
-    <w:p/>
-    <w:p/>
-    <w:p/>
     <w:p/>
     <w:p/>
     <w:p/>
@@ -4149,7 +4030,7 @@
           <w:rPr>
             <w:color w:val="000000"/>
           </w:rPr>
-          <w:tag w:val="MENDELEY_CITATION_v3_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"/>
+          <w:tag w:val="MENDELEY_CITATION_v3_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"/>
           <w:id w:val="141173231"/>
           <w:placeholder>
             <w:docPart w:val="BDE5976843684BE1BB285DED179C77C6"/>
@@ -4160,7 +4041,7 @@
             <w:rPr>
               <w:color w:val="000000"/>
             </w:rPr>
-            <w:t>[8]</w:t>
+            <w:t>[7]</w:t>
           </w:r>
         </w:sdtContent>
       </w:sdt>
@@ -4230,7 +4111,7 @@
           <w:rPr>
             <w:color w:val="000000"/>
           </w:rPr>
-          <w:tag w:val="MENDELEY_CITATION_v3_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"/>
+          <w:tag w:val="MENDELEY_CITATION_v3_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"/>
           <w:id w:val="114492950"/>
           <w:placeholder>
             <w:docPart w:val="C0AB5365BBA847E894C341F98CBD8BD1"/>
@@ -4241,7 +4122,7 @@
             <w:rPr>
               <w:color w:val="000000"/>
             </w:rPr>
-            <w:t>[9]</w:t>
+            <w:t>[8]</w:t>
           </w:r>
         </w:sdtContent>
       </w:sdt>
@@ -4744,7 +4625,7 @@
           <w:rPr>
             <w:color w:val="000000"/>
           </w:rPr>
-          <w:tag w:val="MENDELEY_CITATION_v3_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"/>
+          <w:tag w:val="MENDELEY_CITATION_v3_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"/>
           <w:id w:val="240685609"/>
           <w:placeholder>
             <w:docPart w:val="DefaultPlaceholder_-1854013440"/>
@@ -4755,7 +4636,7 @@
             <w:rPr>
               <w:color w:val="000000"/>
             </w:rPr>
-            <w:t>[10]</w:t>
+            <w:t>[9]</w:t>
           </w:r>
           <w:proofErr w:type="spellStart"/>
         </w:sdtContent>
@@ -5350,7 +5231,7 @@
             <w:autoSpaceDE w:val="0"/>
             <w:autoSpaceDN w:val="0"/>
             <w:ind w:hanging="640"/>
-            <w:divId w:val="914048373"/>
+            <w:divId w:val="542523843"/>
             <w:rPr>
               <w:rFonts w:eastAsia="Times New Roman"/>
               <w:kern w:val="0"/>
@@ -5371,7 +5252,23 @@
               <w:lang w:val="en-US"/>
             </w:rPr>
             <w:tab/>
-            <w:t>A. S. George, “Artificial Intelligence and the Future of Work: Job Shifting Not Job Loss,” 2024, doi: 10.5281/zenodo.10936490.</w:t>
+            <w:t xml:space="preserve">A. S. George, “Artificial Intelligence and the Future of Work: Job Shifting Not Job Loss,” 2024, </w:t>
+          </w:r>
+          <w:proofErr w:type="spellStart"/>
+          <w:r>
+            <w:rPr>
+              <w:rFonts w:eastAsia="Times New Roman"/>
+              <w:lang w:val="en-US"/>
+            </w:rPr>
+            <w:t>doi</w:t>
+          </w:r>
+          <w:proofErr w:type="spellEnd"/>
+          <w:r>
+            <w:rPr>
+              <w:rFonts w:eastAsia="Times New Roman"/>
+              <w:lang w:val="en-US"/>
+            </w:rPr>
+            <w:t>: 10.5281/zenodo.10936490.</w:t>
           </w:r>
         </w:p>
         <w:p>
@@ -5379,7 +5276,7 @@
             <w:autoSpaceDE w:val="0"/>
             <w:autoSpaceDN w:val="0"/>
             <w:ind w:hanging="640"/>
-            <w:divId w:val="899560834"/>
+            <w:divId w:val="2092584470"/>
             <w:rPr>
               <w:rFonts w:eastAsia="Times New Roman"/>
               <w:lang w:val="en-US"/>
@@ -5398,7 +5295,23 @@
               <w:lang w:val="en-US"/>
             </w:rPr>
             <w:tab/>
-            <w:t>K. I. Roumeliotis, N. D. Tselikas, and D. K. Nasiopoulos, “DeepSeek and GPT Fall Behind: Claude Leads in Zero-Shot Consumer Complaints Classification,” Feb. 10, 2025. doi: 10.20944/preprints</w:t>
+            <w:t xml:space="preserve">K. I. Roumeliotis, N. D. Tselikas, and D. K. Nasiopoulos, “DeepSeek and GPT Fall Behind: Claude Leads in Zero-Shot Consumer Complaints Classification,” Feb. 10, 2025. </w:t>
+          </w:r>
+          <w:proofErr w:type="spellStart"/>
+          <w:r>
+            <w:rPr>
+              <w:rFonts w:eastAsia="Times New Roman"/>
+              <w:lang w:val="en-US"/>
+            </w:rPr>
+            <w:t>doi</w:t>
+          </w:r>
+          <w:proofErr w:type="spellEnd"/>
+          <w:r>
+            <w:rPr>
+              <w:rFonts w:eastAsia="Times New Roman"/>
+              <w:lang w:val="en-US"/>
+            </w:rPr>
+            <w:t>: 10.20944/preprints</w:t>
           </w:r>
           <w:proofErr w:type="gramStart"/>
           <w:r>
@@ -5422,7 +5335,7 @@
             <w:autoSpaceDE w:val="0"/>
             <w:autoSpaceDN w:val="0"/>
             <w:ind w:hanging="640"/>
-            <w:divId w:val="888881041"/>
+            <w:divId w:val="980188381"/>
             <w:rPr>
               <w:rFonts w:eastAsia="Times New Roman"/>
             </w:rPr>
@@ -5518,7 +5431,7 @@
             <w:autoSpaceDE w:val="0"/>
             <w:autoSpaceDN w:val="0"/>
             <w:ind w:hanging="640"/>
-            <w:divId w:val="1483891344"/>
+            <w:divId w:val="1724131612"/>
             <w:rPr>
               <w:rFonts w:eastAsia="Times New Roman"/>
               <w:lang w:val="en-US"/>
@@ -5662,7 +5575,7 @@
             <w:autoSpaceDE w:val="0"/>
             <w:autoSpaceDN w:val="0"/>
             <w:ind w:hanging="640"/>
-            <w:divId w:val="1358046632"/>
+            <w:divId w:val="592055695"/>
             <w:rPr>
               <w:rFonts w:eastAsia="Times New Roman"/>
               <w:lang w:val="en-US"/>
@@ -5681,7 +5594,23 @@
               <w:lang w:val="en-US"/>
             </w:rPr>
             <w:tab/>
-            <w:t xml:space="preserve">Ş. Gökçearslan, C. Tosun, and Z. G. Erdemir, “Benefits, Challenges, and Methods of Artificial Intelligence (AI) Chatbots in Education: A Systematic Literature Review,” </w:t>
+            <w:t xml:space="preserve">Ş. </w:t>
+          </w:r>
+          <w:proofErr w:type="spellStart"/>
+          <w:r>
+            <w:rPr>
+              <w:rFonts w:eastAsia="Times New Roman"/>
+              <w:lang w:val="en-US"/>
+            </w:rPr>
+            <w:t>Gökçearslan</w:t>
+          </w:r>
+          <w:proofErr w:type="spellEnd"/>
+          <w:r>
+            <w:rPr>
+              <w:rFonts w:eastAsia="Times New Roman"/>
+              <w:lang w:val="en-US"/>
+            </w:rPr>
+            <w:t xml:space="preserve">, C. Tosun, and Z. G. Erdemir, “Benefits, Challenges, and Methods of Artificial Intelligence (AI) Chatbots in Education: A Systematic Literature Review,” </w:t>
           </w:r>
           <w:r>
             <w:rPr>
@@ -5697,7 +5626,23 @@
               <w:rFonts w:eastAsia="Times New Roman"/>
               <w:lang w:val="en-US"/>
             </w:rPr>
-            <w:t>, vol. 7, no. 1, pp. 19–39, Feb. 2024, doi: 10.46328/ijte.600.</w:t>
+            <w:t xml:space="preserve">, vol. 7, no. 1, pp. 19–39, Feb. 2024, </w:t>
+          </w:r>
+          <w:proofErr w:type="spellStart"/>
+          <w:r>
+            <w:rPr>
+              <w:rFonts w:eastAsia="Times New Roman"/>
+              <w:lang w:val="en-US"/>
+            </w:rPr>
+            <w:t>doi</w:t>
+          </w:r>
+          <w:proofErr w:type="spellEnd"/>
+          <w:r>
+            <w:rPr>
+              <w:rFonts w:eastAsia="Times New Roman"/>
+              <w:lang w:val="en-US"/>
+            </w:rPr>
+            <w:t>: 10.46328/ijte.600.</w:t>
           </w:r>
         </w:p>
         <w:p>
@@ -5705,7 +5650,7 @@
             <w:autoSpaceDE w:val="0"/>
             <w:autoSpaceDN w:val="0"/>
             <w:ind w:hanging="640"/>
-            <w:divId w:val="310476787"/>
+            <w:divId w:val="1958102393"/>
             <w:rPr>
               <w:rFonts w:eastAsia="Times New Roman"/>
               <w:lang w:val="en-US"/>
@@ -5750,7 +5695,7 @@
             <w:autoSpaceDE w:val="0"/>
             <w:autoSpaceDN w:val="0"/>
             <w:ind w:hanging="640"/>
-            <w:divId w:val="2145848835"/>
+            <w:divId w:val="426072699"/>
             <w:rPr>
               <w:rFonts w:eastAsia="Times New Roman"/>
             </w:rPr>
@@ -5760,100 +5705,6 @@
               <w:rFonts w:eastAsia="Times New Roman"/>
             </w:rPr>
             <w:t>[7]</w:t>
-          </w:r>
-          <w:r>
-            <w:rPr>
-              <w:rFonts w:eastAsia="Times New Roman"/>
-            </w:rPr>
-            <w:tab/>
-            <w:t xml:space="preserve">R. I. Torres Cadillo, “Los </w:t>
-          </w:r>
-          <w:proofErr w:type="spellStart"/>
-          <w:r>
-            <w:rPr>
-              <w:rFonts w:eastAsia="Times New Roman"/>
-            </w:rPr>
-            <w:t>Los</w:t>
-          </w:r>
-          <w:proofErr w:type="spellEnd"/>
-          <w:r>
-            <w:rPr>
-              <w:rFonts w:eastAsia="Times New Roman"/>
-            </w:rPr>
-            <w:t xml:space="preserve"> riesgos y los desafíos que enfrentan los trabajadores frente al uso de la inteligencia artificial en el trabajo,” </w:t>
-          </w:r>
-          <w:r>
-            <w:rPr>
-              <w:rFonts w:eastAsia="Times New Roman"/>
-              <w:i/>
-              <w:iCs/>
-            </w:rPr>
-            <w:t>Revista de Derecho Procesal del Trabajo</w:t>
-          </w:r>
-          <w:r>
-            <w:rPr>
-              <w:rFonts w:eastAsia="Times New Roman"/>
-            </w:rPr>
-            <w:t xml:space="preserve">, vol. 6, no. 7, pp. 289–313, </w:t>
-          </w:r>
-          <w:proofErr w:type="gramStart"/>
-          <w:r>
-            <w:rPr>
-              <w:rFonts w:eastAsia="Times New Roman"/>
-            </w:rPr>
-            <w:t>Jun.</w:t>
-          </w:r>
-          <w:proofErr w:type="gramEnd"/>
-          <w:r>
-            <w:rPr>
-              <w:rFonts w:eastAsia="Times New Roman"/>
-            </w:rPr>
-            <w:t xml:space="preserve"> 2023, </w:t>
-          </w:r>
-          <w:proofErr w:type="spellStart"/>
-          <w:r>
-            <w:rPr>
-              <w:rFonts w:eastAsia="Times New Roman"/>
-            </w:rPr>
-            <w:t>doi</w:t>
-          </w:r>
-          <w:proofErr w:type="spellEnd"/>
-          <w:r>
-            <w:rPr>
-              <w:rFonts w:eastAsia="Times New Roman"/>
-            </w:rPr>
-            <w:t>: 10.47308/</w:t>
-          </w:r>
-          <w:proofErr w:type="gramStart"/>
-          <w:r>
-            <w:rPr>
-              <w:rFonts w:eastAsia="Times New Roman"/>
-            </w:rPr>
-            <w:t>rdpt.v</w:t>
-          </w:r>
-          <w:proofErr w:type="gramEnd"/>
-          <w:r>
-            <w:rPr>
-              <w:rFonts w:eastAsia="Times New Roman"/>
-            </w:rPr>
-            <w:t>6i7.778.</w:t>
-          </w:r>
-        </w:p>
-        <w:p>
-          <w:pPr>
-            <w:autoSpaceDE w:val="0"/>
-            <w:autoSpaceDN w:val="0"/>
-            <w:ind w:hanging="640"/>
-            <w:divId w:val="248851257"/>
-            <w:rPr>
-              <w:rFonts w:eastAsia="Times New Roman"/>
-            </w:rPr>
-          </w:pPr>
-          <w:r>
-            <w:rPr>
-              <w:rFonts w:eastAsia="Times New Roman"/>
-            </w:rPr>
-            <w:t>[8]</w:t>
           </w:r>
           <w:r>
             <w:rPr>
@@ -5938,7 +5789,7 @@
             <w:autoSpaceDE w:val="0"/>
             <w:autoSpaceDN w:val="0"/>
             <w:ind w:hanging="640"/>
-            <w:divId w:val="1836064757"/>
+            <w:divId w:val="78449147"/>
             <w:rPr>
               <w:rFonts w:eastAsia="Times New Roman"/>
             </w:rPr>
@@ -5947,7 +5798,7 @@
             <w:rPr>
               <w:rFonts w:eastAsia="Times New Roman"/>
             </w:rPr>
-            <w:t>[9]</w:t>
+            <w:t>[8]</w:t>
           </w:r>
           <w:r>
             <w:rPr>
@@ -6020,7 +5871,7 @@
             <w:autoSpaceDE w:val="0"/>
             <w:autoSpaceDN w:val="0"/>
             <w:ind w:hanging="640"/>
-            <w:divId w:val="1569922379"/>
+            <w:divId w:val="613561291"/>
             <w:rPr>
               <w:rFonts w:eastAsia="Times New Roman"/>
               <w:lang w:val="en-US"/>
@@ -6031,8 +5882,7 @@
               <w:rFonts w:eastAsia="Times New Roman"/>
               <w:lang w:val="en-US"/>
             </w:rPr>
-            <w:lastRenderedPageBreak/>
-            <w:t>[10]</w:t>
+            <w:t>[9]</w:t>
           </w:r>
           <w:r>
             <w:rPr>
@@ -6040,7 +5890,39 @@
               <w:lang w:val="en-US"/>
             </w:rPr>
             <w:tab/>
-            <w:t xml:space="preserve">B. Faghih, M. Reza Azadehfar, and S. D. Katebi, “User Interface Design for E-Learning Software,” </w:t>
+            <w:t xml:space="preserve">B. Faghih, M. Reza </w:t>
+          </w:r>
+          <w:proofErr w:type="spellStart"/>
+          <w:r>
+            <w:rPr>
+              <w:rFonts w:eastAsia="Times New Roman"/>
+              <w:lang w:val="en-US"/>
+            </w:rPr>
+            <w:t>Azadehfar</w:t>
+          </w:r>
+          <w:proofErr w:type="spellEnd"/>
+          <w:r>
+            <w:rPr>
+              <w:rFonts w:eastAsia="Times New Roman"/>
+              <w:lang w:val="en-US"/>
+            </w:rPr>
+            <w:t xml:space="preserve">, and S. D. </w:t>
+          </w:r>
+          <w:proofErr w:type="spellStart"/>
+          <w:r>
+            <w:rPr>
+              <w:rFonts w:eastAsia="Times New Roman"/>
+              <w:lang w:val="en-US"/>
+            </w:rPr>
+            <w:t>Katebi</w:t>
+          </w:r>
+          <w:proofErr w:type="spellEnd"/>
+          <w:r>
+            <w:rPr>
+              <w:rFonts w:eastAsia="Times New Roman"/>
+              <w:lang w:val="en-US"/>
+            </w:rPr>
+            <w:t xml:space="preserve">, “User Interface Design for E-Learning Software,” </w:t>
           </w:r>
           <w:r>
             <w:rPr>
@@ -6056,7 +5938,23 @@
               <w:rFonts w:eastAsia="Times New Roman"/>
               <w:lang w:val="en-US"/>
             </w:rPr>
-            <w:t>, vol. 3, no. 3, 2013, doi: 10.7321/</w:t>
+            <w:t xml:space="preserve">, vol. 3, no. 3, 2013, </w:t>
+          </w:r>
+          <w:proofErr w:type="spellStart"/>
+          <w:r>
+            <w:rPr>
+              <w:rFonts w:eastAsia="Times New Roman"/>
+              <w:lang w:val="en-US"/>
+            </w:rPr>
+            <w:t>doi</w:t>
+          </w:r>
+          <w:proofErr w:type="spellEnd"/>
+          <w:r>
+            <w:rPr>
+              <w:rFonts w:eastAsia="Times New Roman"/>
+              <w:lang w:val="en-US"/>
+            </w:rPr>
+            <w:t>: 10.7321/</w:t>
           </w:r>
           <w:proofErr w:type="gramStart"/>
           <w:r>
@@ -6086,6 +5984,7 @@
               <w:rFonts w:eastAsia="Times New Roman"/>
               <w:lang w:val="en-US"/>
             </w:rPr>
+            <w:lastRenderedPageBreak/>
             <w:t> </w:t>
           </w:r>
         </w:p>
@@ -9456,7 +9355,6 @@
   <w:style w:type="character" w:default="1" w:styleId="Fuentedeprrafopredeter">
     <w:name w:val="Default Paragraph Font"/>
     <w:uiPriority w:val="1"/>
-    <w:semiHidden/>
     <w:unhideWhenUsed/>
   </w:style>
   <w:style w:type="table" w:default="1" w:styleId="Tablanormal">
@@ -10041,35 +9939,6 @@
   <w:docParts>
     <w:docPart>
       <w:docPartPr>
-        <w:name w:val="BE04783E6D524C4C8586CBFA857DA7B0"/>
-        <w:category>
-          <w:name w:val="General"/>
-          <w:gallery w:val="placeholder"/>
-        </w:category>
-        <w:types>
-          <w:type w:val="bbPlcHdr"/>
-        </w:types>
-        <w:behaviors>
-          <w:behavior w:val="content"/>
-        </w:behaviors>
-        <w:guid w:val="{1C82C467-D413-4C72-B5FC-F335D3CF7F76}"/>
-      </w:docPartPr>
-      <w:docPartBody>
-        <w:p>
-          <w:pPr>
-            <w:pStyle w:val="BE04783E6D524C4C8586CBFA857DA7B0"/>
-          </w:pPr>
-          <w:r>
-            <w:rPr>
-              <w:rStyle w:val="Textodelmarcadordeposicin"/>
-            </w:rPr>
-            <w:t>Haga clic o pulse aquí para escribir texto.</w:t>
-          </w:r>
-        </w:p>
-      </w:docPartBody>
-    </w:docPart>
-    <w:docPart>
-      <w:docPartPr>
         <w:name w:val="DefaultPlaceholder_-1854013440"/>
         <w:category>
           <w:name w:val="General"/>
@@ -10256,6 +10125,7 @@
     <w:rsid w:val="005C05DE"/>
     <w:rsid w:val="005C23BD"/>
     <w:rsid w:val="005D6A70"/>
+    <w:rsid w:val="00646B67"/>
     <w:rsid w:val="006474A2"/>
     <w:rsid w:val="00666F13"/>
     <w:rsid w:val="006B61A9"/>
@@ -10289,6 +10159,7 @@
     <w:rsid w:val="00C8222C"/>
     <w:rsid w:val="00CA16CC"/>
     <w:rsid w:val="00D3193C"/>
+    <w:rsid w:val="00D6792E"/>
     <w:rsid w:val="00D8324C"/>
     <w:rsid w:val="00DA144E"/>
     <w:rsid w:val="00DB5027"/>
@@ -11109,7 +10980,7 @@
     <we:reference id="WA104382081" version="1.55.1.0" store="es-ES" storeType="OMEX"/>
   </we:alternateReferences>
   <we:properties>
-    <we:property name="MENDELEY_CITATIONS" value="[{&quot;citationID&quot;:&quot;MENDELEY_CITATION_f28c964d-17bc-458d-a527-1c1e9395ce36&quot;,&quot;properties&quot;:{&quot;noteIndex&quot;:0},&quot;isEdited&quot;:false,&quot;manualOverride&quot;:{&quot;isManuallyOverridden&quot;:false,&quot;citeprocText&quot;:&quot;[1]&quot;,&quot;manualOverrideText&quot;:&quot;&quot;},&quot;citationTag&quot;:&quot;MENDELEY_CITATION_v3_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&quot;,&quot;citationItems&quot;:[{&quot;id&quot;:&quot;c25252e4-a07b-3e36-a85f-416432921fd5&quot;,&quot;itemData&quot;:{&quot;type&quot;:&quot;article-journal&quot;,&quot;id&quot;:&quot;c25252e4-a07b-3e36-a85f-416432921fd5&quot;,&quot;title&quot;:&quot;Artificial Intelligence and the Future of Work: Job Shifting Not Job Loss&quot;,&quot;author&quot;:[{&quot;family&quot;:&quot;George&quot;,&quot;given&quot;:&quot;A Shaji&quot;,&quot;parse-names&quot;:false,&quot;dropping-particle&quot;:&quot;&quot;,&quot;non-dropping-particle&quot;:&quot;&quot;}],&quot;DOI&quot;:&quot;10.5281/zenodo.10936490&quot;,&quot;URL&quot;:&quot;www.puirp.com&quot;,&quot;issued&quot;:{&quot;date-parts&quot;:[[2024]]},&quot;abstract&quot;:&quot;As artificial intelligence (AI) and automation technologies advance fast, substantial discussion remains about their influence on jobs and employment. Some expect enormous job losses and structural unemployment as computers and algorithms replace human workers in a variety of industries. However, the prevailing scholarly viewpoint is that, while AI will revolutionize work, it will not result in long-term job losses. AI is projected to have a net impact of job shifting rather than job loss by increasing productivity, accelerating economic growth, changing the structure of jobs, and allowing sectoral employment transitions. Detailed productivity evaluations show a strong correlation between productivity gains and net job creation. A 2022 meta-analysis of 127 papers indicated that productivity increases consistently improve employment and wages. Additional crosscountry data from the OECD shows this association across a wide range of industrialized and emerging countries. Meanwhile, long-term data reveal that working hours have steadily decreased in recent decades without causing significant job losses, while productivity and earnings have increased in parallel. Integrating AI to automate monotonous jobs and improve human capabilities could fuel this trend. Displaced workers can transfer into new occupational jobs with adequate skilling and transition support rather than facing long periods of unemployment. Sectoral shifts have also characterized historical labor market evolutions following technology disruptions. As innovative industries outcompete legacy ones, economies undergo structural transformations. Current trends show that services are expanding while manufacturing is contracting in most sophisticated countries. AI and automation will most certainly speed the shift of occupations from manual production to skilled service roles, hence facilitating this transition. With appropriate government provisions such as retraining programs and educational expansions, the necessary employment transitions between sectors can occur smoothly rather than disruptively. In summary, while the AI revolution will fundamentally alter labor markets, effective governmental measures can ensure that job shifting outpaces loss. Workers must be supported in regularly adapting their skill sets and transitioning into new roles. Firms should invest in personnel skill development as well as smart technology integration. And governments should develop multiple ways to assist different groups in navigating the transitions, including the extension of social safety nets where appropriate. With coordinated efforts to optimize human-AI collaboration, this technology tsunami does not have to result in negative job impacts, but can instead place people in more rewarding, higher-value jobs. The view remains cautiously encouraging, providing stakeholders focus on boosting human talents to share in the AI-driven productivity windfall rather than simply displacing them.&quot;,&quot;container-title-short&quot;:&quot;&quot;},&quot;isTemporary&quot;:false,&quot;suppress-author&quot;:false,&quot;composite&quot;:false,&quot;author-only&quot;:false}]},{&quot;citationID&quot;:&quot;MENDELEY_CITATION_8dfcf854-6ba4-433d-8326-861463938067&quot;,&quot;properties&quot;:{&quot;noteIndex&quot;:0},&quot;isEdited&quot;:false,&quot;manualOverride&quot;:{&quot;isManuallyOverridden&quot;:false,&quot;citeprocText&quot;:&quot;[2]&quot;,&quot;manualOverrideText&quot;:&quot;&quot;},&quot;citationTag&quot;:&quot;MENDELEY_CITATION_v3_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&quot;,&quot;citationItems&quot;:[{&quot;id&quot;:&quot;fc44d4d6-d406-3b0d-9047-f22566bd0362&quot;,&quot;itemData&quot;:{&quot;type&quot;:&quot;article&quot;,&quot;id&quot;:&quot;fc44d4d6-d406-3b0d-9047-f22566bd0362&quot;,&quot;title&quot;:&quot;DeepSeek and GPT Fall Behind: Claude Leads in Zero-Shot Consumer Complaints Classification&quot;,&quot;author&quot;:[{&quot;family&quot;:&quot;Roumeliotis&quot;,&quot;given&quot;:&quot;Konstantinos I.&quot;,&quot;parse-names&quot;:false,&quot;dropping-particle&quot;:&quot;&quot;,&quot;non-dropping-particle&quot;:&quot;&quot;},{&quot;family&quot;:&quot;Tselikas&quot;,&quot;given&quot;:&quot;Nikolaos D.&quot;,&quot;parse-names&quot;:false,&quot;dropping-particle&quot;:&quot;&quot;,&quot;non-dropping-particle&quot;:&quot;&quot;},{&quot;family&quot;:&quot;Nasiopoulos&quot;,&quot;given&quot;:&quot;Dimitrios K.&quot;,&quot;parse-names&quot;:false,&quot;dropping-particle&quot;:&quot;&quot;,&quot;non-dropping-particle&quot;:&quot;&quot;}],&quot;DOI&quot;:&quot;10.20944/preprints202502.0720.v1&quot;,&quot;URL&quot;:&quot;https://www.preprints.org/manuscript/202502.0720/v1&quot;,&quot;issued&quot;:{&quot;date-parts&quot;:[[2025,2,10]]},&quot;abstract&quot;:&quot;&lt;p&gt;Large language models (LLMs) have demonstrated remarkable capabilities in various natural language processing (NLP) tasks, but their effectiveness in real-world consumer complaint classification without fine-tuning remains uncertain. Zero-shot classification is particularly challenging in finance, where complaint categories often overlap, requiring a deep understanding of nuanced language. In this study, we evaluate the zero-shot classification performance of leading LLMs— DeepSeek-V3, OpenAI’s GPT-4o and GPT-4o mini, and Anthropic’s Claude 3.5 Sonnet and Claude 3.5 Haiku—on consumer complaints submitted to the Consumer Financial Protection Bureau (CFPB). These models were tasked with categorizing complaints into five predefined financial classes based solely on complaint text. Performance was measured using accuracy, precision, recall, F1-score, and heatmaps to identify classification patterns. While DeepSeek Chat and GPT-4o produced competitive results, Claude 3.5 Sonnet consistently outperformed all models, demonstrating superior classification accuracy and efficiency. These findings highlight the relative strengths and limitations of DeepSeek-V3 and other top-tier models in financial text processing, providing valuable insights into their practical applications.&lt;/p&gt;&quot;,&quot;container-title-short&quot;:&quot;&quot;},&quot;isTemporary&quot;:false,&quot;suppress-author&quot;:false,&quot;composite&quot;:false,&quot;author-only&quot;:false}]},{&quot;citationID&quot;:&quot;MENDELEY_CITATION_87b9dfdf-fd2a-44be-8bd3-a3e8e237b739&quot;,&quot;properties&quot;:{&quot;noteIndex&quot;:0},&quot;isEdited&quot;:false,&quot;manualOverride&quot;:{&quot;isManuallyOverridden&quot;:false,&quot;citeprocText&quot;:&quot;[3]&quot;,&quot;manualOverrideText&quot;:&quot;&quot;},&quot;citationTag&quot;:&quot;MENDELEY_CITATION_v3_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&quot;,&quot;citationItems&quot;:[{&quot;id&quot;:&quot;e0330f39-09fd-3be8-8a3f-0989b0c4966c&quot;,&quot;itemData&quot;:{&quot;type&quot;:&quot;article-journal&quot;,&quot;id&quot;:&quot;e0330f39-09fd-3be8-8a3f-0989b0c4966c&quot;,&quot;title&quot;:&quot;Inteligencia Artificial en la Educación: Estado del Arte&quot;,&quot;author&quot;:[{&quot;family&quot;:&quot;Sambola&quot;,&quot;given&quot;:&quot;Dexon-Mckensy&quot;,&quot;parse-names&quot;:false,&quot;dropping-particle&quot;:&quot;&quot;,&quot;non-dropping-particle&quot;:&quot;&quot;}],&quot;container-title&quot;:&quot;Wani&quot;,&quot;DOI&quot;:&quot;10.5377/wani.v39i79.16806&quot;,&quot;ISSN&quot;:&quot;1813-369X&quot;,&quot;issued&quot;:{&quot;date-parts&quot;:[[2023,10,11]]},&quot;abstract&quot;:&quot;La Inteligencia Artificial en la Educación es un campo de investigación científica que ha surgido a lo largo de 3 décadas, está particularmente interesada en el desarrollo de herramientas basadas en IA para apoyar y comprender los procesos educativos. Esta investigación tiene como objetivo presentar el estado de la Inteligencia Artificial en la Educación, utilizando un método de revisión exhaustiva de la literatura. Comprendió 3 etapas principales: selección, clasificación y análisis de la literatura. Esto permitió identificar las aplicaciones, tecnologías, desafíos e implicaciones éticas de la Inteligencia Artificial en la Educación&quot;,&quot;publisher&quot;:&quot;Consejo Nacional de Universidades&quot;,&quot;issue&quot;:&quot;79&quot;,&quot;container-title-short&quot;:&quot;&quot;},&quot;isTemporary&quot;:false}]},{&quot;citationID&quot;:&quot;MENDELEY_CITATION_18ca400e-4fcb-42c5-82bc-033d3d56f058&quot;,&quot;properties&quot;:{&quot;noteIndex&quot;:0},&quot;isEdited&quot;:false,&quot;manualOverride&quot;:{&quot;isManuallyOverridden&quot;:false,&quot;citeprocText&quot;:&quot;[4]&quot;,&quot;manualOverrideText&quot;:&quot;&quot;},&quot;citationTag&quot;:&quot;MENDELEY_CITATION_v3_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&quot;,&quot;citationItems&quot;:[{&quot;id&quot;:&quot;d60509d4-c1c4-3bc5-b29e-e615e26af0d4&quot;,&quot;itemData&quot;:{&quot;type&quot;:&quot;report&quot;,&quot;id&quot;:&quot;d60509d4-c1c4-3bc5-b29e-e615e26af0d4&quot;,&quot;title&quot;:&quot;Um Estudo Acerca do Uso de IA Generativa no Apoio à Aprendizagem de Programação&quot;,&quot;author&quot;:[{&quot;family&quot;:&quot;Almeida de Bem&quot;,&quot;given&quot;:&quot;Rafael&quot;,&quot;parse-names&quot;:false,&quot;dropping-particle&quot;:&quot;&quot;,&quot;non-dropping-particle&quot;:&quot;&quot;},{&quot;family&quot;:&quot;Aparecida Konzen&quot;,&quot;given&quot;:&quot;Andréa&quot;,&quot;parse-names&quot;:false,&quot;dropping-particle&quot;:&quot;&quot;,&quot;non-dropping-particle&quot;:&quot;&quot;}],&quot;URL&quot;:&quot;https://github.com/huggingface/transformers&quot;,&quot;issued&quot;:{&quot;date-parts&quot;:[[2024,6]]},&quot;language&quot;:&quot;portugués&quot;,&quot;abstract&quot;:&quot;Resumo-Avanços recentes em Inteligência Artificial (IA) têm transformado sua aplicação de uma explora-ção teórica para implementação prática, criando novas oportunidades e desafios em ambientes de aprendiza-gem. Este trabalho de conclusão de curso, realizado na Pontifícia Universidade Católica do Rio Grande do Sul, explora como a IA Generativa pode aprimorar experi-ências de aprendizagem na disciplina de Fundamentos da Programação. O sistema desenvolvido utiliza gran-des modelos de linguagem e emprega conceitos-chave como transformers, zero-shot prompting e Retrieval-Augmented Generation para fornecer assistência perso-nalizada aos estudantes, gerando respostas relevantes e sensíveis ao contexto. Os resultados destacam tanto os benefícios quanto as limitações da IA Generativa em âmbitos de aprendizagem. Palavras-chave-Inteligência Artificial Generativa, aprendizado em ciência da computação, grandes mo-delos de linguagem, transformers, Retrieval-Augmented Generation, respostas sensíveis ao contexto. Abstract-Recent advances in artificial intelligence (AI) have transformed its application from theoretical exploration to practical implementation, creating new opportunities and challenges in learning environments. This undergraduate thesis, conducted at the Pontifícia Universidade Católica do Rio Grande do Sul, explores how generative AI can enhance learning experiences in the Fundamentals of Programming course. The developed system utilizes large language models and employs key concepts such as transformers, zero-shot prompting, and Retrieval-Augmented Generation to provide personalized assistance to students, generating relevant and context-aware responses. The results highlight both the benefits and limitations of generative AI in improving learning outcomes.&quot;,&quot;container-title-short&quot;:&quot;&quot;},&quot;isTemporary&quot;:false,&quot;suppress-author&quot;:false,&quot;composite&quot;:false,&quot;author-only&quot;:false}]},{&quot;citationID&quot;:&quot;MENDELEY_CITATION_f29cf598-0c7e-4283-885d-081b23b87f6f&quot;,&quot;properties&quot;:{&quot;noteIndex&quot;:0},&quot;isEdited&quot;:false,&quot;manualOverride&quot;:{&quot;isManuallyOverridden&quot;:false,&quot;citeprocText&quot;:&quot;[5]&quot;,&quot;manualOverrideText&quot;:&quot;&quot;},&quot;citationTag&quot;:&quot;MENDELEY_CITATION_v3_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&quot;,&quot;citationItems&quot;:[{&quot;id&quot;:&quot;3b30d636-f4f6-39fc-9195-d6ac1038d075&quot;,&quot;itemData&quot;:{&quot;type&quot;:&quot;article-journal&quot;,&quot;id&quot;:&quot;3b30d636-f4f6-39fc-9195-d6ac1038d075&quot;,&quot;title&quot;:&quot;Benefits, Challenges, and Methods of Artificial Intelligence (AI) Chatbots in Education: A Systematic Literature Review&quot;,&quot;author&quot;:[{&quot;family&quot;:&quot;Gökçearslan&quot;,&quot;given&quot;:&quot;Şahin&quot;,&quot;parse-names&quot;:false,&quot;dropping-particle&quot;:&quot;&quot;,&quot;non-dropping-particle&quot;:&quot;&quot;},{&quot;family&quot;:&quot;Tosun&quot;,&quot;given&quot;:&quot;Cansel&quot;,&quot;parse-names&quot;:false,&quot;dropping-particle&quot;:&quot;&quot;,&quot;non-dropping-particle&quot;:&quot;&quot;},{&quot;family&quot;:&quot;Erdemir&quot;,&quot;given&quot;:&quot;Zeynep Gizem&quot;,&quot;parse-names&quot;:false,&quot;dropping-particle&quot;:&quot;&quot;,&quot;non-dropping-particle&quot;:&quot;&quot;}],&quot;container-title&quot;:&quot;International Journal of Technology in Education&quot;,&quot;DOI&quot;:&quot;10.46328/ijte.600&quot;,&quot;issued&quot;:{&quot;date-parts&quot;:[[2024,2,4]]},&quot;page&quot;:&quot;19-39&quot;,&quot;abstract&quot;:&quot;In many fields, AI chatbots continue to be popular with new tools and attract the attention of universities, K12 schools, educational organizations, and researchers. The aim of this research is to review the research on AI chatbots by restricting it to the category of education and to examine this research from a methodological point of view. Therefore, we performed a systematic literature review with a sample of 37 SSCI articles published in the educational context. Within the scope of the selected studies, the advantages and disadvantages of AI chatbots in education for students and educators, as well as the types of chatbots used, year, keywords, and method were analyzed. According to the research results, increased motivation to learn and language skill development are advantages for students, while cost-effectiveness and reduced workload are advantages for educators. Limited interaction, misleading answers for learners, originality, and plagiarism are the most common disadvantages for educators. The study also includes research results and recommendations related to the methodological review.&quot;,&quot;publisher&quot;:&quot;ISTES Organization&quot;,&quot;issue&quot;:&quot;1&quot;,&quot;volume&quot;:&quot;7&quot;,&quot;container-title-short&quot;:&quot;&quot;},&quot;isTemporary&quot;:false,&quot;suppress-author&quot;:false,&quot;composite&quot;:false,&quot;author-only&quot;:false}]},{&quot;citationID&quot;:&quot;MENDELEY_CITATION_dbc60ebf-740b-4b00-a6d4-d6aa8fe54c63&quot;,&quot;properties&quot;:{&quot;noteIndex&quot;:0},&quot;isEdited&quot;:false,&quot;manualOverride&quot;:{&quot;isManuallyOverridden&quot;:false,&quot;citeprocText&quot;:&quot;[6]&quot;,&quot;manualOverrideText&quot;:&quot;&quot;},&quot;citationTag&quot;:&quot;MENDELEY_CITATION_v3_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&quot;,&quot;citationItems&quot;:[{&quot;id&quot;:&quot;fdaca172-7bec-3f78-83a1-fe7bc6dc07b5&quot;,&quot;itemData&quot;:{&quot;type&quot;:&quot;webpage&quot;,&quot;id&quot;:&quot;fdaca172-7bec-3f78-83a1-fe7bc6dc07b5&quot;,&quot;title&quot;:&quot;INFORME GENERAL DE PISA-D 2018&quot;,&quot;author&quot;:[{&quot;family&quot;:&quot;Josette Arévalo Gross&quot;,&quot;given&quot;:&quot;&quot;,&quot;parse-names&quot;:false,&quot;dropping-particle&quot;:&quot;&quot;,&quot;non-dropping-particle&quot;:&quot;&quot;}],&quot;accessed&quot;:{&quot;date-parts&quot;:[[2024,12,9]]},&quot;URL&quot;:&quot;https://issuu.com/ineval/docs/cie_informegeneralpisa18_20181123&quot;,&quot;issued&quot;:{&quot;date-parts&quot;:[[2018,12,11]]},&quot;page&quot;:&quot;1-152&quot;,&quot;container-title-short&quot;:&quot;&quot;},&quot;isTemporary&quot;:false,&quot;suppress-author&quot;:false,&quot;composite&quot;:false,&quot;author-only&quot;:false}]},{&quot;citationID&quot;:&quot;MENDELEY_CITATION_b2d1de96-9da4-46c0-9b96-30c9f30ab7bf&quot;,&quot;properties&quot;:{&quot;noteIndex&quot;:0},&quot;isEdited&quot;:false,&quot;manualOverride&quot;:{&quot;isManuallyOverridden&quot;:false,&quot;citeprocText&quot;:&quot;[6]&quot;,&quot;manualOverrideText&quot;:&quot;&quot;},&quot;citationTag&quot;:&quot;MENDELEY_CITATION_v3_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&quot;,&quot;citationItems&quot;:[{&quot;id&quot;:&quot;fdaca172-7bec-3f78-83a1-fe7bc6dc07b5&quot;,&quot;itemData&quot;:{&quot;type&quot;:&quot;webpage&quot;,&quot;id&quot;:&quot;fdaca172-7bec-3f78-83a1-fe7bc6dc07b5&quot;,&quot;title&quot;:&quot;INFORME GENERAL DE PISA-D 2018&quot;,&quot;author&quot;:[{&quot;family&quot;:&quot;Josette Arévalo Gross&quot;,&quot;given&quot;:&quot;&quot;,&quot;parse-names&quot;:false,&quot;dropping-particle&quot;:&quot;&quot;,&quot;non-dropping-particle&quot;:&quot;&quot;}],&quot;accessed&quot;:{&quot;date-parts&quot;:[[2024,12,9]]},&quot;URL&quot;:&quot;https://issuu.com/ineval/docs/cie_informegeneralpisa18_20181123&quot;,&quot;issued&quot;:{&quot;date-parts&quot;:[[2018,12,11]]},&quot;page&quot;:&quot;1-152&quot;,&quot;container-title-short&quot;:&quot;&quot;},&quot;isTemporary&quot;:false,&quot;suppress-author&quot;:false,&quot;composite&quot;:false,&quot;author-only&quot;:false}]},{&quot;citationID&quot;:&quot;MENDELEY_CITATION_42b281d4-cd06-4a70-bf59-fb64f17a7987&quot;,&quot;properties&quot;:{&quot;noteIndex&quot;:0},&quot;isEdited&quot;:false,&quot;manualOverride&quot;:{&quot;isManuallyOverridden&quot;:false,&quot;citeprocText&quot;:&quot;[7]&quot;,&quot;manualOverrideText&quot;:&quot;&quot;},&quot;citationTag&quot;:&quot;MENDELEY_CITATION_v3_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&quot;,&quot;citationItems&quot;:[{&quot;id&quot;:&quot;073ce609-d50b-3922-bc95-5f5e11916421&quot;,&quot;itemData&quot;:{&quot;type&quot;:&quot;article-journal&quot;,&quot;id&quot;:&quot;073ce609-d50b-3922-bc95-5f5e11916421&quot;,&quot;title&quot;:&quot;Los Los riesgos y los desafíos que enfrentan los trabajadores frente al uso de la inteligencia artificial en el trabajo&quot;,&quot;author&quot;:[{&quot;family&quot;:&quot;Torres Cadillo&quot;,&quot;given&quot;:&quot;Rosa Isabel&quot;,&quot;parse-names&quot;:false,&quot;dropping-particle&quot;:&quot;&quot;,&quot;non-dropping-particle&quot;:&quot;&quot;}],&quot;container-title&quot;:&quot;Revista de Derecho Procesal del Trabajo&quot;,&quot;DOI&quot;:&quot;10.47308/rdpt.v6i7.778&quot;,&quot;issued&quot;:{&quot;date-parts&quot;:[[2023,6,30]]},&quot;page&quot;:&quot;289-313&quot;,&quot;abstract&quot;:&quot;El uso de la inteligencia artificial en el trabajo presenta tanto riesgos como desafíos para los trabajadores. Los riesgos pueden incluir la pérdida de empleos debido a la automatización, la falta de protección de datos personales y la posible discriminación en la selección de candidatos. Por otro lado, los desafíos pueden incluir la necesidad de adaptación y capacitación constante para trabajar con tecnología avanzada, así como garantizar que las decisiones tomadas por la inteligencia artificial sean justas y éticas. Por ello, es importante que se tomen medidas para proteger los derechos laborales y garantizar una transición justa hacia un entorno laboral cada vez más automatizado.&quot;,&quot;publisher&quot;:&quot;Poder Judicial del Peru&quot;,&quot;issue&quot;:&quot;7&quot;,&quot;volume&quot;:&quot;6&quot;,&quot;container-title-short&quot;:&quot;&quot;},&quot;isTemporary&quot;:false,&quot;suppress-author&quot;:false,&quot;composite&quot;:false,&quot;author-only&quot;:false}]},{&quot;citationID&quot;:&quot;MENDELEY_CITATION_b35ebfb7-9ded-4b65-bfe5-c924834cda90&quot;,&quot;properties&quot;:{&quot;noteIndex&quot;:0},&quot;isEdited&quot;:false,&quot;manualOverride&quot;:{&quot;isManuallyOverridden&quot;:false,&quot;citeprocText&quot;:&quot;[6]&quot;,&quot;manualOverrideText&quot;:&quot;&quot;},&quot;citationTag&quot;:&quot;MENDELEY_CITATION_v3_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&quot;,&quot;citationItems&quot;:[{&quot;id&quot;:&quot;fdaca172-7bec-3f78-83a1-fe7bc6dc07b5&quot;,&quot;itemData&quot;:{&quot;type&quot;:&quot;webpage&quot;,&quot;id&quot;:&quot;fdaca172-7bec-3f78-83a1-fe7bc6dc07b5&quot;,&quot;title&quot;:&quot;INFORME GENERAL DE PISA-D 2018&quot;,&quot;author&quot;:[{&quot;family&quot;:&quot;Josette Arévalo Gross&quot;,&quot;given&quot;:&quot;&quot;,&quot;parse-names&quot;:false,&quot;dropping-particle&quot;:&quot;&quot;,&quot;non-dropping-particle&quot;:&quot;&quot;}],&quot;accessed&quot;:{&quot;date-parts&quot;:[[2024,12,9]]},&quot;URL&quot;:&quot;https://issuu.com/ineval/docs/cie_informegeneralpisa18_20181123&quot;,&quot;issued&quot;:{&quot;date-parts&quot;:[[2018,12,11]]},&quot;page&quot;:&quot;1-152&quot;,&quot;container-title-short&quot;:&quot;&quot;},&quot;isTemporary&quot;:false,&quot;suppress-author&quot;:false,&quot;composite&quot;:false,&quot;author-only&quot;:false}]},{&quot;citationID&quot;:&quot;MENDELEY_CITATION_cc799237-dfbd-4587-86de-c62dfebdb15e&quot;,&quot;properties&quot;:{&quot;noteIndex&quot;:0},&quot;isEdited&quot;:false,&quot;manualOverride&quot;:{&quot;isManuallyOverridden&quot;:false,&quot;citeprocText&quot;:&quot;[3]&quot;,&quot;manualOverrideText&quot;:&quot;&quot;},&quot;citationTag&quot;:&quot;MENDELEY_CITATION_v3_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&quot;,&quot;citationItems&quot;:[{&quot;id&quot;:&quot;e0330f39-09fd-3be8-8a3f-0989b0c4966c&quot;,&quot;itemData&quot;:{&quot;type&quot;:&quot;article-journal&quot;,&quot;id&quot;:&quot;e0330f39-09fd-3be8-8a3f-0989b0c4966c&quot;,&quot;title&quot;:&quot;Inteligencia Artificial en la Educación: Estado del Arte&quot;,&quot;author&quot;:[{&quot;family&quot;:&quot;Sambola&quot;,&quot;given&quot;:&quot;Dexon-Mckensy&quot;,&quot;parse-names&quot;:false,&quot;dropping-particle&quot;:&quot;&quot;,&quot;non-dropping-particle&quot;:&quot;&quot;}],&quot;container-title&quot;:&quot;Wani&quot;,&quot;DOI&quot;:&quot;10.5377/wani.v39i79.16806&quot;,&quot;ISSN&quot;:&quot;1813-369X&quot;,&quot;issued&quot;:{&quot;date-parts&quot;:[[2023,10,11]]},&quot;abstract&quot;:&quot;La Inteligencia Artificial en la Educación es un campo de investigación científica que ha surgido a lo largo de 3 décadas, está particularmente interesada en el desarrollo de herramientas basadas en IA para apoyar y comprender los procesos educativos. Esta investigación tiene como objetivo presentar el estado de la Inteligencia Artificial en la Educación, utilizando un método de revisión exhaustiva de la literatura. Comprendió 3 etapas principales: selección, clasificación y análisis de la literatura. Esto permitió identificar las aplicaciones, tecnologías, desafíos e implicaciones éticas de la Inteligencia Artificial en la Educación&quot;,&quot;publisher&quot;:&quot;Consejo Nacional de Universidades&quot;,&quot;issue&quot;:&quot;79&quot;,&quot;container-title-short&quot;:&quot;&quot;},&quot;isTemporary&quot;:false,&quot;suppress-author&quot;:false,&quot;composite&quot;:false,&quot;author-only&quot;:false}]},{&quot;citationID&quot;:&quot;MENDELEY_CITATION_7c1cd077-588d-4e59-b4a6-e8a0d61e0977&quot;,&quot;properties&quot;:{&quot;noteIndex&quot;:0},&quot;isEdited&quot;:false,&quot;manualOverride&quot;:{&quot;isManuallyOverridden&quot;:false,&quot;citeprocText&quot;:&quot;[8]&quot;,&quot;manualOverrideText&quot;:&quot;&quot;},&quot;citationTag&quot;:&quot;MENDELEY_CITATION_v3_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&quot;,&quot;citationItems&quot;:[{&quot;id&quot;:&quot;b978737d-e0cc-3175-872b-dbadf6b36567&quot;,&quot;itemData&quot;:{&quot;type&quot;:&quot;article-journal&quot;,&quot;id&quot;:&quot;b978737d-e0cc-3175-872b-dbadf6b36567&quot;,&quot;title&quot;:&quot;Inteligencia artificial generativa para fortalecer la educación superior&quot;,&quot;author&quot;:[{&quot;family&quot;:&quot;Chávez Solís&quot;,&quot;given&quot;:&quot;María Elena&quot;,&quot;parse-names&quot;:false,&quot;dropping-particle&quot;:&quot;&quot;,&quot;non-dropping-particle&quot;:&quot;&quot;},{&quot;family&quot;:&quot;Labrada Martínez&quot;,&quot;given&quot;:&quot;Esther&quot;,&quot;parse-names&quot;:false,&quot;dropping-particle&quot;:&quot;&quot;,&quot;non-dropping-particle&quot;:&quot;&quot;},{&quot;family&quot;:&quot;Carbajal Degante&quot;,&quot;given&quot;:&quot;Eric&quot;,&quot;parse-names&quot;:false,&quot;dropping-particle&quot;:&quot;&quot;,&quot;non-dropping-particle&quot;:&quot;&quot;},{&quot;family&quot;:&quot;Pineda Godoy&quot;,&quot;given&quot;:&quot;Erika&quot;,&quot;parse-names&quot;:false,&quot;dropping-particle&quot;:&quot;&quot;,&quot;non-dropping-particle&quot;:&quot;&quot;},{&quot;family&quot;:&quot;Alatristre Martínez&quot;,&quot;given&quot;:&quot;Yadira&quot;,&quot;parse-names&quot;:false,&quot;dropping-particle&quot;:&quot;&quot;,&quot;non-dropping-particle&quot;:&quot;&quot;}],&quot;container-title&quot;:&quot;LATAM Revista Latinoamericana de Ciencias Sociales y Humanidades&quot;,&quot;DOI&quot;:&quot;10.56712/latam.v4i3.1113&quot;,&quot;issued&quot;:{&quot;date-parts&quot;:[[2023,9,14]]},&quot;abstract&quot;:&quot;La transformación digital acelerada conlleva una serie de adaptaciones y reestructuración en los procesos de enseñanza aprendizaje que implica evaluar los riesgos y aportaciones para su adopción. Como ejemplo, se tiene a la Inteligencia Artificial Generativa, que representa un gran dilema para docentes y estudiantes. Su característica es la generación autónoma de texto, imágenes, voz y contenido en general, lo que se aprecia como una gran aportación a la eficiencia y productividad. Sin embargo, conlleva la reflexión y el cuestionamiento del rumbo que tomará la educación bajo la adopción de un proceso automatizado para la generación de este tipo de recursos. Ante esta perspectiva, el objetivo de esta investigación es evaluar las aportaciones de la Inteligencia Artificial Generativa en la educación de nivel superior para proponer una estrategia que fortalezca el aprendizaje. La metodología implementada se fundamenta en el método cualitativo para su consecución bajo el muestreo intencional, con una estrategia de caso de conveniencia en estudiantes de nivel superior en universidades públicas de México, analizando el uso de la tecnología.  Los principales resultados advierten la necesidad de la mejora continua en el uso y aprovechamiento de la tecnología y de la innovación tecnológica, bajo la toma de decisiones informadas.&quot;,&quot;publisher&quot;:&quot;Red de Investigadores Latinoamericanos&quot;,&quot;issue&quot;:&quot;3&quot;,&quot;volume&quot;:&quot;4&quot;,&quot;container-title-short&quot;:&quot;&quot;},&quot;isTemporary&quot;:false,&quot;suppress-author&quot;:false,&quot;composite&quot;:false,&quot;author-only&quot;:false}]},{&quot;citationID&quot;:&quot;MENDELEY_CITATION_befffba0-4f26-41c0-b29e-75b5dca0c800&quot;,&quot;properties&quot;:{&quot;noteIndex&quot;:0},&quot;isEdited&quot;:false,&quot;manualOverride&quot;:{&quot;isManuallyOverridden&quot;:false,&quot;citeprocText&quot;:&quot;[9]&quot;,&quot;manualOverrideText&quot;:&quot;&quot;},&quot;citationTag&quot;:&quot;MENDELEY_CITATION_v3_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&quot;,&quot;citationItems&quot;:[{&quot;id&quot;:&quot;e3345c0d-2f69-3d90-832a-66ca79360893&quot;,&quot;itemData&quot;:{&quot;type&quot;:&quot;article-journal&quot;,&quot;id&quot;:&quot;e3345c0d-2f69-3d90-832a-66ca79360893&quot;,&quot;title&quot;:&quot;El impacto de la inteligencia artificial en la educación: transformación de la forma de enseñar y de aprender&quot;,&quot;author&quot;:[{&quot;family&quot;:&quot;González-González&quot;,&quot;given&quot;:&quot;Carina S.&quot;,&quot;parse-names&quot;:false,&quot;dropping-particle&quot;:&quot;&quot;,&quot;non-dropping-particle&quot;:&quot;&quot;}],&quot;container-title&quot;:&quot;Qurriculum. Revista de Teoría,Investigación y Práctica educativa&quot;,&quot;DOI&quot;:&quot;10.25145/j.qurricul.2023.36.03&quot;,&quot;ISSN&quot;:&quot;11305371&quot;,&quot;URL&quot;:&quot;https://riull.ull.es/xmlui/bitstream/handle/915/32719/Q_36_%20%282023%29_03.pdf?sequence=1&amp;isAllowed=y&quot;,&quot;issued&quot;:{&quot;date-parts&quot;:[[2023]]},&quot;page&quot;:&quot;51-60&quot;,&quot;abstract&quot;:&quot;&lt;p&gt;Artificial intelligence (AI) has demonstrated its potential to transform numerous fields and education is no exception. In today’s digital age, AI has emerged as a powerful tool that is revolutionizing teaching and learning. In this article, we will explore the impact of artificial intelligence in education and how it is transforming the educational landscape at all levels. From personalizing learning to improving feedback and developing interactive resources, we will examine how AI is changing how we acquire knowledge and skills.&lt;/p&gt;&quot;,&quot;issue&quot;:&quot;36&quot;,&quot;container-title-short&quot;:&quot;&quot;},&quot;isTemporary&quot;:false,&quot;suppress-author&quot;:false,&quot;composite&quot;:false,&quot;author-only&quot;:false}]},{&quot;citationID&quot;:&quot;MENDELEY_CITATION_41d5292d-9f95-4333-a5ee-a1fc36e33997&quot;,&quot;properties&quot;:{&quot;noteIndex&quot;:0},&quot;isEdited&quot;:false,&quot;manualOverride&quot;:{&quot;isManuallyOverridden&quot;:false,&quot;citeprocText&quot;:&quot;[10]&quot;,&quot;manualOverrideText&quot;:&quot;&quot;},&quot;citationTag&quot;:&quot;MENDELEY_CITATION_v3_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&quot;,&quot;citationItems&quot;:[{&quot;id&quot;:&quot;8e1a3be4-5709-34c7-8d73-29fe5db67663&quot;,&quot;itemData&quot;:{&quot;type&quot;:&quot;article-journal&quot;,&quot;id&quot;:&quot;8e1a3be4-5709-34c7-8d73-29fe5db67663&quot;,&quot;title&quot;:&quot;User Interface Design for E-Learning Software&quot;,&quot;author&quot;:[{&quot;family&quot;:&quot;Faghih&quot;,&quot;given&quot;:&quot;Behnam&quot;,&quot;parse-names&quot;:false,&quot;dropping-particle&quot;:&quot;&quot;,&quot;non-dropping-particle&quot;:&quot;&quot;},{&quot;family&quot;:&quot;Reza Azadehfar&quot;,&quot;given&quot;:&quot;Mohammad&quot;,&quot;parse-names&quot;:false,&quot;dropping-particle&quot;:&quot;&quot;,&quot;non-dropping-particle&quot;:&quot;&quot;},{&quot;family&quot;:&quot;Katebi&quot;,&quot;given&quot;:&quot;S D&quot;,&quot;parse-names&quot;:false,&quot;dropping-particle&quot;:&quot;&quot;,&quot;non-dropping-particle&quot;:&quot;&quot;}],&quot;container-title&quot;:&quot;JSCSE]&quot;,&quot;accessed&quot;:{&quot;date-parts&quot;:[[2025,6,23]]},&quot;DOI&quot;:&quot;10.7321/jscse.v3.n3.119&quot;,&quot;issued&quot;:{&quot;date-parts&quot;:[[2013]]},&quot;abstract&quot;:&quot;User interface (UI) is point of interaction between user and computer software. The success and failure of a software application depends on User Interface Design (UID). Possibility of using a software, easily using and learning are issues influenced by UID. The UI is significant in designing of educational software (e-Learning). Principles and concepts of learning should be considered in addition to UID principles in UID for e-learning. In this regard, to specify the logical relationship between education, learning, UID and multimedia at first we readdress the issues raised in previous studies. It is followed by examining the principle concepts of e-learning and UID. Then, we will see how UID contributes to e-learning through the educational software built by authors. Also we show the way of using UI to improve learning and motivating the learners and to improve the time efficiency of using e-learning software.&quot;,&quot;issue&quot;:&quot;3&quot;,&quot;volume&quot;:&quot;3&quot;,&quot;container-title-short&quot;:&quot;&quot;},&quot;isTemporary&quot;:false,&quot;suppress-author&quot;:false,&quot;composite&quot;:false,&quot;author-only&quot;:false}]}]"/>
+    <we:property name="MENDELEY_CITATIONS" value="[{&quot;citationID&quot;:&quot;MENDELEY_CITATION_f28c964d-17bc-458d-a527-1c1e9395ce36&quot;,&quot;properties&quot;:{&quot;noteIndex&quot;:0},&quot;isEdited&quot;:false,&quot;manualOverride&quot;:{&quot;isManuallyOverridden&quot;:false,&quot;citeprocText&quot;:&quot;[1]&quot;,&quot;manualOverrideText&quot;:&quot;&quot;},&quot;citationTag&quot;:&quot;MENDELEY_CITATION_v3_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&quot;,&quot;citationItems&quot;:[{&quot;id&quot;:&quot;c25252e4-a07b-3e36-a85f-416432921fd5&quot;,&quot;itemData&quot;:{&quot;type&quot;:&quot;article-journal&quot;,&quot;id&quot;:&quot;c25252e4-a07b-3e36-a85f-416432921fd5&quot;,&quot;title&quot;:&quot;Artificial Intelligence and the Future of Work: Job Shifting Not Job Loss&quot;,&quot;author&quot;:[{&quot;family&quot;:&quot;George&quot;,&quot;given&quot;:&quot;A Shaji&quot;,&quot;parse-names&quot;:false,&quot;dropping-particle&quot;:&quot;&quot;,&quot;non-dropping-particle&quot;:&quot;&quot;}],&quot;DOI&quot;:&quot;10.5281/zenodo.10936490&quot;,&quot;URL&quot;:&quot;www.puirp.com&quot;,&quot;issued&quot;:{&quot;date-parts&quot;:[[2024]]},&quot;abstract&quot;:&quot;As artificial intelligence (AI) and automation technologies advance fast, substantial discussion remains about their influence on jobs and employment. Some expect enormous job losses and structural unemployment as computers and algorithms replace human workers in a variety of industries. However, the prevailing scholarly viewpoint is that, while AI will revolutionize work, it will not result in long-term job losses. AI is projected to have a net impact of job shifting rather than job loss by increasing productivity, accelerating economic growth, changing the structure of jobs, and allowing sectoral employment transitions. Detailed productivity evaluations show a strong correlation between productivity gains and net job creation. A 2022 meta-analysis of 127 papers indicated that productivity increases consistently improve employment and wages. Additional crosscountry data from the OECD shows this association across a wide range of industrialized and emerging countries. Meanwhile, long-term data reveal that working hours have steadily decreased in recent decades without causing significant job losses, while productivity and earnings have increased in parallel. Integrating AI to automate monotonous jobs and improve human capabilities could fuel this trend. Displaced workers can transfer into new occupational jobs with adequate skilling and transition support rather than facing long periods of unemployment. Sectoral shifts have also characterized historical labor market evolutions following technology disruptions. As innovative industries outcompete legacy ones, economies undergo structural transformations. Current trends show that services are expanding while manufacturing is contracting in most sophisticated countries. AI and automation will most certainly speed the shift of occupations from manual production to skilled service roles, hence facilitating this transition. With appropriate government provisions such as retraining programs and educational expansions, the necessary employment transitions between sectors can occur smoothly rather than disruptively. In summary, while the AI revolution will fundamentally alter labor markets, effective governmental measures can ensure that job shifting outpaces loss. Workers must be supported in regularly adapting their skill sets and transitioning into new roles. Firms should invest in personnel skill development as well as smart technology integration. And governments should develop multiple ways to assist different groups in navigating the transitions, including the extension of social safety nets where appropriate. With coordinated efforts to optimize human-AI collaboration, this technology tsunami does not have to result in negative job impacts, but can instead place people in more rewarding, higher-value jobs. The view remains cautiously encouraging, providing stakeholders focus on boosting human talents to share in the AI-driven productivity windfall rather than simply displacing them.&quot;,&quot;container-title-short&quot;:&quot;&quot;},&quot;isTemporary&quot;:false,&quot;suppress-author&quot;:false,&quot;composite&quot;:false,&quot;author-only&quot;:false}]},{&quot;citationID&quot;:&quot;MENDELEY_CITATION_8dfcf854-6ba4-433d-8326-861463938067&quot;,&quot;properties&quot;:{&quot;noteIndex&quot;:0},&quot;isEdited&quot;:false,&quot;manualOverride&quot;:{&quot;isManuallyOverridden&quot;:false,&quot;citeprocText&quot;:&quot;[2]&quot;,&quot;manualOverrideText&quot;:&quot;&quot;},&quot;citationTag&quot;:&quot;MENDELEY_CITATION_v3_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&quot;,&quot;citationItems&quot;:[{&quot;id&quot;:&quot;fc44d4d6-d406-3b0d-9047-f22566bd0362&quot;,&quot;itemData&quot;:{&quot;type&quot;:&quot;article&quot;,&quot;id&quot;:&quot;fc44d4d6-d406-3b0d-9047-f22566bd0362&quot;,&quot;title&quot;:&quot;DeepSeek and GPT Fall Behind: Claude Leads in Zero-Shot Consumer Complaints Classification&quot;,&quot;author&quot;:[{&quot;family&quot;:&quot;Roumeliotis&quot;,&quot;given&quot;:&quot;Konstantinos I.&quot;,&quot;parse-names&quot;:false,&quot;dropping-particle&quot;:&quot;&quot;,&quot;non-dropping-particle&quot;:&quot;&quot;},{&quot;family&quot;:&quot;Tselikas&quot;,&quot;given&quot;:&quot;Nikolaos D.&quot;,&quot;parse-names&quot;:false,&quot;dropping-particle&quot;:&quot;&quot;,&quot;non-dropping-particle&quot;:&quot;&quot;},{&quot;family&quot;:&quot;Nasiopoulos&quot;,&quot;given&quot;:&quot;Dimitrios K.&quot;,&quot;parse-names&quot;:false,&quot;dropping-particle&quot;:&quot;&quot;,&quot;non-dropping-particle&quot;:&quot;&quot;}],&quot;DOI&quot;:&quot;10.20944/preprints202502.0720.v1&quot;,&quot;URL&quot;:&quot;https://www.preprints.org/manuscript/202502.0720/v1&quot;,&quot;issued&quot;:{&quot;date-parts&quot;:[[2025,2,10]]},&quot;abstract&quot;:&quot;&lt;p&gt;Large language models (LLMs) have demonstrated remarkable capabilities in various natural language processing (NLP) tasks, but their effectiveness in real-world consumer complaint classification without fine-tuning remains uncertain. Zero-shot classification is particularly challenging in finance, where complaint categories often overlap, requiring a deep understanding of nuanced language. In this study, we evaluate the zero-shot classification performance of leading LLMs— DeepSeek-V3, OpenAI’s GPT-4o and GPT-4o mini, and Anthropic’s Claude 3.5 Sonnet and Claude 3.5 Haiku—on consumer complaints submitted to the Consumer Financial Protection Bureau (CFPB). These models were tasked with categorizing complaints into five predefined financial classes based solely on complaint text. Performance was measured using accuracy, precision, recall, F1-score, and heatmaps to identify classification patterns. While DeepSeek Chat and GPT-4o produced competitive results, Claude 3.5 Sonnet consistently outperformed all models, demonstrating superior classification accuracy and efficiency. These findings highlight the relative strengths and limitations of DeepSeek-V3 and other top-tier models in financial text processing, providing valuable insights into their practical applications.&lt;/p&gt;&quot;,&quot;container-title-short&quot;:&quot;&quot;},&quot;isTemporary&quot;:false,&quot;suppress-author&quot;:false,&quot;composite&quot;:false,&quot;author-only&quot;:false}]},{&quot;citationID&quot;:&quot;MENDELEY_CITATION_87b9dfdf-fd2a-44be-8bd3-a3e8e237b739&quot;,&quot;properties&quot;:{&quot;noteIndex&quot;:0},&quot;isEdited&quot;:false,&quot;manualOverride&quot;:{&quot;isManuallyOverridden&quot;:false,&quot;citeprocText&quot;:&quot;[3]&quot;,&quot;manualOverrideText&quot;:&quot;&quot;},&quot;citationTag&quot;:&quot;MENDELEY_CITATION_v3_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&quot;,&quot;citationItems&quot;:[{&quot;id&quot;:&quot;e0330f39-09fd-3be8-8a3f-0989b0c4966c&quot;,&quot;itemData&quot;:{&quot;type&quot;:&quot;article-journal&quot;,&quot;id&quot;:&quot;e0330f39-09fd-3be8-8a3f-0989b0c4966c&quot;,&quot;title&quot;:&quot;Inteligencia Artificial en la Educación: Estado del Arte&quot;,&quot;author&quot;:[{&quot;family&quot;:&quot;Sambola&quot;,&quot;given&quot;:&quot;Dexon-Mckensy&quot;,&quot;parse-names&quot;:false,&quot;dropping-particle&quot;:&quot;&quot;,&quot;non-dropping-particle&quot;:&quot;&quot;}],&quot;container-title&quot;:&quot;Wani&quot;,&quot;DOI&quot;:&quot;10.5377/wani.v39i79.16806&quot;,&quot;ISSN&quot;:&quot;1813-369X&quot;,&quot;issued&quot;:{&quot;date-parts&quot;:[[2023,10,11]]},&quot;abstract&quot;:&quot;La Inteligencia Artificial en la Educación es un campo de investigación científica que ha surgido a lo largo de 3 décadas, está particularmente interesada en el desarrollo de herramientas basadas en IA para apoyar y comprender los procesos educativos. Esta investigación tiene como objetivo presentar el estado de la Inteligencia Artificial en la Educación, utilizando un método de revisión exhaustiva de la literatura. Comprendió 3 etapas principales: selección, clasificación y análisis de la literatura. Esto permitió identificar las aplicaciones, tecnologías, desafíos e implicaciones éticas de la Inteligencia Artificial en la Educación&quot;,&quot;publisher&quot;:&quot;Consejo Nacional de Universidades&quot;,&quot;issue&quot;:&quot;79&quot;,&quot;container-title-short&quot;:&quot;&quot;},&quot;isTemporary&quot;:false}]},{&quot;citationID&quot;:&quot;MENDELEY_CITATION_18ca400e-4fcb-42c5-82bc-033d3d56f058&quot;,&quot;properties&quot;:{&quot;noteIndex&quot;:0},&quot;isEdited&quot;:false,&quot;manualOverride&quot;:{&quot;isManuallyOverridden&quot;:false,&quot;citeprocText&quot;:&quot;[4]&quot;,&quot;manualOverrideText&quot;:&quot;&quot;},&quot;citationTag&quot;:&quot;MENDELEY_CITATION_v3_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&quot;,&quot;citationItems&quot;:[{&quot;id&quot;:&quot;d60509d4-c1c4-3bc5-b29e-e615e26af0d4&quot;,&quot;itemData&quot;:{&quot;type&quot;:&quot;report&quot;,&quot;id&quot;:&quot;d60509d4-c1c4-3bc5-b29e-e615e26af0d4&quot;,&quot;title&quot;:&quot;Um Estudo Acerca do Uso de IA Generativa no Apoio à Aprendizagem de Programação&quot;,&quot;author&quot;:[{&quot;family&quot;:&quot;Almeida de Bem&quot;,&quot;given&quot;:&quot;Rafael&quot;,&quot;parse-names&quot;:false,&quot;dropping-particle&quot;:&quot;&quot;,&quot;non-dropping-particle&quot;:&quot;&quot;},{&quot;family&quot;:&quot;Aparecida Konzen&quot;,&quot;given&quot;:&quot;Andréa&quot;,&quot;parse-names&quot;:false,&quot;dropping-particle&quot;:&quot;&quot;,&quot;non-dropping-particle&quot;:&quot;&quot;}],&quot;URL&quot;:&quot;https://github.com/huggingface/transformers&quot;,&quot;issued&quot;:{&quot;date-parts&quot;:[[2024,6]]},&quot;language&quot;:&quot;portugués&quot;,&quot;abstract&quot;:&quot;Resumo-Avanços recentes em Inteligência Artificial (IA) têm transformado sua aplicação de uma explora-ção teórica para implementação prática, criando novas oportunidades e desafios em ambientes de aprendiza-gem. Este trabalho de conclusão de curso, realizado na Pontifícia Universidade Católica do Rio Grande do Sul, explora como a IA Generativa pode aprimorar experi-ências de aprendizagem na disciplina de Fundamentos da Programação. O sistema desenvolvido utiliza gran-des modelos de linguagem e emprega conceitos-chave como transformers, zero-shot prompting e Retrieval-Augmented Generation para fornecer assistência perso-nalizada aos estudantes, gerando respostas relevantes e sensíveis ao contexto. Os resultados destacam tanto os benefícios quanto as limitações da IA Generativa em âmbitos de aprendizagem. Palavras-chave-Inteligência Artificial Generativa, aprendizado em ciência da computação, grandes mo-delos de linguagem, transformers, Retrieval-Augmented Generation, respostas sensíveis ao contexto. Abstract-Recent advances in artificial intelligence (AI) have transformed its application from theoretical exploration to practical implementation, creating new opportunities and challenges in learning environments. This undergraduate thesis, conducted at the Pontifícia Universidade Católica do Rio Grande do Sul, explores how generative AI can enhance learning experiences in the Fundamentals of Programming course. The developed system utilizes large language models and employs key concepts such as transformers, zero-shot prompting, and Retrieval-Augmented Generation to provide personalized assistance to students, generating relevant and context-aware responses. The results highlight both the benefits and limitations of generative AI in improving learning outcomes.&quot;,&quot;container-title-short&quot;:&quot;&quot;},&quot;isTemporary&quot;:false,&quot;suppress-author&quot;:false,&quot;composite&quot;:false,&quot;author-only&quot;:false}]},{&quot;citationID&quot;:&quot;MENDELEY_CITATION_f29cf598-0c7e-4283-885d-081b23b87f6f&quot;,&quot;properties&quot;:{&quot;noteIndex&quot;:0},&quot;isEdited&quot;:false,&quot;manualOverride&quot;:{&quot;isManuallyOverridden&quot;:false,&quot;citeprocText&quot;:&quot;[5]&quot;,&quot;manualOverrideText&quot;:&quot;&quot;},&quot;citationTag&quot;:&quot;MENDELEY_CITATION_v3_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&quot;,&quot;citationItems&quot;:[{&quot;id&quot;:&quot;3b30d636-f4f6-39fc-9195-d6ac1038d075&quot;,&quot;itemData&quot;:{&quot;type&quot;:&quot;article-journal&quot;,&quot;id&quot;:&quot;3b30d636-f4f6-39fc-9195-d6ac1038d075&quot;,&quot;title&quot;:&quot;Benefits, Challenges, and Methods of Artificial Intelligence (AI) Chatbots in Education: A Systematic Literature Review&quot;,&quot;author&quot;:[{&quot;family&quot;:&quot;Gökçearslan&quot;,&quot;given&quot;:&quot;Şahin&quot;,&quot;parse-names&quot;:false,&quot;dropping-particle&quot;:&quot;&quot;,&quot;non-dropping-particle&quot;:&quot;&quot;},{&quot;family&quot;:&quot;Tosun&quot;,&quot;given&quot;:&quot;Cansel&quot;,&quot;parse-names&quot;:false,&quot;dropping-particle&quot;:&quot;&quot;,&quot;non-dropping-particle&quot;:&quot;&quot;},{&quot;family&quot;:&quot;Erdemir&quot;,&quot;given&quot;:&quot;Zeynep Gizem&quot;,&quot;parse-names&quot;:false,&quot;dropping-particle&quot;:&quot;&quot;,&quot;non-dropping-particle&quot;:&quot;&quot;}],&quot;container-title&quot;:&quot;International Journal of Technology in Education&quot;,&quot;DOI&quot;:&quot;10.46328/ijte.600&quot;,&quot;issued&quot;:{&quot;date-parts&quot;:[[2024,2,4]]},&quot;page&quot;:&quot;19-39&quot;,&quot;abstract&quot;:&quot;In many fields, AI chatbots continue to be popular with new tools and attract the attention of universities, K12 schools, educational organizations, and researchers. The aim of this research is to review the research on AI chatbots by restricting it to the category of education and to examine this research from a methodological point of view. Therefore, we performed a systematic literature review with a sample of 37 SSCI articles published in the educational context. Within the scope of the selected studies, the advantages and disadvantages of AI chatbots in education for students and educators, as well as the types of chatbots used, year, keywords, and method were analyzed. According to the research results, increased motivation to learn and language skill development are advantages for students, while cost-effectiveness and reduced workload are advantages for educators. Limited interaction, misleading answers for learners, originality, and plagiarism are the most common disadvantages for educators. The study also includes research results and recommendations related to the methodological review.&quot;,&quot;publisher&quot;:&quot;ISTES Organization&quot;,&quot;issue&quot;:&quot;1&quot;,&quot;volume&quot;:&quot;7&quot;,&quot;container-title-short&quot;:&quot;&quot;},&quot;isTemporary&quot;:false,&quot;suppress-author&quot;:false,&quot;composite&quot;:false,&quot;author-only&quot;:false}]},{&quot;citationID&quot;:&quot;MENDELEY_CITATION_dbc60ebf-740b-4b00-a6d4-d6aa8fe54c63&quot;,&quot;properties&quot;:{&quot;noteIndex&quot;:0},&quot;isEdited&quot;:false,&quot;manualOverride&quot;:{&quot;isManuallyOverridden&quot;:false,&quot;citeprocText&quot;:&quot;[6]&quot;,&quot;manualOverrideText&quot;:&quot;&quot;},&quot;citationTag&quot;:&quot;MENDELEY_CITATION_v3_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&quot;,&quot;citationItems&quot;:[{&quot;id&quot;:&quot;fdaca172-7bec-3f78-83a1-fe7bc6dc07b5&quot;,&quot;itemData&quot;:{&quot;type&quot;:&quot;webpage&quot;,&quot;id&quot;:&quot;fdaca172-7bec-3f78-83a1-fe7bc6dc07b5&quot;,&quot;title&quot;:&quot;INFORME GENERAL DE PISA-D 2018&quot;,&quot;author&quot;:[{&quot;family&quot;:&quot;Josette Arévalo Gross&quot;,&quot;given&quot;:&quot;&quot;,&quot;parse-names&quot;:false,&quot;dropping-particle&quot;:&quot;&quot;,&quot;non-dropping-particle&quot;:&quot;&quot;}],&quot;accessed&quot;:{&quot;date-parts&quot;:[[2024,12,9]]},&quot;URL&quot;:&quot;https://issuu.com/ineval/docs/cie_informegeneralpisa18_20181123&quot;,&quot;issued&quot;:{&quot;date-parts&quot;:[[2018,12,11]]},&quot;page&quot;:&quot;1-152&quot;,&quot;container-title-short&quot;:&quot;&quot;},&quot;isTemporary&quot;:false,&quot;suppress-author&quot;:false,&quot;composite&quot;:false,&quot;author-only&quot;:false}]},{&quot;citationID&quot;:&quot;MENDELEY_CITATION_66addef9-3cf0-4f6d-a9e4-490c23fdf78c&quot;,&quot;properties&quot;:{&quot;noteIndex&quot;:0},&quot;isEdited&quot;:false,&quot;manualOverride&quot;:{&quot;isManuallyOverridden&quot;:false,&quot;citeprocText&quot;:&quot;[6]&quot;,&quot;manualOverrideText&quot;:&quot;&quot;},&quot;citationTag&quot;:&quot;MENDELEY_CITATION_v3_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&quot;,&quot;citationItems&quot;:[{&quot;id&quot;:&quot;fdaca172-7bec-3f78-83a1-fe7bc6dc07b5&quot;,&quot;itemData&quot;:{&quot;type&quot;:&quot;webpage&quot;,&quot;id&quot;:&quot;fdaca172-7bec-3f78-83a1-fe7bc6dc07b5&quot;,&quot;title&quot;:&quot;INFORME GENERAL DE PISA-D 2018&quot;,&quot;author&quot;:[{&quot;family&quot;:&quot;Josette Arévalo Gross&quot;,&quot;given&quot;:&quot;&quot;,&quot;parse-names&quot;:false,&quot;dropping-particle&quot;:&quot;&quot;,&quot;non-dropping-particle&quot;:&quot;&quot;}],&quot;accessed&quot;:{&quot;date-parts&quot;:[[2024,12,9]]},&quot;URL&quot;:&quot;https://issuu.com/ineval/docs/cie_informegeneralpisa18_20181123&quot;,&quot;issued&quot;:{&quot;date-parts&quot;:[[2018,12,11]]},&quot;page&quot;:&quot;1-152&quot;,&quot;container-title-short&quot;:&quot;&quot;},&quot;isTemporary&quot;:false,&quot;suppress-author&quot;:false,&quot;composite&quot;:false,&quot;author-only&quot;:false}]},{&quot;citationID&quot;:&quot;MENDELEY_CITATION_cc799237-dfbd-4587-86de-c62dfebdb15e&quot;,&quot;properties&quot;:{&quot;noteIndex&quot;:0},&quot;isEdited&quot;:false,&quot;manualOverride&quot;:{&quot;isManuallyOverridden&quot;:false,&quot;citeprocText&quot;:&quot;[3]&quot;,&quot;manualOverrideText&quot;:&quot;&quot;},&quot;citationTag&quot;:&quot;MENDELEY_CITATION_v3_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&quot;,&quot;citationItems&quot;:[{&quot;id&quot;:&quot;e0330f39-09fd-3be8-8a3f-0989b0c4966c&quot;,&quot;itemData&quot;:{&quot;type&quot;:&quot;article-journal&quot;,&quot;id&quot;:&quot;e0330f39-09fd-3be8-8a3f-0989b0c4966c&quot;,&quot;title&quot;:&quot;Inteligencia Artificial en la Educación: Estado del Arte&quot;,&quot;author&quot;:[{&quot;family&quot;:&quot;Sambola&quot;,&quot;given&quot;:&quot;Dexon-Mckensy&quot;,&quot;parse-names&quot;:false,&quot;dropping-particle&quot;:&quot;&quot;,&quot;non-dropping-particle&quot;:&quot;&quot;}],&quot;container-title&quot;:&quot;Wani&quot;,&quot;DOI&quot;:&quot;10.5377/wani.v39i79.16806&quot;,&quot;ISSN&quot;:&quot;1813-369X&quot;,&quot;issued&quot;:{&quot;date-parts&quot;:[[2023,10,11]]},&quot;abstract&quot;:&quot;La Inteligencia Artificial en la Educación es un campo de investigación científica que ha surgido a lo largo de 3 décadas, está particularmente interesada en el desarrollo de herramientas basadas en IA para apoyar y comprender los procesos educativos. Esta investigación tiene como objetivo presentar el estado de la Inteligencia Artificial en la Educación, utilizando un método de revisión exhaustiva de la literatura. Comprendió 3 etapas principales: selección, clasificación y análisis de la literatura. Esto permitió identificar las aplicaciones, tecnologías, desafíos e implicaciones éticas de la Inteligencia Artificial en la Educación&quot;,&quot;publisher&quot;:&quot;Consejo Nacional de Universidades&quot;,&quot;issue&quot;:&quot;79&quot;,&quot;container-title-short&quot;:&quot;&quot;},&quot;isTemporary&quot;:false,&quot;suppress-author&quot;:false,&quot;composite&quot;:false,&quot;author-only&quot;:false}]},{&quot;citationID&quot;:&quot;MENDELEY_CITATION_7c1cd077-588d-4e59-b4a6-e8a0d61e0977&quot;,&quot;properties&quot;:{&quot;noteIndex&quot;:0},&quot;isEdited&quot;:false,&quot;manualOverride&quot;:{&quot;isManuallyOverridden&quot;:false,&quot;citeprocText&quot;:&quot;[7]&quot;,&quot;manualOverrideText&quot;:&quot;&quot;},&quot;citationTag&quot;:&quot;MENDELEY_CITATION_v3_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&quot;,&quot;citationItems&quot;:[{&quot;id&quot;:&quot;b978737d-e0cc-3175-872b-dbadf6b36567&quot;,&quot;itemData&quot;:{&quot;type&quot;:&quot;article-journal&quot;,&quot;id&quot;:&quot;b978737d-e0cc-3175-872b-dbadf6b36567&quot;,&quot;title&quot;:&quot;Inteligencia artificial generativa para fortalecer la educación superior&quot;,&quot;author&quot;:[{&quot;family&quot;:&quot;Chávez Solís&quot;,&quot;given&quot;:&quot;María Elena&quot;,&quot;parse-names&quot;:false,&quot;dropping-particle&quot;:&quot;&quot;,&quot;non-dropping-particle&quot;:&quot;&quot;},{&quot;family&quot;:&quot;Labrada Martínez&quot;,&quot;given&quot;:&quot;Esther&quot;,&quot;parse-names&quot;:false,&quot;dropping-particle&quot;:&quot;&quot;,&quot;non-dropping-particle&quot;:&quot;&quot;},{&quot;family&quot;:&quot;Carbajal Degante&quot;,&quot;given&quot;:&quot;Eric&quot;,&quot;parse-names&quot;:false,&quot;dropping-particle&quot;:&quot;&quot;,&quot;non-dropping-particle&quot;:&quot;&quot;},{&quot;family&quot;:&quot;Pineda Godoy&quot;,&quot;given&quot;:&quot;Erika&quot;,&quot;parse-names&quot;:false,&quot;dropping-particle&quot;:&quot;&quot;,&quot;non-dropping-particle&quot;:&quot;&quot;},{&quot;family&quot;:&quot;Alatristre Martínez&quot;,&quot;given&quot;:&quot;Yadira&quot;,&quot;parse-names&quot;:false,&quot;dropping-particle&quot;:&quot;&quot;,&quot;non-dropping-particle&quot;:&quot;&quot;}],&quot;container-title&quot;:&quot;LATAM Revista Latinoamericana de Ciencias Sociales y Humanidades&quot;,&quot;DOI&quot;:&quot;10.56712/latam.v4i3.1113&quot;,&quot;issued&quot;:{&quot;date-parts&quot;:[[2023,9,14]]},&quot;abstract&quot;:&quot;La transformación digital acelerada conlleva una serie de adaptaciones y reestructuración en los procesos de enseñanza aprendizaje que implica evaluar los riesgos y aportaciones para su adopción. Como ejemplo, se tiene a la Inteligencia Artificial Generativa, que representa un gran dilema para docentes y estudiantes. Su característica es la generación autónoma de texto, imágenes, voz y contenido en general, lo que se aprecia como una gran aportación a la eficiencia y productividad. Sin embargo, conlleva la reflexión y el cuestionamiento del rumbo que tomará la educación bajo la adopción de un proceso automatizado para la generación de este tipo de recursos. Ante esta perspectiva, el objetivo de esta investigación es evaluar las aportaciones de la Inteligencia Artificial Generativa en la educación de nivel superior para proponer una estrategia que fortalezca el aprendizaje. La metodología implementada se fundamenta en el método cualitativo para su consecución bajo el muestreo intencional, con una estrategia de caso de conveniencia en estudiantes de nivel superior en universidades públicas de México, analizando el uso de la tecnología.  Los principales resultados advierten la necesidad de la mejora continua en el uso y aprovechamiento de la tecnología y de la innovación tecnológica, bajo la toma de decisiones informadas.&quot;,&quot;publisher&quot;:&quot;Red de Investigadores Latinoamericanos&quot;,&quot;issue&quot;:&quot;3&quot;,&quot;volume&quot;:&quot;4&quot;,&quot;container-title-short&quot;:&quot;&quot;},&quot;isTemporary&quot;:false,&quot;suppress-author&quot;:false,&quot;composite&quot;:false,&quot;author-only&quot;:false}]},{&quot;citationID&quot;:&quot;MENDELEY_CITATION_befffba0-4f26-41c0-b29e-75b5dca0c800&quot;,&quot;properties&quot;:{&quot;noteIndex&quot;:0},&quot;isEdited&quot;:false,&quot;manualOverride&quot;:{&quot;isManuallyOverridden&quot;:false,&quot;citeprocText&quot;:&quot;[8]&quot;,&quot;manualOverrideText&quot;:&quot;&quot;},&quot;citationTag&quot;:&quot;MENDELEY_CITATION_v3_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&quot;,&quot;citationItems&quot;:[{&quot;id&quot;:&quot;e3345c0d-2f69-3d90-832a-66ca79360893&quot;,&quot;itemData&quot;:{&quot;type&quot;:&quot;article-journal&quot;,&quot;id&quot;:&quot;e3345c0d-2f69-3d90-832a-66ca79360893&quot;,&quot;title&quot;:&quot;El impacto de la inteligencia artificial en la educación: transformación de la forma de enseñar y de aprender&quot;,&quot;author&quot;:[{&quot;family&quot;:&quot;González-González&quot;,&quot;given&quot;:&quot;Carina S.&quot;,&quot;parse-names&quot;:false,&quot;dropping-particle&quot;:&quot;&quot;,&quot;non-dropping-particle&quot;:&quot;&quot;}],&quot;container-title&quot;:&quot;Qurriculum. Revista de Teoría,Investigación y Práctica educativa&quot;,&quot;DOI&quot;:&quot;10.25145/j.qurricul.2023.36.03&quot;,&quot;ISSN&quot;:&quot;11305371&quot;,&quot;URL&quot;:&quot;https://riull.ull.es/xmlui/bitstream/handle/915/32719/Q_36_%20%282023%29_03.pdf?sequence=1&amp;isAllowed=y&quot;,&quot;issued&quot;:{&quot;date-parts&quot;:[[2023]]},&quot;page&quot;:&quot;51-60&quot;,&quot;abstract&quot;:&quot;&lt;p&gt;Artificial intelligence (AI) has demonstrated its potential to transform numerous fields and education is no exception. In today’s digital age, AI has emerged as a powerful tool that is revolutionizing teaching and learning. In this article, we will explore the impact of artificial intelligence in education and how it is transforming the educational landscape at all levels. From personalizing learning to improving feedback and developing interactive resources, we will examine how AI is changing how we acquire knowledge and skills.&lt;/p&gt;&quot;,&quot;issue&quot;:&quot;36&quot;,&quot;container-title-short&quot;:&quot;&quot;},&quot;isTemporary&quot;:false,&quot;suppress-author&quot;:false,&quot;composite&quot;:false,&quot;author-only&quot;:false}]},{&quot;citationID&quot;:&quot;MENDELEY_CITATION_41d5292d-9f95-4333-a5ee-a1fc36e33997&quot;,&quot;properties&quot;:{&quot;noteIndex&quot;:0},&quot;isEdited&quot;:false,&quot;manualOverride&quot;:{&quot;isManuallyOverridden&quot;:false,&quot;citeprocText&quot;:&quot;[9]&quot;,&quot;manualOverrideText&quot;:&quot;&quot;},&quot;citationTag&quot;:&quot;MENDELEY_CITATION_v3_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&quot;,&quot;citationItems&quot;:[{&quot;id&quot;:&quot;8e1a3be4-5709-34c7-8d73-29fe5db67663&quot;,&quot;itemData&quot;:{&quot;type&quot;:&quot;article-journal&quot;,&quot;id&quot;:&quot;8e1a3be4-5709-34c7-8d73-29fe5db67663&quot;,&quot;title&quot;:&quot;User Interface Design for E-Learning Software&quot;,&quot;author&quot;:[{&quot;family&quot;:&quot;Faghih&quot;,&quot;given&quot;:&quot;Behnam&quot;,&quot;parse-names&quot;:false,&quot;dropping-particle&quot;:&quot;&quot;,&quot;non-dropping-particle&quot;:&quot;&quot;},{&quot;family&quot;:&quot;Reza Azadehfar&quot;,&quot;given&quot;:&quot;Mohammad&quot;,&quot;parse-names&quot;:false,&quot;dropping-particle&quot;:&quot;&quot;,&quot;non-dropping-particle&quot;:&quot;&quot;},{&quot;family&quot;:&quot;Katebi&quot;,&quot;given&quot;:&quot;S D&quot;,&quot;parse-names&quot;:false,&quot;dropping-particle&quot;:&quot;&quot;,&quot;non-dropping-particle&quot;:&quot;&quot;}],&quot;container-title&quot;:&quot;JSCSE]&quot;,&quot;accessed&quot;:{&quot;date-parts&quot;:[[2025,6,23]]},&quot;DOI&quot;:&quot;10.7321/jscse.v3.n3.119&quot;,&quot;issued&quot;:{&quot;date-parts&quot;:[[2013]]},&quot;abstract&quot;:&quot;User interface (UI) is point of interaction between user and computer software. The success and failure of a software application depends on User Interface Design (UID). Possibility of using a software, easily using and learning are issues influenced by UID. The UI is significant in designing of educational software (e-Learning). Principles and concepts of learning should be considered in addition to UID principles in UID for e-learning. In this regard, to specify the logical relationship between education, learning, UID and multimedia at first we readdress the issues raised in previous studies. It is followed by examining the principle concepts of e-learning and UID. Then, we will see how UID contributes to e-learning through the educational software built by authors. Also we show the way of using UI to improve learning and motivating the learners and to improve the time efficiency of using e-learning software.&quot;,&quot;issue&quot;:&quot;3&quot;,&quot;volume&quot;:&quot;3&quot;,&quot;container-title-short&quot;:&quot;&quot;},&quot;isTemporary&quot;:false,&quot;suppress-author&quot;:false,&quot;composite&quot;:false,&quot;author-only&quot;:false}]}]"/>
     <we:property name="MENDELEY_CITATIONS_STYLE" value="{&quot;id&quot;:&quot;https://www.zotero.org/styles/ieee&quot;,&quot;title&quot;:&quot;IEEE&quot;,&quot;format&quot;:&quot;numeric&quot;,&quot;defaultLocale&quot;:null,&quot;isLocaleCodeValid&quot;:true}"/>
   </we:properties>
   <we:bindings/>

--- a/DESARROLLO DE TITULACIÓN II/TESIS/ARCHIVO/Kushiro_Borrador_Anteproyecto.docx
+++ b/DESARROLLO DE TITULACIÓN II/TESIS/ARCHIVO/Kushiro_Borrador_Anteproyecto.docx
@@ -583,21 +583,7 @@
                 <w:rStyle w:val="Hipervnculo"/>
                 <w:noProof/>
               </w:rPr>
-              <w:t>CAPÍTU</w:t>
-            </w:r>
-            <w:r>
-              <w:rPr>
-                <w:rStyle w:val="Hipervnculo"/>
-                <w:noProof/>
-              </w:rPr>
-              <w:t>L</w:t>
-            </w:r>
-            <w:r>
-              <w:rPr>
-                <w:rStyle w:val="Hipervnculo"/>
-                <w:noProof/>
-              </w:rPr>
-              <w:t>O I</w:t>
+              <w:t>CAPÍTULO I</w:t>
             </w:r>
             <w:r>
               <w:rPr>
@@ -685,49 +671,7 @@
                 <w:rStyle w:val="Hipervnculo"/>
                 <w:noProof/>
               </w:rPr>
-              <w:t>Problema</w:t>
-            </w:r>
-            <w:r>
-              <w:rPr>
-                <w:rStyle w:val="Hipervnculo"/>
-                <w:noProof/>
-              </w:rPr>
-              <w:t xml:space="preserve"> </w:t>
-            </w:r>
-            <w:r>
-              <w:rPr>
-                <w:rStyle w:val="Hipervnculo"/>
-                <w:noProof/>
-              </w:rPr>
-              <w:t>de i</w:t>
-            </w:r>
-            <w:r>
-              <w:rPr>
-                <w:rStyle w:val="Hipervnculo"/>
-                <w:noProof/>
-              </w:rPr>
-              <w:t>n</w:t>
-            </w:r>
-            <w:r>
-              <w:rPr>
-                <w:rStyle w:val="Hipervnculo"/>
-                <w:noProof/>
-              </w:rPr>
-              <w:t>v</w:t>
-            </w:r>
-            <w:r>
-              <w:rPr>
-                <w:rStyle w:val="Hipervnculo"/>
-                <w:noProof/>
-              </w:rPr>
-              <w:t>e</w:t>
-            </w:r>
-            <w:r>
-              <w:rPr>
-                <w:rStyle w:val="Hipervnculo"/>
-                <w:noProof/>
-              </w:rPr>
-              <w:t>stigación</w:t>
+              <w:t>Problema de investigación</w:t>
             </w:r>
             <w:r>
               <w:rPr>
@@ -1079,21 +1023,7 @@
                 <w:rStyle w:val="Hipervnculo"/>
                 <w:noProof/>
               </w:rPr>
-              <w:t>OBJETI</w:t>
-            </w:r>
-            <w:r>
-              <w:rPr>
-                <w:rStyle w:val="Hipervnculo"/>
-                <w:noProof/>
-              </w:rPr>
-              <w:t>V</w:t>
-            </w:r>
-            <w:r>
-              <w:rPr>
-                <w:rStyle w:val="Hipervnculo"/>
-                <w:noProof/>
-              </w:rPr>
-              <w:t>OS</w:t>
+              <w:t>OBJETIVOS</w:t>
             </w:r>
             <w:r>
               <w:rPr>
@@ -1134,7 +1064,7 @@
                 <w:noProof/>
                 <w:webHidden/>
               </w:rPr>
-              <w:t>7</w:t>
+              <w:t>8</w:t>
             </w:r>
             <w:r>
               <w:rPr>
@@ -1222,7 +1152,7 @@
                 <w:noProof/>
                 <w:webHidden/>
               </w:rPr>
-              <w:t>7</w:t>
+              <w:t>8</w:t>
             </w:r>
             <w:r>
               <w:rPr>
@@ -3406,19 +3336,7 @@
     </w:p>
     <w:p>
       <w:r>
-        <w:t>Este bajo rendimiento se debe, en parte, a la falta de recursos pedagógicos adecuados</w:t>
-      </w:r>
-      <w:r>
-        <w:t xml:space="preserve"> para que </w:t>
-      </w:r>
-      <w:r>
-        <w:t xml:space="preserve">los docentes </w:t>
-      </w:r>
-      <w:r>
-        <w:t>puedan</w:t>
-      </w:r>
-      <w:r>
-        <w:t xml:space="preserve"> incorporar tecnologías educativas avanzadas en el aula. A pesar de la creciente disponibilidad de herramientas digitales, muchos docentes aún no tienen acceso a soluciones efectivas que se adapten a las necesidades individuales de los estudiantes.</w:t>
+        <w:t>Este bajo rendimiento se debe, en parte, a la falta de recursos pedagógicos adecuados para que los docentes puedan incorporar tecnologías educativas avanzadas en el aula. A pesar de la creciente disponibilidad de herramientas digitales, muchos docentes aún no tienen acceso a soluciones efectivas que se adapten a las necesidades individuales de los estudiantes.</w:t>
       </w:r>
     </w:p>
     <w:p>
@@ -3602,10 +3520,7 @@
         <w:t>¿</w:t>
       </w:r>
       <w:r>
-        <w:t>Cómo</w:t>
-      </w:r>
-      <w:r>
-        <w:t xml:space="preserve"> se puede estructurar un modelo que guíe la incorporación de la Interfaz de Programación de Aplicaciones (API) de inteligencia artificial generativa en el diseño de software educativo personalizado</w:t>
+        <w:t>Cómo se puede estructurar un modelo que guíe la incorporación de la Interfaz de Programación de Aplicaciones (API) de inteligencia artificial generativa en el diseño de software educativo personalizado</w:t>
       </w:r>
       <w:r>
         <w:rPr>
@@ -3629,10 +3544,7 @@
         <w:t>¿</w:t>
       </w:r>
       <w:r>
-        <w:t>Cómo</w:t>
-      </w:r>
-      <w:r>
-        <w:t xml:space="preserve"> se puede desarrollar una aplicación web que facilite la práctica de conceptos básicos de trigonometría para los estudiantes mediante inteligencia artificial generativa</w:t>
+        <w:t>Cómo se puede desarrollar una aplicación web que facilite la práctica de conceptos básicos de trigonometría para los estudiantes mediante inteligencia artificial generativa</w:t>
       </w:r>
       <w:r>
         <w:t>?</w:t>
@@ -3698,7 +3610,15 @@
       </w:pPr>
       <w:bookmarkStart w:id="10" w:name="_Hlk202289018"/>
       <w:r>
-        <w:t>Formular un modelo cualitativo que sirva de referencia en la construcción de software educativo enfocado a la práctica de trigonometría en estudiantes de educación básica superior mediante la incorporación de Inteligencia Artificial generativa</w:t>
+        <w:t xml:space="preserve">Formular un modelo cualitativo que sirva de referencia en la construcción de </w:t>
+      </w:r>
+      <w:bookmarkStart w:id="11" w:name="_Hlk204954298"/>
+      <w:r>
+        <w:t xml:space="preserve">software educativo </w:t>
+      </w:r>
+      <w:bookmarkEnd w:id="11"/>
+      <w:r>
+        <w:t>enfocado a la práctica de trigonometría en estudiantes de educación básica superior mediante la incorporación de Inteligencia Artificial generativa</w:t>
       </w:r>
       <w:r>
         <w:t>.</w:t>
@@ -3712,12 +3632,12 @@
           <w:numId w:val="19"/>
         </w:numPr>
       </w:pPr>
-      <w:bookmarkStart w:id="11" w:name="_Toc200312501"/>
+      <w:bookmarkStart w:id="12" w:name="_Toc200312501"/>
       <w:bookmarkEnd w:id="10"/>
       <w:r>
         <w:t>Objetivos Específicos:</w:t>
       </w:r>
-      <w:bookmarkEnd w:id="11"/>
+      <w:bookmarkEnd w:id="12"/>
     </w:p>
     <w:p>
       <w:pPr>
@@ -3727,9 +3647,17 @@
           <w:numId w:val="2"/>
         </w:numPr>
       </w:pPr>
-      <w:bookmarkStart w:id="12" w:name="_Hlk202289223"/>
-      <w:r>
-        <w:t>Esbozar un modelo que ilustre la manera de consumir la Interfaz de Programación de Aplicación de una Inteligencia Artificial generativa para la construcción de software educativo a la medida</w:t>
+      <w:bookmarkStart w:id="13" w:name="_Hlk202289223"/>
+      <w:r>
+        <w:t xml:space="preserve">Esbozar un modelo que ilustre la manera de consumir la </w:t>
+      </w:r>
+      <w:bookmarkStart w:id="14" w:name="_Hlk204954326"/>
+      <w:r>
+        <w:t>Interfaz de Programación de Aplicación</w:t>
+      </w:r>
+      <w:bookmarkEnd w:id="14"/>
+      <w:r>
+        <w:t xml:space="preserve"> de una Inteligencia Artificial generativa para la construcción de software educativo a la medida</w:t>
       </w:r>
       <w:r>
         <w:t>.</w:t>
@@ -3743,10 +3671,18 @@
           <w:numId w:val="2"/>
         </w:numPr>
       </w:pPr>
-      <w:bookmarkStart w:id="13" w:name="_Hlk202289227"/>
-      <w:bookmarkEnd w:id="12"/>
-      <w:r>
-        <w:t>Construir una aplicación web basada en el modelo formulado, para la práctica de conceptos básicos de trigonometría</w:t>
+      <w:bookmarkStart w:id="15" w:name="_Hlk202289227"/>
+      <w:bookmarkEnd w:id="13"/>
+      <w:r>
+        <w:t xml:space="preserve">Construir una </w:t>
+      </w:r>
+      <w:bookmarkStart w:id="16" w:name="_Hlk204954251"/>
+      <w:r>
+        <w:t xml:space="preserve">aplicación web </w:t>
+      </w:r>
+      <w:bookmarkEnd w:id="16"/>
+      <w:r>
+        <w:t>basada en el modelo formulado, para la práctica de conceptos básicos de trigonometría</w:t>
       </w:r>
       <w:r>
         <w:t>.</w:t>
@@ -3760,10 +3696,18 @@
           <w:numId w:val="2"/>
         </w:numPr>
       </w:pPr>
-      <w:bookmarkStart w:id="14" w:name="_Hlk202289230"/>
-      <w:bookmarkEnd w:id="13"/>
-      <w:r>
-        <w:t>Determinar la usabilidad de la aplicación desarrollada a la práctica de trigonometría, mediante un estudio de usuarios enfocado a la descripción de la utilidad del modelo propuesto</w:t>
+      <w:bookmarkStart w:id="17" w:name="_Hlk202289230"/>
+      <w:bookmarkEnd w:id="15"/>
+      <w:r>
+        <w:t xml:space="preserve">Determinar la </w:t>
+      </w:r>
+      <w:bookmarkStart w:id="18" w:name="_Hlk204954353"/>
+      <w:r>
+        <w:t xml:space="preserve">usabilidad </w:t>
+      </w:r>
+      <w:bookmarkEnd w:id="18"/>
+      <w:r>
+        <w:t>de la aplicación desarrollada a la práctica de trigonometría, mediante un estudio de usuarios enfocado a la descripción de la utilidad del modelo propuesto</w:t>
       </w:r>
       <w:r>
         <w:t>.</w:t>
@@ -3777,12 +3721,12 @@
           <w:numId w:val="19"/>
         </w:numPr>
       </w:pPr>
-      <w:bookmarkStart w:id="15" w:name="_Toc200312502"/>
-      <w:bookmarkEnd w:id="14"/>
+      <w:bookmarkStart w:id="19" w:name="_Toc200312502"/>
+      <w:bookmarkEnd w:id="17"/>
       <w:r>
         <w:t>JUSTIFICACIÓN</w:t>
       </w:r>
-      <w:bookmarkEnd w:id="15"/>
+      <w:bookmarkEnd w:id="19"/>
     </w:p>
     <w:p>
       <w:r>
@@ -3874,11 +3818,11 @@
       <w:pPr>
         <w:pStyle w:val="Ttulo1"/>
       </w:pPr>
-      <w:bookmarkStart w:id="16" w:name="_Toc200312503"/>
+      <w:bookmarkStart w:id="20" w:name="_Toc200312503"/>
       <w:r>
         <w:t>CAPÍTULO II</w:t>
       </w:r>
-      <w:bookmarkEnd w:id="16"/>
+      <w:bookmarkEnd w:id="20"/>
     </w:p>
     <w:p>
       <w:pPr>
@@ -3907,13 +3851,14 @@
       <w:pPr>
         <w:pStyle w:val="Ttulo2"/>
       </w:pPr>
-      <w:bookmarkStart w:id="17" w:name="_Toc200312504"/>
+      <w:bookmarkStart w:id="21" w:name="_Toc200312504"/>
       <w:r>
         <w:lastRenderedPageBreak/>
         <w:t>2.1. Marco Conceptual</w:t>
       </w:r>
-      <w:bookmarkEnd w:id="17"/>
-    </w:p>
+      <w:bookmarkEnd w:id="21"/>
+    </w:p>
+    <w:p/>
     <w:p>
       <w:pPr>
         <w:pStyle w:val="Ttulo2"/>
@@ -3921,14 +3866,14 @@
           <w:bCs/>
         </w:rPr>
       </w:pPr>
-      <w:bookmarkStart w:id="18" w:name="_Toc200312505"/>
+      <w:bookmarkStart w:id="22" w:name="_Toc200312505"/>
       <w:r>
         <w:t xml:space="preserve">2.2. </w:t>
       </w:r>
       <w:r>
         <w:t>MARCO REFERENCIAL</w:t>
       </w:r>
-      <w:bookmarkEnd w:id="18"/>
+      <w:bookmarkEnd w:id="22"/>
     </w:p>
     <w:p>
       <w:r>
@@ -4157,11 +4102,11 @@
       <w:pPr>
         <w:pStyle w:val="Ttulo2"/>
       </w:pPr>
-      <w:bookmarkStart w:id="19" w:name="_Toc200312506"/>
+      <w:bookmarkStart w:id="23" w:name="_Toc200312506"/>
       <w:r>
         <w:t>2.3. Marco legal</w:t>
       </w:r>
-      <w:bookmarkEnd w:id="19"/>
+      <w:bookmarkEnd w:id="23"/>
     </w:p>
     <w:p/>
     <w:p/>
@@ -4186,11 +4131,11 @@
       <w:pPr>
         <w:pStyle w:val="Ttulo1"/>
       </w:pPr>
-      <w:bookmarkStart w:id="20" w:name="_Toc200312507"/>
+      <w:bookmarkStart w:id="24" w:name="_Toc200312507"/>
       <w:r>
         <w:t>CAPÍTULO III</w:t>
       </w:r>
-      <w:bookmarkEnd w:id="20"/>
+      <w:bookmarkEnd w:id="24"/>
     </w:p>
     <w:p>
       <w:pPr>
@@ -4216,12 +4161,12 @@
       <w:pPr>
         <w:pStyle w:val="Ttulo2"/>
       </w:pPr>
-      <w:bookmarkStart w:id="21" w:name="_Toc200312508"/>
+      <w:bookmarkStart w:id="25" w:name="_Toc200312508"/>
       <w:r>
         <w:lastRenderedPageBreak/>
         <w:t>3.1. Localización</w:t>
       </w:r>
-      <w:bookmarkEnd w:id="21"/>
+      <w:bookmarkEnd w:id="25"/>
     </w:p>
     <w:p/>
     <w:p>
@@ -4229,14 +4174,14 @@
         <w:pStyle w:val="Ttulo3"/>
         <w:ind w:left="0"/>
       </w:pPr>
-      <w:bookmarkStart w:id="22" w:name="_Toc200312509"/>
+      <w:bookmarkStart w:id="26" w:name="_Toc200312509"/>
       <w:r>
         <w:t xml:space="preserve">3.2. </w:t>
       </w:r>
       <w:r>
         <w:t>Tipos de investigación</w:t>
       </w:r>
-      <w:bookmarkEnd w:id="22"/>
+      <w:bookmarkEnd w:id="26"/>
     </w:p>
     <w:p>
       <w:r>
@@ -4264,14 +4209,14 @@
         <w:pStyle w:val="Ttulo3"/>
         <w:ind w:left="0"/>
       </w:pPr>
-      <w:bookmarkStart w:id="23" w:name="_Toc200312510"/>
+      <w:bookmarkStart w:id="27" w:name="_Toc200312510"/>
       <w:r>
         <w:t xml:space="preserve">3.3. </w:t>
       </w:r>
       <w:r>
         <w:t>Métodos de investigación</w:t>
       </w:r>
-      <w:bookmarkEnd w:id="23"/>
+      <w:bookmarkEnd w:id="27"/>
     </w:p>
     <w:p>
       <w:pPr>
@@ -4405,11 +4350,11 @@
         <w:lastRenderedPageBreak/>
         <w:t xml:space="preserve"> </w:t>
       </w:r>
-      <w:bookmarkStart w:id="24" w:name="_Toc200312511"/>
+      <w:bookmarkStart w:id="28" w:name="_Toc200312511"/>
       <w:r>
         <w:t>Instrumentos de Investigación</w:t>
       </w:r>
-      <w:bookmarkEnd w:id="24"/>
+      <w:bookmarkEnd w:id="28"/>
     </w:p>
     <w:p>
       <w:pPr>
@@ -4550,11 +4495,11 @@
           <w:numId w:val="21"/>
         </w:numPr>
       </w:pPr>
-      <w:bookmarkStart w:id="25" w:name="_Toc200312512"/>
+      <w:bookmarkStart w:id="29" w:name="_Toc200312512"/>
       <w:r>
         <w:t>Fuentes de recopilación de información</w:t>
       </w:r>
-      <w:bookmarkEnd w:id="25"/>
+      <w:bookmarkEnd w:id="29"/>
     </w:p>
     <w:p>
       <w:pPr>
@@ -4564,11 +4509,11 @@
           <w:numId w:val="21"/>
         </w:numPr>
       </w:pPr>
-      <w:bookmarkStart w:id="26" w:name="_Toc200312513"/>
+      <w:bookmarkStart w:id="30" w:name="_Toc200312513"/>
       <w:r>
         <w:t>Diseño de Investigación</w:t>
       </w:r>
-      <w:bookmarkEnd w:id="26"/>
+      <w:bookmarkEnd w:id="30"/>
     </w:p>
     <w:p>
       <w:r>
@@ -4683,11 +4628,11 @@
           <w:numId w:val="21"/>
         </w:numPr>
       </w:pPr>
-      <w:bookmarkStart w:id="27" w:name="_Toc200312514"/>
+      <w:bookmarkStart w:id="31" w:name="_Toc200312514"/>
       <w:r>
         <w:t>Instrumentos de investigación</w:t>
       </w:r>
-      <w:bookmarkEnd w:id="27"/>
+      <w:bookmarkEnd w:id="31"/>
     </w:p>
     <w:p/>
     <w:p/>
@@ -4718,11 +4663,11 @@
       <w:pPr>
         <w:pStyle w:val="Ttulo1"/>
       </w:pPr>
-      <w:bookmarkStart w:id="28" w:name="_Toc200312515"/>
+      <w:bookmarkStart w:id="32" w:name="_Toc200312515"/>
       <w:r>
         <w:t>CAPÍTULO IV</w:t>
       </w:r>
-      <w:bookmarkEnd w:id="28"/>
+      <w:bookmarkEnd w:id="32"/>
     </w:p>
     <w:p>
       <w:pPr>
@@ -4745,34 +4690,34 @@
     <w:p/>
     <w:p/>
     <w:p>
-      <w:bookmarkStart w:id="29" w:name="_Toc200312516"/>
-    </w:p>
-    <w:p/>
-    <w:p/>
-    <w:p/>
-    <w:p/>
-    <w:p/>
-    <w:p/>
-    <w:p/>
-    <w:p/>
-    <w:p/>
-    <w:p/>
-    <w:p/>
-    <w:p/>
-    <w:p/>
-    <w:p/>
-    <w:p/>
-    <w:p/>
-    <w:p/>
-    <w:p/>
-    <w:p/>
-    <w:p/>
-    <w:p/>
-    <w:p/>
-    <w:p/>
-    <w:p/>
-    <w:p/>
-    <w:bookmarkEnd w:id="29"/>
+      <w:bookmarkStart w:id="33" w:name="_Toc200312516"/>
+    </w:p>
+    <w:p/>
+    <w:p/>
+    <w:p/>
+    <w:p/>
+    <w:p/>
+    <w:p/>
+    <w:p/>
+    <w:p/>
+    <w:p/>
+    <w:p/>
+    <w:p/>
+    <w:p/>
+    <w:p/>
+    <w:p/>
+    <w:p/>
+    <w:p/>
+    <w:p/>
+    <w:p/>
+    <w:p/>
+    <w:p/>
+    <w:p/>
+    <w:p/>
+    <w:p/>
+    <w:p/>
+    <w:p/>
+    <w:bookmarkEnd w:id="33"/>
     <w:p/>
     <w:p/>
     <w:p/>
@@ -4787,11 +4732,11 @@
       <w:pPr>
         <w:pStyle w:val="Ttulo1"/>
       </w:pPr>
-      <w:bookmarkStart w:id="30" w:name="_Toc200312517"/>
+      <w:bookmarkStart w:id="34" w:name="_Toc200312517"/>
       <w:r>
         <w:t>CAPÍTULO V</w:t>
       </w:r>
-      <w:bookmarkEnd w:id="30"/>
+      <w:bookmarkEnd w:id="34"/>
     </w:p>
     <w:p>
       <w:pPr>
@@ -4816,11 +4761,11 @@
       <w:pPr>
         <w:pStyle w:val="Ttulo2"/>
       </w:pPr>
-      <w:bookmarkStart w:id="31" w:name="_Toc200312518"/>
+      <w:bookmarkStart w:id="35" w:name="_Toc200312518"/>
       <w:r>
         <w:t>5.1. Conclusiones</w:t>
       </w:r>
-      <w:bookmarkEnd w:id="31"/>
+      <w:bookmarkEnd w:id="35"/>
     </w:p>
     <w:p>
       <w:pPr>
@@ -4829,7 +4774,7 @@
           <w:lang w:val="en-US"/>
         </w:rPr>
       </w:pPr>
-      <w:bookmarkStart w:id="32" w:name="_Toc200312519"/>
+      <w:bookmarkStart w:id="36" w:name="_Toc200312519"/>
       <w:r>
         <w:rPr>
           <w:lang w:val="en-US"/>
@@ -4843,7 +4788,7 @@
         </w:rPr>
         <w:t>Recomendaciones</w:t>
       </w:r>
-      <w:bookmarkEnd w:id="32"/>
+      <w:bookmarkEnd w:id="36"/>
       <w:proofErr w:type="spellEnd"/>
     </w:p>
     <w:p>
@@ -5077,14 +5022,14 @@
           <w:lang w:val="en-US"/>
         </w:rPr>
       </w:pPr>
-      <w:bookmarkStart w:id="33" w:name="_Toc200312520"/>
+      <w:bookmarkStart w:id="37" w:name="_Toc200312520"/>
       <w:r>
         <w:rPr>
           <w:lang w:val="en-US"/>
         </w:rPr>
         <w:t>CAPÍTULO VI</w:t>
       </w:r>
-      <w:bookmarkEnd w:id="33"/>
+      <w:bookmarkEnd w:id="37"/>
     </w:p>
     <w:p>
       <w:pPr>
@@ -5890,23 +5835,7 @@
               <w:lang w:val="en-US"/>
             </w:rPr>
             <w:tab/>
-            <w:t xml:space="preserve">B. Faghih, M. Reza </w:t>
-          </w:r>
-          <w:proofErr w:type="spellStart"/>
-          <w:r>
-            <w:rPr>
-              <w:rFonts w:eastAsia="Times New Roman"/>
-              <w:lang w:val="en-US"/>
-            </w:rPr>
-            <w:t>Azadehfar</w:t>
-          </w:r>
-          <w:proofErr w:type="spellEnd"/>
-          <w:r>
-            <w:rPr>
-              <w:rFonts w:eastAsia="Times New Roman"/>
-              <w:lang w:val="en-US"/>
-            </w:rPr>
-            <w:t xml:space="preserve">, and S. D. </w:t>
+            <w:t xml:space="preserve">B. Faghih, M. Reza Azadehfar, and S. D. </w:t>
           </w:r>
           <w:proofErr w:type="spellStart"/>
           <w:r>
@@ -6163,11 +6092,11 @@
       <w:pPr>
         <w:pStyle w:val="Ttulo1"/>
       </w:pPr>
-      <w:bookmarkStart w:id="34" w:name="_Toc200312521"/>
+      <w:bookmarkStart w:id="38" w:name="_Toc200312521"/>
       <w:r>
         <w:t>CAPÍTULO VII</w:t>
       </w:r>
-      <w:bookmarkEnd w:id="34"/>
+      <w:bookmarkEnd w:id="38"/>
     </w:p>
     <w:p>
       <w:pPr>
@@ -9355,6 +9284,7 @@
   <w:style w:type="character" w:default="1" w:styleId="Fuentedeprrafopredeter">
     <w:name w:val="Default Paragraph Font"/>
     <w:uiPriority w:val="1"/>
+    <w:semiHidden/>
     <w:unhideWhenUsed/>
   </w:style>
   <w:style w:type="table" w:default="1" w:styleId="Tablanormal">
@@ -10119,6 +10049,7 @@
     <w:rsid w:val="002F603C"/>
     <w:rsid w:val="00383206"/>
     <w:rsid w:val="00392BD3"/>
+    <w:rsid w:val="00402964"/>
     <w:rsid w:val="00522576"/>
     <w:rsid w:val="005268E3"/>
     <w:rsid w:val="005829C3"/>
@@ -10134,6 +10065,7 @@
     <w:rsid w:val="007A2B2A"/>
     <w:rsid w:val="007C0E0E"/>
     <w:rsid w:val="007D4839"/>
+    <w:rsid w:val="007E7D04"/>
     <w:rsid w:val="00806E96"/>
     <w:rsid w:val="00826CD1"/>
     <w:rsid w:val="00854FC0"/>
@@ -10148,6 +10080,7 @@
     <w:rsid w:val="009C0070"/>
     <w:rsid w:val="00A60F92"/>
     <w:rsid w:val="00AA19AF"/>
+    <w:rsid w:val="00B34840"/>
     <w:rsid w:val="00B659C8"/>
     <w:rsid w:val="00B836EA"/>
     <w:rsid w:val="00B92695"/>
@@ -10166,6 +10099,7 @@
     <w:rsid w:val="00E05B0D"/>
     <w:rsid w:val="00E25F49"/>
     <w:rsid w:val="00E3600C"/>
+    <w:rsid w:val="00E7090D"/>
     <w:rsid w:val="00EA15A0"/>
     <w:rsid w:val="00EB125F"/>
     <w:rsid w:val="00EB4FE9"/>
@@ -10634,10 +10568,6 @@
       <w:color w:val="666666"/>
     </w:rPr>
   </w:style>
-  <w:style w:type="paragraph" w:customStyle="1" w:styleId="BE04783E6D524C4C8586CBFA857DA7B0">
-    <w:name w:val="BE04783E6D524C4C8586CBFA857DA7B0"/>
-    <w:rsid w:val="005268E3"/>
-  </w:style>
   <w:style w:type="paragraph" w:customStyle="1" w:styleId="C0AB5365BBA847E894C341F98CBD8BD1">
     <w:name w:val="C0AB5365BBA847E894C341F98CBD8BD1"/>
     <w:rsid w:val="00EF0399"/>

--- a/DESARROLLO DE TITULACIÓN II/TESIS/ARCHIVO/Kushiro_Borrador_Anteproyecto.docx
+++ b/DESARROLLO DE TITULACIÓN II/TESIS/ARCHIVO/Kushiro_Borrador_Anteproyecto.docx
@@ -506,7 +506,7 @@
             </w:rPr>
             <w:fldChar w:fldCharType="separate"/>
           </w:r>
-          <w:hyperlink w:anchor="_Toc200312493" w:history="1">
+          <w:hyperlink w:anchor="_Toc206352299" w:history="1">
             <w:r>
               <w:rPr>
                 <w:rStyle w:val="Hipervnculo"/>
@@ -533,7 +533,7 @@
                 <w:noProof/>
                 <w:webHidden/>
               </w:rPr>
-              <w:instrText xml:space="preserve"> PAGEREF _Toc200312493 \h </w:instrText>
+              <w:instrText xml:space="preserve"> PAGEREF _Toc206352299 \h </w:instrText>
             </w:r>
             <w:r>
               <w:rPr>
@@ -577,7 +577,7 @@
               <w:lang w:eastAsia="es-EC"/>
             </w:rPr>
           </w:pPr>
-          <w:hyperlink w:anchor="_Toc200312494" w:history="1">
+          <w:hyperlink w:anchor="_Toc206352300" w:history="1">
             <w:r>
               <w:rPr>
                 <w:rStyle w:val="Hipervnculo"/>
@@ -604,7 +604,7 @@
                 <w:noProof/>
                 <w:webHidden/>
               </w:rPr>
-              <w:instrText xml:space="preserve"> PAGEREF _Toc200312494 \h </w:instrText>
+              <w:instrText xml:space="preserve"> PAGEREF _Toc206352300 \h </w:instrText>
             </w:r>
             <w:r>
               <w:rPr>
@@ -649,7 +649,7 @@
               <w:lang w:eastAsia="es-EC"/>
             </w:rPr>
           </w:pPr>
-          <w:hyperlink w:anchor="_Toc200312495" w:history="1">
+          <w:hyperlink w:anchor="_Toc206352301" w:history="1">
             <w:r>
               <w:rPr>
                 <w:rStyle w:val="Hipervnculo"/>
@@ -692,7 +692,7 @@
                 <w:noProof/>
                 <w:webHidden/>
               </w:rPr>
-              <w:instrText xml:space="preserve"> PAGEREF _Toc200312495 \h </w:instrText>
+              <w:instrText xml:space="preserve"> PAGEREF _Toc206352301 \h </w:instrText>
             </w:r>
             <w:r>
               <w:rPr>
@@ -737,7 +737,7 @@
               <w:lang w:eastAsia="es-EC"/>
             </w:rPr>
           </w:pPr>
-          <w:hyperlink w:anchor="_Toc200312496" w:history="1">
+          <w:hyperlink w:anchor="_Toc206352302" w:history="1">
             <w:r>
               <w:rPr>
                 <w:rStyle w:val="Hipervnculo"/>
@@ -780,7 +780,7 @@
                 <w:noProof/>
                 <w:webHidden/>
               </w:rPr>
-              <w:instrText xml:space="preserve"> PAGEREF _Toc200312496 \h </w:instrText>
+              <w:instrText xml:space="preserve"> PAGEREF _Toc206352302 \h </w:instrText>
             </w:r>
             <w:r>
               <w:rPr>
@@ -825,7 +825,7 @@
               <w:lang w:eastAsia="es-EC"/>
             </w:rPr>
           </w:pPr>
-          <w:hyperlink w:anchor="_Toc200312497" w:history="1">
+          <w:hyperlink w:anchor="_Toc206352303" w:history="1">
             <w:r>
               <w:rPr>
                 <w:rStyle w:val="Hipervnculo"/>
@@ -868,7 +868,7 @@
                 <w:noProof/>
                 <w:webHidden/>
               </w:rPr>
-              <w:instrText xml:space="preserve"> PAGEREF _Toc200312497 \h </w:instrText>
+              <w:instrText xml:space="preserve"> PAGEREF _Toc206352303 \h </w:instrText>
             </w:r>
             <w:r>
               <w:rPr>
@@ -913,7 +913,7 @@
               <w:lang w:eastAsia="es-EC"/>
             </w:rPr>
           </w:pPr>
-          <w:hyperlink w:anchor="_Toc200312498" w:history="1">
+          <w:hyperlink w:anchor="_Toc206352304" w:history="1">
             <w:r>
               <w:rPr>
                 <w:rStyle w:val="Hipervnculo"/>
@@ -956,7 +956,7 @@
                 <w:noProof/>
                 <w:webHidden/>
               </w:rPr>
-              <w:instrText xml:space="preserve"> PAGEREF _Toc200312498 \h </w:instrText>
+              <w:instrText xml:space="preserve"> PAGEREF _Toc206352304 \h </w:instrText>
             </w:r>
             <w:r>
               <w:rPr>
@@ -1001,7 +1001,7 @@
               <w:lang w:eastAsia="es-EC"/>
             </w:rPr>
           </w:pPr>
-          <w:hyperlink w:anchor="_Toc200312499" w:history="1">
+          <w:hyperlink w:anchor="_Toc206352305" w:history="1">
             <w:r>
               <w:rPr>
                 <w:rStyle w:val="Hipervnculo"/>
@@ -1044,7 +1044,7 @@
                 <w:noProof/>
                 <w:webHidden/>
               </w:rPr>
-              <w:instrText xml:space="preserve"> PAGEREF _Toc200312499 \h </w:instrText>
+              <w:instrText xml:space="preserve"> PAGEREF _Toc206352305 \h </w:instrText>
             </w:r>
             <w:r>
               <w:rPr>
@@ -1089,7 +1089,7 @@
               <w:lang w:eastAsia="es-EC"/>
             </w:rPr>
           </w:pPr>
-          <w:hyperlink w:anchor="_Toc200312500" w:history="1">
+          <w:hyperlink w:anchor="_Toc206352306" w:history="1">
             <w:r>
               <w:rPr>
                 <w:rStyle w:val="Hipervnculo"/>
@@ -1132,7 +1132,7 @@
                 <w:noProof/>
                 <w:webHidden/>
               </w:rPr>
-              <w:instrText xml:space="preserve"> PAGEREF _Toc200312500 \h </w:instrText>
+              <w:instrText xml:space="preserve"> PAGEREF _Toc206352306 \h </w:instrText>
             </w:r>
             <w:r>
               <w:rPr>
@@ -1177,7 +1177,7 @@
               <w:lang w:eastAsia="es-EC"/>
             </w:rPr>
           </w:pPr>
-          <w:hyperlink w:anchor="_Toc200312501" w:history="1">
+          <w:hyperlink w:anchor="_Toc206352307" w:history="1">
             <w:r>
               <w:rPr>
                 <w:rStyle w:val="Hipervnculo"/>
@@ -1220,7 +1220,7 @@
                 <w:noProof/>
                 <w:webHidden/>
               </w:rPr>
-              <w:instrText xml:space="preserve"> PAGEREF _Toc200312501 \h </w:instrText>
+              <w:instrText xml:space="preserve"> PAGEREF _Toc206352307 \h </w:instrText>
             </w:r>
             <w:r>
               <w:rPr>
@@ -1265,7 +1265,7 @@
               <w:lang w:eastAsia="es-EC"/>
             </w:rPr>
           </w:pPr>
-          <w:hyperlink w:anchor="_Toc200312502" w:history="1">
+          <w:hyperlink w:anchor="_Toc206352308" w:history="1">
             <w:r>
               <w:rPr>
                 <w:rStyle w:val="Hipervnculo"/>
@@ -1308,7 +1308,7 @@
                 <w:noProof/>
                 <w:webHidden/>
               </w:rPr>
-              <w:instrText xml:space="preserve"> PAGEREF _Toc200312502 \h </w:instrText>
+              <w:instrText xml:space="preserve"> PAGEREF _Toc206352308 \h </w:instrText>
             </w:r>
             <w:r>
               <w:rPr>
@@ -1352,7 +1352,7 @@
               <w:lang w:eastAsia="es-EC"/>
             </w:rPr>
           </w:pPr>
-          <w:hyperlink w:anchor="_Toc200312503" w:history="1">
+          <w:hyperlink w:anchor="_Toc206352309" w:history="1">
             <w:r>
               <w:rPr>
                 <w:rStyle w:val="Hipervnculo"/>
@@ -1379,7 +1379,7 @@
                 <w:noProof/>
                 <w:webHidden/>
               </w:rPr>
-              <w:instrText xml:space="preserve"> PAGEREF _Toc200312503 \h </w:instrText>
+              <w:instrText xml:space="preserve"> PAGEREF _Toc206352309 \h </w:instrText>
             </w:r>
             <w:r>
               <w:rPr>
@@ -1423,7 +1423,7 @@
               <w:lang w:eastAsia="es-EC"/>
             </w:rPr>
           </w:pPr>
-          <w:hyperlink w:anchor="_Toc200312504" w:history="1">
+          <w:hyperlink w:anchor="_Toc206352310" w:history="1">
             <w:r>
               <w:rPr>
                 <w:rStyle w:val="Hipervnculo"/>
@@ -1450,7 +1450,7 @@
                 <w:noProof/>
                 <w:webHidden/>
               </w:rPr>
-              <w:instrText xml:space="preserve"> PAGEREF _Toc200312504 \h </w:instrText>
+              <w:instrText xml:space="preserve"> PAGEREF _Toc206352310 \h </w:instrText>
             </w:r>
             <w:r>
               <w:rPr>
@@ -1494,7 +1494,7 @@
               <w:lang w:eastAsia="es-EC"/>
             </w:rPr>
           </w:pPr>
-          <w:hyperlink w:anchor="_Toc200312505" w:history="1">
+          <w:hyperlink w:anchor="_Toc206352311" w:history="1">
             <w:r>
               <w:rPr>
                 <w:rStyle w:val="Hipervnculo"/>
@@ -1521,7 +1521,7 @@
                 <w:noProof/>
                 <w:webHidden/>
               </w:rPr>
-              <w:instrText xml:space="preserve"> PAGEREF _Toc200312505 \h </w:instrText>
+              <w:instrText xml:space="preserve"> PAGEREF _Toc206352311 \h </w:instrText>
             </w:r>
             <w:r>
               <w:rPr>
@@ -1541,7 +1541,7 @@
                 <w:noProof/>
                 <w:webHidden/>
               </w:rPr>
-              <w:t>11</w:t>
+              <w:t>12</w:t>
             </w:r>
             <w:r>
               <w:rPr>
@@ -1565,7 +1565,7 @@
               <w:lang w:eastAsia="es-EC"/>
             </w:rPr>
           </w:pPr>
-          <w:hyperlink w:anchor="_Toc200312506" w:history="1">
+          <w:hyperlink w:anchor="_Toc206352312" w:history="1">
             <w:r>
               <w:rPr>
                 <w:rStyle w:val="Hipervnculo"/>
@@ -1592,7 +1592,7 @@
                 <w:noProof/>
                 <w:webHidden/>
               </w:rPr>
-              <w:instrText xml:space="preserve"> PAGEREF _Toc200312506 \h </w:instrText>
+              <w:instrText xml:space="preserve"> PAGEREF _Toc206352312 \h </w:instrText>
             </w:r>
             <w:r>
               <w:rPr>
@@ -1612,7 +1612,291 @@
                 <w:noProof/>
                 <w:webHidden/>
               </w:rPr>
-              <w:t>12</w:t>
+              <w:t>14</w:t>
+            </w:r>
+            <w:r>
+              <w:rPr>
+                <w:noProof/>
+                <w:webHidden/>
+              </w:rPr>
+              <w:fldChar w:fldCharType="end"/>
+            </w:r>
+          </w:hyperlink>
+        </w:p>
+        <w:p>
+          <w:pPr>
+            <w:pStyle w:val="TDC3"/>
+            <w:tabs>
+              <w:tab w:val="right" w:leader="dot" w:pos="9016"/>
+            </w:tabs>
+            <w:rPr>
+              <w:rFonts w:asciiTheme="minorHAnsi" w:eastAsiaTheme="minorEastAsia" w:hAnsiTheme="minorHAnsi"/>
+              <w:noProof/>
+              <w:color w:val="auto"/>
+              <w:lang w:eastAsia="es-EC"/>
+            </w:rPr>
+          </w:pPr>
+          <w:hyperlink w:anchor="_Toc206352313" w:history="1">
+            <w:r>
+              <w:rPr>
+                <w:rStyle w:val="Hipervnculo"/>
+                <w:noProof/>
+              </w:rPr>
+              <w:t>2.3.1. Constitución de la República del Ecuador</w:t>
+            </w:r>
+            <w:r>
+              <w:rPr>
+                <w:noProof/>
+                <w:webHidden/>
+              </w:rPr>
+              <w:tab/>
+            </w:r>
+            <w:r>
+              <w:rPr>
+                <w:noProof/>
+                <w:webHidden/>
+              </w:rPr>
+              <w:fldChar w:fldCharType="begin"/>
+            </w:r>
+            <w:r>
+              <w:rPr>
+                <w:noProof/>
+                <w:webHidden/>
+              </w:rPr>
+              <w:instrText xml:space="preserve"> PAGEREF _Toc206352313 \h </w:instrText>
+            </w:r>
+            <w:r>
+              <w:rPr>
+                <w:noProof/>
+                <w:webHidden/>
+              </w:rPr>
+            </w:r>
+            <w:r>
+              <w:rPr>
+                <w:noProof/>
+                <w:webHidden/>
+              </w:rPr>
+              <w:fldChar w:fldCharType="separate"/>
+            </w:r>
+            <w:r>
+              <w:rPr>
+                <w:noProof/>
+                <w:webHidden/>
+              </w:rPr>
+              <w:t>14</w:t>
+            </w:r>
+            <w:r>
+              <w:rPr>
+                <w:noProof/>
+                <w:webHidden/>
+              </w:rPr>
+              <w:fldChar w:fldCharType="end"/>
+            </w:r>
+          </w:hyperlink>
+        </w:p>
+        <w:p>
+          <w:pPr>
+            <w:pStyle w:val="TDC3"/>
+            <w:tabs>
+              <w:tab w:val="right" w:leader="dot" w:pos="9016"/>
+            </w:tabs>
+            <w:rPr>
+              <w:rFonts w:asciiTheme="minorHAnsi" w:eastAsiaTheme="minorEastAsia" w:hAnsiTheme="minorHAnsi"/>
+              <w:noProof/>
+              <w:color w:val="auto"/>
+              <w:lang w:eastAsia="es-EC"/>
+            </w:rPr>
+          </w:pPr>
+          <w:hyperlink w:anchor="_Toc206352314" w:history="1">
+            <w:r>
+              <w:rPr>
+                <w:rStyle w:val="Hipervnculo"/>
+                <w:noProof/>
+              </w:rPr>
+              <w:t>2.3.2. Ley Orgánica de Educación Intercultural (LOEI)</w:t>
+            </w:r>
+            <w:r>
+              <w:rPr>
+                <w:noProof/>
+                <w:webHidden/>
+              </w:rPr>
+              <w:tab/>
+            </w:r>
+            <w:r>
+              <w:rPr>
+                <w:noProof/>
+                <w:webHidden/>
+              </w:rPr>
+              <w:fldChar w:fldCharType="begin"/>
+            </w:r>
+            <w:r>
+              <w:rPr>
+                <w:noProof/>
+                <w:webHidden/>
+              </w:rPr>
+              <w:instrText xml:space="preserve"> PAGEREF _Toc206352314 \h </w:instrText>
+            </w:r>
+            <w:r>
+              <w:rPr>
+                <w:noProof/>
+                <w:webHidden/>
+              </w:rPr>
+            </w:r>
+            <w:r>
+              <w:rPr>
+                <w:noProof/>
+                <w:webHidden/>
+              </w:rPr>
+              <w:fldChar w:fldCharType="separate"/>
+            </w:r>
+            <w:r>
+              <w:rPr>
+                <w:noProof/>
+                <w:webHidden/>
+              </w:rPr>
+              <w:t>15</w:t>
+            </w:r>
+            <w:r>
+              <w:rPr>
+                <w:noProof/>
+                <w:webHidden/>
+              </w:rPr>
+              <w:fldChar w:fldCharType="end"/>
+            </w:r>
+          </w:hyperlink>
+        </w:p>
+        <w:p>
+          <w:pPr>
+            <w:pStyle w:val="TDC3"/>
+            <w:tabs>
+              <w:tab w:val="right" w:leader="dot" w:pos="9016"/>
+            </w:tabs>
+            <w:rPr>
+              <w:rFonts w:asciiTheme="minorHAnsi" w:eastAsiaTheme="minorEastAsia" w:hAnsiTheme="minorHAnsi"/>
+              <w:noProof/>
+              <w:color w:val="auto"/>
+              <w:lang w:eastAsia="es-EC"/>
+            </w:rPr>
+          </w:pPr>
+          <w:hyperlink w:anchor="_Toc206352315" w:history="1">
+            <w:r>
+              <w:rPr>
+                <w:rStyle w:val="Hipervnculo"/>
+                <w:noProof/>
+              </w:rPr>
+              <w:t>2.3.3. Ley Orgánica de Protección de Datos Personales</w:t>
+            </w:r>
+            <w:r>
+              <w:rPr>
+                <w:noProof/>
+                <w:webHidden/>
+              </w:rPr>
+              <w:tab/>
+            </w:r>
+            <w:r>
+              <w:rPr>
+                <w:noProof/>
+                <w:webHidden/>
+              </w:rPr>
+              <w:fldChar w:fldCharType="begin"/>
+            </w:r>
+            <w:r>
+              <w:rPr>
+                <w:noProof/>
+                <w:webHidden/>
+              </w:rPr>
+              <w:instrText xml:space="preserve"> PAGEREF _Toc206352315 \h </w:instrText>
+            </w:r>
+            <w:r>
+              <w:rPr>
+                <w:noProof/>
+                <w:webHidden/>
+              </w:rPr>
+            </w:r>
+            <w:r>
+              <w:rPr>
+                <w:noProof/>
+                <w:webHidden/>
+              </w:rPr>
+              <w:fldChar w:fldCharType="separate"/>
+            </w:r>
+            <w:r>
+              <w:rPr>
+                <w:noProof/>
+                <w:webHidden/>
+              </w:rPr>
+              <w:t>15</w:t>
+            </w:r>
+            <w:r>
+              <w:rPr>
+                <w:noProof/>
+                <w:webHidden/>
+              </w:rPr>
+              <w:fldChar w:fldCharType="end"/>
+            </w:r>
+          </w:hyperlink>
+        </w:p>
+        <w:p>
+          <w:pPr>
+            <w:pStyle w:val="TDC3"/>
+            <w:tabs>
+              <w:tab w:val="right" w:leader="dot" w:pos="9016"/>
+            </w:tabs>
+            <w:rPr>
+              <w:rFonts w:asciiTheme="minorHAnsi" w:eastAsiaTheme="minorEastAsia" w:hAnsiTheme="minorHAnsi"/>
+              <w:noProof/>
+              <w:color w:val="auto"/>
+              <w:lang w:eastAsia="es-EC"/>
+            </w:rPr>
+          </w:pPr>
+          <w:hyperlink w:anchor="_Toc206352316" w:history="1">
+            <w:r>
+              <w:rPr>
+                <w:rStyle w:val="Hipervnculo"/>
+                <w:noProof/>
+              </w:rPr>
+              <w:t>2.3.4. Código Orgánico de la Economía Social de los Conocimientos, Creatividad e Innovación (Código Ingenios)</w:t>
+            </w:r>
+            <w:r>
+              <w:rPr>
+                <w:noProof/>
+                <w:webHidden/>
+              </w:rPr>
+              <w:tab/>
+            </w:r>
+            <w:r>
+              <w:rPr>
+                <w:noProof/>
+                <w:webHidden/>
+              </w:rPr>
+              <w:fldChar w:fldCharType="begin"/>
+            </w:r>
+            <w:r>
+              <w:rPr>
+                <w:noProof/>
+                <w:webHidden/>
+              </w:rPr>
+              <w:instrText xml:space="preserve"> PAGEREF _Toc206352316 \h </w:instrText>
+            </w:r>
+            <w:r>
+              <w:rPr>
+                <w:noProof/>
+                <w:webHidden/>
+              </w:rPr>
+            </w:r>
+            <w:r>
+              <w:rPr>
+                <w:noProof/>
+                <w:webHidden/>
+              </w:rPr>
+              <w:fldChar w:fldCharType="separate"/>
+            </w:r>
+            <w:r>
+              <w:rPr>
+                <w:noProof/>
+                <w:webHidden/>
+              </w:rPr>
+              <w:t>16</w:t>
             </w:r>
             <w:r>
               <w:rPr>
@@ -1636,7 +1920,7 @@
               <w:lang w:eastAsia="es-EC"/>
             </w:rPr>
           </w:pPr>
-          <w:hyperlink w:anchor="_Toc200312507" w:history="1">
+          <w:hyperlink w:anchor="_Toc206352317" w:history="1">
             <w:r>
               <w:rPr>
                 <w:rStyle w:val="Hipervnculo"/>
@@ -1663,7 +1947,7 @@
                 <w:noProof/>
                 <w:webHidden/>
               </w:rPr>
-              <w:instrText xml:space="preserve"> PAGEREF _Toc200312507 \h </w:instrText>
+              <w:instrText xml:space="preserve"> PAGEREF _Toc206352317 \h </w:instrText>
             </w:r>
             <w:r>
               <w:rPr>
@@ -1683,7 +1967,7 @@
                 <w:noProof/>
                 <w:webHidden/>
               </w:rPr>
-              <w:t>13</w:t>
+              <w:t>18</w:t>
             </w:r>
             <w:r>
               <w:rPr>
@@ -1707,7 +1991,7 @@
               <w:lang w:eastAsia="es-EC"/>
             </w:rPr>
           </w:pPr>
-          <w:hyperlink w:anchor="_Toc200312508" w:history="1">
+          <w:hyperlink w:anchor="_Toc206352318" w:history="1">
             <w:r>
               <w:rPr>
                 <w:rStyle w:val="Hipervnculo"/>
@@ -1734,7 +2018,7 @@
                 <w:noProof/>
                 <w:webHidden/>
               </w:rPr>
-              <w:instrText xml:space="preserve"> PAGEREF _Toc200312508 \h </w:instrText>
+              <w:instrText xml:space="preserve"> PAGEREF _Toc206352318 \h </w:instrText>
             </w:r>
             <w:r>
               <w:rPr>
@@ -1754,7 +2038,7 @@
                 <w:noProof/>
                 <w:webHidden/>
               </w:rPr>
-              <w:t>14</w:t>
+              <w:t>19</w:t>
             </w:r>
             <w:r>
               <w:rPr>
@@ -1778,7 +2062,7 @@
               <w:lang w:eastAsia="es-EC"/>
             </w:rPr>
           </w:pPr>
-          <w:hyperlink w:anchor="_Toc200312509" w:history="1">
+          <w:hyperlink w:anchor="_Toc206352319" w:history="1">
             <w:r>
               <w:rPr>
                 <w:rStyle w:val="Hipervnculo"/>
@@ -1805,7 +2089,7 @@
                 <w:noProof/>
                 <w:webHidden/>
               </w:rPr>
-              <w:instrText xml:space="preserve"> PAGEREF _Toc200312509 \h </w:instrText>
+              <w:instrText xml:space="preserve"> PAGEREF _Toc206352319 \h </w:instrText>
             </w:r>
             <w:r>
               <w:rPr>
@@ -1825,7 +2109,7 @@
                 <w:noProof/>
                 <w:webHidden/>
               </w:rPr>
-              <w:t>14</w:t>
+              <w:t>19</w:t>
             </w:r>
             <w:r>
               <w:rPr>
@@ -1849,13 +2133,13 @@
               <w:lang w:eastAsia="es-EC"/>
             </w:rPr>
           </w:pPr>
-          <w:hyperlink w:anchor="_Toc200312510" w:history="1">
+          <w:hyperlink w:anchor="_Toc206352320" w:history="1">
             <w:r>
               <w:rPr>
                 <w:rStyle w:val="Hipervnculo"/>
                 <w:noProof/>
               </w:rPr>
-              <w:t>3.3. Métodos de investigación</w:t>
+              <w:t>3.2.1. Investigación aplicada</w:t>
             </w:r>
             <w:r>
               <w:rPr>
@@ -1876,7 +2160,7 @@
                 <w:noProof/>
                 <w:webHidden/>
               </w:rPr>
-              <w:instrText xml:space="preserve"> PAGEREF _Toc200312510 \h </w:instrText>
+              <w:instrText xml:space="preserve"> PAGEREF _Toc206352320 \h </w:instrText>
             </w:r>
             <w:r>
               <w:rPr>
@@ -1896,7 +2180,7 @@
                 <w:noProof/>
                 <w:webHidden/>
               </w:rPr>
-              <w:t>14</w:t>
+              <w:t>19</w:t>
             </w:r>
             <w:r>
               <w:rPr>
@@ -1920,13 +2204,13 @@
               <w:lang w:eastAsia="es-EC"/>
             </w:rPr>
           </w:pPr>
-          <w:hyperlink w:anchor="_Toc200312511" w:history="1">
+          <w:hyperlink w:anchor="_Toc206352321" w:history="1">
             <w:r>
               <w:rPr>
                 <w:rStyle w:val="Hipervnculo"/>
                 <w:noProof/>
               </w:rPr>
-              <w:t>Instrumentos de Investigación</w:t>
+              <w:t>3.2.2. Investigación descriptiva</w:t>
             </w:r>
             <w:r>
               <w:rPr>
@@ -1947,7 +2231,7 @@
                 <w:noProof/>
                 <w:webHidden/>
               </w:rPr>
-              <w:instrText xml:space="preserve"> PAGEREF _Toc200312511 \h </w:instrText>
+              <w:instrText xml:space="preserve"> PAGEREF _Toc206352321 \h </w:instrText>
             </w:r>
             <w:r>
               <w:rPr>
@@ -1967,7 +2251,149 @@
                 <w:noProof/>
                 <w:webHidden/>
               </w:rPr>
-              <w:t>15</w:t>
+              <w:t>19</w:t>
+            </w:r>
+            <w:r>
+              <w:rPr>
+                <w:noProof/>
+                <w:webHidden/>
+              </w:rPr>
+              <w:fldChar w:fldCharType="end"/>
+            </w:r>
+          </w:hyperlink>
+        </w:p>
+        <w:p>
+          <w:pPr>
+            <w:pStyle w:val="TDC2"/>
+            <w:tabs>
+              <w:tab w:val="right" w:leader="dot" w:pos="9016"/>
+            </w:tabs>
+            <w:rPr>
+              <w:rFonts w:asciiTheme="minorHAnsi" w:eastAsiaTheme="minorEastAsia" w:hAnsiTheme="minorHAnsi"/>
+              <w:noProof/>
+              <w:color w:val="auto"/>
+              <w:lang w:eastAsia="es-EC"/>
+            </w:rPr>
+          </w:pPr>
+          <w:hyperlink w:anchor="_Toc206352322" w:history="1">
+            <w:r>
+              <w:rPr>
+                <w:rStyle w:val="Hipervnculo"/>
+                <w:noProof/>
+              </w:rPr>
+              <w:t>3.3. Métodos de investigación</w:t>
+            </w:r>
+            <w:r>
+              <w:rPr>
+                <w:noProof/>
+                <w:webHidden/>
+              </w:rPr>
+              <w:tab/>
+            </w:r>
+            <w:r>
+              <w:rPr>
+                <w:noProof/>
+                <w:webHidden/>
+              </w:rPr>
+              <w:fldChar w:fldCharType="begin"/>
+            </w:r>
+            <w:r>
+              <w:rPr>
+                <w:noProof/>
+                <w:webHidden/>
+              </w:rPr>
+              <w:instrText xml:space="preserve"> PAGEREF _Toc206352322 \h </w:instrText>
+            </w:r>
+            <w:r>
+              <w:rPr>
+                <w:noProof/>
+                <w:webHidden/>
+              </w:rPr>
+            </w:r>
+            <w:r>
+              <w:rPr>
+                <w:noProof/>
+                <w:webHidden/>
+              </w:rPr>
+              <w:fldChar w:fldCharType="separate"/>
+            </w:r>
+            <w:r>
+              <w:rPr>
+                <w:noProof/>
+                <w:webHidden/>
+              </w:rPr>
+              <w:t>19</w:t>
+            </w:r>
+            <w:r>
+              <w:rPr>
+                <w:noProof/>
+                <w:webHidden/>
+              </w:rPr>
+              <w:fldChar w:fldCharType="end"/>
+            </w:r>
+          </w:hyperlink>
+        </w:p>
+        <w:p>
+          <w:pPr>
+            <w:pStyle w:val="TDC3"/>
+            <w:tabs>
+              <w:tab w:val="right" w:leader="dot" w:pos="9016"/>
+            </w:tabs>
+            <w:rPr>
+              <w:rFonts w:asciiTheme="minorHAnsi" w:eastAsiaTheme="minorEastAsia" w:hAnsiTheme="minorHAnsi"/>
+              <w:noProof/>
+              <w:color w:val="auto"/>
+              <w:lang w:eastAsia="es-EC"/>
+            </w:rPr>
+          </w:pPr>
+          <w:hyperlink w:anchor="_Toc206352323" w:history="1">
+            <w:r>
+              <w:rPr>
+                <w:rStyle w:val="Hipervnculo"/>
+                <w:noProof/>
+              </w:rPr>
+              <w:t>3.3.1. Método Analítico-Sintético</w:t>
+            </w:r>
+            <w:r>
+              <w:rPr>
+                <w:noProof/>
+                <w:webHidden/>
+              </w:rPr>
+              <w:tab/>
+            </w:r>
+            <w:r>
+              <w:rPr>
+                <w:noProof/>
+                <w:webHidden/>
+              </w:rPr>
+              <w:fldChar w:fldCharType="begin"/>
+            </w:r>
+            <w:r>
+              <w:rPr>
+                <w:noProof/>
+                <w:webHidden/>
+              </w:rPr>
+              <w:instrText xml:space="preserve"> PAGEREF _Toc206352323 \h </w:instrText>
+            </w:r>
+            <w:r>
+              <w:rPr>
+                <w:noProof/>
+                <w:webHidden/>
+              </w:rPr>
+            </w:r>
+            <w:r>
+              <w:rPr>
+                <w:noProof/>
+                <w:webHidden/>
+              </w:rPr>
+              <w:fldChar w:fldCharType="separate"/>
+            </w:r>
+            <w:r>
+              <w:rPr>
+                <w:noProof/>
+                <w:webHidden/>
+              </w:rPr>
+              <w:t>19</w:t>
             </w:r>
             <w:r>
               <w:rPr>
@@ -1992,7 +2418,7 @@
               <w:lang w:eastAsia="es-EC"/>
             </w:rPr>
           </w:pPr>
-          <w:hyperlink w:anchor="_Toc200312512" w:history="1">
+          <w:hyperlink w:anchor="_Toc206352324" w:history="1">
             <w:r>
               <w:rPr>
                 <w:rStyle w:val="Hipervnculo"/>
@@ -2035,7 +2461,7 @@
                 <w:noProof/>
                 <w:webHidden/>
               </w:rPr>
-              <w:instrText xml:space="preserve"> PAGEREF _Toc200312512 \h </w:instrText>
+              <w:instrText xml:space="preserve"> PAGEREF _Toc206352324 \h </w:instrText>
             </w:r>
             <w:r>
               <w:rPr>
@@ -2055,95 +2481,7 @@
                 <w:noProof/>
                 <w:webHidden/>
               </w:rPr>
-              <w:t>15</w:t>
-            </w:r>
-            <w:r>
-              <w:rPr>
-                <w:noProof/>
-                <w:webHidden/>
-              </w:rPr>
-              <w:fldChar w:fldCharType="end"/>
-            </w:r>
-          </w:hyperlink>
-        </w:p>
-        <w:p>
-          <w:pPr>
-            <w:pStyle w:val="TDC3"/>
-            <w:tabs>
-              <w:tab w:val="left" w:pos="1200"/>
-              <w:tab w:val="right" w:leader="dot" w:pos="9016"/>
-            </w:tabs>
-            <w:rPr>
-              <w:rFonts w:asciiTheme="minorHAnsi" w:eastAsiaTheme="minorEastAsia" w:hAnsiTheme="minorHAnsi"/>
-              <w:noProof/>
-              <w:color w:val="auto"/>
-              <w:lang w:eastAsia="es-EC"/>
-            </w:rPr>
-          </w:pPr>
-          <w:hyperlink w:anchor="_Toc200312513" w:history="1">
-            <w:r>
-              <w:rPr>
-                <w:rStyle w:val="Hipervnculo"/>
-                <w:noProof/>
-              </w:rPr>
-              <w:t>3.5.</w:t>
-            </w:r>
-            <w:r>
-              <w:rPr>
-                <w:rFonts w:asciiTheme="minorHAnsi" w:eastAsiaTheme="minorEastAsia" w:hAnsiTheme="minorHAnsi"/>
-                <w:noProof/>
-                <w:color w:val="auto"/>
-                <w:lang w:eastAsia="es-EC"/>
-              </w:rPr>
-              <w:tab/>
-            </w:r>
-            <w:r>
-              <w:rPr>
-                <w:rStyle w:val="Hipervnculo"/>
-                <w:noProof/>
-              </w:rPr>
-              <w:t>Diseño de Investigación</w:t>
-            </w:r>
-            <w:r>
-              <w:rPr>
-                <w:noProof/>
-                <w:webHidden/>
-              </w:rPr>
-              <w:tab/>
-            </w:r>
-            <w:r>
-              <w:rPr>
-                <w:noProof/>
-                <w:webHidden/>
-              </w:rPr>
-              <w:fldChar w:fldCharType="begin"/>
-            </w:r>
-            <w:r>
-              <w:rPr>
-                <w:noProof/>
-                <w:webHidden/>
-              </w:rPr>
-              <w:instrText xml:space="preserve"> PAGEREF _Toc200312513 \h </w:instrText>
-            </w:r>
-            <w:r>
-              <w:rPr>
-                <w:noProof/>
-                <w:webHidden/>
-              </w:rPr>
-            </w:r>
-            <w:r>
-              <w:rPr>
-                <w:noProof/>
-                <w:webHidden/>
-              </w:rPr>
-              <w:fldChar w:fldCharType="separate"/>
-            </w:r>
-            <w:r>
-              <w:rPr>
-                <w:noProof/>
-                <w:webHidden/>
-              </w:rPr>
-              <w:t>15</w:t>
+              <w:t>19</w:t>
             </w:r>
             <w:r>
               <w:rPr>
@@ -2168,13 +2506,13 @@
               <w:lang w:eastAsia="es-EC"/>
             </w:rPr>
           </w:pPr>
-          <w:hyperlink w:anchor="_Toc200312514" w:history="1">
+          <w:hyperlink w:anchor="_Toc206352325" w:history="1">
             <w:r>
               <w:rPr>
                 <w:rStyle w:val="Hipervnculo"/>
                 <w:noProof/>
               </w:rPr>
-              <w:t>3.6.</w:t>
+              <w:t>3.5.</w:t>
             </w:r>
             <w:r>
               <w:rPr>
@@ -2190,6 +2528,378 @@
                 <w:rStyle w:val="Hipervnculo"/>
                 <w:noProof/>
               </w:rPr>
+              <w:t>Diseño de Investigación</w:t>
+            </w:r>
+            <w:r>
+              <w:rPr>
+                <w:noProof/>
+                <w:webHidden/>
+              </w:rPr>
+              <w:tab/>
+            </w:r>
+            <w:r>
+              <w:rPr>
+                <w:noProof/>
+                <w:webHidden/>
+              </w:rPr>
+              <w:fldChar w:fldCharType="begin"/>
+            </w:r>
+            <w:r>
+              <w:rPr>
+                <w:noProof/>
+                <w:webHidden/>
+              </w:rPr>
+              <w:instrText xml:space="preserve"> PAGEREF _Toc206352325 \h </w:instrText>
+            </w:r>
+            <w:r>
+              <w:rPr>
+                <w:noProof/>
+                <w:webHidden/>
+              </w:rPr>
+            </w:r>
+            <w:r>
+              <w:rPr>
+                <w:noProof/>
+                <w:webHidden/>
+              </w:rPr>
+              <w:fldChar w:fldCharType="separate"/>
+            </w:r>
+            <w:r>
+              <w:rPr>
+                <w:noProof/>
+                <w:webHidden/>
+              </w:rPr>
+              <w:t>20</w:t>
+            </w:r>
+            <w:r>
+              <w:rPr>
+                <w:noProof/>
+                <w:webHidden/>
+              </w:rPr>
+              <w:fldChar w:fldCharType="end"/>
+            </w:r>
+          </w:hyperlink>
+        </w:p>
+        <w:p>
+          <w:pPr>
+            <w:pStyle w:val="TDC3"/>
+            <w:tabs>
+              <w:tab w:val="right" w:leader="dot" w:pos="9016"/>
+            </w:tabs>
+            <w:rPr>
+              <w:rFonts w:asciiTheme="minorHAnsi" w:eastAsiaTheme="minorEastAsia" w:hAnsiTheme="minorHAnsi"/>
+              <w:noProof/>
+              <w:color w:val="auto"/>
+              <w:lang w:eastAsia="es-EC"/>
+            </w:rPr>
+          </w:pPr>
+          <w:hyperlink w:anchor="_Toc206352326" w:history="1">
+            <w:r>
+              <w:rPr>
+                <w:rStyle w:val="Hipervnculo"/>
+                <w:noProof/>
+              </w:rPr>
+              <w:t>3.5.1. Diseño no experimental</w:t>
+            </w:r>
+            <w:r>
+              <w:rPr>
+                <w:noProof/>
+                <w:webHidden/>
+              </w:rPr>
+              <w:tab/>
+            </w:r>
+            <w:r>
+              <w:rPr>
+                <w:noProof/>
+                <w:webHidden/>
+              </w:rPr>
+              <w:fldChar w:fldCharType="begin"/>
+            </w:r>
+            <w:r>
+              <w:rPr>
+                <w:noProof/>
+                <w:webHidden/>
+              </w:rPr>
+              <w:instrText xml:space="preserve"> PAGEREF _Toc206352326 \h </w:instrText>
+            </w:r>
+            <w:r>
+              <w:rPr>
+                <w:noProof/>
+                <w:webHidden/>
+              </w:rPr>
+            </w:r>
+            <w:r>
+              <w:rPr>
+                <w:noProof/>
+                <w:webHidden/>
+              </w:rPr>
+              <w:fldChar w:fldCharType="separate"/>
+            </w:r>
+            <w:r>
+              <w:rPr>
+                <w:noProof/>
+                <w:webHidden/>
+              </w:rPr>
+              <w:t>20</w:t>
+            </w:r>
+            <w:r>
+              <w:rPr>
+                <w:noProof/>
+                <w:webHidden/>
+              </w:rPr>
+              <w:fldChar w:fldCharType="end"/>
+            </w:r>
+          </w:hyperlink>
+        </w:p>
+        <w:p>
+          <w:pPr>
+            <w:pStyle w:val="TDC3"/>
+            <w:tabs>
+              <w:tab w:val="right" w:leader="dot" w:pos="9016"/>
+            </w:tabs>
+            <w:rPr>
+              <w:rFonts w:asciiTheme="minorHAnsi" w:eastAsiaTheme="minorEastAsia" w:hAnsiTheme="minorHAnsi"/>
+              <w:noProof/>
+              <w:color w:val="auto"/>
+              <w:lang w:eastAsia="es-EC"/>
+            </w:rPr>
+          </w:pPr>
+          <w:hyperlink w:anchor="_Toc206352327" w:history="1">
+            <w:r>
+              <w:rPr>
+                <w:rStyle w:val="Hipervnculo"/>
+                <w:noProof/>
+              </w:rPr>
+              <w:t>3.5.2. Diseño transeccional o transversal</w:t>
+            </w:r>
+            <w:r>
+              <w:rPr>
+                <w:noProof/>
+                <w:webHidden/>
+              </w:rPr>
+              <w:tab/>
+            </w:r>
+            <w:r>
+              <w:rPr>
+                <w:noProof/>
+                <w:webHidden/>
+              </w:rPr>
+              <w:fldChar w:fldCharType="begin"/>
+            </w:r>
+            <w:r>
+              <w:rPr>
+                <w:noProof/>
+                <w:webHidden/>
+              </w:rPr>
+              <w:instrText xml:space="preserve"> PAGEREF _Toc206352327 \h </w:instrText>
+            </w:r>
+            <w:r>
+              <w:rPr>
+                <w:noProof/>
+                <w:webHidden/>
+              </w:rPr>
+            </w:r>
+            <w:r>
+              <w:rPr>
+                <w:noProof/>
+                <w:webHidden/>
+              </w:rPr>
+              <w:fldChar w:fldCharType="separate"/>
+            </w:r>
+            <w:r>
+              <w:rPr>
+                <w:noProof/>
+                <w:webHidden/>
+              </w:rPr>
+              <w:t>20</w:t>
+            </w:r>
+            <w:r>
+              <w:rPr>
+                <w:noProof/>
+                <w:webHidden/>
+              </w:rPr>
+              <w:fldChar w:fldCharType="end"/>
+            </w:r>
+          </w:hyperlink>
+        </w:p>
+        <w:p>
+          <w:pPr>
+            <w:pStyle w:val="TDC3"/>
+            <w:tabs>
+              <w:tab w:val="right" w:leader="dot" w:pos="9016"/>
+            </w:tabs>
+            <w:rPr>
+              <w:rFonts w:asciiTheme="minorHAnsi" w:eastAsiaTheme="minorEastAsia" w:hAnsiTheme="minorHAnsi"/>
+              <w:noProof/>
+              <w:color w:val="auto"/>
+              <w:lang w:eastAsia="es-EC"/>
+            </w:rPr>
+          </w:pPr>
+          <w:hyperlink w:anchor="_Toc206352328" w:history="1">
+            <w:r>
+              <w:rPr>
+                <w:rStyle w:val="Hipervnculo"/>
+                <w:noProof/>
+              </w:rPr>
+              <w:t>3.5.3. Participantes</w:t>
+            </w:r>
+            <w:r>
+              <w:rPr>
+                <w:noProof/>
+                <w:webHidden/>
+              </w:rPr>
+              <w:tab/>
+            </w:r>
+            <w:r>
+              <w:rPr>
+                <w:noProof/>
+                <w:webHidden/>
+              </w:rPr>
+              <w:fldChar w:fldCharType="begin"/>
+            </w:r>
+            <w:r>
+              <w:rPr>
+                <w:noProof/>
+                <w:webHidden/>
+              </w:rPr>
+              <w:instrText xml:space="preserve"> PAGEREF _Toc206352328 \h </w:instrText>
+            </w:r>
+            <w:r>
+              <w:rPr>
+                <w:noProof/>
+                <w:webHidden/>
+              </w:rPr>
+            </w:r>
+            <w:r>
+              <w:rPr>
+                <w:noProof/>
+                <w:webHidden/>
+              </w:rPr>
+              <w:fldChar w:fldCharType="separate"/>
+            </w:r>
+            <w:r>
+              <w:rPr>
+                <w:noProof/>
+                <w:webHidden/>
+              </w:rPr>
+              <w:t>20</w:t>
+            </w:r>
+            <w:r>
+              <w:rPr>
+                <w:noProof/>
+                <w:webHidden/>
+              </w:rPr>
+              <w:fldChar w:fldCharType="end"/>
+            </w:r>
+          </w:hyperlink>
+        </w:p>
+        <w:p>
+          <w:pPr>
+            <w:pStyle w:val="TDC3"/>
+            <w:tabs>
+              <w:tab w:val="right" w:leader="dot" w:pos="9016"/>
+            </w:tabs>
+            <w:rPr>
+              <w:rFonts w:asciiTheme="minorHAnsi" w:eastAsiaTheme="minorEastAsia" w:hAnsiTheme="minorHAnsi"/>
+              <w:noProof/>
+              <w:color w:val="auto"/>
+              <w:lang w:eastAsia="es-EC"/>
+            </w:rPr>
+          </w:pPr>
+          <w:hyperlink w:anchor="_Toc206352329" w:history="1">
+            <w:r>
+              <w:rPr>
+                <w:rStyle w:val="Hipervnculo"/>
+                <w:noProof/>
+              </w:rPr>
+              <w:t>3.5.4. Fases de la investigación</w:t>
+            </w:r>
+            <w:r>
+              <w:rPr>
+                <w:noProof/>
+                <w:webHidden/>
+              </w:rPr>
+              <w:tab/>
+            </w:r>
+            <w:r>
+              <w:rPr>
+                <w:noProof/>
+                <w:webHidden/>
+              </w:rPr>
+              <w:fldChar w:fldCharType="begin"/>
+            </w:r>
+            <w:r>
+              <w:rPr>
+                <w:noProof/>
+                <w:webHidden/>
+              </w:rPr>
+              <w:instrText xml:space="preserve"> PAGEREF _Toc206352329 \h </w:instrText>
+            </w:r>
+            <w:r>
+              <w:rPr>
+                <w:noProof/>
+                <w:webHidden/>
+              </w:rPr>
+            </w:r>
+            <w:r>
+              <w:rPr>
+                <w:noProof/>
+                <w:webHidden/>
+              </w:rPr>
+              <w:fldChar w:fldCharType="separate"/>
+            </w:r>
+            <w:r>
+              <w:rPr>
+                <w:noProof/>
+                <w:webHidden/>
+              </w:rPr>
+              <w:t>20</w:t>
+            </w:r>
+            <w:r>
+              <w:rPr>
+                <w:noProof/>
+                <w:webHidden/>
+              </w:rPr>
+              <w:fldChar w:fldCharType="end"/>
+            </w:r>
+          </w:hyperlink>
+        </w:p>
+        <w:p>
+          <w:pPr>
+            <w:pStyle w:val="TDC2"/>
+            <w:tabs>
+              <w:tab w:val="left" w:pos="960"/>
+              <w:tab w:val="right" w:leader="dot" w:pos="9016"/>
+            </w:tabs>
+            <w:rPr>
+              <w:rFonts w:asciiTheme="minorHAnsi" w:eastAsiaTheme="minorEastAsia" w:hAnsiTheme="minorHAnsi"/>
+              <w:noProof/>
+              <w:color w:val="auto"/>
+              <w:lang w:eastAsia="es-EC"/>
+            </w:rPr>
+          </w:pPr>
+          <w:hyperlink w:anchor="_Toc206352330" w:history="1">
+            <w:r>
+              <w:rPr>
+                <w:rStyle w:val="Hipervnculo"/>
+                <w:noProof/>
+              </w:rPr>
+              <w:t>3.6.</w:t>
+            </w:r>
+            <w:r>
+              <w:rPr>
+                <w:rFonts w:asciiTheme="minorHAnsi" w:eastAsiaTheme="minorEastAsia" w:hAnsiTheme="minorHAnsi"/>
+                <w:noProof/>
+                <w:color w:val="auto"/>
+                <w:lang w:eastAsia="es-EC"/>
+              </w:rPr>
+              <w:tab/>
+            </w:r>
+            <w:r>
+              <w:rPr>
+                <w:rStyle w:val="Hipervnculo"/>
+                <w:noProof/>
+              </w:rPr>
               <w:t>Instrumentos de investigación</w:t>
             </w:r>
             <w:r>
@@ -2211,7 +2921,7 @@
                 <w:noProof/>
                 <w:webHidden/>
               </w:rPr>
-              <w:instrText xml:space="preserve"> PAGEREF _Toc200312514 \h </w:instrText>
+              <w:instrText xml:space="preserve"> PAGEREF _Toc206352330 \h </w:instrText>
             </w:r>
             <w:r>
               <w:rPr>
@@ -2231,7 +2941,7 @@
                 <w:noProof/>
                 <w:webHidden/>
               </w:rPr>
-              <w:t>16</w:t>
+              <w:t>21</w:t>
             </w:r>
             <w:r>
               <w:rPr>
@@ -2255,7 +2965,7 @@
               <w:lang w:eastAsia="es-EC"/>
             </w:rPr>
           </w:pPr>
-          <w:hyperlink w:anchor="_Toc200312515" w:history="1">
+          <w:hyperlink w:anchor="_Toc206352331" w:history="1">
             <w:r>
               <w:rPr>
                 <w:rStyle w:val="Hipervnculo"/>
@@ -2282,7 +2992,7 @@
                 <w:noProof/>
                 <w:webHidden/>
               </w:rPr>
-              <w:instrText xml:space="preserve"> PAGEREF _Toc200312515 \h </w:instrText>
+              <w:instrText xml:space="preserve"> PAGEREF _Toc206352331 \h </w:instrText>
             </w:r>
             <w:r>
               <w:rPr>
@@ -2302,7 +3012,7 @@
                 <w:noProof/>
                 <w:webHidden/>
               </w:rPr>
-              <w:t>17</w:t>
+              <w:t>22</w:t>
             </w:r>
             <w:r>
               <w:rPr>
@@ -2326,13 +3036,14 @@
               <w:lang w:eastAsia="es-EC"/>
             </w:rPr>
           </w:pPr>
-          <w:hyperlink w:anchor="_Toc200312516" w:history="1">
+          <w:hyperlink w:anchor="_Toc206352332" w:history="1">
             <w:r>
               <w:rPr>
                 <w:rStyle w:val="Hipervnculo"/>
-                <w:noProof/>
-              </w:rPr>
-              <w:t>RESULTADOS ESPERADOS</w:t>
+                <w:bCs/>
+                <w:noProof/>
+              </w:rPr>
+              <w:t>4.1 Selección de la API de Inteligencia Artificial Generativa</w:t>
             </w:r>
             <w:r>
               <w:rPr>
@@ -2353,7 +3064,7 @@
                 <w:noProof/>
                 <w:webHidden/>
               </w:rPr>
-              <w:instrText xml:space="preserve"> PAGEREF _Toc200312516 \h </w:instrText>
+              <w:instrText xml:space="preserve"> PAGEREF _Toc206352332 \h </w:instrText>
             </w:r>
             <w:r>
               <w:rPr>
@@ -2373,7 +3084,512 @@
                 <w:noProof/>
                 <w:webHidden/>
               </w:rPr>
-              <w:t>18</w:t>
+              <w:t>23</w:t>
+            </w:r>
+            <w:r>
+              <w:rPr>
+                <w:noProof/>
+                <w:webHidden/>
+              </w:rPr>
+              <w:fldChar w:fldCharType="end"/>
+            </w:r>
+          </w:hyperlink>
+        </w:p>
+        <w:p>
+          <w:pPr>
+            <w:pStyle w:val="TDC3"/>
+            <w:tabs>
+              <w:tab w:val="right" w:leader="dot" w:pos="9016"/>
+            </w:tabs>
+            <w:rPr>
+              <w:rFonts w:asciiTheme="minorHAnsi" w:eastAsiaTheme="minorEastAsia" w:hAnsiTheme="minorHAnsi"/>
+              <w:noProof/>
+              <w:color w:val="auto"/>
+              <w:lang w:eastAsia="es-EC"/>
+            </w:rPr>
+          </w:pPr>
+          <w:hyperlink w:anchor="_Toc206352333" w:history="1">
+            <w:r>
+              <w:rPr>
+                <w:rStyle w:val="Hipervnculo"/>
+                <w:noProof/>
+              </w:rPr>
+              <w:t>4.1.1. Datos de comparativa de modelos de inteligencia artificial generativa</w:t>
+            </w:r>
+            <w:r>
+              <w:rPr>
+                <w:noProof/>
+                <w:webHidden/>
+              </w:rPr>
+              <w:tab/>
+            </w:r>
+            <w:r>
+              <w:rPr>
+                <w:noProof/>
+                <w:webHidden/>
+              </w:rPr>
+              <w:fldChar w:fldCharType="begin"/>
+            </w:r>
+            <w:r>
+              <w:rPr>
+                <w:noProof/>
+                <w:webHidden/>
+              </w:rPr>
+              <w:instrText xml:space="preserve"> PAGEREF _Toc206352333 \h </w:instrText>
+            </w:r>
+            <w:r>
+              <w:rPr>
+                <w:noProof/>
+                <w:webHidden/>
+              </w:rPr>
+            </w:r>
+            <w:r>
+              <w:rPr>
+                <w:noProof/>
+                <w:webHidden/>
+              </w:rPr>
+              <w:fldChar w:fldCharType="separate"/>
+            </w:r>
+            <w:r>
+              <w:rPr>
+                <w:noProof/>
+                <w:webHidden/>
+              </w:rPr>
+              <w:t>23</w:t>
+            </w:r>
+            <w:r>
+              <w:rPr>
+                <w:noProof/>
+                <w:webHidden/>
+              </w:rPr>
+              <w:fldChar w:fldCharType="end"/>
+            </w:r>
+          </w:hyperlink>
+        </w:p>
+        <w:p>
+          <w:pPr>
+            <w:pStyle w:val="TDC2"/>
+            <w:tabs>
+              <w:tab w:val="right" w:leader="dot" w:pos="9016"/>
+            </w:tabs>
+            <w:rPr>
+              <w:rFonts w:asciiTheme="minorHAnsi" w:eastAsiaTheme="minorEastAsia" w:hAnsiTheme="minorHAnsi"/>
+              <w:noProof/>
+              <w:color w:val="auto"/>
+              <w:lang w:eastAsia="es-EC"/>
+            </w:rPr>
+          </w:pPr>
+          <w:hyperlink w:anchor="_Toc206352334" w:history="1">
+            <w:r>
+              <w:rPr>
+                <w:rStyle w:val="Hipervnculo"/>
+                <w:noProof/>
+              </w:rPr>
+              <w:t xml:space="preserve">4.2. </w:t>
+            </w:r>
+            <w:r>
+              <w:rPr>
+                <w:rStyle w:val="Hipervnculo"/>
+                <w:bCs/>
+                <w:noProof/>
+              </w:rPr>
+              <w:t>Metodología de Ingeniería de Prompts</w:t>
+            </w:r>
+            <w:r>
+              <w:rPr>
+                <w:noProof/>
+                <w:webHidden/>
+              </w:rPr>
+              <w:tab/>
+            </w:r>
+            <w:r>
+              <w:rPr>
+                <w:noProof/>
+                <w:webHidden/>
+              </w:rPr>
+              <w:fldChar w:fldCharType="begin"/>
+            </w:r>
+            <w:r>
+              <w:rPr>
+                <w:noProof/>
+                <w:webHidden/>
+              </w:rPr>
+              <w:instrText xml:space="preserve"> PAGEREF _Toc206352334 \h </w:instrText>
+            </w:r>
+            <w:r>
+              <w:rPr>
+                <w:noProof/>
+                <w:webHidden/>
+              </w:rPr>
+            </w:r>
+            <w:r>
+              <w:rPr>
+                <w:noProof/>
+                <w:webHidden/>
+              </w:rPr>
+              <w:fldChar w:fldCharType="separate"/>
+            </w:r>
+            <w:r>
+              <w:rPr>
+                <w:noProof/>
+                <w:webHidden/>
+              </w:rPr>
+              <w:t>24</w:t>
+            </w:r>
+            <w:r>
+              <w:rPr>
+                <w:noProof/>
+                <w:webHidden/>
+              </w:rPr>
+              <w:fldChar w:fldCharType="end"/>
+            </w:r>
+          </w:hyperlink>
+        </w:p>
+        <w:p>
+          <w:pPr>
+            <w:pStyle w:val="TDC2"/>
+            <w:tabs>
+              <w:tab w:val="right" w:leader="dot" w:pos="9016"/>
+            </w:tabs>
+            <w:rPr>
+              <w:rFonts w:asciiTheme="minorHAnsi" w:eastAsiaTheme="minorEastAsia" w:hAnsiTheme="minorHAnsi"/>
+              <w:noProof/>
+              <w:color w:val="auto"/>
+              <w:lang w:eastAsia="es-EC"/>
+            </w:rPr>
+          </w:pPr>
+          <w:hyperlink w:anchor="_Toc206352335" w:history="1">
+            <w:r>
+              <w:rPr>
+                <w:rStyle w:val="Hipervnculo"/>
+                <w:noProof/>
+              </w:rPr>
+              <w:t>4.3 Selección de la Estrategia Pedagógica: Adopción del Modelo de Andamiaje (Scaffolding)</w:t>
+            </w:r>
+            <w:r>
+              <w:rPr>
+                <w:noProof/>
+                <w:webHidden/>
+              </w:rPr>
+              <w:tab/>
+            </w:r>
+            <w:r>
+              <w:rPr>
+                <w:noProof/>
+                <w:webHidden/>
+              </w:rPr>
+              <w:fldChar w:fldCharType="begin"/>
+            </w:r>
+            <w:r>
+              <w:rPr>
+                <w:noProof/>
+                <w:webHidden/>
+              </w:rPr>
+              <w:instrText xml:space="preserve"> PAGEREF _Toc206352335 \h </w:instrText>
+            </w:r>
+            <w:r>
+              <w:rPr>
+                <w:noProof/>
+                <w:webHidden/>
+              </w:rPr>
+            </w:r>
+            <w:r>
+              <w:rPr>
+                <w:noProof/>
+                <w:webHidden/>
+              </w:rPr>
+              <w:fldChar w:fldCharType="separate"/>
+            </w:r>
+            <w:r>
+              <w:rPr>
+                <w:noProof/>
+                <w:webHidden/>
+              </w:rPr>
+              <w:t>25</w:t>
+            </w:r>
+            <w:r>
+              <w:rPr>
+                <w:noProof/>
+                <w:webHidden/>
+              </w:rPr>
+              <w:fldChar w:fldCharType="end"/>
+            </w:r>
+          </w:hyperlink>
+        </w:p>
+        <w:p>
+          <w:pPr>
+            <w:pStyle w:val="TDC3"/>
+            <w:tabs>
+              <w:tab w:val="right" w:leader="dot" w:pos="9016"/>
+            </w:tabs>
+            <w:rPr>
+              <w:rFonts w:asciiTheme="minorHAnsi" w:eastAsiaTheme="minorEastAsia" w:hAnsiTheme="minorHAnsi"/>
+              <w:noProof/>
+              <w:color w:val="auto"/>
+              <w:lang w:eastAsia="es-EC"/>
+            </w:rPr>
+          </w:pPr>
+          <w:hyperlink w:anchor="_Toc206352336" w:history="1">
+            <w:r>
+              <w:rPr>
+                <w:rStyle w:val="Hipervnculo"/>
+                <w:noProof/>
+              </w:rPr>
+              <w:t>4.3.1. Proporciona Personalización y Adaptabilidad:</w:t>
+            </w:r>
+            <w:r>
+              <w:rPr>
+                <w:noProof/>
+                <w:webHidden/>
+              </w:rPr>
+              <w:tab/>
+            </w:r>
+            <w:r>
+              <w:rPr>
+                <w:noProof/>
+                <w:webHidden/>
+              </w:rPr>
+              <w:fldChar w:fldCharType="begin"/>
+            </w:r>
+            <w:r>
+              <w:rPr>
+                <w:noProof/>
+                <w:webHidden/>
+              </w:rPr>
+              <w:instrText xml:space="preserve"> PAGEREF _Toc206352336 \h </w:instrText>
+            </w:r>
+            <w:r>
+              <w:rPr>
+                <w:noProof/>
+                <w:webHidden/>
+              </w:rPr>
+            </w:r>
+            <w:r>
+              <w:rPr>
+                <w:noProof/>
+                <w:webHidden/>
+              </w:rPr>
+              <w:fldChar w:fldCharType="separate"/>
+            </w:r>
+            <w:r>
+              <w:rPr>
+                <w:noProof/>
+                <w:webHidden/>
+              </w:rPr>
+              <w:t>25</w:t>
+            </w:r>
+            <w:r>
+              <w:rPr>
+                <w:noProof/>
+                <w:webHidden/>
+              </w:rPr>
+              <w:fldChar w:fldCharType="end"/>
+            </w:r>
+          </w:hyperlink>
+        </w:p>
+        <w:p>
+          <w:pPr>
+            <w:pStyle w:val="TDC3"/>
+            <w:tabs>
+              <w:tab w:val="right" w:leader="dot" w:pos="9016"/>
+            </w:tabs>
+            <w:rPr>
+              <w:rFonts w:asciiTheme="minorHAnsi" w:eastAsiaTheme="minorEastAsia" w:hAnsiTheme="minorHAnsi"/>
+              <w:noProof/>
+              <w:color w:val="auto"/>
+              <w:lang w:eastAsia="es-EC"/>
+            </w:rPr>
+          </w:pPr>
+          <w:hyperlink w:anchor="_Toc206352337" w:history="1">
+            <w:r>
+              <w:rPr>
+                <w:rStyle w:val="Hipervnculo"/>
+                <w:noProof/>
+              </w:rPr>
+              <w:t>4.3.2. Ofrece una Estructura Pedagógica Progresiva:</w:t>
+            </w:r>
+            <w:r>
+              <w:rPr>
+                <w:noProof/>
+                <w:webHidden/>
+              </w:rPr>
+              <w:tab/>
+            </w:r>
+            <w:r>
+              <w:rPr>
+                <w:noProof/>
+                <w:webHidden/>
+              </w:rPr>
+              <w:fldChar w:fldCharType="begin"/>
+            </w:r>
+            <w:r>
+              <w:rPr>
+                <w:noProof/>
+                <w:webHidden/>
+              </w:rPr>
+              <w:instrText xml:space="preserve"> PAGEREF _Toc206352337 \h </w:instrText>
+            </w:r>
+            <w:r>
+              <w:rPr>
+                <w:noProof/>
+                <w:webHidden/>
+              </w:rPr>
+            </w:r>
+            <w:r>
+              <w:rPr>
+                <w:noProof/>
+                <w:webHidden/>
+              </w:rPr>
+              <w:fldChar w:fldCharType="separate"/>
+            </w:r>
+            <w:r>
+              <w:rPr>
+                <w:noProof/>
+                <w:webHidden/>
+              </w:rPr>
+              <w:t>25</w:t>
+            </w:r>
+            <w:r>
+              <w:rPr>
+                <w:noProof/>
+                <w:webHidden/>
+              </w:rPr>
+              <w:fldChar w:fldCharType="end"/>
+            </w:r>
+          </w:hyperlink>
+        </w:p>
+        <w:p>
+          <w:pPr>
+            <w:pStyle w:val="TDC3"/>
+            <w:tabs>
+              <w:tab w:val="right" w:leader="dot" w:pos="9016"/>
+            </w:tabs>
+            <w:rPr>
+              <w:rFonts w:asciiTheme="minorHAnsi" w:eastAsiaTheme="minorEastAsia" w:hAnsiTheme="minorHAnsi"/>
+              <w:noProof/>
+              <w:color w:val="auto"/>
+              <w:lang w:eastAsia="es-EC"/>
+            </w:rPr>
+          </w:pPr>
+          <w:hyperlink w:anchor="_Toc206352338" w:history="1">
+            <w:r>
+              <w:rPr>
+                <w:rStyle w:val="Hipervnculo"/>
+                <w:noProof/>
+              </w:rPr>
+              <w:t>4.3.3. Fomenta la Autonomía y Complementa al Docente:</w:t>
+            </w:r>
+            <w:r>
+              <w:rPr>
+                <w:noProof/>
+                <w:webHidden/>
+              </w:rPr>
+              <w:tab/>
+            </w:r>
+            <w:r>
+              <w:rPr>
+                <w:noProof/>
+                <w:webHidden/>
+              </w:rPr>
+              <w:fldChar w:fldCharType="begin"/>
+            </w:r>
+            <w:r>
+              <w:rPr>
+                <w:noProof/>
+                <w:webHidden/>
+              </w:rPr>
+              <w:instrText xml:space="preserve"> PAGEREF _Toc206352338 \h </w:instrText>
+            </w:r>
+            <w:r>
+              <w:rPr>
+                <w:noProof/>
+                <w:webHidden/>
+              </w:rPr>
+            </w:r>
+            <w:r>
+              <w:rPr>
+                <w:noProof/>
+                <w:webHidden/>
+              </w:rPr>
+              <w:fldChar w:fldCharType="separate"/>
+            </w:r>
+            <w:r>
+              <w:rPr>
+                <w:noProof/>
+                <w:webHidden/>
+              </w:rPr>
+              <w:t>26</w:t>
+            </w:r>
+            <w:r>
+              <w:rPr>
+                <w:noProof/>
+                <w:webHidden/>
+              </w:rPr>
+              <w:fldChar w:fldCharType="end"/>
+            </w:r>
+          </w:hyperlink>
+        </w:p>
+        <w:p>
+          <w:pPr>
+            <w:pStyle w:val="TDC2"/>
+            <w:tabs>
+              <w:tab w:val="right" w:leader="dot" w:pos="9016"/>
+            </w:tabs>
+            <w:rPr>
+              <w:rFonts w:asciiTheme="minorHAnsi" w:eastAsiaTheme="minorEastAsia" w:hAnsiTheme="minorHAnsi"/>
+              <w:noProof/>
+              <w:color w:val="auto"/>
+              <w:lang w:eastAsia="es-EC"/>
+            </w:rPr>
+          </w:pPr>
+          <w:hyperlink w:anchor="_Toc206352339" w:history="1">
+            <w:r>
+              <w:rPr>
+                <w:rStyle w:val="Hipervnculo"/>
+                <w:noProof/>
+              </w:rPr>
+              <w:t>4.4.</w:t>
+            </w:r>
+            <w:r>
+              <w:rPr>
+                <w:noProof/>
+                <w:webHidden/>
+              </w:rPr>
+              <w:tab/>
+            </w:r>
+            <w:r>
+              <w:rPr>
+                <w:noProof/>
+                <w:webHidden/>
+              </w:rPr>
+              <w:fldChar w:fldCharType="begin"/>
+            </w:r>
+            <w:r>
+              <w:rPr>
+                <w:noProof/>
+                <w:webHidden/>
+              </w:rPr>
+              <w:instrText xml:space="preserve"> PAGEREF _Toc206352339 \h </w:instrText>
+            </w:r>
+            <w:r>
+              <w:rPr>
+                <w:noProof/>
+                <w:webHidden/>
+              </w:rPr>
+            </w:r>
+            <w:r>
+              <w:rPr>
+                <w:noProof/>
+                <w:webHidden/>
+              </w:rPr>
+              <w:fldChar w:fldCharType="separate"/>
+            </w:r>
+            <w:r>
+              <w:rPr>
+                <w:noProof/>
+                <w:webHidden/>
+              </w:rPr>
+              <w:t>26</w:t>
             </w:r>
             <w:r>
               <w:rPr>
@@ -2397,7 +3613,7 @@
               <w:lang w:eastAsia="es-EC"/>
             </w:rPr>
           </w:pPr>
-          <w:hyperlink w:anchor="_Toc200312517" w:history="1">
+          <w:hyperlink w:anchor="_Toc206352340" w:history="1">
             <w:r>
               <w:rPr>
                 <w:rStyle w:val="Hipervnculo"/>
@@ -2424,7 +3640,7 @@
                 <w:noProof/>
                 <w:webHidden/>
               </w:rPr>
-              <w:instrText xml:space="preserve"> PAGEREF _Toc200312517 \h </w:instrText>
+              <w:instrText xml:space="preserve"> PAGEREF _Toc206352340 \h </w:instrText>
             </w:r>
             <w:r>
               <w:rPr>
@@ -2444,7 +3660,7 @@
                 <w:noProof/>
                 <w:webHidden/>
               </w:rPr>
-              <w:t>19</w:t>
+              <w:t>27</w:t>
             </w:r>
             <w:r>
               <w:rPr>
@@ -2468,7 +3684,7 @@
               <w:lang w:eastAsia="es-EC"/>
             </w:rPr>
           </w:pPr>
-          <w:hyperlink w:anchor="_Toc200312518" w:history="1">
+          <w:hyperlink w:anchor="_Toc206352341" w:history="1">
             <w:r>
               <w:rPr>
                 <w:rStyle w:val="Hipervnculo"/>
@@ -2495,7 +3711,7 @@
                 <w:noProof/>
                 <w:webHidden/>
               </w:rPr>
-              <w:instrText xml:space="preserve"> PAGEREF _Toc200312518 \h </w:instrText>
+              <w:instrText xml:space="preserve"> PAGEREF _Toc206352341 \h </w:instrText>
             </w:r>
             <w:r>
               <w:rPr>
@@ -2515,7 +3731,7 @@
                 <w:noProof/>
                 <w:webHidden/>
               </w:rPr>
-              <w:t>20</w:t>
+              <w:t>28</w:t>
             </w:r>
             <w:r>
               <w:rPr>
@@ -2539,7 +3755,7 @@
               <w:lang w:eastAsia="es-EC"/>
             </w:rPr>
           </w:pPr>
-          <w:hyperlink w:anchor="_Toc200312519" w:history="1">
+          <w:hyperlink w:anchor="_Toc206352342" w:history="1">
             <w:r>
               <w:rPr>
                 <w:rStyle w:val="Hipervnculo"/>
@@ -2566,7 +3782,7 @@
                 <w:noProof/>
                 <w:webHidden/>
               </w:rPr>
-              <w:instrText xml:space="preserve"> PAGEREF _Toc200312519 \h </w:instrText>
+              <w:instrText xml:space="preserve"> PAGEREF _Toc206352342 \h </w:instrText>
             </w:r>
             <w:r>
               <w:rPr>
@@ -2586,7 +3802,7 @@
                 <w:noProof/>
                 <w:webHidden/>
               </w:rPr>
-              <w:t>20</w:t>
+              <w:t>28</w:t>
             </w:r>
             <w:r>
               <w:rPr>
@@ -2610,7 +3826,7 @@
               <w:lang w:eastAsia="es-EC"/>
             </w:rPr>
           </w:pPr>
-          <w:hyperlink w:anchor="_Toc200312520" w:history="1">
+          <w:hyperlink w:anchor="_Toc206352343" w:history="1">
             <w:r>
               <w:rPr>
                 <w:rStyle w:val="Hipervnculo"/>
@@ -2637,7 +3853,7 @@
                 <w:noProof/>
                 <w:webHidden/>
               </w:rPr>
-              <w:instrText xml:space="preserve"> PAGEREF _Toc200312520 \h </w:instrText>
+              <w:instrText xml:space="preserve"> PAGEREF _Toc206352343 \h </w:instrText>
             </w:r>
             <w:r>
               <w:rPr>
@@ -2657,7 +3873,7 @@
                 <w:noProof/>
                 <w:webHidden/>
               </w:rPr>
-              <w:t>21</w:t>
+              <w:t>29</w:t>
             </w:r>
             <w:r>
               <w:rPr>
@@ -2681,7 +3897,7 @@
               <w:lang w:eastAsia="es-EC"/>
             </w:rPr>
           </w:pPr>
-          <w:hyperlink w:anchor="_Toc200312521" w:history="1">
+          <w:hyperlink w:anchor="_Toc206352344" w:history="1">
             <w:r>
               <w:rPr>
                 <w:rStyle w:val="Hipervnculo"/>
@@ -2708,7 +3924,7 @@
                 <w:noProof/>
                 <w:webHidden/>
               </w:rPr>
-              <w:instrText xml:space="preserve"> PAGEREF _Toc200312521 \h </w:instrText>
+              <w:instrText xml:space="preserve"> PAGEREF _Toc206352344 \h </w:instrText>
             </w:r>
             <w:r>
               <w:rPr>
@@ -2728,7 +3944,7 @@
                 <w:noProof/>
                 <w:webHidden/>
               </w:rPr>
-              <w:t>24</w:t>
+              <w:t>32</w:t>
             </w:r>
             <w:r>
               <w:rPr>
@@ -2787,7 +4003,7 @@
       <w:pPr>
         <w:pStyle w:val="Ttulo1"/>
       </w:pPr>
-      <w:bookmarkStart w:id="2" w:name="_Toc200312493"/>
+      <w:bookmarkStart w:id="2" w:name="_Toc206352299"/>
       <w:r>
         <w:lastRenderedPageBreak/>
         <w:t>INTRODUCCIÓN</w:t>
@@ -3197,7 +4413,7 @@
       <w:pPr>
         <w:pStyle w:val="Ttulo1"/>
       </w:pPr>
-      <w:bookmarkStart w:id="3" w:name="_Toc200312494"/>
+      <w:bookmarkStart w:id="3" w:name="_Toc206352300"/>
       <w:r>
         <w:t>CAPÍTULO I</w:t>
       </w:r>
@@ -3279,7 +4495,7 @@
           <w:numId w:val="19"/>
         </w:numPr>
       </w:pPr>
-      <w:bookmarkStart w:id="4" w:name="_Toc200312495"/>
+      <w:bookmarkStart w:id="4" w:name="_Toc206352301"/>
       <w:r>
         <w:lastRenderedPageBreak/>
         <w:t xml:space="preserve">Problema de </w:t>
@@ -3297,7 +4513,7 @@
           <w:numId w:val="19"/>
         </w:numPr>
       </w:pPr>
-      <w:bookmarkStart w:id="5" w:name="_Toc200312496"/>
+      <w:bookmarkStart w:id="5" w:name="_Toc206352302"/>
       <w:r>
         <w:t>Planteamiento del problema</w:t>
       </w:r>
@@ -3455,7 +4671,7 @@
           <w:numId w:val="19"/>
         </w:numPr>
       </w:pPr>
-      <w:bookmarkStart w:id="6" w:name="_Toc200312497"/>
+      <w:bookmarkStart w:id="6" w:name="_Toc206352303"/>
       <w:r>
         <w:t>Formulación del problema</w:t>
       </w:r>
@@ -3473,19 +4689,7 @@
         </w:rPr>
       </w:pPr>
       <w:r>
-        <w:rPr>
-          <w:lang w:val="es-ES"/>
-        </w:rPr>
-        <w:t>¿</w:t>
-      </w:r>
-      <w:r>
-        <w:t>Cómo se puede formular un modelo cualitativo que sirva de referencia para la construcción de software educativo enfocado en la práctica de trigonometría, utilizando inteligencia artificial generativa, en estudiantes de educación básica superior</w:t>
-      </w:r>
-      <w:r>
-        <w:rPr>
-          <w:lang w:val="es-ES"/>
-        </w:rPr>
-        <w:t>?</w:t>
+        <w:t>¿Cuáles son los componentes, principios y directrices pedagógicas que debe contener un modelo cualitativo para facilitar el desarrollo de software educativo adaptativo y personalizado, basado en inteligencia artificial generativa, para la enseñanza de la trigonometría?</w:t>
       </w:r>
     </w:p>
     <w:p>
@@ -3496,7 +4700,7 @@
           <w:numId w:val="19"/>
         </w:numPr>
       </w:pPr>
-      <w:bookmarkStart w:id="7" w:name="_Toc200312498"/>
+      <w:bookmarkStart w:id="7" w:name="_Toc206352304"/>
       <w:r>
         <w:t>Sistematización del problema</w:t>
       </w:r>
@@ -3520,13 +4724,7 @@
         <w:t>¿</w:t>
       </w:r>
       <w:r>
-        <w:t>Cómo se puede estructurar un modelo que guíe la incorporación de la Interfaz de Programación de Aplicaciones (API) de inteligencia artificial generativa en el diseño de software educativo personalizado</w:t>
-      </w:r>
-      <w:r>
-        <w:rPr>
-          <w:lang w:val="es-ES"/>
-        </w:rPr>
-        <w:t>?</w:t>
+        <w:t>Qué características arquitectónicas y pedagógicas debe poseer un modelo para conectar una IA generativa con las necesidades de un software para la práctica de la trigonometría?</w:t>
       </w:r>
     </w:p>
     <w:p>
@@ -3541,13 +4739,7 @@
         </w:rPr>
       </w:pPr>
       <w:r>
-        <w:t>¿</w:t>
-      </w:r>
-      <w:r>
-        <w:t>Cómo se puede desarrollar una aplicación web que facilite la práctica de conceptos básicos de trigonometría para los estudiantes mediante inteligencia artificial generativa</w:t>
-      </w:r>
-      <w:r>
-        <w:t>?</w:t>
+        <w:t>¿De qué manera se puede implementar el modelo cualitativo formulado en el desarrollo de una aplicación web funcional que facilite la práctica de conceptos básicos de trigonometría?</w:t>
       </w:r>
     </w:p>
     <w:p>
@@ -3562,13 +4754,8 @@
         </w:rPr>
       </w:pPr>
       <w:r>
-        <w:t>¿</w:t>
-      </w:r>
-      <w:r>
-        <w:t>Cómo se puede evaluar la efectividad y usabilidad de la aplicación web desarrollada para la enseñanza de trigonometría</w:t>
-      </w:r>
-      <w:r>
-        <w:t>?</w:t>
+        <w:lastRenderedPageBreak/>
+        <w:t>¿Cómo la evaluación de la usabilidad de la aplicación web desarrollada permite validar la pertinencia y utilidad del modelo cualitativo propuesto como referencia para la enseñanza de la trigonometría?</w:t>
       </w:r>
     </w:p>
     <w:p>
@@ -3579,9 +4766,8 @@
           <w:numId w:val="19"/>
         </w:numPr>
       </w:pPr>
-      <w:bookmarkStart w:id="8" w:name="_Toc200312499"/>
-      <w:r>
-        <w:lastRenderedPageBreak/>
+      <w:bookmarkStart w:id="8" w:name="_Toc206352305"/>
+      <w:r>
         <w:t>OBJETIVOS</w:t>
       </w:r>
       <w:bookmarkEnd w:id="8"/>
@@ -3594,7 +4780,7 @@
           <w:numId w:val="19"/>
         </w:numPr>
       </w:pPr>
-      <w:bookmarkStart w:id="9" w:name="_Toc200312500"/>
+      <w:bookmarkStart w:id="9" w:name="_Toc206352306"/>
       <w:r>
         <w:t>Objetivo General:</w:t>
       </w:r>
@@ -3632,7 +4818,7 @@
           <w:numId w:val="19"/>
         </w:numPr>
       </w:pPr>
-      <w:bookmarkStart w:id="12" w:name="_Toc200312501"/>
+      <w:bookmarkStart w:id="12" w:name="_Toc206352307"/>
       <w:bookmarkEnd w:id="10"/>
       <w:r>
         <w:t>Objetivos Específicos:</w:t>
@@ -3721,7 +4907,7 @@
           <w:numId w:val="19"/>
         </w:numPr>
       </w:pPr>
-      <w:bookmarkStart w:id="19" w:name="_Toc200312502"/>
+      <w:bookmarkStart w:id="19" w:name="_Toc206352308"/>
       <w:bookmarkEnd w:id="17"/>
       <w:r>
         <w:t>JUSTIFICACIÓN</w:t>
@@ -3753,14 +4939,7 @@
         <w:t>La inteligencia artificial generativa ofrece una oportunidad innovadora para abordar estos desafíos, permitiendo el diseño de herramientas educativas que brinden retroalimentación personalizada y adapten los contenidos a las necesidades individuales de los alumnos. Sin embargo, para que estas tecnologías sean efectivas y éticas, es crucial desarrollar modelos que prioricen su uso como complemento del aprendizaje humano y no como un sustituto de la labor docente.</w:t>
       </w:r>
     </w:p>
-    <w:p>
-      <w:r>
-        <w:t>Desde una perspectiva práctica, este proyecto busca desarrollar una aplicación web con una interfaz amigable e interactiva para facilitar la enseñanza de trigonometría y potenciar las capacidades de los estudiantes</w:t>
-      </w:r>
-      <w:r>
-        <w:t xml:space="preserve"> y facilitar la labor docente. Esto es especialmente relevante en contextos donde los recursos educativos tradicionales resultan insuficientes para atender la diversidad de ritmos y estilos de aprendizaje en el aula y fuera de ella.</w:t>
-      </w:r>
-    </w:p>
+    <w:p/>
     <w:p>
       <w:r>
         <w:lastRenderedPageBreak/>
@@ -3809,16 +4988,11 @@
     <w:p/>
     <w:p/>
     <w:p/>
-    <w:p/>
-    <w:p/>
-    <w:p/>
-    <w:p/>
-    <w:p/>
     <w:p>
       <w:pPr>
         <w:pStyle w:val="Ttulo1"/>
       </w:pPr>
-      <w:bookmarkStart w:id="20" w:name="_Toc200312503"/>
+      <w:bookmarkStart w:id="20" w:name="_Toc206352309"/>
       <w:r>
         <w:t>CAPÍTULO II</w:t>
       </w:r>
@@ -3847,17 +5021,341 @@
     <w:p/>
     <w:p/>
     <w:p/>
+    <w:p/>
+    <w:p/>
+    <w:p/>
+    <w:p/>
+    <w:p/>
     <w:p>
       <w:pPr>
         <w:pStyle w:val="Ttulo2"/>
       </w:pPr>
-      <w:bookmarkStart w:id="21" w:name="_Toc200312504"/>
+      <w:bookmarkStart w:id="21" w:name="_Toc206352310"/>
       <w:r>
         <w:lastRenderedPageBreak/>
         <w:t>2.1. Marco Conceptual</w:t>
       </w:r>
       <w:bookmarkEnd w:id="21"/>
     </w:p>
+    <w:p>
+      <w:r>
+        <w:t>El presente marco conceptual define y contextualiza los términos esenciales que fundamentan el desarrollo del "MODELO CUALITATIVO BASADO EN INTELIGENCIA ARTIFICIAL GENERATIVA PARA EL DISEÑO DE INTERFACES EDUCATIVAS: APLICACIÓN EN LA ENSEÑANZA DE TRIGONOMETRÍA". La comprensión de estos conceptos es crucial para establecer una base sólida y unificada en la investigación.</w:t>
+      </w:r>
+    </w:p>
+    <w:p>
+      <w:pPr>
+        <w:rPr>
+          <w:b/>
+          <w:bCs/>
+        </w:rPr>
+      </w:pPr>
+      <w:r>
+        <w:rPr>
+          <w:b/>
+          <w:bCs/>
+        </w:rPr>
+        <w:t>2.1.1. Modelo Cualitativo</w:t>
+      </w:r>
+    </w:p>
+    <w:p>
+      <w:r>
+        <w:t>El modelo cualitativo, como paradigma de investigación, se ha consolidado gracias a las contribuciones de diversos académicos que han enfatizado su naturaleza particular y su enfoque en la comprensión profunda de los fenómenos.</w:t>
+      </w:r>
+    </w:p>
+    <w:p>
+      <w:r>
+        <w:t xml:space="preserve">Norman K. Denzin e </w:t>
+      </w:r>
+      <w:proofErr w:type="spellStart"/>
+      <w:r>
+        <w:t>Yvonna</w:t>
+      </w:r>
+      <w:proofErr w:type="spellEnd"/>
+      <w:r>
+        <w:t xml:space="preserve"> S. Lincoln, en su obra fundamental "</w:t>
+      </w:r>
+      <w:proofErr w:type="spellStart"/>
+      <w:r>
+        <w:t>Handbook</w:t>
+      </w:r>
+      <w:proofErr w:type="spellEnd"/>
+      <w:r>
+        <w:t xml:space="preserve"> </w:t>
+      </w:r>
+      <w:proofErr w:type="spellStart"/>
+      <w:r>
+        <w:t>of</w:t>
+      </w:r>
+      <w:proofErr w:type="spellEnd"/>
+      <w:r>
+        <w:t xml:space="preserve"> </w:t>
+      </w:r>
+      <w:proofErr w:type="spellStart"/>
+      <w:r>
+        <w:t>Qualitative</w:t>
+      </w:r>
+      <w:proofErr w:type="spellEnd"/>
+      <w:r>
+        <w:t xml:space="preserve"> </w:t>
+      </w:r>
+      <w:proofErr w:type="spellStart"/>
+      <w:r>
+        <w:t>Research</w:t>
+      </w:r>
+      <w:proofErr w:type="spellEnd"/>
+      <w:r>
+        <w:t xml:space="preserve">", conciben la investigación cualitativa como un campo "interdisciplinario, transdisciplinario y, en ocasiones, </w:t>
+      </w:r>
+      <w:proofErr w:type="spellStart"/>
+      <w:r>
+        <w:t>contradisciplinario</w:t>
+      </w:r>
+      <w:proofErr w:type="spellEnd"/>
+      <w:r>
+        <w:t xml:space="preserve"> que atraviesa las humanidades, las ciencias sociales y las ciencias físicas". Para estos autores, el investigador cualitativo es un "</w:t>
+      </w:r>
+      <w:proofErr w:type="spellStart"/>
+      <w:r>
+        <w:t>bricoleur</w:t>
+      </w:r>
+      <w:proofErr w:type="spellEnd"/>
+      <w:r>
+        <w:t>", término que denota a quien emplea una diversidad de herramientas y métodos para desentrañar la complejidad inherente al mundo. Su perspectiva subraya la flexibilidad y la amplitud metodológica que caracterizan a este enfoque de investigación</w:t>
+      </w:r>
+      <w:r>
+        <w:t xml:space="preserve"> </w:t>
+      </w:r>
+      <w:sdt>
+        <w:sdtPr>
+          <w:rPr>
+            <w:color w:val="000000"/>
+          </w:rPr>
+          <w:tag w:val="MENDELEY_CITATION_v3_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"/>
+          <w:id w:val="1461924076"/>
+          <w:placeholder>
+            <w:docPart w:val="DefaultPlaceholder_-1854013440"/>
+          </w:placeholder>
+        </w:sdtPr>
+        <w:sdtContent>
+          <w:r>
+            <w:rPr>
+              <w:color w:val="000000"/>
+            </w:rPr>
+            <w:t>[7]</w:t>
+          </w:r>
+        </w:sdtContent>
+      </w:sdt>
+      <w:r>
+        <w:t>.</w:t>
+      </w:r>
+    </w:p>
+    <w:p>
+      <w:r>
+        <w:t xml:space="preserve">Steven J. Taylor y Robert </w:t>
+      </w:r>
+      <w:proofErr w:type="spellStart"/>
+      <w:r>
+        <w:t>Bogdan</w:t>
+      </w:r>
+      <w:proofErr w:type="spellEnd"/>
+      <w:r>
+        <w:t>, en su publicación "Introducción a los métodos cualitativos de investigación", definen la metodología cualitativa como aquella que "produce datos descriptivos: las propias palabras de las personas, habladas o escritas, y la conducta observable". Estos autores resaltan la importancia crítica de comprender el punto de vista de los participantes desde su propio marco de referencia, lo cual implica una inmersión en el contexto y la experiencia subjetiva de los individuos estudiados</w:t>
+      </w:r>
+      <w:r>
+        <w:t xml:space="preserve"> </w:t>
+      </w:r>
+      <w:sdt>
+        <w:sdtPr>
+          <w:rPr>
+            <w:color w:val="000000"/>
+          </w:rPr>
+          <w:tag w:val="MENDELEY_CITATION_v3_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"/>
+          <w:id w:val="-1303777543"/>
+          <w:placeholder>
+            <w:docPart w:val="DefaultPlaceholder_-1854013440"/>
+          </w:placeholder>
+        </w:sdtPr>
+        <w:sdtContent>
+          <w:r>
+            <w:rPr>
+              <w:color w:val="000000"/>
+            </w:rPr>
+            <w:t>[8]</w:t>
+          </w:r>
+        </w:sdtContent>
+      </w:sdt>
+      <w:r>
+        <w:t>.</w:t>
+      </w:r>
+    </w:p>
+    <w:p>
+      <w:r>
+        <w:t>Barney G. Glaser y Anselm L. Strauss, pioneros de la Teoría Fundamentada (</w:t>
+      </w:r>
+      <w:proofErr w:type="spellStart"/>
+      <w:r>
+        <w:rPr>
+          <w:i/>
+          <w:iCs/>
+        </w:rPr>
+        <w:t>Grounded</w:t>
+      </w:r>
+      <w:proofErr w:type="spellEnd"/>
+      <w:r>
+        <w:rPr>
+          <w:i/>
+          <w:iCs/>
+        </w:rPr>
+        <w:t xml:space="preserve"> </w:t>
+      </w:r>
+      <w:proofErr w:type="spellStart"/>
+      <w:r>
+        <w:rPr>
+          <w:i/>
+          <w:iCs/>
+        </w:rPr>
+        <w:t>Theory</w:t>
+      </w:r>
+      <w:proofErr w:type="spellEnd"/>
+      <w:r>
+        <w:t>), ofrecieron una perspectiva innovadora sobre la investigación cualitativa con su libro "</w:t>
+      </w:r>
+      <w:proofErr w:type="spellStart"/>
+      <w:r>
+        <w:t>The</w:t>
+      </w:r>
+      <w:proofErr w:type="spellEnd"/>
+      <w:r>
+        <w:t xml:space="preserve"> Discovery </w:t>
+      </w:r>
+      <w:proofErr w:type="spellStart"/>
+      <w:r>
+        <w:t>of</w:t>
+      </w:r>
+      <w:proofErr w:type="spellEnd"/>
+      <w:r>
+        <w:t xml:space="preserve"> </w:t>
+      </w:r>
+      <w:proofErr w:type="spellStart"/>
+      <w:r>
+        <w:t>Grounded</w:t>
+      </w:r>
+      <w:proofErr w:type="spellEnd"/>
+      <w:r>
+        <w:t xml:space="preserve"> </w:t>
+      </w:r>
+      <w:proofErr w:type="spellStart"/>
+      <w:r>
+        <w:t>Theory</w:t>
+      </w:r>
+      <w:proofErr w:type="spellEnd"/>
+      <w:r>
+        <w:t>". Su propuesta se centra en el "desarrollo de teoría a partir de los datos recopilados de manera sistemática, en un proceso iterativo de recolección y análisis". Para Glaser y Strauss, el modelo cualitativo permite la emergencia de conceptos y teorías directamente desde la evidencia empírica, a través de un constante vaivén entre la recolección de datos y su análisis, lo que asegura que la teoría desarrollada esté intrínsecamente ligada a la realidad estudiada</w:t>
+      </w:r>
+      <w:r>
+        <w:t xml:space="preserve"> </w:t>
+      </w:r>
+      <w:sdt>
+        <w:sdtPr>
+          <w:rPr>
+            <w:color w:val="000000"/>
+          </w:rPr>
+          <w:tag w:val="MENDELEY_CITATION_v3_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"/>
+          <w:id w:val="1426768592"/>
+          <w:placeholder>
+            <w:docPart w:val="DefaultPlaceholder_-1854013440"/>
+          </w:placeholder>
+        </w:sdtPr>
+        <w:sdtContent>
+          <w:r>
+            <w:rPr>
+              <w:color w:val="000000"/>
+            </w:rPr>
+            <w:t>[9]</w:t>
+          </w:r>
+        </w:sdtContent>
+      </w:sdt>
+      <w:r>
+        <w:t>.</w:t>
+      </w:r>
+    </w:p>
+    <w:p>
+      <w:pPr>
+        <w:rPr>
+          <w:b/>
+          <w:bCs/>
+        </w:rPr>
+      </w:pPr>
+      <w:r>
+        <w:rPr>
+          <w:b/>
+          <w:bCs/>
+        </w:rPr>
+        <w:lastRenderedPageBreak/>
+        <w:t>2.1.2. Inteligencia Artificial Generativa (IAG)</w:t>
+      </w:r>
+    </w:p>
+    <w:p>
+      <w:r>
+        <w:t>La Inteligencia Artificial Generativa (IAG) representa una clase avanzada de modelos de inteligencia artificial capaces de producir contenido novedoso y original a partir de patrones aprendidos de extensos conjuntos de datos, que pueden incluir texto, imágenes o código. Este tipo de IA se distingue por su capacidad creativa, y su concepción varía ligeramente entre los principales desarrolladores que lideran su avance.</w:t>
+      </w:r>
+    </w:p>
+    <w:p>
+      <w:proofErr w:type="spellStart"/>
+      <w:r>
+        <w:t>OpenAI</w:t>
+      </w:r>
+      <w:proofErr w:type="spellEnd"/>
+      <w:r>
+        <w:t xml:space="preserve"> (Creadores de </w:t>
+      </w:r>
+      <w:proofErr w:type="spellStart"/>
+      <w:r>
+        <w:t>ChatGPT</w:t>
+      </w:r>
+      <w:proofErr w:type="spellEnd"/>
+      <w:r>
+        <w:t xml:space="preserve">), con Sam Altman a la cabeza, define la IAG desde una perspectiva funcional y de empoderamiento. Para </w:t>
+      </w:r>
+      <w:proofErr w:type="spellStart"/>
+      <w:r>
+        <w:t>OpenAI</w:t>
+      </w:r>
+      <w:proofErr w:type="spellEnd"/>
+      <w:r>
+        <w:t>, la IAG se refiere a "Sistemas que pueden producir texto, imágenes y otros medios en respuesta a indicaciones. Estos modelos aprenden los patrones y la estructura de sus datos de entrenamiento y luego generan nuevos datos que tienen características similares". Su visión es que la IAG funcione como una herramienta de propósito general, similar a un sistema operativo, que extienda la capacidad humana en creatividad, productividad y resolución de problemas complejos en diversas áreas del conocimiento.</w:t>
+      </w:r>
+    </w:p>
+    <w:p>
+      <w:r>
+        <w:t xml:space="preserve">Por su parte, Google (Creadores de Gemini), a través de líderes como </w:t>
+      </w:r>
+      <w:proofErr w:type="spellStart"/>
+      <w:r>
+        <w:t>Sundar</w:t>
+      </w:r>
+      <w:proofErr w:type="spellEnd"/>
+      <w:r>
+        <w:t xml:space="preserve"> Pichai y </w:t>
+      </w:r>
+      <w:proofErr w:type="spellStart"/>
+      <w:r>
+        <w:t>Demis</w:t>
+      </w:r>
+      <w:proofErr w:type="spellEnd"/>
+      <w:r>
+        <w:t xml:space="preserve"> </w:t>
+      </w:r>
+      <w:proofErr w:type="spellStart"/>
+      <w:r>
+        <w:t>Hassabis</w:t>
+      </w:r>
+      <w:proofErr w:type="spellEnd"/>
+      <w:r>
+        <w:t>, enmarca la IAG como una evolución computacional que actúa como un colaborador creativo y productivo para el ser humano. Google la define como "un tipo de inteligencia artificial que puede crear contenido e ideas nuevas, como conversaciones, historias, imágenes, videos y música". Con el desarrollo de Gemini, Google ha enfatizado la multimodalidad nativa, diseñando el modelo para "entender, operar y combinar sin problemas diferentes tipos de información como texto, código, audio, imágenes y video". Esto posiciona a la IAG de Google como un sistema integrado capaz de "razonar" a través de múltiples formatos.</w:t>
+      </w:r>
+    </w:p>
+    <w:p/>
     <w:p/>
     <w:p>
       <w:pPr>
@@ -3866,7 +5364,7 @@
           <w:bCs/>
         </w:rPr>
       </w:pPr>
-      <w:bookmarkStart w:id="22" w:name="_Toc200312505"/>
+      <w:bookmarkStart w:id="22" w:name="_Toc206352311"/>
       <w:r>
         <w:t xml:space="preserve">2.2. </w:t>
       </w:r>
@@ -3896,7 +5394,11 @@
       </w:r>
       <w:proofErr w:type="spellEnd"/>
       <w:r>
-        <w:t xml:space="preserve"> y tutores inteligentes que proporcionan apoyo académico personalizado. Además, ha permitido la creación de ambientes de aprendizaje inteligentes, flexibles y adaptativos, y ha facilitado la analítica educativa, ayudando a los docentes a analizar el rendimiento estudiantil para optimizar los procesos de enseñanza. La </w:t>
+        <w:t xml:space="preserve"> y tutores inteligentes que proporcionan apoyo académico personalizado. Además, ha permitido la creación de ambientes de aprendizaje inteligentes, flexibles y adaptativos, y ha facilitado la analítica educativa, ayudando a los docentes a analizar </w:t>
+      </w:r>
+      <w:r>
+        <w:lastRenderedPageBreak/>
+        <w:t xml:space="preserve">el rendimiento estudiantil para optimizar los procesos de enseñanza. La </w:t>
       </w:r>
       <w:r>
         <w:t>Inteligencia Artificial</w:t>
@@ -3975,7 +5477,7 @@
           <w:rPr>
             <w:color w:val="000000"/>
           </w:rPr>
-          <w:tag w:val="MENDELEY_CITATION_v3_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"/>
+          <w:tag w:val="MENDELEY_CITATION_v3_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"/>
           <w:id w:val="141173231"/>
           <w:placeholder>
             <w:docPart w:val="BDE5976843684BE1BB285DED179C77C6"/>
@@ -3986,7 +5488,7 @@
             <w:rPr>
               <w:color w:val="000000"/>
             </w:rPr>
-            <w:t>[7]</w:t>
+            <w:t>[10]</w:t>
           </w:r>
         </w:sdtContent>
       </w:sdt>
@@ -4006,7 +5508,6 @@
           <w:b/>
           <w:bCs/>
         </w:rPr>
-        <w:lastRenderedPageBreak/>
         <w:t>El impacto de la inteligencia artificial en la educación</w:t>
       </w:r>
       <w:r>
@@ -4043,7 +5544,11 @@
         <w:t xml:space="preserve">. Asimismo, facilita la creación de recursos interactivos, como simulaciones y juegos educativos, que hacen el aprendizaje más atractivo y efectivo. Además, contribuye a la accesibilidad al proporcionar soluciones para estudiantes con discapacidades o con acceso limitado a recursos de calidad. En conjunto, la </w:t>
       </w:r>
       <w:r>
-        <w:t>Inteligencia Artificial</w:t>
+        <w:t xml:space="preserve">Inteligencia </w:t>
+      </w:r>
+      <w:r>
+        <w:lastRenderedPageBreak/>
+        <w:t>Artificial</w:t>
       </w:r>
       <w:r>
         <w:t xml:space="preserve"> no solo complementa, sino que reinventa el proceso educativo al ofrecer nuevas oportunidades para mejorar la experiencia de aprendizaje de manera significativa</w:t>
@@ -4056,7 +5561,7 @@
           <w:rPr>
             <w:color w:val="000000"/>
           </w:rPr>
-          <w:tag w:val="MENDELEY_CITATION_v3_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"/>
+          <w:tag w:val="MENDELEY_CITATION_v3_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"/>
           <w:id w:val="114492950"/>
           <w:placeholder>
             <w:docPart w:val="C0AB5365BBA847E894C341F98CBD8BD1"/>
@@ -4067,7 +5572,7 @@
             <w:rPr>
               <w:color w:val="000000"/>
             </w:rPr>
-            <w:t>[8]</w:t>
+            <w:t>[11]</w:t>
           </w:r>
         </w:sdtContent>
       </w:sdt>
@@ -4102,12 +5607,300 @@
       <w:pPr>
         <w:pStyle w:val="Ttulo2"/>
       </w:pPr>
-      <w:bookmarkStart w:id="23" w:name="_Toc200312506"/>
+      <w:bookmarkStart w:id="23" w:name="_Toc206352312"/>
       <w:r>
         <w:t>2.3. Marco legal</w:t>
       </w:r>
       <w:bookmarkEnd w:id="23"/>
     </w:p>
+    <w:p>
+      <w:r>
+        <w:t>El presente proyecto de investigación se fundamenta en el ordenamiento jurídico ecuatoriano, que establece los derechos y obligaciones del Estado y de los ciudadanos en materia de educación, acceso a la tecnología, protección de la información personal y propiedad intelectual. Las siguientes normativas constituyen el sustento principal de este trabajo.</w:t>
+      </w:r>
+    </w:p>
+    <w:p>
+      <w:pPr>
+        <w:pStyle w:val="Ttulo3"/>
+        <w:ind w:left="0"/>
+      </w:pPr>
+      <w:bookmarkStart w:id="24" w:name="_Toc206352313"/>
+      <w:r>
+        <w:t xml:space="preserve">2.3.1. </w:t>
+      </w:r>
+      <w:r>
+        <w:t>Constitución de la República del Ecuador</w:t>
+      </w:r>
+      <w:bookmarkEnd w:id="24"/>
+    </w:p>
+    <w:p>
+      <w:r>
+        <w:t>La Constitución, como norma suprema, ampara y orienta esta investigación a través de los siguientes artículos:</w:t>
+      </w:r>
+    </w:p>
+    <w:p>
+      <w:pPr>
+        <w:numPr>
+          <w:ilvl w:val="0"/>
+          <w:numId w:val="22"/>
+        </w:numPr>
+      </w:pPr>
+      <w:r>
+        <w:t>Art. 26:</w:t>
+      </w:r>
+    </w:p>
+    <w:p>
+      <w:r>
+        <w:t>Reconoce a la educación como un "derecho de las personas a lo largo de su vida y un deber ineludible e inexcusable del Estado". Este proyecto se alinea con dicho mandato al proponer un modelo basado en inteligencia artificial para mejorar la enseñanza de la trigonometría.</w:t>
+      </w:r>
+    </w:p>
+    <w:p>
+      <w:pPr>
+        <w:numPr>
+          <w:ilvl w:val="0"/>
+          <w:numId w:val="22"/>
+        </w:numPr>
+      </w:pPr>
+      <w:r>
+        <w:t>Art. 66, numeral 19:</w:t>
+      </w:r>
+    </w:p>
+    <w:p>
+      <w:r>
+        <w:t>Garantiza a las personas "El derecho a la protección de datos de carácter personal, que incluye el acceso y la decisión sobre información y datos de este carácter, así como su correspondiente protección". Este derecho es fundamental para la tercera fase del proyecto, donde se realizará un estudio de usabilidad con estudiantes.</w:t>
+      </w:r>
+    </w:p>
+    <w:p>
+      <w:pPr>
+        <w:numPr>
+          <w:ilvl w:val="0"/>
+          <w:numId w:val="22"/>
+        </w:numPr>
+      </w:pPr>
+      <w:r>
+        <w:t>Art. 322:</w:t>
+      </w:r>
+    </w:p>
+    <w:p>
+      <w:r>
+        <w:lastRenderedPageBreak/>
+        <w:t>Reconoce la "propiedad intelectual de acuerdo con las condiciones que señale la ley" y prohíbe "toda forma de apropiación de conocimientos colectivos". Este artículo sustenta la protección de los productos intelectuales generados en esta investigación: el modelo cualitativo y el software educativo.</w:t>
+      </w:r>
+    </w:p>
+    <w:p>
+      <w:pPr>
+        <w:numPr>
+          <w:ilvl w:val="0"/>
+          <w:numId w:val="22"/>
+        </w:numPr>
+      </w:pPr>
+      <w:r>
+        <w:t>Art. 347, numeral 8:</w:t>
+      </w:r>
+    </w:p>
+    <w:p>
+      <w:r>
+        <w:t>Establece como responsabilidad del Estado "Incorporar las tecnologías de la información y comunicación en el proceso educativo y propiciar el enlace de la enseñanza con las actividades productivas o sociales". La presente tesis materializa este objetivo al integrar la inteligencia artificial generativa en una herramienta pedagógica.</w:t>
+      </w:r>
+    </w:p>
+    <w:p>
+      <w:pPr>
+        <w:pStyle w:val="Ttulo3"/>
+        <w:ind w:left="0"/>
+      </w:pPr>
+      <w:bookmarkStart w:id="25" w:name="_Toc206352314"/>
+      <w:r>
+        <w:t xml:space="preserve">2.3.2. </w:t>
+      </w:r>
+      <w:r>
+        <w:t>Ley Orgánica de Educación Intercultural (LOEI)</w:t>
+      </w:r>
+      <w:bookmarkEnd w:id="25"/>
+    </w:p>
+    <w:p>
+      <w:r>
+        <w:t>Esta ley, que rige el Sistema Nacional de Educación, respalda la implementación de innovaciones pedagógicas y tecnológicas:</w:t>
+      </w:r>
+    </w:p>
+    <w:p>
+      <w:pPr>
+        <w:numPr>
+          <w:ilvl w:val="0"/>
+          <w:numId w:val="23"/>
+        </w:numPr>
+      </w:pPr>
+      <w:r>
+        <w:t>Art. 2, literal w:</w:t>
+      </w:r>
+    </w:p>
+    <w:p>
+      <w:r>
+        <w:t>Define entre los principios de la educación la "Calidad y calidez", garantizando el derecho a una educación "pertinente, adecuada, contextualizada, actualizada y articulada en todo el proceso educativo". El modelo propuesto busca contribuir directamente a este principio mediante la personalización del aprendizaje.</w:t>
+      </w:r>
+    </w:p>
+    <w:p>
+      <w:pPr>
+        <w:numPr>
+          <w:ilvl w:val="0"/>
+          <w:numId w:val="23"/>
+        </w:numPr>
+      </w:pPr>
+      <w:r>
+        <w:t>Art. 6, literal j:</w:t>
+      </w:r>
+    </w:p>
+    <w:p>
+      <w:r>
+        <w:t>Establece como una de las obligaciones del Estado "Garantizar la alfabetización digital y el uso de las tecnologías de la información y comunicación en el proceso educativo". Este proyecto es una aplicación directa de dicha obligación, al desarrollar una herramienta tecnológica para la enseñanza.</w:t>
+      </w:r>
+    </w:p>
+    <w:p/>
+    <w:p>
+      <w:pPr>
+        <w:pStyle w:val="Ttulo3"/>
+        <w:ind w:left="0"/>
+      </w:pPr>
+      <w:bookmarkStart w:id="26" w:name="_Toc206352315"/>
+      <w:r>
+        <w:t xml:space="preserve">2.3.3. </w:t>
+      </w:r>
+      <w:r>
+        <w:t>Ley Orgánica de Protección de Datos Personales</w:t>
+      </w:r>
+      <w:bookmarkEnd w:id="26"/>
+    </w:p>
+    <w:p>
+      <w:r>
+        <w:t>Esta normativa es de cumplimiento crítico para el proyecto, especialmente para el estudio de usuarios con estudiantes de educación básica superior, garantizando el tratamiento legítimo y seguro de su información.</w:t>
+      </w:r>
+    </w:p>
+    <w:p>
+      <w:pPr>
+        <w:numPr>
+          <w:ilvl w:val="0"/>
+          <w:numId w:val="24"/>
+        </w:numPr>
+      </w:pPr>
+      <w:r>
+        <w:t>Art. 1:</w:t>
+      </w:r>
+    </w:p>
+    <w:p>
+      <w:r>
+        <w:lastRenderedPageBreak/>
+        <w:t>Tiene como objeto y finalidad "garantizar el ejercicio del derecho a la protección de datos personales, que incluye el acceso y decisión sobre información y datos de este carácter, así como su correspondiente protección".</w:t>
+      </w:r>
+    </w:p>
+    <w:p>
+      <w:pPr>
+        <w:numPr>
+          <w:ilvl w:val="0"/>
+          <w:numId w:val="24"/>
+        </w:numPr>
+      </w:pPr>
+      <w:r>
+        <w:t>Art. 7:</w:t>
+      </w:r>
+    </w:p>
+    <w:p>
+      <w:r>
+        <w:t>Establece las condiciones para un tratamiento legítimo de datos, entre las que se incluye el "consentimiento del titular para el tratamiento de sus datos personales, para una o varias finalidades específicas" y el cumplimiento de una "misión realizada en interés público", como lo es la investigación educativa.</w:t>
+      </w:r>
+    </w:p>
+    <w:p>
+      <w:pPr>
+        <w:pStyle w:val="Ttulo3"/>
+        <w:ind w:left="0"/>
+      </w:pPr>
+      <w:bookmarkStart w:id="27" w:name="_Toc206352316"/>
+      <w:r>
+        <w:t xml:space="preserve">2.3.4. </w:t>
+      </w:r>
+      <w:r>
+        <w:t>Código Orgánico de la Economía Social de los Conocimientos, Creatividad e Innovación (Código Ingenios)</w:t>
+      </w:r>
+      <w:bookmarkEnd w:id="27"/>
+    </w:p>
+    <w:p>
+      <w:r>
+        <w:t>Este código regula la gestión del conocimiento y la propiedad intelectual del software y de las obras creadas en el ámbito académico, siendo directamente aplicable a los resultados de esta tesis.</w:t>
+      </w:r>
+    </w:p>
+    <w:p>
+      <w:pPr>
+        <w:numPr>
+          <w:ilvl w:val="0"/>
+          <w:numId w:val="25"/>
+        </w:numPr>
+      </w:pPr>
+      <w:r>
+        <w:rPr>
+          <w:b/>
+          <w:bCs/>
+        </w:rPr>
+        <w:t>Art. 114:</w:t>
+      </w:r>
+      <w:r>
+        <w:t xml:space="preserve"> Norma la titularidad de derechos de obras creadas en instituciones de educación superior. Establece </w:t>
+      </w:r>
+      <w:proofErr w:type="gramStart"/>
+      <w:r>
+        <w:t>que</w:t>
+      </w:r>
+      <w:proofErr w:type="gramEnd"/>
+      <w:r>
+        <w:t xml:space="preserve"> en trabajos de titulación o proyectos de investigación, "la titularidad de los derechos patrimoniales corresponderá a los autores". Sin embargo, el establecimiento educativo "tendrá una licencia gratuita, intransferible y no exclusiva para el uso no comercial de la obra con fines académicos". Este artículo define con claridad la propiedad intelectual tanto del modelo cualitativo como de la aplicación web desarrollada.</w:t>
+      </w:r>
+    </w:p>
+    <w:p>
+      <w:pPr>
+        <w:numPr>
+          <w:ilvl w:val="0"/>
+          <w:numId w:val="25"/>
+        </w:numPr>
+      </w:pPr>
+      <w:r>
+        <w:t>Art. 116:</w:t>
+      </w:r>
+    </w:p>
+    <w:p>
+      <w:r>
+        <w:t xml:space="preserve">Determina </w:t>
+      </w:r>
+      <w:r>
+        <w:t>que,</w:t>
+      </w:r>
+      <w:r>
+        <w:t xml:space="preserve"> en consultorías o servicios contratados por el Estado, "la titularidad de los derechos patrimoniales le corresponderá a la Entidad Contratante, que tendrá la obligación de hacerlo público y accesible". Este punto es relevante en caso de que la investigación reciba financiamiento público específico bajo esta modalidad.</w:t>
+      </w:r>
+    </w:p>
+    <w:p/>
+    <w:p>
+      <w:pPr>
+        <w:numPr>
+          <w:ilvl w:val="0"/>
+          <w:numId w:val="25"/>
+        </w:numPr>
+      </w:pPr>
+      <w:r>
+        <w:t>Art. 131:</w:t>
+      </w:r>
+    </w:p>
+    <w:p>
+      <w:r>
+        <w:t>Especifica que "El software se protege como obra literaria". Dicha protección se otorga independientemente de la forma en que esté expresado, ya sea como código fuente o como código objeto. Esto asegura la protección de la aplicación web que se construirá como parte de los objetivos de este trabajo.</w:t>
+      </w:r>
+    </w:p>
+    <w:p/>
+    <w:p/>
+    <w:p/>
+    <w:p/>
+    <w:p/>
+    <w:p/>
+    <w:p/>
+    <w:p/>
+    <w:p/>
+    <w:p/>
+    <w:p/>
     <w:p/>
     <w:p/>
     <w:p/>
@@ -4131,11 +5924,11 @@
       <w:pPr>
         <w:pStyle w:val="Ttulo1"/>
       </w:pPr>
-      <w:bookmarkStart w:id="24" w:name="_Toc200312507"/>
+      <w:bookmarkStart w:id="28" w:name="_Toc206352317"/>
       <w:r>
         <w:t>CAPÍTULO III</w:t>
       </w:r>
-      <w:bookmarkEnd w:id="24"/>
+      <w:bookmarkEnd w:id="28"/>
     </w:p>
     <w:p>
       <w:pPr>
@@ -4157,16 +5950,20 @@
     <w:p/>
     <w:p/>
     <w:p/>
+    <w:p/>
+    <w:p/>
+    <w:p/>
+    <w:p/>
     <w:p>
       <w:pPr>
         <w:pStyle w:val="Ttulo2"/>
       </w:pPr>
-      <w:bookmarkStart w:id="25" w:name="_Toc200312508"/>
+      <w:bookmarkStart w:id="29" w:name="_Toc206352318"/>
       <w:r>
         <w:lastRenderedPageBreak/>
         <w:t>3.1. Localización</w:t>
       </w:r>
-      <w:bookmarkEnd w:id="25"/>
+      <w:bookmarkEnd w:id="29"/>
     </w:p>
     <w:p/>
     <w:p>
@@ -4174,95 +5971,122 @@
         <w:pStyle w:val="Ttulo3"/>
         <w:ind w:left="0"/>
       </w:pPr>
-      <w:bookmarkStart w:id="26" w:name="_Toc200312509"/>
+      <w:bookmarkStart w:id="30" w:name="_Toc206352319"/>
       <w:r>
         <w:t xml:space="preserve">3.2. </w:t>
       </w:r>
       <w:r>
         <w:t>Tipos de investigación</w:t>
       </w:r>
-      <w:bookmarkEnd w:id="26"/>
-    </w:p>
-    <w:p>
-      <w:r>
-        <w:t>La presente investigación es de tipo aplicada y descriptiva.</w:t>
-      </w:r>
-    </w:p>
-    <w:p>
-      <w:r>
-        <w:t xml:space="preserve">Investigación aplicada: Se orienta a generar un modelo cualitativo basado en inteligencia artificial generativa para el diseño de interfaces educativas, con la finalidad de aplicarlo en el desarrollo de un software educativo que facilite la enseñanza de </w:t>
-      </w:r>
-      <w:r>
-        <w:t>matemáticas</w:t>
+      <w:bookmarkEnd w:id="30"/>
+    </w:p>
+    <w:p>
+      <w:r>
+        <w:t xml:space="preserve">La presente investigación </w:t>
+      </w:r>
+      <w:r>
+        <w:t>se desarrolló bajo los siguientes tipos de investigación</w:t>
       </w:r>
       <w:r>
         <w:t>.</w:t>
       </w:r>
     </w:p>
     <w:p>
-      <w:r>
-        <w:t>Investigación descriptiva: Busca describir las características, beneficios y limitaciones del modelo desarrollado, así como evaluar la usabilidad y la efectividad del software en el proceso de enseñanza-aprendizaje.</w:t>
-      </w:r>
-    </w:p>
-    <w:p>
       <w:pPr>
         <w:pStyle w:val="Ttulo3"/>
-        <w:ind w:left="0"/>
-      </w:pPr>
-      <w:bookmarkStart w:id="27" w:name="_Toc200312510"/>
+      </w:pPr>
+      <w:bookmarkStart w:id="31" w:name="_Toc206352320"/>
+      <w:r>
+        <w:t xml:space="preserve">3.2.1. </w:t>
+      </w:r>
+      <w:r>
+        <w:t>Investigación aplicada</w:t>
+      </w:r>
+      <w:bookmarkEnd w:id="31"/>
+    </w:p>
+    <w:p>
+      <w:r>
+        <w:t xml:space="preserve">Se orienta a generar un modelo cualitativo basado en inteligencia artificial generativa para el diseño de interfaces educativas, con la finalidad de aplicarlo en el desarrollo de un software educativo que facilite la enseñanza de </w:t>
+      </w:r>
+      <w:r>
+        <w:t>trigonometría</w:t>
+      </w:r>
+      <w:r>
+        <w:t>.</w:t>
+      </w:r>
+    </w:p>
+    <w:p>
+      <w:pPr>
+        <w:pStyle w:val="Ttulo3"/>
+      </w:pPr>
+      <w:bookmarkStart w:id="32" w:name="_Toc206352321"/>
+      <w:r>
+        <w:t xml:space="preserve">3.2.2. </w:t>
+      </w:r>
+      <w:r>
+        <w:t>Investigación descriptiva</w:t>
+      </w:r>
+      <w:bookmarkEnd w:id="32"/>
+    </w:p>
+    <w:p>
+      <w:r>
+        <w:t>Busca describir las características, beneficios y limitaciones del modelo desarrollado, así como evaluar la usabilidad y la efectividad del software en el proceso de enseñanza-aprendizaje.</w:t>
+      </w:r>
+    </w:p>
+    <w:p>
+      <w:pPr>
+        <w:pStyle w:val="Ttulo2"/>
+      </w:pPr>
+      <w:bookmarkStart w:id="33" w:name="_Toc206352322"/>
       <w:r>
         <w:t xml:space="preserve">3.3. </w:t>
       </w:r>
       <w:r>
         <w:t>Métodos de investigación</w:t>
       </w:r>
-      <w:bookmarkEnd w:id="27"/>
-    </w:p>
-    <w:p>
-      <w:pPr>
-        <w:pStyle w:val="Ttulo4"/>
-        <w:numPr>
-          <w:ilvl w:val="2"/>
-          <w:numId w:val="20"/>
-        </w:numPr>
-      </w:pPr>
+      <w:bookmarkEnd w:id="33"/>
+    </w:p>
+    <w:p>
+      <w:pPr>
+        <w:pStyle w:val="Ttulo3"/>
+        <w:ind w:left="0" w:firstLine="708"/>
+      </w:pPr>
+      <w:bookmarkStart w:id="34" w:name="_Toc206352323"/>
+      <w:r>
+        <w:t xml:space="preserve">3.3.1. </w:t>
+      </w:r>
       <w:r>
         <w:t>Método Analítico-Sintético</w:t>
       </w:r>
-    </w:p>
-    <w:p>
-      <w:r>
-        <w:t>Este estudio utiliza un método analítico-sintético, que permite analizar los elementos individuales del problema y posteriormente sintetizar los hallazgos en un modelo integral:</w:t>
-      </w:r>
-    </w:p>
-    <w:p>
-      <w:pPr>
-        <w:pStyle w:val="Prrafodelista"/>
-        <w:numPr>
-          <w:ilvl w:val="0"/>
-          <w:numId w:val="9"/>
-        </w:numPr>
-      </w:pPr>
-      <w:r>
-        <w:t xml:space="preserve">Análisis: Se descomponen los componentes de la </w:t>
-      </w:r>
-      <w:r>
-        <w:t>Inteligencia Artificial</w:t>
-      </w:r>
-      <w:r>
-        <w:t xml:space="preserve"> generativa y su aplicación en la educación para identificar los principios clave en el diseño del software.</w:t>
-      </w:r>
-    </w:p>
-    <w:p>
-      <w:pPr>
-        <w:pStyle w:val="Prrafodelista"/>
-        <w:numPr>
-          <w:ilvl w:val="0"/>
-          <w:numId w:val="9"/>
-        </w:numPr>
-      </w:pPr>
-      <w:r>
-        <w:t>Síntesis: Se integran los elementos analizados en un modelo cualitativo que guíe el desarrollo del software educativo.</w:t>
+      <w:bookmarkEnd w:id="34"/>
+    </w:p>
+    <w:p>
+      <w:r>
+        <w:t xml:space="preserve">Para la consecución de los objetivos de esta investigación, se </w:t>
+      </w:r>
+      <w:r>
+        <w:t>empleó</w:t>
+      </w:r>
+      <w:r>
+        <w:t xml:space="preserve"> el método analítico-sintético, el cual </w:t>
+      </w:r>
+      <w:r>
+        <w:t>proporcionó</w:t>
+      </w:r>
+      <w:r>
+        <w:t xml:space="preserve"> el rigor necesario para la deconstrucción del problema y la posterior construcción de una solución integral. Este método se </w:t>
+      </w:r>
+      <w:r>
+        <w:t>articuló</w:t>
+      </w:r>
+      <w:r>
+        <w:t xml:space="preserve"> en dos fases dialécticas y complementarias: el análisis de los componentes fundamentales del sistema propuesto y la síntesis de dichos componentes en</w:t>
+      </w:r>
+      <w:r>
+        <w:t xml:space="preserve"> el modelo cualitativo para el diseño de la aplicación web</w:t>
+      </w:r>
+      <w:r>
+        <w:t>.</w:t>
       </w:r>
     </w:p>
     <w:p>
@@ -4279,83 +6103,366 @@
     </w:p>
     <w:p>
       <w:r>
-        <w:t>El enfoque deductivo aplicado en esta investigación parte de conocimientos generales sobre la inteligencia artificial generativa en el ámbito educativo, los cuales han sido documentados en estudios previos. A partir de esta base teórica, se diseñ</w:t>
-      </w:r>
-      <w:r>
-        <w:t>ará</w:t>
-      </w:r>
-      <w:r>
-        <w:t xml:space="preserve"> un modelo específico para la enseñanza de </w:t>
-      </w:r>
-      <w:r>
-        <w:t>matemáticas</w:t>
-      </w:r>
-      <w:r>
-        <w:t xml:space="preserve">, integrando los principios de </w:t>
-      </w:r>
-      <w:r>
-        <w:t>Inteligencia Artificial</w:t>
-      </w:r>
-      <w:r>
-        <w:t xml:space="preserve"> en el desarrollo de una interfaz educativa. Este proceso se estructur</w:t>
-      </w:r>
-      <w:r>
-        <w:t>ará</w:t>
-      </w:r>
-      <w:r>
-        <w:t xml:space="preserve"> en tres etapas clave: primero, se realiz</w:t>
-      </w:r>
-      <w:r>
-        <w:t>ará</w:t>
-      </w:r>
-      <w:r>
-        <w:t xml:space="preserve"> una revisión exhaustiva de antecedentes y estudios previos para identificar metodologías y aplicaciones exitosas de la </w:t>
-      </w:r>
-      <w:r>
-        <w:t>Inteligencia Artificial</w:t>
-      </w:r>
-      <w:r>
-        <w:t xml:space="preserve"> en la educación; luego, se aplica</w:t>
-      </w:r>
-      <w:r>
-        <w:t>rán</w:t>
-      </w:r>
-      <w:r>
-        <w:t xml:space="preserve"> estos conceptos en el diseño y construcción de un software interactivo basado en </w:t>
-      </w:r>
-      <w:r>
-        <w:t>Inteligencia Artificial</w:t>
-      </w:r>
-      <w:r>
-        <w:t xml:space="preserve"> generativa, asegurando que la interfaz fuera accesible y funcional para los estudiantes; finalmente, se llev</w:t>
-      </w:r>
-      <w:r>
-        <w:t>ará</w:t>
-      </w:r>
-      <w:r>
-        <w:t xml:space="preserve"> a cabo una evaluación empírica del software, en la que se analizar</w:t>
-      </w:r>
-      <w:r>
-        <w:t>án</w:t>
-      </w:r>
-      <w:r>
-        <w:t xml:space="preserve"> datos de usabilidad y eficacia, permitiendo validar la aplicabilidad del modelo y realizar mejoras basadas en la retroalimentación de los usuarios.</w:t>
-      </w:r>
+        <w:t>El enfoque deductivo constituye el pilar lógico que estructura la transición de la teoría general a la validación empírica en esta investigación. Este método parte de premisas y conocimientos generales consolidados en la literatura científica para llegar a una aplicación específica y observable, permitiendo así verificar la validez del modelo propuesto en un contexto real</w:t>
+      </w:r>
+      <w:r>
+        <w:t>.</w:t>
+      </w:r>
+    </w:p>
+    <w:p>
+      <w:pPr>
+        <w:pStyle w:val="Ttulo2"/>
+        <w:numPr>
+          <w:ilvl w:val="1"/>
+          <w:numId w:val="21"/>
+        </w:numPr>
+      </w:pPr>
+      <w:bookmarkStart w:id="35" w:name="_Toc206352324"/>
+      <w:r>
+        <w:t>Fuentes de recopilación de información</w:t>
+      </w:r>
+      <w:bookmarkEnd w:id="35"/>
+    </w:p>
+    <w:p>
+      <w:pPr>
+        <w:tabs>
+          <w:tab w:val="left" w:pos="2597"/>
+        </w:tabs>
+      </w:pPr>
+      <w:r>
+        <w:tab/>
+      </w:r>
+    </w:p>
+    <w:p>
+      <w:pPr>
+        <w:tabs>
+          <w:tab w:val="left" w:pos="2597"/>
+        </w:tabs>
+      </w:pPr>
+    </w:p>
+    <w:p>
+      <w:pPr>
+        <w:tabs>
+          <w:tab w:val="left" w:pos="2597"/>
+        </w:tabs>
+      </w:pPr>
+    </w:p>
+    <w:p>
+      <w:pPr>
+        <w:tabs>
+          <w:tab w:val="left" w:pos="2597"/>
+        </w:tabs>
+      </w:pPr>
+    </w:p>
+    <w:p>
+      <w:pPr>
+        <w:tabs>
+          <w:tab w:val="left" w:pos="2597"/>
+        </w:tabs>
+      </w:pPr>
+    </w:p>
+    <w:p>
+      <w:pPr>
+        <w:pStyle w:val="Ttulo2"/>
+        <w:numPr>
+          <w:ilvl w:val="1"/>
+          <w:numId w:val="21"/>
+        </w:numPr>
+      </w:pPr>
+      <w:bookmarkStart w:id="36" w:name="_Toc206352325"/>
+      <w:r>
+        <w:lastRenderedPageBreak/>
+        <w:t>Diseño de Investigación</w:t>
+      </w:r>
+      <w:bookmarkEnd w:id="36"/>
     </w:p>
     <w:p>
       <w:pPr>
         <w:pStyle w:val="Ttulo3"/>
-      </w:pPr>
+        <w:ind w:left="180"/>
+      </w:pPr>
+      <w:bookmarkStart w:id="37" w:name="_Toc206352326"/>
+      <w:r>
+        <w:t xml:space="preserve">3.5.1. </w:t>
+      </w:r>
+      <w:r>
+        <w:t>Diseño no experimental</w:t>
+      </w:r>
+      <w:bookmarkEnd w:id="37"/>
+    </w:p>
+    <w:p>
+      <w:pPr>
+        <w:ind w:left="180"/>
+      </w:pPr>
+      <w:r>
+        <w:t>Esta elección se fundamenta en que la investigación no busca manipular deliberadamente las variables, sino observar y analizar los fenómenos en su contexto natural.</w:t>
+      </w:r>
+    </w:p>
+    <w:p>
+      <w:pPr>
+        <w:pStyle w:val="Ttulo3"/>
+        <w:ind w:left="0" w:firstLine="180"/>
+      </w:pPr>
+      <w:bookmarkStart w:id="38" w:name="_Toc206352327"/>
+      <w:r>
+        <w:t xml:space="preserve">3.5.2. </w:t>
+      </w:r>
+      <w:r>
+        <w:t>Diseño transeccional o transversal</w:t>
+      </w:r>
+      <w:bookmarkEnd w:id="38"/>
+    </w:p>
+    <w:p>
+      <w:pPr>
+        <w:ind w:left="180"/>
+      </w:pPr>
+      <w:r>
+        <w:t>Se desarrollará un modelo y una herramienta tecnológica para luego describir y evaluar su impacto en la usabilidad y la experiencia de aprendizaje en un único momento en el tiempo.</w:t>
+      </w:r>
+    </w:p>
+    <w:p>
+      <w:pPr>
+        <w:pStyle w:val="Ttulo3"/>
+        <w:ind w:left="0" w:firstLine="180"/>
+      </w:pPr>
+      <w:bookmarkStart w:id="39" w:name="_Toc205489160"/>
+      <w:bookmarkStart w:id="40" w:name="_Toc206352328"/>
+      <w:r>
+        <w:t>3.5.3. Participantes</w:t>
+      </w:r>
+      <w:bookmarkEnd w:id="39"/>
+      <w:bookmarkEnd w:id="40"/>
+    </w:p>
+    <w:p/>
+    <w:p>
+      <w:pPr>
+        <w:pStyle w:val="Ttulo3"/>
+        <w:spacing w:line="360" w:lineRule="auto"/>
+        <w:ind w:left="0" w:firstLine="180"/>
+      </w:pPr>
+      <w:bookmarkStart w:id="41" w:name="_Toc205489161"/>
+      <w:bookmarkStart w:id="42" w:name="_Toc206352329"/>
+      <w:r>
+        <w:t>3.</w:t>
+      </w:r>
+      <w:r>
+        <w:t>5</w:t>
+      </w:r>
+      <w:r>
+        <w:t>.</w:t>
+      </w:r>
+      <w:r>
+        <w:t>4</w:t>
+      </w:r>
+      <w:r>
+        <w:t>. Fases de la investigación</w:t>
+      </w:r>
+      <w:bookmarkEnd w:id="41"/>
+      <w:bookmarkEnd w:id="42"/>
+      <w:r>
+        <w:t xml:space="preserve"> </w:t>
+      </w:r>
+    </w:p>
+    <w:p>
+      <w:pPr>
+        <w:ind w:left="180"/>
+      </w:pPr>
+      <w:r>
+        <w:rPr>
+          <w:b/>
+          <w:bCs/>
+        </w:rPr>
+        <w:t>Fase I: Fundamentación y Diseño Conceptual.</w:t>
+      </w:r>
+      <w:r>
+        <w:t xml:space="preserve"> Esta fase inicial corresponde al primer objetivo específico y se centra en la formulación del modelo cualitativo. Se realiza una exhaustiva revisión de la literatura científica y estudios previos sobre la aplicación de inteligencia artificial generativa en la educación. A través de un proceso analítico-sintético, se identifican y estructuran los componentes clave que servirán como guía para el diseño de la interfaz educativa. El resultado de esta fase es un marco conceptual robusto que fundamenta el desarrollo tecnológico posterior.</w:t>
+      </w:r>
+    </w:p>
+    <w:p>
+      <w:pPr>
+        <w:ind w:left="180"/>
+      </w:pPr>
+      <w:r>
+        <w:rPr>
+          <w:b/>
+          <w:bCs/>
+        </w:rPr>
+        <w:t>Fase II: Desarrollo y Construcción del Artefacto Tecnológico.</w:t>
+      </w:r>
+      <w:r>
+        <w:t xml:space="preserve"> Correspondiendo al segundo objetivo específico, esta fase traduce el modelo conceptual en un producto funcional: la aplicación web para la enseñanza de la trigonometría. El diseño se orienta a la implementación de una interfaz accesible y adaptativa que integre eficazmente la API de la inteligencia artificial generativa. Durante esta etapa, se realizan pruebas internas de funcionalidad y se verifica el cumplimiento de principios de usabilidad reconocidos, como las heurísticas de Nielsen, para asegurar que la herramienta ofrezca una experiencia de usuario óptima antes de su validación con los estudiantes.</w:t>
+      </w:r>
+    </w:p>
+    <w:p>
+      <w:pPr>
+        <w:ind w:left="180"/>
+      </w:pPr>
+      <w:r>
+        <w:rPr>
+          <w:b/>
+          <w:bCs/>
+        </w:rPr>
+        <w:t>Fase III: Validación Empírica y Evaluación.</w:t>
+      </w:r>
+      <w:r>
+        <w:t xml:space="preserve"> La fase final aborda el tercer objetivo específico: determinar la usabilidad y utilidad del modelo propuesto. En esta etapa transeccional, se recopilan datos empíricos mediante la aplicación de instrumentos estandarizados, como los cuestionarios </w:t>
+      </w:r>
+      <w:proofErr w:type="spellStart"/>
+      <w:r>
+        <w:rPr>
+          <w:i/>
+          <w:iCs/>
+        </w:rPr>
+        <w:t>System</w:t>
+      </w:r>
+      <w:proofErr w:type="spellEnd"/>
+      <w:r>
+        <w:rPr>
+          <w:i/>
+          <w:iCs/>
+        </w:rPr>
+        <w:t xml:space="preserve"> </w:t>
+      </w:r>
+      <w:proofErr w:type="spellStart"/>
+      <w:r>
+        <w:rPr>
+          <w:i/>
+          <w:iCs/>
+        </w:rPr>
+        <w:t>Usability</w:t>
+      </w:r>
+      <w:proofErr w:type="spellEnd"/>
+      <w:r>
+        <w:rPr>
+          <w:i/>
+          <w:iCs/>
+        </w:rPr>
+        <w:t xml:space="preserve"> </w:t>
+      </w:r>
+      <w:proofErr w:type="spellStart"/>
+      <w:r>
+        <w:rPr>
+          <w:i/>
+          <w:iCs/>
+        </w:rPr>
+        <w:t>Scale</w:t>
+      </w:r>
+      <w:proofErr w:type="spellEnd"/>
+      <w:r>
+        <w:rPr>
+          <w:i/>
+          <w:iCs/>
+        </w:rPr>
+        <w:t xml:space="preserve"> (SUS)</w:t>
+      </w:r>
+      <w:r>
+        <w:t xml:space="preserve"> y </w:t>
+      </w:r>
+      <w:r>
+        <w:rPr>
+          <w:i/>
+          <w:iCs/>
+        </w:rPr>
+        <w:t>Post-</w:t>
+      </w:r>
+      <w:proofErr w:type="spellStart"/>
+      <w:r>
+        <w:rPr>
+          <w:i/>
+          <w:iCs/>
+        </w:rPr>
+        <w:t>Study</w:t>
+      </w:r>
+      <w:proofErr w:type="spellEnd"/>
+      <w:r>
+        <w:rPr>
+          <w:i/>
+          <w:iCs/>
+        </w:rPr>
+        <w:t xml:space="preserve"> </w:t>
+      </w:r>
+      <w:proofErr w:type="spellStart"/>
+      <w:r>
+        <w:rPr>
+          <w:i/>
+          <w:iCs/>
+        </w:rPr>
+        <w:t>System</w:t>
+      </w:r>
+      <w:proofErr w:type="spellEnd"/>
+      <w:r>
+        <w:rPr>
+          <w:i/>
+          <w:iCs/>
+        </w:rPr>
+        <w:t xml:space="preserve"> </w:t>
+      </w:r>
+      <w:proofErr w:type="spellStart"/>
+      <w:r>
+        <w:rPr>
+          <w:i/>
+          <w:iCs/>
+        </w:rPr>
+        <w:t>Usability</w:t>
+      </w:r>
+      <w:proofErr w:type="spellEnd"/>
+      <w:r>
+        <w:rPr>
+          <w:i/>
+          <w:iCs/>
+        </w:rPr>
+        <w:t xml:space="preserve"> </w:t>
+      </w:r>
+      <w:proofErr w:type="spellStart"/>
+      <w:r>
+        <w:rPr>
+          <w:i/>
+          <w:iCs/>
+        </w:rPr>
+        <w:t>Questionnaire</w:t>
+      </w:r>
+      <w:proofErr w:type="spellEnd"/>
+      <w:r>
+        <w:rPr>
+          <w:i/>
+          <w:iCs/>
+        </w:rPr>
+        <w:t xml:space="preserve"> (PSSUQ)</w:t>
+      </w:r>
+      <w:r>
+        <w:t xml:space="preserve">, a una muestra de estudiantes de educación básica superior. El análisis de estos datos permite describir la experiencia del usuario y evaluar la efectividad del modelo cualitativo implementado. La retroalimentación obtenida es crucial para refinar </w:t>
+      </w:r>
       <w:r>
         <w:lastRenderedPageBreak/>
-        <w:t xml:space="preserve"> </w:t>
-      </w:r>
-      <w:bookmarkStart w:id="28" w:name="_Toc200312511"/>
-      <w:r>
-        <w:t>Instrumentos de Investigación</w:t>
-      </w:r>
-      <w:bookmarkEnd w:id="28"/>
-    </w:p>
+        <w:t>la herramienta y validar la pertinencia de la solución tecnológica en un contexto de aprendizaje real.</w:t>
+      </w:r>
+    </w:p>
+    <w:p>
+      <w:r>
+        <w:t>Este diseño de investigación secuencial y no experimental es el más adecuado para el problema planteado, ya que permite, en primer lugar, construir una solución informada por la teoría; en segundo lugar, materializarla en un artefacto tecnológico; y, finalmente, evaluarla sistemáticamente para generar conclusiones válidas sobre su aplicabilidad y efectividad.</w:t>
+      </w:r>
+      <w:r>
+        <w:rPr>
+          <w:vanish/>
+        </w:rPr>
+        <w:t>Principio del formulario</w:t>
+      </w:r>
+    </w:p>
+    <w:p>
+      <w:pPr>
+        <w:pStyle w:val="Ttulo2"/>
+        <w:numPr>
+          <w:ilvl w:val="1"/>
+          <w:numId w:val="21"/>
+        </w:numPr>
+      </w:pPr>
+      <w:bookmarkStart w:id="43" w:name="_Toc206352330"/>
+      <w:r>
+        <w:t>Instrumentos de investigación</w:t>
+      </w:r>
+      <w:bookmarkEnd w:id="43"/>
+    </w:p>
+    <w:p/>
     <w:p>
       <w:pPr>
         <w:ind w:left="360"/>
@@ -4393,13 +6500,7 @@
         </w:numPr>
       </w:pPr>
       <w:r>
-        <w:t xml:space="preserve">API de </w:t>
-      </w:r>
-      <w:r>
-        <w:t>inteligencia artificial</w:t>
-      </w:r>
-      <w:r>
-        <w:t xml:space="preserve"> generativa</w:t>
+        <w:t>API de inteligencia artificial generativa</w:t>
       </w:r>
     </w:p>
     <w:p>
@@ -4484,672 +6585,1228 @@
         </w:numPr>
       </w:pPr>
       <w:r>
-        <w:t>Heurísticas de Nielsen</w:t>
-      </w:r>
-    </w:p>
+        <w:t>Heurísticas de Nielse</w:t>
+      </w:r>
+    </w:p>
+    <w:p/>
+    <w:p/>
+    <w:p/>
+    <w:p/>
+    <w:p/>
+    <w:p/>
+    <w:p/>
+    <w:p/>
+    <w:p/>
+    <w:p/>
+    <w:p/>
+    <w:p/>
+    <w:p/>
+    <w:p/>
+    <w:p/>
+    <w:p/>
+    <w:p>
+      <w:pPr>
+        <w:pStyle w:val="Ttulo1"/>
+      </w:pPr>
+      <w:bookmarkStart w:id="44" w:name="_Toc206352331"/>
+      <w:r>
+        <w:t>CAPÍTULO IV</w:t>
+      </w:r>
+      <w:bookmarkEnd w:id="44"/>
+    </w:p>
+    <w:p>
+      <w:pPr>
+        <w:jc w:val="center"/>
+      </w:pPr>
+      <w:r>
+        <w:t>RESULTADOS Y DISCUCIÓN</w:t>
+      </w:r>
+    </w:p>
+    <w:p/>
+    <w:p/>
+    <w:p/>
+    <w:p/>
+    <w:p/>
+    <w:p/>
+    <w:p/>
+    <w:p/>
+    <w:p/>
+    <w:p/>
+    <w:p/>
+    <w:p/>
+    <w:p/>
+    <w:p/>
+    <w:p/>
+    <w:p/>
+    <w:p/>
+    <w:p/>
     <w:p>
       <w:pPr>
         <w:pStyle w:val="Ttulo2"/>
-        <w:numPr>
-          <w:ilvl w:val="1"/>
-          <w:numId w:val="21"/>
-        </w:numPr>
-      </w:pPr>
-      <w:bookmarkStart w:id="29" w:name="_Toc200312512"/>
-      <w:r>
-        <w:t>Fuentes de recopilación de información</w:t>
-      </w:r>
-      <w:bookmarkEnd w:id="29"/>
+        <w:rPr>
+          <w:bCs/>
+        </w:rPr>
+      </w:pPr>
+      <w:bookmarkStart w:id="45" w:name="_Toc206352332"/>
+      <w:r>
+        <w:rPr>
+          <w:bCs/>
+        </w:rPr>
+        <w:lastRenderedPageBreak/>
+        <w:t>4.1 Selección de la API de Inteligencia Artificial Generativa</w:t>
+      </w:r>
+      <w:bookmarkEnd w:id="45"/>
+    </w:p>
+    <w:p>
+      <w:r>
+        <w:t>Para materializar el modelo cualitativo propuesto en la Fase I, el primer resultado tangible de la investigación es la selección de la Interfaz de Programación de Aplicaciones (API) de Inteligencia Artificial Generativa (IAG). Esta decisión es fundamental, ya que la API elegida debe poseer las capacidades técnicas y funcionales para servir como el motor de una herramienta educativa diseñada para la enseñanza personalizada de la trigonometría. La elección se basó en una revisión comparativa de las principales tecnologías disponibles, evaluando sus características en función de las necesidades específicas del proyecto, con un enfoque en el razonamiento matemático y la capacidad de mantener conversaciones de aprendizaje extensas y coherentes.</w:t>
+      </w:r>
     </w:p>
     <w:p>
       <w:pPr>
         <w:pStyle w:val="Ttulo3"/>
-        <w:numPr>
-          <w:ilvl w:val="1"/>
-          <w:numId w:val="21"/>
-        </w:numPr>
-      </w:pPr>
-      <w:bookmarkStart w:id="30" w:name="_Toc200312513"/>
-      <w:r>
-        <w:t>Diseño de Investigación</w:t>
-      </w:r>
-      <w:bookmarkEnd w:id="30"/>
-    </w:p>
-    <w:p>
-      <w:r>
-        <w:t xml:space="preserve">El presente estudio sigue un diseño no experimental, transeccional o transversal, ya que no se manipulan variables y los datos se recopilan en un único punto en el tiempo. Al ser no experimental, no se aplican cambios ni intervenciones directas sobre las variables del estudio, sino que se observa y analiza el impacto de la </w:t>
-      </w:r>
-      <w:r>
-        <w:t>Inteligencia Artificial</w:t>
-      </w:r>
-      <w:r>
-        <w:t xml:space="preserve"> generativa en la enseñanza de trigonometría a través de su implementación en software educativo. Asimismo, al ser transeccional o transversal, la recopilación de datos se realiza en un solo momento mediante la aplicación de cuestionarios de usabilidad y pruebas de funcionalidad del software, con el fin de evaluar su efectividad en la experiencia de aprendizaje de los estudiantes.</w:t>
-      </w:r>
-    </w:p>
-    <w:p>
-      <w:r>
-        <w:t xml:space="preserve">En la </w:t>
-      </w:r>
-      <w:r>
-        <w:t xml:space="preserve">primera </w:t>
-      </w:r>
-      <w:r>
-        <w:t>fase</w:t>
-      </w:r>
-      <w:r>
-        <w:t xml:space="preserve">, se lleva a cabo una revisión exhaustiva de la literatura y un análisis de estudios previos sobre la aplicación de inteligencia artificial generativa en la educación, con el objetivo de comprender sus beneficios y limitaciones en el proceso de enseñanza. A partir de esta revisión, se identifican los componentes clave necesarios para la construcción de un software educativo basado en </w:t>
-      </w:r>
-      <w:r>
-        <w:t>Inteligencia Artificial</w:t>
-      </w:r>
-      <w:r>
-        <w:t xml:space="preserve"> generativa, asegurando que la herramienta responda a las necesidades de los estudiantes y docentes. Finalmente, se elabora un modelo conceptual que servirá como guía para el diseño de la interfaz educativa, garantizando una integración adecuada de la </w:t>
-      </w:r>
-      <w:r>
-        <w:t>Inteligencia Artificial</w:t>
-      </w:r>
-      <w:r>
-        <w:t xml:space="preserve"> en el proceso de aprendizaje de trigonometría.</w:t>
-      </w:r>
-    </w:p>
-    <w:p>
-      <w:r>
-        <w:t xml:space="preserve">Durante la segunda fase, se lleva a cabo la implementación de la aplicación web, integrando la Inteligencia Artificial generativa con el objetivo de facilitar la enseñanza de trigonometría. Se diseña una interfaz de usuario accesible y adaptativa, que permite a los estudiantes interactuar con el contenido de manera intuitiva y eficiente. Una vez desarrollado el software, se realizan pruebas internas para evaluar su funcionalidad, accesibilidad y cumplimiento con las </w:t>
-      </w:r>
-      <w:r>
-        <w:lastRenderedPageBreak/>
-        <w:t xml:space="preserve">heurísticas de Nielsen, las cuales son fundamentales para garantizar una experiencia de usuario óptima. Estas heurísticas, que incluyen principios como la visibilidad del estado del sistema, la correspondencia entre el sistema y el mundo real, y la </w:t>
+        <w:ind w:left="0"/>
+      </w:pPr>
+      <w:bookmarkStart w:id="46" w:name="_Toc206352333"/>
+      <w:r>
+        <w:t>4.1.1. Datos de comparativa de modelos de inteligencia artificial generativa</w:t>
+      </w:r>
+      <w:bookmarkEnd w:id="46"/>
+    </w:p>
+    <w:p>
+      <w:r>
+        <w:t xml:space="preserve">Los modelos analizados fueron Gemini (Google), </w:t>
       </w:r>
       <w:proofErr w:type="spellStart"/>
       <w:r>
-        <w:t>consi</w:t>
+        <w:t>ChatGPT</w:t>
       </w:r>
       <w:proofErr w:type="spellEnd"/>
-      <w:sdt>
-        <w:sdtPr>
-          <w:rPr>
-            <w:color w:val="000000"/>
-          </w:rPr>
-          <w:tag w:val="MENDELEY_CITATION_v3_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"/>
-          <w:id w:val="240685609"/>
-          <w:placeholder>
-            <w:docPart w:val="DefaultPlaceholder_-1854013440"/>
-          </w:placeholder>
-        </w:sdtPr>
-        <w:sdtContent>
-          <w:r>
-            <w:rPr>
-              <w:color w:val="000000"/>
-            </w:rPr>
-            <w:t>[9]</w:t>
-          </w:r>
-          <w:proofErr w:type="spellStart"/>
-        </w:sdtContent>
-      </w:sdt>
-      <w:r>
-        <w:t>stencia</w:t>
+      <w:r>
+        <w:t xml:space="preserve"> (</w:t>
+      </w:r>
+      <w:proofErr w:type="spellStart"/>
+      <w:r>
+        <w:t>OpenAI</w:t>
       </w:r>
       <w:proofErr w:type="spellEnd"/>
       <w:r>
-        <w:t xml:space="preserve"> en el diseño, se verifican para asegurar que la herramienta no solo sea funcional, sino también fácil de usar y comprender. De esta manera, se asegura que la aplicación cumpla con los criterios de usabilidad y ofrezca una experiencia de aprendizaje efectiva y satisfactoria para los usuarios.</w:t>
-      </w:r>
-    </w:p>
-    <w:p>
-      <w:r>
-        <w:t xml:space="preserve">En </w:t>
-      </w:r>
-      <w:r>
-        <w:t>la</w:t>
-      </w:r>
-      <w:r>
-        <w:t xml:space="preserve"> última fase, se aplican cuestionarios de usabilidad a estudiantes con el fin de recopilar datos sobre la experiencia del usuario y evaluar la efectividad del</w:t>
-      </w:r>
-      <w:r>
-        <w:t xml:space="preserve"> modelo cualitativo</w:t>
-      </w:r>
-      <w:r>
-        <w:t>. Se analizan los resultados obtenidos para identificar posibles áreas de mejora y optimizar la aplicación en función de las necesidades detectadas. Finalmente, se realizan ajustes y mejoras en la herramienta con base en la retroalimentación de los usuarios, asegurando que el modelo desarrollado sea fun</w:t>
-      </w:r>
-      <w:r>
-        <w:t>cional.</w:t>
-      </w:r>
-      <w:r>
-        <w:rPr>
-          <w:vanish/>
-        </w:rPr>
-        <w:t>Principio del formulario</w:t>
-      </w:r>
-    </w:p>
-    <w:p>
-      <w:pPr>
-        <w:pStyle w:val="Ttulo2"/>
-        <w:numPr>
-          <w:ilvl w:val="1"/>
-          <w:numId w:val="21"/>
-        </w:numPr>
-      </w:pPr>
-      <w:bookmarkStart w:id="31" w:name="_Toc200312514"/>
-      <w:r>
-        <w:t>Instrumentos de investigación</w:t>
-      </w:r>
-      <w:bookmarkEnd w:id="31"/>
-    </w:p>
-    <w:p/>
-    <w:p/>
-    <w:p/>
-    <w:p/>
-    <w:p/>
-    <w:p/>
-    <w:p/>
-    <w:p/>
-    <w:p/>
-    <w:p/>
-    <w:p/>
-    <w:p/>
-    <w:p/>
-    <w:p/>
-    <w:p/>
-    <w:p/>
-    <w:p/>
-    <w:p/>
-    <w:p/>
-    <w:p/>
-    <w:p/>
-    <w:p/>
-    <w:p/>
-    <w:p/>
-    <w:p/>
-    <w:p>
-      <w:pPr>
-        <w:pStyle w:val="Ttulo1"/>
-      </w:pPr>
-      <w:bookmarkStart w:id="32" w:name="_Toc200312515"/>
-      <w:r>
-        <w:t>CAPÍTULO IV</w:t>
-      </w:r>
-      <w:bookmarkEnd w:id="32"/>
-    </w:p>
-    <w:p>
-      <w:pPr>
-        <w:jc w:val="center"/>
-      </w:pPr>
-      <w:r>
-        <w:t>RESULTADOS Y DISCUCIÓN</w:t>
-      </w:r>
-    </w:p>
-    <w:p/>
-    <w:p/>
-    <w:p/>
-    <w:p/>
-    <w:p/>
-    <w:p/>
-    <w:p/>
-    <w:p/>
-    <w:p/>
-    <w:p/>
-    <w:p/>
-    <w:p/>
-    <w:p>
-      <w:bookmarkStart w:id="33" w:name="_Toc200312516"/>
-    </w:p>
-    <w:p/>
-    <w:p/>
-    <w:p/>
-    <w:p/>
-    <w:p/>
-    <w:p/>
-    <w:p/>
-    <w:p/>
-    <w:p/>
-    <w:p/>
-    <w:p/>
-    <w:p/>
-    <w:p/>
-    <w:p/>
-    <w:p/>
-    <w:p/>
-    <w:p/>
-    <w:p/>
-    <w:p/>
-    <w:p/>
-    <w:p/>
-    <w:p/>
-    <w:p/>
-    <w:p/>
-    <w:p/>
-    <w:bookmarkEnd w:id="33"/>
-    <w:p/>
-    <w:p/>
-    <w:p/>
-    <w:p/>
-    <w:p/>
-    <w:p/>
-    <w:p/>
-    <w:p/>
-    <w:p/>
-    <w:p/>
-    <w:p>
-      <w:pPr>
-        <w:pStyle w:val="Ttulo1"/>
-      </w:pPr>
-      <w:bookmarkStart w:id="34" w:name="_Toc200312517"/>
-      <w:r>
-        <w:t>CAPÍTULO V</w:t>
-      </w:r>
-      <w:bookmarkEnd w:id="34"/>
-    </w:p>
-    <w:p>
-      <w:pPr>
-        <w:jc w:val="center"/>
-      </w:pPr>
-      <w:r>
-        <w:t>CONCLUSIONES Y RECOMENDACIONES</w:t>
-      </w:r>
-    </w:p>
-    <w:p/>
-    <w:p/>
-    <w:p/>
-    <w:p/>
-    <w:p/>
-    <w:p/>
-    <w:p/>
-    <w:p/>
-    <w:p/>
-    <w:p/>
-    <w:p/>
-    <w:p>
-      <w:pPr>
-        <w:pStyle w:val="Ttulo2"/>
-      </w:pPr>
-      <w:bookmarkStart w:id="35" w:name="_Toc200312518"/>
-      <w:r>
-        <w:t>5.1. Conclusiones</w:t>
-      </w:r>
-      <w:bookmarkEnd w:id="35"/>
-    </w:p>
-    <w:p>
-      <w:pPr>
-        <w:pStyle w:val="Ttulo2"/>
-        <w:rPr>
-          <w:lang w:val="en-US"/>
-        </w:rPr>
-      </w:pPr>
-      <w:bookmarkStart w:id="36" w:name="_Toc200312519"/>
-      <w:r>
-        <w:rPr>
-          <w:lang w:val="en-US"/>
-        </w:rPr>
-        <w:t xml:space="preserve">5.2. </w:t>
+        <w:t xml:space="preserve">) y </w:t>
       </w:r>
       <w:proofErr w:type="spellStart"/>
       <w:r>
-        <w:rPr>
-          <w:lang w:val="en-US"/>
-        </w:rPr>
-        <w:t>Recomendaciones</w:t>
-      </w:r>
-      <w:bookmarkEnd w:id="36"/>
+        <w:t>DeepSeek</w:t>
+      </w:r>
       <w:proofErr w:type="spellEnd"/>
-    </w:p>
-    <w:p>
-      <w:pPr>
-        <w:rPr>
-          <w:lang w:val="en-US"/>
-        </w:rPr>
-      </w:pPr>
-    </w:p>
-    <w:p>
-      <w:pPr>
-        <w:rPr>
-          <w:lang w:val="en-US"/>
-        </w:rPr>
-      </w:pPr>
-    </w:p>
-    <w:p>
-      <w:pPr>
-        <w:rPr>
-          <w:lang w:val="en-US"/>
-        </w:rPr>
-      </w:pPr>
-    </w:p>
-    <w:p>
-      <w:pPr>
-        <w:rPr>
-          <w:lang w:val="en-US"/>
-        </w:rPr>
-      </w:pPr>
-    </w:p>
-    <w:p>
-      <w:pPr>
-        <w:rPr>
-          <w:lang w:val="en-US"/>
-        </w:rPr>
-      </w:pPr>
-    </w:p>
-    <w:p>
-      <w:pPr>
-        <w:rPr>
-          <w:lang w:val="en-US"/>
-        </w:rPr>
-      </w:pPr>
-    </w:p>
-    <w:p>
-      <w:pPr>
-        <w:rPr>
-          <w:lang w:val="en-US"/>
-        </w:rPr>
-      </w:pPr>
-    </w:p>
-    <w:p>
-      <w:pPr>
-        <w:rPr>
-          <w:lang w:val="en-US"/>
-        </w:rPr>
-      </w:pPr>
-    </w:p>
-    <w:p>
-      <w:pPr>
-        <w:rPr>
-          <w:lang w:val="en-US"/>
-        </w:rPr>
-      </w:pPr>
-    </w:p>
-    <w:p>
-      <w:pPr>
-        <w:rPr>
-          <w:lang w:val="en-US"/>
-        </w:rPr>
-      </w:pPr>
-    </w:p>
-    <w:p>
-      <w:pPr>
-        <w:rPr>
-          <w:lang w:val="en-US"/>
-        </w:rPr>
-      </w:pPr>
-    </w:p>
-    <w:p>
-      <w:pPr>
-        <w:rPr>
-          <w:lang w:val="en-US"/>
-        </w:rPr>
-      </w:pPr>
-    </w:p>
-    <w:p>
-      <w:pPr>
-        <w:rPr>
-          <w:lang w:val="en-US"/>
-        </w:rPr>
-      </w:pPr>
-    </w:p>
-    <w:p>
-      <w:pPr>
-        <w:rPr>
-          <w:lang w:val="en-US"/>
-        </w:rPr>
-      </w:pPr>
-    </w:p>
-    <w:p>
-      <w:pPr>
-        <w:rPr>
-          <w:lang w:val="en-US"/>
-        </w:rPr>
-      </w:pPr>
-    </w:p>
-    <w:p>
-      <w:pPr>
-        <w:rPr>
-          <w:lang w:val="en-US"/>
-        </w:rPr>
-      </w:pPr>
-    </w:p>
-    <w:p>
-      <w:pPr>
-        <w:rPr>
-          <w:lang w:val="en-US"/>
-        </w:rPr>
-      </w:pPr>
-    </w:p>
-    <w:p>
-      <w:pPr>
-        <w:rPr>
-          <w:lang w:val="en-US"/>
-        </w:rPr>
-      </w:pPr>
-    </w:p>
-    <w:p>
-      <w:pPr>
-        <w:rPr>
-          <w:lang w:val="en-US"/>
-        </w:rPr>
-      </w:pPr>
-    </w:p>
-    <w:p>
-      <w:pPr>
-        <w:rPr>
-          <w:lang w:val="en-US"/>
-        </w:rPr>
-      </w:pPr>
-    </w:p>
-    <w:p>
-      <w:pPr>
-        <w:rPr>
-          <w:lang w:val="en-US"/>
-        </w:rPr>
-      </w:pPr>
-    </w:p>
-    <w:p>
-      <w:pPr>
-        <w:rPr>
-          <w:lang w:val="en-US"/>
-        </w:rPr>
-      </w:pPr>
-    </w:p>
-    <w:p>
-      <w:pPr>
-        <w:rPr>
-          <w:lang w:val="en-US"/>
-        </w:rPr>
-      </w:pPr>
-    </w:p>
-    <w:p>
-      <w:pPr>
-        <w:rPr>
-          <w:lang w:val="en-US"/>
-        </w:rPr>
-      </w:pPr>
-    </w:p>
-    <w:p>
-      <w:pPr>
-        <w:rPr>
-          <w:lang w:val="en-US"/>
-        </w:rPr>
-      </w:pPr>
-    </w:p>
-    <w:p>
-      <w:pPr>
-        <w:rPr>
-          <w:lang w:val="en-US"/>
-        </w:rPr>
-      </w:pPr>
-    </w:p>
-    <w:p>
-      <w:pPr>
-        <w:rPr>
-          <w:lang w:val="en-US"/>
-        </w:rPr>
-      </w:pPr>
-    </w:p>
-    <w:p>
-      <w:pPr>
-        <w:rPr>
-          <w:lang w:val="en-US"/>
-        </w:rPr>
-      </w:pPr>
-    </w:p>
-    <w:p>
-      <w:pPr>
-        <w:rPr>
-          <w:lang w:val="en-US"/>
-        </w:rPr>
-      </w:pPr>
-    </w:p>
-    <w:p>
-      <w:pPr>
-        <w:rPr>
-          <w:lang w:val="en-US"/>
-        </w:rPr>
-      </w:pPr>
-    </w:p>
-    <w:p>
-      <w:pPr>
-        <w:rPr>
-          <w:lang w:val="en-US"/>
-        </w:rPr>
-      </w:pPr>
-    </w:p>
-    <w:p>
-      <w:pPr>
-        <w:rPr>
-          <w:lang w:val="en-US"/>
-        </w:rPr>
-      </w:pPr>
-    </w:p>
-    <w:p>
-      <w:pPr>
-        <w:pStyle w:val="Ttulo1"/>
-        <w:rPr>
-          <w:lang w:val="en-US"/>
-        </w:rPr>
-      </w:pPr>
-      <w:bookmarkStart w:id="37" w:name="_Toc200312520"/>
-      <w:r>
-        <w:rPr>
-          <w:lang w:val="en-US"/>
-        </w:rPr>
-        <w:t>CAPÍTULO VI</w:t>
-      </w:r>
-      <w:bookmarkEnd w:id="37"/>
-    </w:p>
-    <w:p>
-      <w:pPr>
-        <w:jc w:val="center"/>
-        <w:rPr>
-          <w:lang w:val="en-US"/>
-        </w:rPr>
-      </w:pPr>
-      <w:r>
-        <w:rPr>
-          <w:lang w:val="en-US"/>
-        </w:rPr>
-        <w:t>BIBLIOGRAFÍA</w:t>
-      </w:r>
-    </w:p>
-    <w:p>
-      <w:pPr>
-        <w:rPr>
-          <w:lang w:val="en-US"/>
-        </w:rPr>
-      </w:pPr>
-    </w:p>
-    <w:p>
-      <w:pPr>
-        <w:rPr>
-          <w:lang w:val="en-US"/>
-        </w:rPr>
-      </w:pPr>
-    </w:p>
-    <w:p>
-      <w:pPr>
-        <w:rPr>
-          <w:lang w:val="en-US"/>
-        </w:rPr>
-      </w:pPr>
-    </w:p>
-    <w:p>
-      <w:pPr>
-        <w:rPr>
-          <w:lang w:val="en-US"/>
-        </w:rPr>
-      </w:pPr>
-    </w:p>
-    <w:p>
-      <w:pPr>
-        <w:rPr>
-          <w:lang w:val="en-US"/>
-        </w:rPr>
-      </w:pPr>
-    </w:p>
-    <w:p>
-      <w:pPr>
-        <w:rPr>
-          <w:lang w:val="en-US"/>
-        </w:rPr>
-      </w:pPr>
-    </w:p>
-    <w:p>
-      <w:pPr>
-        <w:rPr>
-          <w:lang w:val="en-US"/>
-        </w:rPr>
-      </w:pPr>
-    </w:p>
-    <w:p>
-      <w:pPr>
-        <w:rPr>
-          <w:lang w:val="en-US"/>
-        </w:rPr>
-      </w:pPr>
-    </w:p>
-    <w:p>
-      <w:pPr>
-        <w:rPr>
-          <w:lang w:val="en-US"/>
-        </w:rPr>
-      </w:pPr>
-    </w:p>
-    <w:p>
-      <w:pPr>
-        <w:rPr>
-          <w:lang w:val="en-US"/>
-        </w:rPr>
-      </w:pPr>
-    </w:p>
-    <w:p>
-      <w:pPr>
-        <w:rPr>
-          <w:lang w:val="en-US"/>
-        </w:rPr>
-      </w:pPr>
-    </w:p>
-    <w:p>
-      <w:pPr>
-        <w:rPr>
-          <w:lang w:val="en-US"/>
-        </w:rPr>
-      </w:pPr>
-    </w:p>
-    <w:p>
-      <w:pPr>
-        <w:rPr>
-          <w:lang w:val="en-US"/>
-        </w:rPr>
-      </w:pPr>
-    </w:p>
-    <w:p>
-      <w:pPr>
+      <w:r>
+        <w:t xml:space="preserve"> (</w:t>
+      </w:r>
+      <w:proofErr w:type="spellStart"/>
+      <w:r>
+        <w:t>DeepSeek</w:t>
+      </w:r>
+      <w:proofErr w:type="spellEnd"/>
+      <w:r>
+        <w:t xml:space="preserve"> AI). A continuación, se presenta la tabla comparativa que resume las características clave de cada modelo y fundamenta la selección final.</w:t>
+      </w:r>
+    </w:p>
+    <w:p>
+      <w:pPr>
+        <w:pStyle w:val="Descripcin"/>
+        <w:keepNext/>
         <w:rPr>
           <w:b/>
           <w:bCs/>
-          <w:lang w:val="en-US"/>
+          <w:i w:val="0"/>
+          <w:iCs w:val="0"/>
+          <w:color w:val="auto"/>
+          <w:sz w:val="24"/>
+          <w:szCs w:val="24"/>
         </w:rPr>
       </w:pPr>
       <w:r>
         <w:rPr>
           <w:b/>
           <w:bCs/>
-          <w:lang w:val="en-US"/>
-        </w:rPr>
+          <w:i w:val="0"/>
+          <w:iCs w:val="0"/>
+          <w:color w:val="auto"/>
+          <w:sz w:val="24"/>
+          <w:szCs w:val="24"/>
+        </w:rPr>
+        <w:t xml:space="preserve">Tabla </w:t>
+      </w:r>
+      <w:r>
+        <w:rPr>
+          <w:b/>
+          <w:bCs/>
+          <w:i w:val="0"/>
+          <w:iCs w:val="0"/>
+          <w:color w:val="auto"/>
+          <w:sz w:val="24"/>
+          <w:szCs w:val="24"/>
+        </w:rPr>
+        <w:fldChar w:fldCharType="begin"/>
+      </w:r>
+      <w:r>
+        <w:rPr>
+          <w:b/>
+          <w:bCs/>
+          <w:i w:val="0"/>
+          <w:iCs w:val="0"/>
+          <w:color w:val="auto"/>
+          <w:sz w:val="24"/>
+          <w:szCs w:val="24"/>
+        </w:rPr>
+        <w:instrText xml:space="preserve"> SEQ Tabla \* ARABIC </w:instrText>
+      </w:r>
+      <w:r>
+        <w:rPr>
+          <w:b/>
+          <w:bCs/>
+          <w:i w:val="0"/>
+          <w:iCs w:val="0"/>
+          <w:color w:val="auto"/>
+          <w:sz w:val="24"/>
+          <w:szCs w:val="24"/>
+        </w:rPr>
+        <w:fldChar w:fldCharType="separate"/>
+      </w:r>
+      <w:r>
+        <w:rPr>
+          <w:b/>
+          <w:bCs/>
+          <w:i w:val="0"/>
+          <w:iCs w:val="0"/>
+          <w:noProof/>
+          <w:color w:val="auto"/>
+          <w:sz w:val="24"/>
+          <w:szCs w:val="24"/>
+        </w:rPr>
+        <w:t>1</w:t>
+      </w:r>
+      <w:r>
+        <w:rPr>
+          <w:b/>
+          <w:bCs/>
+          <w:i w:val="0"/>
+          <w:iCs w:val="0"/>
+          <w:color w:val="auto"/>
+          <w:sz w:val="24"/>
+          <w:szCs w:val="24"/>
+        </w:rPr>
+        <w:fldChar w:fldCharType="end"/>
+      </w:r>
+      <w:r>
+        <w:rPr>
+          <w:b/>
+          <w:bCs/>
+          <w:i w:val="0"/>
+          <w:iCs w:val="0"/>
+          <w:color w:val="auto"/>
+          <w:sz w:val="24"/>
+          <w:szCs w:val="24"/>
+        </w:rPr>
+        <w:t xml:space="preserve">. </w:t>
+      </w:r>
+      <w:r>
+        <w:rPr>
+          <w:i w:val="0"/>
+          <w:iCs w:val="0"/>
+          <w:color w:val="auto"/>
+          <w:sz w:val="24"/>
+          <w:szCs w:val="24"/>
+        </w:rPr>
+        <w:t>Comparativa de Modelos de Inteligencia Artificial Generativa.</w:t>
+      </w:r>
+    </w:p>
+    <w:tbl>
+      <w:tblPr>
+        <w:tblStyle w:val="Tablanormal2"/>
+        <w:tblW w:w="0" w:type="auto"/>
+        <w:tblLook w:val="04A0" w:firstRow="1" w:lastRow="0" w:firstColumn="1" w:lastColumn="0" w:noHBand="0" w:noVBand="1"/>
+      </w:tblPr>
+      <w:tblGrid>
+        <w:gridCol w:w="1784"/>
+        <w:gridCol w:w="2369"/>
+        <w:gridCol w:w="2244"/>
+        <w:gridCol w:w="2629"/>
+      </w:tblGrid>
+      <w:tr>
+        <w:trPr>
+          <w:cnfStyle w:val="100000000000" w:firstRow="1" w:lastRow="0" w:firstColumn="0" w:lastColumn="0" w:oddVBand="0" w:evenVBand="0" w:oddHBand="0" w:evenHBand="0" w:firstRowFirstColumn="0" w:firstRowLastColumn="0" w:lastRowFirstColumn="0" w:lastRowLastColumn="0"/>
+        </w:trPr>
+        <w:tc>
+          <w:tcPr>
+            <w:cnfStyle w:val="001000000000" w:firstRow="0" w:lastRow="0" w:firstColumn="1" w:lastColumn="0" w:oddVBand="0" w:evenVBand="0" w:oddHBand="0" w:evenHBand="0" w:firstRowFirstColumn="0" w:firstRowLastColumn="0" w:lastRowFirstColumn="0" w:lastRowLastColumn="0"/>
+            <w:tcW w:w="0" w:type="auto"/>
+            <w:hideMark/>
+          </w:tcPr>
+          <w:p>
+            <w:pPr>
+              <w:spacing w:line="240" w:lineRule="auto"/>
+              <w:jc w:val="center"/>
+            </w:pPr>
+            <w:r>
+              <w:t>Característica</w:t>
+            </w:r>
+          </w:p>
+        </w:tc>
+        <w:tc>
+          <w:tcPr>
+            <w:tcW w:w="0" w:type="auto"/>
+            <w:hideMark/>
+          </w:tcPr>
+          <w:p>
+            <w:pPr>
+              <w:spacing w:line="240" w:lineRule="auto"/>
+              <w:cnfStyle w:val="100000000000" w:firstRow="1" w:lastRow="0" w:firstColumn="0" w:lastColumn="0" w:oddVBand="0" w:evenVBand="0" w:oddHBand="0" w:evenHBand="0" w:firstRowFirstColumn="0" w:firstRowLastColumn="0" w:lastRowFirstColumn="0" w:lastRowLastColumn="0"/>
+            </w:pPr>
+            <w:r>
+              <w:t>Gemini (Google)</w:t>
+            </w:r>
+          </w:p>
+        </w:tc>
+        <w:tc>
+          <w:tcPr>
+            <w:tcW w:w="0" w:type="auto"/>
+            <w:hideMark/>
+          </w:tcPr>
+          <w:p>
+            <w:pPr>
+              <w:spacing w:line="240" w:lineRule="auto"/>
+              <w:cnfStyle w:val="100000000000" w:firstRow="1" w:lastRow="0" w:firstColumn="0" w:lastColumn="0" w:oddVBand="0" w:evenVBand="0" w:oddHBand="0" w:evenHBand="0" w:firstRowFirstColumn="0" w:firstRowLastColumn="0" w:lastRowFirstColumn="0" w:lastRowLastColumn="0"/>
+            </w:pPr>
+            <w:proofErr w:type="spellStart"/>
+            <w:r>
+              <w:t>ChatGPT</w:t>
+            </w:r>
+            <w:proofErr w:type="spellEnd"/>
+            <w:r>
+              <w:t xml:space="preserve"> (</w:t>
+            </w:r>
+            <w:proofErr w:type="spellStart"/>
+            <w:r>
+              <w:t>OpenAI</w:t>
+            </w:r>
+            <w:proofErr w:type="spellEnd"/>
+            <w:r>
+              <w:t>)</w:t>
+            </w:r>
+          </w:p>
+        </w:tc>
+        <w:tc>
+          <w:tcPr>
+            <w:tcW w:w="0" w:type="auto"/>
+            <w:hideMark/>
+          </w:tcPr>
+          <w:p>
+            <w:pPr>
+              <w:spacing w:line="240" w:lineRule="auto"/>
+              <w:cnfStyle w:val="100000000000" w:firstRow="1" w:lastRow="0" w:firstColumn="0" w:lastColumn="0" w:oddVBand="0" w:evenVBand="0" w:oddHBand="0" w:evenHBand="0" w:firstRowFirstColumn="0" w:firstRowLastColumn="0" w:lastRowFirstColumn="0" w:lastRowLastColumn="0"/>
+            </w:pPr>
+            <w:proofErr w:type="spellStart"/>
+            <w:r>
+              <w:t>DeepSeek</w:t>
+            </w:r>
+            <w:proofErr w:type="spellEnd"/>
+            <w:r>
+              <w:t xml:space="preserve"> (</w:t>
+            </w:r>
+            <w:proofErr w:type="spellStart"/>
+            <w:r>
+              <w:t>DeepSeek</w:t>
+            </w:r>
+            <w:proofErr w:type="spellEnd"/>
+            <w:r>
+              <w:t xml:space="preserve"> AI)</w:t>
+            </w:r>
+          </w:p>
+        </w:tc>
+      </w:tr>
+      <w:tr>
+        <w:trPr>
+          <w:cnfStyle w:val="000000100000" w:firstRow="0" w:lastRow="0" w:firstColumn="0" w:lastColumn="0" w:oddVBand="0" w:evenVBand="0" w:oddHBand="1" w:evenHBand="0" w:firstRowFirstColumn="0" w:firstRowLastColumn="0" w:lastRowFirstColumn="0" w:lastRowLastColumn="0"/>
+        </w:trPr>
+        <w:tc>
+          <w:tcPr>
+            <w:cnfStyle w:val="001000000000" w:firstRow="0" w:lastRow="0" w:firstColumn="1" w:lastColumn="0" w:oddVBand="0" w:evenVBand="0" w:oddHBand="0" w:evenHBand="0" w:firstRowFirstColumn="0" w:firstRowLastColumn="0" w:lastRowFirstColumn="0" w:lastRowLastColumn="0"/>
+            <w:tcW w:w="0" w:type="auto"/>
+            <w:hideMark/>
+          </w:tcPr>
+          <w:p>
+            <w:pPr>
+              <w:spacing w:line="240" w:lineRule="auto"/>
+              <w:jc w:val="center"/>
+            </w:pPr>
+            <w:r>
+              <w:t>Ventana de Contexto (Tokens)</w:t>
+            </w:r>
+          </w:p>
+        </w:tc>
+        <w:tc>
+          <w:tcPr>
+            <w:tcW w:w="0" w:type="auto"/>
+            <w:hideMark/>
+          </w:tcPr>
+          <w:p>
+            <w:pPr>
+              <w:spacing w:line="240" w:lineRule="auto"/>
+              <w:cnfStyle w:val="000000100000" w:firstRow="0" w:lastRow="0" w:firstColumn="0" w:lastColumn="0" w:oddVBand="0" w:evenVBand="0" w:oddHBand="1" w:evenHBand="0" w:firstRowFirstColumn="0" w:firstRowLastColumn="0" w:lastRowFirstColumn="0" w:lastRowLastColumn="0"/>
+            </w:pPr>
+            <w:r>
+              <w:t>Hasta 2 millones de tokens con el modelo Gemini 1.5 Pro, permitiendo procesar y recordar interacciones muy largas y complejas.</w:t>
+            </w:r>
+          </w:p>
+        </w:tc>
+        <w:tc>
+          <w:tcPr>
+            <w:tcW w:w="0" w:type="auto"/>
+            <w:hideMark/>
+          </w:tcPr>
+          <w:p>
+            <w:pPr>
+              <w:spacing w:line="240" w:lineRule="auto"/>
+              <w:cnfStyle w:val="000000100000" w:firstRow="0" w:lastRow="0" w:firstColumn="0" w:lastColumn="0" w:oddVBand="0" w:evenVBand="0" w:oddHBand="1" w:evenHBand="0" w:firstRowFirstColumn="0" w:firstRowLastColumn="0" w:lastRowFirstColumn="0" w:lastRowLastColumn="0"/>
+            </w:pPr>
+            <w:r>
+              <w:t>Hasta 128,000 tokens en modelos como GPT-4o, adecuado para la mayoría de las conversaciones estándar.</w:t>
+            </w:r>
+          </w:p>
+        </w:tc>
+        <w:tc>
+          <w:tcPr>
+            <w:tcW w:w="0" w:type="auto"/>
+            <w:hideMark/>
+          </w:tcPr>
+          <w:p>
+            <w:pPr>
+              <w:spacing w:line="240" w:lineRule="auto"/>
+              <w:cnfStyle w:val="000000100000" w:firstRow="0" w:lastRow="0" w:firstColumn="0" w:lastColumn="0" w:oddVBand="0" w:evenVBand="0" w:oddHBand="1" w:evenHBand="0" w:firstRowFirstColumn="0" w:firstRowLastColumn="0" w:lastRowFirstColumn="0" w:lastRowLastColumn="0"/>
+            </w:pPr>
+            <w:r>
+              <w:t xml:space="preserve">Hasta 128,000 tokens con el modelo </w:t>
+            </w:r>
+            <w:proofErr w:type="spellStart"/>
+            <w:r>
+              <w:t>DeepSeek</w:t>
+            </w:r>
+            <w:proofErr w:type="spellEnd"/>
+            <w:r>
+              <w:t xml:space="preserve"> V2, siendo competitivo para aplicaciones de contexto largo.</w:t>
+            </w:r>
+          </w:p>
+        </w:tc>
+      </w:tr>
+      <w:tr>
+        <w:tc>
+          <w:tcPr>
+            <w:cnfStyle w:val="001000000000" w:firstRow="0" w:lastRow="0" w:firstColumn="1" w:lastColumn="0" w:oddVBand="0" w:evenVBand="0" w:oddHBand="0" w:evenHBand="0" w:firstRowFirstColumn="0" w:firstRowLastColumn="0" w:lastRowFirstColumn="0" w:lastRowLastColumn="0"/>
+            <w:tcW w:w="0" w:type="auto"/>
+            <w:hideMark/>
+          </w:tcPr>
+          <w:p>
+            <w:pPr>
+              <w:spacing w:line="240" w:lineRule="auto"/>
+              <w:jc w:val="center"/>
+            </w:pPr>
+            <w:r>
+              <w:t>Razonamiento en STEM</w:t>
+            </w:r>
+          </w:p>
+        </w:tc>
+        <w:tc>
+          <w:tcPr>
+            <w:tcW w:w="0" w:type="auto"/>
+            <w:hideMark/>
+          </w:tcPr>
+          <w:p>
+            <w:pPr>
+              <w:spacing w:line="240" w:lineRule="auto"/>
+              <w:cnfStyle w:val="000000000000" w:firstRow="0" w:lastRow="0" w:firstColumn="0" w:lastColumn="0" w:oddVBand="0" w:evenVBand="0" w:oddHBand="0" w:evenHBand="0" w:firstRowFirstColumn="0" w:firstRowLastColumn="0" w:lastRowFirstColumn="0" w:lastRowLastColumn="0"/>
+            </w:pPr>
+            <w:r>
+              <w:t xml:space="preserve">Muestra un rendimiento de vanguardia en </w:t>
+            </w:r>
+            <w:proofErr w:type="spellStart"/>
+            <w:r>
+              <w:t>benchmarks</w:t>
+            </w:r>
+            <w:proofErr w:type="spellEnd"/>
+            <w:r>
+              <w:t xml:space="preserve"> de matemáticas y ciencias, optimizado para la resolución de problemas complejos.</w:t>
+            </w:r>
+          </w:p>
+        </w:tc>
+        <w:tc>
+          <w:tcPr>
+            <w:tcW w:w="0" w:type="auto"/>
+            <w:hideMark/>
+          </w:tcPr>
+          <w:p>
+            <w:pPr>
+              <w:spacing w:line="240" w:lineRule="auto"/>
+              <w:cnfStyle w:val="000000000000" w:firstRow="0" w:lastRow="0" w:firstColumn="0" w:lastColumn="0" w:oddVBand="0" w:evenVBand="0" w:oddHBand="0" w:evenHBand="0" w:firstRowFirstColumn="0" w:firstRowLastColumn="0" w:lastRowFirstColumn="0" w:lastRowLastColumn="0"/>
+            </w:pPr>
+            <w:r>
+              <w:t>Capacidades de razonamiento lógico y matemático muy sólidas, utilizadas con éxito en aplicaciones de tutoría educativa.</w:t>
+            </w:r>
+          </w:p>
+        </w:tc>
+        <w:tc>
+          <w:tcPr>
+            <w:tcW w:w="0" w:type="auto"/>
+            <w:hideMark/>
+          </w:tcPr>
+          <w:p>
+            <w:pPr>
+              <w:spacing w:line="240" w:lineRule="auto"/>
+              <w:cnfStyle w:val="000000000000" w:firstRow="0" w:lastRow="0" w:firstColumn="0" w:lastColumn="0" w:oddVBand="0" w:evenVBand="0" w:oddHBand="0" w:evenHBand="0" w:firstRowFirstColumn="0" w:firstRowLastColumn="0" w:lastRowFirstColumn="0" w:lastRowLastColumn="0"/>
+            </w:pPr>
+            <w:r>
+              <w:t xml:space="preserve">Altamente especializado y optimizado para tareas técnicas, destacando en </w:t>
+            </w:r>
+            <w:proofErr w:type="spellStart"/>
+            <w:r>
+              <w:t>benchmarks</w:t>
+            </w:r>
+            <w:proofErr w:type="spellEnd"/>
+            <w:r>
+              <w:t xml:space="preserve"> de codificación y matemáticas, superando a otros modelos en pruebas específicas.</w:t>
+            </w:r>
+          </w:p>
+        </w:tc>
+      </w:tr>
+      <w:tr>
+        <w:trPr>
+          <w:cnfStyle w:val="000000100000" w:firstRow="0" w:lastRow="0" w:firstColumn="0" w:lastColumn="0" w:oddVBand="0" w:evenVBand="0" w:oddHBand="1" w:evenHBand="0" w:firstRowFirstColumn="0" w:firstRowLastColumn="0" w:lastRowFirstColumn="0" w:lastRowLastColumn="0"/>
+        </w:trPr>
+        <w:tc>
+          <w:tcPr>
+            <w:cnfStyle w:val="001000000000" w:firstRow="0" w:lastRow="0" w:firstColumn="1" w:lastColumn="0" w:oddVBand="0" w:evenVBand="0" w:oddHBand="0" w:evenHBand="0" w:firstRowFirstColumn="0" w:firstRowLastColumn="0" w:lastRowFirstColumn="0" w:lastRowLastColumn="0"/>
+            <w:tcW w:w="0" w:type="auto"/>
+            <w:hideMark/>
+          </w:tcPr>
+          <w:p>
+            <w:pPr>
+              <w:spacing w:line="240" w:lineRule="auto"/>
+              <w:jc w:val="center"/>
+            </w:pPr>
+            <w:r>
+              <w:t>API y Ecosistema</w:t>
+            </w:r>
+          </w:p>
+        </w:tc>
+        <w:tc>
+          <w:tcPr>
+            <w:tcW w:w="0" w:type="auto"/>
+            <w:hideMark/>
+          </w:tcPr>
+          <w:p>
+            <w:pPr>
+              <w:spacing w:line="240" w:lineRule="auto"/>
+              <w:cnfStyle w:val="000000100000" w:firstRow="0" w:lastRow="0" w:firstColumn="0" w:lastColumn="0" w:oddVBand="0" w:evenVBand="0" w:oddHBand="1" w:evenHBand="0" w:firstRowFirstColumn="0" w:firstRowLastColumn="0" w:lastRowFirstColumn="0" w:lastRowLastColumn="0"/>
+            </w:pPr>
+            <w:r>
+              <w:t>Extensa documentación y fácil integración con el ecosistema de Google. Ofrece modelos optimizados para diferentes niveles de latencia y costo.</w:t>
+            </w:r>
+          </w:p>
+        </w:tc>
+        <w:tc>
+          <w:tcPr>
+            <w:tcW w:w="0" w:type="auto"/>
+            <w:hideMark/>
+          </w:tcPr>
+          <w:p>
+            <w:pPr>
+              <w:spacing w:line="240" w:lineRule="auto"/>
+              <w:cnfStyle w:val="000000100000" w:firstRow="0" w:lastRow="0" w:firstColumn="0" w:lastColumn="0" w:oddVBand="0" w:evenVBand="0" w:oddHBand="1" w:evenHBand="0" w:firstRowFirstColumn="0" w:firstRowLastColumn="0" w:lastRowFirstColumn="0" w:lastRowLastColumn="0"/>
+            </w:pPr>
+            <w:r>
+              <w:t>API madura y ampliamente adoptada con una vasta comunidad de desarrolladores y recursos de soporte.</w:t>
+            </w:r>
+          </w:p>
+        </w:tc>
+        <w:tc>
+          <w:tcPr>
+            <w:tcW w:w="0" w:type="auto"/>
+            <w:hideMark/>
+          </w:tcPr>
+          <w:p>
+            <w:pPr>
+              <w:spacing w:line="240" w:lineRule="auto"/>
+              <w:cnfStyle w:val="000000100000" w:firstRow="0" w:lastRow="0" w:firstColumn="0" w:lastColumn="0" w:oddVBand="0" w:evenVBand="0" w:oddHBand="1" w:evenHBand="0" w:firstRowFirstColumn="0" w:firstRowLastColumn="0" w:lastRowFirstColumn="0" w:lastRowLastColumn="0"/>
+            </w:pPr>
+            <w:r>
+              <w:t>Proporciona una API competitiva en costo-rendimiento y ofrece modelos de código abierto, lo que brinda mayor flexibilidad de implementación.</w:t>
+            </w:r>
+          </w:p>
+        </w:tc>
+      </w:tr>
+    </w:tbl>
+    <w:p>
+      <w:pPr>
+        <w:spacing w:before="240"/>
+        <w:rPr>
+          <w:i/>
+          <w:iCs/>
+        </w:rPr>
+      </w:pPr>
+      <w:r>
+        <w:rPr>
+          <w:i/>
+          <w:iCs/>
+        </w:rPr>
+        <w:t xml:space="preserve">Elaborado por: </w:t>
+      </w:r>
+      <w:r>
+        <w:rPr>
+          <w:i/>
+          <w:iCs/>
+        </w:rPr>
+        <w:t>Miyako Morales</w:t>
+      </w:r>
+    </w:p>
+    <w:p>
+      <w:pPr>
+        <w:rPr>
+          <w:b/>
+          <w:bCs/>
+        </w:rPr>
+      </w:pPr>
+      <w:r>
+        <w:rPr>
+          <w:b/>
+          <w:bCs/>
+        </w:rPr>
+        <w:lastRenderedPageBreak/>
+        <w:t xml:space="preserve">4.1.2. </w:t>
+      </w:r>
+      <w:r>
+        <w:rPr>
+          <w:b/>
+          <w:bCs/>
+        </w:rPr>
+        <w:t>Discusión y Decisión Final</w:t>
+      </w:r>
+    </w:p>
+    <w:p>
+      <w:r>
+        <w:t>Tras el análisis comparativo, se ha decidido utilizar la API de Gemini para el desarrollo de la aplicación web educativa. La justificación principal de esta elección es su ventana de contexto extraordinariamente grande, que alcanza hasta 2 millones de tokens en el modelo Gemini 1.5 Pro.</w:t>
+      </w:r>
+    </w:p>
+    <w:p>
+      <w:r>
+        <w:t>Para una herramienta educativa cuyo objetivo es ofrecer un aprendizaje verdaderamente personalizado, esta característica es determinante. Una ventana de contexto masiva permite que la aplicación mantenga una "memoria" completa de la sesión de aprendizaje de un estudiante: cada pregunta formulada, cada error cometido y cada concepto dominado. Esto asegura que la retroalimentación sea coherente, contextual y se adapte progresivamente al nivel de comprensión del alumno a lo largo del tiempo, en lugar de tratar cada interacción como un evento aislado.</w:t>
+      </w:r>
+    </w:p>
+    <w:p>
+      <w:r>
+        <w:t>Si bien los tres modelos exhiben potentes capacidades de razonamiento matemático, la capacidad de Gemini para gestionar un historial conversacional tan extenso lo posiciona como la herramienta superior para construir un tutor de trigonometría adaptativo. La combinación de esta memoria a largo plazo con su robusto razonamiento en STEM garantiza que la aplicación pueda guiar a los estudiantes de manera efectiva, reforzando el aprendizaje y cumpliendo con el objetivo central de este proyecto.</w:t>
+      </w:r>
+    </w:p>
+    <w:p>
+      <w:pPr>
+        <w:pStyle w:val="Ttulo2"/>
+        <w:rPr>
+          <w:bCs/>
+        </w:rPr>
+      </w:pPr>
+      <w:bookmarkStart w:id="47" w:name="_Toc206352334"/>
+      <w:r>
+        <w:t xml:space="preserve">4.2. </w:t>
+      </w:r>
+      <w:r>
+        <w:rPr>
+          <w:bCs/>
+        </w:rPr>
+        <w:t xml:space="preserve">Metodología de Ingeniería de </w:t>
+      </w:r>
+      <w:proofErr w:type="spellStart"/>
+      <w:r>
+        <w:rPr>
+          <w:bCs/>
+        </w:rPr>
+        <w:t>Prompts</w:t>
+      </w:r>
+      <w:bookmarkEnd w:id="47"/>
+      <w:proofErr w:type="spellEnd"/>
+    </w:p>
+    <w:p>
+      <w:r>
+        <w:t xml:space="preserve">La interacción humana natural con una IA conversacional tiende a ser simple y ambigua, careciendo de las restricciones y el contexto necesarios para una aplicación educativa formal. Para superar estas limitaciones inherentes al lenguaje natural, la investigación concluyó que la estructura de </w:t>
+      </w:r>
+      <w:proofErr w:type="spellStart"/>
+      <w:r>
+        <w:t>prompt</w:t>
+      </w:r>
+      <w:proofErr w:type="spellEnd"/>
+      <w:r>
+        <w:t xml:space="preserve"> más efectiva es una metodología híbrida y </w:t>
+      </w:r>
+      <w:proofErr w:type="spellStart"/>
+      <w:r>
+        <w:t>multi-capa</w:t>
+      </w:r>
+      <w:proofErr w:type="spellEnd"/>
+      <w:r>
+        <w:t>, la cual garantiza resultados consistentes y de alta calidad al combinar la rigidez estructural del software con el matiz requerido para la enseñanza.</w:t>
+      </w:r>
+    </w:p>
+    <w:p>
+      <w:r>
+        <w:t xml:space="preserve">La estructura final de cada </w:t>
+      </w:r>
+      <w:proofErr w:type="spellStart"/>
+      <w:r>
+        <w:t>prompt</w:t>
+      </w:r>
+      <w:proofErr w:type="spellEnd"/>
+      <w:r>
+        <w:t xml:space="preserve"> se construye sobre un esqueleto definido por el </w:t>
+      </w:r>
+      <w:proofErr w:type="spellStart"/>
+      <w:r>
+        <w:t>framework</w:t>
+      </w:r>
+      <w:proofErr w:type="spellEnd"/>
+      <w:r>
+        <w:t xml:space="preserve"> RTF (Rol, Tarea, Formato). El componente crítico es el Formato, donde se exige una respuesta JSON estructurada, reforzada técnicamente a través del esquema de respuesta (</w:t>
+      </w:r>
+      <w:proofErr w:type="spellStart"/>
+      <w:r>
+        <w:t>responseSchema</w:t>
+      </w:r>
+      <w:proofErr w:type="spellEnd"/>
+      <w:r>
+        <w:t xml:space="preserve">) de la API de Gemini para asegurar la integridad de los datos. Sobre esta base estructural se superponen elementos del </w:t>
+      </w:r>
+      <w:proofErr w:type="spellStart"/>
+      <w:r>
+        <w:t>framework</w:t>
+      </w:r>
+      <w:proofErr w:type="spellEnd"/>
+      <w:r>
+        <w:t xml:space="preserve"> CRISPE, específicamente Personaje y Estilo, que dotan a la IA de una personalidad de "tutor amable y servicial" y un tono "alentador", transformando la respuesta en una interacción pedagógica.</w:t>
+      </w:r>
+    </w:p>
+    <w:p>
+      <w:r>
+        <w:lastRenderedPageBreak/>
+        <w:t xml:space="preserve">Finalmente, cada </w:t>
+      </w:r>
+      <w:proofErr w:type="spellStart"/>
+      <w:r>
+        <w:t>prompt</w:t>
+      </w:r>
+      <w:proofErr w:type="spellEnd"/>
+      <w:r>
+        <w:t xml:space="preserve"> construido se somete a un riguroso proceso de refinamiento guiado por los principios de CLEAR. Se verifica que la instrucción sea Explícita, Lógica y Concisa para optimizar la claridad y el rendimiento. El resultado es un conjunto de instrucciones sistemáticas que producen de manera predecible contenido funcional y pedagógicamente sólido, materializando el modelo cualitativo de la investigación en un artefacto de software eficaz.</w:t>
+      </w:r>
+    </w:p>
+    <w:p>
+      <w:pPr>
+        <w:pStyle w:val="Descripcin"/>
+        <w:keepNext/>
+        <w:jc w:val="center"/>
+        <w:rPr>
+          <w:i w:val="0"/>
+          <w:iCs w:val="0"/>
+          <w:color w:val="auto"/>
+          <w:sz w:val="24"/>
+          <w:szCs w:val="24"/>
+        </w:rPr>
+      </w:pPr>
+      <w:r>
+        <w:rPr>
+          <w:b/>
+          <w:bCs/>
+          <w:i w:val="0"/>
+          <w:iCs w:val="0"/>
+          <w:color w:val="auto"/>
+          <w:sz w:val="24"/>
+          <w:szCs w:val="24"/>
+        </w:rPr>
+        <w:t xml:space="preserve">Ilustración </w:t>
+      </w:r>
+      <w:r>
+        <w:rPr>
+          <w:b/>
+          <w:bCs/>
+          <w:i w:val="0"/>
+          <w:iCs w:val="0"/>
+          <w:color w:val="auto"/>
+          <w:sz w:val="24"/>
+          <w:szCs w:val="24"/>
+        </w:rPr>
+        <w:fldChar w:fldCharType="begin"/>
+      </w:r>
+      <w:r>
+        <w:rPr>
+          <w:b/>
+          <w:bCs/>
+          <w:i w:val="0"/>
+          <w:iCs w:val="0"/>
+          <w:color w:val="auto"/>
+          <w:sz w:val="24"/>
+          <w:szCs w:val="24"/>
+        </w:rPr>
+        <w:instrText xml:space="preserve"> SEQ Ilustración \* ARABIC </w:instrText>
+      </w:r>
+      <w:r>
+        <w:rPr>
+          <w:b/>
+          <w:bCs/>
+          <w:i w:val="0"/>
+          <w:iCs w:val="0"/>
+          <w:color w:val="auto"/>
+          <w:sz w:val="24"/>
+          <w:szCs w:val="24"/>
+        </w:rPr>
+        <w:fldChar w:fldCharType="separate"/>
+      </w:r>
+      <w:r>
+        <w:rPr>
+          <w:b/>
+          <w:bCs/>
+          <w:i w:val="0"/>
+          <w:iCs w:val="0"/>
+          <w:noProof/>
+          <w:color w:val="auto"/>
+          <w:sz w:val="24"/>
+          <w:szCs w:val="24"/>
+        </w:rPr>
+        <w:t>1</w:t>
+      </w:r>
+      <w:r>
+        <w:rPr>
+          <w:b/>
+          <w:bCs/>
+          <w:i w:val="0"/>
+          <w:iCs w:val="0"/>
+          <w:color w:val="auto"/>
+          <w:sz w:val="24"/>
+          <w:szCs w:val="24"/>
+        </w:rPr>
+        <w:fldChar w:fldCharType="end"/>
+      </w:r>
+      <w:r>
+        <w:rPr>
+          <w:b/>
+          <w:bCs/>
+          <w:i w:val="0"/>
+          <w:iCs w:val="0"/>
+          <w:color w:val="auto"/>
+          <w:sz w:val="24"/>
+          <w:szCs w:val="24"/>
+        </w:rPr>
+        <w:t>.</w:t>
+      </w:r>
+      <w:r>
+        <w:rPr>
+          <w:i w:val="0"/>
+          <w:iCs w:val="0"/>
+          <w:color w:val="auto"/>
+          <w:sz w:val="24"/>
+          <w:szCs w:val="24"/>
+        </w:rPr>
+        <w:t xml:space="preserve"> </w:t>
+      </w:r>
+      <w:proofErr w:type="spellStart"/>
+      <w:r>
+        <w:rPr>
+          <w:i w:val="0"/>
+          <w:iCs w:val="0"/>
+          <w:color w:val="auto"/>
+          <w:sz w:val="24"/>
+          <w:szCs w:val="24"/>
+        </w:rPr>
+        <w:t>Frameworks</w:t>
+      </w:r>
+      <w:proofErr w:type="spellEnd"/>
+      <w:r>
+        <w:rPr>
+          <w:i w:val="0"/>
+          <w:iCs w:val="0"/>
+          <w:color w:val="auto"/>
+          <w:sz w:val="24"/>
+          <w:szCs w:val="24"/>
+        </w:rPr>
+        <w:t xml:space="preserve"> </w:t>
+      </w:r>
+      <w:proofErr w:type="spellStart"/>
+      <w:r>
+        <w:rPr>
+          <w:i w:val="0"/>
+          <w:iCs w:val="0"/>
+          <w:color w:val="auto"/>
+          <w:sz w:val="24"/>
+          <w:szCs w:val="24"/>
+        </w:rPr>
+        <w:t>multi-capas</w:t>
+      </w:r>
+      <w:proofErr w:type="spellEnd"/>
+      <w:r>
+        <w:rPr>
+          <w:i w:val="0"/>
+          <w:iCs w:val="0"/>
+          <w:color w:val="auto"/>
+          <w:sz w:val="24"/>
+          <w:szCs w:val="24"/>
+        </w:rPr>
+        <w:t>.</w:t>
+      </w:r>
+    </w:p>
+    <w:p>
+      <w:pPr>
+        <w:keepNext/>
+        <w:jc w:val="center"/>
+      </w:pPr>
+      <w:r>
+        <w:rPr>
+          <w:noProof/>
+        </w:rPr>
+        <w:drawing>
+          <wp:inline distT="0" distB="0" distL="0" distR="0" wp14:anchorId="53519505" wp14:editId="3C127C33">
+            <wp:extent cx="1932305" cy="2531110"/>
+            <wp:effectExtent l="0" t="0" r="0" b="2540"/>
+            <wp:docPr id="178936742" name="Imagen 2"/>
+            <wp:cNvGraphicFramePr>
+              <a:graphicFrameLocks xmlns:a="http://schemas.openxmlformats.org/drawingml/2006/main" noChangeAspect="1"/>
+            </wp:cNvGraphicFramePr>
+            <a:graphic xmlns:a="http://schemas.openxmlformats.org/drawingml/2006/main">
+              <a:graphicData uri="http://schemas.openxmlformats.org/drawingml/2006/picture">
+                <pic:pic xmlns:pic="http://schemas.openxmlformats.org/drawingml/2006/picture">
+                  <pic:nvPicPr>
+                    <pic:cNvPr id="0" name="Picture 1"/>
+                    <pic:cNvPicPr>
+                      <a:picLocks noChangeAspect="1" noChangeArrowheads="1"/>
+                    </pic:cNvPicPr>
+                  </pic:nvPicPr>
+                  <pic:blipFill>
+                    <a:blip r:embed="rId9">
+                      <a:extLst>
+                        <a:ext uri="{28A0092B-C50C-407E-A947-70E740481C1C}">
+                          <a14:useLocalDpi xmlns:a14="http://schemas.microsoft.com/office/drawing/2010/main" val="0"/>
+                        </a:ext>
+                      </a:extLst>
+                    </a:blip>
+                    <a:srcRect/>
+                    <a:stretch>
+                      <a:fillRect/>
+                    </a:stretch>
+                  </pic:blipFill>
+                  <pic:spPr bwMode="auto">
+                    <a:xfrm>
+                      <a:off x="0" y="0"/>
+                      <a:ext cx="1932305" cy="2531110"/>
+                    </a:xfrm>
+                    <a:prstGeom prst="rect">
+                      <a:avLst/>
+                    </a:prstGeom>
+                    <a:noFill/>
+                    <a:ln>
+                      <a:noFill/>
+                    </a:ln>
+                  </pic:spPr>
+                </pic:pic>
+              </a:graphicData>
+            </a:graphic>
+          </wp:inline>
+        </w:drawing>
+      </w:r>
+    </w:p>
+    <w:p>
+      <w:pPr>
+        <w:spacing w:before="240"/>
+        <w:rPr>
+          <w:i/>
+          <w:iCs/>
+        </w:rPr>
+      </w:pPr>
+      <w:r>
+        <w:rPr>
+          <w:i/>
+          <w:iCs/>
+        </w:rPr>
+        <w:t xml:space="preserve">Elaborado por: </w:t>
+      </w:r>
+      <w:r>
+        <w:rPr>
+          <w:i/>
+          <w:iCs/>
+        </w:rPr>
+        <w:t>Miyako Morales</w:t>
+      </w:r>
+    </w:p>
+    <w:p>
+      <w:pPr>
+        <w:pStyle w:val="Ttulo2"/>
+      </w:pPr>
+      <w:bookmarkStart w:id="48" w:name="_Toc206352335"/>
+      <w:r>
+        <w:t>4.3 Selección de la Estrategia Pedagógica: Adopción del Modelo de Andamiaje (</w:t>
+      </w:r>
+      <w:proofErr w:type="spellStart"/>
+      <w:r>
+        <w:t>Scaffolding</w:t>
+      </w:r>
+      <w:proofErr w:type="spellEnd"/>
+      <w:r>
+        <w:t>)</w:t>
+      </w:r>
+      <w:bookmarkEnd w:id="48"/>
+    </w:p>
+    <w:p>
+      <w:r>
+        <w:t>La utilización de la estrategia de andamiaje (</w:t>
+      </w:r>
+      <w:proofErr w:type="spellStart"/>
+      <w:r>
+        <w:t>scaffolding</w:t>
+      </w:r>
+      <w:proofErr w:type="spellEnd"/>
+      <w:r>
+        <w:t>) se justifica porque sus principios se alinean directamente con los tres requerimientos fundamentales del modelo cualitativo de esta investigación:</w:t>
+      </w:r>
+    </w:p>
+    <w:p>
+      <w:pPr>
+        <w:pStyle w:val="Ttulo3"/>
+        <w:ind w:left="0"/>
+      </w:pPr>
+      <w:bookmarkStart w:id="49" w:name="_Toc206352336"/>
+      <w:r>
+        <w:t xml:space="preserve">4.3.1. </w:t>
+      </w:r>
+      <w:r>
+        <w:t>Proporciona Personalización y Adaptabilidad:</w:t>
+      </w:r>
+      <w:bookmarkEnd w:id="49"/>
+      <w:r>
+        <w:t xml:space="preserve"> </w:t>
+      </w:r>
+    </w:p>
+    <w:p>
+      <w:r>
+        <w:t>El modelo exige que la herramienta se adapte al ritmo de cada usuario. El andamiaje cumple con esto al permitir que el nivel de soporte de la IA disminuya a medida que la competencia del estudiante aumenta, asegurando una experiencia de aprendizaje verdaderamente personalizada.</w:t>
+      </w:r>
+    </w:p>
+    <w:p>
+      <w:pPr>
+        <w:pStyle w:val="Ttulo3"/>
+        <w:ind w:left="0"/>
+      </w:pPr>
+      <w:bookmarkStart w:id="50" w:name="_Toc206352337"/>
+      <w:r>
+        <w:t xml:space="preserve">4.3.2. </w:t>
+      </w:r>
+      <w:r>
+        <w:t>Ofrece una Estructura Pedagógica Progresiva:</w:t>
+      </w:r>
+      <w:bookmarkEnd w:id="50"/>
+      <w:r>
+        <w:t xml:space="preserve"> </w:t>
+      </w:r>
+    </w:p>
+    <w:p>
+      <w:r>
+        <w:t xml:space="preserve">El modelo requiere un camino de aprendizaje coherente. El andamiaje impone esta estructura al guiar al estudiante lógicamente desde la teoría inicial (soporte máximo) hasta la práctica </w:t>
+      </w:r>
+      <w:r>
+        <w:lastRenderedPageBreak/>
+        <w:t>autónoma (soporte mínimo), transformando la interacción en un proceso de aprendizaje consolidado en lugar de consultas aisladas.</w:t>
+      </w:r>
+    </w:p>
+    <w:p>
+      <w:pPr>
+        <w:pStyle w:val="Ttulo3"/>
+        <w:ind w:left="0"/>
+      </w:pPr>
+      <w:bookmarkStart w:id="51" w:name="_Toc206352338"/>
+      <w:r>
+        <w:t xml:space="preserve">4.3.3. </w:t>
+      </w:r>
+      <w:r>
+        <w:t>Fomenta la Autonomía y Complementa al Docente:</w:t>
+      </w:r>
+      <w:bookmarkEnd w:id="51"/>
+      <w:r>
+        <w:t xml:space="preserve"> </w:t>
+      </w:r>
+    </w:p>
+    <w:p>
+      <w:r>
+        <w:t>El modelo busca empoderar al estudiante y apoyar al profesor. El andamiaje está diseñado explícitamente para retirar el apoyo gradualmente, construyendo la confianza e independencia del alumno. Esto posiciona a la herramienta como un complemento que prepara al estudiante para resolver problemas por sí mismo, en lugar de un sustituto del docente.</w:t>
+      </w:r>
+    </w:p>
+    <w:p>
+      <w:pPr>
+        <w:pStyle w:val="Ttulo2"/>
+      </w:pPr>
+      <w:bookmarkStart w:id="52" w:name="_Toc206352339"/>
+      <w:r>
+        <w:t>4.4.</w:t>
+      </w:r>
+      <w:bookmarkEnd w:id="52"/>
+      <w:r>
+        <w:t xml:space="preserve"> </w:t>
+      </w:r>
+    </w:p>
+    <w:p/>
+    <w:p/>
+    <w:p/>
+    <w:p/>
+    <w:p/>
+    <w:p/>
+    <w:p/>
+    <w:p/>
+    <w:p/>
+    <w:p/>
+    <w:p/>
+    <w:p/>
+    <w:p/>
+    <w:p/>
+    <w:p/>
+    <w:p/>
+    <w:p/>
+    <w:p/>
+    <w:p/>
+    <w:p/>
+    <w:p/>
+    <w:p/>
+    <w:p/>
+    <w:p/>
+    <w:p/>
+    <w:p/>
+    <w:p/>
+    <w:p/>
+    <w:p>
+      <w:pPr>
+        <w:pStyle w:val="Ttulo1"/>
+      </w:pPr>
+      <w:bookmarkStart w:id="53" w:name="_Toc206352340"/>
+      <w:r>
+        <w:t>CAPÍTULO V</w:t>
+      </w:r>
+      <w:bookmarkEnd w:id="53"/>
+    </w:p>
+    <w:p>
+      <w:pPr>
+        <w:jc w:val="center"/>
+      </w:pPr>
+      <w:r>
+        <w:t>CONCLUSIONES Y RECOMENDACIONES</w:t>
+      </w:r>
+    </w:p>
+    <w:p/>
+    <w:p/>
+    <w:p/>
+    <w:p/>
+    <w:p/>
+    <w:p/>
+    <w:p/>
+    <w:p/>
+    <w:p/>
+    <w:p/>
+    <w:p/>
+    <w:p>
+      <w:pPr>
+        <w:pStyle w:val="Ttulo2"/>
+      </w:pPr>
+      <w:bookmarkStart w:id="54" w:name="_Toc206352341"/>
+      <w:r>
+        <w:lastRenderedPageBreak/>
+        <w:t>5.1. Conclusiones</w:t>
+      </w:r>
+      <w:bookmarkEnd w:id="54"/>
+    </w:p>
+    <w:p>
+      <w:pPr>
+        <w:pStyle w:val="Ttulo2"/>
+      </w:pPr>
+      <w:bookmarkStart w:id="55" w:name="_Toc206352342"/>
+      <w:r>
+        <w:t>5.2. Recomendaciones</w:t>
+      </w:r>
+      <w:bookmarkEnd w:id="55"/>
+    </w:p>
+    <w:p/>
+    <w:p/>
+    <w:p/>
+    <w:p/>
+    <w:p/>
+    <w:p/>
+    <w:p/>
+    <w:p/>
+    <w:p/>
+    <w:p/>
+    <w:p/>
+    <w:p/>
+    <w:p/>
+    <w:p/>
+    <w:p/>
+    <w:p/>
+    <w:p/>
+    <w:p/>
+    <w:p/>
+    <w:p/>
+    <w:p/>
+    <w:p/>
+    <w:p/>
+    <w:p/>
+    <w:p/>
+    <w:p/>
+    <w:p/>
+    <w:p/>
+    <w:p/>
+    <w:p/>
+    <w:p/>
+    <w:p/>
+    <w:p>
+      <w:pPr>
+        <w:pStyle w:val="Ttulo1"/>
+      </w:pPr>
+      <w:bookmarkStart w:id="56" w:name="_Toc206352343"/>
+      <w:r>
+        <w:t>CAPÍTULO VI</w:t>
+      </w:r>
+      <w:bookmarkEnd w:id="56"/>
+    </w:p>
+    <w:p>
+      <w:pPr>
+        <w:jc w:val="center"/>
+      </w:pPr>
+      <w:r>
+        <w:t>BIBLIOGRAFÍA</w:t>
+      </w:r>
+    </w:p>
+    <w:p/>
+    <w:p/>
+    <w:p/>
+    <w:p/>
+    <w:p/>
+    <w:p/>
+    <w:p/>
+    <w:p/>
+    <w:p/>
+    <w:p/>
+    <w:p/>
+    <w:p/>
+    <w:p/>
+    <w:p>
+      <w:pPr>
+        <w:rPr>
+          <w:b/>
+          <w:bCs/>
+        </w:rPr>
+      </w:pPr>
+      <w:r>
+        <w:rPr>
+          <w:b/>
+          <w:bCs/>
+        </w:rPr>
+        <w:lastRenderedPageBreak/>
         <w:t>REFERENCIAS</w:t>
       </w:r>
     </w:p>
@@ -5176,7 +7833,7 @@
             <w:autoSpaceDE w:val="0"/>
             <w:autoSpaceDN w:val="0"/>
             <w:ind w:hanging="640"/>
-            <w:divId w:val="542523843"/>
+            <w:divId w:val="180121297"/>
             <w:rPr>
               <w:rFonts w:eastAsia="Times New Roman"/>
               <w:kern w:val="0"/>
@@ -5221,7 +7878,7 @@
             <w:autoSpaceDE w:val="0"/>
             <w:autoSpaceDN w:val="0"/>
             <w:ind w:hanging="640"/>
-            <w:divId w:val="2092584470"/>
+            <w:divId w:val="935146"/>
             <w:rPr>
               <w:rFonts w:eastAsia="Times New Roman"/>
               <w:lang w:val="en-US"/>
@@ -5240,7 +7897,23 @@
               <w:lang w:val="en-US"/>
             </w:rPr>
             <w:tab/>
-            <w:t xml:space="preserve">K. I. Roumeliotis, N. D. Tselikas, and D. K. Nasiopoulos, “DeepSeek and GPT Fall Behind: Claude Leads in Zero-Shot Consumer Complaints Classification,” Feb. 10, 2025. </w:t>
+            <w:t xml:space="preserve">K. I. Roumeliotis, N. D. Tselikas, and D. K. </w:t>
+          </w:r>
+          <w:proofErr w:type="spellStart"/>
+          <w:r>
+            <w:rPr>
+              <w:rFonts w:eastAsia="Times New Roman"/>
+              <w:lang w:val="en-US"/>
+            </w:rPr>
+            <w:t>Nasiopoulos</w:t>
+          </w:r>
+          <w:proofErr w:type="spellEnd"/>
+          <w:r>
+            <w:rPr>
+              <w:rFonts w:eastAsia="Times New Roman"/>
+              <w:lang w:val="en-US"/>
+            </w:rPr>
+            <w:t xml:space="preserve">, “DeepSeek and GPT Fall Behind: Claude Leads in Zero-Shot Consumer Complaints Classification,” Feb. 10, 2025. </w:t>
           </w:r>
           <w:proofErr w:type="spellStart"/>
           <w:r>
@@ -5280,7 +7953,7 @@
             <w:autoSpaceDE w:val="0"/>
             <w:autoSpaceDN w:val="0"/>
             <w:ind w:hanging="640"/>
-            <w:divId w:val="980188381"/>
+            <w:divId w:val="1598714246"/>
             <w:rPr>
               <w:rFonts w:eastAsia="Times New Roman"/>
             </w:rPr>
@@ -5376,7 +8049,7 @@
             <w:autoSpaceDE w:val="0"/>
             <w:autoSpaceDN w:val="0"/>
             <w:ind w:hanging="640"/>
-            <w:divId w:val="1724131612"/>
+            <w:divId w:val="1472216139"/>
             <w:rPr>
               <w:rFonts w:eastAsia="Times New Roman"/>
               <w:lang w:val="en-US"/>
@@ -5520,7 +8193,7 @@
             <w:autoSpaceDE w:val="0"/>
             <w:autoSpaceDN w:val="0"/>
             <w:ind w:hanging="640"/>
-            <w:divId w:val="592055695"/>
+            <w:divId w:val="2060857397"/>
             <w:rPr>
               <w:rFonts w:eastAsia="Times New Roman"/>
               <w:lang w:val="en-US"/>
@@ -5595,7 +8268,7 @@
             <w:autoSpaceDE w:val="0"/>
             <w:autoSpaceDN w:val="0"/>
             <w:ind w:hanging="640"/>
-            <w:divId w:val="1958102393"/>
+            <w:divId w:val="46496558"/>
             <w:rPr>
               <w:rFonts w:eastAsia="Times New Roman"/>
               <w:lang w:val="en-US"/>
@@ -5640,16 +8313,147 @@
             <w:autoSpaceDE w:val="0"/>
             <w:autoSpaceDN w:val="0"/>
             <w:ind w:hanging="640"/>
-            <w:divId w:val="426072699"/>
+            <w:divId w:val="1054160539"/>
             <w:rPr>
               <w:rFonts w:eastAsia="Times New Roman"/>
+              <w:lang w:val="en-US"/>
             </w:rPr>
           </w:pPr>
           <w:r>
             <w:rPr>
               <w:rFonts w:eastAsia="Times New Roman"/>
+              <w:lang w:val="en-US"/>
             </w:rPr>
             <w:t>[7]</w:t>
+          </w:r>
+          <w:r>
+            <w:rPr>
+              <w:rFonts w:eastAsia="Times New Roman"/>
+              <w:lang w:val="en-US"/>
+            </w:rPr>
+            <w:tab/>
+            <w:t>“The SAGE Handbook of Qualitative Research”, Accessed: Jul. 31, 2025. [Online]. Available: https://dl1.cuni.cz/pluginfile.php/1143325/mod_resource/content/1/Norman%20K.%20Denzin%2C%20Yvonna%20S.%20Lincoln%20-%20The%20SAGE%20Handbook%20of%20Qualitative%20Research-SAGE%20Publications%2C%20Inc%20%282017%29.pdf</w:t>
+          </w:r>
+        </w:p>
+        <w:p>
+          <w:pPr>
+            <w:autoSpaceDE w:val="0"/>
+            <w:autoSpaceDN w:val="0"/>
+            <w:ind w:hanging="640"/>
+            <w:divId w:val="1152794448"/>
+            <w:rPr>
+              <w:rFonts w:eastAsia="Times New Roman"/>
+              <w:lang w:val="en-US"/>
+            </w:rPr>
+          </w:pPr>
+          <w:r>
+            <w:rPr>
+              <w:rFonts w:eastAsia="Times New Roman"/>
+            </w:rPr>
+            <w:t>[8]</w:t>
+          </w:r>
+          <w:r>
+            <w:rPr>
+              <w:rFonts w:eastAsia="Times New Roman"/>
+            </w:rPr>
+            <w:tab/>
+            <w:t xml:space="preserve">“Introduccion-a-Los-Metodos-Cualitativos-de-Investigacion-Taylor-S-J-Bogdan-R”, </w:t>
+          </w:r>
+          <w:proofErr w:type="spellStart"/>
+          <w:r>
+            <w:rPr>
+              <w:rFonts w:eastAsia="Times New Roman"/>
+            </w:rPr>
+            <w:t>Accessed</w:t>
+          </w:r>
+          <w:proofErr w:type="spellEnd"/>
+          <w:r>
+            <w:rPr>
+              <w:rFonts w:eastAsia="Times New Roman"/>
+            </w:rPr>
+            <w:t xml:space="preserve">: </w:t>
+          </w:r>
+          <w:proofErr w:type="gramStart"/>
+          <w:r>
+            <w:rPr>
+              <w:rFonts w:eastAsia="Times New Roman"/>
+            </w:rPr>
+            <w:t>Jul.</w:t>
+          </w:r>
+          <w:proofErr w:type="gramEnd"/>
+          <w:r>
+            <w:rPr>
+              <w:rFonts w:eastAsia="Times New Roman"/>
+            </w:rPr>
+            <w:t xml:space="preserve"> 31, 2025. </w:t>
+          </w:r>
+          <w:r>
+            <w:rPr>
+              <w:rFonts w:eastAsia="Times New Roman"/>
+              <w:lang w:val="en-US"/>
+            </w:rPr>
+            <w:t>[Online]. Available: https://pics.unison.mx/maestria/wp-content/uploads/2020/05/Introduccion-a-Los-Metodos-Cualitativos-de-Investigacion-Taylor-S-J-Bogdan-R.pdf</w:t>
+          </w:r>
+        </w:p>
+        <w:p>
+          <w:pPr>
+            <w:autoSpaceDE w:val="0"/>
+            <w:autoSpaceDN w:val="0"/>
+            <w:ind w:hanging="640"/>
+            <w:divId w:val="1261722411"/>
+            <w:rPr>
+              <w:rFonts w:eastAsia="Times New Roman"/>
+              <w:lang w:val="en-US"/>
+            </w:rPr>
+          </w:pPr>
+          <w:r>
+            <w:rPr>
+              <w:rFonts w:eastAsia="Times New Roman"/>
+              <w:lang w:val="en-US"/>
+            </w:rPr>
+            <w:t>[9]</w:t>
+          </w:r>
+          <w:r>
+            <w:rPr>
+              <w:rFonts w:eastAsia="Times New Roman"/>
+              <w:lang w:val="en-US"/>
+            </w:rPr>
+            <w:tab/>
+            <w:t xml:space="preserve">“the discovery of </w:t>
+          </w:r>
+          <w:proofErr w:type="spellStart"/>
+          <w:r>
+            <w:rPr>
+              <w:rFonts w:eastAsia="Times New Roman"/>
+              <w:lang w:val="en-US"/>
+            </w:rPr>
+            <w:t>gorunded</w:t>
+          </w:r>
+          <w:proofErr w:type="spellEnd"/>
+          <w:r>
+            <w:rPr>
+              <w:rFonts w:eastAsia="Times New Roman"/>
+              <w:lang w:val="en-US"/>
+            </w:rPr>
+            <w:t xml:space="preserve"> theory”.</w:t>
+          </w:r>
+        </w:p>
+        <w:p>
+          <w:pPr>
+            <w:autoSpaceDE w:val="0"/>
+            <w:autoSpaceDN w:val="0"/>
+            <w:ind w:hanging="640"/>
+            <w:divId w:val="1932350005"/>
+            <w:rPr>
+              <w:rFonts w:eastAsia="Times New Roman"/>
+            </w:rPr>
+          </w:pPr>
+          <w:r>
+            <w:rPr>
+              <w:rFonts w:eastAsia="Times New Roman"/>
+            </w:rPr>
+            <w:lastRenderedPageBreak/>
+            <w:t>[10]</w:t>
           </w:r>
           <w:r>
             <w:rPr>
@@ -5734,7 +8538,7 @@
             <w:autoSpaceDE w:val="0"/>
             <w:autoSpaceDN w:val="0"/>
             <w:ind w:hanging="640"/>
-            <w:divId w:val="78449147"/>
+            <w:divId w:val="59519308"/>
             <w:rPr>
               <w:rFonts w:eastAsia="Times New Roman"/>
             </w:rPr>
@@ -5743,7 +8547,7 @@
             <w:rPr>
               <w:rFonts w:eastAsia="Times New Roman"/>
             </w:rPr>
-            <w:t>[8]</w:t>
+            <w:t>[11]</w:t>
           </w:r>
           <w:r>
             <w:rPr>
@@ -5813,107 +8617,14 @@
         </w:p>
         <w:p>
           <w:pPr>
-            <w:autoSpaceDE w:val="0"/>
-            <w:autoSpaceDN w:val="0"/>
-            <w:ind w:hanging="640"/>
-            <w:divId w:val="613561291"/>
-            <w:rPr>
-              <w:rFonts w:eastAsia="Times New Roman"/>
-              <w:lang w:val="en-US"/>
+            <w:rPr>
+              <w:color w:val="000000"/>
             </w:rPr>
           </w:pPr>
           <w:r>
             <w:rPr>
               <w:rFonts w:eastAsia="Times New Roman"/>
-              <w:lang w:val="en-US"/>
-            </w:rPr>
-            <w:t>[9]</w:t>
-          </w:r>
-          <w:r>
-            <w:rPr>
-              <w:rFonts w:eastAsia="Times New Roman"/>
-              <w:lang w:val="en-US"/>
-            </w:rPr>
-            <w:tab/>
-            <w:t xml:space="preserve">B. Faghih, M. Reza Azadehfar, and S. D. </w:t>
-          </w:r>
-          <w:proofErr w:type="spellStart"/>
-          <w:r>
-            <w:rPr>
-              <w:rFonts w:eastAsia="Times New Roman"/>
-              <w:lang w:val="en-US"/>
-            </w:rPr>
-            <w:t>Katebi</w:t>
-          </w:r>
-          <w:proofErr w:type="spellEnd"/>
-          <w:r>
-            <w:rPr>
-              <w:rFonts w:eastAsia="Times New Roman"/>
-              <w:lang w:val="en-US"/>
-            </w:rPr>
-            <w:t xml:space="preserve">, “User Interface Design for E-Learning Software,” </w:t>
-          </w:r>
-          <w:r>
-            <w:rPr>
-              <w:rFonts w:eastAsia="Times New Roman"/>
-              <w:i/>
-              <w:iCs/>
-              <w:lang w:val="en-US"/>
-            </w:rPr>
-            <w:t>JSCSE]</w:t>
-          </w:r>
-          <w:r>
-            <w:rPr>
-              <w:rFonts w:eastAsia="Times New Roman"/>
-              <w:lang w:val="en-US"/>
-            </w:rPr>
-            <w:t xml:space="preserve">, vol. 3, no. 3, 2013, </w:t>
-          </w:r>
-          <w:proofErr w:type="spellStart"/>
-          <w:r>
-            <w:rPr>
-              <w:rFonts w:eastAsia="Times New Roman"/>
-              <w:lang w:val="en-US"/>
-            </w:rPr>
-            <w:t>doi</w:t>
-          </w:r>
-          <w:proofErr w:type="spellEnd"/>
-          <w:r>
-            <w:rPr>
-              <w:rFonts w:eastAsia="Times New Roman"/>
-              <w:lang w:val="en-US"/>
-            </w:rPr>
-            <w:t>: 10.7321/</w:t>
-          </w:r>
-          <w:proofErr w:type="gramStart"/>
-          <w:r>
-            <w:rPr>
-              <w:rFonts w:eastAsia="Times New Roman"/>
-              <w:lang w:val="en-US"/>
-            </w:rPr>
-            <w:t>jscse.v3.n</w:t>
-          </w:r>
-          <w:proofErr w:type="gramEnd"/>
-          <w:r>
-            <w:rPr>
-              <w:rFonts w:eastAsia="Times New Roman"/>
-              <w:lang w:val="en-US"/>
-            </w:rPr>
-            <w:t>3.119.</w:t>
-          </w:r>
-        </w:p>
-        <w:p>
-          <w:pPr>
-            <w:rPr>
-              <w:color w:val="000000"/>
-            </w:rPr>
-          </w:pPr>
-          <w:r>
-            <w:rPr>
-              <w:rFonts w:eastAsia="Times New Roman"/>
-              <w:lang w:val="en-US"/>
-            </w:rPr>
-            <w:lastRenderedPageBreak/>
+            </w:rPr>
             <w:t> </w:t>
           </w:r>
         </w:p>
@@ -6092,11 +8803,11 @@
       <w:pPr>
         <w:pStyle w:val="Ttulo1"/>
       </w:pPr>
-      <w:bookmarkStart w:id="38" w:name="_Toc200312521"/>
+      <w:bookmarkStart w:id="57" w:name="_Toc206352344"/>
       <w:r>
         <w:t>CAPÍTULO VII</w:t>
       </w:r>
-      <w:bookmarkEnd w:id="38"/>
+      <w:bookmarkEnd w:id="57"/>
     </w:p>
     <w:p>
       <w:pPr>
@@ -6358,6 +9069,304 @@
 <file path=word/numbering.xml><?xml version="1.0" encoding="utf-8"?>
 <w:numbering xmlns:wpc="http://schemas.microsoft.com/office/word/2010/wordprocessingCanvas" xmlns:cx="http://schemas.microsoft.com/office/drawing/2014/chartex" xmlns:cx1="http://schemas.microsoft.com/office/drawing/2015/9/8/chartex" xmlns:cx2="http://schemas.microsoft.com/office/drawing/2015/10/21/chartex" xmlns:cx3="http://schemas.microsoft.com/office/drawing/2016/5/9/chartex" xmlns:cx4="http://schemas.microsoft.com/office/drawing/2016/5/10/chartex" xmlns:cx5="http://schemas.microsoft.com/office/drawing/2016/5/11/chartex" xmlns:cx6="http://schemas.microsoft.com/office/drawing/2016/5/12/chartex" xmlns:cx7="http://schemas.microsoft.com/office/drawing/2016/5/13/chartex" xmlns:cx8="http://schemas.microsoft.com/office/drawing/2016/5/14/chartex" xmlns:mc="http://schemas.openxmlformats.org/markup-compatibility/2006" xmlns:aink="http://schemas.microsoft.com/office/drawing/2016/ink" xmlns:am3d="http://schemas.microsoft.com/office/drawing/2017/model3d" xmlns:o="urn:schemas-microsoft-com:office:office" xmlns:oel="http://schemas.microsoft.com/office/2019/extlst" xmlns:r="http://schemas.openxmlformats.org/officeDocument/2006/relationships" xmlns:m="http://schemas.openxmlformats.org/officeDocument/2006/math" xmlns:v="urn:schemas-microsoft-com:vml" xmlns:wp14="http://schemas.microsoft.com/office/word/2010/wordprocessingDrawing" xmlns:wp="http://schemas.openxmlformats.org/drawingml/2006/wordprocessingDrawing" xmlns:w10="urn:schemas-microsoft-com:office:word" xmlns:w="http://schemas.openxmlformats.org/wordprocessingml/2006/main" xmlns:w14="http://schemas.microsoft.com/office/word/2010/wordml" xmlns:w15="http://schemas.microsoft.com/office/word/2012/wordml" xmlns:w16cex="http://schemas.microsoft.com/office/word/2018/wordml/cex" xmlns:w16cid="http://schemas.microsoft.com/office/word/2016/wordml/cid" xmlns:w16="http://schemas.microsoft.com/office/word/2018/wordml" xmlns:w16du="http://schemas.microsoft.com/office/word/2023/wordml/word16du" xmlns:w16sdtdh="http://schemas.microsoft.com/office/word/2020/wordml/sdtdatahash" xmlns:w16sdtfl="http://schemas.microsoft.com/office/word/2024/wordml/sdtformatlock" xmlns:w16se="http://schemas.microsoft.com/office/word/2015/wordml/symex" xmlns:wpg="http://schemas.microsoft.com/office/word/2010/wordprocessingGroup" xmlns:wpi="http://schemas.microsoft.com/office/word/2010/wordprocessingInk" xmlns:wne="http://schemas.microsoft.com/office/word/2006/wordml" xmlns:wps="http://schemas.microsoft.com/office/word/2010/wordprocessingShape" mc:Ignorable="w14 w15 w16se w16cid w16 w16cex w16sdtdh w16sdtfl w16du wp14">
   <w:abstractNum w:abstractNumId="0" w15:restartNumberingAfterBreak="0">
+    <w:nsid w:val="03847F65"/>
+    <w:multiLevelType w:val="multilevel"/>
+    <w:tmpl w:val="50042536"/>
+    <w:lvl w:ilvl="0">
+      <w:start w:val="1"/>
+      <w:numFmt w:val="bullet"/>
+      <w:lvlText w:val=""/>
+      <w:lvlJc w:val="left"/>
+      <w:pPr>
+        <w:tabs>
+          <w:tab w:val="num" w:pos="720"/>
+        </w:tabs>
+        <w:ind w:left="720" w:hanging="360"/>
+      </w:pPr>
+      <w:rPr>
+        <w:rFonts w:ascii="Symbol" w:hAnsi="Symbol" w:hint="default"/>
+        <w:sz w:val="20"/>
+      </w:rPr>
+    </w:lvl>
+    <w:lvl w:ilvl="1" w:tentative="1">
+      <w:start w:val="1"/>
+      <w:numFmt w:val="bullet"/>
+      <w:lvlText w:val="o"/>
+      <w:lvlJc w:val="left"/>
+      <w:pPr>
+        <w:tabs>
+          <w:tab w:val="num" w:pos="1440"/>
+        </w:tabs>
+        <w:ind w:left="1440" w:hanging="360"/>
+      </w:pPr>
+      <w:rPr>
+        <w:rFonts w:ascii="Courier New" w:hAnsi="Courier New" w:hint="default"/>
+        <w:sz w:val="20"/>
+      </w:rPr>
+    </w:lvl>
+    <w:lvl w:ilvl="2" w:tentative="1">
+      <w:start w:val="1"/>
+      <w:numFmt w:val="bullet"/>
+      <w:lvlText w:val=""/>
+      <w:lvlJc w:val="left"/>
+      <w:pPr>
+        <w:tabs>
+          <w:tab w:val="num" w:pos="2160"/>
+        </w:tabs>
+        <w:ind w:left="2160" w:hanging="360"/>
+      </w:pPr>
+      <w:rPr>
+        <w:rFonts w:ascii="Wingdings" w:hAnsi="Wingdings" w:hint="default"/>
+        <w:sz w:val="20"/>
+      </w:rPr>
+    </w:lvl>
+    <w:lvl w:ilvl="3" w:tentative="1">
+      <w:start w:val="1"/>
+      <w:numFmt w:val="bullet"/>
+      <w:lvlText w:val=""/>
+      <w:lvlJc w:val="left"/>
+      <w:pPr>
+        <w:tabs>
+          <w:tab w:val="num" w:pos="2880"/>
+        </w:tabs>
+        <w:ind w:left="2880" w:hanging="360"/>
+      </w:pPr>
+      <w:rPr>
+        <w:rFonts w:ascii="Wingdings" w:hAnsi="Wingdings" w:hint="default"/>
+        <w:sz w:val="20"/>
+      </w:rPr>
+    </w:lvl>
+    <w:lvl w:ilvl="4" w:tentative="1">
+      <w:start w:val="1"/>
+      <w:numFmt w:val="bullet"/>
+      <w:lvlText w:val=""/>
+      <w:lvlJc w:val="left"/>
+      <w:pPr>
+        <w:tabs>
+          <w:tab w:val="num" w:pos="3600"/>
+        </w:tabs>
+        <w:ind w:left="3600" w:hanging="360"/>
+      </w:pPr>
+      <w:rPr>
+        <w:rFonts w:ascii="Wingdings" w:hAnsi="Wingdings" w:hint="default"/>
+        <w:sz w:val="20"/>
+      </w:rPr>
+    </w:lvl>
+    <w:lvl w:ilvl="5" w:tentative="1">
+      <w:start w:val="1"/>
+      <w:numFmt w:val="bullet"/>
+      <w:lvlText w:val=""/>
+      <w:lvlJc w:val="left"/>
+      <w:pPr>
+        <w:tabs>
+          <w:tab w:val="num" w:pos="4320"/>
+        </w:tabs>
+        <w:ind w:left="4320" w:hanging="360"/>
+      </w:pPr>
+      <w:rPr>
+        <w:rFonts w:ascii="Wingdings" w:hAnsi="Wingdings" w:hint="default"/>
+        <w:sz w:val="20"/>
+      </w:rPr>
+    </w:lvl>
+    <w:lvl w:ilvl="6" w:tentative="1">
+      <w:start w:val="1"/>
+      <w:numFmt w:val="bullet"/>
+      <w:lvlText w:val=""/>
+      <w:lvlJc w:val="left"/>
+      <w:pPr>
+        <w:tabs>
+          <w:tab w:val="num" w:pos="5040"/>
+        </w:tabs>
+        <w:ind w:left="5040" w:hanging="360"/>
+      </w:pPr>
+      <w:rPr>
+        <w:rFonts w:ascii="Wingdings" w:hAnsi="Wingdings" w:hint="default"/>
+        <w:sz w:val="20"/>
+      </w:rPr>
+    </w:lvl>
+    <w:lvl w:ilvl="7" w:tentative="1">
+      <w:start w:val="1"/>
+      <w:numFmt w:val="bullet"/>
+      <w:lvlText w:val=""/>
+      <w:lvlJc w:val="left"/>
+      <w:pPr>
+        <w:tabs>
+          <w:tab w:val="num" w:pos="5760"/>
+        </w:tabs>
+        <w:ind w:left="5760" w:hanging="360"/>
+      </w:pPr>
+      <w:rPr>
+        <w:rFonts w:ascii="Wingdings" w:hAnsi="Wingdings" w:hint="default"/>
+        <w:sz w:val="20"/>
+      </w:rPr>
+    </w:lvl>
+    <w:lvl w:ilvl="8" w:tentative="1">
+      <w:start w:val="1"/>
+      <w:numFmt w:val="bullet"/>
+      <w:lvlText w:val=""/>
+      <w:lvlJc w:val="left"/>
+      <w:pPr>
+        <w:tabs>
+          <w:tab w:val="num" w:pos="6480"/>
+        </w:tabs>
+        <w:ind w:left="6480" w:hanging="360"/>
+      </w:pPr>
+      <w:rPr>
+        <w:rFonts w:ascii="Wingdings" w:hAnsi="Wingdings" w:hint="default"/>
+        <w:sz w:val="20"/>
+      </w:rPr>
+    </w:lvl>
+  </w:abstractNum>
+  <w:abstractNum w:abstractNumId="1" w15:restartNumberingAfterBreak="0">
+    <w:nsid w:val="0F5E3704"/>
+    <w:multiLevelType w:val="multilevel"/>
+    <w:tmpl w:val="A07A097C"/>
+    <w:lvl w:ilvl="0">
+      <w:start w:val="1"/>
+      <w:numFmt w:val="bullet"/>
+      <w:lvlText w:val=""/>
+      <w:lvlJc w:val="left"/>
+      <w:pPr>
+        <w:tabs>
+          <w:tab w:val="num" w:pos="720"/>
+        </w:tabs>
+        <w:ind w:left="720" w:hanging="360"/>
+      </w:pPr>
+      <w:rPr>
+        <w:rFonts w:ascii="Symbol" w:hAnsi="Symbol" w:hint="default"/>
+        <w:sz w:val="20"/>
+      </w:rPr>
+    </w:lvl>
+    <w:lvl w:ilvl="1" w:tentative="1">
+      <w:start w:val="1"/>
+      <w:numFmt w:val="bullet"/>
+      <w:lvlText w:val="o"/>
+      <w:lvlJc w:val="left"/>
+      <w:pPr>
+        <w:tabs>
+          <w:tab w:val="num" w:pos="1440"/>
+        </w:tabs>
+        <w:ind w:left="1440" w:hanging="360"/>
+      </w:pPr>
+      <w:rPr>
+        <w:rFonts w:ascii="Courier New" w:hAnsi="Courier New" w:hint="default"/>
+        <w:sz w:val="20"/>
+      </w:rPr>
+    </w:lvl>
+    <w:lvl w:ilvl="2" w:tentative="1">
+      <w:start w:val="1"/>
+      <w:numFmt w:val="bullet"/>
+      <w:lvlText w:val=""/>
+      <w:lvlJc w:val="left"/>
+      <w:pPr>
+        <w:tabs>
+          <w:tab w:val="num" w:pos="2160"/>
+        </w:tabs>
+        <w:ind w:left="2160" w:hanging="360"/>
+      </w:pPr>
+      <w:rPr>
+        <w:rFonts w:ascii="Wingdings" w:hAnsi="Wingdings" w:hint="default"/>
+        <w:sz w:val="20"/>
+      </w:rPr>
+    </w:lvl>
+    <w:lvl w:ilvl="3" w:tentative="1">
+      <w:start w:val="1"/>
+      <w:numFmt w:val="bullet"/>
+      <w:lvlText w:val=""/>
+      <w:lvlJc w:val="left"/>
+      <w:pPr>
+        <w:tabs>
+          <w:tab w:val="num" w:pos="2880"/>
+        </w:tabs>
+        <w:ind w:left="2880" w:hanging="360"/>
+      </w:pPr>
+      <w:rPr>
+        <w:rFonts w:ascii="Wingdings" w:hAnsi="Wingdings" w:hint="default"/>
+        <w:sz w:val="20"/>
+      </w:rPr>
+    </w:lvl>
+    <w:lvl w:ilvl="4" w:tentative="1">
+      <w:start w:val="1"/>
+      <w:numFmt w:val="bullet"/>
+      <w:lvlText w:val=""/>
+      <w:lvlJc w:val="left"/>
+      <w:pPr>
+        <w:tabs>
+          <w:tab w:val="num" w:pos="3600"/>
+        </w:tabs>
+        <w:ind w:left="3600" w:hanging="360"/>
+      </w:pPr>
+      <w:rPr>
+        <w:rFonts w:ascii="Wingdings" w:hAnsi="Wingdings" w:hint="default"/>
+        <w:sz w:val="20"/>
+      </w:rPr>
+    </w:lvl>
+    <w:lvl w:ilvl="5" w:tentative="1">
+      <w:start w:val="1"/>
+      <w:numFmt w:val="bullet"/>
+      <w:lvlText w:val=""/>
+      <w:lvlJc w:val="left"/>
+      <w:pPr>
+        <w:tabs>
+          <w:tab w:val="num" w:pos="4320"/>
+        </w:tabs>
+        <w:ind w:left="4320" w:hanging="360"/>
+      </w:pPr>
+      <w:rPr>
+        <w:rFonts w:ascii="Wingdings" w:hAnsi="Wingdings" w:hint="default"/>
+        <w:sz w:val="20"/>
+      </w:rPr>
+    </w:lvl>
+    <w:lvl w:ilvl="6" w:tentative="1">
+      <w:start w:val="1"/>
+      <w:numFmt w:val="bullet"/>
+      <w:lvlText w:val=""/>
+      <w:lvlJc w:val="left"/>
+      <w:pPr>
+        <w:tabs>
+          <w:tab w:val="num" w:pos="5040"/>
+        </w:tabs>
+        <w:ind w:left="5040" w:hanging="360"/>
+      </w:pPr>
+      <w:rPr>
+        <w:rFonts w:ascii="Wingdings" w:hAnsi="Wingdings" w:hint="default"/>
+        <w:sz w:val="20"/>
+      </w:rPr>
+    </w:lvl>
+    <w:lvl w:ilvl="7" w:tentative="1">
+      <w:start w:val="1"/>
+      <w:numFmt w:val="bullet"/>
+      <w:lvlText w:val=""/>
+      <w:lvlJc w:val="left"/>
+      <w:pPr>
+        <w:tabs>
+          <w:tab w:val="num" w:pos="5760"/>
+        </w:tabs>
+        <w:ind w:left="5760" w:hanging="360"/>
+      </w:pPr>
+      <w:rPr>
+        <w:rFonts w:ascii="Wingdings" w:hAnsi="Wingdings" w:hint="default"/>
+        <w:sz w:val="20"/>
+      </w:rPr>
+    </w:lvl>
+    <w:lvl w:ilvl="8" w:tentative="1">
+      <w:start w:val="1"/>
+      <w:numFmt w:val="bullet"/>
+      <w:lvlText w:val=""/>
+      <w:lvlJc w:val="left"/>
+      <w:pPr>
+        <w:tabs>
+          <w:tab w:val="num" w:pos="6480"/>
+        </w:tabs>
+        <w:ind w:left="6480" w:hanging="360"/>
+      </w:pPr>
+      <w:rPr>
+        <w:rFonts w:ascii="Wingdings" w:hAnsi="Wingdings" w:hint="default"/>
+        <w:sz w:val="20"/>
+      </w:rPr>
+    </w:lvl>
+  </w:abstractNum>
+  <w:abstractNum w:abstractNumId="2" w15:restartNumberingAfterBreak="0">
     <w:nsid w:val="10C03E26"/>
     <w:multiLevelType w:val="multilevel"/>
     <w:tmpl w:val="5F5E174C"/>
@@ -6478,7 +9487,7 @@
       </w:rPr>
     </w:lvl>
   </w:abstractNum>
-  <w:abstractNum w:abstractNumId="1" w15:restartNumberingAfterBreak="0">
+  <w:abstractNum w:abstractNumId="3" w15:restartNumberingAfterBreak="0">
     <w:nsid w:val="1148228A"/>
     <w:multiLevelType w:val="multilevel"/>
     <w:tmpl w:val="9350D35A"/>
@@ -6591,7 +9600,156 @@
       </w:rPr>
     </w:lvl>
   </w:abstractNum>
-  <w:abstractNum w:abstractNumId="2" w15:restartNumberingAfterBreak="0">
+  <w:abstractNum w:abstractNumId="4" w15:restartNumberingAfterBreak="0">
+    <w:nsid w:val="16D05A68"/>
+    <w:multiLevelType w:val="multilevel"/>
+    <w:tmpl w:val="3F228230"/>
+    <w:lvl w:ilvl="0">
+      <w:start w:val="1"/>
+      <w:numFmt w:val="bullet"/>
+      <w:lvlText w:val=""/>
+      <w:lvlJc w:val="left"/>
+      <w:pPr>
+        <w:tabs>
+          <w:tab w:val="num" w:pos="720"/>
+        </w:tabs>
+        <w:ind w:left="720" w:hanging="360"/>
+      </w:pPr>
+      <w:rPr>
+        <w:rFonts w:ascii="Symbol" w:hAnsi="Symbol" w:hint="default"/>
+        <w:sz w:val="20"/>
+      </w:rPr>
+    </w:lvl>
+    <w:lvl w:ilvl="1" w:tentative="1">
+      <w:start w:val="1"/>
+      <w:numFmt w:val="bullet"/>
+      <w:lvlText w:val="o"/>
+      <w:lvlJc w:val="left"/>
+      <w:pPr>
+        <w:tabs>
+          <w:tab w:val="num" w:pos="1440"/>
+        </w:tabs>
+        <w:ind w:left="1440" w:hanging="360"/>
+      </w:pPr>
+      <w:rPr>
+        <w:rFonts w:ascii="Courier New" w:hAnsi="Courier New" w:hint="default"/>
+        <w:sz w:val="20"/>
+      </w:rPr>
+    </w:lvl>
+    <w:lvl w:ilvl="2" w:tentative="1">
+      <w:start w:val="1"/>
+      <w:numFmt w:val="bullet"/>
+      <w:lvlText w:val=""/>
+      <w:lvlJc w:val="left"/>
+      <w:pPr>
+        <w:tabs>
+          <w:tab w:val="num" w:pos="2160"/>
+        </w:tabs>
+        <w:ind w:left="2160" w:hanging="360"/>
+      </w:pPr>
+      <w:rPr>
+        <w:rFonts w:ascii="Wingdings" w:hAnsi="Wingdings" w:hint="default"/>
+        <w:sz w:val="20"/>
+      </w:rPr>
+    </w:lvl>
+    <w:lvl w:ilvl="3" w:tentative="1">
+      <w:start w:val="1"/>
+      <w:numFmt w:val="bullet"/>
+      <w:lvlText w:val=""/>
+      <w:lvlJc w:val="left"/>
+      <w:pPr>
+        <w:tabs>
+          <w:tab w:val="num" w:pos="2880"/>
+        </w:tabs>
+        <w:ind w:left="2880" w:hanging="360"/>
+      </w:pPr>
+      <w:rPr>
+        <w:rFonts w:ascii="Wingdings" w:hAnsi="Wingdings" w:hint="default"/>
+        <w:sz w:val="20"/>
+      </w:rPr>
+    </w:lvl>
+    <w:lvl w:ilvl="4" w:tentative="1">
+      <w:start w:val="1"/>
+      <w:numFmt w:val="bullet"/>
+      <w:lvlText w:val=""/>
+      <w:lvlJc w:val="left"/>
+      <w:pPr>
+        <w:tabs>
+          <w:tab w:val="num" w:pos="3600"/>
+        </w:tabs>
+        <w:ind w:left="3600" w:hanging="360"/>
+      </w:pPr>
+      <w:rPr>
+        <w:rFonts w:ascii="Wingdings" w:hAnsi="Wingdings" w:hint="default"/>
+        <w:sz w:val="20"/>
+      </w:rPr>
+    </w:lvl>
+    <w:lvl w:ilvl="5" w:tentative="1">
+      <w:start w:val="1"/>
+      <w:numFmt w:val="bullet"/>
+      <w:lvlText w:val=""/>
+      <w:lvlJc w:val="left"/>
+      <w:pPr>
+        <w:tabs>
+          <w:tab w:val="num" w:pos="4320"/>
+        </w:tabs>
+        <w:ind w:left="4320" w:hanging="360"/>
+      </w:pPr>
+      <w:rPr>
+        <w:rFonts w:ascii="Wingdings" w:hAnsi="Wingdings" w:hint="default"/>
+        <w:sz w:val="20"/>
+      </w:rPr>
+    </w:lvl>
+    <w:lvl w:ilvl="6" w:tentative="1">
+      <w:start w:val="1"/>
+      <w:numFmt w:val="bullet"/>
+      <w:lvlText w:val=""/>
+      <w:lvlJc w:val="left"/>
+      <w:pPr>
+        <w:tabs>
+          <w:tab w:val="num" w:pos="5040"/>
+        </w:tabs>
+        <w:ind w:left="5040" w:hanging="360"/>
+      </w:pPr>
+      <w:rPr>
+        <w:rFonts w:ascii="Wingdings" w:hAnsi="Wingdings" w:hint="default"/>
+        <w:sz w:val="20"/>
+      </w:rPr>
+    </w:lvl>
+    <w:lvl w:ilvl="7" w:tentative="1">
+      <w:start w:val="1"/>
+      <w:numFmt w:val="bullet"/>
+      <w:lvlText w:val=""/>
+      <w:lvlJc w:val="left"/>
+      <w:pPr>
+        <w:tabs>
+          <w:tab w:val="num" w:pos="5760"/>
+        </w:tabs>
+        <w:ind w:left="5760" w:hanging="360"/>
+      </w:pPr>
+      <w:rPr>
+        <w:rFonts w:ascii="Wingdings" w:hAnsi="Wingdings" w:hint="default"/>
+        <w:sz w:val="20"/>
+      </w:rPr>
+    </w:lvl>
+    <w:lvl w:ilvl="8" w:tentative="1">
+      <w:start w:val="1"/>
+      <w:numFmt w:val="bullet"/>
+      <w:lvlText w:val=""/>
+      <w:lvlJc w:val="left"/>
+      <w:pPr>
+        <w:tabs>
+          <w:tab w:val="num" w:pos="6480"/>
+        </w:tabs>
+        <w:ind w:left="6480" w:hanging="360"/>
+      </w:pPr>
+      <w:rPr>
+        <w:rFonts w:ascii="Wingdings" w:hAnsi="Wingdings" w:hint="default"/>
+        <w:sz w:val="20"/>
+      </w:rPr>
+    </w:lvl>
+  </w:abstractNum>
+  <w:abstractNum w:abstractNumId="5" w15:restartNumberingAfterBreak="0">
     <w:nsid w:val="18F70134"/>
     <w:multiLevelType w:val="hybridMultilevel"/>
     <w:tmpl w:val="9DA8A71E"/>
@@ -6704,7 +9862,156 @@
       </w:rPr>
     </w:lvl>
   </w:abstractNum>
-  <w:abstractNum w:abstractNumId="3" w15:restartNumberingAfterBreak="0">
+  <w:abstractNum w:abstractNumId="6" w15:restartNumberingAfterBreak="0">
+    <w:nsid w:val="1A68318E"/>
+    <w:multiLevelType w:val="multilevel"/>
+    <w:tmpl w:val="AE28B282"/>
+    <w:lvl w:ilvl="0">
+      <w:start w:val="1"/>
+      <w:numFmt w:val="bullet"/>
+      <w:lvlText w:val=""/>
+      <w:lvlJc w:val="left"/>
+      <w:pPr>
+        <w:tabs>
+          <w:tab w:val="num" w:pos="720"/>
+        </w:tabs>
+        <w:ind w:left="720" w:hanging="360"/>
+      </w:pPr>
+      <w:rPr>
+        <w:rFonts w:ascii="Symbol" w:hAnsi="Symbol" w:hint="default"/>
+        <w:sz w:val="20"/>
+      </w:rPr>
+    </w:lvl>
+    <w:lvl w:ilvl="1" w:tentative="1">
+      <w:start w:val="1"/>
+      <w:numFmt w:val="bullet"/>
+      <w:lvlText w:val="o"/>
+      <w:lvlJc w:val="left"/>
+      <w:pPr>
+        <w:tabs>
+          <w:tab w:val="num" w:pos="1440"/>
+        </w:tabs>
+        <w:ind w:left="1440" w:hanging="360"/>
+      </w:pPr>
+      <w:rPr>
+        <w:rFonts w:ascii="Courier New" w:hAnsi="Courier New" w:hint="default"/>
+        <w:sz w:val="20"/>
+      </w:rPr>
+    </w:lvl>
+    <w:lvl w:ilvl="2" w:tentative="1">
+      <w:start w:val="1"/>
+      <w:numFmt w:val="bullet"/>
+      <w:lvlText w:val=""/>
+      <w:lvlJc w:val="left"/>
+      <w:pPr>
+        <w:tabs>
+          <w:tab w:val="num" w:pos="2160"/>
+        </w:tabs>
+        <w:ind w:left="2160" w:hanging="360"/>
+      </w:pPr>
+      <w:rPr>
+        <w:rFonts w:ascii="Wingdings" w:hAnsi="Wingdings" w:hint="default"/>
+        <w:sz w:val="20"/>
+      </w:rPr>
+    </w:lvl>
+    <w:lvl w:ilvl="3" w:tentative="1">
+      <w:start w:val="1"/>
+      <w:numFmt w:val="bullet"/>
+      <w:lvlText w:val=""/>
+      <w:lvlJc w:val="left"/>
+      <w:pPr>
+        <w:tabs>
+          <w:tab w:val="num" w:pos="2880"/>
+        </w:tabs>
+        <w:ind w:left="2880" w:hanging="360"/>
+      </w:pPr>
+      <w:rPr>
+        <w:rFonts w:ascii="Wingdings" w:hAnsi="Wingdings" w:hint="default"/>
+        <w:sz w:val="20"/>
+      </w:rPr>
+    </w:lvl>
+    <w:lvl w:ilvl="4" w:tentative="1">
+      <w:start w:val="1"/>
+      <w:numFmt w:val="bullet"/>
+      <w:lvlText w:val=""/>
+      <w:lvlJc w:val="left"/>
+      <w:pPr>
+        <w:tabs>
+          <w:tab w:val="num" w:pos="3600"/>
+        </w:tabs>
+        <w:ind w:left="3600" w:hanging="360"/>
+      </w:pPr>
+      <w:rPr>
+        <w:rFonts w:ascii="Wingdings" w:hAnsi="Wingdings" w:hint="default"/>
+        <w:sz w:val="20"/>
+      </w:rPr>
+    </w:lvl>
+    <w:lvl w:ilvl="5" w:tentative="1">
+      <w:start w:val="1"/>
+      <w:numFmt w:val="bullet"/>
+      <w:lvlText w:val=""/>
+      <w:lvlJc w:val="left"/>
+      <w:pPr>
+        <w:tabs>
+          <w:tab w:val="num" w:pos="4320"/>
+        </w:tabs>
+        <w:ind w:left="4320" w:hanging="360"/>
+      </w:pPr>
+      <w:rPr>
+        <w:rFonts w:ascii="Wingdings" w:hAnsi="Wingdings" w:hint="default"/>
+        <w:sz w:val="20"/>
+      </w:rPr>
+    </w:lvl>
+    <w:lvl w:ilvl="6" w:tentative="1">
+      <w:start w:val="1"/>
+      <w:numFmt w:val="bullet"/>
+      <w:lvlText w:val=""/>
+      <w:lvlJc w:val="left"/>
+      <w:pPr>
+        <w:tabs>
+          <w:tab w:val="num" w:pos="5040"/>
+        </w:tabs>
+        <w:ind w:left="5040" w:hanging="360"/>
+      </w:pPr>
+      <w:rPr>
+        <w:rFonts w:ascii="Wingdings" w:hAnsi="Wingdings" w:hint="default"/>
+        <w:sz w:val="20"/>
+      </w:rPr>
+    </w:lvl>
+    <w:lvl w:ilvl="7" w:tentative="1">
+      <w:start w:val="1"/>
+      <w:numFmt w:val="bullet"/>
+      <w:lvlText w:val=""/>
+      <w:lvlJc w:val="left"/>
+      <w:pPr>
+        <w:tabs>
+          <w:tab w:val="num" w:pos="5760"/>
+        </w:tabs>
+        <w:ind w:left="5760" w:hanging="360"/>
+      </w:pPr>
+      <w:rPr>
+        <w:rFonts w:ascii="Wingdings" w:hAnsi="Wingdings" w:hint="default"/>
+        <w:sz w:val="20"/>
+      </w:rPr>
+    </w:lvl>
+    <w:lvl w:ilvl="8" w:tentative="1">
+      <w:start w:val="1"/>
+      <w:numFmt w:val="bullet"/>
+      <w:lvlText w:val=""/>
+      <w:lvlJc w:val="left"/>
+      <w:pPr>
+        <w:tabs>
+          <w:tab w:val="num" w:pos="6480"/>
+        </w:tabs>
+        <w:ind w:left="6480" w:hanging="360"/>
+      </w:pPr>
+      <w:rPr>
+        <w:rFonts w:ascii="Wingdings" w:hAnsi="Wingdings" w:hint="default"/>
+        <w:sz w:val="20"/>
+      </w:rPr>
+    </w:lvl>
+  </w:abstractNum>
+  <w:abstractNum w:abstractNumId="7" w15:restartNumberingAfterBreak="0">
     <w:nsid w:val="1D615481"/>
     <w:multiLevelType w:val="hybridMultilevel"/>
     <w:tmpl w:val="1A860A64"/>
@@ -6817,7 +10124,7 @@
       </w:rPr>
     </w:lvl>
   </w:abstractNum>
-  <w:abstractNum w:abstractNumId="4" w15:restartNumberingAfterBreak="0">
+  <w:abstractNum w:abstractNumId="8" w15:restartNumberingAfterBreak="0">
     <w:nsid w:val="25B96F8F"/>
     <w:multiLevelType w:val="hybridMultilevel"/>
     <w:tmpl w:val="15E68424"/>
@@ -6930,7 +10237,242 @@
       </w:rPr>
     </w:lvl>
   </w:abstractNum>
-  <w:abstractNum w:abstractNumId="5" w15:restartNumberingAfterBreak="0">
+  <w:abstractNum w:abstractNumId="9" w15:restartNumberingAfterBreak="0">
+    <w:nsid w:val="29C64309"/>
+    <w:multiLevelType w:val="multilevel"/>
+    <w:tmpl w:val="F5125622"/>
+    <w:lvl w:ilvl="0">
+      <w:start w:val="1"/>
+      <w:numFmt w:val="bullet"/>
+      <w:lvlText w:val=""/>
+      <w:lvlJc w:val="left"/>
+      <w:pPr>
+        <w:tabs>
+          <w:tab w:val="num" w:pos="720"/>
+        </w:tabs>
+        <w:ind w:left="720" w:hanging="360"/>
+      </w:pPr>
+      <w:rPr>
+        <w:rFonts w:ascii="Symbol" w:hAnsi="Symbol" w:hint="default"/>
+        <w:sz w:val="20"/>
+      </w:rPr>
+    </w:lvl>
+    <w:lvl w:ilvl="1" w:tentative="1">
+      <w:start w:val="1"/>
+      <w:numFmt w:val="bullet"/>
+      <w:lvlText w:val="o"/>
+      <w:lvlJc w:val="left"/>
+      <w:pPr>
+        <w:tabs>
+          <w:tab w:val="num" w:pos="1440"/>
+        </w:tabs>
+        <w:ind w:left="1440" w:hanging="360"/>
+      </w:pPr>
+      <w:rPr>
+        <w:rFonts w:ascii="Courier New" w:hAnsi="Courier New" w:hint="default"/>
+        <w:sz w:val="20"/>
+      </w:rPr>
+    </w:lvl>
+    <w:lvl w:ilvl="2" w:tentative="1">
+      <w:start w:val="1"/>
+      <w:numFmt w:val="bullet"/>
+      <w:lvlText w:val=""/>
+      <w:lvlJc w:val="left"/>
+      <w:pPr>
+        <w:tabs>
+          <w:tab w:val="num" w:pos="2160"/>
+        </w:tabs>
+        <w:ind w:left="2160" w:hanging="360"/>
+      </w:pPr>
+      <w:rPr>
+        <w:rFonts w:ascii="Wingdings" w:hAnsi="Wingdings" w:hint="default"/>
+        <w:sz w:val="20"/>
+      </w:rPr>
+    </w:lvl>
+    <w:lvl w:ilvl="3" w:tentative="1">
+      <w:start w:val="1"/>
+      <w:numFmt w:val="bullet"/>
+      <w:lvlText w:val=""/>
+      <w:lvlJc w:val="left"/>
+      <w:pPr>
+        <w:tabs>
+          <w:tab w:val="num" w:pos="2880"/>
+        </w:tabs>
+        <w:ind w:left="2880" w:hanging="360"/>
+      </w:pPr>
+      <w:rPr>
+        <w:rFonts w:ascii="Wingdings" w:hAnsi="Wingdings" w:hint="default"/>
+        <w:sz w:val="20"/>
+      </w:rPr>
+    </w:lvl>
+    <w:lvl w:ilvl="4" w:tentative="1">
+      <w:start w:val="1"/>
+      <w:numFmt w:val="bullet"/>
+      <w:lvlText w:val=""/>
+      <w:lvlJc w:val="left"/>
+      <w:pPr>
+        <w:tabs>
+          <w:tab w:val="num" w:pos="3600"/>
+        </w:tabs>
+        <w:ind w:left="3600" w:hanging="360"/>
+      </w:pPr>
+      <w:rPr>
+        <w:rFonts w:ascii="Wingdings" w:hAnsi="Wingdings" w:hint="default"/>
+        <w:sz w:val="20"/>
+      </w:rPr>
+    </w:lvl>
+    <w:lvl w:ilvl="5" w:tentative="1">
+      <w:start w:val="1"/>
+      <w:numFmt w:val="bullet"/>
+      <w:lvlText w:val=""/>
+      <w:lvlJc w:val="left"/>
+      <w:pPr>
+        <w:tabs>
+          <w:tab w:val="num" w:pos="4320"/>
+        </w:tabs>
+        <w:ind w:left="4320" w:hanging="360"/>
+      </w:pPr>
+      <w:rPr>
+        <w:rFonts w:ascii="Wingdings" w:hAnsi="Wingdings" w:hint="default"/>
+        <w:sz w:val="20"/>
+      </w:rPr>
+    </w:lvl>
+    <w:lvl w:ilvl="6" w:tentative="1">
+      <w:start w:val="1"/>
+      <w:numFmt w:val="bullet"/>
+      <w:lvlText w:val=""/>
+      <w:lvlJc w:val="left"/>
+      <w:pPr>
+        <w:tabs>
+          <w:tab w:val="num" w:pos="5040"/>
+        </w:tabs>
+        <w:ind w:left="5040" w:hanging="360"/>
+      </w:pPr>
+      <w:rPr>
+        <w:rFonts w:ascii="Wingdings" w:hAnsi="Wingdings" w:hint="default"/>
+        <w:sz w:val="20"/>
+      </w:rPr>
+    </w:lvl>
+    <w:lvl w:ilvl="7" w:tentative="1">
+      <w:start w:val="1"/>
+      <w:numFmt w:val="bullet"/>
+      <w:lvlText w:val=""/>
+      <w:lvlJc w:val="left"/>
+      <w:pPr>
+        <w:tabs>
+          <w:tab w:val="num" w:pos="5760"/>
+        </w:tabs>
+        <w:ind w:left="5760" w:hanging="360"/>
+      </w:pPr>
+      <w:rPr>
+        <w:rFonts w:ascii="Wingdings" w:hAnsi="Wingdings" w:hint="default"/>
+        <w:sz w:val="20"/>
+      </w:rPr>
+    </w:lvl>
+    <w:lvl w:ilvl="8" w:tentative="1">
+      <w:start w:val="1"/>
+      <w:numFmt w:val="bullet"/>
+      <w:lvlText w:val=""/>
+      <w:lvlJc w:val="left"/>
+      <w:pPr>
+        <w:tabs>
+          <w:tab w:val="num" w:pos="6480"/>
+        </w:tabs>
+        <w:ind w:left="6480" w:hanging="360"/>
+      </w:pPr>
+      <w:rPr>
+        <w:rFonts w:ascii="Wingdings" w:hAnsi="Wingdings" w:hint="default"/>
+        <w:sz w:val="20"/>
+      </w:rPr>
+    </w:lvl>
+  </w:abstractNum>
+  <w:abstractNum w:abstractNumId="10" w15:restartNumberingAfterBreak="0">
+    <w:nsid w:val="2C7B2E63"/>
+    <w:multiLevelType w:val="hybridMultilevel"/>
+    <w:tmpl w:val="9E92E610"/>
+    <w:lvl w:ilvl="0" w:tplc="300A000F">
+      <w:start w:val="1"/>
+      <w:numFmt w:val="decimal"/>
+      <w:lvlText w:val="%1."/>
+      <w:lvlJc w:val="left"/>
+      <w:pPr>
+        <w:ind w:left="720" w:hanging="360"/>
+      </w:pPr>
+    </w:lvl>
+    <w:lvl w:ilvl="1" w:tplc="300A0019" w:tentative="1">
+      <w:start w:val="1"/>
+      <w:numFmt w:val="lowerLetter"/>
+      <w:lvlText w:val="%2."/>
+      <w:lvlJc w:val="left"/>
+      <w:pPr>
+        <w:ind w:left="1440" w:hanging="360"/>
+      </w:pPr>
+    </w:lvl>
+    <w:lvl w:ilvl="2" w:tplc="300A001B" w:tentative="1">
+      <w:start w:val="1"/>
+      <w:numFmt w:val="lowerRoman"/>
+      <w:lvlText w:val="%3."/>
+      <w:lvlJc w:val="right"/>
+      <w:pPr>
+        <w:ind w:left="2160" w:hanging="180"/>
+      </w:pPr>
+    </w:lvl>
+    <w:lvl w:ilvl="3" w:tplc="300A000F" w:tentative="1">
+      <w:start w:val="1"/>
+      <w:numFmt w:val="decimal"/>
+      <w:lvlText w:val="%4."/>
+      <w:lvlJc w:val="left"/>
+      <w:pPr>
+        <w:ind w:left="2880" w:hanging="360"/>
+      </w:pPr>
+    </w:lvl>
+    <w:lvl w:ilvl="4" w:tplc="300A0019" w:tentative="1">
+      <w:start w:val="1"/>
+      <w:numFmt w:val="lowerLetter"/>
+      <w:lvlText w:val="%5."/>
+      <w:lvlJc w:val="left"/>
+      <w:pPr>
+        <w:ind w:left="3600" w:hanging="360"/>
+      </w:pPr>
+    </w:lvl>
+    <w:lvl w:ilvl="5" w:tplc="300A001B" w:tentative="1">
+      <w:start w:val="1"/>
+      <w:numFmt w:val="lowerRoman"/>
+      <w:lvlText w:val="%6."/>
+      <w:lvlJc w:val="right"/>
+      <w:pPr>
+        <w:ind w:left="4320" w:hanging="180"/>
+      </w:pPr>
+    </w:lvl>
+    <w:lvl w:ilvl="6" w:tplc="300A000F" w:tentative="1">
+      <w:start w:val="1"/>
+      <w:numFmt w:val="decimal"/>
+      <w:lvlText w:val="%7."/>
+      <w:lvlJc w:val="left"/>
+      <w:pPr>
+        <w:ind w:left="5040" w:hanging="360"/>
+      </w:pPr>
+    </w:lvl>
+    <w:lvl w:ilvl="7" w:tplc="300A0019" w:tentative="1">
+      <w:start w:val="1"/>
+      <w:numFmt w:val="lowerLetter"/>
+      <w:lvlText w:val="%8."/>
+      <w:lvlJc w:val="left"/>
+      <w:pPr>
+        <w:ind w:left="5760" w:hanging="360"/>
+      </w:pPr>
+    </w:lvl>
+    <w:lvl w:ilvl="8" w:tplc="300A001B" w:tentative="1">
+      <w:start w:val="1"/>
+      <w:numFmt w:val="lowerRoman"/>
+      <w:lvlText w:val="%9."/>
+      <w:lvlJc w:val="right"/>
+      <w:pPr>
+        <w:ind w:left="6480" w:hanging="180"/>
+      </w:pPr>
+    </w:lvl>
+  </w:abstractNum>
+  <w:abstractNum w:abstractNumId="11" w15:restartNumberingAfterBreak="0">
     <w:nsid w:val="35EC56FA"/>
     <w:multiLevelType w:val="hybridMultilevel"/>
     <w:tmpl w:val="0EE836AC"/>
@@ -7043,7 +10585,7 @@
       </w:rPr>
     </w:lvl>
   </w:abstractNum>
-  <w:abstractNum w:abstractNumId="6" w15:restartNumberingAfterBreak="0">
+  <w:abstractNum w:abstractNumId="12" w15:restartNumberingAfterBreak="0">
     <w:nsid w:val="3735328D"/>
     <w:multiLevelType w:val="hybridMultilevel"/>
     <w:tmpl w:val="F3F0F61A"/>
@@ -7156,7 +10698,7 @@
       </w:rPr>
     </w:lvl>
   </w:abstractNum>
-  <w:abstractNum w:abstractNumId="7" w15:restartNumberingAfterBreak="0">
+  <w:abstractNum w:abstractNumId="13" w15:restartNumberingAfterBreak="0">
     <w:nsid w:val="3B46342F"/>
     <w:multiLevelType w:val="multilevel"/>
     <w:tmpl w:val="72FCA8B0"/>
@@ -7278,7 +10820,7 @@
       </w:rPr>
     </w:lvl>
   </w:abstractNum>
-  <w:abstractNum w:abstractNumId="8" w15:restartNumberingAfterBreak="0">
+  <w:abstractNum w:abstractNumId="14" w15:restartNumberingAfterBreak="0">
     <w:nsid w:val="3C49734F"/>
     <w:multiLevelType w:val="hybridMultilevel"/>
     <w:tmpl w:val="CF5A4288"/>
@@ -7391,7 +10933,7 @@
       </w:rPr>
     </w:lvl>
   </w:abstractNum>
-  <w:abstractNum w:abstractNumId="9" w15:restartNumberingAfterBreak="0">
+  <w:abstractNum w:abstractNumId="15" w15:restartNumberingAfterBreak="0">
     <w:nsid w:val="3E197538"/>
     <w:multiLevelType w:val="multilevel"/>
     <w:tmpl w:val="7A3A95DC"/>
@@ -7540,7 +11082,7 @@
       </w:rPr>
     </w:lvl>
   </w:abstractNum>
-  <w:abstractNum w:abstractNumId="10" w15:restartNumberingAfterBreak="0">
+  <w:abstractNum w:abstractNumId="16" w15:restartNumberingAfterBreak="0">
     <w:nsid w:val="3FEC7C2B"/>
     <w:multiLevelType w:val="hybridMultilevel"/>
     <w:tmpl w:val="89AE3E38"/>
@@ -7653,7 +11195,7 @@
       </w:rPr>
     </w:lvl>
   </w:abstractNum>
-  <w:abstractNum w:abstractNumId="11" w15:restartNumberingAfterBreak="0">
+  <w:abstractNum w:abstractNumId="17" w15:restartNumberingAfterBreak="0">
     <w:nsid w:val="457015DC"/>
     <w:multiLevelType w:val="multilevel"/>
     <w:tmpl w:val="76F2912E"/>
@@ -7774,7 +11316,301 @@
       </w:rPr>
     </w:lvl>
   </w:abstractNum>
-  <w:abstractNum w:abstractNumId="12" w15:restartNumberingAfterBreak="0">
+  <w:abstractNum w:abstractNumId="18" w15:restartNumberingAfterBreak="0">
+    <w:nsid w:val="49126D09"/>
+    <w:multiLevelType w:val="multilevel"/>
+    <w:tmpl w:val="6D48E728"/>
+    <w:lvl w:ilvl="0">
+      <w:start w:val="1"/>
+      <w:numFmt w:val="bullet"/>
+      <w:lvlText w:val=""/>
+      <w:lvlJc w:val="left"/>
+      <w:pPr>
+        <w:tabs>
+          <w:tab w:val="num" w:pos="720"/>
+        </w:tabs>
+        <w:ind w:left="720" w:hanging="360"/>
+      </w:pPr>
+      <w:rPr>
+        <w:rFonts w:ascii="Symbol" w:hAnsi="Symbol" w:hint="default"/>
+        <w:sz w:val="20"/>
+      </w:rPr>
+    </w:lvl>
+    <w:lvl w:ilvl="1" w:tentative="1">
+      <w:start w:val="1"/>
+      <w:numFmt w:val="bullet"/>
+      <w:lvlText w:val="o"/>
+      <w:lvlJc w:val="left"/>
+      <w:pPr>
+        <w:tabs>
+          <w:tab w:val="num" w:pos="1440"/>
+        </w:tabs>
+        <w:ind w:left="1440" w:hanging="360"/>
+      </w:pPr>
+      <w:rPr>
+        <w:rFonts w:ascii="Courier New" w:hAnsi="Courier New" w:hint="default"/>
+        <w:sz w:val="20"/>
+      </w:rPr>
+    </w:lvl>
+    <w:lvl w:ilvl="2" w:tentative="1">
+      <w:start w:val="1"/>
+      <w:numFmt w:val="bullet"/>
+      <w:lvlText w:val=""/>
+      <w:lvlJc w:val="left"/>
+      <w:pPr>
+        <w:tabs>
+          <w:tab w:val="num" w:pos="2160"/>
+        </w:tabs>
+        <w:ind w:left="2160" w:hanging="360"/>
+      </w:pPr>
+      <w:rPr>
+        <w:rFonts w:ascii="Wingdings" w:hAnsi="Wingdings" w:hint="default"/>
+        <w:sz w:val="20"/>
+      </w:rPr>
+    </w:lvl>
+    <w:lvl w:ilvl="3" w:tentative="1">
+      <w:start w:val="1"/>
+      <w:numFmt w:val="bullet"/>
+      <w:lvlText w:val=""/>
+      <w:lvlJc w:val="left"/>
+      <w:pPr>
+        <w:tabs>
+          <w:tab w:val="num" w:pos="2880"/>
+        </w:tabs>
+        <w:ind w:left="2880" w:hanging="360"/>
+      </w:pPr>
+      <w:rPr>
+        <w:rFonts w:ascii="Wingdings" w:hAnsi="Wingdings" w:hint="default"/>
+        <w:sz w:val="20"/>
+      </w:rPr>
+    </w:lvl>
+    <w:lvl w:ilvl="4" w:tentative="1">
+      <w:start w:val="1"/>
+      <w:numFmt w:val="bullet"/>
+      <w:lvlText w:val=""/>
+      <w:lvlJc w:val="left"/>
+      <w:pPr>
+        <w:tabs>
+          <w:tab w:val="num" w:pos="3600"/>
+        </w:tabs>
+        <w:ind w:left="3600" w:hanging="360"/>
+      </w:pPr>
+      <w:rPr>
+        <w:rFonts w:ascii="Wingdings" w:hAnsi="Wingdings" w:hint="default"/>
+        <w:sz w:val="20"/>
+      </w:rPr>
+    </w:lvl>
+    <w:lvl w:ilvl="5" w:tentative="1">
+      <w:start w:val="1"/>
+      <w:numFmt w:val="bullet"/>
+      <w:lvlText w:val=""/>
+      <w:lvlJc w:val="left"/>
+      <w:pPr>
+        <w:tabs>
+          <w:tab w:val="num" w:pos="4320"/>
+        </w:tabs>
+        <w:ind w:left="4320" w:hanging="360"/>
+      </w:pPr>
+      <w:rPr>
+        <w:rFonts w:ascii="Wingdings" w:hAnsi="Wingdings" w:hint="default"/>
+        <w:sz w:val="20"/>
+      </w:rPr>
+    </w:lvl>
+    <w:lvl w:ilvl="6" w:tentative="1">
+      <w:start w:val="1"/>
+      <w:numFmt w:val="bullet"/>
+      <w:lvlText w:val=""/>
+      <w:lvlJc w:val="left"/>
+      <w:pPr>
+        <w:tabs>
+          <w:tab w:val="num" w:pos="5040"/>
+        </w:tabs>
+        <w:ind w:left="5040" w:hanging="360"/>
+      </w:pPr>
+      <w:rPr>
+        <w:rFonts w:ascii="Wingdings" w:hAnsi="Wingdings" w:hint="default"/>
+        <w:sz w:val="20"/>
+      </w:rPr>
+    </w:lvl>
+    <w:lvl w:ilvl="7" w:tentative="1">
+      <w:start w:val="1"/>
+      <w:numFmt w:val="bullet"/>
+      <w:lvlText w:val=""/>
+      <w:lvlJc w:val="left"/>
+      <w:pPr>
+        <w:tabs>
+          <w:tab w:val="num" w:pos="5760"/>
+        </w:tabs>
+        <w:ind w:left="5760" w:hanging="360"/>
+      </w:pPr>
+      <w:rPr>
+        <w:rFonts w:ascii="Wingdings" w:hAnsi="Wingdings" w:hint="default"/>
+        <w:sz w:val="20"/>
+      </w:rPr>
+    </w:lvl>
+    <w:lvl w:ilvl="8" w:tentative="1">
+      <w:start w:val="1"/>
+      <w:numFmt w:val="bullet"/>
+      <w:lvlText w:val=""/>
+      <w:lvlJc w:val="left"/>
+      <w:pPr>
+        <w:tabs>
+          <w:tab w:val="num" w:pos="6480"/>
+        </w:tabs>
+        <w:ind w:left="6480" w:hanging="360"/>
+      </w:pPr>
+      <w:rPr>
+        <w:rFonts w:ascii="Wingdings" w:hAnsi="Wingdings" w:hint="default"/>
+        <w:sz w:val="20"/>
+      </w:rPr>
+    </w:lvl>
+  </w:abstractNum>
+  <w:abstractNum w:abstractNumId="19" w15:restartNumberingAfterBreak="0">
+    <w:nsid w:val="5A9C5F47"/>
+    <w:multiLevelType w:val="multilevel"/>
+    <w:tmpl w:val="DDBE73AA"/>
+    <w:lvl w:ilvl="0">
+      <w:start w:val="1"/>
+      <w:numFmt w:val="bullet"/>
+      <w:lvlText w:val=""/>
+      <w:lvlJc w:val="left"/>
+      <w:pPr>
+        <w:tabs>
+          <w:tab w:val="num" w:pos="720"/>
+        </w:tabs>
+        <w:ind w:left="720" w:hanging="360"/>
+      </w:pPr>
+      <w:rPr>
+        <w:rFonts w:ascii="Symbol" w:hAnsi="Symbol" w:hint="default"/>
+        <w:sz w:val="20"/>
+      </w:rPr>
+    </w:lvl>
+    <w:lvl w:ilvl="1">
+      <w:start w:val="1"/>
+      <w:numFmt w:val="decimal"/>
+      <w:lvlText w:val="%2."/>
+      <w:lvlJc w:val="left"/>
+      <w:pPr>
+        <w:tabs>
+          <w:tab w:val="num" w:pos="1440"/>
+        </w:tabs>
+        <w:ind w:left="1440" w:hanging="360"/>
+      </w:pPr>
+    </w:lvl>
+    <w:lvl w:ilvl="2" w:tentative="1">
+      <w:start w:val="1"/>
+      <w:numFmt w:val="bullet"/>
+      <w:lvlText w:val=""/>
+      <w:lvlJc w:val="left"/>
+      <w:pPr>
+        <w:tabs>
+          <w:tab w:val="num" w:pos="2160"/>
+        </w:tabs>
+        <w:ind w:left="2160" w:hanging="360"/>
+      </w:pPr>
+      <w:rPr>
+        <w:rFonts w:ascii="Wingdings" w:hAnsi="Wingdings" w:hint="default"/>
+        <w:sz w:val="20"/>
+      </w:rPr>
+    </w:lvl>
+    <w:lvl w:ilvl="3" w:tentative="1">
+      <w:start w:val="1"/>
+      <w:numFmt w:val="bullet"/>
+      <w:lvlText w:val=""/>
+      <w:lvlJc w:val="left"/>
+      <w:pPr>
+        <w:tabs>
+          <w:tab w:val="num" w:pos="2880"/>
+        </w:tabs>
+        <w:ind w:left="2880" w:hanging="360"/>
+      </w:pPr>
+      <w:rPr>
+        <w:rFonts w:ascii="Wingdings" w:hAnsi="Wingdings" w:hint="default"/>
+        <w:sz w:val="20"/>
+      </w:rPr>
+    </w:lvl>
+    <w:lvl w:ilvl="4" w:tentative="1">
+      <w:start w:val="1"/>
+      <w:numFmt w:val="bullet"/>
+      <w:lvlText w:val=""/>
+      <w:lvlJc w:val="left"/>
+      <w:pPr>
+        <w:tabs>
+          <w:tab w:val="num" w:pos="3600"/>
+        </w:tabs>
+        <w:ind w:left="3600" w:hanging="360"/>
+      </w:pPr>
+      <w:rPr>
+        <w:rFonts w:ascii="Wingdings" w:hAnsi="Wingdings" w:hint="default"/>
+        <w:sz w:val="20"/>
+      </w:rPr>
+    </w:lvl>
+    <w:lvl w:ilvl="5" w:tentative="1">
+      <w:start w:val="1"/>
+      <w:numFmt w:val="bullet"/>
+      <w:lvlText w:val=""/>
+      <w:lvlJc w:val="left"/>
+      <w:pPr>
+        <w:tabs>
+          <w:tab w:val="num" w:pos="4320"/>
+        </w:tabs>
+        <w:ind w:left="4320" w:hanging="360"/>
+      </w:pPr>
+      <w:rPr>
+        <w:rFonts w:ascii="Wingdings" w:hAnsi="Wingdings" w:hint="default"/>
+        <w:sz w:val="20"/>
+      </w:rPr>
+    </w:lvl>
+    <w:lvl w:ilvl="6" w:tentative="1">
+      <w:start w:val="1"/>
+      <w:numFmt w:val="bullet"/>
+      <w:lvlText w:val=""/>
+      <w:lvlJc w:val="left"/>
+      <w:pPr>
+        <w:tabs>
+          <w:tab w:val="num" w:pos="5040"/>
+        </w:tabs>
+        <w:ind w:left="5040" w:hanging="360"/>
+      </w:pPr>
+      <w:rPr>
+        <w:rFonts w:ascii="Wingdings" w:hAnsi="Wingdings" w:hint="default"/>
+        <w:sz w:val="20"/>
+      </w:rPr>
+    </w:lvl>
+    <w:lvl w:ilvl="7" w:tentative="1">
+      <w:start w:val="1"/>
+      <w:numFmt w:val="bullet"/>
+      <w:lvlText w:val=""/>
+      <w:lvlJc w:val="left"/>
+      <w:pPr>
+        <w:tabs>
+          <w:tab w:val="num" w:pos="5760"/>
+        </w:tabs>
+        <w:ind w:left="5760" w:hanging="360"/>
+      </w:pPr>
+      <w:rPr>
+        <w:rFonts w:ascii="Wingdings" w:hAnsi="Wingdings" w:hint="default"/>
+        <w:sz w:val="20"/>
+      </w:rPr>
+    </w:lvl>
+    <w:lvl w:ilvl="8" w:tentative="1">
+      <w:start w:val="1"/>
+      <w:numFmt w:val="bullet"/>
+      <w:lvlText w:val=""/>
+      <w:lvlJc w:val="left"/>
+      <w:pPr>
+        <w:tabs>
+          <w:tab w:val="num" w:pos="6480"/>
+        </w:tabs>
+        <w:ind w:left="6480" w:hanging="360"/>
+      </w:pPr>
+      <w:rPr>
+        <w:rFonts w:ascii="Wingdings" w:hAnsi="Wingdings" w:hint="default"/>
+        <w:sz w:val="20"/>
+      </w:rPr>
+    </w:lvl>
+  </w:abstractNum>
+  <w:abstractNum w:abstractNumId="20" w15:restartNumberingAfterBreak="0">
     <w:nsid w:val="5B406F05"/>
     <w:multiLevelType w:val="multilevel"/>
     <w:tmpl w:val="D09A3286"/>
@@ -7887,7 +11723,7 @@
       </w:rPr>
     </w:lvl>
   </w:abstractNum>
-  <w:abstractNum w:abstractNumId="13" w15:restartNumberingAfterBreak="0">
+  <w:abstractNum w:abstractNumId="21" w15:restartNumberingAfterBreak="0">
     <w:nsid w:val="5B964CEE"/>
     <w:multiLevelType w:val="multilevel"/>
     <w:tmpl w:val="3704F9B6"/>
@@ -8000,7 +11836,156 @@
       </w:rPr>
     </w:lvl>
   </w:abstractNum>
-  <w:abstractNum w:abstractNumId="14" w15:restartNumberingAfterBreak="0">
+  <w:abstractNum w:abstractNumId="22" w15:restartNumberingAfterBreak="0">
+    <w:nsid w:val="5D4D19EA"/>
+    <w:multiLevelType w:val="multilevel"/>
+    <w:tmpl w:val="ABBA7936"/>
+    <w:lvl w:ilvl="0">
+      <w:start w:val="1"/>
+      <w:numFmt w:val="bullet"/>
+      <w:lvlText w:val=""/>
+      <w:lvlJc w:val="left"/>
+      <w:pPr>
+        <w:tabs>
+          <w:tab w:val="num" w:pos="720"/>
+        </w:tabs>
+        <w:ind w:left="720" w:hanging="360"/>
+      </w:pPr>
+      <w:rPr>
+        <w:rFonts w:ascii="Symbol" w:hAnsi="Symbol" w:hint="default"/>
+        <w:sz w:val="20"/>
+      </w:rPr>
+    </w:lvl>
+    <w:lvl w:ilvl="1" w:tentative="1">
+      <w:start w:val="1"/>
+      <w:numFmt w:val="bullet"/>
+      <w:lvlText w:val="o"/>
+      <w:lvlJc w:val="left"/>
+      <w:pPr>
+        <w:tabs>
+          <w:tab w:val="num" w:pos="1440"/>
+        </w:tabs>
+        <w:ind w:left="1440" w:hanging="360"/>
+      </w:pPr>
+      <w:rPr>
+        <w:rFonts w:ascii="Courier New" w:hAnsi="Courier New" w:hint="default"/>
+        <w:sz w:val="20"/>
+      </w:rPr>
+    </w:lvl>
+    <w:lvl w:ilvl="2" w:tentative="1">
+      <w:start w:val="1"/>
+      <w:numFmt w:val="bullet"/>
+      <w:lvlText w:val=""/>
+      <w:lvlJc w:val="left"/>
+      <w:pPr>
+        <w:tabs>
+          <w:tab w:val="num" w:pos="2160"/>
+        </w:tabs>
+        <w:ind w:left="2160" w:hanging="360"/>
+      </w:pPr>
+      <w:rPr>
+        <w:rFonts w:ascii="Wingdings" w:hAnsi="Wingdings" w:hint="default"/>
+        <w:sz w:val="20"/>
+      </w:rPr>
+    </w:lvl>
+    <w:lvl w:ilvl="3" w:tentative="1">
+      <w:start w:val="1"/>
+      <w:numFmt w:val="bullet"/>
+      <w:lvlText w:val=""/>
+      <w:lvlJc w:val="left"/>
+      <w:pPr>
+        <w:tabs>
+          <w:tab w:val="num" w:pos="2880"/>
+        </w:tabs>
+        <w:ind w:left="2880" w:hanging="360"/>
+      </w:pPr>
+      <w:rPr>
+        <w:rFonts w:ascii="Wingdings" w:hAnsi="Wingdings" w:hint="default"/>
+        <w:sz w:val="20"/>
+      </w:rPr>
+    </w:lvl>
+    <w:lvl w:ilvl="4" w:tentative="1">
+      <w:start w:val="1"/>
+      <w:numFmt w:val="bullet"/>
+      <w:lvlText w:val=""/>
+      <w:lvlJc w:val="left"/>
+      <w:pPr>
+        <w:tabs>
+          <w:tab w:val="num" w:pos="3600"/>
+        </w:tabs>
+        <w:ind w:left="3600" w:hanging="360"/>
+      </w:pPr>
+      <w:rPr>
+        <w:rFonts w:ascii="Wingdings" w:hAnsi="Wingdings" w:hint="default"/>
+        <w:sz w:val="20"/>
+      </w:rPr>
+    </w:lvl>
+    <w:lvl w:ilvl="5" w:tentative="1">
+      <w:start w:val="1"/>
+      <w:numFmt w:val="bullet"/>
+      <w:lvlText w:val=""/>
+      <w:lvlJc w:val="left"/>
+      <w:pPr>
+        <w:tabs>
+          <w:tab w:val="num" w:pos="4320"/>
+        </w:tabs>
+        <w:ind w:left="4320" w:hanging="360"/>
+      </w:pPr>
+      <w:rPr>
+        <w:rFonts w:ascii="Wingdings" w:hAnsi="Wingdings" w:hint="default"/>
+        <w:sz w:val="20"/>
+      </w:rPr>
+    </w:lvl>
+    <w:lvl w:ilvl="6" w:tentative="1">
+      <w:start w:val="1"/>
+      <w:numFmt w:val="bullet"/>
+      <w:lvlText w:val=""/>
+      <w:lvlJc w:val="left"/>
+      <w:pPr>
+        <w:tabs>
+          <w:tab w:val="num" w:pos="5040"/>
+        </w:tabs>
+        <w:ind w:left="5040" w:hanging="360"/>
+      </w:pPr>
+      <w:rPr>
+        <w:rFonts w:ascii="Wingdings" w:hAnsi="Wingdings" w:hint="default"/>
+        <w:sz w:val="20"/>
+      </w:rPr>
+    </w:lvl>
+    <w:lvl w:ilvl="7" w:tentative="1">
+      <w:start w:val="1"/>
+      <w:numFmt w:val="bullet"/>
+      <w:lvlText w:val=""/>
+      <w:lvlJc w:val="left"/>
+      <w:pPr>
+        <w:tabs>
+          <w:tab w:val="num" w:pos="5760"/>
+        </w:tabs>
+        <w:ind w:left="5760" w:hanging="360"/>
+      </w:pPr>
+      <w:rPr>
+        <w:rFonts w:ascii="Wingdings" w:hAnsi="Wingdings" w:hint="default"/>
+        <w:sz w:val="20"/>
+      </w:rPr>
+    </w:lvl>
+    <w:lvl w:ilvl="8" w:tentative="1">
+      <w:start w:val="1"/>
+      <w:numFmt w:val="bullet"/>
+      <w:lvlText w:val=""/>
+      <w:lvlJc w:val="left"/>
+      <w:pPr>
+        <w:tabs>
+          <w:tab w:val="num" w:pos="6480"/>
+        </w:tabs>
+        <w:ind w:left="6480" w:hanging="360"/>
+      </w:pPr>
+      <w:rPr>
+        <w:rFonts w:ascii="Wingdings" w:hAnsi="Wingdings" w:hint="default"/>
+        <w:sz w:val="20"/>
+      </w:rPr>
+    </w:lvl>
+  </w:abstractNum>
+  <w:abstractNum w:abstractNumId="23" w15:restartNumberingAfterBreak="0">
     <w:nsid w:val="5EE718CF"/>
     <w:multiLevelType w:val="hybridMultilevel"/>
     <w:tmpl w:val="0F629A64"/>
@@ -8113,7 +12098,7 @@
       </w:rPr>
     </w:lvl>
   </w:abstractNum>
-  <w:abstractNum w:abstractNumId="15" w15:restartNumberingAfterBreak="0">
+  <w:abstractNum w:abstractNumId="24" w15:restartNumberingAfterBreak="0">
     <w:nsid w:val="64AE303F"/>
     <w:multiLevelType w:val="hybridMultilevel"/>
     <w:tmpl w:val="EE2815E0"/>
@@ -8226,7 +12211,7 @@
       </w:rPr>
     </w:lvl>
   </w:abstractNum>
-  <w:abstractNum w:abstractNumId="16" w15:restartNumberingAfterBreak="0">
+  <w:abstractNum w:abstractNumId="25" w15:restartNumberingAfterBreak="0">
     <w:nsid w:val="6D6932DF"/>
     <w:multiLevelType w:val="hybridMultilevel"/>
     <w:tmpl w:val="80DE4686"/>
@@ -8339,7 +12324,7 @@
       </w:rPr>
     </w:lvl>
   </w:abstractNum>
-  <w:abstractNum w:abstractNumId="17" w15:restartNumberingAfterBreak="0">
+  <w:abstractNum w:abstractNumId="26" w15:restartNumberingAfterBreak="0">
     <w:nsid w:val="749C5C81"/>
     <w:multiLevelType w:val="multilevel"/>
     <w:tmpl w:val="0D1AE47A"/>
@@ -8452,7 +12437,156 @@
       </w:rPr>
     </w:lvl>
   </w:abstractNum>
-  <w:abstractNum w:abstractNumId="18" w15:restartNumberingAfterBreak="0">
+  <w:abstractNum w:abstractNumId="27" w15:restartNumberingAfterBreak="0">
+    <w:nsid w:val="78750247"/>
+    <w:multiLevelType w:val="multilevel"/>
+    <w:tmpl w:val="18969FB0"/>
+    <w:lvl w:ilvl="0">
+      <w:start w:val="1"/>
+      <w:numFmt w:val="bullet"/>
+      <w:lvlText w:val=""/>
+      <w:lvlJc w:val="left"/>
+      <w:pPr>
+        <w:tabs>
+          <w:tab w:val="num" w:pos="720"/>
+        </w:tabs>
+        <w:ind w:left="720" w:hanging="360"/>
+      </w:pPr>
+      <w:rPr>
+        <w:rFonts w:ascii="Symbol" w:hAnsi="Symbol" w:hint="default"/>
+        <w:sz w:val="20"/>
+      </w:rPr>
+    </w:lvl>
+    <w:lvl w:ilvl="1" w:tentative="1">
+      <w:start w:val="1"/>
+      <w:numFmt w:val="bullet"/>
+      <w:lvlText w:val="o"/>
+      <w:lvlJc w:val="left"/>
+      <w:pPr>
+        <w:tabs>
+          <w:tab w:val="num" w:pos="1440"/>
+        </w:tabs>
+        <w:ind w:left="1440" w:hanging="360"/>
+      </w:pPr>
+      <w:rPr>
+        <w:rFonts w:ascii="Courier New" w:hAnsi="Courier New" w:hint="default"/>
+        <w:sz w:val="20"/>
+      </w:rPr>
+    </w:lvl>
+    <w:lvl w:ilvl="2" w:tentative="1">
+      <w:start w:val="1"/>
+      <w:numFmt w:val="bullet"/>
+      <w:lvlText w:val=""/>
+      <w:lvlJc w:val="left"/>
+      <w:pPr>
+        <w:tabs>
+          <w:tab w:val="num" w:pos="2160"/>
+        </w:tabs>
+        <w:ind w:left="2160" w:hanging="360"/>
+      </w:pPr>
+      <w:rPr>
+        <w:rFonts w:ascii="Wingdings" w:hAnsi="Wingdings" w:hint="default"/>
+        <w:sz w:val="20"/>
+      </w:rPr>
+    </w:lvl>
+    <w:lvl w:ilvl="3" w:tentative="1">
+      <w:start w:val="1"/>
+      <w:numFmt w:val="bullet"/>
+      <w:lvlText w:val=""/>
+      <w:lvlJc w:val="left"/>
+      <w:pPr>
+        <w:tabs>
+          <w:tab w:val="num" w:pos="2880"/>
+        </w:tabs>
+        <w:ind w:left="2880" w:hanging="360"/>
+      </w:pPr>
+      <w:rPr>
+        <w:rFonts w:ascii="Wingdings" w:hAnsi="Wingdings" w:hint="default"/>
+        <w:sz w:val="20"/>
+      </w:rPr>
+    </w:lvl>
+    <w:lvl w:ilvl="4" w:tentative="1">
+      <w:start w:val="1"/>
+      <w:numFmt w:val="bullet"/>
+      <w:lvlText w:val=""/>
+      <w:lvlJc w:val="left"/>
+      <w:pPr>
+        <w:tabs>
+          <w:tab w:val="num" w:pos="3600"/>
+        </w:tabs>
+        <w:ind w:left="3600" w:hanging="360"/>
+      </w:pPr>
+      <w:rPr>
+        <w:rFonts w:ascii="Wingdings" w:hAnsi="Wingdings" w:hint="default"/>
+        <w:sz w:val="20"/>
+      </w:rPr>
+    </w:lvl>
+    <w:lvl w:ilvl="5" w:tentative="1">
+      <w:start w:val="1"/>
+      <w:numFmt w:val="bullet"/>
+      <w:lvlText w:val=""/>
+      <w:lvlJc w:val="left"/>
+      <w:pPr>
+        <w:tabs>
+          <w:tab w:val="num" w:pos="4320"/>
+        </w:tabs>
+        <w:ind w:left="4320" w:hanging="360"/>
+      </w:pPr>
+      <w:rPr>
+        <w:rFonts w:ascii="Wingdings" w:hAnsi="Wingdings" w:hint="default"/>
+        <w:sz w:val="20"/>
+      </w:rPr>
+    </w:lvl>
+    <w:lvl w:ilvl="6" w:tentative="1">
+      <w:start w:val="1"/>
+      <w:numFmt w:val="bullet"/>
+      <w:lvlText w:val=""/>
+      <w:lvlJc w:val="left"/>
+      <w:pPr>
+        <w:tabs>
+          <w:tab w:val="num" w:pos="5040"/>
+        </w:tabs>
+        <w:ind w:left="5040" w:hanging="360"/>
+      </w:pPr>
+      <w:rPr>
+        <w:rFonts w:ascii="Wingdings" w:hAnsi="Wingdings" w:hint="default"/>
+        <w:sz w:val="20"/>
+      </w:rPr>
+    </w:lvl>
+    <w:lvl w:ilvl="7" w:tentative="1">
+      <w:start w:val="1"/>
+      <w:numFmt w:val="bullet"/>
+      <w:lvlText w:val=""/>
+      <w:lvlJc w:val="left"/>
+      <w:pPr>
+        <w:tabs>
+          <w:tab w:val="num" w:pos="5760"/>
+        </w:tabs>
+        <w:ind w:left="5760" w:hanging="360"/>
+      </w:pPr>
+      <w:rPr>
+        <w:rFonts w:ascii="Wingdings" w:hAnsi="Wingdings" w:hint="default"/>
+        <w:sz w:val="20"/>
+      </w:rPr>
+    </w:lvl>
+    <w:lvl w:ilvl="8" w:tentative="1">
+      <w:start w:val="1"/>
+      <w:numFmt w:val="bullet"/>
+      <w:lvlText w:val=""/>
+      <w:lvlJc w:val="left"/>
+      <w:pPr>
+        <w:tabs>
+          <w:tab w:val="num" w:pos="6480"/>
+        </w:tabs>
+        <w:ind w:left="6480" w:hanging="360"/>
+      </w:pPr>
+      <w:rPr>
+        <w:rFonts w:ascii="Wingdings" w:hAnsi="Wingdings" w:hint="default"/>
+        <w:sz w:val="20"/>
+      </w:rPr>
+    </w:lvl>
+  </w:abstractNum>
+  <w:abstractNum w:abstractNumId="28" w15:restartNumberingAfterBreak="0">
     <w:nsid w:val="7C0516B5"/>
     <w:multiLevelType w:val="multilevel"/>
     <w:tmpl w:val="9982BF3E"/>
@@ -8565,50 +12699,199 @@
       </w:rPr>
     </w:lvl>
   </w:abstractNum>
+  <w:abstractNum w:abstractNumId="29" w15:restartNumberingAfterBreak="0">
+    <w:nsid w:val="7D4A5CFC"/>
+    <w:multiLevelType w:val="multilevel"/>
+    <w:tmpl w:val="F46EE534"/>
+    <w:lvl w:ilvl="0">
+      <w:start w:val="1"/>
+      <w:numFmt w:val="bullet"/>
+      <w:lvlText w:val=""/>
+      <w:lvlJc w:val="left"/>
+      <w:pPr>
+        <w:tabs>
+          <w:tab w:val="num" w:pos="720"/>
+        </w:tabs>
+        <w:ind w:left="720" w:hanging="360"/>
+      </w:pPr>
+      <w:rPr>
+        <w:rFonts w:ascii="Symbol" w:hAnsi="Symbol" w:hint="default"/>
+        <w:sz w:val="20"/>
+      </w:rPr>
+    </w:lvl>
+    <w:lvl w:ilvl="1" w:tentative="1">
+      <w:start w:val="1"/>
+      <w:numFmt w:val="bullet"/>
+      <w:lvlText w:val="o"/>
+      <w:lvlJc w:val="left"/>
+      <w:pPr>
+        <w:tabs>
+          <w:tab w:val="num" w:pos="1440"/>
+        </w:tabs>
+        <w:ind w:left="1440" w:hanging="360"/>
+      </w:pPr>
+      <w:rPr>
+        <w:rFonts w:ascii="Courier New" w:hAnsi="Courier New" w:hint="default"/>
+        <w:sz w:val="20"/>
+      </w:rPr>
+    </w:lvl>
+    <w:lvl w:ilvl="2" w:tentative="1">
+      <w:start w:val="1"/>
+      <w:numFmt w:val="bullet"/>
+      <w:lvlText w:val=""/>
+      <w:lvlJc w:val="left"/>
+      <w:pPr>
+        <w:tabs>
+          <w:tab w:val="num" w:pos="2160"/>
+        </w:tabs>
+        <w:ind w:left="2160" w:hanging="360"/>
+      </w:pPr>
+      <w:rPr>
+        <w:rFonts w:ascii="Wingdings" w:hAnsi="Wingdings" w:hint="default"/>
+        <w:sz w:val="20"/>
+      </w:rPr>
+    </w:lvl>
+    <w:lvl w:ilvl="3" w:tentative="1">
+      <w:start w:val="1"/>
+      <w:numFmt w:val="bullet"/>
+      <w:lvlText w:val=""/>
+      <w:lvlJc w:val="left"/>
+      <w:pPr>
+        <w:tabs>
+          <w:tab w:val="num" w:pos="2880"/>
+        </w:tabs>
+        <w:ind w:left="2880" w:hanging="360"/>
+      </w:pPr>
+      <w:rPr>
+        <w:rFonts w:ascii="Wingdings" w:hAnsi="Wingdings" w:hint="default"/>
+        <w:sz w:val="20"/>
+      </w:rPr>
+    </w:lvl>
+    <w:lvl w:ilvl="4" w:tentative="1">
+      <w:start w:val="1"/>
+      <w:numFmt w:val="bullet"/>
+      <w:lvlText w:val=""/>
+      <w:lvlJc w:val="left"/>
+      <w:pPr>
+        <w:tabs>
+          <w:tab w:val="num" w:pos="3600"/>
+        </w:tabs>
+        <w:ind w:left="3600" w:hanging="360"/>
+      </w:pPr>
+      <w:rPr>
+        <w:rFonts w:ascii="Wingdings" w:hAnsi="Wingdings" w:hint="default"/>
+        <w:sz w:val="20"/>
+      </w:rPr>
+    </w:lvl>
+    <w:lvl w:ilvl="5" w:tentative="1">
+      <w:start w:val="1"/>
+      <w:numFmt w:val="bullet"/>
+      <w:lvlText w:val=""/>
+      <w:lvlJc w:val="left"/>
+      <w:pPr>
+        <w:tabs>
+          <w:tab w:val="num" w:pos="4320"/>
+        </w:tabs>
+        <w:ind w:left="4320" w:hanging="360"/>
+      </w:pPr>
+      <w:rPr>
+        <w:rFonts w:ascii="Wingdings" w:hAnsi="Wingdings" w:hint="default"/>
+        <w:sz w:val="20"/>
+      </w:rPr>
+    </w:lvl>
+    <w:lvl w:ilvl="6" w:tentative="1">
+      <w:start w:val="1"/>
+      <w:numFmt w:val="bullet"/>
+      <w:lvlText w:val=""/>
+      <w:lvlJc w:val="left"/>
+      <w:pPr>
+        <w:tabs>
+          <w:tab w:val="num" w:pos="5040"/>
+        </w:tabs>
+        <w:ind w:left="5040" w:hanging="360"/>
+      </w:pPr>
+      <w:rPr>
+        <w:rFonts w:ascii="Wingdings" w:hAnsi="Wingdings" w:hint="default"/>
+        <w:sz w:val="20"/>
+      </w:rPr>
+    </w:lvl>
+    <w:lvl w:ilvl="7" w:tentative="1">
+      <w:start w:val="1"/>
+      <w:numFmt w:val="bullet"/>
+      <w:lvlText w:val=""/>
+      <w:lvlJc w:val="left"/>
+      <w:pPr>
+        <w:tabs>
+          <w:tab w:val="num" w:pos="5760"/>
+        </w:tabs>
+        <w:ind w:left="5760" w:hanging="360"/>
+      </w:pPr>
+      <w:rPr>
+        <w:rFonts w:ascii="Wingdings" w:hAnsi="Wingdings" w:hint="default"/>
+        <w:sz w:val="20"/>
+      </w:rPr>
+    </w:lvl>
+    <w:lvl w:ilvl="8" w:tentative="1">
+      <w:start w:val="1"/>
+      <w:numFmt w:val="bullet"/>
+      <w:lvlText w:val=""/>
+      <w:lvlJc w:val="left"/>
+      <w:pPr>
+        <w:tabs>
+          <w:tab w:val="num" w:pos="6480"/>
+        </w:tabs>
+        <w:ind w:left="6480" w:hanging="360"/>
+      </w:pPr>
+      <w:rPr>
+        <w:rFonts w:ascii="Wingdings" w:hAnsi="Wingdings" w:hint="default"/>
+        <w:sz w:val="20"/>
+      </w:rPr>
+    </w:lvl>
+  </w:abstractNum>
   <w:num w:numId="1" w16cid:durableId="1918511666">
+    <w:abstractNumId w:val="25"/>
+  </w:num>
+  <w:num w:numId="2" w16cid:durableId="1743869552">
+    <w:abstractNumId w:val="23"/>
+  </w:num>
+  <w:num w:numId="3" w16cid:durableId="1618828829">
+    <w:abstractNumId w:val="14"/>
+  </w:num>
+  <w:num w:numId="4" w16cid:durableId="1440643127">
+    <w:abstractNumId w:val="13"/>
+  </w:num>
+  <w:num w:numId="5" w16cid:durableId="1066494486">
+    <w:abstractNumId w:val="12"/>
+  </w:num>
+  <w:num w:numId="6" w16cid:durableId="1972786649">
+    <w:abstractNumId w:val="24"/>
+  </w:num>
+  <w:num w:numId="7" w16cid:durableId="2091388379">
+    <w:abstractNumId w:val="2"/>
+  </w:num>
+  <w:num w:numId="8" w16cid:durableId="708997485">
+    <w:abstractNumId w:val="8"/>
+  </w:num>
+  <w:num w:numId="9" w16cid:durableId="1485656888">
     <w:abstractNumId w:val="16"/>
   </w:num>
-  <w:num w:numId="2" w16cid:durableId="1743869552">
-    <w:abstractNumId w:val="14"/>
+  <w:num w:numId="10" w16cid:durableId="732587409">
+    <w:abstractNumId w:val="11"/>
   </w:num>
-  <w:num w:numId="3" w16cid:durableId="1618828829">
-    <w:abstractNumId w:val="8"/>
-  </w:num>
-  <w:num w:numId="4" w16cid:durableId="1440643127">
+  <w:num w:numId="11" w16cid:durableId="1555628105">
     <w:abstractNumId w:val="7"/>
   </w:num>
-  <w:num w:numId="5" w16cid:durableId="1066494486">
-    <w:abstractNumId w:val="6"/>
+  <w:num w:numId="12" w16cid:durableId="396787527">
+    <w:abstractNumId w:val="5"/>
   </w:num>
-  <w:num w:numId="6" w16cid:durableId="1972786649">
+  <w:num w:numId="13" w16cid:durableId="1648440891">
     <w:abstractNumId w:val="15"/>
   </w:num>
-  <w:num w:numId="7" w16cid:durableId="2091388379">
-    <w:abstractNumId w:val="0"/>
-  </w:num>
-  <w:num w:numId="8" w16cid:durableId="708997485">
-    <w:abstractNumId w:val="4"/>
-  </w:num>
-  <w:num w:numId="9" w16cid:durableId="1485656888">
-    <w:abstractNumId w:val="10"/>
-  </w:num>
-  <w:num w:numId="10" w16cid:durableId="732587409">
-    <w:abstractNumId w:val="5"/>
-  </w:num>
-  <w:num w:numId="11" w16cid:durableId="1555628105">
-    <w:abstractNumId w:val="3"/>
-  </w:num>
-  <w:num w:numId="12" w16cid:durableId="396787527">
-    <w:abstractNumId w:val="2"/>
-  </w:num>
-  <w:num w:numId="13" w16cid:durableId="1648440891">
-    <w:abstractNumId w:val="9"/>
-  </w:num>
   <w:num w:numId="14" w16cid:durableId="1592348870">
-    <w:abstractNumId w:val="11"/>
+    <w:abstractNumId w:val="17"/>
   </w:num>
   <w:num w:numId="15" w16cid:durableId="388574398">
-    <w:abstractNumId w:val="7"/>
+    <w:abstractNumId w:val="13"/>
     <w:lvlOverride w:ilvl="0">
       <w:startOverride w:val="1"/>
     </w:lvlOverride>
@@ -8638,7 +12921,7 @@
     </w:lvlOverride>
   </w:num>
   <w:num w:numId="16" w16cid:durableId="1217663372">
-    <w:abstractNumId w:val="7"/>
+    <w:abstractNumId w:val="13"/>
     <w:lvlOverride w:ilvl="0">
       <w:startOverride w:val="1"/>
     </w:lvlOverride>
@@ -8650,19 +12933,52 @@
     </w:lvlOverride>
   </w:num>
   <w:num w:numId="17" w16cid:durableId="526941596">
-    <w:abstractNumId w:val="13"/>
+    <w:abstractNumId w:val="21"/>
   </w:num>
   <w:num w:numId="18" w16cid:durableId="1435785595">
-    <w:abstractNumId w:val="12"/>
+    <w:abstractNumId w:val="20"/>
   </w:num>
   <w:num w:numId="19" w16cid:durableId="556552626">
-    <w:abstractNumId w:val="18"/>
+    <w:abstractNumId w:val="28"/>
   </w:num>
   <w:num w:numId="20" w16cid:durableId="1315405800">
+    <w:abstractNumId w:val="3"/>
+  </w:num>
+  <w:num w:numId="21" w16cid:durableId="1666736484">
+    <w:abstractNumId w:val="26"/>
+  </w:num>
+  <w:num w:numId="22" w16cid:durableId="1230116118">
+    <w:abstractNumId w:val="29"/>
+  </w:num>
+  <w:num w:numId="23" w16cid:durableId="1462502860">
+    <w:abstractNumId w:val="9"/>
+  </w:num>
+  <w:num w:numId="24" w16cid:durableId="1487630927">
+    <w:abstractNumId w:val="6"/>
+  </w:num>
+  <w:num w:numId="25" w16cid:durableId="2092849061">
+    <w:abstractNumId w:val="4"/>
+  </w:num>
+  <w:num w:numId="26" w16cid:durableId="1583106279">
+    <w:abstractNumId w:val="19"/>
+  </w:num>
+  <w:num w:numId="27" w16cid:durableId="935284251">
+    <w:abstractNumId w:val="10"/>
+  </w:num>
+  <w:num w:numId="28" w16cid:durableId="1160543629">
+    <w:abstractNumId w:val="27"/>
+  </w:num>
+  <w:num w:numId="29" w16cid:durableId="910385344">
+    <w:abstractNumId w:val="22"/>
+  </w:num>
+  <w:num w:numId="30" w16cid:durableId="691229414">
     <w:abstractNumId w:val="1"/>
   </w:num>
-  <w:num w:numId="21" w16cid:durableId="1666736484">
-    <w:abstractNumId w:val="17"/>
+  <w:num w:numId="31" w16cid:durableId="1913588080">
+    <w:abstractNumId w:val="0"/>
+  </w:num>
+  <w:num w:numId="32" w16cid:durableId="1009909942">
+    <w:abstractNumId w:val="18"/>
   </w:num>
 </w:numbering>
 </file>
@@ -9132,7 +13448,7 @@
     <w:uiPriority w:val="9"/>
     <w:unhideWhenUsed/>
     <w:qFormat/>
-    <w:rsid w:val="002344FD"/>
+    <w:rsid w:val="00003C54"/>
     <w:pPr>
       <w:keepNext/>
       <w:keepLines/>
@@ -9284,7 +13600,6 @@
   <w:style w:type="character" w:default="1" w:styleId="Fuentedeprrafopredeter">
     <w:name w:val="Default Paragraph Font"/>
     <w:uiPriority w:val="1"/>
-    <w:semiHidden/>
     <w:unhideWhenUsed/>
   </w:style>
   <w:style w:type="table" w:default="1" w:styleId="Tablanormal">
@@ -9340,7 +13655,7 @@
     <w:basedOn w:val="Fuentedeprrafopredeter"/>
     <w:link w:val="Ttulo3"/>
     <w:uiPriority w:val="9"/>
-    <w:rsid w:val="002344FD"/>
+    <w:rsid w:val="00003C54"/>
     <w:rPr>
       <w:rFonts w:ascii="Times New Roman" w:eastAsiaTheme="majorEastAsia" w:hAnsi="Times New Roman" w:cstheme="majorBidi"/>
       <w:b/>
@@ -9861,6 +14176,124 @@
       <w:spacing w:after="100"/>
     </w:pPr>
   </w:style>
+  <w:style w:type="table" w:styleId="Tablaconcuadrcula">
+    <w:name w:val="Table Grid"/>
+    <w:basedOn w:val="Tablanormal"/>
+    <w:uiPriority w:val="39"/>
+    <w:rsid w:val="00E86D02"/>
+    <w:pPr>
+      <w:spacing w:after="0" w:line="240" w:lineRule="auto"/>
+    </w:pPr>
+    <w:tblPr>
+      <w:tblBorders>
+        <w:top w:val="single" w:sz="4" w:space="0" w:color="auto"/>
+        <w:left w:val="single" w:sz="4" w:space="0" w:color="auto"/>
+        <w:bottom w:val="single" w:sz="4" w:space="0" w:color="auto"/>
+        <w:right w:val="single" w:sz="4" w:space="0" w:color="auto"/>
+        <w:insideH w:val="single" w:sz="4" w:space="0" w:color="auto"/>
+        <w:insideV w:val="single" w:sz="4" w:space="0" w:color="auto"/>
+      </w:tblBorders>
+    </w:tblPr>
+  </w:style>
+  <w:style w:type="table" w:styleId="Tablanormal2">
+    <w:name w:val="Plain Table 2"/>
+    <w:basedOn w:val="Tablanormal"/>
+    <w:uiPriority w:val="42"/>
+    <w:rsid w:val="00E86D02"/>
+    <w:pPr>
+      <w:spacing w:after="0" w:line="240" w:lineRule="auto"/>
+    </w:pPr>
+    <w:tblPr>
+      <w:tblStyleRowBandSize w:val="1"/>
+      <w:tblStyleColBandSize w:val="1"/>
+      <w:tblBorders>
+        <w:top w:val="single" w:sz="4" w:space="0" w:color="7F7F7F" w:themeColor="text1" w:themeTint="80"/>
+        <w:bottom w:val="single" w:sz="4" w:space="0" w:color="7F7F7F" w:themeColor="text1" w:themeTint="80"/>
+      </w:tblBorders>
+    </w:tblPr>
+    <w:tblStylePr w:type="firstRow">
+      <w:rPr>
+        <w:b/>
+        <w:bCs/>
+      </w:rPr>
+      <w:tblPr/>
+      <w:tcPr>
+        <w:tcBorders>
+          <w:bottom w:val="single" w:sz="4" w:space="0" w:color="7F7F7F" w:themeColor="text1" w:themeTint="80"/>
+        </w:tcBorders>
+      </w:tcPr>
+    </w:tblStylePr>
+    <w:tblStylePr w:type="lastRow">
+      <w:rPr>
+        <w:b/>
+        <w:bCs/>
+      </w:rPr>
+      <w:tblPr/>
+      <w:tcPr>
+        <w:tcBorders>
+          <w:top w:val="single" w:sz="4" w:space="0" w:color="7F7F7F" w:themeColor="text1" w:themeTint="80"/>
+        </w:tcBorders>
+      </w:tcPr>
+    </w:tblStylePr>
+    <w:tblStylePr w:type="firstCol">
+      <w:rPr>
+        <w:b/>
+        <w:bCs/>
+      </w:rPr>
+    </w:tblStylePr>
+    <w:tblStylePr w:type="lastCol">
+      <w:rPr>
+        <w:b/>
+        <w:bCs/>
+      </w:rPr>
+    </w:tblStylePr>
+    <w:tblStylePr w:type="band1Vert">
+      <w:tblPr/>
+      <w:tcPr>
+        <w:tcBorders>
+          <w:left w:val="single" w:sz="4" w:space="0" w:color="7F7F7F" w:themeColor="text1" w:themeTint="80"/>
+          <w:right w:val="single" w:sz="4" w:space="0" w:color="7F7F7F" w:themeColor="text1" w:themeTint="80"/>
+        </w:tcBorders>
+      </w:tcPr>
+    </w:tblStylePr>
+    <w:tblStylePr w:type="band2Vert">
+      <w:tblPr/>
+      <w:tcPr>
+        <w:tcBorders>
+          <w:left w:val="single" w:sz="4" w:space="0" w:color="7F7F7F" w:themeColor="text1" w:themeTint="80"/>
+          <w:right w:val="single" w:sz="4" w:space="0" w:color="7F7F7F" w:themeColor="text1" w:themeTint="80"/>
+        </w:tcBorders>
+      </w:tcPr>
+    </w:tblStylePr>
+    <w:tblStylePr w:type="band1Horz">
+      <w:tblPr/>
+      <w:tcPr>
+        <w:tcBorders>
+          <w:top w:val="single" w:sz="4" w:space="0" w:color="7F7F7F" w:themeColor="text1" w:themeTint="80"/>
+          <w:bottom w:val="single" w:sz="4" w:space="0" w:color="7F7F7F" w:themeColor="text1" w:themeTint="80"/>
+        </w:tcBorders>
+      </w:tcPr>
+    </w:tblStylePr>
+  </w:style>
+  <w:style w:type="paragraph" w:styleId="Descripcin">
+    <w:name w:val="caption"/>
+    <w:basedOn w:val="Normal"/>
+    <w:next w:val="Normal"/>
+    <w:uiPriority w:val="35"/>
+    <w:unhideWhenUsed/>
+    <w:qFormat/>
+    <w:rsid w:val="00E86D02"/>
+    <w:pPr>
+      <w:spacing w:after="200" w:line="240" w:lineRule="auto"/>
+    </w:pPr>
+    <w:rPr>
+      <w:i/>
+      <w:iCs/>
+      <w:color w:val="0E2841" w:themeColor="text2"/>
+      <w:sz w:val="18"/>
+      <w:szCs w:val="18"/>
+    </w:rPr>
+  </w:style>
 </w:styles>
 </file>
 
@@ -9957,25 +14390,19 @@
 
 <file path=word/glossary/fontTable.xml><?xml version="1.0" encoding="utf-8"?>
 <w:fonts xmlns:mc="http://schemas.openxmlformats.org/markup-compatibility/2006" xmlns:r="http://schemas.openxmlformats.org/officeDocument/2006/relationships" xmlns:w="http://schemas.openxmlformats.org/wordprocessingml/2006/main" xmlns:w14="http://schemas.microsoft.com/office/word/2010/wordml" xmlns:w15="http://schemas.microsoft.com/office/word/2012/wordml" xmlns:w16cex="http://schemas.microsoft.com/office/word/2018/wordml/cex" xmlns:w16cid="http://schemas.microsoft.com/office/word/2016/wordml/cid" xmlns:w16="http://schemas.microsoft.com/office/word/2018/wordml" xmlns:w16du="http://schemas.microsoft.com/office/word/2023/wordml/word16du" xmlns:w16sdtdh="http://schemas.microsoft.com/office/word/2020/wordml/sdtdatahash" xmlns:w16sdtfl="http://schemas.microsoft.com/office/word/2024/wordml/sdtformatlock" xmlns:w16se="http://schemas.microsoft.com/office/word/2015/wordml/symex" mc:Ignorable="w14 w15 w16se w16cid w16 w16cex w16sdtdh w16sdtfl w16du">
+  <w:font w:name="Symbol">
+    <w:panose1 w:val="05050102010706020507"/>
+    <w:charset w:val="02"/>
+    <w:family w:val="roman"/>
+    <w:pitch w:val="variable"/>
+    <w:sig w:usb0="00000000" w:usb1="10000000" w:usb2="00000000" w:usb3="00000000" w:csb0="80000000" w:csb1="00000000"/>
+  </w:font>
   <w:font w:name="Times New Roman">
     <w:panose1 w:val="02020603050405020304"/>
     <w:charset w:val="00"/>
     <w:family w:val="roman"/>
     <w:pitch w:val="variable"/>
     <w:sig w:usb0="E0002EFF" w:usb1="C000785B" w:usb2="00000009" w:usb3="00000000" w:csb0="000001FF" w:csb1="00000000"/>
-  </w:font>
-  <w:font w:name="Aptos">
-    <w:charset w:val="00"/>
-    <w:family w:val="swiss"/>
-    <w:pitch w:val="variable"/>
-    <w:sig w:usb0="20000287" w:usb1="00000003" w:usb2="00000000" w:usb3="00000000" w:csb0="0000019F" w:csb1="00000000"/>
-  </w:font>
-  <w:font w:name="Symbol">
-    <w:panose1 w:val="05050102010706020507"/>
-    <w:charset w:val="02"/>
-    <w:family w:val="roman"/>
-    <w:pitch w:val="variable"/>
-    <w:sig w:usb0="00000000" w:usb1="10000000" w:usb2="00000000" w:usb3="00000000" w:csb0="80000000" w:csb1="00000000"/>
   </w:font>
   <w:font w:name="Courier New">
     <w:panose1 w:val="02070309020205020404"/>
@@ -9990,6 +14417,12 @@
     <w:family w:val="auto"/>
     <w:pitch w:val="variable"/>
     <w:sig w:usb0="00000000" w:usb1="10000000" w:usb2="00000000" w:usb3="00000000" w:csb0="80000000" w:csb1="00000000"/>
+  </w:font>
+  <w:font w:name="Aptos">
+    <w:charset w:val="00"/>
+    <w:family w:val="swiss"/>
+    <w:pitch w:val="variable"/>
+    <w:sig w:usb0="20000287" w:usb1="00000003" w:usb2="00000000" w:usb3="00000000" w:csb0="0000019F" w:csb1="00000000"/>
   </w:font>
   <w:font w:name="Aptos Display">
     <w:charset w:val="00"/>
@@ -10040,6 +14473,7 @@
     <w:rsid w:val="00204C36"/>
     <w:rsid w:val="0021673A"/>
     <w:rsid w:val="00247926"/>
+    <w:rsid w:val="00250687"/>
     <w:rsid w:val="0025625D"/>
     <w:rsid w:val="00273928"/>
     <w:rsid w:val="00274A90"/>
@@ -10050,11 +14484,13 @@
     <w:rsid w:val="00383206"/>
     <w:rsid w:val="00392BD3"/>
     <w:rsid w:val="00402964"/>
+    <w:rsid w:val="004737C7"/>
     <w:rsid w:val="00522576"/>
     <w:rsid w:val="005268E3"/>
     <w:rsid w:val="005829C3"/>
     <w:rsid w:val="005C05DE"/>
     <w:rsid w:val="005C23BD"/>
+    <w:rsid w:val="005C4596"/>
     <w:rsid w:val="005D6A70"/>
     <w:rsid w:val="00646B67"/>
     <w:rsid w:val="006474A2"/>
@@ -10062,6 +14498,8 @@
     <w:rsid w:val="006B61A9"/>
     <w:rsid w:val="00730454"/>
     <w:rsid w:val="007541C1"/>
+    <w:rsid w:val="007801EF"/>
+    <w:rsid w:val="007A0C9F"/>
     <w:rsid w:val="007A2B2A"/>
     <w:rsid w:val="007C0E0E"/>
     <w:rsid w:val="007D4839"/>
@@ -10070,6 +14508,7 @@
     <w:rsid w:val="00826CD1"/>
     <w:rsid w:val="00854FC0"/>
     <w:rsid w:val="0086315F"/>
+    <w:rsid w:val="00871135"/>
     <w:rsid w:val="008977FF"/>
     <w:rsid w:val="008B63AE"/>
     <w:rsid w:val="008C58CB"/>
@@ -10100,6 +14539,7 @@
     <w:rsid w:val="00E25F49"/>
     <w:rsid w:val="00E3600C"/>
     <w:rsid w:val="00E7090D"/>
+    <w:rsid w:val="00E7489D"/>
     <w:rsid w:val="00EA15A0"/>
     <w:rsid w:val="00EB125F"/>
     <w:rsid w:val="00EB4FE9"/>
@@ -10107,7 +14547,10 @@
     <w:rsid w:val="00EF0399"/>
     <w:rsid w:val="00F278C1"/>
     <w:rsid w:val="00F315D1"/>
+    <w:rsid w:val="00F358F0"/>
     <w:rsid w:val="00F46B0C"/>
+    <w:rsid w:val="00F66F6A"/>
+    <w:rsid w:val="00FE1904"/>
   </w:rsids>
   <m:mathPr>
     <m:mathFont m:val="Cambria Math"/>
@@ -10563,7 +15006,7 @@
     <w:basedOn w:val="Fuentedeprrafopredeter"/>
     <w:uiPriority w:val="99"/>
     <w:semiHidden/>
-    <w:rsid w:val="00EF0399"/>
+    <w:rsid w:val="00F358F0"/>
     <w:rPr>
       <w:color w:val="666666"/>
     </w:rPr>
@@ -10897,7 +15340,7 @@
 
 <file path=word/webextensions/taskpanes.xml><?xml version="1.0" encoding="utf-8"?>
 <wetp:taskpanes xmlns:wetp="http://schemas.microsoft.com/office/webextensions/taskpanes/2010/11">
-  <wetp:taskpane dockstate="right" visibility="0" width="438" row="0">
+  <wetp:taskpane dockstate="right" visibility="0" width="438" row="1">
     <wetp:webextensionref xmlns:r="http://schemas.openxmlformats.org/officeDocument/2006/relationships" r:id="rId1"/>
   </wetp:taskpane>
 </wetp:taskpanes>
@@ -10910,7 +15353,7 @@
     <we:reference id="WA104382081" version="1.55.1.0" store="es-ES" storeType="OMEX"/>
   </we:alternateReferences>
   <we:properties>
-    <we:property name="MENDELEY_CITATIONS" value="[{&quot;citationID&quot;:&quot;MENDELEY_CITATION_f28c964d-17bc-458d-a527-1c1e9395ce36&quot;,&quot;properties&quot;:{&quot;noteIndex&quot;:0},&quot;isEdited&quot;:false,&quot;manualOverride&quot;:{&quot;isManuallyOverridden&quot;:false,&quot;citeprocText&quot;:&quot;[1]&quot;,&quot;manualOverrideText&quot;:&quot;&quot;},&quot;citationTag&quot;:&quot;MENDELEY_CITATION_v3_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&quot;,&quot;citationItems&quot;:[{&quot;id&quot;:&quot;c25252e4-a07b-3e36-a85f-416432921fd5&quot;,&quot;itemData&quot;:{&quot;type&quot;:&quot;article-journal&quot;,&quot;id&quot;:&quot;c25252e4-a07b-3e36-a85f-416432921fd5&quot;,&quot;title&quot;:&quot;Artificial Intelligence and the Future of Work: Job Shifting Not Job Loss&quot;,&quot;author&quot;:[{&quot;family&quot;:&quot;George&quot;,&quot;given&quot;:&quot;A Shaji&quot;,&quot;parse-names&quot;:false,&quot;dropping-particle&quot;:&quot;&quot;,&quot;non-dropping-particle&quot;:&quot;&quot;}],&quot;DOI&quot;:&quot;10.5281/zenodo.10936490&quot;,&quot;URL&quot;:&quot;www.puirp.com&quot;,&quot;issued&quot;:{&quot;date-parts&quot;:[[2024]]},&quot;abstract&quot;:&quot;As artificial intelligence (AI) and automation technologies advance fast, substantial discussion remains about their influence on jobs and employment. Some expect enormous job losses and structural unemployment as computers and algorithms replace human workers in a variety of industries. However, the prevailing scholarly viewpoint is that, while AI will revolutionize work, it will not result in long-term job losses. AI is projected to have a net impact of job shifting rather than job loss by increasing productivity, accelerating economic growth, changing the structure of jobs, and allowing sectoral employment transitions. Detailed productivity evaluations show a strong correlation between productivity gains and net job creation. A 2022 meta-analysis of 127 papers indicated that productivity increases consistently improve employment and wages. Additional crosscountry data from the OECD shows this association across a wide range of industrialized and emerging countries. Meanwhile, long-term data reveal that working hours have steadily decreased in recent decades without causing significant job losses, while productivity and earnings have increased in parallel. Integrating AI to automate monotonous jobs and improve human capabilities could fuel this trend. Displaced workers can transfer into new occupational jobs with adequate skilling and transition support rather than facing long periods of unemployment. Sectoral shifts have also characterized historical labor market evolutions following technology disruptions. As innovative industries outcompete legacy ones, economies undergo structural transformations. Current trends show that services are expanding while manufacturing is contracting in most sophisticated countries. AI and automation will most certainly speed the shift of occupations from manual production to skilled service roles, hence facilitating this transition. With appropriate government provisions such as retraining programs and educational expansions, the necessary employment transitions between sectors can occur smoothly rather than disruptively. In summary, while the AI revolution will fundamentally alter labor markets, effective governmental measures can ensure that job shifting outpaces loss. Workers must be supported in regularly adapting their skill sets and transitioning into new roles. Firms should invest in personnel skill development as well as smart technology integration. And governments should develop multiple ways to assist different groups in navigating the transitions, including the extension of social safety nets where appropriate. With coordinated efforts to optimize human-AI collaboration, this technology tsunami does not have to result in negative job impacts, but can instead place people in more rewarding, higher-value jobs. The view remains cautiously encouraging, providing stakeholders focus on boosting human talents to share in the AI-driven productivity windfall rather than simply displacing them.&quot;,&quot;container-title-short&quot;:&quot;&quot;},&quot;isTemporary&quot;:false,&quot;suppress-author&quot;:false,&quot;composite&quot;:false,&quot;author-only&quot;:false}]},{&quot;citationID&quot;:&quot;MENDELEY_CITATION_8dfcf854-6ba4-433d-8326-861463938067&quot;,&quot;properties&quot;:{&quot;noteIndex&quot;:0},&quot;isEdited&quot;:false,&quot;manualOverride&quot;:{&quot;isManuallyOverridden&quot;:false,&quot;citeprocText&quot;:&quot;[2]&quot;,&quot;manualOverrideText&quot;:&quot;&quot;},&quot;citationTag&quot;:&quot;MENDELEY_CITATION_v3_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&quot;,&quot;citationItems&quot;:[{&quot;id&quot;:&quot;fc44d4d6-d406-3b0d-9047-f22566bd0362&quot;,&quot;itemData&quot;:{&quot;type&quot;:&quot;article&quot;,&quot;id&quot;:&quot;fc44d4d6-d406-3b0d-9047-f22566bd0362&quot;,&quot;title&quot;:&quot;DeepSeek and GPT Fall Behind: Claude Leads in Zero-Shot Consumer Complaints Classification&quot;,&quot;author&quot;:[{&quot;family&quot;:&quot;Roumeliotis&quot;,&quot;given&quot;:&quot;Konstantinos I.&quot;,&quot;parse-names&quot;:false,&quot;dropping-particle&quot;:&quot;&quot;,&quot;non-dropping-particle&quot;:&quot;&quot;},{&quot;family&quot;:&quot;Tselikas&quot;,&quot;given&quot;:&quot;Nikolaos D.&quot;,&quot;parse-names&quot;:false,&quot;dropping-particle&quot;:&quot;&quot;,&quot;non-dropping-particle&quot;:&quot;&quot;},{&quot;family&quot;:&quot;Nasiopoulos&quot;,&quot;given&quot;:&quot;Dimitrios K.&quot;,&quot;parse-names&quot;:false,&quot;dropping-particle&quot;:&quot;&quot;,&quot;non-dropping-particle&quot;:&quot;&quot;}],&quot;DOI&quot;:&quot;10.20944/preprints202502.0720.v1&quot;,&quot;URL&quot;:&quot;https://www.preprints.org/manuscript/202502.0720/v1&quot;,&quot;issued&quot;:{&quot;date-parts&quot;:[[2025,2,10]]},&quot;abstract&quot;:&quot;&lt;p&gt;Large language models (LLMs) have demonstrated remarkable capabilities in various natural language processing (NLP) tasks, but their effectiveness in real-world consumer complaint classification without fine-tuning remains uncertain. Zero-shot classification is particularly challenging in finance, where complaint categories often overlap, requiring a deep understanding of nuanced language. In this study, we evaluate the zero-shot classification performance of leading LLMs— DeepSeek-V3, OpenAI’s GPT-4o and GPT-4o mini, and Anthropic’s Claude 3.5 Sonnet and Claude 3.5 Haiku—on consumer complaints submitted to the Consumer Financial Protection Bureau (CFPB). These models were tasked with categorizing complaints into five predefined financial classes based solely on complaint text. Performance was measured using accuracy, precision, recall, F1-score, and heatmaps to identify classification patterns. While DeepSeek Chat and GPT-4o produced competitive results, Claude 3.5 Sonnet consistently outperformed all models, demonstrating superior classification accuracy and efficiency. These findings highlight the relative strengths and limitations of DeepSeek-V3 and other top-tier models in financial text processing, providing valuable insights into their practical applications.&lt;/p&gt;&quot;,&quot;container-title-short&quot;:&quot;&quot;},&quot;isTemporary&quot;:false,&quot;suppress-author&quot;:false,&quot;composite&quot;:false,&quot;author-only&quot;:false}]},{&quot;citationID&quot;:&quot;MENDELEY_CITATION_87b9dfdf-fd2a-44be-8bd3-a3e8e237b739&quot;,&quot;properties&quot;:{&quot;noteIndex&quot;:0},&quot;isEdited&quot;:false,&quot;manualOverride&quot;:{&quot;isManuallyOverridden&quot;:false,&quot;citeprocText&quot;:&quot;[3]&quot;,&quot;manualOverrideText&quot;:&quot;&quot;},&quot;citationTag&quot;:&quot;MENDELEY_CITATION_v3_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&quot;,&quot;citationItems&quot;:[{&quot;id&quot;:&quot;e0330f39-09fd-3be8-8a3f-0989b0c4966c&quot;,&quot;itemData&quot;:{&quot;type&quot;:&quot;article-journal&quot;,&quot;id&quot;:&quot;e0330f39-09fd-3be8-8a3f-0989b0c4966c&quot;,&quot;title&quot;:&quot;Inteligencia Artificial en la Educación: Estado del Arte&quot;,&quot;author&quot;:[{&quot;family&quot;:&quot;Sambola&quot;,&quot;given&quot;:&quot;Dexon-Mckensy&quot;,&quot;parse-names&quot;:false,&quot;dropping-particle&quot;:&quot;&quot;,&quot;non-dropping-particle&quot;:&quot;&quot;}],&quot;container-title&quot;:&quot;Wani&quot;,&quot;DOI&quot;:&quot;10.5377/wani.v39i79.16806&quot;,&quot;ISSN&quot;:&quot;1813-369X&quot;,&quot;issued&quot;:{&quot;date-parts&quot;:[[2023,10,11]]},&quot;abstract&quot;:&quot;La Inteligencia Artificial en la Educación es un campo de investigación científica que ha surgido a lo largo de 3 décadas, está particularmente interesada en el desarrollo de herramientas basadas en IA para apoyar y comprender los procesos educativos. Esta investigación tiene como objetivo presentar el estado de la Inteligencia Artificial en la Educación, utilizando un método de revisión exhaustiva de la literatura. Comprendió 3 etapas principales: selección, clasificación y análisis de la literatura. Esto permitió identificar las aplicaciones, tecnologías, desafíos e implicaciones éticas de la Inteligencia Artificial en la Educación&quot;,&quot;publisher&quot;:&quot;Consejo Nacional de Universidades&quot;,&quot;issue&quot;:&quot;79&quot;,&quot;container-title-short&quot;:&quot;&quot;},&quot;isTemporary&quot;:false}]},{&quot;citationID&quot;:&quot;MENDELEY_CITATION_18ca400e-4fcb-42c5-82bc-033d3d56f058&quot;,&quot;properties&quot;:{&quot;noteIndex&quot;:0},&quot;isEdited&quot;:false,&quot;manualOverride&quot;:{&quot;isManuallyOverridden&quot;:false,&quot;citeprocText&quot;:&quot;[4]&quot;,&quot;manualOverrideText&quot;:&quot;&quot;},&quot;citationTag&quot;:&quot;MENDELEY_CITATION_v3_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&quot;,&quot;citationItems&quot;:[{&quot;id&quot;:&quot;d60509d4-c1c4-3bc5-b29e-e615e26af0d4&quot;,&quot;itemData&quot;:{&quot;type&quot;:&quot;report&quot;,&quot;id&quot;:&quot;d60509d4-c1c4-3bc5-b29e-e615e26af0d4&quot;,&quot;title&quot;:&quot;Um Estudo Acerca do Uso de IA Generativa no Apoio à Aprendizagem de Programação&quot;,&quot;author&quot;:[{&quot;family&quot;:&quot;Almeida de Bem&quot;,&quot;given&quot;:&quot;Rafael&quot;,&quot;parse-names&quot;:false,&quot;dropping-particle&quot;:&quot;&quot;,&quot;non-dropping-particle&quot;:&quot;&quot;},{&quot;family&quot;:&quot;Aparecida Konzen&quot;,&quot;given&quot;:&quot;Andréa&quot;,&quot;parse-names&quot;:false,&quot;dropping-particle&quot;:&quot;&quot;,&quot;non-dropping-particle&quot;:&quot;&quot;}],&quot;URL&quot;:&quot;https://github.com/huggingface/transformers&quot;,&quot;issued&quot;:{&quot;date-parts&quot;:[[2024,6]]},&quot;language&quot;:&quot;portugués&quot;,&quot;abstract&quot;:&quot;Resumo-Avanços recentes em Inteligência Artificial (IA) têm transformado sua aplicação de uma explora-ção teórica para implementação prática, criando novas oportunidades e desafios em ambientes de aprendiza-gem. Este trabalho de conclusão de curso, realizado na Pontifícia Universidade Católica do Rio Grande do Sul, explora como a IA Generativa pode aprimorar experi-ências de aprendizagem na disciplina de Fundamentos da Programação. O sistema desenvolvido utiliza gran-des modelos de linguagem e emprega conceitos-chave como transformers, zero-shot prompting e Retrieval-Augmented Generation para fornecer assistência perso-nalizada aos estudantes, gerando respostas relevantes e sensíveis ao contexto. Os resultados destacam tanto os benefícios quanto as limitações da IA Generativa em âmbitos de aprendizagem. Palavras-chave-Inteligência Artificial Generativa, aprendizado em ciência da computação, grandes mo-delos de linguagem, transformers, Retrieval-Augmented Generation, respostas sensíveis ao contexto. Abstract-Recent advances in artificial intelligence (AI) have transformed its application from theoretical exploration to practical implementation, creating new opportunities and challenges in learning environments. This undergraduate thesis, conducted at the Pontifícia Universidade Católica do Rio Grande do Sul, explores how generative AI can enhance learning experiences in the Fundamentals of Programming course. The developed system utilizes large language models and employs key concepts such as transformers, zero-shot prompting, and Retrieval-Augmented Generation to provide personalized assistance to students, generating relevant and context-aware responses. The results highlight both the benefits and limitations of generative AI in improving learning outcomes.&quot;,&quot;container-title-short&quot;:&quot;&quot;},&quot;isTemporary&quot;:false,&quot;suppress-author&quot;:false,&quot;composite&quot;:false,&quot;author-only&quot;:false}]},{&quot;citationID&quot;:&quot;MENDELEY_CITATION_f29cf598-0c7e-4283-885d-081b23b87f6f&quot;,&quot;properties&quot;:{&quot;noteIndex&quot;:0},&quot;isEdited&quot;:false,&quot;manualOverride&quot;:{&quot;isManuallyOverridden&quot;:false,&quot;citeprocText&quot;:&quot;[5]&quot;,&quot;manualOverrideText&quot;:&quot;&quot;},&quot;citationTag&quot;:&quot;MENDELEY_CITATION_v3_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&quot;,&quot;citationItems&quot;:[{&quot;id&quot;:&quot;3b30d636-f4f6-39fc-9195-d6ac1038d075&quot;,&quot;itemData&quot;:{&quot;type&quot;:&quot;article-journal&quot;,&quot;id&quot;:&quot;3b30d636-f4f6-39fc-9195-d6ac1038d075&quot;,&quot;title&quot;:&quot;Benefits, Challenges, and Methods of Artificial Intelligence (AI) Chatbots in Education: A Systematic Literature Review&quot;,&quot;author&quot;:[{&quot;family&quot;:&quot;Gökçearslan&quot;,&quot;given&quot;:&quot;Şahin&quot;,&quot;parse-names&quot;:false,&quot;dropping-particle&quot;:&quot;&quot;,&quot;non-dropping-particle&quot;:&quot;&quot;},{&quot;family&quot;:&quot;Tosun&quot;,&quot;given&quot;:&quot;Cansel&quot;,&quot;parse-names&quot;:false,&quot;dropping-particle&quot;:&quot;&quot;,&quot;non-dropping-particle&quot;:&quot;&quot;},{&quot;family&quot;:&quot;Erdemir&quot;,&quot;given&quot;:&quot;Zeynep Gizem&quot;,&quot;parse-names&quot;:false,&quot;dropping-particle&quot;:&quot;&quot;,&quot;non-dropping-particle&quot;:&quot;&quot;}],&quot;container-title&quot;:&quot;International Journal of Technology in Education&quot;,&quot;DOI&quot;:&quot;10.46328/ijte.600&quot;,&quot;issued&quot;:{&quot;date-parts&quot;:[[2024,2,4]]},&quot;page&quot;:&quot;19-39&quot;,&quot;abstract&quot;:&quot;In many fields, AI chatbots continue to be popular with new tools and attract the attention of universities, K12 schools, educational organizations, and researchers. The aim of this research is to review the research on AI chatbots by restricting it to the category of education and to examine this research from a methodological point of view. Therefore, we performed a systematic literature review with a sample of 37 SSCI articles published in the educational context. Within the scope of the selected studies, the advantages and disadvantages of AI chatbots in education for students and educators, as well as the types of chatbots used, year, keywords, and method were analyzed. According to the research results, increased motivation to learn and language skill development are advantages for students, while cost-effectiveness and reduced workload are advantages for educators. Limited interaction, misleading answers for learners, originality, and plagiarism are the most common disadvantages for educators. The study also includes research results and recommendations related to the methodological review.&quot;,&quot;publisher&quot;:&quot;ISTES Organization&quot;,&quot;issue&quot;:&quot;1&quot;,&quot;volume&quot;:&quot;7&quot;,&quot;container-title-short&quot;:&quot;&quot;},&quot;isTemporary&quot;:false,&quot;suppress-author&quot;:false,&quot;composite&quot;:false,&quot;author-only&quot;:false}]},{&quot;citationID&quot;:&quot;MENDELEY_CITATION_dbc60ebf-740b-4b00-a6d4-d6aa8fe54c63&quot;,&quot;properties&quot;:{&quot;noteIndex&quot;:0},&quot;isEdited&quot;:false,&quot;manualOverride&quot;:{&quot;isManuallyOverridden&quot;:false,&quot;citeprocText&quot;:&quot;[6]&quot;,&quot;manualOverrideText&quot;:&quot;&quot;},&quot;citationTag&quot;:&quot;MENDELEY_CITATION_v3_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&quot;,&quot;citationItems&quot;:[{&quot;id&quot;:&quot;fdaca172-7bec-3f78-83a1-fe7bc6dc07b5&quot;,&quot;itemData&quot;:{&quot;type&quot;:&quot;webpage&quot;,&quot;id&quot;:&quot;fdaca172-7bec-3f78-83a1-fe7bc6dc07b5&quot;,&quot;title&quot;:&quot;INFORME GENERAL DE PISA-D 2018&quot;,&quot;author&quot;:[{&quot;family&quot;:&quot;Josette Arévalo Gross&quot;,&quot;given&quot;:&quot;&quot;,&quot;parse-names&quot;:false,&quot;dropping-particle&quot;:&quot;&quot;,&quot;non-dropping-particle&quot;:&quot;&quot;}],&quot;accessed&quot;:{&quot;date-parts&quot;:[[2024,12,9]]},&quot;URL&quot;:&quot;https://issuu.com/ineval/docs/cie_informegeneralpisa18_20181123&quot;,&quot;issued&quot;:{&quot;date-parts&quot;:[[2018,12,11]]},&quot;page&quot;:&quot;1-152&quot;,&quot;container-title-short&quot;:&quot;&quot;},&quot;isTemporary&quot;:false,&quot;suppress-author&quot;:false,&quot;composite&quot;:false,&quot;author-only&quot;:false}]},{&quot;citationID&quot;:&quot;MENDELEY_CITATION_66addef9-3cf0-4f6d-a9e4-490c23fdf78c&quot;,&quot;properties&quot;:{&quot;noteIndex&quot;:0},&quot;isEdited&quot;:false,&quot;manualOverride&quot;:{&quot;isManuallyOverridden&quot;:false,&quot;citeprocText&quot;:&quot;[6]&quot;,&quot;manualOverrideText&quot;:&quot;&quot;},&quot;citationTag&quot;:&quot;MENDELEY_CITATION_v3_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&quot;,&quot;citationItems&quot;:[{&quot;id&quot;:&quot;fdaca172-7bec-3f78-83a1-fe7bc6dc07b5&quot;,&quot;itemData&quot;:{&quot;type&quot;:&quot;webpage&quot;,&quot;id&quot;:&quot;fdaca172-7bec-3f78-83a1-fe7bc6dc07b5&quot;,&quot;title&quot;:&quot;INFORME GENERAL DE PISA-D 2018&quot;,&quot;author&quot;:[{&quot;family&quot;:&quot;Josette Arévalo Gross&quot;,&quot;given&quot;:&quot;&quot;,&quot;parse-names&quot;:false,&quot;dropping-particle&quot;:&quot;&quot;,&quot;non-dropping-particle&quot;:&quot;&quot;}],&quot;accessed&quot;:{&quot;date-parts&quot;:[[2024,12,9]]},&quot;URL&quot;:&quot;https://issuu.com/ineval/docs/cie_informegeneralpisa18_20181123&quot;,&quot;issued&quot;:{&quot;date-parts&quot;:[[2018,12,11]]},&quot;page&quot;:&quot;1-152&quot;,&quot;container-title-short&quot;:&quot;&quot;},&quot;isTemporary&quot;:false,&quot;suppress-author&quot;:false,&quot;composite&quot;:false,&quot;author-only&quot;:false}]},{&quot;citationID&quot;:&quot;MENDELEY_CITATION_cc799237-dfbd-4587-86de-c62dfebdb15e&quot;,&quot;properties&quot;:{&quot;noteIndex&quot;:0},&quot;isEdited&quot;:false,&quot;manualOverride&quot;:{&quot;isManuallyOverridden&quot;:false,&quot;citeprocText&quot;:&quot;[3]&quot;,&quot;manualOverrideText&quot;:&quot;&quot;},&quot;citationTag&quot;:&quot;MENDELEY_CITATION_v3_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&quot;,&quot;citationItems&quot;:[{&quot;id&quot;:&quot;e0330f39-09fd-3be8-8a3f-0989b0c4966c&quot;,&quot;itemData&quot;:{&quot;type&quot;:&quot;article-journal&quot;,&quot;id&quot;:&quot;e0330f39-09fd-3be8-8a3f-0989b0c4966c&quot;,&quot;title&quot;:&quot;Inteligencia Artificial en la Educación: Estado del Arte&quot;,&quot;author&quot;:[{&quot;family&quot;:&quot;Sambola&quot;,&quot;given&quot;:&quot;Dexon-Mckensy&quot;,&quot;parse-names&quot;:false,&quot;dropping-particle&quot;:&quot;&quot;,&quot;non-dropping-particle&quot;:&quot;&quot;}],&quot;container-title&quot;:&quot;Wani&quot;,&quot;DOI&quot;:&quot;10.5377/wani.v39i79.16806&quot;,&quot;ISSN&quot;:&quot;1813-369X&quot;,&quot;issued&quot;:{&quot;date-parts&quot;:[[2023,10,11]]},&quot;abstract&quot;:&quot;La Inteligencia Artificial en la Educación es un campo de investigación científica que ha surgido a lo largo de 3 décadas, está particularmente interesada en el desarrollo de herramientas basadas en IA para apoyar y comprender los procesos educativos. Esta investigación tiene como objetivo presentar el estado de la Inteligencia Artificial en la Educación, utilizando un método de revisión exhaustiva de la literatura. Comprendió 3 etapas principales: selección, clasificación y análisis de la literatura. Esto permitió identificar las aplicaciones, tecnologías, desafíos e implicaciones éticas de la Inteligencia Artificial en la Educación&quot;,&quot;publisher&quot;:&quot;Consejo Nacional de Universidades&quot;,&quot;issue&quot;:&quot;79&quot;,&quot;container-title-short&quot;:&quot;&quot;},&quot;isTemporary&quot;:false,&quot;suppress-author&quot;:false,&quot;composite&quot;:false,&quot;author-only&quot;:false}]},{&quot;citationID&quot;:&quot;MENDELEY_CITATION_7c1cd077-588d-4e59-b4a6-e8a0d61e0977&quot;,&quot;properties&quot;:{&quot;noteIndex&quot;:0},&quot;isEdited&quot;:false,&quot;manualOverride&quot;:{&quot;isManuallyOverridden&quot;:false,&quot;citeprocText&quot;:&quot;[7]&quot;,&quot;manualOverrideText&quot;:&quot;&quot;},&quot;citationTag&quot;:&quot;MENDELEY_CITATION_v3_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&quot;,&quot;citationItems&quot;:[{&quot;id&quot;:&quot;b978737d-e0cc-3175-872b-dbadf6b36567&quot;,&quot;itemData&quot;:{&quot;type&quot;:&quot;article-journal&quot;,&quot;id&quot;:&quot;b978737d-e0cc-3175-872b-dbadf6b36567&quot;,&quot;title&quot;:&quot;Inteligencia artificial generativa para fortalecer la educación superior&quot;,&quot;author&quot;:[{&quot;family&quot;:&quot;Chávez Solís&quot;,&quot;given&quot;:&quot;María Elena&quot;,&quot;parse-names&quot;:false,&quot;dropping-particle&quot;:&quot;&quot;,&quot;non-dropping-particle&quot;:&quot;&quot;},{&quot;family&quot;:&quot;Labrada Martínez&quot;,&quot;given&quot;:&quot;Esther&quot;,&quot;parse-names&quot;:false,&quot;dropping-particle&quot;:&quot;&quot;,&quot;non-dropping-particle&quot;:&quot;&quot;},{&quot;family&quot;:&quot;Carbajal Degante&quot;,&quot;given&quot;:&quot;Eric&quot;,&quot;parse-names&quot;:false,&quot;dropping-particle&quot;:&quot;&quot;,&quot;non-dropping-particle&quot;:&quot;&quot;},{&quot;family&quot;:&quot;Pineda Godoy&quot;,&quot;given&quot;:&quot;Erika&quot;,&quot;parse-names&quot;:false,&quot;dropping-particle&quot;:&quot;&quot;,&quot;non-dropping-particle&quot;:&quot;&quot;},{&quot;family&quot;:&quot;Alatristre Martínez&quot;,&quot;given&quot;:&quot;Yadira&quot;,&quot;parse-names&quot;:false,&quot;dropping-particle&quot;:&quot;&quot;,&quot;non-dropping-particle&quot;:&quot;&quot;}],&quot;container-title&quot;:&quot;LATAM Revista Latinoamericana de Ciencias Sociales y Humanidades&quot;,&quot;DOI&quot;:&quot;10.56712/latam.v4i3.1113&quot;,&quot;issued&quot;:{&quot;date-parts&quot;:[[2023,9,14]]},&quot;abstract&quot;:&quot;La transformación digital acelerada conlleva una serie de adaptaciones y reestructuración en los procesos de enseñanza aprendizaje que implica evaluar los riesgos y aportaciones para su adopción. Como ejemplo, se tiene a la Inteligencia Artificial Generativa, que representa un gran dilema para docentes y estudiantes. Su característica es la generación autónoma de texto, imágenes, voz y contenido en general, lo que se aprecia como una gran aportación a la eficiencia y productividad. Sin embargo, conlleva la reflexión y el cuestionamiento del rumbo que tomará la educación bajo la adopción de un proceso automatizado para la generación de este tipo de recursos. Ante esta perspectiva, el objetivo de esta investigación es evaluar las aportaciones de la Inteligencia Artificial Generativa en la educación de nivel superior para proponer una estrategia que fortalezca el aprendizaje. La metodología implementada se fundamenta en el método cualitativo para su consecución bajo el muestreo intencional, con una estrategia de caso de conveniencia en estudiantes de nivel superior en universidades públicas de México, analizando el uso de la tecnología.  Los principales resultados advierten la necesidad de la mejora continua en el uso y aprovechamiento de la tecnología y de la innovación tecnológica, bajo la toma de decisiones informadas.&quot;,&quot;publisher&quot;:&quot;Red de Investigadores Latinoamericanos&quot;,&quot;issue&quot;:&quot;3&quot;,&quot;volume&quot;:&quot;4&quot;,&quot;container-title-short&quot;:&quot;&quot;},&quot;isTemporary&quot;:false,&quot;suppress-author&quot;:false,&quot;composite&quot;:false,&quot;author-only&quot;:false}]},{&quot;citationID&quot;:&quot;MENDELEY_CITATION_befffba0-4f26-41c0-b29e-75b5dca0c800&quot;,&quot;properties&quot;:{&quot;noteIndex&quot;:0},&quot;isEdited&quot;:false,&quot;manualOverride&quot;:{&quot;isManuallyOverridden&quot;:false,&quot;citeprocText&quot;:&quot;[8]&quot;,&quot;manualOverrideText&quot;:&quot;&quot;},&quot;citationTag&quot;:&quot;MENDELEY_CITATION_v3_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&quot;,&quot;citationItems&quot;:[{&quot;id&quot;:&quot;e3345c0d-2f69-3d90-832a-66ca79360893&quot;,&quot;itemData&quot;:{&quot;type&quot;:&quot;article-journal&quot;,&quot;id&quot;:&quot;e3345c0d-2f69-3d90-832a-66ca79360893&quot;,&quot;title&quot;:&quot;El impacto de la inteligencia artificial en la educación: transformación de la forma de enseñar y de aprender&quot;,&quot;author&quot;:[{&quot;family&quot;:&quot;González-González&quot;,&quot;given&quot;:&quot;Carina S.&quot;,&quot;parse-names&quot;:false,&quot;dropping-particle&quot;:&quot;&quot;,&quot;non-dropping-particle&quot;:&quot;&quot;}],&quot;container-title&quot;:&quot;Qurriculum. Revista de Teoría,Investigación y Práctica educativa&quot;,&quot;DOI&quot;:&quot;10.25145/j.qurricul.2023.36.03&quot;,&quot;ISSN&quot;:&quot;11305371&quot;,&quot;URL&quot;:&quot;https://riull.ull.es/xmlui/bitstream/handle/915/32719/Q_36_%20%282023%29_03.pdf?sequence=1&amp;isAllowed=y&quot;,&quot;issued&quot;:{&quot;date-parts&quot;:[[2023]]},&quot;page&quot;:&quot;51-60&quot;,&quot;abstract&quot;:&quot;&lt;p&gt;Artificial intelligence (AI) has demonstrated its potential to transform numerous fields and education is no exception. In today’s digital age, AI has emerged as a powerful tool that is revolutionizing teaching and learning. In this article, we will explore the impact of artificial intelligence in education and how it is transforming the educational landscape at all levels. From personalizing learning to improving feedback and developing interactive resources, we will examine how AI is changing how we acquire knowledge and skills.&lt;/p&gt;&quot;,&quot;issue&quot;:&quot;36&quot;,&quot;container-title-short&quot;:&quot;&quot;},&quot;isTemporary&quot;:false,&quot;suppress-author&quot;:false,&quot;composite&quot;:false,&quot;author-only&quot;:false}]},{&quot;citationID&quot;:&quot;MENDELEY_CITATION_41d5292d-9f95-4333-a5ee-a1fc36e33997&quot;,&quot;properties&quot;:{&quot;noteIndex&quot;:0},&quot;isEdited&quot;:false,&quot;manualOverride&quot;:{&quot;isManuallyOverridden&quot;:false,&quot;citeprocText&quot;:&quot;[9]&quot;,&quot;manualOverrideText&quot;:&quot;&quot;},&quot;citationTag&quot;:&quot;MENDELEY_CITATION_v3_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&quot;,&quot;citationItems&quot;:[{&quot;id&quot;:&quot;8e1a3be4-5709-34c7-8d73-29fe5db67663&quot;,&quot;itemData&quot;:{&quot;type&quot;:&quot;article-journal&quot;,&quot;id&quot;:&quot;8e1a3be4-5709-34c7-8d73-29fe5db67663&quot;,&quot;title&quot;:&quot;User Interface Design for E-Learning Software&quot;,&quot;author&quot;:[{&quot;family&quot;:&quot;Faghih&quot;,&quot;given&quot;:&quot;Behnam&quot;,&quot;parse-names&quot;:false,&quot;dropping-particle&quot;:&quot;&quot;,&quot;non-dropping-particle&quot;:&quot;&quot;},{&quot;family&quot;:&quot;Reza Azadehfar&quot;,&quot;given&quot;:&quot;Mohammad&quot;,&quot;parse-names&quot;:false,&quot;dropping-particle&quot;:&quot;&quot;,&quot;non-dropping-particle&quot;:&quot;&quot;},{&quot;family&quot;:&quot;Katebi&quot;,&quot;given&quot;:&quot;S D&quot;,&quot;parse-names&quot;:false,&quot;dropping-particle&quot;:&quot;&quot;,&quot;non-dropping-particle&quot;:&quot;&quot;}],&quot;container-title&quot;:&quot;JSCSE]&quot;,&quot;accessed&quot;:{&quot;date-parts&quot;:[[2025,6,23]]},&quot;DOI&quot;:&quot;10.7321/jscse.v3.n3.119&quot;,&quot;issued&quot;:{&quot;date-parts&quot;:[[2013]]},&quot;abstract&quot;:&quot;User interface (UI) is point of interaction between user and computer software. The success and failure of a software application depends on User Interface Design (UID). Possibility of using a software, easily using and learning are issues influenced by UID. The UI is significant in designing of educational software (e-Learning). Principles and concepts of learning should be considered in addition to UID principles in UID for e-learning. In this regard, to specify the logical relationship between education, learning, UID and multimedia at first we readdress the issues raised in previous studies. It is followed by examining the principle concepts of e-learning and UID. Then, we will see how UID contributes to e-learning through the educational software built by authors. Also we show the way of using UI to improve learning and motivating the learners and to improve the time efficiency of using e-learning software.&quot;,&quot;issue&quot;:&quot;3&quot;,&quot;volume&quot;:&quot;3&quot;,&quot;container-title-short&quot;:&quot;&quot;},&quot;isTemporary&quot;:false,&quot;suppress-author&quot;:false,&quot;composite&quot;:false,&quot;author-only&quot;:false}]}]"/>
+    <we:property name="MENDELEY_CITATIONS" value="[{&quot;citationID&quot;:&quot;MENDELEY_CITATION_f28c964d-17bc-458d-a527-1c1e9395ce36&quot;,&quot;properties&quot;:{&quot;noteIndex&quot;:0},&quot;isEdited&quot;:false,&quot;manualOverride&quot;:{&quot;isManuallyOverridden&quot;:false,&quot;citeprocText&quot;:&quot;[1]&quot;,&quot;manualOverrideText&quot;:&quot;&quot;},&quot;citationTag&quot;:&quot;MENDELEY_CITATION_v3_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&quot;,&quot;citationItems&quot;:[{&quot;id&quot;:&quot;c25252e4-a07b-3e36-a85f-416432921fd5&quot;,&quot;itemData&quot;:{&quot;type&quot;:&quot;article-journal&quot;,&quot;id&quot;:&quot;c25252e4-a07b-3e36-a85f-416432921fd5&quot;,&quot;title&quot;:&quot;Artificial Intelligence and the Future of Work: Job Shifting Not Job Loss&quot;,&quot;author&quot;:[{&quot;family&quot;:&quot;George&quot;,&quot;given&quot;:&quot;A Shaji&quot;,&quot;parse-names&quot;:false,&quot;dropping-particle&quot;:&quot;&quot;,&quot;non-dropping-particle&quot;:&quot;&quot;}],&quot;DOI&quot;:&quot;10.5281/zenodo.10936490&quot;,&quot;URL&quot;:&quot;www.puirp.com&quot;,&quot;issued&quot;:{&quot;date-parts&quot;:[[2024]]},&quot;abstract&quot;:&quot;As artificial intelligence (AI) and automation technologies advance fast, substantial discussion remains about their influence on jobs and employment. Some expect enormous job losses and structural unemployment as computers and algorithms replace human workers in a variety of industries. However, the prevailing scholarly viewpoint is that, while AI will revolutionize work, it will not result in long-term job losses. AI is projected to have a net impact of job shifting rather than job loss by increasing productivity, accelerating economic growth, changing the structure of jobs, and allowing sectoral employment transitions. Detailed productivity evaluations show a strong correlation between productivity gains and net job creation. A 2022 meta-analysis of 127 papers indicated that productivity increases consistently improve employment and wages. Additional crosscountry data from the OECD shows this association across a wide range of industrialized and emerging countries. Meanwhile, long-term data reveal that working hours have steadily decreased in recent decades without causing significant job losses, while productivity and earnings have increased in parallel. Integrating AI to automate monotonous jobs and improve human capabilities could fuel this trend. Displaced workers can transfer into new occupational jobs with adequate skilling and transition support rather than facing long periods of unemployment. Sectoral shifts have also characterized historical labor market evolutions following technology disruptions. As innovative industries outcompete legacy ones, economies undergo structural transformations. Current trends show that services are expanding while manufacturing is contracting in most sophisticated countries. AI and automation will most certainly speed the shift of occupations from manual production to skilled service roles, hence facilitating this transition. With appropriate government provisions such as retraining programs and educational expansions, the necessary employment transitions between sectors can occur smoothly rather than disruptively. In summary, while the AI revolution will fundamentally alter labor markets, effective governmental measures can ensure that job shifting outpaces loss. Workers must be supported in regularly adapting their skill sets and transitioning into new roles. Firms should invest in personnel skill development as well as smart technology integration. And governments should develop multiple ways to assist different groups in navigating the transitions, including the extension of social safety nets where appropriate. With coordinated efforts to optimize human-AI collaboration, this technology tsunami does not have to result in negative job impacts, but can instead place people in more rewarding, higher-value jobs. The view remains cautiously encouraging, providing stakeholders focus on boosting human talents to share in the AI-driven productivity windfall rather than simply displacing them.&quot;,&quot;container-title-short&quot;:&quot;&quot;},&quot;isTemporary&quot;:false,&quot;suppress-author&quot;:false,&quot;composite&quot;:false,&quot;author-only&quot;:false}]},{&quot;citationID&quot;:&quot;MENDELEY_CITATION_8dfcf854-6ba4-433d-8326-861463938067&quot;,&quot;properties&quot;:{&quot;noteIndex&quot;:0},&quot;isEdited&quot;:false,&quot;manualOverride&quot;:{&quot;isManuallyOverridden&quot;:false,&quot;citeprocText&quot;:&quot;[2]&quot;,&quot;manualOverrideText&quot;:&quot;&quot;},&quot;citationTag&quot;:&quot;MENDELEY_CITATION_v3_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&quot;,&quot;citationItems&quot;:[{&quot;id&quot;:&quot;fc44d4d6-d406-3b0d-9047-f22566bd0362&quot;,&quot;itemData&quot;:{&quot;type&quot;:&quot;article&quot;,&quot;id&quot;:&quot;fc44d4d6-d406-3b0d-9047-f22566bd0362&quot;,&quot;title&quot;:&quot;DeepSeek and GPT Fall Behind: Claude Leads in Zero-Shot Consumer Complaints Classification&quot;,&quot;author&quot;:[{&quot;family&quot;:&quot;Roumeliotis&quot;,&quot;given&quot;:&quot;Konstantinos I.&quot;,&quot;parse-names&quot;:false,&quot;dropping-particle&quot;:&quot;&quot;,&quot;non-dropping-particle&quot;:&quot;&quot;},{&quot;family&quot;:&quot;Tselikas&quot;,&quot;given&quot;:&quot;Nikolaos D.&quot;,&quot;parse-names&quot;:false,&quot;dropping-particle&quot;:&quot;&quot;,&quot;non-dropping-particle&quot;:&quot;&quot;},{&quot;family&quot;:&quot;Nasiopoulos&quot;,&quot;given&quot;:&quot;Dimitrios K.&quot;,&quot;parse-names&quot;:false,&quot;dropping-particle&quot;:&quot;&quot;,&quot;non-dropping-particle&quot;:&quot;&quot;}],&quot;DOI&quot;:&quot;10.20944/preprints202502.0720.v1&quot;,&quot;URL&quot;:&quot;https://www.preprints.org/manuscript/202502.0720/v1&quot;,&quot;issued&quot;:{&quot;date-parts&quot;:[[2025,2,10]]},&quot;abstract&quot;:&quot;&lt;p&gt;Large language models (LLMs) have demonstrated remarkable capabilities in various natural language processing (NLP) tasks, but their effectiveness in real-world consumer complaint classification without fine-tuning remains uncertain. Zero-shot classification is particularly challenging in finance, where complaint categories often overlap, requiring a deep understanding of nuanced language. In this study, we evaluate the zero-shot classification performance of leading LLMs— DeepSeek-V3, OpenAI’s GPT-4o and GPT-4o mini, and Anthropic’s Claude 3.5 Sonnet and Claude 3.5 Haiku—on consumer complaints submitted to the Consumer Financial Protection Bureau (CFPB). These models were tasked with categorizing complaints into five predefined financial classes based solely on complaint text. Performance was measured using accuracy, precision, recall, F1-score, and heatmaps to identify classification patterns. While DeepSeek Chat and GPT-4o produced competitive results, Claude 3.5 Sonnet consistently outperformed all models, demonstrating superior classification accuracy and efficiency. These findings highlight the relative strengths and limitations of DeepSeek-V3 and other top-tier models in financial text processing, providing valuable insights into their practical applications.&lt;/p&gt;&quot;,&quot;container-title-short&quot;:&quot;&quot;},&quot;isTemporary&quot;:false,&quot;suppress-author&quot;:false,&quot;composite&quot;:false,&quot;author-only&quot;:false}]},{&quot;citationID&quot;:&quot;MENDELEY_CITATION_87b9dfdf-fd2a-44be-8bd3-a3e8e237b739&quot;,&quot;properties&quot;:{&quot;noteIndex&quot;:0},&quot;isEdited&quot;:false,&quot;manualOverride&quot;:{&quot;isManuallyOverridden&quot;:false,&quot;citeprocText&quot;:&quot;[3]&quot;,&quot;manualOverrideText&quot;:&quot;&quot;},&quot;citationTag&quot;:&quot;MENDELEY_CITATION_v3_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&quot;,&quot;citationItems&quot;:[{&quot;id&quot;:&quot;e0330f39-09fd-3be8-8a3f-0989b0c4966c&quot;,&quot;itemData&quot;:{&quot;type&quot;:&quot;article-journal&quot;,&quot;id&quot;:&quot;e0330f39-09fd-3be8-8a3f-0989b0c4966c&quot;,&quot;title&quot;:&quot;Inteligencia Artificial en la Educación: Estado del Arte&quot;,&quot;author&quot;:[{&quot;family&quot;:&quot;Sambola&quot;,&quot;given&quot;:&quot;Dexon-Mckensy&quot;,&quot;parse-names&quot;:false,&quot;dropping-particle&quot;:&quot;&quot;,&quot;non-dropping-particle&quot;:&quot;&quot;}],&quot;container-title&quot;:&quot;Wani&quot;,&quot;DOI&quot;:&quot;10.5377/wani.v39i79.16806&quot;,&quot;ISSN&quot;:&quot;1813-369X&quot;,&quot;issued&quot;:{&quot;date-parts&quot;:[[2023,10,11]]},&quot;abstract&quot;:&quot;La Inteligencia Artificial en la Educación es un campo de investigación científica que ha surgido a lo largo de 3 décadas, está particularmente interesada en el desarrollo de herramientas basadas en IA para apoyar y comprender los procesos educativos. Esta investigación tiene como objetivo presentar el estado de la Inteligencia Artificial en la Educación, utilizando un método de revisión exhaustiva de la literatura. Comprendió 3 etapas principales: selección, clasificación y análisis de la literatura. Esto permitió identificar las aplicaciones, tecnologías, desafíos e implicaciones éticas de la Inteligencia Artificial en la Educación&quot;,&quot;publisher&quot;:&quot;Consejo Nacional de Universidades&quot;,&quot;issue&quot;:&quot;79&quot;,&quot;container-title-short&quot;:&quot;&quot;},&quot;isTemporary&quot;:false}]},{&quot;citationID&quot;:&quot;MENDELEY_CITATION_18ca400e-4fcb-42c5-82bc-033d3d56f058&quot;,&quot;properties&quot;:{&quot;noteIndex&quot;:0},&quot;isEdited&quot;:false,&quot;manualOverride&quot;:{&quot;isManuallyOverridden&quot;:false,&quot;citeprocText&quot;:&quot;[4]&quot;,&quot;manualOverrideText&quot;:&quot;&quot;},&quot;citationTag&quot;:&quot;MENDELEY_CITATION_v3_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&quot;,&quot;citationItems&quot;:[{&quot;id&quot;:&quot;d60509d4-c1c4-3bc5-b29e-e615e26af0d4&quot;,&quot;itemData&quot;:{&quot;type&quot;:&quot;report&quot;,&quot;id&quot;:&quot;d60509d4-c1c4-3bc5-b29e-e615e26af0d4&quot;,&quot;title&quot;:&quot;Um Estudo Acerca do Uso de IA Generativa no Apoio à Aprendizagem de Programação&quot;,&quot;author&quot;:[{&quot;family&quot;:&quot;Almeida de Bem&quot;,&quot;given&quot;:&quot;Rafael&quot;,&quot;parse-names&quot;:false,&quot;dropping-particle&quot;:&quot;&quot;,&quot;non-dropping-particle&quot;:&quot;&quot;},{&quot;family&quot;:&quot;Aparecida Konzen&quot;,&quot;given&quot;:&quot;Andréa&quot;,&quot;parse-names&quot;:false,&quot;dropping-particle&quot;:&quot;&quot;,&quot;non-dropping-particle&quot;:&quot;&quot;}],&quot;URL&quot;:&quot;https://github.com/huggingface/transformers&quot;,&quot;issued&quot;:{&quot;date-parts&quot;:[[2024,6]]},&quot;language&quot;:&quot;portugués&quot;,&quot;abstract&quot;:&quot;Resumo-Avanços recentes em Inteligência Artificial (IA) têm transformado sua aplicação de uma explora-ção teórica para implementação prática, criando novas oportunidades e desafios em ambientes de aprendiza-gem. Este trabalho de conclusão de curso, realizado na Pontifícia Universidade Católica do Rio Grande do Sul, explora como a IA Generativa pode aprimorar experi-ências de aprendizagem na disciplina de Fundamentos da Programação. O sistema desenvolvido utiliza gran-des modelos de linguagem e emprega conceitos-chave como transformers, zero-shot prompting e Retrieval-Augmented Generation para fornecer assistência perso-nalizada aos estudantes, gerando respostas relevantes e sensíveis ao contexto. Os resultados destacam tanto os benefícios quanto as limitações da IA Generativa em âmbitos de aprendizagem. Palavras-chave-Inteligência Artificial Generativa, aprendizado em ciência da computação, grandes mo-delos de linguagem, transformers, Retrieval-Augmented Generation, respostas sensíveis ao contexto. Abstract-Recent advances in artificial intelligence (AI) have transformed its application from theoretical exploration to practical implementation, creating new opportunities and challenges in learning environments. This undergraduate thesis, conducted at the Pontifícia Universidade Católica do Rio Grande do Sul, explores how generative AI can enhance learning experiences in the Fundamentals of Programming course. The developed system utilizes large language models and employs key concepts such as transformers, zero-shot prompting, and Retrieval-Augmented Generation to provide personalized assistance to students, generating relevant and context-aware responses. The results highlight both the benefits and limitations of generative AI in improving learning outcomes.&quot;,&quot;container-title-short&quot;:&quot;&quot;},&quot;isTemporary&quot;:false,&quot;suppress-author&quot;:false,&quot;composite&quot;:false,&quot;author-only&quot;:false}]},{&quot;citationID&quot;:&quot;MENDELEY_CITATION_f29cf598-0c7e-4283-885d-081b23b87f6f&quot;,&quot;properties&quot;:{&quot;noteIndex&quot;:0},&quot;isEdited&quot;:false,&quot;manualOverride&quot;:{&quot;isManuallyOverridden&quot;:false,&quot;citeprocText&quot;:&quot;[5]&quot;,&quot;manualOverrideText&quot;:&quot;&quot;},&quot;citationTag&quot;:&quot;MENDELEY_CITATION_v3_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&quot;,&quot;citationItems&quot;:[{&quot;id&quot;:&quot;3b30d636-f4f6-39fc-9195-d6ac1038d075&quot;,&quot;itemData&quot;:{&quot;type&quot;:&quot;article-journal&quot;,&quot;id&quot;:&quot;3b30d636-f4f6-39fc-9195-d6ac1038d075&quot;,&quot;title&quot;:&quot;Benefits, Challenges, and Methods of Artificial Intelligence (AI) Chatbots in Education: A Systematic Literature Review&quot;,&quot;author&quot;:[{&quot;family&quot;:&quot;Gökçearslan&quot;,&quot;given&quot;:&quot;Şahin&quot;,&quot;parse-names&quot;:false,&quot;dropping-particle&quot;:&quot;&quot;,&quot;non-dropping-particle&quot;:&quot;&quot;},{&quot;family&quot;:&quot;Tosun&quot;,&quot;given&quot;:&quot;Cansel&quot;,&quot;parse-names&quot;:false,&quot;dropping-particle&quot;:&quot;&quot;,&quot;non-dropping-particle&quot;:&quot;&quot;},{&quot;family&quot;:&quot;Erdemir&quot;,&quot;given&quot;:&quot;Zeynep Gizem&quot;,&quot;parse-names&quot;:false,&quot;dropping-particle&quot;:&quot;&quot;,&quot;non-dropping-particle&quot;:&quot;&quot;}],&quot;container-title&quot;:&quot;International Journal of Technology in Education&quot;,&quot;DOI&quot;:&quot;10.46328/ijte.600&quot;,&quot;issued&quot;:{&quot;date-parts&quot;:[[2024,2,4]]},&quot;page&quot;:&quot;19-39&quot;,&quot;abstract&quot;:&quot;In many fields, AI chatbots continue to be popular with new tools and attract the attention of universities, K12 schools, educational organizations, and researchers. The aim of this research is to review the research on AI chatbots by restricting it to the category of education and to examine this research from a methodological point of view. Therefore, we performed a systematic literature review with a sample of 37 SSCI articles published in the educational context. Within the scope of the selected studies, the advantages and disadvantages of AI chatbots in education for students and educators, as well as the types of chatbots used, year, keywords, and method were analyzed. According to the research results, increased motivation to learn and language skill development are advantages for students, while cost-effectiveness and reduced workload are advantages for educators. Limited interaction, misleading answers for learners, originality, and plagiarism are the most common disadvantages for educators. The study also includes research results and recommendations related to the methodological review.&quot;,&quot;publisher&quot;:&quot;ISTES Organization&quot;,&quot;issue&quot;:&quot;1&quot;,&quot;volume&quot;:&quot;7&quot;,&quot;container-title-short&quot;:&quot;&quot;},&quot;isTemporary&quot;:false,&quot;suppress-author&quot;:false,&quot;composite&quot;:false,&quot;author-only&quot;:false}]},{&quot;citationID&quot;:&quot;MENDELEY_CITATION_dbc60ebf-740b-4b00-a6d4-d6aa8fe54c63&quot;,&quot;properties&quot;:{&quot;noteIndex&quot;:0},&quot;isEdited&quot;:false,&quot;manualOverride&quot;:{&quot;isManuallyOverridden&quot;:false,&quot;citeprocText&quot;:&quot;[6]&quot;,&quot;manualOverrideText&quot;:&quot;&quot;},&quot;citationTag&quot;:&quot;MENDELEY_CITATION_v3_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&quot;,&quot;citationItems&quot;:[{&quot;id&quot;:&quot;fdaca172-7bec-3f78-83a1-fe7bc6dc07b5&quot;,&quot;itemData&quot;:{&quot;type&quot;:&quot;webpage&quot;,&quot;id&quot;:&quot;fdaca172-7bec-3f78-83a1-fe7bc6dc07b5&quot;,&quot;title&quot;:&quot;INFORME GENERAL DE PISA-D 2018&quot;,&quot;author&quot;:[{&quot;family&quot;:&quot;Josette Arévalo Gross&quot;,&quot;given&quot;:&quot;&quot;,&quot;parse-names&quot;:false,&quot;dropping-particle&quot;:&quot;&quot;,&quot;non-dropping-particle&quot;:&quot;&quot;}],&quot;accessed&quot;:{&quot;date-parts&quot;:[[2024,12,9]]},&quot;URL&quot;:&quot;https://issuu.com/ineval/docs/cie_informegeneralpisa18_20181123&quot;,&quot;issued&quot;:{&quot;date-parts&quot;:[[2018,12,11]]},&quot;page&quot;:&quot;1-152&quot;,&quot;container-title-short&quot;:&quot;&quot;},&quot;isTemporary&quot;:false,&quot;suppress-author&quot;:false,&quot;composite&quot;:false,&quot;author-only&quot;:false}]},{&quot;citationID&quot;:&quot;MENDELEY_CITATION_66addef9-3cf0-4f6d-a9e4-490c23fdf78c&quot;,&quot;properties&quot;:{&quot;noteIndex&quot;:0},&quot;isEdited&quot;:false,&quot;manualOverride&quot;:{&quot;isManuallyOverridden&quot;:false,&quot;citeprocText&quot;:&quot;[6]&quot;,&quot;manualOverrideText&quot;:&quot;&quot;},&quot;citationTag&quot;:&quot;MENDELEY_CITATION_v3_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&quot;,&quot;citationItems&quot;:[{&quot;id&quot;:&quot;fdaca172-7bec-3f78-83a1-fe7bc6dc07b5&quot;,&quot;itemData&quot;:{&quot;type&quot;:&quot;webpage&quot;,&quot;id&quot;:&quot;fdaca172-7bec-3f78-83a1-fe7bc6dc07b5&quot;,&quot;title&quot;:&quot;INFORME GENERAL DE PISA-D 2018&quot;,&quot;author&quot;:[{&quot;family&quot;:&quot;Josette Arévalo Gross&quot;,&quot;given&quot;:&quot;&quot;,&quot;parse-names&quot;:false,&quot;dropping-particle&quot;:&quot;&quot;,&quot;non-dropping-particle&quot;:&quot;&quot;}],&quot;accessed&quot;:{&quot;date-parts&quot;:[[2024,12,9]]},&quot;URL&quot;:&quot;https://issuu.com/ineval/docs/cie_informegeneralpisa18_20181123&quot;,&quot;issued&quot;:{&quot;date-parts&quot;:[[2018,12,11]]},&quot;page&quot;:&quot;1-152&quot;,&quot;container-title-short&quot;:&quot;&quot;},&quot;isTemporary&quot;:false,&quot;suppress-author&quot;:false,&quot;composite&quot;:false,&quot;author-only&quot;:false}]},{&quot;citationID&quot;:&quot;MENDELEY_CITATION_ff458023-734f-486e-9038-ac3bc0abdd05&quot;,&quot;properties&quot;:{&quot;noteIndex&quot;:0},&quot;isEdited&quot;:false,&quot;manualOverride&quot;:{&quot;isManuallyOverridden&quot;:false,&quot;citeprocText&quot;:&quot;[7]&quot;,&quot;manualOverrideText&quot;:&quot;&quot;},&quot;citationTag&quot;:&quot;MENDELEY_CITATION_v3_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&quot;,&quot;citationItems&quot;:[{&quot;id&quot;:&quot;12296d5e-b4a7-3cd1-88e7-e0d5f4a1a811&quot;,&quot;itemData&quot;:{&quot;type&quot;:&quot;article-journal&quot;,&quot;id&quot;:&quot;12296d5e-b4a7-3cd1-88e7-e0d5f4a1a811&quot;,&quot;title&quot;:&quot;The SAGE Handbook of Qualitative Research&quot;,&quot;accessed&quot;:{&quot;date-parts&quot;:[[2025,7,31]]},&quot;URL&quot;:&quot;https://dl1.cuni.cz/pluginfile.php/1143325/mod_resource/content/1/Norman%20K.%20Denzin%2C%20Yvonna%20S.%20Lincoln%20-%20The%20SAGE%20Handbook%20of%20Qualitative%20Research-SAGE%20Publications%2C%20Inc%20%282017%29.pdf&quot;,&quot;container-title-short&quot;:&quot;&quot;},&quot;isTemporary&quot;:false,&quot;suppress-author&quot;:false,&quot;composite&quot;:false,&quot;author-only&quot;:false}]},{&quot;citationID&quot;:&quot;MENDELEY_CITATION_667abf76-2ba5-4eee-987d-51fa645d8e8c&quot;,&quot;properties&quot;:{&quot;noteIndex&quot;:0},&quot;isEdited&quot;:false,&quot;manualOverride&quot;:{&quot;isManuallyOverridden&quot;:false,&quot;citeprocText&quot;:&quot;[8]&quot;,&quot;manualOverrideText&quot;:&quot;&quot;},&quot;citationTag&quot;:&quot;MENDELEY_CITATION_v3_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&quot;,&quot;citationItems&quot;:[{&quot;id&quot;:&quot;31cef1d1-0961-3c67-9146-6af7b3bdcc9d&quot;,&quot;itemData&quot;:{&quot;type&quot;:&quot;article-journal&quot;,&quot;id&quot;:&quot;31cef1d1-0961-3c67-9146-6af7b3bdcc9d&quot;,&quot;title&quot;:&quot;Introduccion-a-Los-Metodos-Cualitativos-de-Investigacion-Taylor-S-J-Bogdan-R&quot;,&quot;accessed&quot;:{&quot;date-parts&quot;:[[2025,7,31]]},&quot;URL&quot;:&quot;https://pics.unison.mx/maestria/wp-content/uploads/2020/05/Introduccion-a-Los-Metodos-Cualitativos-de-Investigacion-Taylor-S-J-Bogdan-R.pdf&quot;,&quot;container-title-short&quot;:&quot;&quot;},&quot;isTemporary&quot;:false,&quot;suppress-author&quot;:false,&quot;composite&quot;:false,&quot;author-only&quot;:false}]},{&quot;citationID&quot;:&quot;MENDELEY_CITATION_e2bf823c-6f90-4f0e-8e4b-07f1de8753f7&quot;,&quot;properties&quot;:{&quot;noteIndex&quot;:0},&quot;isEdited&quot;:false,&quot;manualOverride&quot;:{&quot;isManuallyOverridden&quot;:false,&quot;citeprocText&quot;:&quot;[9]&quot;,&quot;manualOverrideText&quot;:&quot;&quot;},&quot;citationTag&quot;:&quot;MENDELEY_CITATION_v3_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&quot;,&quot;citationItems&quot;:[{&quot;id&quot;:&quot;c520e764-cfbd-3743-bd8f-3f961907a12c&quot;,&quot;itemData&quot;:{&quot;type&quot;:&quot;article-journal&quot;,&quot;id&quot;:&quot;c520e764-cfbd-3743-bd8f-3f961907a12c&quot;,&quot;title&quot;:&quot;the discovery of gorunded theory&quot;,&quot;container-title-short&quot;:&quot;&quot;},&quot;isTemporary&quot;:false,&quot;suppress-author&quot;:false,&quot;composite&quot;:false,&quot;author-only&quot;:false}]},{&quot;citationID&quot;:&quot;MENDELEY_CITATION_cc799237-dfbd-4587-86de-c62dfebdb15e&quot;,&quot;properties&quot;:{&quot;noteIndex&quot;:0},&quot;isEdited&quot;:false,&quot;manualOverride&quot;:{&quot;isManuallyOverridden&quot;:false,&quot;citeprocText&quot;:&quot;[3]&quot;,&quot;manualOverrideText&quot;:&quot;&quot;},&quot;citationTag&quot;:&quot;MENDELEY_CITATION_v3_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&quot;,&quot;citationItems&quot;:[{&quot;id&quot;:&quot;e0330f39-09fd-3be8-8a3f-0989b0c4966c&quot;,&quot;itemData&quot;:{&quot;type&quot;:&quot;article-journal&quot;,&quot;id&quot;:&quot;e0330f39-09fd-3be8-8a3f-0989b0c4966c&quot;,&quot;title&quot;:&quot;Inteligencia Artificial en la Educación: Estado del Arte&quot;,&quot;author&quot;:[{&quot;family&quot;:&quot;Sambola&quot;,&quot;given&quot;:&quot;Dexon-Mckensy&quot;,&quot;parse-names&quot;:false,&quot;dropping-particle&quot;:&quot;&quot;,&quot;non-dropping-particle&quot;:&quot;&quot;}],&quot;container-title&quot;:&quot;Wani&quot;,&quot;DOI&quot;:&quot;10.5377/wani.v39i79.16806&quot;,&quot;ISSN&quot;:&quot;1813-369X&quot;,&quot;issued&quot;:{&quot;date-parts&quot;:[[2023,10,11]]},&quot;abstract&quot;:&quot;La Inteligencia Artificial en la Educación es un campo de investigación científica que ha surgido a lo largo de 3 décadas, está particularmente interesada en el desarrollo de herramientas basadas en IA para apoyar y comprender los procesos educativos. Esta investigación tiene como objetivo presentar el estado de la Inteligencia Artificial en la Educación, utilizando un método de revisión exhaustiva de la literatura. Comprendió 3 etapas principales: selección, clasificación y análisis de la literatura. Esto permitió identificar las aplicaciones, tecnologías, desafíos e implicaciones éticas de la Inteligencia Artificial en la Educación&quot;,&quot;publisher&quot;:&quot;Consejo Nacional de Universidades&quot;,&quot;issue&quot;:&quot;79&quot;,&quot;container-title-short&quot;:&quot;&quot;},&quot;isTemporary&quot;:false,&quot;suppress-author&quot;:false,&quot;composite&quot;:false,&quot;author-only&quot;:false}]},{&quot;citationID&quot;:&quot;MENDELEY_CITATION_7c1cd077-588d-4e59-b4a6-e8a0d61e0977&quot;,&quot;properties&quot;:{&quot;noteIndex&quot;:0},&quot;isEdited&quot;:false,&quot;manualOverride&quot;:{&quot;isManuallyOverridden&quot;:false,&quot;citeprocText&quot;:&quot;[10]&quot;,&quot;manualOverrideText&quot;:&quot;&quot;},&quot;citationTag&quot;:&quot;MENDELEY_CITATION_v3_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&quot;,&quot;citationItems&quot;:[{&quot;id&quot;:&quot;b978737d-e0cc-3175-872b-dbadf6b36567&quot;,&quot;itemData&quot;:{&quot;type&quot;:&quot;article-journal&quot;,&quot;id&quot;:&quot;b978737d-e0cc-3175-872b-dbadf6b36567&quot;,&quot;title&quot;:&quot;Inteligencia artificial generativa para fortalecer la educación superior&quot;,&quot;author&quot;:[{&quot;family&quot;:&quot;Chávez Solís&quot;,&quot;given&quot;:&quot;María Elena&quot;,&quot;parse-names&quot;:false,&quot;dropping-particle&quot;:&quot;&quot;,&quot;non-dropping-particle&quot;:&quot;&quot;},{&quot;family&quot;:&quot;Labrada Martínez&quot;,&quot;given&quot;:&quot;Esther&quot;,&quot;parse-names&quot;:false,&quot;dropping-particle&quot;:&quot;&quot;,&quot;non-dropping-particle&quot;:&quot;&quot;},{&quot;family&quot;:&quot;Carbajal Degante&quot;,&quot;given&quot;:&quot;Eric&quot;,&quot;parse-names&quot;:false,&quot;dropping-particle&quot;:&quot;&quot;,&quot;non-dropping-particle&quot;:&quot;&quot;},{&quot;family&quot;:&quot;Pineda Godoy&quot;,&quot;given&quot;:&quot;Erika&quot;,&quot;parse-names&quot;:false,&quot;dropping-particle&quot;:&quot;&quot;,&quot;non-dropping-particle&quot;:&quot;&quot;},{&quot;family&quot;:&quot;Alatristre Martínez&quot;,&quot;given&quot;:&quot;Yadira&quot;,&quot;parse-names&quot;:false,&quot;dropping-particle&quot;:&quot;&quot;,&quot;non-dropping-particle&quot;:&quot;&quot;}],&quot;container-title&quot;:&quot;LATAM Revista Latinoamericana de Ciencias Sociales y Humanidades&quot;,&quot;DOI&quot;:&quot;10.56712/latam.v4i3.1113&quot;,&quot;issued&quot;:{&quot;date-parts&quot;:[[2023,9,14]]},&quot;abstract&quot;:&quot;La transformación digital acelerada conlleva una serie de adaptaciones y reestructuración en los procesos de enseñanza aprendizaje que implica evaluar los riesgos y aportaciones para su adopción. Como ejemplo, se tiene a la Inteligencia Artificial Generativa, que representa un gran dilema para docentes y estudiantes. Su característica es la generación autónoma de texto, imágenes, voz y contenido en general, lo que se aprecia como una gran aportación a la eficiencia y productividad. Sin embargo, conlleva la reflexión y el cuestionamiento del rumbo que tomará la educación bajo la adopción de un proceso automatizado para la generación de este tipo de recursos. Ante esta perspectiva, el objetivo de esta investigación es evaluar las aportaciones de la Inteligencia Artificial Generativa en la educación de nivel superior para proponer una estrategia que fortalezca el aprendizaje. La metodología implementada se fundamenta en el método cualitativo para su consecución bajo el muestreo intencional, con una estrategia de caso de conveniencia en estudiantes de nivel superior en universidades públicas de México, analizando el uso de la tecnología.  Los principales resultados advierten la necesidad de la mejora continua en el uso y aprovechamiento de la tecnología y de la innovación tecnológica, bajo la toma de decisiones informadas.&quot;,&quot;publisher&quot;:&quot;Red de Investigadores Latinoamericanos&quot;,&quot;issue&quot;:&quot;3&quot;,&quot;volume&quot;:&quot;4&quot;,&quot;container-title-short&quot;:&quot;&quot;},&quot;isTemporary&quot;:false,&quot;suppress-author&quot;:false,&quot;composite&quot;:false,&quot;author-only&quot;:false}]},{&quot;citationID&quot;:&quot;MENDELEY_CITATION_befffba0-4f26-41c0-b29e-75b5dca0c800&quot;,&quot;properties&quot;:{&quot;noteIndex&quot;:0},&quot;isEdited&quot;:false,&quot;manualOverride&quot;:{&quot;isManuallyOverridden&quot;:false,&quot;citeprocText&quot;:&quot;[11]&quot;,&quot;manualOverrideText&quot;:&quot;&quot;},&quot;citationTag&quot;:&quot;MENDELEY_CITATION_v3_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&quot;,&quot;citationItems&quot;:[{&quot;id&quot;:&quot;e3345c0d-2f69-3d90-832a-66ca79360893&quot;,&quot;itemData&quot;:{&quot;type&quot;:&quot;article-journal&quot;,&quot;id&quot;:&quot;e3345c0d-2f69-3d90-832a-66ca79360893&quot;,&quot;title&quot;:&quot;El impacto de la inteligencia artificial en la educación: transformación de la forma de enseñar y de aprender&quot;,&quot;author&quot;:[{&quot;family&quot;:&quot;González-González&quot;,&quot;given&quot;:&quot;Carina S.&quot;,&quot;parse-names&quot;:false,&quot;dropping-particle&quot;:&quot;&quot;,&quot;non-dropping-particle&quot;:&quot;&quot;}],&quot;container-title&quot;:&quot;Qurriculum. Revista de Teoría,Investigación y Práctica educativa&quot;,&quot;DOI&quot;:&quot;10.25145/j.qurricul.2023.36.03&quot;,&quot;ISSN&quot;:&quot;11305371&quot;,&quot;URL&quot;:&quot;https://riull.ull.es/xmlui/bitstream/handle/915/32719/Q_36_%20%282023%29_03.pdf?sequence=1&amp;isAllowed=y&quot;,&quot;issued&quot;:{&quot;date-parts&quot;:[[2023]]},&quot;page&quot;:&quot;51-60&quot;,&quot;abstract&quot;:&quot;&lt;p&gt;Artificial intelligence (AI) has demonstrated its potential to transform numerous fields and education is no exception. In today’s digital age, AI has emerged as a powerful tool that is revolutionizing teaching and learning. In this article, we will explore the impact of artificial intelligence in education and how it is transforming the educational landscape at all levels. From personalizing learning to improving feedback and developing interactive resources, we will examine how AI is changing how we acquire knowledge and skills.&lt;/p&gt;&quot;,&quot;issue&quot;:&quot;36&quot;,&quot;container-title-short&quot;:&quot;&quot;},&quot;isTemporary&quot;:false,&quot;suppress-author&quot;:false,&quot;composite&quot;:false,&quot;author-only&quot;:false}]}]"/>
     <we:property name="MENDELEY_CITATIONS_STYLE" value="{&quot;id&quot;:&quot;https://www.zotero.org/styles/ieee&quot;,&quot;title&quot;:&quot;IEEE&quot;,&quot;format&quot;:&quot;numeric&quot;,&quot;defaultLocale&quot;:null,&quot;isLocaleCodeValid&quot;:true}"/>
   </we:properties>
   <we:bindings/>
